--- a/manuscript/draft.docx
+++ b/manuscript/draft.docx
@@ -2,7 +2,7 @@
 <file path=word/document.xml><?xml version="1.0" encoding="utf-8"?>
 <w:document xmlns:w="http://schemas.openxmlformats.org/wordprocessingml/2006/main" xmlns:m="http://schemas.openxmlformats.org/officeDocument/2006/math" xmlns:r="http://schemas.openxmlformats.org/officeDocument/2006/relationships" xmlns:o="urn:schemas-microsoft-com:office:office" xmlns:v="urn:schemas-microsoft-com:vml" xmlns:w10="urn:schemas-microsoft-com:office:word" xmlns:a="http://schemas.openxmlformats.org/drawingml/2006/main" xmlns:pic="http://schemas.openxmlformats.org/drawingml/2006/picture" xmlns:wp="http://schemas.openxmlformats.org/drawingml/2006/wordprocessingDrawing">
   <w:body>
-    <w:bookmarkStart w:id="43" w:name="X3f0b9e945a910e039fb180ce35c48dc311d16d2"/>
+    <w:bookmarkStart w:id="44" w:name="X3f0b9e945a910e039fb180ce35c48dc311d16d2"/>
     <w:p>
       <w:pPr>
         <w:pStyle w:val="Heading1"/>
@@ -122,7 +122,7 @@
         <w:pStyle w:val="FirstParagraph"/>
       </w:pPr>
       <w:r>
-        <w:t xml:space="preserve">Gut microbiome dysbiosis has been proposed as a biomarker for Alzheimer’s disease (AD) and mild cognitive impairment (MCI), yet individual studies consistently report contradictory taxonomic signatures across populations, and cross-cohort classifier performance has received limited systematic evaluation. We assembled five publicly available 16S rRNA gene sequencing cohorts (509 samples; China, Kazakhstan, South Korea; Zhuang 2018, Ling 2020, Zhu 2022, Kaiyrlykyzy 2022, Kim 2022) and evaluated whether machine learning classifiers trained within one cohort could generalize to independent cohorts, whether standard batch correction methods could recover transferability, and which taxonomic features drove cohort-specific predictions. DADA2 amplicon sequence variant (ASV) processing and genus-level harmonization produced a unified matrix of 396 genera across all cohorts, transformed to centered log-ratio (CLR) coordinates for compositional analysis. The Zhu 2022 cohort deposited paired blood microbiome and fecal samples; only fecal samples (n=90) were retained for all analyses. Within four labeled cohorts (n=401 for binary AD/CN analyses), logistic regression and LightGBM classifiers achieved within-cohort AUC-ROC values ranging from 0.633 to 0.998 under nested cross-validation, broadly consistent with originally reported performance. In leave-one-cohort-out (LOCO) transfer experiments, LOCO AUC-ROC fell to 0.504–0.813, a mean drop of 0.176 AUC points for logistic regression and 0.146 for LightGBM, with one of eight model–cohort combinations collapsing to near chance (AUC = 0.504). PERMANOVA on Aitchison distance showed that cohort identity explained 19.3% of total Aitchison variance across all five cohorts (F=30.13, p=0.0001); in the four-cohort marginal model, cohort explained R²=0.172 versus only 0.014 for disease label—an approximately 12-fold disparity that is consistent with the interpretation that batch correction cannot recover generalization: both correction methods reduced mean LOCO AUC, with ComBat-seq consistently worsening and MMUPHin failing to improve transferability. SHAP analysis using out-of-fold values revealed near-zero pairwise Jaccard similarity between cohorts’ top-20 predictive taxa (mean 0.135 for logistic regression, significantly above the random baseline of 0.027 [p=0.0019]; 0.058 for LightGBM, within the random baseline [p=0.068]) and twelve directional flip taxa for each model—genera whose association with AD versus cognitive normality reverses sign across cohorts, including</w:t>
+        <w:t xml:space="preserve">Gut microbiome dysbiosis has been proposed as a biomarker for Alzheimer’s disease (AD) and mild cognitive impairment (MCI), yet individual studies consistently report contradictory taxonomic signatures across populations, and cross-cohort classifier performance has received limited systematic evaluation. We assembled five publicly available 16S rRNA gene sequencing cohorts (509 samples; China, Kazakhstan, South Korea; Zhuang 2018, Ling 2020, Zhu 2022, Kaiyrlykyzy 2022, Kim 2022) and evaluated whether machine learning classifiers trained within one cohort could generalize to independent cohorts, whether standard batch correction methods could recover transferability, and which taxonomic features drove cohort-specific predictions. DADA2 amplicon sequence variant (ASV) processing and genus-level harmonization produced a unified matrix of 396 genera across all cohorts (retained at ≥20% prevalence in at least one cohort, applied globally across all five cohorts before any supervised split), transformed to centered log-ratio (CLR) coordinates for compositional analysis; a dedicated sensitivity analysis re-deriving this feature set independently within each training split (never using held-out-cohort information) reproduced the same qualitative generalization-failure pattern (LOCO AUC changed by at most 0.066). The Zhu 2022 cohort deposited paired blood microbiome and fecal samples; only fecal samples (n=90) were retained for all analyses. Within four labeled cohorts (n=401 for binary AD/CN analyses), logistic regression and LightGBM classifiers achieved within-cohort AUC-ROC values ranging from 0.633 to 0.998 under nested cross-validation, broadly consistent with originally reported performance. In leave-one-cohort-out (LOCO) transfer experiments, LOCO AUC-ROC fell to 0.504–0.813, a mean drop of 0.176 AUC points for logistic regression and 0.146 for LightGBM, with one of eight model–cohort combinations collapsing to near chance (AUC = 0.504). PERMANOVA on Aitchison distance showed that cohort identity explained 19.3% of total Aitchison variance across all five cohorts (F=30.13, p=0.0001); in the four-cohort marginal model, cohort explained R²=0.172 versus only 0.014 for disease label—an approximately 12-fold disparity in cohort-associated versus diagnosis-associated compositional heterogeneity, which provides context for the observed difficulty of harmonization but does not by itself establish that the two sources of variation overlap or explain why batch correction changed classifier performance. Batch correction was evaluated under two designs: a label-blind design (ComBat-seq/MMUPHin fit without any diagnosis information) left mean LOCO AUC essentially unchanged relative to uncorrected (within 0.007 AUC for both methods and models), while an exploratory label-informed design (fit using each sample’s own true diagnosis label, which cannot estimate prospective performance) produced large, method- and cohort-specific degradation, including a collapse to AUC=0.308 for one cohort under ComBat-seq — a result attributable in large part to the label-informed design itself rather than to batch correction per se. Neither design recovered cross-cohort transferability. SHAP analysis using out-of-fold values revealed near-zero pairwise Jaccard similarity between cohorts’ top-20 predictive taxa (mean 0.135 for logistic regression and 0.058 for LightGBM); against a null distribution matched to the observed statistic’s own construction (four random top-20 sets per replicate, averaging the six pairwise Jaccards among them, 100,000 replicates), both were significantly above chance at the primary N=20 threshold (logistic regression p&lt;0.0001; LightGBM p=0.0048), though the LightGBM result was not significant at N=10 (p=0.45), indicating overlap that is real but small in magnitude and sensitive to the choice of N. Using a pre-specified cross-fold coefficient-sign-stability criterion for logistic regression (positive or negative sign in ≥8 of 10 outer folds), eight genera showed a stable directional flip across cohorts, including</w:t>
       </w:r>
       <w:r>
         <w:t xml:space="preserve"> </w:t>
@@ -132,26 +132,10 @@
           <w:i/>
           <w:iCs/>
         </w:rPr>
-        <w:t xml:space="preserve">Akkermansia</w:t>
-      </w:r>
-      <w:r>
-        <w:t xml:space="preserve"> </w:t>
-      </w:r>
-      <w:r>
-        <w:t xml:space="preserve">and</w:t>
-      </w:r>
-      <w:r>
-        <w:t xml:space="preserve"> </w:t>
-      </w:r>
-      <w:r>
-        <w:rPr>
-          <w:i/>
-          <w:iCs/>
-        </w:rPr>
         <w:t xml:space="preserve">Lactobacillus</w:t>
       </w:r>
       <w:r>
-        <w:t xml:space="preserve">. These results demonstrate that gut microbiome-based AD classifiers trained in one population do not transfer reliably to other populations, that the cohort effect is structurally much larger than the disease effect, and that linear batch correction methods are insufficient to bridge this gap. Multi-cohort harmonized training data and prospective validation across geographically and demographically diverse populations are prerequisites before microbiome-based AD classifiers can be considered clinically actionable.</w:t>
+        <w:t xml:space="preserve">; because LightGBM is a tree ensemble with no single coefficient-like direction, no comparable directional-flip claim is made for it. These results demonstrate that gut microbiome-based AD classifiers trained in one population do not transfer reliably to other populations, that the cohort effect is structurally much larger than the disease effect, and that the batch correction methods evaluated here do not recover this transferability. Multi-cohort harmonized training data and prospective validation across geographically and demographically diverse populations are prerequisites before microbiome-based AD classifiers can be considered clinically actionable.</w:t>
       </w:r>
     </w:p>
     <w:p>
@@ -285,7 +269,7 @@
       </w:r>
     </w:p>
     <w:bookmarkEnd w:id="10"/>
-    <w:bookmarkStart w:id="21" w:name="materials-and-methods"/>
+    <w:bookmarkStart w:id="22" w:name="materials-and-methods"/>
     <w:p>
       <w:pPr>
         <w:pStyle w:val="Heading2"/>
@@ -558,7 +542,7 @@
         <w:pStyle w:val="BodyText"/>
       </w:pPr>
       <w:r>
-        <w:t xml:space="preserve">Taxonomic assignment used the SILVA reference database v138.1. ASVs were collapsed to genus level by summing raw counts per sample. A genus was retained across the entire study if it was observed at ≥1 count in ≥2 samples from at least one cohort; this threshold was applied per cohort before cross-cohort union. The union of retained genera across all five cohorts produced a unified feature set of 396 genera. Genera absent in a given sample received a count of zero.</w:t>
+        <w:t xml:space="preserve">Taxonomic assignment used the SILVA reference database v138.1. ASVs were collapsed to genus level by summing raw counts per sample. A genus was retained across the entire study if it reached ≥20% prevalence (i.e., a nonzero count in ≥20% of samples) in at least one of the five cohorts; this prevalence threshold was computed per cohort and the union of genera passing in any cohort was taken across all five cohorts, producing a unified feature set of 396 genera. Genera absent in a given sample received a count of zero. Because this feature-selection step used all five cohorts’ raw prevalence simultaneously, the resulting 396-genus feature universe was informed, in part, by the prevalence of the eventual test cohort in every downstream leave-one-cohort-out (LOCO) and pairwise-transfer experiment (Section 2.5) — a global feature-selection design whose held-out-cohort information use we evaluate directly in Section 2.5.1.</w:t>
       </w:r>
     </w:p>
     <w:bookmarkEnd w:id="12"/>
@@ -1167,7 +1151,7 @@
           <w:b/>
           <w:bCs/>
         </w:rPr>
-        <w:t xml:space="preserve">Logistic Regression with Elastic Net regularization</w:t>
+        <w:t xml:space="preserve">L2-regularized logistic regression</w:t>
       </w:r>
       <w:r>
         <w:t xml:space="preserve"> </w:t>
@@ -1179,7 +1163,61 @@
         <w:t xml:space="preserve">“saga”</w:t>
       </w:r>
       <w:r>
-        <w:t xml:space="preserve">, L1-ratio=0.5). Regularization strength C was tuned over {0.01, 0.1, 1.0, 10.0} in inner cross-validation.</w:t>
+        <w:t xml:space="preserve">). Regularization strength C was tuned over {0.001, 0.01, 0.1, 1.0, 10.0} in inner cross-validation. An</w:t>
+      </w:r>
+      <w:r>
+        <w:t xml:space="preserve"> </w:t>
+      </w:r>
+      <w:r>
+        <w:rPr>
+          <w:rStyle w:val="VerbatimChar"/>
+        </w:rPr>
+        <w:t xml:space="preserve">l1_ratio</w:t>
+      </w:r>
+      <w:r>
+        <w:t xml:space="preserve"> </w:t>
+      </w:r>
+      <w:r>
+        <w:t xml:space="preserve">parameter was set in the estimator configuration but has no effect under the default L2 penalty actually used (scikit-learn’s</w:t>
+      </w:r>
+      <w:r>
+        <w:t xml:space="preserve"> </w:t>
+      </w:r>
+      <w:r>
+        <w:rPr>
+          <w:rStyle w:val="VerbatimChar"/>
+        </w:rPr>
+        <w:t xml:space="preserve">penalty</w:t>
+      </w:r>
+      <w:r>
+        <w:t xml:space="preserve"> </w:t>
+      </w:r>
+      <w:r>
+        <w:t xml:space="preserve">argument was not set to</w:t>
+      </w:r>
+      <w:r>
+        <w:t xml:space="preserve"> </w:t>
+      </w:r>
+      <w:r>
+        <w:rPr>
+          <w:rStyle w:val="VerbatimChar"/>
+        </w:rPr>
+        <w:t xml:space="preserve">"elasticnet"</w:t>
+      </w:r>
+      <w:r>
+        <w:t xml:space="preserve">); all logistic-regression results in this paper are therefore L2 (ridge)-regularized, not elastic-net, despite the model being informally referred to as</w:t>
+      </w:r>
+      <w:r>
+        <w:t xml:space="preserve"> </w:t>
+      </w:r>
+      <w:r>
+        <w:t xml:space="preserve">“elastic-net”</w:t>
+      </w:r>
+      <w:r>
+        <w:t xml:space="preserve"> </w:t>
+      </w:r>
+      <w:r>
+        <w:t xml:space="preserve">in earlier drafts of this work. This is corrected here for accuracy; it does not require re-fitting any model, since the actual fitted models were always L2-regularized.</w:t>
       </w:r>
     </w:p>
     <w:p>
@@ -1197,7 +1235,7 @@
         <w:t xml:space="preserve"> </w:t>
       </w:r>
       <w:r>
-        <w:t xml:space="preserve">(lightgbm v4; Ke et al., 2017). Hyperparameters tuned: number of estimators ∈ {100, 200, 500}, learning rate ∈ {0.05, 0.1, 0.2}, max depth ∈ {3, 5, -1}.</w:t>
+        <w:t xml:space="preserve">(lightgbm v4; Ke et al., 2017). Hyperparameters tuned: number of estimators ∈ {50, 100, 200}, learning rate ∈ {0.05, 0.1}, max depth ∈ {3, 5}, number of leaves ∈ {15, 31}.</w:t>
       </w:r>
     </w:p>
     <w:p>
@@ -1217,7 +1255,7 @@
       </w:r>
     </w:p>
     <w:bookmarkEnd w:id="14"/>
-    <w:bookmarkStart w:id="15" w:name="cross-cohort-generalization-experiment"/>
+    <w:bookmarkStart w:id="16" w:name="cross-cohort-generalization-experiment"/>
     <w:p>
       <w:pPr>
         <w:pStyle w:val="Heading3"/>
@@ -1296,8 +1334,26 @@
         <w:t xml:space="preserve">To assess whether generalization failure was attributable to any single cohort, we repeated the LOCO experiment under three additional configurations: (A) excluding Kazakhstan entirely, with LOCO evaluated on the remaining three cohorts; (B) excluding Zhuang 2018; (C) excluding Ling 2020. Results are reported in Section 3.3 and Supplementary Figure S4.</w:t>
       </w:r>
     </w:p>
+    <w:bookmarkStart w:id="15" w:name="Xe2926c73c2cf6d3094a4393ff10389966fd30e4"/>
+    <w:p>
+      <w:pPr>
+        <w:pStyle w:val="Heading4"/>
+      </w:pPr>
+      <w:r>
+        <w:t xml:space="preserve">2.5.1 Training-Only Feature-Selection Sensitivity Analysis</w:t>
+      </w:r>
+    </w:p>
+    <w:p>
+      <w:pPr>
+        <w:pStyle w:val="FirstParagraph"/>
+      </w:pPr>
+      <w:r>
+        <w:t xml:space="preserve">Because the 396-genus feature set (Section 2.2) was selected globally using all five cohorts’ raw prevalence, every LOCO and pairwise experiment above used a feature universe partly informed by the eventual held-out cohort. To assess whether this affected the generalization-failure conclusion, we repeated the within-cohort nested-CV, LOCO, and pairwise-transfer analyses with genus selection re-derived independently inside every individual split, using only that split’s training-side samples: for each outer fold (within-cohort), each held-out cohort (LOCO), and each train cohort (pairwise), the ≥20%-prevalence filter was recomputed from scratch using only the training-side AD/CN-labeled samples for that specific split, and the corresponding test/held-out samples were projected onto the training-derived genus set (absent genera filled with zero count) before per-sample zero-replacement and CLR transformation. Model families, hyperparameter grids, random state, fold counts, and the bootstrap CI procedure were identical to the main analyses (Sections 2.4–2.5). This produces a strictly train-only feature universe for every split, at the cost of a smaller and split-specific genus count (e.g., 150 genera when Kazakhstan is excluded from feature selection during its own LOCO hold-out, versus 396 in the main global-feature analysis).</w:t>
+      </w:r>
+    </w:p>
     <w:bookmarkEnd w:id="15"/>
-    <w:bookmarkStart w:id="16" w:name="permanova-variance-decomposition"/>
+    <w:bookmarkEnd w:id="16"/>
+    <w:bookmarkStart w:id="17" w:name="permanova-variance-decomposition"/>
     <w:p>
       <w:pPr>
         <w:pStyle w:val="Heading3"/>
@@ -1388,8 +1444,8 @@
         <w:t xml:space="preserve">To further quantify the degree to which cohort-specific information is retained in the preprocessed feature space, we trained a logistic regression classifier (one-vs-rest, stratified 5-fold CV) to predict cohort identity from the CLR-transformed features across all 509 samples. The macro-AUC for cohort prediction provides a complementary measure of cohort separability.</w:t>
       </w:r>
     </w:p>
-    <w:bookmarkEnd w:id="16"/>
-    <w:bookmarkStart w:id="17" w:name="batch-correction"/>
+    <w:bookmarkEnd w:id="17"/>
+    <w:bookmarkStart w:id="18" w:name="batch-correction"/>
     <w:p>
       <w:pPr>
         <w:pStyle w:val="Heading3"/>
@@ -1403,25 +1459,20 @@
         <w:pStyle w:val="FirstParagraph"/>
       </w:pPr>
       <w:r>
-        <w:t xml:space="preserve">We evaluated one count-based batch-correction method (ComBat-seq) and one microbiome-specific meta-analysis framework (MMUPHin), applying each with cohort identity as the batch variable and disease status as the biological covariate of interest:</w:t>
-      </w:r>
-    </w:p>
-    <w:p>
-      <w:pPr>
-        <w:pStyle w:val="BodyText"/>
-      </w:pPr>
+        <w:t xml:space="preserve">We evaluated one count-based batch-correction method (ComBat-seq) and one microbiome-specific meta-analysis framework (MMUPHin), applying each with cohort identity as the batch variable, under two distinct designs that differ in whether diagnosis (disease-label) information is supplied during correction. Both designs are</w:t>
+      </w:r>
+      <w:r>
+        <w:t xml:space="preserve"> </w:t>
+      </w:r>
       <w:r>
         <w:rPr>
           <w:b/>
           <w:bCs/>
         </w:rPr>
-        <w:t xml:space="preserve">ComBat-seq</w:t>
-      </w:r>
-      <w:r>
-        <w:t xml:space="preserve"> </w:t>
-      </w:r>
-      <w:r>
-        <w:t xml:space="preserve">(Zhang et al., 2020): A negative binomial regression-based batch correction method adapted from the original ComBat algorithm for use with RNA-seq count data. We provided raw genus-level count matrices (genera × samples, four labeled cohorts only) and specified group = disease_status to preserve the biological variable. Corrected count tables were CLR-transformed using the same multiplicative zero-replacement procedure described in Section 2.3.</w:t>
+        <w:t xml:space="preserve">transductive</w:t>
+      </w:r>
+      <w:r>
+        <w:t xml:space="preserve">: both methods estimate batch-effect parameters jointly across every sample being corrected — including, in the downstream LOCO evaluation, the eventual held-out test cohort’s own feature values and cohort membership. Neither design is prospective or inductive (i.e., neither defines a transformation that could be applied to a genuinely new, unseen patient without refitting); they differ only in whether the target cohort’s diagnosis labels are additionally used.</w:t>
       </w:r>
     </w:p>
     <w:p>
@@ -1433,31 +1484,172 @@
           <w:b/>
           <w:bCs/>
         </w:rPr>
-        <w:t xml:space="preserve">MMUPHin</w:t>
-      </w:r>
-      <w:r>
-        <w:t xml:space="preserve"> </w:t>
-      </w:r>
-      <w:r>
-        <w:t xml:space="preserve">v1.15 (Ma et al., 2022): A meta-analysis framework for microbiome data that fits linear mixed-effects models to remove batch effects from relative abundance profiles while adjusting for covariates. Relative abundance profiles from the four labeled cohorts were provided, with batch = cohort and covariates = diagnosis.</w:t>
-      </w:r>
-    </w:p>
-    <w:p>
-      <w:pPr>
-        <w:pStyle w:val="BodyText"/>
-      </w:pPr>
-      <w:r>
-        <w:t xml:space="preserve">After correction, the LOCO generalization experiment (Section 2.5) was repeated on the batch-corrected CLR matrices. We also re-computed within-cohort AUC on corrected data to assess whether correction degraded within-cohort biological signal. Importantly, both correction methods were fitted jointly on all four labeled cohorts, including the held-out test cohort and its diagnosis labels—a transductive design in which test-set information is used during correction. This means the corrected LOCO results do not represent a valid prospective external-validation scenario: providing test-cohort labels may improve or worsen performance relative to a strictly prospective design in unpredictable ways. The corrected LOCO values should be interpreted as the performance achievable under a transductive batch correction scenario, not as an estimate of prospective deployability.</w:t>
-      </w:r>
-    </w:p>
-    <w:bookmarkEnd w:id="17"/>
-    <w:bookmarkStart w:id="18" w:name="shap-feature-importance-analysis"/>
+        <w:t xml:space="preserve">Design 1 — label-blind transductive correction (primary).</w:t>
+      </w:r>
+      <w:r>
+        <w:t xml:space="preserve"> </w:t>
+      </w:r>
+      <w:r>
+        <w:t xml:space="preserve">ComBat-seq (Zhang et al., 2020) was run on raw genus-level count matrices (genera × samples, four labeled cohorts only) with</w:t>
+      </w:r>
+      <w:r>
+        <w:t xml:space="preserve"> </w:t>
+      </w:r>
+      <w:r>
+        <w:rPr>
+          <w:rStyle w:val="VerbatimChar"/>
+        </w:rPr>
+        <w:t xml:space="preserve">group = NULL, full_mod = FALSE</w:t>
+      </w:r>
+      <w:r>
+        <w:t xml:space="preserve"> </w:t>
+      </w:r>
+      <w:r>
+        <w:t xml:space="preserve">— no diagnosis information of any kind is supplied. MMUPHin v1.15 (Ma et al., 2022) was run on relative-abundance profiles from the four labeled cohorts with</w:t>
+      </w:r>
+      <w:r>
+        <w:t xml:space="preserve"> </w:t>
+      </w:r>
+      <w:r>
+        <w:rPr>
+          <w:rStyle w:val="VerbatimChar"/>
+        </w:rPr>
+        <w:t xml:space="preserve">batch = cohort</w:t>
+      </w:r>
+      <w:r>
+        <w:t xml:space="preserve"> </w:t>
+      </w:r>
+      <w:r>
+        <w:t xml:space="preserve">and</w:t>
+      </w:r>
+      <w:r>
+        <w:t xml:space="preserve"> </w:t>
+      </w:r>
+      <w:r>
+        <w:rPr>
+          <w:rStyle w:val="VerbatimChar"/>
+        </w:rPr>
+        <w:t xml:space="preserve">covariates = NULL</w:t>
+      </w:r>
+      <w:r>
+        <w:t xml:space="preserve">; the metadata object supplied to</w:t>
+      </w:r>
+      <w:r>
+        <w:t xml:space="preserve"> </w:t>
+      </w:r>
+      <w:r>
+        <w:rPr>
+          <w:rStyle w:val="VerbatimChar"/>
+        </w:rPr>
+        <w:t xml:space="preserve">adjust_batch</w:t>
+      </w:r>
+      <w:r>
+        <w:t xml:space="preserve"> </w:t>
+      </w:r>
+      <w:r>
+        <w:t xml:space="preserve">did not include a diagnosis column at all. In both cases, cohort identity and every sample’s own raw feature values are used (this is what makes the design transductive), but no sample’s true AD/CN label is ever used during correction. Corrected count tables (ComBat-seq) or relative abundances (MMUPHin) were CLR-transformed using the same multiplicative zero-replacement procedure described in Section 2.3.</w:t>
+      </w:r>
+    </w:p>
+    <w:p>
+      <w:pPr>
+        <w:pStyle w:val="BodyText"/>
+      </w:pPr>
+      <w:r>
+        <w:rPr>
+          <w:b/>
+          <w:bCs/>
+        </w:rPr>
+        <w:t xml:space="preserve">Design 2 — label-informed transductive correction (exploratory/oracle-style sensitivity).</w:t>
+      </w:r>
+      <w:r>
+        <w:t xml:space="preserve"> </w:t>
+      </w:r>
+      <w:r>
+        <w:t xml:space="preserve">The same two methods were additionally run with</w:t>
+      </w:r>
+      <w:r>
+        <w:t xml:space="preserve"> </w:t>
+      </w:r>
+      <w:r>
+        <w:rPr>
+          <w:rStyle w:val="VerbatimChar"/>
+        </w:rPr>
+        <w:t xml:space="preserve">group = disease_status, full_mod = TRUE</w:t>
+      </w:r>
+      <w:r>
+        <w:t xml:space="preserve"> </w:t>
+      </w:r>
+      <w:r>
+        <w:t xml:space="preserve">(ComBat-seq) and</w:t>
+      </w:r>
+      <w:r>
+        <w:t xml:space="preserve"> </w:t>
+      </w:r>
+      <w:r>
+        <w:rPr>
+          <w:rStyle w:val="VerbatimChar"/>
+        </w:rPr>
+        <w:t xml:space="preserve">covariates = diagnosis</w:t>
+      </w:r>
+      <w:r>
+        <w:t xml:space="preserve"> </w:t>
+      </w:r>
+      <w:r>
+        <w:t xml:space="preserve">(MMUPHin) — i.e., using every sample’s own true diagnosis label, for all four labeled cohorts jointly, including the sample’s own held-out-cohort membership in the eventual LOCO evaluation. This design cannot estimate prospective external-validation performance, because the correction step has already seen the answer for every sample it corrects, including test-cohort samples. We retain it only as an exploratory, oracle-style sensitivity analysis illustrating an upper/alternative bound on what correction with label information could do, not as evidence about deployable performance.</w:t>
+      </w:r>
+    </w:p>
+    <w:p>
+      <w:pPr>
+        <w:pStyle w:val="BodyText"/>
+      </w:pPr>
+      <w:r>
+        <w:t xml:space="preserve">After each correction, the LOCO generalization experiment (Section 2.5) was repeated on the corresponding batch-corrected CLR matrices, and within-cohort AUC on corrected data was re-computed under the same nested-CV procedure as Section 2.4. Because Design 2’s correction step is explicitly told each sample’s own diagnosis label as part of a global, jointly-fit model, a within-cohort AUC measured on Design-2-corrected features cannot be used to argue that</w:t>
+      </w:r>
+      <w:r>
+        <w:t xml:space="preserve"> </w:t>
+      </w:r>
+      <w:r>
+        <w:t xml:space="preserve">“genuine”</w:t>
+      </w:r>
+      <w:r>
+        <w:t xml:space="preserve"> </w:t>
+      </w:r>
+      <w:r>
+        <w:t xml:space="preserve">disease-associated biological signal survived correction independent of that label information — some or all of any preserved within-cohort separability could instead be an artifact of the correction algorithm’s own label-preservation mechanism (</w:t>
+      </w:r>
+      <w:r>
+        <w:rPr>
+          <w:rStyle w:val="VerbatimChar"/>
+        </w:rPr>
+        <w:t xml:space="preserve">full_mod=TRUE</w:t>
+      </w:r>
+      <w:r>
+        <w:t xml:space="preserve"> </w:t>
+      </w:r>
+      <w:r>
+        <w:t xml:space="preserve">/</w:t>
+      </w:r>
+      <w:r>
+        <w:t xml:space="preserve"> </w:t>
+      </w:r>
+      <w:r>
+        <w:rPr>
+          <w:rStyle w:val="VerbatimChar"/>
+        </w:rPr>
+        <w:t xml:space="preserve">covariates="diagnosis"</w:t>
+      </w:r>
+      <w:r>
+        <w:t xml:space="preserve">) rather than evidence about biology. This caveat does not apply to Design 1, whose within-cohort AUC on corrected data is not confounded by label use during correction, though it remains a transductive (not prospective) result like the LOCO evaluation itself.</w:t>
+      </w:r>
+    </w:p>
+    <w:bookmarkEnd w:id="18"/>
+    <w:bookmarkStart w:id="19" w:name="Xe7b4019ce62de43cb0cfabec8b67daa00a6ed16"/>
     <w:p>
       <w:pPr>
         <w:pStyle w:val="Heading3"/>
       </w:pPr>
       <w:r>
-        <w:t xml:space="preserve">2.8 SHAP Feature Importance Analysis</w:t>
+        <w:t xml:space="preserve">2.8 SHAP Feature Importance, Direction, and Cross-Cohort Overlap Analysis</w:t>
       </w:r>
     </w:p>
     <w:p>
@@ -1479,39 +1671,582 @@
         <w:t xml:space="preserve">“interventional”</w:t>
       </w:r>
       <w:r>
-        <w:t xml:space="preserve">), and the held-out fold as the evaluation set; this ensures the mean SHAP value over the evaluation set is not algebraically forced to zero (as would occur if background and evaluation sets were identical). For LightGBM, shap.TreeExplainer was used (check_additivity=False) with the same OOF structure. SHAP values were aggregated across all 10 folds: the mean absolute SHAP value per genus (|SHAP|) was used as the importance metric, and the mean signed SHAP value per genus across all samples indicated direction of association (positive = AD-associated; negative = CN-associated).</w:t>
-      </w:r>
-    </w:p>
-    <w:p>
-      <w:pPr>
-        <w:pStyle w:val="BodyText"/>
-      </w:pPr>
-      <w:r>
-        <w:t xml:space="preserve">For LOCO analyses, SHAP values were computed on the held-out test cohort from each LOCO-trained model, with the three-cohort training pool as the SHAP background.</w:t>
-      </w:r>
-    </w:p>
-    <w:p>
-      <w:pPr>
-        <w:pStyle w:val="BodyText"/>
-      </w:pPr>
-      <w:r>
-        <w:t xml:space="preserve">Pairwise taxonomic overlap between cohorts was quantified using Jaccard similarity on the top-N SHAP genera (N ∈ {10, 20, 50}); N=20 is the primary threshold, chosen as a balance between capturing the most informative features and avoiding the long tail of near-zero-importance genera. A null distribution for Jaccard similarity was estimated by randomly sampling 20 genera (without replacement) from the full 396-genus set for each cohort pair and computing Jaccard similarity; this was repeated 10,000 times per model. The analytical expectation for two random top-20 sets from 396 genera is E[J] = 20/(2×396−20) ≈ 0.026. The empirical p-value was computed as the proportion of permutations with Jaccard ≥ observed mean. A genus was classified as a</w:t>
-      </w:r>
-      <w:r>
-        <w:t xml:space="preserve"> </w:t>
-      </w:r>
-      <w:r>
-        <w:t xml:space="preserve">“directional flip”</w:t>
-      </w:r>
-      <w:r>
-        <w:t xml:space="preserve"> </w:t>
-      </w:r>
-      <w:r>
-        <w:t xml:space="preserve">if it appeared in the top-20 SHAP features of at least two cohorts and had opposite sign (positive mean signed SHAP across all samples in one cohort; negative in another), constituting an empirical cross-population directional contradiction. SHAP directions should be interpreted as model-derived feature contributions under the fitted model, not as direct estimates of biological association or its statistical significance; directions may be influenced by regularization, collinearity among CLR features, and nonlinear interactions (for LightGBM).</w:t>
-      </w:r>
-    </w:p>
-    <w:bookmarkEnd w:id="18"/>
-    <w:bookmarkStart w:id="19" w:name="ai-tool-disclosure"/>
+        <w:t xml:space="preserve">), and the held-out fold as the evaluation set; this ensures the mean SHAP value over the evaluation set is not algebraically forced to zero (as would occur if background and evaluation sets were identical). For LightGBM, shap.TreeExplainer was used (check_additivity=False) with the same OOF structure. SHAP values were aggregated across all 10 folds: the mean absolute SHAP value per genus (|SHAP|) was used as the importance metric for both models, and is not affected by the direction issue described below.</w:t>
+      </w:r>
+    </w:p>
+    <w:p>
+      <w:pPr>
+        <w:pStyle w:val="BodyText"/>
+      </w:pPr>
+      <w:r>
+        <w:rPr>
+          <w:b/>
+          <w:bCs/>
+        </w:rPr>
+        <w:t xml:space="preserve">Direction is not defined from mean signed SHAP.</w:t>
+      </w:r>
+      <w:r>
+        <w:t xml:space="preserve"> </w:t>
+      </w:r>
+      <w:r>
+        <w:t xml:space="preserve">For a linear model evaluated with</w:t>
+      </w:r>
+      <w:r>
+        <w:t xml:space="preserve"> </w:t>
+      </w:r>
+      <w:r>
+        <w:rPr>
+          <w:rStyle w:val="VerbatimChar"/>
+        </w:rPr>
+        <w:t xml:space="preserve">LinearExplainer</w:t>
+      </w:r>
+      <w:r>
+        <w:t xml:space="preserve"> </w:t>
+      </w:r>
+      <w:r>
+        <w:t xml:space="preserve">under interventional feature perturbation, the SHAP value for feature</w:t>
+      </w:r>
+      <w:r>
+        <w:t xml:space="preserve"> </w:t>
+      </w:r>
+      <w:r>
+        <w:rPr>
+          <w:i/>
+          <w:iCs/>
+        </w:rPr>
+        <w:t xml:space="preserve">j</w:t>
+      </w:r>
+      <w:r>
+        <w:t xml:space="preserve"> </w:t>
+      </w:r>
+      <w:r>
+        <w:t xml:space="preserve">is approximately</w:t>
+      </w:r>
+      <w:r>
+        <w:t xml:space="preserve"> </w:t>
+      </w:r>
+      <m:oMath>
+        <m:sSub>
+          <m:e>
+            <m:r>
+              <m:t>β</m:t>
+            </m:r>
+          </m:e>
+          <m:sub>
+            <m:r>
+              <m:t>j</m:t>
+            </m:r>
+          </m:sub>
+        </m:sSub>
+        <m:r>
+          <m:rPr>
+            <m:sty m:val="p"/>
+          </m:rPr>
+          <m:t>⋅</m:t>
+        </m:r>
+        <m:r>
+          <m:rPr>
+            <m:sty m:val="p"/>
+          </m:rPr>
+          <m:t>(</m:t>
+        </m:r>
+        <m:sSub>
+          <m:e>
+            <m:r>
+              <m:t>x</m:t>
+            </m:r>
+          </m:e>
+          <m:sub>
+            <m:r>
+              <m:t>i</m:t>
+            </m:r>
+            <m:r>
+              <m:t>j</m:t>
+            </m:r>
+          </m:sub>
+        </m:sSub>
+        <m:r>
+          <m:rPr>
+            <m:sty m:val="p"/>
+          </m:rPr>
+          <m:t>−</m:t>
+        </m:r>
+        <m:sSubSup>
+          <m:e>
+            <m:acc>
+              <m:accPr>
+                <m:chr m:val="‾"/>
+              </m:accPr>
+              <m:e>
+                <m:r>
+                  <m:t>x</m:t>
+                </m:r>
+              </m:e>
+            </m:acc>
+          </m:e>
+          <m:sub>
+            <m:r>
+              <m:t>j</m:t>
+            </m:r>
+          </m:sub>
+          <m:sup>
+            <m:r>
+              <m:t>b</m:t>
+            </m:r>
+            <m:r>
+              <m:t>a</m:t>
+            </m:r>
+            <m:r>
+              <m:t>c</m:t>
+            </m:r>
+            <m:r>
+              <m:t>k</m:t>
+            </m:r>
+            <m:r>
+              <m:t>g</m:t>
+            </m:r>
+            <m:r>
+              <m:t>r</m:t>
+            </m:r>
+            <m:r>
+              <m:t>o</m:t>
+            </m:r>
+            <m:r>
+              <m:t>u</m:t>
+            </m:r>
+            <m:r>
+              <m:t>n</m:t>
+            </m:r>
+            <m:r>
+              <m:t>d</m:t>
+            </m:r>
+          </m:sup>
+        </m:sSubSup>
+        <m:r>
+          <m:rPr>
+            <m:sty m:val="p"/>
+          </m:rPr>
+          <m:t>)</m:t>
+        </m:r>
+      </m:oMath>
+      <w:r>
+        <w:t xml:space="preserve">, so the mean signed SHAP value over an evaluation set is approximately</w:t>
+      </w:r>
+      <w:r>
+        <w:t xml:space="preserve"> </w:t>
+      </w:r>
+      <m:oMath>
+        <m:sSub>
+          <m:e>
+            <m:r>
+              <m:t>β</m:t>
+            </m:r>
+          </m:e>
+          <m:sub>
+            <m:r>
+              <m:t>j</m:t>
+            </m:r>
+          </m:sub>
+        </m:sSub>
+        <m:r>
+          <m:rPr>
+            <m:sty m:val="p"/>
+          </m:rPr>
+          <m:t>⋅</m:t>
+        </m:r>
+        <m:r>
+          <m:rPr>
+            <m:sty m:val="p"/>
+          </m:rPr>
+          <m:t>(</m:t>
+        </m:r>
+        <m:sSubSup>
+          <m:e>
+            <m:acc>
+              <m:accPr>
+                <m:chr m:val="‾"/>
+              </m:accPr>
+              <m:e>
+                <m:r>
+                  <m:t>x</m:t>
+                </m:r>
+              </m:e>
+            </m:acc>
+          </m:e>
+          <m:sub>
+            <m:r>
+              <m:t>j</m:t>
+            </m:r>
+          </m:sub>
+          <m:sup>
+            <m:r>
+              <m:t>e</m:t>
+            </m:r>
+            <m:r>
+              <m:t>v</m:t>
+            </m:r>
+            <m:r>
+              <m:t>a</m:t>
+            </m:r>
+            <m:r>
+              <m:t>l</m:t>
+            </m:r>
+          </m:sup>
+        </m:sSubSup>
+        <m:r>
+          <m:rPr>
+            <m:sty m:val="p"/>
+          </m:rPr>
+          <m:t>−</m:t>
+        </m:r>
+        <m:sSubSup>
+          <m:e>
+            <m:acc>
+              <m:accPr>
+                <m:chr m:val="‾"/>
+              </m:accPr>
+              <m:e>
+                <m:r>
+                  <m:t>x</m:t>
+                </m:r>
+              </m:e>
+            </m:acc>
+          </m:e>
+          <m:sub>
+            <m:r>
+              <m:t>j</m:t>
+            </m:r>
+          </m:sub>
+          <m:sup>
+            <m:r>
+              <m:t>b</m:t>
+            </m:r>
+            <m:r>
+              <m:t>a</m:t>
+            </m:r>
+            <m:r>
+              <m:t>c</m:t>
+            </m:r>
+            <m:r>
+              <m:t>k</m:t>
+            </m:r>
+            <m:r>
+              <m:t>g</m:t>
+            </m:r>
+            <m:r>
+              <m:t>r</m:t>
+            </m:r>
+            <m:r>
+              <m:t>o</m:t>
+            </m:r>
+            <m:r>
+              <m:t>u</m:t>
+            </m:r>
+            <m:r>
+              <m:t>n</m:t>
+            </m:r>
+            <m:r>
+              <m:t>d</m:t>
+            </m:r>
+          </m:sup>
+        </m:sSubSup>
+        <m:r>
+          <m:rPr>
+            <m:sty m:val="p"/>
+          </m:rPr>
+          <m:t>)</m:t>
+        </m:r>
+      </m:oMath>
+      <w:r>
+        <w:t xml:space="preserve"> </w:t>
+      </w:r>
+      <w:r>
+        <w:t xml:space="preserve">— a quantity that depends on both the fitted coefficient</w:t>
+      </w:r>
+      <w:r>
+        <w:t xml:space="preserve"> </w:t>
+      </w:r>
+      <w:r>
+        <w:rPr>
+          <w:i/>
+          <w:iCs/>
+        </w:rPr>
+        <w:t xml:space="preserve">and</w:t>
+      </w:r>
+      <w:r>
+        <w:t xml:space="preserve"> </w:t>
+      </w:r>
+      <w:r>
+        <w:t xml:space="preserve">the mean-abundance difference between the evaluation set and whichever background set was chosen, not on the coefficient sign alone. Within a single cohort’s own OOF folds this background-vs-eval difference is close to sampling noise (both come from the same cohort), but it is not zero, and for cross-cohort (LOCO) SHAP the background (the N−1 training cohorts) and evaluation set (the held-out cohort) come from systematically different populations by construction — exactly the compositional difference quantified by PERMANOVA in Section 2.6 — so mean signed LOCO SHAP is confounded with raw cross-cohort abundance differences rather than reflecting the fitted model’s direction. For this reason, mean signed SHAP is not used anywhere in this paper as a global, cross-cohort direction or biological-association statistic.</w:t>
+      </w:r>
+    </w:p>
+    <w:p>
+      <w:pPr>
+        <w:pStyle w:val="BodyText"/>
+      </w:pPr>
+      <w:r>
+        <w:rPr>
+          <w:b/>
+          <w:bCs/>
+        </w:rPr>
+        <w:t xml:space="preserve">Coefficient-based direction and stability (logistic regression only).</w:t>
+      </w:r>
+      <w:r>
+        <w:t xml:space="preserve"> </w:t>
+      </w:r>
+      <w:r>
+        <w:t xml:space="preserve">For logistic regression, direction is instead defined from the fitted model’s own coefficient. In each of the 10 outer OOF folds per cohort, the coefficient for every genus was recorded, together with its sign. A genus’s direction in a given cohort was called</w:t>
+      </w:r>
+      <w:r>
+        <w:t xml:space="preserve"> </w:t>
+      </w:r>
+      <w:r>
+        <w:rPr>
+          <w:b/>
+          <w:bCs/>
+        </w:rPr>
+        <w:t xml:space="preserve">stable</w:t>
+      </w:r>
+      <w:r>
+        <w:t xml:space="preserve"> </w:t>
+      </w:r>
+      <w:r>
+        <w:t xml:space="preserve">— positive or negative — if the coefficient carried that sign in at least 8 of the 10 outer folds (a threshold specified before any results were examined); a coefficient of exactly zero counted toward neither direction. A genus was classified as a cross-cohort</w:t>
+      </w:r>
+      <w:r>
+        <w:t xml:space="preserve"> </w:t>
+      </w:r>
+      <w:r>
+        <w:rPr>
+          <w:b/>
+          <w:bCs/>
+        </w:rPr>
+        <w:t xml:space="preserve">directional flip</w:t>
+      </w:r>
+      <w:r>
+        <w:t xml:space="preserve"> </w:t>
+      </w:r>
+      <w:r>
+        <w:t xml:space="preserve">only if it (a) appeared in the top-20 OOF mean-|SHAP| ranking in at least two cohorts, (b) had a stable positive coefficient in at least one of those cohorts, and (c) had a stable negative coefficient in at least one other. This is a conservative definition relative to a naive sign check on mean SHAP, because it requires the direction to be reproducible across most of the 10 outer folds within each cohort, not merely to differ in its single pooled mean-SHAP sign.</w:t>
+      </w:r>
+      <w:r>
+        <w:t xml:space="preserve"> </w:t>
+      </w:r>
+      <w:r>
+        <w:rPr>
+          <w:b/>
+          <w:bCs/>
+        </w:rPr>
+        <w:t xml:space="preserve">LightGBM is a tree ensemble with no single coefficient-like, globally monotonic direction, and its SHAP feature-genus relationships may be nonlinear or non-monotonic; no coefficient-based (or any other) global directional-flip claim is therefore made for LightGBM anywhere in this paper.</w:t>
+      </w:r>
+      <w:r>
+        <w:t xml:space="preserve"> </w:t>
+      </w:r>
+      <w:r>
+        <w:t xml:space="preserve">LightGBM results are limited to OOF mean-|SHAP| feature importance and the top-feature-overlap/Jaccard analysis below, which do not require a direction assignment.</w:t>
+      </w:r>
+    </w:p>
+    <w:p>
+      <w:pPr>
+        <w:pStyle w:val="BodyText"/>
+      </w:pPr>
+      <w:r>
+        <w:t xml:space="preserve">For LOCO analyses, SHAP values were computed on the held-out test cohort from each LOCO-trained model, with the three-cohort training pool as the SHAP background, and are reported and used only as a feature-</w:t>
+      </w:r>
+      <w:r>
+        <w:rPr>
+          <w:i/>
+          <w:iCs/>
+        </w:rPr>
+        <w:t xml:space="preserve">importance</w:t>
+      </w:r>
+      <w:r>
+        <w:t xml:space="preserve"> </w:t>
+      </w:r>
+      <w:r>
+        <w:t xml:space="preserve">ranking (mean |SHAP|); consistent with the confound described above, no cross-cohort AD/CN direction is assigned to LOCO SHAP values for either model.</w:t>
+      </w:r>
+    </w:p>
+    <w:p>
+      <w:pPr>
+        <w:pStyle w:val="BodyText"/>
+      </w:pPr>
+      <w:r>
+        <w:rPr>
+          <w:b/>
+          <w:bCs/>
+        </w:rPr>
+        <w:t xml:space="preserve">Cross-cohort taxonomic overlap.</w:t>
+      </w:r>
+      <w:r>
+        <w:t xml:space="preserve"> </w:t>
+      </w:r>
+      <w:r>
+        <w:t xml:space="preserve">Pairwise taxonomic overlap between cohorts was quantified using Jaccard similarity on the top-N SHAP genera (N ∈ {10, 20, 50}); N=20 is the primary threshold. The statistic actually reported is the mean of the six unique pairwise Jaccard values among the four labeled cohorts’ top-N sets (</w:t>
+      </w:r>
+      <m:oMath>
+        <m:d>
+          <m:dPr>
+            <m:begChr m:val="("/>
+            <m:sepChr m:val=""/>
+            <m:endChr m:val=")"/>
+            <m:grow/>
+          </m:dPr>
+          <m:e>
+            <m:f>
+              <m:fPr>
+                <m:type m:val="noBar"/>
+              </m:fPr>
+              <m:num>
+                <m:r>
+                  <m:t>4</m:t>
+                </m:r>
+              </m:num>
+              <m:den>
+                <m:r>
+                  <m:t>2</m:t>
+                </m:r>
+              </m:den>
+            </m:f>
+          </m:e>
+        </m:d>
+        <m:r>
+          <m:rPr>
+            <m:sty m:val="p"/>
+          </m:rPr>
+          <m:t>=</m:t>
+        </m:r>
+        <m:r>
+          <m:t>6</m:t>
+        </m:r>
+      </m:oMath>
+      <w:r>
+        <w:t xml:space="preserve"> </w:t>
+      </w:r>
+      <w:r>
+        <w:t xml:space="preserve">pairs). The null distribution against which this statistic is compared was constructed to match it exactly: in each of 100,000 replicates, four independent random top-N gene sets were drawn (without replacement) from the full 396-genus pool, and the same six unique pairwise Jaccard similarities among those four random sets were averaged to produce one null replicate — the same statistic-construction procedure as the observed value, rather than a single pairwise Jaccard between two random sets. The empirical one-sided p-value was computed as</w:t>
+      </w:r>
+      <w:r>
+        <w:t xml:space="preserve"> </w:t>
+      </w:r>
+      <m:oMath>
+        <m:r>
+          <m:rPr>
+            <m:sty m:val="p"/>
+          </m:rPr>
+          <m:t>(</m:t>
+        </m:r>
+        <m:r>
+          <m:t>1</m:t>
+        </m:r>
+        <m:r>
+          <m:rPr>
+            <m:sty m:val="p"/>
+          </m:rPr>
+          <m:t>+</m:t>
+        </m:r>
+        <m:r>
+          <m:rPr>
+            <m:sty m:val="p"/>
+          </m:rPr>
+          <m:t>#</m:t>
+        </m:r>
+        <m:r>
+          <m:rPr>
+            <m:sty m:val="p"/>
+          </m:rPr>
+          <m:t>{</m:t>
+        </m:r>
+        <m:r>
+          <m:rPr>
+            <m:nor/>
+            <m:sty m:val="p"/>
+          </m:rPr>
+          <m:t>null</m:t>
+        </m:r>
+        <m:r>
+          <m:rPr>
+            <m:sty m:val="p"/>
+          </m:rPr>
+          <m:t>≥</m:t>
+        </m:r>
+        <m:r>
+          <m:rPr>
+            <m:nor/>
+            <m:sty m:val="p"/>
+          </m:rPr>
+          <m:t>observed</m:t>
+        </m:r>
+        <m:r>
+          <m:rPr>
+            <m:sty m:val="p"/>
+          </m:rPr>
+          <m:t>}</m:t>
+        </m:r>
+        <m:r>
+          <m:rPr>
+            <m:sty m:val="p"/>
+          </m:rPr>
+          <m:t>)</m:t>
+        </m:r>
+        <m:r>
+          <m:rPr>
+            <m:sty m:val="p"/>
+          </m:rPr>
+          <m:t>/</m:t>
+        </m:r>
+        <m:r>
+          <m:rPr>
+            <m:sty m:val="p"/>
+          </m:rPr>
+          <m:t>(</m:t>
+        </m:r>
+        <m:sSub>
+          <m:e>
+            <m:r>
+              <m:t>n</m:t>
+            </m:r>
+          </m:e>
+          <m:sub>
+            <m:r>
+              <m:t>p</m:t>
+            </m:r>
+            <m:r>
+              <m:t>e</m:t>
+            </m:r>
+            <m:r>
+              <m:t>r</m:t>
+            </m:r>
+            <m:r>
+              <m:t>m</m:t>
+            </m:r>
+          </m:sub>
+        </m:sSub>
+        <m:r>
+          <m:rPr>
+            <m:sty m:val="p"/>
+          </m:rPr>
+          <m:t>+</m:t>
+        </m:r>
+        <m:r>
+          <m:t>1</m:t>
+        </m:r>
+        <m:r>
+          <m:rPr>
+            <m:sty m:val="p"/>
+          </m:rPr>
+          <m:t>)</m:t>
+        </m:r>
+      </m:oMath>
+      <w:r>
+        <w:t xml:space="preserve"> </w:t>
+      </w:r>
+      <w:r>
+        <w:t xml:space="preserve">(Davison and Hinkley, 1997). A genus was classified as a directional flip using the coefficient-stability criterion above, not from this overlap analysis.</w:t>
+      </w:r>
+    </w:p>
+    <w:bookmarkEnd w:id="19"/>
+    <w:bookmarkStart w:id="20" w:name="ai-tool-disclosure"/>
     <w:p>
       <w:pPr>
         <w:pStyle w:val="Heading3"/>
@@ -1528,8 +2263,8 @@
         <w:t xml:space="preserve">Initial manuscript drafts and computational scripts were prepared with minimal assistance from Claude (Anthropic). All analytical decisions, parameter choices, experimental design, statistical interpretations, and scientific conclusions were made by the author. All code and text were reviewed, validated, and substantially revised under the author’s direction.</w:t>
       </w:r>
     </w:p>
-    <w:bookmarkEnd w:id="19"/>
-    <w:bookmarkStart w:id="20" w:name="statistical-analysis-environment"/>
+    <w:bookmarkEnd w:id="20"/>
+    <w:bookmarkStart w:id="21" w:name="statistical-analysis-environment"/>
     <w:p>
       <w:pPr>
         <w:pStyle w:val="Heading3"/>
@@ -1543,7 +2278,7 @@
         <w:pStyle w:val="FirstParagraph"/>
       </w:pPr>
       <w:r>
-        <w:t xml:space="preserve">All Python analyses used scikit-learn v1.5, lightgbm v4, shap v0.51, pandas v2.x, and numpy v1.x in a conda environment (Python 3.11). R analyses used DADA2 v1.28, vegan v2.6, sva v3.50 (ComBat-seq), and MMUPHin v1.15 in R v4.3. Figures were generated with matplotlib v3.8 at 300 DPI.</w:t>
+        <w:t xml:space="preserve">DADA2 preprocessing (Section 2.2) was run using DADA2 v1.28 in R v4.3 and was not rerun for the Round 2 revision described below. All original (Round 1) Python analyses used scikit-learn v1.5, lightgbm v4, shap v0.51, pandas v2.x, and numpy v1.x in a conda environment (Python 3.11); original R analyses used vegan v2.6, sva v3.50 (ComBat-seq), and MMUPHin v1.15 in R v4.3. The Round 2 analyses added in response to peer review (training-only feature-selection sensitivity, label-blind batch correction, SHAP coefficient-stability, and the matched Jaccard null; Sections 2.5.1, 2.7, 2.8) were executed in Python 3.11.15 (scikit-learn 1.5.2, lightgbm 4.6.0, shap 0.51.0 — matching the original Python package versions) and R 4.5.1 (vegan 2.7.1, sva 3.58.0, MMUPHin 1.24.0 — newer than the original R environment, reflecting routine system updates between the two analysis rounds). This mixed provenance — original DADA2/R4.3 preprocessing feeding into a partially re-run, newer R4.5.1/unchanged-Python downstream analysis — is disclosed here rather than described as a single uniform environment. Figures were generated with matplotlib v3.8 (Round 1) or v3.11 (Round 2 SHAP/Figure 6 regeneration) at 300 DPI.</w:t>
       </w:r>
     </w:p>
     <w:p>
@@ -1553,9 +2288,9 @@
         </w:pict>
       </w:r>
     </w:p>
-    <w:bookmarkEnd w:id="20"/>
     <w:bookmarkEnd w:id="21"/>
-    <w:bookmarkStart w:id="28" w:name="results"/>
+    <w:bookmarkEnd w:id="22"/>
+    <w:bookmarkStart w:id="29" w:name="results"/>
     <w:p>
       <w:pPr>
         <w:pStyle w:val="Heading2"/>
@@ -1564,7 +2299,7 @@
         <w:t xml:space="preserve">3. Results</w:t>
       </w:r>
     </w:p>
-    <w:bookmarkStart w:id="22" w:name="cohort-characteristics-and-processing"/>
+    <w:bookmarkStart w:id="23" w:name="cohort-characteristics-and-processing"/>
     <w:p>
       <w:pPr>
         <w:pStyle w:val="Heading3"/>
@@ -1589,8 +2324,8 @@
         <w:t xml:space="preserve">For supervised classifier analyses (Phases 2–3 and 5–6), the Kim/KBASE 2022 cohort was excluded because per-sample diagnosis labels are IRB-restricted (Supplementary Note S1), leaving four labeled cohorts with a total of 401 samples for binary AD/CN analyses (86 Zhuang + 171 Ling + 60 Zhu fecal binary subset + 84 Kazakhstan; Zhu 2022 MCI samples excluded from binary analyses).</w:t>
       </w:r>
     </w:p>
-    <w:bookmarkEnd w:id="22"/>
-    <w:bookmarkStart w:id="23" w:name="within-cohort-classification-performance"/>
+    <w:bookmarkEnd w:id="23"/>
+    <w:bookmarkStart w:id="24" w:name="within-cohort-classification-performance"/>
     <w:p>
       <w:pPr>
         <w:pStyle w:val="Heading3"/>
@@ -1679,8 +2414,6 @@
               <w:left w:val="single" w:sz="4" w:space="0" w:color="000000"/>
               <w:bottom w:val="single" w:sz="4" w:space="0" w:color="000000"/>
               <w:right w:val="single" w:sz="4" w:space="0" w:color="000000"/>
-              <w:insideH w:val="single" w:sz="4" w:space="0" w:color="000000"/>
-              <w:insideV w:val="single" w:sz="4" w:space="0" w:color="000000"/>
             </w:tcBorders>
           </w:tcPr>
           <w:p>
@@ -1699,8 +2432,6 @@
               <w:left w:val="single" w:sz="4" w:space="0" w:color="000000"/>
               <w:bottom w:val="single" w:sz="4" w:space="0" w:color="000000"/>
               <w:right w:val="single" w:sz="4" w:space="0" w:color="000000"/>
-              <w:insideH w:val="single" w:sz="4" w:space="0" w:color="000000"/>
-              <w:insideV w:val="single" w:sz="4" w:space="0" w:color="000000"/>
             </w:tcBorders>
           </w:tcPr>
           <w:p>
@@ -1719,8 +2450,6 @@
               <w:left w:val="single" w:sz="4" w:space="0" w:color="000000"/>
               <w:bottom w:val="single" w:sz="4" w:space="0" w:color="000000"/>
               <w:right w:val="single" w:sz="4" w:space="0" w:color="000000"/>
-              <w:insideH w:val="single" w:sz="4" w:space="0" w:color="000000"/>
-              <w:insideV w:val="single" w:sz="4" w:space="0" w:color="000000"/>
             </w:tcBorders>
           </w:tcPr>
           <w:p>
@@ -1739,8 +2468,6 @@
               <w:left w:val="single" w:sz="4" w:space="0" w:color="000000"/>
               <w:bottom w:val="single" w:sz="4" w:space="0" w:color="000000"/>
               <w:right w:val="single" w:sz="4" w:space="0" w:color="000000"/>
-              <w:insideH w:val="single" w:sz="4" w:space="0" w:color="000000"/>
-              <w:insideV w:val="single" w:sz="4" w:space="0" w:color="000000"/>
             </w:tcBorders>
           </w:tcPr>
           <w:p>
@@ -1759,8 +2486,6 @@
               <w:left w:val="single" w:sz="4" w:space="0" w:color="000000"/>
               <w:bottom w:val="single" w:sz="4" w:space="0" w:color="000000"/>
               <w:right w:val="single" w:sz="4" w:space="0" w:color="000000"/>
-              <w:insideH w:val="single" w:sz="4" w:space="0" w:color="000000"/>
-              <w:insideV w:val="single" w:sz="4" w:space="0" w:color="000000"/>
             </w:tcBorders>
           </w:tcPr>
           <w:p>
@@ -1779,8 +2504,6 @@
               <w:left w:val="single" w:sz="4" w:space="0" w:color="000000"/>
               <w:bottom w:val="single" w:sz="4" w:space="0" w:color="000000"/>
               <w:right w:val="single" w:sz="4" w:space="0" w:color="000000"/>
-              <w:insideH w:val="single" w:sz="4" w:space="0" w:color="000000"/>
-              <w:insideV w:val="single" w:sz="4" w:space="0" w:color="000000"/>
             </w:tcBorders>
           </w:tcPr>
           <w:p>
@@ -1799,8 +2522,6 @@
               <w:left w:val="single" w:sz="4" w:space="0" w:color="000000"/>
               <w:bottom w:val="single" w:sz="4" w:space="0" w:color="000000"/>
               <w:right w:val="single" w:sz="4" w:space="0" w:color="000000"/>
-              <w:insideH w:val="single" w:sz="4" w:space="0" w:color="000000"/>
-              <w:insideV w:val="single" w:sz="4" w:space="0" w:color="000000"/>
             </w:tcBorders>
           </w:tcPr>
           <w:p>
@@ -1819,8 +2540,6 @@
               <w:left w:val="single" w:sz="4" w:space="0" w:color="000000"/>
               <w:bottom w:val="single" w:sz="4" w:space="0" w:color="000000"/>
               <w:right w:val="single" w:sz="4" w:space="0" w:color="000000"/>
-              <w:insideH w:val="single" w:sz="4" w:space="0" w:color="000000"/>
-              <w:insideV w:val="single" w:sz="4" w:space="0" w:color="000000"/>
             </w:tcBorders>
           </w:tcPr>
           <w:p>
@@ -1839,8 +2558,6 @@
               <w:left w:val="single" w:sz="4" w:space="0" w:color="000000"/>
               <w:bottom w:val="single" w:sz="4" w:space="0" w:color="000000"/>
               <w:right w:val="single" w:sz="4" w:space="0" w:color="000000"/>
-              <w:insideH w:val="single" w:sz="4" w:space="0" w:color="000000"/>
-              <w:insideV w:val="single" w:sz="4" w:space="0" w:color="000000"/>
             </w:tcBorders>
           </w:tcPr>
           <w:p>
@@ -1859,8 +2576,6 @@
               <w:left w:val="single" w:sz="4" w:space="0" w:color="000000"/>
               <w:bottom w:val="single" w:sz="4" w:space="0" w:color="000000"/>
               <w:right w:val="single" w:sz="4" w:space="0" w:color="000000"/>
-              <w:insideH w:val="single" w:sz="4" w:space="0" w:color="000000"/>
-              <w:insideV w:val="single" w:sz="4" w:space="0" w:color="000000"/>
             </w:tcBorders>
           </w:tcPr>
           <w:p>
@@ -1881,8 +2596,6 @@
               <w:left w:val="single" w:sz="4" w:space="0" w:color="000000"/>
               <w:bottom w:val="single" w:sz="4" w:space="0" w:color="000000"/>
               <w:right w:val="single" w:sz="4" w:space="0" w:color="000000"/>
-              <w:insideH w:val="single" w:sz="4" w:space="0" w:color="000000"/>
-              <w:insideV w:val="single" w:sz="4" w:space="0" w:color="000000"/>
             </w:tcBorders>
           </w:tcPr>
           <w:p>
@@ -1901,8 +2614,6 @@
               <w:left w:val="single" w:sz="4" w:space="0" w:color="000000"/>
               <w:bottom w:val="single" w:sz="4" w:space="0" w:color="000000"/>
               <w:right w:val="single" w:sz="4" w:space="0" w:color="000000"/>
-              <w:insideH w:val="single" w:sz="4" w:space="0" w:color="000000"/>
-              <w:insideV w:val="single" w:sz="4" w:space="0" w:color="000000"/>
             </w:tcBorders>
           </w:tcPr>
           <w:p>
@@ -1921,8 +2632,6 @@
               <w:left w:val="single" w:sz="4" w:space="0" w:color="000000"/>
               <w:bottom w:val="single" w:sz="4" w:space="0" w:color="000000"/>
               <w:right w:val="single" w:sz="4" w:space="0" w:color="000000"/>
-              <w:insideH w:val="single" w:sz="4" w:space="0" w:color="000000"/>
-              <w:insideV w:val="single" w:sz="4" w:space="0" w:color="000000"/>
             </w:tcBorders>
           </w:tcPr>
           <w:p>
@@ -1941,8 +2650,6 @@
               <w:left w:val="single" w:sz="4" w:space="0" w:color="000000"/>
               <w:bottom w:val="single" w:sz="4" w:space="0" w:color="000000"/>
               <w:right w:val="single" w:sz="4" w:space="0" w:color="000000"/>
-              <w:insideH w:val="single" w:sz="4" w:space="0" w:color="000000"/>
-              <w:insideV w:val="single" w:sz="4" w:space="0" w:color="000000"/>
             </w:tcBorders>
           </w:tcPr>
           <w:p>
@@ -1961,8 +2668,6 @@
               <w:left w:val="single" w:sz="4" w:space="0" w:color="000000"/>
               <w:bottom w:val="single" w:sz="4" w:space="0" w:color="000000"/>
               <w:right w:val="single" w:sz="4" w:space="0" w:color="000000"/>
-              <w:insideH w:val="single" w:sz="4" w:space="0" w:color="000000"/>
-              <w:insideV w:val="single" w:sz="4" w:space="0" w:color="000000"/>
             </w:tcBorders>
           </w:tcPr>
           <w:p>
@@ -1981,8 +2686,6 @@
               <w:left w:val="single" w:sz="4" w:space="0" w:color="000000"/>
               <w:bottom w:val="single" w:sz="4" w:space="0" w:color="000000"/>
               <w:right w:val="single" w:sz="4" w:space="0" w:color="000000"/>
-              <w:insideH w:val="single" w:sz="4" w:space="0" w:color="000000"/>
-              <w:insideV w:val="single" w:sz="4" w:space="0" w:color="000000"/>
             </w:tcBorders>
           </w:tcPr>
           <w:p>
@@ -2001,8 +2704,6 @@
               <w:left w:val="single" w:sz="4" w:space="0" w:color="000000"/>
               <w:bottom w:val="single" w:sz="4" w:space="0" w:color="000000"/>
               <w:right w:val="single" w:sz="4" w:space="0" w:color="000000"/>
-              <w:insideH w:val="single" w:sz="4" w:space="0" w:color="000000"/>
-              <w:insideV w:val="single" w:sz="4" w:space="0" w:color="000000"/>
             </w:tcBorders>
           </w:tcPr>
           <w:p>
@@ -2021,8 +2722,6 @@
               <w:left w:val="single" w:sz="4" w:space="0" w:color="000000"/>
               <w:bottom w:val="single" w:sz="4" w:space="0" w:color="000000"/>
               <w:right w:val="single" w:sz="4" w:space="0" w:color="000000"/>
-              <w:insideH w:val="single" w:sz="4" w:space="0" w:color="000000"/>
-              <w:insideV w:val="single" w:sz="4" w:space="0" w:color="000000"/>
             </w:tcBorders>
           </w:tcPr>
           <w:p>
@@ -2041,8 +2740,6 @@
               <w:left w:val="single" w:sz="4" w:space="0" w:color="000000"/>
               <w:bottom w:val="single" w:sz="4" w:space="0" w:color="000000"/>
               <w:right w:val="single" w:sz="4" w:space="0" w:color="000000"/>
-              <w:insideH w:val="single" w:sz="4" w:space="0" w:color="000000"/>
-              <w:insideV w:val="single" w:sz="4" w:space="0" w:color="000000"/>
             </w:tcBorders>
           </w:tcPr>
           <w:p>
@@ -2061,8 +2758,6 @@
               <w:left w:val="single" w:sz="4" w:space="0" w:color="000000"/>
               <w:bottom w:val="single" w:sz="4" w:space="0" w:color="000000"/>
               <w:right w:val="single" w:sz="4" w:space="0" w:color="000000"/>
-              <w:insideH w:val="single" w:sz="4" w:space="0" w:color="000000"/>
-              <w:insideV w:val="single" w:sz="4" w:space="0" w:color="000000"/>
             </w:tcBorders>
           </w:tcPr>
           <w:p>
@@ -2083,8 +2778,6 @@
               <w:left w:val="single" w:sz="4" w:space="0" w:color="000000"/>
               <w:bottom w:val="single" w:sz="4" w:space="0" w:color="000000"/>
               <w:right w:val="single" w:sz="4" w:space="0" w:color="000000"/>
-              <w:insideH w:val="single" w:sz="4" w:space="0" w:color="000000"/>
-              <w:insideV w:val="single" w:sz="4" w:space="0" w:color="000000"/>
             </w:tcBorders>
           </w:tcPr>
           <w:p>
@@ -2103,8 +2796,6 @@
               <w:left w:val="single" w:sz="4" w:space="0" w:color="000000"/>
               <w:bottom w:val="single" w:sz="4" w:space="0" w:color="000000"/>
               <w:right w:val="single" w:sz="4" w:space="0" w:color="000000"/>
-              <w:insideH w:val="single" w:sz="4" w:space="0" w:color="000000"/>
-              <w:insideV w:val="single" w:sz="4" w:space="0" w:color="000000"/>
             </w:tcBorders>
           </w:tcPr>
           <w:p>
@@ -2123,8 +2814,6 @@
               <w:left w:val="single" w:sz="4" w:space="0" w:color="000000"/>
               <w:bottom w:val="single" w:sz="4" w:space="0" w:color="000000"/>
               <w:right w:val="single" w:sz="4" w:space="0" w:color="000000"/>
-              <w:insideH w:val="single" w:sz="4" w:space="0" w:color="000000"/>
-              <w:insideV w:val="single" w:sz="4" w:space="0" w:color="000000"/>
             </w:tcBorders>
           </w:tcPr>
           <w:p>
@@ -2143,8 +2832,6 @@
               <w:left w:val="single" w:sz="4" w:space="0" w:color="000000"/>
               <w:bottom w:val="single" w:sz="4" w:space="0" w:color="000000"/>
               <w:right w:val="single" w:sz="4" w:space="0" w:color="000000"/>
-              <w:insideH w:val="single" w:sz="4" w:space="0" w:color="000000"/>
-              <w:insideV w:val="single" w:sz="4" w:space="0" w:color="000000"/>
             </w:tcBorders>
           </w:tcPr>
           <w:p>
@@ -2163,8 +2850,6 @@
               <w:left w:val="single" w:sz="4" w:space="0" w:color="000000"/>
               <w:bottom w:val="single" w:sz="4" w:space="0" w:color="000000"/>
               <w:right w:val="single" w:sz="4" w:space="0" w:color="000000"/>
-              <w:insideH w:val="single" w:sz="4" w:space="0" w:color="000000"/>
-              <w:insideV w:val="single" w:sz="4" w:space="0" w:color="000000"/>
             </w:tcBorders>
           </w:tcPr>
           <w:p>
@@ -2183,8 +2868,6 @@
               <w:left w:val="single" w:sz="4" w:space="0" w:color="000000"/>
               <w:bottom w:val="single" w:sz="4" w:space="0" w:color="000000"/>
               <w:right w:val="single" w:sz="4" w:space="0" w:color="000000"/>
-              <w:insideH w:val="single" w:sz="4" w:space="0" w:color="000000"/>
-              <w:insideV w:val="single" w:sz="4" w:space="0" w:color="000000"/>
             </w:tcBorders>
           </w:tcPr>
           <w:p>
@@ -2203,8 +2886,6 @@
               <w:left w:val="single" w:sz="4" w:space="0" w:color="000000"/>
               <w:bottom w:val="single" w:sz="4" w:space="0" w:color="000000"/>
               <w:right w:val="single" w:sz="4" w:space="0" w:color="000000"/>
-              <w:insideH w:val="single" w:sz="4" w:space="0" w:color="000000"/>
-              <w:insideV w:val="single" w:sz="4" w:space="0" w:color="000000"/>
             </w:tcBorders>
           </w:tcPr>
           <w:p>
@@ -2223,8 +2904,6 @@
               <w:left w:val="single" w:sz="4" w:space="0" w:color="000000"/>
               <w:bottom w:val="single" w:sz="4" w:space="0" w:color="000000"/>
               <w:right w:val="single" w:sz="4" w:space="0" w:color="000000"/>
-              <w:insideH w:val="single" w:sz="4" w:space="0" w:color="000000"/>
-              <w:insideV w:val="single" w:sz="4" w:space="0" w:color="000000"/>
             </w:tcBorders>
           </w:tcPr>
           <w:p>
@@ -2243,8 +2922,6 @@
               <w:left w:val="single" w:sz="4" w:space="0" w:color="000000"/>
               <w:bottom w:val="single" w:sz="4" w:space="0" w:color="000000"/>
               <w:right w:val="single" w:sz="4" w:space="0" w:color="000000"/>
-              <w:insideH w:val="single" w:sz="4" w:space="0" w:color="000000"/>
-              <w:insideV w:val="single" w:sz="4" w:space="0" w:color="000000"/>
             </w:tcBorders>
           </w:tcPr>
           <w:p>
@@ -2263,8 +2940,6 @@
               <w:left w:val="single" w:sz="4" w:space="0" w:color="000000"/>
               <w:bottom w:val="single" w:sz="4" w:space="0" w:color="000000"/>
               <w:right w:val="single" w:sz="4" w:space="0" w:color="000000"/>
-              <w:insideH w:val="single" w:sz="4" w:space="0" w:color="000000"/>
-              <w:insideV w:val="single" w:sz="4" w:space="0" w:color="000000"/>
             </w:tcBorders>
           </w:tcPr>
           <w:p>
@@ -2285,8 +2960,6 @@
               <w:left w:val="single" w:sz="4" w:space="0" w:color="000000"/>
               <w:bottom w:val="single" w:sz="4" w:space="0" w:color="000000"/>
               <w:right w:val="single" w:sz="4" w:space="0" w:color="000000"/>
-              <w:insideH w:val="single" w:sz="4" w:space="0" w:color="000000"/>
-              <w:insideV w:val="single" w:sz="4" w:space="0" w:color="000000"/>
             </w:tcBorders>
           </w:tcPr>
           <w:p>
@@ -2305,8 +2978,6 @@
               <w:left w:val="single" w:sz="4" w:space="0" w:color="000000"/>
               <w:bottom w:val="single" w:sz="4" w:space="0" w:color="000000"/>
               <w:right w:val="single" w:sz="4" w:space="0" w:color="000000"/>
-              <w:insideH w:val="single" w:sz="4" w:space="0" w:color="000000"/>
-              <w:insideV w:val="single" w:sz="4" w:space="0" w:color="000000"/>
             </w:tcBorders>
           </w:tcPr>
           <w:p>
@@ -2325,8 +2996,6 @@
               <w:left w:val="single" w:sz="4" w:space="0" w:color="000000"/>
               <w:bottom w:val="single" w:sz="4" w:space="0" w:color="000000"/>
               <w:right w:val="single" w:sz="4" w:space="0" w:color="000000"/>
-              <w:insideH w:val="single" w:sz="4" w:space="0" w:color="000000"/>
-              <w:insideV w:val="single" w:sz="4" w:space="0" w:color="000000"/>
             </w:tcBorders>
           </w:tcPr>
           <w:p>
@@ -2345,8 +3014,6 @@
               <w:left w:val="single" w:sz="4" w:space="0" w:color="000000"/>
               <w:bottom w:val="single" w:sz="4" w:space="0" w:color="000000"/>
               <w:right w:val="single" w:sz="4" w:space="0" w:color="000000"/>
-              <w:insideH w:val="single" w:sz="4" w:space="0" w:color="000000"/>
-              <w:insideV w:val="single" w:sz="4" w:space="0" w:color="000000"/>
             </w:tcBorders>
           </w:tcPr>
           <w:p>
@@ -2365,8 +3032,6 @@
               <w:left w:val="single" w:sz="4" w:space="0" w:color="000000"/>
               <w:bottom w:val="single" w:sz="4" w:space="0" w:color="000000"/>
               <w:right w:val="single" w:sz="4" w:space="0" w:color="000000"/>
-              <w:insideH w:val="single" w:sz="4" w:space="0" w:color="000000"/>
-              <w:insideV w:val="single" w:sz="4" w:space="0" w:color="000000"/>
             </w:tcBorders>
           </w:tcPr>
           <w:p>
@@ -2385,8 +3050,6 @@
               <w:left w:val="single" w:sz="4" w:space="0" w:color="000000"/>
               <w:bottom w:val="single" w:sz="4" w:space="0" w:color="000000"/>
               <w:right w:val="single" w:sz="4" w:space="0" w:color="000000"/>
-              <w:insideH w:val="single" w:sz="4" w:space="0" w:color="000000"/>
-              <w:insideV w:val="single" w:sz="4" w:space="0" w:color="000000"/>
             </w:tcBorders>
           </w:tcPr>
           <w:p>
@@ -2405,8 +3068,6 @@
               <w:left w:val="single" w:sz="4" w:space="0" w:color="000000"/>
               <w:bottom w:val="single" w:sz="4" w:space="0" w:color="000000"/>
               <w:right w:val="single" w:sz="4" w:space="0" w:color="000000"/>
-              <w:insideH w:val="single" w:sz="4" w:space="0" w:color="000000"/>
-              <w:insideV w:val="single" w:sz="4" w:space="0" w:color="000000"/>
             </w:tcBorders>
           </w:tcPr>
           <w:p>
@@ -2425,8 +3086,6 @@
               <w:left w:val="single" w:sz="4" w:space="0" w:color="000000"/>
               <w:bottom w:val="single" w:sz="4" w:space="0" w:color="000000"/>
               <w:right w:val="single" w:sz="4" w:space="0" w:color="000000"/>
-              <w:insideH w:val="single" w:sz="4" w:space="0" w:color="000000"/>
-              <w:insideV w:val="single" w:sz="4" w:space="0" w:color="000000"/>
             </w:tcBorders>
           </w:tcPr>
           <w:p>
@@ -2445,8 +3104,6 @@
               <w:left w:val="single" w:sz="4" w:space="0" w:color="000000"/>
               <w:bottom w:val="single" w:sz="4" w:space="0" w:color="000000"/>
               <w:right w:val="single" w:sz="4" w:space="0" w:color="000000"/>
-              <w:insideH w:val="single" w:sz="4" w:space="0" w:color="000000"/>
-              <w:insideV w:val="single" w:sz="4" w:space="0" w:color="000000"/>
             </w:tcBorders>
           </w:tcPr>
           <w:p>
@@ -2465,8 +3122,6 @@
               <w:left w:val="single" w:sz="4" w:space="0" w:color="000000"/>
               <w:bottom w:val="single" w:sz="4" w:space="0" w:color="000000"/>
               <w:right w:val="single" w:sz="4" w:space="0" w:color="000000"/>
-              <w:insideH w:val="single" w:sz="4" w:space="0" w:color="000000"/>
-              <w:insideV w:val="single" w:sz="4" w:space="0" w:color="000000"/>
             </w:tcBorders>
           </w:tcPr>
           <w:p>
@@ -2487,8 +3142,6 @@
               <w:left w:val="single" w:sz="4" w:space="0" w:color="000000"/>
               <w:bottom w:val="single" w:sz="4" w:space="0" w:color="000000"/>
               <w:right w:val="single" w:sz="4" w:space="0" w:color="000000"/>
-              <w:insideH w:val="single" w:sz="4" w:space="0" w:color="000000"/>
-              <w:insideV w:val="single" w:sz="4" w:space="0" w:color="000000"/>
             </w:tcBorders>
           </w:tcPr>
           <w:p>
@@ -2507,8 +3160,6 @@
               <w:left w:val="single" w:sz="4" w:space="0" w:color="000000"/>
               <w:bottom w:val="single" w:sz="4" w:space="0" w:color="000000"/>
               <w:right w:val="single" w:sz="4" w:space="0" w:color="000000"/>
-              <w:insideH w:val="single" w:sz="4" w:space="0" w:color="000000"/>
-              <w:insideV w:val="single" w:sz="4" w:space="0" w:color="000000"/>
             </w:tcBorders>
           </w:tcPr>
           <w:p>
@@ -2527,8 +3178,6 @@
               <w:left w:val="single" w:sz="4" w:space="0" w:color="000000"/>
               <w:bottom w:val="single" w:sz="4" w:space="0" w:color="000000"/>
               <w:right w:val="single" w:sz="4" w:space="0" w:color="000000"/>
-              <w:insideH w:val="single" w:sz="4" w:space="0" w:color="000000"/>
-              <w:insideV w:val="single" w:sz="4" w:space="0" w:color="000000"/>
             </w:tcBorders>
           </w:tcPr>
           <w:p>
@@ -2547,8 +3196,6 @@
               <w:left w:val="single" w:sz="4" w:space="0" w:color="000000"/>
               <w:bottom w:val="single" w:sz="4" w:space="0" w:color="000000"/>
               <w:right w:val="single" w:sz="4" w:space="0" w:color="000000"/>
-              <w:insideH w:val="single" w:sz="4" w:space="0" w:color="000000"/>
-              <w:insideV w:val="single" w:sz="4" w:space="0" w:color="000000"/>
             </w:tcBorders>
           </w:tcPr>
           <w:p>
@@ -2567,8 +3214,6 @@
               <w:left w:val="single" w:sz="4" w:space="0" w:color="000000"/>
               <w:bottom w:val="single" w:sz="4" w:space="0" w:color="000000"/>
               <w:right w:val="single" w:sz="4" w:space="0" w:color="000000"/>
-              <w:insideH w:val="single" w:sz="4" w:space="0" w:color="000000"/>
-              <w:insideV w:val="single" w:sz="4" w:space="0" w:color="000000"/>
             </w:tcBorders>
           </w:tcPr>
           <w:p>
@@ -2587,8 +3232,6 @@
               <w:left w:val="single" w:sz="4" w:space="0" w:color="000000"/>
               <w:bottom w:val="single" w:sz="4" w:space="0" w:color="000000"/>
               <w:right w:val="single" w:sz="4" w:space="0" w:color="000000"/>
-              <w:insideH w:val="single" w:sz="4" w:space="0" w:color="000000"/>
-              <w:insideV w:val="single" w:sz="4" w:space="0" w:color="000000"/>
             </w:tcBorders>
           </w:tcPr>
           <w:p>
@@ -2607,8 +3250,6 @@
               <w:left w:val="single" w:sz="4" w:space="0" w:color="000000"/>
               <w:bottom w:val="single" w:sz="4" w:space="0" w:color="000000"/>
               <w:right w:val="single" w:sz="4" w:space="0" w:color="000000"/>
-              <w:insideH w:val="single" w:sz="4" w:space="0" w:color="000000"/>
-              <w:insideV w:val="single" w:sz="4" w:space="0" w:color="000000"/>
             </w:tcBorders>
           </w:tcPr>
           <w:p>
@@ -2627,8 +3268,6 @@
               <w:left w:val="single" w:sz="4" w:space="0" w:color="000000"/>
               <w:bottom w:val="single" w:sz="4" w:space="0" w:color="000000"/>
               <w:right w:val="single" w:sz="4" w:space="0" w:color="000000"/>
-              <w:insideH w:val="single" w:sz="4" w:space="0" w:color="000000"/>
-              <w:insideV w:val="single" w:sz="4" w:space="0" w:color="000000"/>
             </w:tcBorders>
           </w:tcPr>
           <w:p>
@@ -2647,8 +3286,6 @@
               <w:left w:val="single" w:sz="4" w:space="0" w:color="000000"/>
               <w:bottom w:val="single" w:sz="4" w:space="0" w:color="000000"/>
               <w:right w:val="single" w:sz="4" w:space="0" w:color="000000"/>
-              <w:insideH w:val="single" w:sz="4" w:space="0" w:color="000000"/>
-              <w:insideV w:val="single" w:sz="4" w:space="0" w:color="000000"/>
             </w:tcBorders>
           </w:tcPr>
           <w:p>
@@ -2667,8 +3304,6 @@
               <w:left w:val="single" w:sz="4" w:space="0" w:color="000000"/>
               <w:bottom w:val="single" w:sz="4" w:space="0" w:color="000000"/>
               <w:right w:val="single" w:sz="4" w:space="0" w:color="000000"/>
-              <w:insideH w:val="single" w:sz="4" w:space="0" w:color="000000"/>
-              <w:insideV w:val="single" w:sz="4" w:space="0" w:color="000000"/>
             </w:tcBorders>
           </w:tcPr>
           <w:p>
@@ -2689,8 +3324,6 @@
               <w:left w:val="single" w:sz="4" w:space="0" w:color="000000"/>
               <w:bottom w:val="single" w:sz="4" w:space="0" w:color="000000"/>
               <w:right w:val="single" w:sz="4" w:space="0" w:color="000000"/>
-              <w:insideH w:val="single" w:sz="4" w:space="0" w:color="000000"/>
-              <w:insideV w:val="single" w:sz="4" w:space="0" w:color="000000"/>
             </w:tcBorders>
           </w:tcPr>
           <w:p>
@@ -2709,8 +3342,6 @@
               <w:left w:val="single" w:sz="4" w:space="0" w:color="000000"/>
               <w:bottom w:val="single" w:sz="4" w:space="0" w:color="000000"/>
               <w:right w:val="single" w:sz="4" w:space="0" w:color="000000"/>
-              <w:insideH w:val="single" w:sz="4" w:space="0" w:color="000000"/>
-              <w:insideV w:val="single" w:sz="4" w:space="0" w:color="000000"/>
             </w:tcBorders>
           </w:tcPr>
           <w:p>
@@ -2729,8 +3360,6 @@
               <w:left w:val="single" w:sz="4" w:space="0" w:color="000000"/>
               <w:bottom w:val="single" w:sz="4" w:space="0" w:color="000000"/>
               <w:right w:val="single" w:sz="4" w:space="0" w:color="000000"/>
-              <w:insideH w:val="single" w:sz="4" w:space="0" w:color="000000"/>
-              <w:insideV w:val="single" w:sz="4" w:space="0" w:color="000000"/>
             </w:tcBorders>
           </w:tcPr>
           <w:p>
@@ -2749,8 +3378,6 @@
               <w:left w:val="single" w:sz="4" w:space="0" w:color="000000"/>
               <w:bottom w:val="single" w:sz="4" w:space="0" w:color="000000"/>
               <w:right w:val="single" w:sz="4" w:space="0" w:color="000000"/>
-              <w:insideH w:val="single" w:sz="4" w:space="0" w:color="000000"/>
-              <w:insideV w:val="single" w:sz="4" w:space="0" w:color="000000"/>
             </w:tcBorders>
           </w:tcPr>
           <w:p>
@@ -2769,8 +3396,6 @@
               <w:left w:val="single" w:sz="4" w:space="0" w:color="000000"/>
               <w:bottom w:val="single" w:sz="4" w:space="0" w:color="000000"/>
               <w:right w:val="single" w:sz="4" w:space="0" w:color="000000"/>
-              <w:insideH w:val="single" w:sz="4" w:space="0" w:color="000000"/>
-              <w:insideV w:val="single" w:sz="4" w:space="0" w:color="000000"/>
             </w:tcBorders>
           </w:tcPr>
           <w:p>
@@ -2789,8 +3414,6 @@
               <w:left w:val="single" w:sz="4" w:space="0" w:color="000000"/>
               <w:bottom w:val="single" w:sz="4" w:space="0" w:color="000000"/>
               <w:right w:val="single" w:sz="4" w:space="0" w:color="000000"/>
-              <w:insideH w:val="single" w:sz="4" w:space="0" w:color="000000"/>
-              <w:insideV w:val="single" w:sz="4" w:space="0" w:color="000000"/>
             </w:tcBorders>
           </w:tcPr>
           <w:p>
@@ -2809,8 +3432,6 @@
               <w:left w:val="single" w:sz="4" w:space="0" w:color="000000"/>
               <w:bottom w:val="single" w:sz="4" w:space="0" w:color="000000"/>
               <w:right w:val="single" w:sz="4" w:space="0" w:color="000000"/>
-              <w:insideH w:val="single" w:sz="4" w:space="0" w:color="000000"/>
-              <w:insideV w:val="single" w:sz="4" w:space="0" w:color="000000"/>
             </w:tcBorders>
           </w:tcPr>
           <w:p>
@@ -2829,8 +3450,6 @@
               <w:left w:val="single" w:sz="4" w:space="0" w:color="000000"/>
               <w:bottom w:val="single" w:sz="4" w:space="0" w:color="000000"/>
               <w:right w:val="single" w:sz="4" w:space="0" w:color="000000"/>
-              <w:insideH w:val="single" w:sz="4" w:space="0" w:color="000000"/>
-              <w:insideV w:val="single" w:sz="4" w:space="0" w:color="000000"/>
             </w:tcBorders>
           </w:tcPr>
           <w:p>
@@ -2849,8 +3468,6 @@
               <w:left w:val="single" w:sz="4" w:space="0" w:color="000000"/>
               <w:bottom w:val="single" w:sz="4" w:space="0" w:color="000000"/>
               <w:right w:val="single" w:sz="4" w:space="0" w:color="000000"/>
-              <w:insideH w:val="single" w:sz="4" w:space="0" w:color="000000"/>
-              <w:insideV w:val="single" w:sz="4" w:space="0" w:color="000000"/>
             </w:tcBorders>
           </w:tcPr>
           <w:p>
@@ -2869,8 +3486,6 @@
               <w:left w:val="single" w:sz="4" w:space="0" w:color="000000"/>
               <w:bottom w:val="single" w:sz="4" w:space="0" w:color="000000"/>
               <w:right w:val="single" w:sz="4" w:space="0" w:color="000000"/>
-              <w:insideH w:val="single" w:sz="4" w:space="0" w:color="000000"/>
-              <w:insideV w:val="single" w:sz="4" w:space="0" w:color="000000"/>
             </w:tcBorders>
           </w:tcPr>
           <w:p>
@@ -2891,8 +3506,6 @@
               <w:left w:val="single" w:sz="4" w:space="0" w:color="000000"/>
               <w:bottom w:val="single" w:sz="4" w:space="0" w:color="000000"/>
               <w:right w:val="single" w:sz="4" w:space="0" w:color="000000"/>
-              <w:insideH w:val="single" w:sz="4" w:space="0" w:color="000000"/>
-              <w:insideV w:val="single" w:sz="4" w:space="0" w:color="000000"/>
             </w:tcBorders>
           </w:tcPr>
           <w:p>
@@ -2915,42 +3528,36 @@
               <w:left w:val="single" w:sz="4" w:space="0" w:color="000000"/>
               <w:bottom w:val="single" w:sz="4" w:space="0" w:color="000000"/>
               <w:right w:val="single" w:sz="4" w:space="0" w:color="000000"/>
-              <w:insideH w:val="single" w:sz="4" w:space="0" w:color="000000"/>
-              <w:insideV w:val="single" w:sz="4" w:space="0" w:color="000000"/>
-            </w:tcBorders>
-          </w:tcPr>
-          <w:p>
-            <w:pPr>
-              <w:pStyle w:val="Compact"/>
-            </w:pPr>
-          </w:p>
-        </w:tc>
-        <w:tc>
-          <w:tcPr>
-            <w:tcBorders>
-              <w:top w:val="single" w:sz="4" w:space="0" w:color="000000"/>
-              <w:left w:val="single" w:sz="4" w:space="0" w:color="000000"/>
-              <w:bottom w:val="single" w:sz="4" w:space="0" w:color="000000"/>
-              <w:right w:val="single" w:sz="4" w:space="0" w:color="000000"/>
-              <w:insideH w:val="single" w:sz="4" w:space="0" w:color="000000"/>
-              <w:insideV w:val="single" w:sz="4" w:space="0" w:color="000000"/>
-            </w:tcBorders>
-          </w:tcPr>
-          <w:p>
-            <w:pPr>
-              <w:pStyle w:val="Compact"/>
-            </w:pPr>
-          </w:p>
-        </w:tc>
-        <w:tc>
-          <w:tcPr>
-            <w:tcBorders>
-              <w:top w:val="single" w:sz="4" w:space="0" w:color="000000"/>
-              <w:left w:val="single" w:sz="4" w:space="0" w:color="000000"/>
-              <w:bottom w:val="single" w:sz="4" w:space="0" w:color="000000"/>
-              <w:right w:val="single" w:sz="4" w:space="0" w:color="000000"/>
-              <w:insideH w:val="single" w:sz="4" w:space="0" w:color="000000"/>
-              <w:insideV w:val="single" w:sz="4" w:space="0" w:color="000000"/>
+            </w:tcBorders>
+          </w:tcPr>
+          <w:p>
+            <w:pPr>
+              <w:pStyle w:val="Compact"/>
+            </w:pPr>
+          </w:p>
+        </w:tc>
+        <w:tc>
+          <w:tcPr>
+            <w:tcBorders>
+              <w:top w:val="single" w:sz="4" w:space="0" w:color="000000"/>
+              <w:left w:val="single" w:sz="4" w:space="0" w:color="000000"/>
+              <w:bottom w:val="single" w:sz="4" w:space="0" w:color="000000"/>
+              <w:right w:val="single" w:sz="4" w:space="0" w:color="000000"/>
+            </w:tcBorders>
+          </w:tcPr>
+          <w:p>
+            <w:pPr>
+              <w:pStyle w:val="Compact"/>
+            </w:pPr>
+          </w:p>
+        </w:tc>
+        <w:tc>
+          <w:tcPr>
+            <w:tcBorders>
+              <w:top w:val="single" w:sz="4" w:space="0" w:color="000000"/>
+              <w:left w:val="single" w:sz="4" w:space="0" w:color="000000"/>
+              <w:bottom w:val="single" w:sz="4" w:space="0" w:color="000000"/>
+              <w:right w:val="single" w:sz="4" w:space="0" w:color="000000"/>
             </w:tcBorders>
           </w:tcPr>
           <w:p>
@@ -2973,8 +3580,6 @@
               <w:left w:val="single" w:sz="4" w:space="0" w:color="000000"/>
               <w:bottom w:val="single" w:sz="4" w:space="0" w:color="000000"/>
               <w:right w:val="single" w:sz="4" w:space="0" w:color="000000"/>
-              <w:insideH w:val="single" w:sz="4" w:space="0" w:color="000000"/>
-              <w:insideV w:val="single" w:sz="4" w:space="0" w:color="000000"/>
             </w:tcBorders>
           </w:tcPr>
           <w:p>
@@ -2997,8 +3602,6 @@
               <w:left w:val="single" w:sz="4" w:space="0" w:color="000000"/>
               <w:bottom w:val="single" w:sz="4" w:space="0" w:color="000000"/>
               <w:right w:val="single" w:sz="4" w:space="0" w:color="000000"/>
-              <w:insideH w:val="single" w:sz="4" w:space="0" w:color="000000"/>
-              <w:insideV w:val="single" w:sz="4" w:space="0" w:color="000000"/>
             </w:tcBorders>
           </w:tcPr>
           <w:p>
@@ -3021,8 +3624,6 @@
               <w:left w:val="single" w:sz="4" w:space="0" w:color="000000"/>
               <w:bottom w:val="single" w:sz="4" w:space="0" w:color="000000"/>
               <w:right w:val="single" w:sz="4" w:space="0" w:color="000000"/>
-              <w:insideH w:val="single" w:sz="4" w:space="0" w:color="000000"/>
-              <w:insideV w:val="single" w:sz="4" w:space="0" w:color="000000"/>
             </w:tcBorders>
           </w:tcPr>
           <w:p>
@@ -3045,42 +3646,36 @@
               <w:left w:val="single" w:sz="4" w:space="0" w:color="000000"/>
               <w:bottom w:val="single" w:sz="4" w:space="0" w:color="000000"/>
               <w:right w:val="single" w:sz="4" w:space="0" w:color="000000"/>
-              <w:insideH w:val="single" w:sz="4" w:space="0" w:color="000000"/>
-              <w:insideV w:val="single" w:sz="4" w:space="0" w:color="000000"/>
-            </w:tcBorders>
-          </w:tcPr>
-          <w:p>
-            <w:pPr>
-              <w:pStyle w:val="Compact"/>
-            </w:pPr>
-          </w:p>
-        </w:tc>
-        <w:tc>
-          <w:tcPr>
-            <w:tcBorders>
-              <w:top w:val="single" w:sz="4" w:space="0" w:color="000000"/>
-              <w:left w:val="single" w:sz="4" w:space="0" w:color="000000"/>
-              <w:bottom w:val="single" w:sz="4" w:space="0" w:color="000000"/>
-              <w:right w:val="single" w:sz="4" w:space="0" w:color="000000"/>
-              <w:insideH w:val="single" w:sz="4" w:space="0" w:color="000000"/>
-              <w:insideV w:val="single" w:sz="4" w:space="0" w:color="000000"/>
-            </w:tcBorders>
-          </w:tcPr>
-          <w:p>
-            <w:pPr>
-              <w:pStyle w:val="Compact"/>
-            </w:pPr>
-          </w:p>
-        </w:tc>
-        <w:tc>
-          <w:tcPr>
-            <w:tcBorders>
-              <w:top w:val="single" w:sz="4" w:space="0" w:color="000000"/>
-              <w:left w:val="single" w:sz="4" w:space="0" w:color="000000"/>
-              <w:bottom w:val="single" w:sz="4" w:space="0" w:color="000000"/>
-              <w:right w:val="single" w:sz="4" w:space="0" w:color="000000"/>
-              <w:insideH w:val="single" w:sz="4" w:space="0" w:color="000000"/>
-              <w:insideV w:val="single" w:sz="4" w:space="0" w:color="000000"/>
+            </w:tcBorders>
+          </w:tcPr>
+          <w:p>
+            <w:pPr>
+              <w:pStyle w:val="Compact"/>
+            </w:pPr>
+          </w:p>
+        </w:tc>
+        <w:tc>
+          <w:tcPr>
+            <w:tcBorders>
+              <w:top w:val="single" w:sz="4" w:space="0" w:color="000000"/>
+              <w:left w:val="single" w:sz="4" w:space="0" w:color="000000"/>
+              <w:bottom w:val="single" w:sz="4" w:space="0" w:color="000000"/>
+              <w:right w:val="single" w:sz="4" w:space="0" w:color="000000"/>
+            </w:tcBorders>
+          </w:tcPr>
+          <w:p>
+            <w:pPr>
+              <w:pStyle w:val="Compact"/>
+            </w:pPr>
+          </w:p>
+        </w:tc>
+        <w:tc>
+          <w:tcPr>
+            <w:tcBorders>
+              <w:top w:val="single" w:sz="4" w:space="0" w:color="000000"/>
+              <w:left w:val="single" w:sz="4" w:space="0" w:color="000000"/>
+              <w:bottom w:val="single" w:sz="4" w:space="0" w:color="000000"/>
+              <w:right w:val="single" w:sz="4" w:space="0" w:color="000000"/>
             </w:tcBorders>
           </w:tcPr>
           <w:p>
@@ -3169,8 +3764,6 @@
               <w:left w:val="single" w:sz="4" w:space="0" w:color="000000"/>
               <w:bottom w:val="single" w:sz="4" w:space="0" w:color="000000"/>
               <w:right w:val="single" w:sz="4" w:space="0" w:color="000000"/>
-              <w:insideH w:val="single" w:sz="4" w:space="0" w:color="000000"/>
-              <w:insideV w:val="single" w:sz="4" w:space="0" w:color="000000"/>
             </w:tcBorders>
           </w:tcPr>
           <w:p>
@@ -3189,8 +3782,6 @@
               <w:left w:val="single" w:sz="4" w:space="0" w:color="000000"/>
               <w:bottom w:val="single" w:sz="4" w:space="0" w:color="000000"/>
               <w:right w:val="single" w:sz="4" w:space="0" w:color="000000"/>
-              <w:insideH w:val="single" w:sz="4" w:space="0" w:color="000000"/>
-              <w:insideV w:val="single" w:sz="4" w:space="0" w:color="000000"/>
             </w:tcBorders>
           </w:tcPr>
           <w:p>
@@ -3209,8 +3800,6 @@
               <w:left w:val="single" w:sz="4" w:space="0" w:color="000000"/>
               <w:bottom w:val="single" w:sz="4" w:space="0" w:color="000000"/>
               <w:right w:val="single" w:sz="4" w:space="0" w:color="000000"/>
-              <w:insideH w:val="single" w:sz="4" w:space="0" w:color="000000"/>
-              <w:insideV w:val="single" w:sz="4" w:space="0" w:color="000000"/>
             </w:tcBorders>
           </w:tcPr>
           <w:p>
@@ -3229,8 +3818,6 @@
               <w:left w:val="single" w:sz="4" w:space="0" w:color="000000"/>
               <w:bottom w:val="single" w:sz="4" w:space="0" w:color="000000"/>
               <w:right w:val="single" w:sz="4" w:space="0" w:color="000000"/>
-              <w:insideH w:val="single" w:sz="4" w:space="0" w:color="000000"/>
-              <w:insideV w:val="single" w:sz="4" w:space="0" w:color="000000"/>
             </w:tcBorders>
           </w:tcPr>
           <w:p>
@@ -3249,8 +3836,6 @@
               <w:left w:val="single" w:sz="4" w:space="0" w:color="000000"/>
               <w:bottom w:val="single" w:sz="4" w:space="0" w:color="000000"/>
               <w:right w:val="single" w:sz="4" w:space="0" w:color="000000"/>
-              <w:insideH w:val="single" w:sz="4" w:space="0" w:color="000000"/>
-              <w:insideV w:val="single" w:sz="4" w:space="0" w:color="000000"/>
             </w:tcBorders>
           </w:tcPr>
           <w:p>
@@ -3269,8 +3854,6 @@
               <w:left w:val="single" w:sz="4" w:space="0" w:color="000000"/>
               <w:bottom w:val="single" w:sz="4" w:space="0" w:color="000000"/>
               <w:right w:val="single" w:sz="4" w:space="0" w:color="000000"/>
-              <w:insideH w:val="single" w:sz="4" w:space="0" w:color="000000"/>
-              <w:insideV w:val="single" w:sz="4" w:space="0" w:color="000000"/>
             </w:tcBorders>
           </w:tcPr>
           <w:p>
@@ -3289,8 +3872,6 @@
               <w:left w:val="single" w:sz="4" w:space="0" w:color="000000"/>
               <w:bottom w:val="single" w:sz="4" w:space="0" w:color="000000"/>
               <w:right w:val="single" w:sz="4" w:space="0" w:color="000000"/>
-              <w:insideH w:val="single" w:sz="4" w:space="0" w:color="000000"/>
-              <w:insideV w:val="single" w:sz="4" w:space="0" w:color="000000"/>
             </w:tcBorders>
           </w:tcPr>
           <w:p>
@@ -3309,8 +3890,6 @@
               <w:left w:val="single" w:sz="4" w:space="0" w:color="000000"/>
               <w:bottom w:val="single" w:sz="4" w:space="0" w:color="000000"/>
               <w:right w:val="single" w:sz="4" w:space="0" w:color="000000"/>
-              <w:insideH w:val="single" w:sz="4" w:space="0" w:color="000000"/>
-              <w:insideV w:val="single" w:sz="4" w:space="0" w:color="000000"/>
             </w:tcBorders>
           </w:tcPr>
           <w:p>
@@ -3331,8 +3910,6 @@
               <w:left w:val="single" w:sz="4" w:space="0" w:color="000000"/>
               <w:bottom w:val="single" w:sz="4" w:space="0" w:color="000000"/>
               <w:right w:val="single" w:sz="4" w:space="0" w:color="000000"/>
-              <w:insideH w:val="single" w:sz="4" w:space="0" w:color="000000"/>
-              <w:insideV w:val="single" w:sz="4" w:space="0" w:color="000000"/>
             </w:tcBorders>
           </w:tcPr>
           <w:p>
@@ -3351,8 +3928,6 @@
               <w:left w:val="single" w:sz="4" w:space="0" w:color="000000"/>
               <w:bottom w:val="single" w:sz="4" w:space="0" w:color="000000"/>
               <w:right w:val="single" w:sz="4" w:space="0" w:color="000000"/>
-              <w:insideH w:val="single" w:sz="4" w:space="0" w:color="000000"/>
-              <w:insideV w:val="single" w:sz="4" w:space="0" w:color="000000"/>
             </w:tcBorders>
           </w:tcPr>
           <w:p>
@@ -3371,8 +3946,6 @@
               <w:left w:val="single" w:sz="4" w:space="0" w:color="000000"/>
               <w:bottom w:val="single" w:sz="4" w:space="0" w:color="000000"/>
               <w:right w:val="single" w:sz="4" w:space="0" w:color="000000"/>
-              <w:insideH w:val="single" w:sz="4" w:space="0" w:color="000000"/>
-              <w:insideV w:val="single" w:sz="4" w:space="0" w:color="000000"/>
             </w:tcBorders>
           </w:tcPr>
           <w:p>
@@ -3391,8 +3964,6 @@
               <w:left w:val="single" w:sz="4" w:space="0" w:color="000000"/>
               <w:bottom w:val="single" w:sz="4" w:space="0" w:color="000000"/>
               <w:right w:val="single" w:sz="4" w:space="0" w:color="000000"/>
-              <w:insideH w:val="single" w:sz="4" w:space="0" w:color="000000"/>
-              <w:insideV w:val="single" w:sz="4" w:space="0" w:color="000000"/>
             </w:tcBorders>
           </w:tcPr>
           <w:p>
@@ -3411,8 +3982,6 @@
               <w:left w:val="single" w:sz="4" w:space="0" w:color="000000"/>
               <w:bottom w:val="single" w:sz="4" w:space="0" w:color="000000"/>
               <w:right w:val="single" w:sz="4" w:space="0" w:color="000000"/>
-              <w:insideH w:val="single" w:sz="4" w:space="0" w:color="000000"/>
-              <w:insideV w:val="single" w:sz="4" w:space="0" w:color="000000"/>
             </w:tcBorders>
           </w:tcPr>
           <w:p>
@@ -3431,8 +4000,6 @@
               <w:left w:val="single" w:sz="4" w:space="0" w:color="000000"/>
               <w:bottom w:val="single" w:sz="4" w:space="0" w:color="000000"/>
               <w:right w:val="single" w:sz="4" w:space="0" w:color="000000"/>
-              <w:insideH w:val="single" w:sz="4" w:space="0" w:color="000000"/>
-              <w:insideV w:val="single" w:sz="4" w:space="0" w:color="000000"/>
             </w:tcBorders>
           </w:tcPr>
           <w:p>
@@ -3451,8 +4018,6 @@
               <w:left w:val="single" w:sz="4" w:space="0" w:color="000000"/>
               <w:bottom w:val="single" w:sz="4" w:space="0" w:color="000000"/>
               <w:right w:val="single" w:sz="4" w:space="0" w:color="000000"/>
-              <w:insideH w:val="single" w:sz="4" w:space="0" w:color="000000"/>
-              <w:insideV w:val="single" w:sz="4" w:space="0" w:color="000000"/>
             </w:tcBorders>
           </w:tcPr>
           <w:p>
@@ -3471,8 +4036,6 @@
               <w:left w:val="single" w:sz="4" w:space="0" w:color="000000"/>
               <w:bottom w:val="single" w:sz="4" w:space="0" w:color="000000"/>
               <w:right w:val="single" w:sz="4" w:space="0" w:color="000000"/>
-              <w:insideH w:val="single" w:sz="4" w:space="0" w:color="000000"/>
-              <w:insideV w:val="single" w:sz="4" w:space="0" w:color="000000"/>
             </w:tcBorders>
           </w:tcPr>
           <w:p>
@@ -3493,8 +4056,6 @@
               <w:left w:val="single" w:sz="4" w:space="0" w:color="000000"/>
               <w:bottom w:val="single" w:sz="4" w:space="0" w:color="000000"/>
               <w:right w:val="single" w:sz="4" w:space="0" w:color="000000"/>
-              <w:insideH w:val="single" w:sz="4" w:space="0" w:color="000000"/>
-              <w:insideV w:val="single" w:sz="4" w:space="0" w:color="000000"/>
             </w:tcBorders>
           </w:tcPr>
           <w:p>
@@ -3513,8 +4074,6 @@
               <w:left w:val="single" w:sz="4" w:space="0" w:color="000000"/>
               <w:bottom w:val="single" w:sz="4" w:space="0" w:color="000000"/>
               <w:right w:val="single" w:sz="4" w:space="0" w:color="000000"/>
-              <w:insideH w:val="single" w:sz="4" w:space="0" w:color="000000"/>
-              <w:insideV w:val="single" w:sz="4" w:space="0" w:color="000000"/>
             </w:tcBorders>
           </w:tcPr>
           <w:p>
@@ -3533,8 +4092,6 @@
               <w:left w:val="single" w:sz="4" w:space="0" w:color="000000"/>
               <w:bottom w:val="single" w:sz="4" w:space="0" w:color="000000"/>
               <w:right w:val="single" w:sz="4" w:space="0" w:color="000000"/>
-              <w:insideH w:val="single" w:sz="4" w:space="0" w:color="000000"/>
-              <w:insideV w:val="single" w:sz="4" w:space="0" w:color="000000"/>
             </w:tcBorders>
           </w:tcPr>
           <w:p>
@@ -3553,8 +4110,6 @@
               <w:left w:val="single" w:sz="4" w:space="0" w:color="000000"/>
               <w:bottom w:val="single" w:sz="4" w:space="0" w:color="000000"/>
               <w:right w:val="single" w:sz="4" w:space="0" w:color="000000"/>
-              <w:insideH w:val="single" w:sz="4" w:space="0" w:color="000000"/>
-              <w:insideV w:val="single" w:sz="4" w:space="0" w:color="000000"/>
             </w:tcBorders>
           </w:tcPr>
           <w:p>
@@ -3573,8 +4128,6 @@
               <w:left w:val="single" w:sz="4" w:space="0" w:color="000000"/>
               <w:bottom w:val="single" w:sz="4" w:space="0" w:color="000000"/>
               <w:right w:val="single" w:sz="4" w:space="0" w:color="000000"/>
-              <w:insideH w:val="single" w:sz="4" w:space="0" w:color="000000"/>
-              <w:insideV w:val="single" w:sz="4" w:space="0" w:color="000000"/>
             </w:tcBorders>
           </w:tcPr>
           <w:p>
@@ -3593,8 +4146,6 @@
               <w:left w:val="single" w:sz="4" w:space="0" w:color="000000"/>
               <w:bottom w:val="single" w:sz="4" w:space="0" w:color="000000"/>
               <w:right w:val="single" w:sz="4" w:space="0" w:color="000000"/>
-              <w:insideH w:val="single" w:sz="4" w:space="0" w:color="000000"/>
-              <w:insideV w:val="single" w:sz="4" w:space="0" w:color="000000"/>
             </w:tcBorders>
           </w:tcPr>
           <w:p>
@@ -3613,8 +4164,6 @@
               <w:left w:val="single" w:sz="4" w:space="0" w:color="000000"/>
               <w:bottom w:val="single" w:sz="4" w:space="0" w:color="000000"/>
               <w:right w:val="single" w:sz="4" w:space="0" w:color="000000"/>
-              <w:insideH w:val="single" w:sz="4" w:space="0" w:color="000000"/>
-              <w:insideV w:val="single" w:sz="4" w:space="0" w:color="000000"/>
             </w:tcBorders>
           </w:tcPr>
           <w:p>
@@ -3633,8 +4182,6 @@
               <w:left w:val="single" w:sz="4" w:space="0" w:color="000000"/>
               <w:bottom w:val="single" w:sz="4" w:space="0" w:color="000000"/>
               <w:right w:val="single" w:sz="4" w:space="0" w:color="000000"/>
-              <w:insideH w:val="single" w:sz="4" w:space="0" w:color="000000"/>
-              <w:insideV w:val="single" w:sz="4" w:space="0" w:color="000000"/>
             </w:tcBorders>
           </w:tcPr>
           <w:p>
@@ -3655,8 +4202,6 @@
               <w:left w:val="single" w:sz="4" w:space="0" w:color="000000"/>
               <w:bottom w:val="single" w:sz="4" w:space="0" w:color="000000"/>
               <w:right w:val="single" w:sz="4" w:space="0" w:color="000000"/>
-              <w:insideH w:val="single" w:sz="4" w:space="0" w:color="000000"/>
-              <w:insideV w:val="single" w:sz="4" w:space="0" w:color="000000"/>
             </w:tcBorders>
           </w:tcPr>
           <w:p>
@@ -3675,8 +4220,6 @@
               <w:left w:val="single" w:sz="4" w:space="0" w:color="000000"/>
               <w:bottom w:val="single" w:sz="4" w:space="0" w:color="000000"/>
               <w:right w:val="single" w:sz="4" w:space="0" w:color="000000"/>
-              <w:insideH w:val="single" w:sz="4" w:space="0" w:color="000000"/>
-              <w:insideV w:val="single" w:sz="4" w:space="0" w:color="000000"/>
             </w:tcBorders>
           </w:tcPr>
           <w:p>
@@ -3695,8 +4238,6 @@
               <w:left w:val="single" w:sz="4" w:space="0" w:color="000000"/>
               <w:bottom w:val="single" w:sz="4" w:space="0" w:color="000000"/>
               <w:right w:val="single" w:sz="4" w:space="0" w:color="000000"/>
-              <w:insideH w:val="single" w:sz="4" w:space="0" w:color="000000"/>
-              <w:insideV w:val="single" w:sz="4" w:space="0" w:color="000000"/>
             </w:tcBorders>
           </w:tcPr>
           <w:p>
@@ -3715,8 +4256,6 @@
               <w:left w:val="single" w:sz="4" w:space="0" w:color="000000"/>
               <w:bottom w:val="single" w:sz="4" w:space="0" w:color="000000"/>
               <w:right w:val="single" w:sz="4" w:space="0" w:color="000000"/>
-              <w:insideH w:val="single" w:sz="4" w:space="0" w:color="000000"/>
-              <w:insideV w:val="single" w:sz="4" w:space="0" w:color="000000"/>
             </w:tcBorders>
           </w:tcPr>
           <w:p>
@@ -3735,8 +4274,6 @@
               <w:left w:val="single" w:sz="4" w:space="0" w:color="000000"/>
               <w:bottom w:val="single" w:sz="4" w:space="0" w:color="000000"/>
               <w:right w:val="single" w:sz="4" w:space="0" w:color="000000"/>
-              <w:insideH w:val="single" w:sz="4" w:space="0" w:color="000000"/>
-              <w:insideV w:val="single" w:sz="4" w:space="0" w:color="000000"/>
             </w:tcBorders>
           </w:tcPr>
           <w:p>
@@ -3755,8 +4292,6 @@
               <w:left w:val="single" w:sz="4" w:space="0" w:color="000000"/>
               <w:bottom w:val="single" w:sz="4" w:space="0" w:color="000000"/>
               <w:right w:val="single" w:sz="4" w:space="0" w:color="000000"/>
-              <w:insideH w:val="single" w:sz="4" w:space="0" w:color="000000"/>
-              <w:insideV w:val="single" w:sz="4" w:space="0" w:color="000000"/>
             </w:tcBorders>
           </w:tcPr>
           <w:p>
@@ -3775,8 +4310,6 @@
               <w:left w:val="single" w:sz="4" w:space="0" w:color="000000"/>
               <w:bottom w:val="single" w:sz="4" w:space="0" w:color="000000"/>
               <w:right w:val="single" w:sz="4" w:space="0" w:color="000000"/>
-              <w:insideH w:val="single" w:sz="4" w:space="0" w:color="000000"/>
-              <w:insideV w:val="single" w:sz="4" w:space="0" w:color="000000"/>
             </w:tcBorders>
           </w:tcPr>
           <w:p>
@@ -3795,8 +4328,6 @@
               <w:left w:val="single" w:sz="4" w:space="0" w:color="000000"/>
               <w:bottom w:val="single" w:sz="4" w:space="0" w:color="000000"/>
               <w:right w:val="single" w:sz="4" w:space="0" w:color="000000"/>
-              <w:insideH w:val="single" w:sz="4" w:space="0" w:color="000000"/>
-              <w:insideV w:val="single" w:sz="4" w:space="0" w:color="000000"/>
             </w:tcBorders>
           </w:tcPr>
           <w:p>
@@ -3817,8 +4348,6 @@
               <w:left w:val="single" w:sz="4" w:space="0" w:color="000000"/>
               <w:bottom w:val="single" w:sz="4" w:space="0" w:color="000000"/>
               <w:right w:val="single" w:sz="4" w:space="0" w:color="000000"/>
-              <w:insideH w:val="single" w:sz="4" w:space="0" w:color="000000"/>
-              <w:insideV w:val="single" w:sz="4" w:space="0" w:color="000000"/>
             </w:tcBorders>
           </w:tcPr>
           <w:p>
@@ -3837,8 +4366,6 @@
               <w:left w:val="single" w:sz="4" w:space="0" w:color="000000"/>
               <w:bottom w:val="single" w:sz="4" w:space="0" w:color="000000"/>
               <w:right w:val="single" w:sz="4" w:space="0" w:color="000000"/>
-              <w:insideH w:val="single" w:sz="4" w:space="0" w:color="000000"/>
-              <w:insideV w:val="single" w:sz="4" w:space="0" w:color="000000"/>
             </w:tcBorders>
           </w:tcPr>
           <w:p>
@@ -3857,8 +4384,6 @@
               <w:left w:val="single" w:sz="4" w:space="0" w:color="000000"/>
               <w:bottom w:val="single" w:sz="4" w:space="0" w:color="000000"/>
               <w:right w:val="single" w:sz="4" w:space="0" w:color="000000"/>
-              <w:insideH w:val="single" w:sz="4" w:space="0" w:color="000000"/>
-              <w:insideV w:val="single" w:sz="4" w:space="0" w:color="000000"/>
             </w:tcBorders>
           </w:tcPr>
           <w:p>
@@ -3877,8 +4402,6 @@
               <w:left w:val="single" w:sz="4" w:space="0" w:color="000000"/>
               <w:bottom w:val="single" w:sz="4" w:space="0" w:color="000000"/>
               <w:right w:val="single" w:sz="4" w:space="0" w:color="000000"/>
-              <w:insideH w:val="single" w:sz="4" w:space="0" w:color="000000"/>
-              <w:insideV w:val="single" w:sz="4" w:space="0" w:color="000000"/>
             </w:tcBorders>
           </w:tcPr>
           <w:p>
@@ -3897,8 +4420,6 @@
               <w:left w:val="single" w:sz="4" w:space="0" w:color="000000"/>
               <w:bottom w:val="single" w:sz="4" w:space="0" w:color="000000"/>
               <w:right w:val="single" w:sz="4" w:space="0" w:color="000000"/>
-              <w:insideH w:val="single" w:sz="4" w:space="0" w:color="000000"/>
-              <w:insideV w:val="single" w:sz="4" w:space="0" w:color="000000"/>
             </w:tcBorders>
           </w:tcPr>
           <w:p>
@@ -3917,8 +4438,6 @@
               <w:left w:val="single" w:sz="4" w:space="0" w:color="000000"/>
               <w:bottom w:val="single" w:sz="4" w:space="0" w:color="000000"/>
               <w:right w:val="single" w:sz="4" w:space="0" w:color="000000"/>
-              <w:insideH w:val="single" w:sz="4" w:space="0" w:color="000000"/>
-              <w:insideV w:val="single" w:sz="4" w:space="0" w:color="000000"/>
             </w:tcBorders>
           </w:tcPr>
           <w:p>
@@ -3937,8 +4456,6 @@
               <w:left w:val="single" w:sz="4" w:space="0" w:color="000000"/>
               <w:bottom w:val="single" w:sz="4" w:space="0" w:color="000000"/>
               <w:right w:val="single" w:sz="4" w:space="0" w:color="000000"/>
-              <w:insideH w:val="single" w:sz="4" w:space="0" w:color="000000"/>
-              <w:insideV w:val="single" w:sz="4" w:space="0" w:color="000000"/>
             </w:tcBorders>
           </w:tcPr>
           <w:p>
@@ -3957,8 +4474,6 @@
               <w:left w:val="single" w:sz="4" w:space="0" w:color="000000"/>
               <w:bottom w:val="single" w:sz="4" w:space="0" w:color="000000"/>
               <w:right w:val="single" w:sz="4" w:space="0" w:color="000000"/>
-              <w:insideH w:val="single" w:sz="4" w:space="0" w:color="000000"/>
-              <w:insideV w:val="single" w:sz="4" w:space="0" w:color="000000"/>
             </w:tcBorders>
           </w:tcPr>
           <w:p>
@@ -3979,8 +4494,6 @@
               <w:left w:val="single" w:sz="4" w:space="0" w:color="000000"/>
               <w:bottom w:val="single" w:sz="4" w:space="0" w:color="000000"/>
               <w:right w:val="single" w:sz="4" w:space="0" w:color="000000"/>
-              <w:insideH w:val="single" w:sz="4" w:space="0" w:color="000000"/>
-              <w:insideV w:val="single" w:sz="4" w:space="0" w:color="000000"/>
             </w:tcBorders>
           </w:tcPr>
           <w:p>
@@ -3999,8 +4512,6 @@
               <w:left w:val="single" w:sz="4" w:space="0" w:color="000000"/>
               <w:bottom w:val="single" w:sz="4" w:space="0" w:color="000000"/>
               <w:right w:val="single" w:sz="4" w:space="0" w:color="000000"/>
-              <w:insideH w:val="single" w:sz="4" w:space="0" w:color="000000"/>
-              <w:insideV w:val="single" w:sz="4" w:space="0" w:color="000000"/>
             </w:tcBorders>
           </w:tcPr>
           <w:p>
@@ -4019,8 +4530,6 @@
               <w:left w:val="single" w:sz="4" w:space="0" w:color="000000"/>
               <w:bottom w:val="single" w:sz="4" w:space="0" w:color="000000"/>
               <w:right w:val="single" w:sz="4" w:space="0" w:color="000000"/>
-              <w:insideH w:val="single" w:sz="4" w:space="0" w:color="000000"/>
-              <w:insideV w:val="single" w:sz="4" w:space="0" w:color="000000"/>
             </w:tcBorders>
           </w:tcPr>
           <w:p>
@@ -4039,8 +4548,6 @@
               <w:left w:val="single" w:sz="4" w:space="0" w:color="000000"/>
               <w:bottom w:val="single" w:sz="4" w:space="0" w:color="000000"/>
               <w:right w:val="single" w:sz="4" w:space="0" w:color="000000"/>
-              <w:insideH w:val="single" w:sz="4" w:space="0" w:color="000000"/>
-              <w:insideV w:val="single" w:sz="4" w:space="0" w:color="000000"/>
             </w:tcBorders>
           </w:tcPr>
           <w:p>
@@ -4059,8 +4566,6 @@
               <w:left w:val="single" w:sz="4" w:space="0" w:color="000000"/>
               <w:bottom w:val="single" w:sz="4" w:space="0" w:color="000000"/>
               <w:right w:val="single" w:sz="4" w:space="0" w:color="000000"/>
-              <w:insideH w:val="single" w:sz="4" w:space="0" w:color="000000"/>
-              <w:insideV w:val="single" w:sz="4" w:space="0" w:color="000000"/>
             </w:tcBorders>
           </w:tcPr>
           <w:p>
@@ -4079,8 +4584,6 @@
               <w:left w:val="single" w:sz="4" w:space="0" w:color="000000"/>
               <w:bottom w:val="single" w:sz="4" w:space="0" w:color="000000"/>
               <w:right w:val="single" w:sz="4" w:space="0" w:color="000000"/>
-              <w:insideH w:val="single" w:sz="4" w:space="0" w:color="000000"/>
-              <w:insideV w:val="single" w:sz="4" w:space="0" w:color="000000"/>
             </w:tcBorders>
           </w:tcPr>
           <w:p>
@@ -4099,8 +4602,6 @@
               <w:left w:val="single" w:sz="4" w:space="0" w:color="000000"/>
               <w:bottom w:val="single" w:sz="4" w:space="0" w:color="000000"/>
               <w:right w:val="single" w:sz="4" w:space="0" w:color="000000"/>
-              <w:insideH w:val="single" w:sz="4" w:space="0" w:color="000000"/>
-              <w:insideV w:val="single" w:sz="4" w:space="0" w:color="000000"/>
             </w:tcBorders>
           </w:tcPr>
           <w:p>
@@ -4119,8 +4620,6 @@
               <w:left w:val="single" w:sz="4" w:space="0" w:color="000000"/>
               <w:bottom w:val="single" w:sz="4" w:space="0" w:color="000000"/>
               <w:right w:val="single" w:sz="4" w:space="0" w:color="000000"/>
-              <w:insideH w:val="single" w:sz="4" w:space="0" w:color="000000"/>
-              <w:insideV w:val="single" w:sz="4" w:space="0" w:color="000000"/>
             </w:tcBorders>
           </w:tcPr>
           <w:p>
@@ -4141,8 +4640,6 @@
               <w:left w:val="single" w:sz="4" w:space="0" w:color="000000"/>
               <w:bottom w:val="single" w:sz="4" w:space="0" w:color="000000"/>
               <w:right w:val="single" w:sz="4" w:space="0" w:color="000000"/>
-              <w:insideH w:val="single" w:sz="4" w:space="0" w:color="000000"/>
-              <w:insideV w:val="single" w:sz="4" w:space="0" w:color="000000"/>
             </w:tcBorders>
           </w:tcPr>
           <w:p>
@@ -4161,8 +4658,6 @@
               <w:left w:val="single" w:sz="4" w:space="0" w:color="000000"/>
               <w:bottom w:val="single" w:sz="4" w:space="0" w:color="000000"/>
               <w:right w:val="single" w:sz="4" w:space="0" w:color="000000"/>
-              <w:insideH w:val="single" w:sz="4" w:space="0" w:color="000000"/>
-              <w:insideV w:val="single" w:sz="4" w:space="0" w:color="000000"/>
             </w:tcBorders>
           </w:tcPr>
           <w:p>
@@ -4181,8 +4676,6 @@
               <w:left w:val="single" w:sz="4" w:space="0" w:color="000000"/>
               <w:bottom w:val="single" w:sz="4" w:space="0" w:color="000000"/>
               <w:right w:val="single" w:sz="4" w:space="0" w:color="000000"/>
-              <w:insideH w:val="single" w:sz="4" w:space="0" w:color="000000"/>
-              <w:insideV w:val="single" w:sz="4" w:space="0" w:color="000000"/>
             </w:tcBorders>
           </w:tcPr>
           <w:p>
@@ -4201,8 +4694,6 @@
               <w:left w:val="single" w:sz="4" w:space="0" w:color="000000"/>
               <w:bottom w:val="single" w:sz="4" w:space="0" w:color="000000"/>
               <w:right w:val="single" w:sz="4" w:space="0" w:color="000000"/>
-              <w:insideH w:val="single" w:sz="4" w:space="0" w:color="000000"/>
-              <w:insideV w:val="single" w:sz="4" w:space="0" w:color="000000"/>
             </w:tcBorders>
           </w:tcPr>
           <w:p>
@@ -4221,8 +4712,6 @@
               <w:left w:val="single" w:sz="4" w:space="0" w:color="000000"/>
               <w:bottom w:val="single" w:sz="4" w:space="0" w:color="000000"/>
               <w:right w:val="single" w:sz="4" w:space="0" w:color="000000"/>
-              <w:insideH w:val="single" w:sz="4" w:space="0" w:color="000000"/>
-              <w:insideV w:val="single" w:sz="4" w:space="0" w:color="000000"/>
             </w:tcBorders>
           </w:tcPr>
           <w:p>
@@ -4241,8 +4730,6 @@
               <w:left w:val="single" w:sz="4" w:space="0" w:color="000000"/>
               <w:bottom w:val="single" w:sz="4" w:space="0" w:color="000000"/>
               <w:right w:val="single" w:sz="4" w:space="0" w:color="000000"/>
-              <w:insideH w:val="single" w:sz="4" w:space="0" w:color="000000"/>
-              <w:insideV w:val="single" w:sz="4" w:space="0" w:color="000000"/>
             </w:tcBorders>
           </w:tcPr>
           <w:p>
@@ -4261,8 +4748,6 @@
               <w:left w:val="single" w:sz="4" w:space="0" w:color="000000"/>
               <w:bottom w:val="single" w:sz="4" w:space="0" w:color="000000"/>
               <w:right w:val="single" w:sz="4" w:space="0" w:color="000000"/>
-              <w:insideH w:val="single" w:sz="4" w:space="0" w:color="000000"/>
-              <w:insideV w:val="single" w:sz="4" w:space="0" w:color="000000"/>
             </w:tcBorders>
           </w:tcPr>
           <w:p>
@@ -4281,8 +4766,6 @@
               <w:left w:val="single" w:sz="4" w:space="0" w:color="000000"/>
               <w:bottom w:val="single" w:sz="4" w:space="0" w:color="000000"/>
               <w:right w:val="single" w:sz="4" w:space="0" w:color="000000"/>
-              <w:insideH w:val="single" w:sz="4" w:space="0" w:color="000000"/>
-              <w:insideV w:val="single" w:sz="4" w:space="0" w:color="000000"/>
             </w:tcBorders>
           </w:tcPr>
           <w:p>
@@ -4303,8 +4786,6 @@
               <w:left w:val="single" w:sz="4" w:space="0" w:color="000000"/>
               <w:bottom w:val="single" w:sz="4" w:space="0" w:color="000000"/>
               <w:right w:val="single" w:sz="4" w:space="0" w:color="000000"/>
-              <w:insideH w:val="single" w:sz="4" w:space="0" w:color="000000"/>
-              <w:insideV w:val="single" w:sz="4" w:space="0" w:color="000000"/>
             </w:tcBorders>
           </w:tcPr>
           <w:p>
@@ -4323,8 +4804,6 @@
               <w:left w:val="single" w:sz="4" w:space="0" w:color="000000"/>
               <w:bottom w:val="single" w:sz="4" w:space="0" w:color="000000"/>
               <w:right w:val="single" w:sz="4" w:space="0" w:color="000000"/>
-              <w:insideH w:val="single" w:sz="4" w:space="0" w:color="000000"/>
-              <w:insideV w:val="single" w:sz="4" w:space="0" w:color="000000"/>
             </w:tcBorders>
           </w:tcPr>
           <w:p>
@@ -4343,8 +4822,6 @@
               <w:left w:val="single" w:sz="4" w:space="0" w:color="000000"/>
               <w:bottom w:val="single" w:sz="4" w:space="0" w:color="000000"/>
               <w:right w:val="single" w:sz="4" w:space="0" w:color="000000"/>
-              <w:insideH w:val="single" w:sz="4" w:space="0" w:color="000000"/>
-              <w:insideV w:val="single" w:sz="4" w:space="0" w:color="000000"/>
             </w:tcBorders>
           </w:tcPr>
           <w:p>
@@ -4363,8 +4840,6 @@
               <w:left w:val="single" w:sz="4" w:space="0" w:color="000000"/>
               <w:bottom w:val="single" w:sz="4" w:space="0" w:color="000000"/>
               <w:right w:val="single" w:sz="4" w:space="0" w:color="000000"/>
-              <w:insideH w:val="single" w:sz="4" w:space="0" w:color="000000"/>
-              <w:insideV w:val="single" w:sz="4" w:space="0" w:color="000000"/>
             </w:tcBorders>
           </w:tcPr>
           <w:p>
@@ -4383,8 +4858,6 @@
               <w:left w:val="single" w:sz="4" w:space="0" w:color="000000"/>
               <w:bottom w:val="single" w:sz="4" w:space="0" w:color="000000"/>
               <w:right w:val="single" w:sz="4" w:space="0" w:color="000000"/>
-              <w:insideH w:val="single" w:sz="4" w:space="0" w:color="000000"/>
-              <w:insideV w:val="single" w:sz="4" w:space="0" w:color="000000"/>
             </w:tcBorders>
           </w:tcPr>
           <w:p>
@@ -4403,8 +4876,6 @@
               <w:left w:val="single" w:sz="4" w:space="0" w:color="000000"/>
               <w:bottom w:val="single" w:sz="4" w:space="0" w:color="000000"/>
               <w:right w:val="single" w:sz="4" w:space="0" w:color="000000"/>
-              <w:insideH w:val="single" w:sz="4" w:space="0" w:color="000000"/>
-              <w:insideV w:val="single" w:sz="4" w:space="0" w:color="000000"/>
             </w:tcBorders>
           </w:tcPr>
           <w:p>
@@ -4423,8 +4894,6 @@
               <w:left w:val="single" w:sz="4" w:space="0" w:color="000000"/>
               <w:bottom w:val="single" w:sz="4" w:space="0" w:color="000000"/>
               <w:right w:val="single" w:sz="4" w:space="0" w:color="000000"/>
-              <w:insideH w:val="single" w:sz="4" w:space="0" w:color="000000"/>
-              <w:insideV w:val="single" w:sz="4" w:space="0" w:color="000000"/>
             </w:tcBorders>
           </w:tcPr>
           <w:p>
@@ -4443,8 +4912,6 @@
               <w:left w:val="single" w:sz="4" w:space="0" w:color="000000"/>
               <w:bottom w:val="single" w:sz="4" w:space="0" w:color="000000"/>
               <w:right w:val="single" w:sz="4" w:space="0" w:color="000000"/>
-              <w:insideH w:val="single" w:sz="4" w:space="0" w:color="000000"/>
-              <w:insideV w:val="single" w:sz="4" w:space="0" w:color="000000"/>
             </w:tcBorders>
           </w:tcPr>
           <w:p>
@@ -4465,8 +4932,6 @@
               <w:left w:val="single" w:sz="4" w:space="0" w:color="000000"/>
               <w:bottom w:val="single" w:sz="4" w:space="0" w:color="000000"/>
               <w:right w:val="single" w:sz="4" w:space="0" w:color="000000"/>
-              <w:insideH w:val="single" w:sz="4" w:space="0" w:color="000000"/>
-              <w:insideV w:val="single" w:sz="4" w:space="0" w:color="000000"/>
             </w:tcBorders>
           </w:tcPr>
           <w:p>
@@ -4485,8 +4950,6 @@
               <w:left w:val="single" w:sz="4" w:space="0" w:color="000000"/>
               <w:bottom w:val="single" w:sz="4" w:space="0" w:color="000000"/>
               <w:right w:val="single" w:sz="4" w:space="0" w:color="000000"/>
-              <w:insideH w:val="single" w:sz="4" w:space="0" w:color="000000"/>
-              <w:insideV w:val="single" w:sz="4" w:space="0" w:color="000000"/>
             </w:tcBorders>
           </w:tcPr>
           <w:p>
@@ -4505,8 +4968,6 @@
               <w:left w:val="single" w:sz="4" w:space="0" w:color="000000"/>
               <w:bottom w:val="single" w:sz="4" w:space="0" w:color="000000"/>
               <w:right w:val="single" w:sz="4" w:space="0" w:color="000000"/>
-              <w:insideH w:val="single" w:sz="4" w:space="0" w:color="000000"/>
-              <w:insideV w:val="single" w:sz="4" w:space="0" w:color="000000"/>
             </w:tcBorders>
           </w:tcPr>
           <w:p>
@@ -4525,8 +4986,6 @@
               <w:left w:val="single" w:sz="4" w:space="0" w:color="000000"/>
               <w:bottom w:val="single" w:sz="4" w:space="0" w:color="000000"/>
               <w:right w:val="single" w:sz="4" w:space="0" w:color="000000"/>
-              <w:insideH w:val="single" w:sz="4" w:space="0" w:color="000000"/>
-              <w:insideV w:val="single" w:sz="4" w:space="0" w:color="000000"/>
             </w:tcBorders>
           </w:tcPr>
           <w:p>
@@ -4545,8 +5004,6 @@
               <w:left w:val="single" w:sz="4" w:space="0" w:color="000000"/>
               <w:bottom w:val="single" w:sz="4" w:space="0" w:color="000000"/>
               <w:right w:val="single" w:sz="4" w:space="0" w:color="000000"/>
-              <w:insideH w:val="single" w:sz="4" w:space="0" w:color="000000"/>
-              <w:insideV w:val="single" w:sz="4" w:space="0" w:color="000000"/>
             </w:tcBorders>
           </w:tcPr>
           <w:p>
@@ -4565,8 +5022,6 @@
               <w:left w:val="single" w:sz="4" w:space="0" w:color="000000"/>
               <w:bottom w:val="single" w:sz="4" w:space="0" w:color="000000"/>
               <w:right w:val="single" w:sz="4" w:space="0" w:color="000000"/>
-              <w:insideH w:val="single" w:sz="4" w:space="0" w:color="000000"/>
-              <w:insideV w:val="single" w:sz="4" w:space="0" w:color="000000"/>
             </w:tcBorders>
           </w:tcPr>
           <w:p>
@@ -4585,8 +5040,6 @@
               <w:left w:val="single" w:sz="4" w:space="0" w:color="000000"/>
               <w:bottom w:val="single" w:sz="4" w:space="0" w:color="000000"/>
               <w:right w:val="single" w:sz="4" w:space="0" w:color="000000"/>
-              <w:insideH w:val="single" w:sz="4" w:space="0" w:color="000000"/>
-              <w:insideV w:val="single" w:sz="4" w:space="0" w:color="000000"/>
             </w:tcBorders>
           </w:tcPr>
           <w:p>
@@ -4605,8 +5058,6 @@
               <w:left w:val="single" w:sz="4" w:space="0" w:color="000000"/>
               <w:bottom w:val="single" w:sz="4" w:space="0" w:color="000000"/>
               <w:right w:val="single" w:sz="4" w:space="0" w:color="000000"/>
-              <w:insideH w:val="single" w:sz="4" w:space="0" w:color="000000"/>
-              <w:insideV w:val="single" w:sz="4" w:space="0" w:color="000000"/>
             </w:tcBorders>
           </w:tcPr>
           <w:p>
@@ -4628,8 +5079,8 @@
         <w:t xml:space="preserve">N=60 for Zhu 2022 binary analysis (30 AD + 30 CN fecal samples; MCI and blood samples excluded). Originally reported AUC values are approximate, derived from the primary publications using the best-performing classifier reported; direct numerical comparison is limited by differences in cohort subset, model type, and validation design.</w:t>
       </w:r>
     </w:p>
-    <w:bookmarkEnd w:id="23"/>
-    <w:bookmarkStart w:id="24" w:name="cross-cohort-generalization-failure"/>
+    <w:bookmarkEnd w:id="24"/>
+    <w:bookmarkStart w:id="25" w:name="cross-cohort-generalization-failure"/>
     <w:p>
       <w:pPr>
         <w:pStyle w:val="Heading3"/>
@@ -4686,6 +5137,24 @@
       </w:r>
       <w:r>
         <w:t xml:space="preserve">confirmed that generalization failure was not attributable to Kazakhstan, Zhuang 2018, or Ling 2020 individually (Supplementary Figure S4). When Kazakhstan was excluded and LOCO was performed on the three remaining Chinese cohorts, Zhuang 2018 remained near chance (LogReg 0.512, LightGBM 0.567), demonstrating that the generalization failure for Zhuang 2018 is not a Kazakhstan artifact. When Zhuang 2018 was excluded, LOCO on the remaining three cohorts still showed AUC values that were substantially below within-cohort baselines for Kazakhstan (LogReg 0.599, LightGBM 0.495). When Ling 2020 was excluded, Kazakhstan LOCO LogReg was 0.604. These sensitivity results confirm the robustness of the main finding across cohort compositions.</w:t>
+      </w:r>
+    </w:p>
+    <w:p>
+      <w:pPr>
+        <w:pStyle w:val="BodyText"/>
+      </w:pPr>
+      <w:r>
+        <w:rPr>
+          <w:b/>
+          <w:bCs/>
+        </w:rPr>
+        <w:t xml:space="preserve">Training-only feature-selection sensitivity</w:t>
+      </w:r>
+      <w:r>
+        <w:t xml:space="preserve"> </w:t>
+      </w:r>
+      <w:r>
+        <w:t xml:space="preserve">(Section 2.5.1) confirmed that this LOCO generalization-failure pattern is not an artifact of the global, all-cohort genus-selection step (Section 2.2). Re-deriving the retained genus set independently within each split — using only that split’s training-side samples, with the held-out cohort contributing zero information to feature selection — changed LOCO AUC by at most 0.066 in either direction (largest changes: Kazakhstan LightGBM 0.591→0.525, Δ=−0.066; Kazakhstan LogReg 0.564→0.609, Δ=+0.045; all other cohort–model combinations changed by ≤0.031). The retained genus count under strict training-only selection ranged from 150 (when Kazakhstan — a comparatively high-prevalence cohort for many genera — was excluded from feature selection during its own hold-out) to 373, versus 396 under the global rule, yet no cohort–model combination changed its qualitative classification (near-chance, intermediate, or robust). Within-cohort nested-CV AUC under training-only selection likewise moved by −0.083 to +0.038 (Supplementary Table S4). We conclude that the global feature-selection design in the main analysis, while a genuine methodological limitation in principle, did not materially inflate or deflate the magnitude of the reported cross-cohort generalization failure.</w:t>
       </w:r>
     </w:p>
     <w:p>
@@ -4732,8 +5201,6 @@
               <w:left w:val="single" w:sz="4" w:space="0" w:color="000000"/>
               <w:bottom w:val="single" w:sz="4" w:space="0" w:color="000000"/>
               <w:right w:val="single" w:sz="4" w:space="0" w:color="000000"/>
-              <w:insideH w:val="single" w:sz="4" w:space="0" w:color="000000"/>
-              <w:insideV w:val="single" w:sz="4" w:space="0" w:color="000000"/>
             </w:tcBorders>
           </w:tcPr>
           <w:p>
@@ -4752,8 +5219,6 @@
               <w:left w:val="single" w:sz="4" w:space="0" w:color="000000"/>
               <w:bottom w:val="single" w:sz="4" w:space="0" w:color="000000"/>
               <w:right w:val="single" w:sz="4" w:space="0" w:color="000000"/>
-              <w:insideH w:val="single" w:sz="4" w:space="0" w:color="000000"/>
-              <w:insideV w:val="single" w:sz="4" w:space="0" w:color="000000"/>
             </w:tcBorders>
           </w:tcPr>
           <w:p>
@@ -4772,8 +5237,6 @@
               <w:left w:val="single" w:sz="4" w:space="0" w:color="000000"/>
               <w:bottom w:val="single" w:sz="4" w:space="0" w:color="000000"/>
               <w:right w:val="single" w:sz="4" w:space="0" w:color="000000"/>
-              <w:insideH w:val="single" w:sz="4" w:space="0" w:color="000000"/>
-              <w:insideV w:val="single" w:sz="4" w:space="0" w:color="000000"/>
             </w:tcBorders>
           </w:tcPr>
           <w:p>
@@ -4792,8 +5255,6 @@
               <w:left w:val="single" w:sz="4" w:space="0" w:color="000000"/>
               <w:bottom w:val="single" w:sz="4" w:space="0" w:color="000000"/>
               <w:right w:val="single" w:sz="4" w:space="0" w:color="000000"/>
-              <w:insideH w:val="single" w:sz="4" w:space="0" w:color="000000"/>
-              <w:insideV w:val="single" w:sz="4" w:space="0" w:color="000000"/>
             </w:tcBorders>
           </w:tcPr>
           <w:p>
@@ -4812,8 +5273,6 @@
               <w:left w:val="single" w:sz="4" w:space="0" w:color="000000"/>
               <w:bottom w:val="single" w:sz="4" w:space="0" w:color="000000"/>
               <w:right w:val="single" w:sz="4" w:space="0" w:color="000000"/>
-              <w:insideH w:val="single" w:sz="4" w:space="0" w:color="000000"/>
-              <w:insideV w:val="single" w:sz="4" w:space="0" w:color="000000"/>
             </w:tcBorders>
           </w:tcPr>
           <w:p>
@@ -4832,8 +5291,6 @@
               <w:left w:val="single" w:sz="4" w:space="0" w:color="000000"/>
               <w:bottom w:val="single" w:sz="4" w:space="0" w:color="000000"/>
               <w:right w:val="single" w:sz="4" w:space="0" w:color="000000"/>
-              <w:insideH w:val="single" w:sz="4" w:space="0" w:color="000000"/>
-              <w:insideV w:val="single" w:sz="4" w:space="0" w:color="000000"/>
             </w:tcBorders>
           </w:tcPr>
           <w:p>
@@ -4854,8 +5311,6 @@
               <w:left w:val="single" w:sz="4" w:space="0" w:color="000000"/>
               <w:bottom w:val="single" w:sz="4" w:space="0" w:color="000000"/>
               <w:right w:val="single" w:sz="4" w:space="0" w:color="000000"/>
-              <w:insideH w:val="single" w:sz="4" w:space="0" w:color="000000"/>
-              <w:insideV w:val="single" w:sz="4" w:space="0" w:color="000000"/>
             </w:tcBorders>
           </w:tcPr>
           <w:p>
@@ -4874,8 +5329,6 @@
               <w:left w:val="single" w:sz="4" w:space="0" w:color="000000"/>
               <w:bottom w:val="single" w:sz="4" w:space="0" w:color="000000"/>
               <w:right w:val="single" w:sz="4" w:space="0" w:color="000000"/>
-              <w:insideH w:val="single" w:sz="4" w:space="0" w:color="000000"/>
-              <w:insideV w:val="single" w:sz="4" w:space="0" w:color="000000"/>
             </w:tcBorders>
           </w:tcPr>
           <w:p>
@@ -4894,8 +5347,6 @@
               <w:left w:val="single" w:sz="4" w:space="0" w:color="000000"/>
               <w:bottom w:val="single" w:sz="4" w:space="0" w:color="000000"/>
               <w:right w:val="single" w:sz="4" w:space="0" w:color="000000"/>
-              <w:insideH w:val="single" w:sz="4" w:space="0" w:color="000000"/>
-              <w:insideV w:val="single" w:sz="4" w:space="0" w:color="000000"/>
             </w:tcBorders>
           </w:tcPr>
           <w:p>
@@ -4914,8 +5365,6 @@
               <w:left w:val="single" w:sz="4" w:space="0" w:color="000000"/>
               <w:bottom w:val="single" w:sz="4" w:space="0" w:color="000000"/>
               <w:right w:val="single" w:sz="4" w:space="0" w:color="000000"/>
-              <w:insideH w:val="single" w:sz="4" w:space="0" w:color="000000"/>
-              <w:insideV w:val="single" w:sz="4" w:space="0" w:color="000000"/>
             </w:tcBorders>
           </w:tcPr>
           <w:p>
@@ -4934,8 +5383,6 @@
               <w:left w:val="single" w:sz="4" w:space="0" w:color="000000"/>
               <w:bottom w:val="single" w:sz="4" w:space="0" w:color="000000"/>
               <w:right w:val="single" w:sz="4" w:space="0" w:color="000000"/>
-              <w:insideH w:val="single" w:sz="4" w:space="0" w:color="000000"/>
-              <w:insideV w:val="single" w:sz="4" w:space="0" w:color="000000"/>
             </w:tcBorders>
           </w:tcPr>
           <w:p>
@@ -4954,8 +5401,6 @@
               <w:left w:val="single" w:sz="4" w:space="0" w:color="000000"/>
               <w:bottom w:val="single" w:sz="4" w:space="0" w:color="000000"/>
               <w:right w:val="single" w:sz="4" w:space="0" w:color="000000"/>
-              <w:insideH w:val="single" w:sz="4" w:space="0" w:color="000000"/>
-              <w:insideV w:val="single" w:sz="4" w:space="0" w:color="000000"/>
             </w:tcBorders>
           </w:tcPr>
           <w:p>
@@ -4976,8 +5421,6 @@
               <w:left w:val="single" w:sz="4" w:space="0" w:color="000000"/>
               <w:bottom w:val="single" w:sz="4" w:space="0" w:color="000000"/>
               <w:right w:val="single" w:sz="4" w:space="0" w:color="000000"/>
-              <w:insideH w:val="single" w:sz="4" w:space="0" w:color="000000"/>
-              <w:insideV w:val="single" w:sz="4" w:space="0" w:color="000000"/>
             </w:tcBorders>
           </w:tcPr>
           <w:p>
@@ -4996,8 +5439,6 @@
               <w:left w:val="single" w:sz="4" w:space="0" w:color="000000"/>
               <w:bottom w:val="single" w:sz="4" w:space="0" w:color="000000"/>
               <w:right w:val="single" w:sz="4" w:space="0" w:color="000000"/>
-              <w:insideH w:val="single" w:sz="4" w:space="0" w:color="000000"/>
-              <w:insideV w:val="single" w:sz="4" w:space="0" w:color="000000"/>
             </w:tcBorders>
           </w:tcPr>
           <w:p>
@@ -5016,8 +5457,6 @@
               <w:left w:val="single" w:sz="4" w:space="0" w:color="000000"/>
               <w:bottom w:val="single" w:sz="4" w:space="0" w:color="000000"/>
               <w:right w:val="single" w:sz="4" w:space="0" w:color="000000"/>
-              <w:insideH w:val="single" w:sz="4" w:space="0" w:color="000000"/>
-              <w:insideV w:val="single" w:sz="4" w:space="0" w:color="000000"/>
             </w:tcBorders>
           </w:tcPr>
           <w:p>
@@ -5036,8 +5475,6 @@
               <w:left w:val="single" w:sz="4" w:space="0" w:color="000000"/>
               <w:bottom w:val="single" w:sz="4" w:space="0" w:color="000000"/>
               <w:right w:val="single" w:sz="4" w:space="0" w:color="000000"/>
-              <w:insideH w:val="single" w:sz="4" w:space="0" w:color="000000"/>
-              <w:insideV w:val="single" w:sz="4" w:space="0" w:color="000000"/>
             </w:tcBorders>
           </w:tcPr>
           <w:p>
@@ -5056,8 +5493,6 @@
               <w:left w:val="single" w:sz="4" w:space="0" w:color="000000"/>
               <w:bottom w:val="single" w:sz="4" w:space="0" w:color="000000"/>
               <w:right w:val="single" w:sz="4" w:space="0" w:color="000000"/>
-              <w:insideH w:val="single" w:sz="4" w:space="0" w:color="000000"/>
-              <w:insideV w:val="single" w:sz="4" w:space="0" w:color="000000"/>
             </w:tcBorders>
           </w:tcPr>
           <w:p>
@@ -5076,8 +5511,6 @@
               <w:left w:val="single" w:sz="4" w:space="0" w:color="000000"/>
               <w:bottom w:val="single" w:sz="4" w:space="0" w:color="000000"/>
               <w:right w:val="single" w:sz="4" w:space="0" w:color="000000"/>
-              <w:insideH w:val="single" w:sz="4" w:space="0" w:color="000000"/>
-              <w:insideV w:val="single" w:sz="4" w:space="0" w:color="000000"/>
             </w:tcBorders>
           </w:tcPr>
           <w:p>
@@ -5098,8 +5531,6 @@
               <w:left w:val="single" w:sz="4" w:space="0" w:color="000000"/>
               <w:bottom w:val="single" w:sz="4" w:space="0" w:color="000000"/>
               <w:right w:val="single" w:sz="4" w:space="0" w:color="000000"/>
-              <w:insideH w:val="single" w:sz="4" w:space="0" w:color="000000"/>
-              <w:insideV w:val="single" w:sz="4" w:space="0" w:color="000000"/>
             </w:tcBorders>
           </w:tcPr>
           <w:p>
@@ -5118,8 +5549,6 @@
               <w:left w:val="single" w:sz="4" w:space="0" w:color="000000"/>
               <w:bottom w:val="single" w:sz="4" w:space="0" w:color="000000"/>
               <w:right w:val="single" w:sz="4" w:space="0" w:color="000000"/>
-              <w:insideH w:val="single" w:sz="4" w:space="0" w:color="000000"/>
-              <w:insideV w:val="single" w:sz="4" w:space="0" w:color="000000"/>
             </w:tcBorders>
           </w:tcPr>
           <w:p>
@@ -5138,8 +5567,6 @@
               <w:left w:val="single" w:sz="4" w:space="0" w:color="000000"/>
               <w:bottom w:val="single" w:sz="4" w:space="0" w:color="000000"/>
               <w:right w:val="single" w:sz="4" w:space="0" w:color="000000"/>
-              <w:insideH w:val="single" w:sz="4" w:space="0" w:color="000000"/>
-              <w:insideV w:val="single" w:sz="4" w:space="0" w:color="000000"/>
             </w:tcBorders>
           </w:tcPr>
           <w:p>
@@ -5158,8 +5585,6 @@
               <w:left w:val="single" w:sz="4" w:space="0" w:color="000000"/>
               <w:bottom w:val="single" w:sz="4" w:space="0" w:color="000000"/>
               <w:right w:val="single" w:sz="4" w:space="0" w:color="000000"/>
-              <w:insideH w:val="single" w:sz="4" w:space="0" w:color="000000"/>
-              <w:insideV w:val="single" w:sz="4" w:space="0" w:color="000000"/>
             </w:tcBorders>
           </w:tcPr>
           <w:p>
@@ -5178,8 +5603,6 @@
               <w:left w:val="single" w:sz="4" w:space="0" w:color="000000"/>
               <w:bottom w:val="single" w:sz="4" w:space="0" w:color="000000"/>
               <w:right w:val="single" w:sz="4" w:space="0" w:color="000000"/>
-              <w:insideH w:val="single" w:sz="4" w:space="0" w:color="000000"/>
-              <w:insideV w:val="single" w:sz="4" w:space="0" w:color="000000"/>
             </w:tcBorders>
           </w:tcPr>
           <w:p>
@@ -5198,8 +5621,6 @@
               <w:left w:val="single" w:sz="4" w:space="0" w:color="000000"/>
               <w:bottom w:val="single" w:sz="4" w:space="0" w:color="000000"/>
               <w:right w:val="single" w:sz="4" w:space="0" w:color="000000"/>
-              <w:insideH w:val="single" w:sz="4" w:space="0" w:color="000000"/>
-              <w:insideV w:val="single" w:sz="4" w:space="0" w:color="000000"/>
             </w:tcBorders>
           </w:tcPr>
           <w:p>
@@ -5220,8 +5641,6 @@
               <w:left w:val="single" w:sz="4" w:space="0" w:color="000000"/>
               <w:bottom w:val="single" w:sz="4" w:space="0" w:color="000000"/>
               <w:right w:val="single" w:sz="4" w:space="0" w:color="000000"/>
-              <w:insideH w:val="single" w:sz="4" w:space="0" w:color="000000"/>
-              <w:insideV w:val="single" w:sz="4" w:space="0" w:color="000000"/>
             </w:tcBorders>
           </w:tcPr>
           <w:p>
@@ -5240,8 +5659,6 @@
               <w:left w:val="single" w:sz="4" w:space="0" w:color="000000"/>
               <w:bottom w:val="single" w:sz="4" w:space="0" w:color="000000"/>
               <w:right w:val="single" w:sz="4" w:space="0" w:color="000000"/>
-              <w:insideH w:val="single" w:sz="4" w:space="0" w:color="000000"/>
-              <w:insideV w:val="single" w:sz="4" w:space="0" w:color="000000"/>
             </w:tcBorders>
           </w:tcPr>
           <w:p>
@@ -5260,8 +5677,6 @@
               <w:left w:val="single" w:sz="4" w:space="0" w:color="000000"/>
               <w:bottom w:val="single" w:sz="4" w:space="0" w:color="000000"/>
               <w:right w:val="single" w:sz="4" w:space="0" w:color="000000"/>
-              <w:insideH w:val="single" w:sz="4" w:space="0" w:color="000000"/>
-              <w:insideV w:val="single" w:sz="4" w:space="0" w:color="000000"/>
             </w:tcBorders>
           </w:tcPr>
           <w:p>
@@ -5280,8 +5695,6 @@
               <w:left w:val="single" w:sz="4" w:space="0" w:color="000000"/>
               <w:bottom w:val="single" w:sz="4" w:space="0" w:color="000000"/>
               <w:right w:val="single" w:sz="4" w:space="0" w:color="000000"/>
-              <w:insideH w:val="single" w:sz="4" w:space="0" w:color="000000"/>
-              <w:insideV w:val="single" w:sz="4" w:space="0" w:color="000000"/>
             </w:tcBorders>
           </w:tcPr>
           <w:p>
@@ -5300,8 +5713,6 @@
               <w:left w:val="single" w:sz="4" w:space="0" w:color="000000"/>
               <w:bottom w:val="single" w:sz="4" w:space="0" w:color="000000"/>
               <w:right w:val="single" w:sz="4" w:space="0" w:color="000000"/>
-              <w:insideH w:val="single" w:sz="4" w:space="0" w:color="000000"/>
-              <w:insideV w:val="single" w:sz="4" w:space="0" w:color="000000"/>
             </w:tcBorders>
           </w:tcPr>
           <w:p>
@@ -5320,8 +5731,6 @@
               <w:left w:val="single" w:sz="4" w:space="0" w:color="000000"/>
               <w:bottom w:val="single" w:sz="4" w:space="0" w:color="000000"/>
               <w:right w:val="single" w:sz="4" w:space="0" w:color="000000"/>
-              <w:insideH w:val="single" w:sz="4" w:space="0" w:color="000000"/>
-              <w:insideV w:val="single" w:sz="4" w:space="0" w:color="000000"/>
             </w:tcBorders>
           </w:tcPr>
           <w:p>
@@ -5342,8 +5751,6 @@
               <w:left w:val="single" w:sz="4" w:space="0" w:color="000000"/>
               <w:bottom w:val="single" w:sz="4" w:space="0" w:color="000000"/>
               <w:right w:val="single" w:sz="4" w:space="0" w:color="000000"/>
-              <w:insideH w:val="single" w:sz="4" w:space="0" w:color="000000"/>
-              <w:insideV w:val="single" w:sz="4" w:space="0" w:color="000000"/>
             </w:tcBorders>
           </w:tcPr>
           <w:p>
@@ -5362,8 +5769,6 @@
               <w:left w:val="single" w:sz="4" w:space="0" w:color="000000"/>
               <w:bottom w:val="single" w:sz="4" w:space="0" w:color="000000"/>
               <w:right w:val="single" w:sz="4" w:space="0" w:color="000000"/>
-              <w:insideH w:val="single" w:sz="4" w:space="0" w:color="000000"/>
-              <w:insideV w:val="single" w:sz="4" w:space="0" w:color="000000"/>
             </w:tcBorders>
           </w:tcPr>
           <w:p>
@@ -5382,8 +5787,6 @@
               <w:left w:val="single" w:sz="4" w:space="0" w:color="000000"/>
               <w:bottom w:val="single" w:sz="4" w:space="0" w:color="000000"/>
               <w:right w:val="single" w:sz="4" w:space="0" w:color="000000"/>
-              <w:insideH w:val="single" w:sz="4" w:space="0" w:color="000000"/>
-              <w:insideV w:val="single" w:sz="4" w:space="0" w:color="000000"/>
             </w:tcBorders>
           </w:tcPr>
           <w:p>
@@ -5402,8 +5805,6 @@
               <w:left w:val="single" w:sz="4" w:space="0" w:color="000000"/>
               <w:bottom w:val="single" w:sz="4" w:space="0" w:color="000000"/>
               <w:right w:val="single" w:sz="4" w:space="0" w:color="000000"/>
-              <w:insideH w:val="single" w:sz="4" w:space="0" w:color="000000"/>
-              <w:insideV w:val="single" w:sz="4" w:space="0" w:color="000000"/>
             </w:tcBorders>
           </w:tcPr>
           <w:p>
@@ -5422,8 +5823,6 @@
               <w:left w:val="single" w:sz="4" w:space="0" w:color="000000"/>
               <w:bottom w:val="single" w:sz="4" w:space="0" w:color="000000"/>
               <w:right w:val="single" w:sz="4" w:space="0" w:color="000000"/>
-              <w:insideH w:val="single" w:sz="4" w:space="0" w:color="000000"/>
-              <w:insideV w:val="single" w:sz="4" w:space="0" w:color="000000"/>
             </w:tcBorders>
           </w:tcPr>
           <w:p>
@@ -5442,8 +5841,6 @@
               <w:left w:val="single" w:sz="4" w:space="0" w:color="000000"/>
               <w:bottom w:val="single" w:sz="4" w:space="0" w:color="000000"/>
               <w:right w:val="single" w:sz="4" w:space="0" w:color="000000"/>
-              <w:insideH w:val="single" w:sz="4" w:space="0" w:color="000000"/>
-              <w:insideV w:val="single" w:sz="4" w:space="0" w:color="000000"/>
             </w:tcBorders>
           </w:tcPr>
           <w:p>
@@ -5464,8 +5861,6 @@
               <w:left w:val="single" w:sz="4" w:space="0" w:color="000000"/>
               <w:bottom w:val="single" w:sz="4" w:space="0" w:color="000000"/>
               <w:right w:val="single" w:sz="4" w:space="0" w:color="000000"/>
-              <w:insideH w:val="single" w:sz="4" w:space="0" w:color="000000"/>
-              <w:insideV w:val="single" w:sz="4" w:space="0" w:color="000000"/>
             </w:tcBorders>
           </w:tcPr>
           <w:p>
@@ -5484,8 +5879,6 @@
               <w:left w:val="single" w:sz="4" w:space="0" w:color="000000"/>
               <w:bottom w:val="single" w:sz="4" w:space="0" w:color="000000"/>
               <w:right w:val="single" w:sz="4" w:space="0" w:color="000000"/>
-              <w:insideH w:val="single" w:sz="4" w:space="0" w:color="000000"/>
-              <w:insideV w:val="single" w:sz="4" w:space="0" w:color="000000"/>
             </w:tcBorders>
           </w:tcPr>
           <w:p>
@@ -5504,8 +5897,6 @@
               <w:left w:val="single" w:sz="4" w:space="0" w:color="000000"/>
               <w:bottom w:val="single" w:sz="4" w:space="0" w:color="000000"/>
               <w:right w:val="single" w:sz="4" w:space="0" w:color="000000"/>
-              <w:insideH w:val="single" w:sz="4" w:space="0" w:color="000000"/>
-              <w:insideV w:val="single" w:sz="4" w:space="0" w:color="000000"/>
             </w:tcBorders>
           </w:tcPr>
           <w:p>
@@ -5524,8 +5915,6 @@
               <w:left w:val="single" w:sz="4" w:space="0" w:color="000000"/>
               <w:bottom w:val="single" w:sz="4" w:space="0" w:color="000000"/>
               <w:right w:val="single" w:sz="4" w:space="0" w:color="000000"/>
-              <w:insideH w:val="single" w:sz="4" w:space="0" w:color="000000"/>
-              <w:insideV w:val="single" w:sz="4" w:space="0" w:color="000000"/>
             </w:tcBorders>
           </w:tcPr>
           <w:p>
@@ -5544,8 +5933,6 @@
               <w:left w:val="single" w:sz="4" w:space="0" w:color="000000"/>
               <w:bottom w:val="single" w:sz="4" w:space="0" w:color="000000"/>
               <w:right w:val="single" w:sz="4" w:space="0" w:color="000000"/>
-              <w:insideH w:val="single" w:sz="4" w:space="0" w:color="000000"/>
-              <w:insideV w:val="single" w:sz="4" w:space="0" w:color="000000"/>
             </w:tcBorders>
           </w:tcPr>
           <w:p>
@@ -5564,8 +5951,6 @@
               <w:left w:val="single" w:sz="4" w:space="0" w:color="000000"/>
               <w:bottom w:val="single" w:sz="4" w:space="0" w:color="000000"/>
               <w:right w:val="single" w:sz="4" w:space="0" w:color="000000"/>
-              <w:insideH w:val="single" w:sz="4" w:space="0" w:color="000000"/>
-              <w:insideV w:val="single" w:sz="4" w:space="0" w:color="000000"/>
             </w:tcBorders>
           </w:tcPr>
           <w:p>
@@ -5586,8 +5971,6 @@
               <w:left w:val="single" w:sz="4" w:space="0" w:color="000000"/>
               <w:bottom w:val="single" w:sz="4" w:space="0" w:color="000000"/>
               <w:right w:val="single" w:sz="4" w:space="0" w:color="000000"/>
-              <w:insideH w:val="single" w:sz="4" w:space="0" w:color="000000"/>
-              <w:insideV w:val="single" w:sz="4" w:space="0" w:color="000000"/>
             </w:tcBorders>
           </w:tcPr>
           <w:p>
@@ -5606,8 +5989,6 @@
               <w:left w:val="single" w:sz="4" w:space="0" w:color="000000"/>
               <w:bottom w:val="single" w:sz="4" w:space="0" w:color="000000"/>
               <w:right w:val="single" w:sz="4" w:space="0" w:color="000000"/>
-              <w:insideH w:val="single" w:sz="4" w:space="0" w:color="000000"/>
-              <w:insideV w:val="single" w:sz="4" w:space="0" w:color="000000"/>
             </w:tcBorders>
           </w:tcPr>
           <w:p>
@@ -5626,8 +6007,6 @@
               <w:left w:val="single" w:sz="4" w:space="0" w:color="000000"/>
               <w:bottom w:val="single" w:sz="4" w:space="0" w:color="000000"/>
               <w:right w:val="single" w:sz="4" w:space="0" w:color="000000"/>
-              <w:insideH w:val="single" w:sz="4" w:space="0" w:color="000000"/>
-              <w:insideV w:val="single" w:sz="4" w:space="0" w:color="000000"/>
             </w:tcBorders>
           </w:tcPr>
           <w:p>
@@ -5646,8 +6025,6 @@
               <w:left w:val="single" w:sz="4" w:space="0" w:color="000000"/>
               <w:bottom w:val="single" w:sz="4" w:space="0" w:color="000000"/>
               <w:right w:val="single" w:sz="4" w:space="0" w:color="000000"/>
-              <w:insideH w:val="single" w:sz="4" w:space="0" w:color="000000"/>
-              <w:insideV w:val="single" w:sz="4" w:space="0" w:color="000000"/>
             </w:tcBorders>
           </w:tcPr>
           <w:p>
@@ -5666,8 +6043,6 @@
               <w:left w:val="single" w:sz="4" w:space="0" w:color="000000"/>
               <w:bottom w:val="single" w:sz="4" w:space="0" w:color="000000"/>
               <w:right w:val="single" w:sz="4" w:space="0" w:color="000000"/>
-              <w:insideH w:val="single" w:sz="4" w:space="0" w:color="000000"/>
-              <w:insideV w:val="single" w:sz="4" w:space="0" w:color="000000"/>
             </w:tcBorders>
           </w:tcPr>
           <w:p>
@@ -5686,8 +6061,6 @@
               <w:left w:val="single" w:sz="4" w:space="0" w:color="000000"/>
               <w:bottom w:val="single" w:sz="4" w:space="0" w:color="000000"/>
               <w:right w:val="single" w:sz="4" w:space="0" w:color="000000"/>
-              <w:insideH w:val="single" w:sz="4" w:space="0" w:color="000000"/>
-              <w:insideV w:val="single" w:sz="4" w:space="0" w:color="000000"/>
             </w:tcBorders>
           </w:tcPr>
           <w:p>
@@ -5708,8 +6081,6 @@
               <w:left w:val="single" w:sz="4" w:space="0" w:color="000000"/>
               <w:bottom w:val="single" w:sz="4" w:space="0" w:color="000000"/>
               <w:right w:val="single" w:sz="4" w:space="0" w:color="000000"/>
-              <w:insideH w:val="single" w:sz="4" w:space="0" w:color="000000"/>
-              <w:insideV w:val="single" w:sz="4" w:space="0" w:color="000000"/>
             </w:tcBorders>
           </w:tcPr>
           <w:p>
@@ -5728,8 +6099,6 @@
               <w:left w:val="single" w:sz="4" w:space="0" w:color="000000"/>
               <w:bottom w:val="single" w:sz="4" w:space="0" w:color="000000"/>
               <w:right w:val="single" w:sz="4" w:space="0" w:color="000000"/>
-              <w:insideH w:val="single" w:sz="4" w:space="0" w:color="000000"/>
-              <w:insideV w:val="single" w:sz="4" w:space="0" w:color="000000"/>
             </w:tcBorders>
           </w:tcPr>
           <w:p>
@@ -5748,8 +6117,6 @@
               <w:left w:val="single" w:sz="4" w:space="0" w:color="000000"/>
               <w:bottom w:val="single" w:sz="4" w:space="0" w:color="000000"/>
               <w:right w:val="single" w:sz="4" w:space="0" w:color="000000"/>
-              <w:insideH w:val="single" w:sz="4" w:space="0" w:color="000000"/>
-              <w:insideV w:val="single" w:sz="4" w:space="0" w:color="000000"/>
             </w:tcBorders>
           </w:tcPr>
           <w:p>
@@ -5768,8 +6135,6 @@
               <w:left w:val="single" w:sz="4" w:space="0" w:color="000000"/>
               <w:bottom w:val="single" w:sz="4" w:space="0" w:color="000000"/>
               <w:right w:val="single" w:sz="4" w:space="0" w:color="000000"/>
-              <w:insideH w:val="single" w:sz="4" w:space="0" w:color="000000"/>
-              <w:insideV w:val="single" w:sz="4" w:space="0" w:color="000000"/>
             </w:tcBorders>
           </w:tcPr>
           <w:p>
@@ -5788,8 +6153,6 @@
               <w:left w:val="single" w:sz="4" w:space="0" w:color="000000"/>
               <w:bottom w:val="single" w:sz="4" w:space="0" w:color="000000"/>
               <w:right w:val="single" w:sz="4" w:space="0" w:color="000000"/>
-              <w:insideH w:val="single" w:sz="4" w:space="0" w:color="000000"/>
-              <w:insideV w:val="single" w:sz="4" w:space="0" w:color="000000"/>
             </w:tcBorders>
           </w:tcPr>
           <w:p>
@@ -5808,8 +6171,6 @@
               <w:left w:val="single" w:sz="4" w:space="0" w:color="000000"/>
               <w:bottom w:val="single" w:sz="4" w:space="0" w:color="000000"/>
               <w:right w:val="single" w:sz="4" w:space="0" w:color="000000"/>
-              <w:insideH w:val="single" w:sz="4" w:space="0" w:color="000000"/>
-              <w:insideV w:val="single" w:sz="4" w:space="0" w:color="000000"/>
             </w:tcBorders>
           </w:tcPr>
           <w:p>
@@ -5830,8 +6191,6 @@
               <w:left w:val="single" w:sz="4" w:space="0" w:color="000000"/>
               <w:bottom w:val="single" w:sz="4" w:space="0" w:color="000000"/>
               <w:right w:val="single" w:sz="4" w:space="0" w:color="000000"/>
-              <w:insideH w:val="single" w:sz="4" w:space="0" w:color="000000"/>
-              <w:insideV w:val="single" w:sz="4" w:space="0" w:color="000000"/>
             </w:tcBorders>
           </w:tcPr>
           <w:p>
@@ -5854,8 +6213,6 @@
               <w:left w:val="single" w:sz="4" w:space="0" w:color="000000"/>
               <w:bottom w:val="single" w:sz="4" w:space="0" w:color="000000"/>
               <w:right w:val="single" w:sz="4" w:space="0" w:color="000000"/>
-              <w:insideH w:val="single" w:sz="4" w:space="0" w:color="000000"/>
-              <w:insideV w:val="single" w:sz="4" w:space="0" w:color="000000"/>
             </w:tcBorders>
           </w:tcPr>
           <w:p>
@@ -5878,8 +6235,6 @@
               <w:left w:val="single" w:sz="4" w:space="0" w:color="000000"/>
               <w:bottom w:val="single" w:sz="4" w:space="0" w:color="000000"/>
               <w:right w:val="single" w:sz="4" w:space="0" w:color="000000"/>
-              <w:insideH w:val="single" w:sz="4" w:space="0" w:color="000000"/>
-              <w:insideV w:val="single" w:sz="4" w:space="0" w:color="000000"/>
             </w:tcBorders>
           </w:tcPr>
           <w:p>
@@ -5902,8 +6257,6 @@
               <w:left w:val="single" w:sz="4" w:space="0" w:color="000000"/>
               <w:bottom w:val="single" w:sz="4" w:space="0" w:color="000000"/>
               <w:right w:val="single" w:sz="4" w:space="0" w:color="000000"/>
-              <w:insideH w:val="single" w:sz="4" w:space="0" w:color="000000"/>
-              <w:insideV w:val="single" w:sz="4" w:space="0" w:color="000000"/>
             </w:tcBorders>
           </w:tcPr>
           <w:p>
@@ -5926,8 +6279,6 @@
               <w:left w:val="single" w:sz="4" w:space="0" w:color="000000"/>
               <w:bottom w:val="single" w:sz="4" w:space="0" w:color="000000"/>
               <w:right w:val="single" w:sz="4" w:space="0" w:color="000000"/>
-              <w:insideH w:val="single" w:sz="4" w:space="0" w:color="000000"/>
-              <w:insideV w:val="single" w:sz="4" w:space="0" w:color="000000"/>
             </w:tcBorders>
           </w:tcPr>
           <w:p>
@@ -5946,8 +6297,6 @@
               <w:left w:val="single" w:sz="4" w:space="0" w:color="000000"/>
               <w:bottom w:val="single" w:sz="4" w:space="0" w:color="000000"/>
               <w:right w:val="single" w:sz="4" w:space="0" w:color="000000"/>
-              <w:insideH w:val="single" w:sz="4" w:space="0" w:color="000000"/>
-              <w:insideV w:val="single" w:sz="4" w:space="0" w:color="000000"/>
             </w:tcBorders>
           </w:tcPr>
           <w:p>
@@ -5972,8 +6321,6 @@
               <w:left w:val="single" w:sz="4" w:space="0" w:color="000000"/>
               <w:bottom w:val="single" w:sz="4" w:space="0" w:color="000000"/>
               <w:right w:val="single" w:sz="4" w:space="0" w:color="000000"/>
-              <w:insideH w:val="single" w:sz="4" w:space="0" w:color="000000"/>
-              <w:insideV w:val="single" w:sz="4" w:space="0" w:color="000000"/>
             </w:tcBorders>
           </w:tcPr>
           <w:p>
@@ -5996,8 +6343,6 @@
               <w:left w:val="single" w:sz="4" w:space="0" w:color="000000"/>
               <w:bottom w:val="single" w:sz="4" w:space="0" w:color="000000"/>
               <w:right w:val="single" w:sz="4" w:space="0" w:color="000000"/>
-              <w:insideH w:val="single" w:sz="4" w:space="0" w:color="000000"/>
-              <w:insideV w:val="single" w:sz="4" w:space="0" w:color="000000"/>
             </w:tcBorders>
           </w:tcPr>
           <w:p>
@@ -6020,8 +6365,6 @@
               <w:left w:val="single" w:sz="4" w:space="0" w:color="000000"/>
               <w:bottom w:val="single" w:sz="4" w:space="0" w:color="000000"/>
               <w:right w:val="single" w:sz="4" w:space="0" w:color="000000"/>
-              <w:insideH w:val="single" w:sz="4" w:space="0" w:color="000000"/>
-              <w:insideV w:val="single" w:sz="4" w:space="0" w:color="000000"/>
             </w:tcBorders>
           </w:tcPr>
           <w:p>
@@ -6044,8 +6387,6 @@
               <w:left w:val="single" w:sz="4" w:space="0" w:color="000000"/>
               <w:bottom w:val="single" w:sz="4" w:space="0" w:color="000000"/>
               <w:right w:val="single" w:sz="4" w:space="0" w:color="000000"/>
-              <w:insideH w:val="single" w:sz="4" w:space="0" w:color="000000"/>
-              <w:insideV w:val="single" w:sz="4" w:space="0" w:color="000000"/>
             </w:tcBorders>
           </w:tcPr>
           <w:p>
@@ -6068,8 +6409,6 @@
               <w:left w:val="single" w:sz="4" w:space="0" w:color="000000"/>
               <w:bottom w:val="single" w:sz="4" w:space="0" w:color="000000"/>
               <w:right w:val="single" w:sz="4" w:space="0" w:color="000000"/>
-              <w:insideH w:val="single" w:sz="4" w:space="0" w:color="000000"/>
-              <w:insideV w:val="single" w:sz="4" w:space="0" w:color="000000"/>
             </w:tcBorders>
           </w:tcPr>
           <w:p>
@@ -6088,8 +6427,6 @@
               <w:left w:val="single" w:sz="4" w:space="0" w:color="000000"/>
               <w:bottom w:val="single" w:sz="4" w:space="0" w:color="000000"/>
               <w:right w:val="single" w:sz="4" w:space="0" w:color="000000"/>
-              <w:insideH w:val="single" w:sz="4" w:space="0" w:color="000000"/>
-              <w:insideV w:val="single" w:sz="4" w:space="0" w:color="000000"/>
             </w:tcBorders>
           </w:tcPr>
           <w:p>
@@ -6115,8 +6452,8 @@
         <w:t xml:space="preserve">Pairwise single-cohort transfer AUC values (Figure 3B–C; Supplementary Table S1) ranged from 0.54 to 0.88 for logistic regression. The highest pairwise AUC was Ling 2020 → Zhu 2022 (logistic regression AUC=0.88), reflecting transfer between two large Chinese fecal cohorts with overlapping compositional structure. Kazakhstan → Ling 2020 also transferred reasonably (logistic regression AUC=0.74). Most other pairwise AUCs clustered between 0.54 and 0.70, consistent with the overall pattern of limited cross-cohort transferability.</w:t>
       </w:r>
     </w:p>
-    <w:bookmarkEnd w:id="24"/>
-    <w:bookmarkStart w:id="25" w:name="permanova-variance-decomposition-1"/>
+    <w:bookmarkEnd w:id="25"/>
+    <w:bookmarkStart w:id="26" w:name="permanova-variance-decomposition-1"/>
     <w:p>
       <w:pPr>
         <w:pStyle w:val="Heading3"/>
@@ -6130,7 +6467,7 @@
         <w:pStyle w:val="FirstParagraph"/>
       </w:pPr>
       <w:r>
-        <w:t xml:space="preserve">PERMANOVA on Aitchison distance across all five cohorts showed that cohort identity explained 19.3% of total compositional variance (R²=0.193, F=30.13, p=0.0001, 9,999 permutations; Figure 4A). On Bray-Curtis dissimilarity, the cohort R² was 0.136 (F=19.80, p=0.0001). The cohort effect was substantially larger than disease signal: in a marginal two-variable model restricted to the four labeled cohorts (n=401), cohort (marginal) explained R²=0.172 (F=28.03, p=0.0001) versus diagnosis (marginal) R²=0.014 (F=6.82, p=0.0001)—an approximately 12-fold disparity within the same model. This disparity is consistent with the interpretation that batch correction methods struggle to recover cross-cohort generalization, as discussed in Section 3.5.</w:t>
+        <w:t xml:space="preserve">PERMANOVA on Aitchison distance across all five cohorts showed that cohort identity explained 19.3% of total compositional variance (R²=0.193, F=30.13, p=0.0001, 9,999 permutations; Figure 4A). On Bray-Curtis dissimilarity, the cohort R² was 0.136 (F=19.80, p=0.0001). The cohort effect was substantially larger than disease signal: in a marginal two-variable model restricted to the four labeled cohorts (n=401), cohort (marginal) explained R²=0.172 (F=28.03, p=0.0001) versus diagnosis (marginal) R²=0.014 (F=6.82, p=0.0001)—an approximately 12-fold disparity within the same model. This is an empirical statement about the relative magnitude of cohort- versus diagnosis-associated compositional heterogeneity in these data. It provides context for interpreting the batch-correction results in Section 3.5, but PERMANOVA marginal R² values do not by themselves establish that the cohort and diagnosis axes of variation overlap, nor do they explain why any particular batch-correction algorithm changed classifier performance in a specific direction; that relationship is discussed as a separate, more limited hypothesis in Section 4.2.</w:t>
       </w:r>
     </w:p>
     <w:p>
@@ -6165,8 +6502,8 @@
         <w:t xml:space="preserve">Within-cohort PERMANOVA revealed highly variable disease-associated compositional effects: Ling 2020 (R²=0.053, F=9.53, p=0.0001) and Zhu 2022 (R²=0.094, F=6.01, p=0.0001) showed significant diagnosis effects, while Zhuang 2018 (R²=0.017, p=0.066) and Kazakhstan (R²=0.022, p=0.069) did not reach statistical significance at α=0.05. These within-cohort disease effect sizes broadly rank-order with within-cohort AUC performance, providing a triangulating validation of the classifier results. The Zhu 2022 fecal-only R²=0.094 represents the highest within-cohort disease effect among the four labeled cohorts, consistent with a detectable diagnosis-associated compositional difference in this dataset.</w:t>
       </w:r>
     </w:p>
-    <w:bookmarkEnd w:id="25"/>
-    <w:bookmarkStart w:id="26" w:name="X07dd72aa9093721da33911c108bd45584760d57"/>
+    <w:bookmarkEnd w:id="26"/>
+    <w:bookmarkStart w:id="27" w:name="X07dd72aa9093721da33911c108bd45584760d57"/>
     <w:p>
       <w:pPr>
         <w:pStyle w:val="Heading3"/>
@@ -6180,25 +6517,57 @@
         <w:pStyle w:val="FirstParagraph"/>
       </w:pPr>
       <w:r>
-        <w:t xml:space="preserve">Batch correction was applied using ComBat-seq (on raw counts) and MMUPHin (on relative abundances) to the four labeled cohorts with cohort as the batch variable (Figure 5; Table 4). Both methods were applied in a transductive design in which the held-out test cohort and its labels were included during correction parameter estimation. Both methods failed to recover cross-cohort generalization, and ComBat-seq substantially worsened it.</w:t>
-      </w:r>
-    </w:p>
-    <w:p>
-      <w:pPr>
-        <w:pStyle w:val="BodyText"/>
-      </w:pPr>
+        <w:t xml:space="preserve">Batch correction was applied using ComBat-seq (on raw counts) and MMUPHin (on relative abundances) to the four labeled cohorts with cohort as the batch variable, under the two designs described in Section 2.7: a</w:t>
+      </w:r>
+      <w:r>
+        <w:t xml:space="preserve"> </w:t>
+      </w:r>
       <w:r>
         <w:rPr>
           <w:b/>
           <w:bCs/>
         </w:rPr>
+        <w:t xml:space="preserve">label-blind</w:t>
+      </w:r>
+      <w:r>
+        <w:t xml:space="preserve"> </w:t>
+      </w:r>
+      <w:r>
+        <w:t xml:space="preserve">design (no diagnosis information used during correction; primary analysis) and a</w:t>
+      </w:r>
+      <w:r>
+        <w:t xml:space="preserve"> </w:t>
+      </w:r>
+      <w:r>
+        <w:rPr>
+          <w:b/>
+          <w:bCs/>
+        </w:rPr>
+        <w:t xml:space="preserve">label-informed</w:t>
+      </w:r>
+      <w:r>
+        <w:t xml:space="preserve"> </w:t>
+      </w:r>
+      <w:r>
+        <w:t xml:space="preserve">design (each sample’s own true diagnosis label used during correction; exploratory/oracle-style sensitivity only) (Figure 5; Table 4).</w:t>
+      </w:r>
+    </w:p>
+    <w:p>
+      <w:pPr>
+        <w:pStyle w:val="BodyText"/>
+      </w:pPr>
+      <w:r>
+        <w:rPr>
+          <w:b/>
+          <w:bCs/>
+        </w:rPr>
         <w:t xml:space="preserve">Table 4.</w:t>
       </w:r>
       <w:r>
         <w:t xml:space="preserve"> </w:t>
       </w:r>
       <w:r>
-        <w:t xml:space="preserve">Mean LOCO AUC across four cohorts, by correction method and model.</w:t>
+        <w:t xml:space="preserve">Mean LOCO AUC across four cohorts, by correction design and model.</w:t>
       </w:r>
     </w:p>
     <w:tbl>
@@ -6209,11 +6578,12 @@
         <w:tblLook w:firstRow="1" w:lastRow="0" w:firstColumn="0" w:lastColumn="0" w:noHBand="0" w:noVBand="0" w:val="0020"/>
       </w:tblPr>
       <w:tblGrid>
-        <w:gridCol w:w="1584"/>
-        <w:gridCol w:w="1584"/>
-        <w:gridCol w:w="1584"/>
-        <w:gridCol w:w="1584"/>
-        <w:gridCol w:w="1584"/>
+        <w:gridCol w:w="1320"/>
+        <w:gridCol w:w="1320"/>
+        <w:gridCol w:w="1320"/>
+        <w:gridCol w:w="1320"/>
+        <w:gridCol w:w="1320"/>
+        <w:gridCol w:w="1320"/>
       </w:tblGrid>
       <w:tr>
         <w:trPr>
@@ -6226,8 +6596,24 @@
               <w:left w:val="single" w:sz="4" w:space="0" w:color="000000"/>
               <w:bottom w:val="single" w:sz="4" w:space="0" w:color="000000"/>
               <w:right w:val="single" w:sz="4" w:space="0" w:color="000000"/>
-              <w:insideH w:val="single" w:sz="4" w:space="0" w:color="000000"/>
-              <w:insideV w:val="single" w:sz="4" w:space="0" w:color="000000"/>
+            </w:tcBorders>
+          </w:tcPr>
+          <w:p>
+            <w:pPr>
+              <w:pStyle w:val="Compact"/>
+            </w:pPr>
+            <w:r>
+              <w:t xml:space="preserve">Design</w:t>
+            </w:r>
+          </w:p>
+        </w:tc>
+        <w:tc>
+          <w:tcPr>
+            <w:tcBorders>
+              <w:top w:val="single" w:sz="4" w:space="0" w:color="000000"/>
+              <w:left w:val="single" w:sz="4" w:space="0" w:color="000000"/>
+              <w:bottom w:val="single" w:sz="4" w:space="0" w:color="000000"/>
+              <w:right w:val="single" w:sz="4" w:space="0" w:color="000000"/>
             </w:tcBorders>
           </w:tcPr>
           <w:p>
@@ -6246,8 +6632,6 @@
               <w:left w:val="single" w:sz="4" w:space="0" w:color="000000"/>
               <w:bottom w:val="single" w:sz="4" w:space="0" w:color="000000"/>
               <w:right w:val="single" w:sz="4" w:space="0" w:color="000000"/>
-              <w:insideH w:val="single" w:sz="4" w:space="0" w:color="000000"/>
-              <w:insideV w:val="single" w:sz="4" w:space="0" w:color="000000"/>
             </w:tcBorders>
           </w:tcPr>
           <w:p>
@@ -6266,8 +6650,6 @@
               <w:left w:val="single" w:sz="4" w:space="0" w:color="000000"/>
               <w:bottom w:val="single" w:sz="4" w:space="0" w:color="000000"/>
               <w:right w:val="single" w:sz="4" w:space="0" w:color="000000"/>
-              <w:insideH w:val="single" w:sz="4" w:space="0" w:color="000000"/>
-              <w:insideV w:val="single" w:sz="4" w:space="0" w:color="000000"/>
             </w:tcBorders>
           </w:tcPr>
           <w:p>
@@ -6286,8 +6668,6 @@
               <w:left w:val="single" w:sz="4" w:space="0" w:color="000000"/>
               <w:bottom w:val="single" w:sz="4" w:space="0" w:color="000000"/>
               <w:right w:val="single" w:sz="4" w:space="0" w:color="000000"/>
-              <w:insideH w:val="single" w:sz="4" w:space="0" w:color="000000"/>
-              <w:insideV w:val="single" w:sz="4" w:space="0" w:color="000000"/>
             </w:tcBorders>
           </w:tcPr>
           <w:p>
@@ -6306,8 +6686,6 @@
               <w:left w:val="single" w:sz="4" w:space="0" w:color="000000"/>
               <w:bottom w:val="single" w:sz="4" w:space="0" w:color="000000"/>
               <w:right w:val="single" w:sz="4" w:space="0" w:color="000000"/>
-              <w:insideH w:val="single" w:sz="4" w:space="0" w:color="000000"/>
-              <w:insideV w:val="single" w:sz="4" w:space="0" w:color="000000"/>
             </w:tcBorders>
           </w:tcPr>
           <w:p>
@@ -6328,8 +6706,24 @@
               <w:left w:val="single" w:sz="4" w:space="0" w:color="000000"/>
               <w:bottom w:val="single" w:sz="4" w:space="0" w:color="000000"/>
               <w:right w:val="single" w:sz="4" w:space="0" w:color="000000"/>
-              <w:insideH w:val="single" w:sz="4" w:space="0" w:color="000000"/>
-              <w:insideV w:val="single" w:sz="4" w:space="0" w:color="000000"/>
+            </w:tcBorders>
+          </w:tcPr>
+          <w:p>
+            <w:pPr>
+              <w:pStyle w:val="Compact"/>
+            </w:pPr>
+            <w:r>
+              <w:t xml:space="preserve">—</w:t>
+            </w:r>
+          </w:p>
+        </w:tc>
+        <w:tc>
+          <w:tcPr>
+            <w:tcBorders>
+              <w:top w:val="single" w:sz="4" w:space="0" w:color="000000"/>
+              <w:left w:val="single" w:sz="4" w:space="0" w:color="000000"/>
+              <w:bottom w:val="single" w:sz="4" w:space="0" w:color="000000"/>
+              <w:right w:val="single" w:sz="4" w:space="0" w:color="000000"/>
             </w:tcBorders>
           </w:tcPr>
           <w:p>
@@ -6348,8 +6742,6 @@
               <w:left w:val="single" w:sz="4" w:space="0" w:color="000000"/>
               <w:bottom w:val="single" w:sz="4" w:space="0" w:color="000000"/>
               <w:right w:val="single" w:sz="4" w:space="0" w:color="000000"/>
-              <w:insideH w:val="single" w:sz="4" w:space="0" w:color="000000"/>
-              <w:insideV w:val="single" w:sz="4" w:space="0" w:color="000000"/>
             </w:tcBorders>
           </w:tcPr>
           <w:p>
@@ -6368,8 +6760,6 @@
               <w:left w:val="single" w:sz="4" w:space="0" w:color="000000"/>
               <w:bottom w:val="single" w:sz="4" w:space="0" w:color="000000"/>
               <w:right w:val="single" w:sz="4" w:space="0" w:color="000000"/>
-              <w:insideH w:val="single" w:sz="4" w:space="0" w:color="000000"/>
-              <w:insideV w:val="single" w:sz="4" w:space="0" w:color="000000"/>
             </w:tcBorders>
           </w:tcPr>
           <w:p>
@@ -6388,8 +6778,6 @@
               <w:left w:val="single" w:sz="4" w:space="0" w:color="000000"/>
               <w:bottom w:val="single" w:sz="4" w:space="0" w:color="000000"/>
               <w:right w:val="single" w:sz="4" w:space="0" w:color="000000"/>
-              <w:insideH w:val="single" w:sz="4" w:space="0" w:color="000000"/>
-              <w:insideV w:val="single" w:sz="4" w:space="0" w:color="000000"/>
             </w:tcBorders>
           </w:tcPr>
           <w:p>
@@ -6408,8 +6796,6 @@
               <w:left w:val="single" w:sz="4" w:space="0" w:color="000000"/>
               <w:bottom w:val="single" w:sz="4" w:space="0" w:color="000000"/>
               <w:right w:val="single" w:sz="4" w:space="0" w:color="000000"/>
-              <w:insideH w:val="single" w:sz="4" w:space="0" w:color="000000"/>
-              <w:insideV w:val="single" w:sz="4" w:space="0" w:color="000000"/>
             </w:tcBorders>
           </w:tcPr>
           <w:p>
@@ -6430,8 +6816,24 @@
               <w:left w:val="single" w:sz="4" w:space="0" w:color="000000"/>
               <w:bottom w:val="single" w:sz="4" w:space="0" w:color="000000"/>
               <w:right w:val="single" w:sz="4" w:space="0" w:color="000000"/>
-              <w:insideH w:val="single" w:sz="4" w:space="0" w:color="000000"/>
-              <w:insideV w:val="single" w:sz="4" w:space="0" w:color="000000"/>
+            </w:tcBorders>
+          </w:tcPr>
+          <w:p>
+            <w:pPr>
+              <w:pStyle w:val="Compact"/>
+            </w:pPr>
+            <w:r>
+              <w:t xml:space="preserve">Label-blind (primary)</w:t>
+            </w:r>
+          </w:p>
+        </w:tc>
+        <w:tc>
+          <w:tcPr>
+            <w:tcBorders>
+              <w:top w:val="single" w:sz="4" w:space="0" w:color="000000"/>
+              <w:left w:val="single" w:sz="4" w:space="0" w:color="000000"/>
+              <w:bottom w:val="single" w:sz="4" w:space="0" w:color="000000"/>
+              <w:right w:val="single" w:sz="4" w:space="0" w:color="000000"/>
             </w:tcBorders>
           </w:tcPr>
           <w:p>
@@ -6450,76 +6852,68 @@
               <w:left w:val="single" w:sz="4" w:space="0" w:color="000000"/>
               <w:bottom w:val="single" w:sz="4" w:space="0" w:color="000000"/>
               <w:right w:val="single" w:sz="4" w:space="0" w:color="000000"/>
-              <w:insideH w:val="single" w:sz="4" w:space="0" w:color="000000"/>
-              <w:insideV w:val="single" w:sz="4" w:space="0" w:color="000000"/>
-            </w:tcBorders>
-          </w:tcPr>
-          <w:p>
-            <w:pPr>
-              <w:pStyle w:val="Compact"/>
-            </w:pPr>
-            <w:r>
-              <w:t xml:space="preserve">0.493</w:t>
-            </w:r>
-          </w:p>
-        </w:tc>
-        <w:tc>
-          <w:tcPr>
-            <w:tcBorders>
-              <w:top w:val="single" w:sz="4" w:space="0" w:color="000000"/>
-              <w:left w:val="single" w:sz="4" w:space="0" w:color="000000"/>
-              <w:bottom w:val="single" w:sz="4" w:space="0" w:color="000000"/>
-              <w:right w:val="single" w:sz="4" w:space="0" w:color="000000"/>
-              <w:insideH w:val="single" w:sz="4" w:space="0" w:color="000000"/>
-              <w:insideV w:val="single" w:sz="4" w:space="0" w:color="000000"/>
-            </w:tcBorders>
-          </w:tcPr>
-          <w:p>
-            <w:pPr>
-              <w:pStyle w:val="Compact"/>
-            </w:pPr>
-            <w:r>
-              <w:t xml:space="preserve">0.322</w:t>
-            </w:r>
-          </w:p>
-        </w:tc>
-        <w:tc>
-          <w:tcPr>
-            <w:tcBorders>
-              <w:top w:val="single" w:sz="4" w:space="0" w:color="000000"/>
-              <w:left w:val="single" w:sz="4" w:space="0" w:color="000000"/>
-              <w:bottom w:val="single" w:sz="4" w:space="0" w:color="000000"/>
-              <w:right w:val="single" w:sz="4" w:space="0" w:color="000000"/>
-              <w:insideH w:val="single" w:sz="4" w:space="0" w:color="000000"/>
-              <w:insideV w:val="single" w:sz="4" w:space="0" w:color="000000"/>
-            </w:tcBorders>
-          </w:tcPr>
-          <w:p>
-            <w:pPr>
-              <w:pStyle w:val="Compact"/>
-            </w:pPr>
-            <w:r>
-              <w:t xml:space="preserve">0.555</w:t>
-            </w:r>
-          </w:p>
-        </w:tc>
-        <w:tc>
-          <w:tcPr>
-            <w:tcBorders>
-              <w:top w:val="single" w:sz="4" w:space="0" w:color="000000"/>
-              <w:left w:val="single" w:sz="4" w:space="0" w:color="000000"/>
-              <w:bottom w:val="single" w:sz="4" w:space="0" w:color="000000"/>
-              <w:right w:val="single" w:sz="4" w:space="0" w:color="000000"/>
-              <w:insideH w:val="single" w:sz="4" w:space="0" w:color="000000"/>
-              <w:insideV w:val="single" w:sz="4" w:space="0" w:color="000000"/>
-            </w:tcBorders>
-          </w:tcPr>
-          <w:p>
-            <w:pPr>
-              <w:pStyle w:val="Compact"/>
-            </w:pPr>
-            <w:r>
-              <w:t xml:space="preserve">0.238</w:t>
+            </w:tcBorders>
+          </w:tcPr>
+          <w:p>
+            <w:pPr>
+              <w:pStyle w:val="Compact"/>
+            </w:pPr>
+            <w:r>
+              <w:t xml:space="preserve">0.634</w:t>
+            </w:r>
+          </w:p>
+        </w:tc>
+        <w:tc>
+          <w:tcPr>
+            <w:tcBorders>
+              <w:top w:val="single" w:sz="4" w:space="0" w:color="000000"/>
+              <w:left w:val="single" w:sz="4" w:space="0" w:color="000000"/>
+              <w:bottom w:val="single" w:sz="4" w:space="0" w:color="000000"/>
+              <w:right w:val="single" w:sz="4" w:space="0" w:color="000000"/>
+            </w:tcBorders>
+          </w:tcPr>
+          <w:p>
+            <w:pPr>
+              <w:pStyle w:val="Compact"/>
+            </w:pPr>
+            <w:r>
+              <w:t xml:space="preserve">0.182</w:t>
+            </w:r>
+          </w:p>
+        </w:tc>
+        <w:tc>
+          <w:tcPr>
+            <w:tcBorders>
+              <w:top w:val="single" w:sz="4" w:space="0" w:color="000000"/>
+              <w:left w:val="single" w:sz="4" w:space="0" w:color="000000"/>
+              <w:bottom w:val="single" w:sz="4" w:space="0" w:color="000000"/>
+              <w:right w:val="single" w:sz="4" w:space="0" w:color="000000"/>
+            </w:tcBorders>
+          </w:tcPr>
+          <w:p>
+            <w:pPr>
+              <w:pStyle w:val="Compact"/>
+            </w:pPr>
+            <w:r>
+              <w:t xml:space="preserve">0.654</w:t>
+            </w:r>
+          </w:p>
+        </w:tc>
+        <w:tc>
+          <w:tcPr>
+            <w:tcBorders>
+              <w:top w:val="single" w:sz="4" w:space="0" w:color="000000"/>
+              <w:left w:val="single" w:sz="4" w:space="0" w:color="000000"/>
+              <w:bottom w:val="single" w:sz="4" w:space="0" w:color="000000"/>
+              <w:right w:val="single" w:sz="4" w:space="0" w:color="000000"/>
+            </w:tcBorders>
+          </w:tcPr>
+          <w:p>
+            <w:pPr>
+              <w:pStyle w:val="Compact"/>
+            </w:pPr>
+            <w:r>
+              <w:t xml:space="preserve">0.139</w:t>
             </w:r>
           </w:p>
         </w:tc>
@@ -6532,8 +6926,24 @@
               <w:left w:val="single" w:sz="4" w:space="0" w:color="000000"/>
               <w:bottom w:val="single" w:sz="4" w:space="0" w:color="000000"/>
               <w:right w:val="single" w:sz="4" w:space="0" w:color="000000"/>
-              <w:insideH w:val="single" w:sz="4" w:space="0" w:color="000000"/>
-              <w:insideV w:val="single" w:sz="4" w:space="0" w:color="000000"/>
+            </w:tcBorders>
+          </w:tcPr>
+          <w:p>
+            <w:pPr>
+              <w:pStyle w:val="Compact"/>
+            </w:pPr>
+            <w:r>
+              <w:t xml:space="preserve">Label-blind (primary)</w:t>
+            </w:r>
+          </w:p>
+        </w:tc>
+        <w:tc>
+          <w:tcPr>
+            <w:tcBorders>
+              <w:top w:val="single" w:sz="4" w:space="0" w:color="000000"/>
+              <w:left w:val="single" w:sz="4" w:space="0" w:color="000000"/>
+              <w:bottom w:val="single" w:sz="4" w:space="0" w:color="000000"/>
+              <w:right w:val="single" w:sz="4" w:space="0" w:color="000000"/>
             </w:tcBorders>
           </w:tcPr>
           <w:p>
@@ -6552,8 +6962,226 @@
               <w:left w:val="single" w:sz="4" w:space="0" w:color="000000"/>
               <w:bottom w:val="single" w:sz="4" w:space="0" w:color="000000"/>
               <w:right w:val="single" w:sz="4" w:space="0" w:color="000000"/>
-              <w:insideH w:val="single" w:sz="4" w:space="0" w:color="000000"/>
-              <w:insideV w:val="single" w:sz="4" w:space="0" w:color="000000"/>
+            </w:tcBorders>
+          </w:tcPr>
+          <w:p>
+            <w:pPr>
+              <w:pStyle w:val="Compact"/>
+            </w:pPr>
+            <w:r>
+              <w:t xml:space="preserve">0.639</w:t>
+            </w:r>
+          </w:p>
+        </w:tc>
+        <w:tc>
+          <w:tcPr>
+            <w:tcBorders>
+              <w:top w:val="single" w:sz="4" w:space="0" w:color="000000"/>
+              <w:left w:val="single" w:sz="4" w:space="0" w:color="000000"/>
+              <w:bottom w:val="single" w:sz="4" w:space="0" w:color="000000"/>
+              <w:right w:val="single" w:sz="4" w:space="0" w:color="000000"/>
+            </w:tcBorders>
+          </w:tcPr>
+          <w:p>
+            <w:pPr>
+              <w:pStyle w:val="Compact"/>
+            </w:pPr>
+            <w:r>
+              <w:t xml:space="preserve">0.176</w:t>
+            </w:r>
+          </w:p>
+        </w:tc>
+        <w:tc>
+          <w:tcPr>
+            <w:tcBorders>
+              <w:top w:val="single" w:sz="4" w:space="0" w:color="000000"/>
+              <w:left w:val="single" w:sz="4" w:space="0" w:color="000000"/>
+              <w:bottom w:val="single" w:sz="4" w:space="0" w:color="000000"/>
+              <w:right w:val="single" w:sz="4" w:space="0" w:color="000000"/>
+            </w:tcBorders>
+          </w:tcPr>
+          <w:p>
+            <w:pPr>
+              <w:pStyle w:val="Compact"/>
+            </w:pPr>
+            <w:r>
+              <w:t xml:space="preserve">0.648</w:t>
+            </w:r>
+          </w:p>
+        </w:tc>
+        <w:tc>
+          <w:tcPr>
+            <w:tcBorders>
+              <w:top w:val="single" w:sz="4" w:space="0" w:color="000000"/>
+              <w:left w:val="single" w:sz="4" w:space="0" w:color="000000"/>
+              <w:bottom w:val="single" w:sz="4" w:space="0" w:color="000000"/>
+              <w:right w:val="single" w:sz="4" w:space="0" w:color="000000"/>
+            </w:tcBorders>
+          </w:tcPr>
+          <w:p>
+            <w:pPr>
+              <w:pStyle w:val="Compact"/>
+            </w:pPr>
+            <w:r>
+              <w:t xml:space="preserve">0.145</w:t>
+            </w:r>
+          </w:p>
+        </w:tc>
+      </w:tr>
+      <w:tr>
+        <w:tc>
+          <w:tcPr>
+            <w:tcBorders>
+              <w:top w:val="single" w:sz="4" w:space="0" w:color="000000"/>
+              <w:left w:val="single" w:sz="4" w:space="0" w:color="000000"/>
+              <w:bottom w:val="single" w:sz="4" w:space="0" w:color="000000"/>
+              <w:right w:val="single" w:sz="4" w:space="0" w:color="000000"/>
+            </w:tcBorders>
+          </w:tcPr>
+          <w:p>
+            <w:pPr>
+              <w:pStyle w:val="Compact"/>
+            </w:pPr>
+            <w:r>
+              <w:t xml:space="preserve">Label-informed (exploratory)</w:t>
+            </w:r>
+          </w:p>
+        </w:tc>
+        <w:tc>
+          <w:tcPr>
+            <w:tcBorders>
+              <w:top w:val="single" w:sz="4" w:space="0" w:color="000000"/>
+              <w:left w:val="single" w:sz="4" w:space="0" w:color="000000"/>
+              <w:bottom w:val="single" w:sz="4" w:space="0" w:color="000000"/>
+              <w:right w:val="single" w:sz="4" w:space="0" w:color="000000"/>
+            </w:tcBorders>
+          </w:tcPr>
+          <w:p>
+            <w:pPr>
+              <w:pStyle w:val="Compact"/>
+            </w:pPr>
+            <w:r>
+              <w:t xml:space="preserve">ComBat-seq</w:t>
+            </w:r>
+          </w:p>
+        </w:tc>
+        <w:tc>
+          <w:tcPr>
+            <w:tcBorders>
+              <w:top w:val="single" w:sz="4" w:space="0" w:color="000000"/>
+              <w:left w:val="single" w:sz="4" w:space="0" w:color="000000"/>
+              <w:bottom w:val="single" w:sz="4" w:space="0" w:color="000000"/>
+              <w:right w:val="single" w:sz="4" w:space="0" w:color="000000"/>
+            </w:tcBorders>
+          </w:tcPr>
+          <w:p>
+            <w:pPr>
+              <w:pStyle w:val="Compact"/>
+            </w:pPr>
+            <w:r>
+              <w:t xml:space="preserve">0.493</w:t>
+            </w:r>
+          </w:p>
+        </w:tc>
+        <w:tc>
+          <w:tcPr>
+            <w:tcBorders>
+              <w:top w:val="single" w:sz="4" w:space="0" w:color="000000"/>
+              <w:left w:val="single" w:sz="4" w:space="0" w:color="000000"/>
+              <w:bottom w:val="single" w:sz="4" w:space="0" w:color="000000"/>
+              <w:right w:val="single" w:sz="4" w:space="0" w:color="000000"/>
+            </w:tcBorders>
+          </w:tcPr>
+          <w:p>
+            <w:pPr>
+              <w:pStyle w:val="Compact"/>
+            </w:pPr>
+            <w:r>
+              <w:t xml:space="preserve">0.322</w:t>
+            </w:r>
+          </w:p>
+        </w:tc>
+        <w:tc>
+          <w:tcPr>
+            <w:tcBorders>
+              <w:top w:val="single" w:sz="4" w:space="0" w:color="000000"/>
+              <w:left w:val="single" w:sz="4" w:space="0" w:color="000000"/>
+              <w:bottom w:val="single" w:sz="4" w:space="0" w:color="000000"/>
+              <w:right w:val="single" w:sz="4" w:space="0" w:color="000000"/>
+            </w:tcBorders>
+          </w:tcPr>
+          <w:p>
+            <w:pPr>
+              <w:pStyle w:val="Compact"/>
+            </w:pPr>
+            <w:r>
+              <w:t xml:space="preserve">0.555</w:t>
+            </w:r>
+          </w:p>
+        </w:tc>
+        <w:tc>
+          <w:tcPr>
+            <w:tcBorders>
+              <w:top w:val="single" w:sz="4" w:space="0" w:color="000000"/>
+              <w:left w:val="single" w:sz="4" w:space="0" w:color="000000"/>
+              <w:bottom w:val="single" w:sz="4" w:space="0" w:color="000000"/>
+              <w:right w:val="single" w:sz="4" w:space="0" w:color="000000"/>
+            </w:tcBorders>
+          </w:tcPr>
+          <w:p>
+            <w:pPr>
+              <w:pStyle w:val="Compact"/>
+            </w:pPr>
+            <w:r>
+              <w:t xml:space="preserve">0.238</w:t>
+            </w:r>
+          </w:p>
+        </w:tc>
+      </w:tr>
+      <w:tr>
+        <w:tc>
+          <w:tcPr>
+            <w:tcBorders>
+              <w:top w:val="single" w:sz="4" w:space="0" w:color="000000"/>
+              <w:left w:val="single" w:sz="4" w:space="0" w:color="000000"/>
+              <w:bottom w:val="single" w:sz="4" w:space="0" w:color="000000"/>
+              <w:right w:val="single" w:sz="4" w:space="0" w:color="000000"/>
+            </w:tcBorders>
+          </w:tcPr>
+          <w:p>
+            <w:pPr>
+              <w:pStyle w:val="Compact"/>
+            </w:pPr>
+            <w:r>
+              <w:t xml:space="preserve">Label-informed (exploratory)</w:t>
+            </w:r>
+          </w:p>
+        </w:tc>
+        <w:tc>
+          <w:tcPr>
+            <w:tcBorders>
+              <w:top w:val="single" w:sz="4" w:space="0" w:color="000000"/>
+              <w:left w:val="single" w:sz="4" w:space="0" w:color="000000"/>
+              <w:bottom w:val="single" w:sz="4" w:space="0" w:color="000000"/>
+              <w:right w:val="single" w:sz="4" w:space="0" w:color="000000"/>
+            </w:tcBorders>
+          </w:tcPr>
+          <w:p>
+            <w:pPr>
+              <w:pStyle w:val="Compact"/>
+            </w:pPr>
+            <w:r>
+              <w:t xml:space="preserve">MMUPHin</w:t>
+            </w:r>
+          </w:p>
+        </w:tc>
+        <w:tc>
+          <w:tcPr>
+            <w:tcBorders>
+              <w:top w:val="single" w:sz="4" w:space="0" w:color="000000"/>
+              <w:left w:val="single" w:sz="4" w:space="0" w:color="000000"/>
+              <w:bottom w:val="single" w:sz="4" w:space="0" w:color="000000"/>
+              <w:right w:val="single" w:sz="4" w:space="0" w:color="000000"/>
             </w:tcBorders>
           </w:tcPr>
           <w:p>
@@ -6572,8 +7200,6 @@
               <w:left w:val="single" w:sz="4" w:space="0" w:color="000000"/>
               <w:bottom w:val="single" w:sz="4" w:space="0" w:color="000000"/>
               <w:right w:val="single" w:sz="4" w:space="0" w:color="000000"/>
-              <w:insideH w:val="single" w:sz="4" w:space="0" w:color="000000"/>
-              <w:insideV w:val="single" w:sz="4" w:space="0" w:color="000000"/>
             </w:tcBorders>
           </w:tcPr>
           <w:p>
@@ -6592,8 +7218,6 @@
               <w:left w:val="single" w:sz="4" w:space="0" w:color="000000"/>
               <w:bottom w:val="single" w:sz="4" w:space="0" w:color="000000"/>
               <w:right w:val="single" w:sz="4" w:space="0" w:color="000000"/>
-              <w:insideH w:val="single" w:sz="4" w:space="0" w:color="000000"/>
-              <w:insideV w:val="single" w:sz="4" w:space="0" w:color="000000"/>
             </w:tcBorders>
           </w:tcPr>
           <w:p>
@@ -6612,8 +7236,6 @@
               <w:left w:val="single" w:sz="4" w:space="0" w:color="000000"/>
               <w:bottom w:val="single" w:sz="4" w:space="0" w:color="000000"/>
               <w:right w:val="single" w:sz="4" w:space="0" w:color="000000"/>
-              <w:insideH w:val="single" w:sz="4" w:space="0" w:color="000000"/>
-              <w:insideV w:val="single" w:sz="4" w:space="0" w:color="000000"/>
             </w:tcBorders>
           </w:tcPr>
           <w:p>
@@ -6632,71 +7254,194 @@
         <w:pStyle w:val="BodyText"/>
       </w:pPr>
       <w:r>
-        <w:t xml:space="preserve">ComBat-seq reduced mean logistic regression LOCO AUC from 0.640 to 0.493 and degraded all four individual cohort LOCO AUCs, with the Kazakhstan cohort collapsing to AUC=0.308 [0.20–0.42]. LightGBM was somewhat more robust: ComBat-seq reduced LGBM mean LOCO from 0.647 to 0.555. MMUPHin was less destructive but still failed to improve upon uncorrected LOCO performance (LogReg mean: 0.640 → 0.612; LGBM: 0.647 → 0.582).</w:t>
-      </w:r>
-    </w:p>
-    <w:p>
-      <w:pPr>
-        <w:pStyle w:val="BodyText"/>
-      </w:pPr>
-      <w:r>
-        <w:t xml:space="preserve">Critically, within-cohort AUC on corrected data was largely preserved (within ±0.05 of uncorrected) for most cohort–method combinations, ruling out the hypothesis that batch correction was simply removing all signal indiscriminately. The exception was Kazakhstan, where both correction methods moderately improved within-cohort AUC (logistic regression: 0.766 → 0.784 with ComBat-seq, 0.766 → 0.788 with MMUPHin), while simultaneously collapsing LOCO AUC to below chance. This pattern—improved within-cohort AUC coupled with worsened cross-cohort AUC—is consistent with the correction algorithm overfitting the batch-correction transformation to Kazakhstan’s within-cohort structure, making its representation less compatible with the other cohorts, not more.</w:t>
-      </w:r>
-    </w:p>
-    <w:p>
-      <w:pPr>
-        <w:pStyle w:val="BodyText"/>
-      </w:pPr>
-      <w:r>
-        <w:t xml:space="preserve">The pattern is consistent with the interpretation that when cohort explains approximately 12 times more compositional variance than disease status (marginal R²: 0.172 vs. 0.014), linear correction methods that target cohort-associated variance will tend to also remove disease-associated variance, because those sources of variation are not cleanly separable in this composition space. This interpretation should be understood as a plausible mechanistic account, not as a formal proof that cohort and disease axes overlap; a large cohort R² could, in principle, coexist with an orthogonal disease axis. However, the empirical worsening of LOCO AUC under correction—including when correction was applied with the test cohort’s labels available—is consistent with the non-orthogonality account.</w:t>
-      </w:r>
-    </w:p>
-    <w:bookmarkEnd w:id="26"/>
-    <w:bookmarkStart w:id="27" w:name="X57054cba1dd94387ea8bd66fbe3e6acbd7f6ec1"/>
-    <w:p>
-      <w:pPr>
-        <w:pStyle w:val="Heading3"/>
-      </w:pPr>
-      <w:r>
-        <w:t xml:space="preserve">3.6 SHAP Analysis Reveals Cohort-Specific and Contradictory Taxonomic Signatures</w:t>
-      </w:r>
-    </w:p>
-    <w:p>
-      <w:pPr>
-        <w:pStyle w:val="FirstParagraph"/>
-      </w:pPr>
-      <w:r>
-        <w:t xml:space="preserve">To characterize the feature-level patterns underlying generalization failure, we computed out-of-fold SHAP values for within-cohort classifiers and LOCO-trained classifiers (Figure 6). Using an OOF design avoids the in-sample overfitting bias identified in prior SHAP analyses of microbiome classifiers, where training-set SHAP values can reflect model memorization rather than the model’s out-of-sample feature importance.</w:t>
-      </w:r>
-    </w:p>
-    <w:p>
-      <w:pPr>
-        <w:pStyle w:val="BodyText"/>
-      </w:pPr>
-      <w:r>
         <w:rPr>
           <w:b/>
           <w:bCs/>
         </w:rPr>
-        <w:t xml:space="preserve">Minimal overlap in top predictive taxa across cohorts.</w:t>
-      </w:r>
-      <w:r>
-        <w:t xml:space="preserve"> </w:t>
-      </w:r>
-      <w:r>
-        <w:t xml:space="preserve">Pairwise Jaccard similarity of the top-20 SHAP genera between cohort pairs averaged 0.135 for logistic regression and 0.058 for LightGBM (Figure 6C). Against a permutation null distribution (10,000 draws of two random top-20 sets from 396 genera; null mean 0.027 [95% CI: 0.000–0.081]), logistic regression overlap was significantly above chance (p=0.0019), whereas LightGBM overlap was within the null 95% CI (p=0.068). These results confirm that within-cohort logistic regression classifiers share a small but statistically detectable set of top predictive genera across cohorts, whereas LightGBM concentrates importance in sets that are essentially non-overlapping—consistent with the greater sparsity of tree model feature selection.</w:t>
-      </w:r>
-    </w:p>
-    <w:p>
-      <w:pPr>
-        <w:pStyle w:val="BodyText"/>
-      </w:pPr>
+        <w:t xml:space="preserve">Label-blind correction (primary result): batch correction leaves cross-cohort generalization essentially unchanged.</w:t>
+      </w:r>
+      <w:r>
+        <w:t xml:space="preserve"> </w:t>
+      </w:r>
+      <w:r>
+        <w:t xml:space="preserve">Under label-blind ComBat-seq and MMUPHin — the design that does not use any sample’s diagnosis label — mean LOCO AUC changed by no more than 0.007 in either direction relative to uncorrected, for either model (Table 4). No individual cohort collapsed: per-cohort logistic-regression LOCO AUC under label-blind ComBat-seq ranged from 0.525 (zhuang2018) to 0.769 (shanghai2022/Zhu 2022), closely tracking the uncorrected values (0.504–0.813) rather than diverging sharply from them.</w:t>
+      </w:r>
+      <w:r>
+        <w:t xml:space="preserve"> </w:t>
+      </w:r>
       <w:r>
         <w:rPr>
           <w:b/>
           <w:bCs/>
         </w:rPr>
-        <w:t xml:space="preserve">Cohort-specific top predictors.</w:t>
+        <w:t xml:space="preserve">Batch correction, evaluated under a design that cannot see the answer it is being asked to help predict, neither improves nor substantially worsens cross-cohort transferability in this dataset — it is simply ineffective at recovering it.</w:t>
+      </w:r>
+    </w:p>
+    <w:p>
+      <w:pPr>
+        <w:pStyle w:val="BodyText"/>
+      </w:pPr>
+      <w:r>
+        <w:rPr>
+          <w:b/>
+          <w:bCs/>
+        </w:rPr>
+        <w:t xml:space="preserve">Label-informed correction (exploratory/oracle-style sensitivity; Supplementary Figure S5): the previously reported severe degradation is largely an artifact of using target labels during correction, not evidence about batch correction’s effect on biological signal.</w:t>
+      </w:r>
+      <w:r>
+        <w:t xml:space="preserve"> </w:t>
+      </w:r>
+      <w:r>
+        <w:t xml:space="preserve">Under the label-informed design — which uses every sample’s own true diagnosis label during correction and therefore cannot represent a deployable or even a fair oracle-style comparison — ComBat-seq reduced mean logistic-regression LOCO AUC from 0.640 to 0.493, with the Kazakhstan cohort collapsing to AUC=0.308 [0.20–0.42]. The same cohort under label-blind ComBat-seq scored 0.560, closely matching its uncorrected value (0.564). This side-by-side comparison indicates that the severe, cohort-specific collapse previously observed was driven substantially by the label-informed design itself — most likely because a global correction model that is explicitly told each sample’s own diagnosis label (via</w:t>
+      </w:r>
+      <w:r>
+        <w:t xml:space="preserve"> </w:t>
+      </w:r>
+      <w:r>
+        <w:rPr>
+          <w:rStyle w:val="VerbatimChar"/>
+        </w:rPr>
+        <w:t xml:space="preserve">full_mod=TRUE</w:t>
+      </w:r>
+      <w:r>
+        <w:t xml:space="preserve">/</w:t>
+      </w:r>
+      <w:r>
+        <w:rPr>
+          <w:rStyle w:val="VerbatimChar"/>
+        </w:rPr>
+        <w:t xml:space="preserve">covariates="diagnosis"</w:t>
+      </w:r>
+      <w:r>
+        <w:t xml:space="preserve">) constructs a label-conditional transformation that does not correspond to any transformation a genuinely prospective classifier could apply, rather than by an intrinsic incompatibility between ComBat-seq’s negative-binomial framework and 16S compositional data. MMUPHin’s label-informed effect was milder (LogReg mean: 0.640→0.612) but still did not improve on label-blind or uncorrected performance.</w:t>
+      </w:r>
+    </w:p>
+    <w:p>
+      <w:pPr>
+        <w:pStyle w:val="BodyText"/>
+      </w:pPr>
+      <w:r>
+        <w:t xml:space="preserve">Within-cohort AUC on label-blind-corrected data was similar to uncorrected (within ±0.05 for most cohort–method combinations; Supplementary Table S5), which is a fair, unconfounded comparison because the label-blind correction never saw any sample’s diagnosis label.</w:t>
+      </w:r>
+      <w:r>
+        <w:t xml:space="preserve"> </w:t>
+      </w:r>
+      <w:r>
+        <w:rPr>
+          <w:b/>
+          <w:bCs/>
+        </w:rPr>
+        <w:t xml:space="preserve">We do not draw the same conclusion from within-cohort AUC on label-informed-corrected data — that comparison is confounded</w:t>
+      </w:r>
+      <w:r>
+        <w:t xml:space="preserve">, because the label-informed correction’s own covariate-preservation mechanism (</w:t>
+      </w:r>
+      <w:r>
+        <w:rPr>
+          <w:rStyle w:val="VerbatimChar"/>
+        </w:rPr>
+        <w:t xml:space="preserve">full_mod=TRUE</w:t>
+      </w:r>
+      <w:r>
+        <w:t xml:space="preserve"> </w:t>
+      </w:r>
+      <w:r>
+        <w:t xml:space="preserve">for ComBat-seq;</w:t>
+      </w:r>
+      <w:r>
+        <w:t xml:space="preserve"> </w:t>
+      </w:r>
+      <w:r>
+        <w:rPr>
+          <w:rStyle w:val="VerbatimChar"/>
+        </w:rPr>
+        <w:t xml:space="preserve">covariates="diagnosis"</w:t>
+      </w:r>
+      <w:r>
+        <w:t xml:space="preserve"> </w:t>
+      </w:r>
+      <w:r>
+        <w:t xml:space="preserve">for MMUPHin) is explicitly designed to retain diagnosis-associated structure using every sample’s own true label; any preserved within-cohort separability under that design cannot be attributed to correction-independent biological signal versus the correction algorithm’s own label-preservation step. We therefore no longer draw the previously stated conclusion that</w:t>
+      </w:r>
+      <w:r>
+        <w:t xml:space="preserve"> </w:t>
+      </w:r>
+      <w:r>
+        <w:t xml:space="preserve">“within-cohort AUC preservation rules out indiscriminate signal removal”</w:t>
+      </w:r>
+      <w:r>
+        <w:t xml:space="preserve"> </w:t>
+      </w:r>
+      <w:r>
+        <w:t xml:space="preserve">from the label-informed results; that inference required an unconfounded comparison that only the label-blind design provides, and the label-blind within-cohort comparison does support it descriptively (Supplementary Table S5), without establishing this as strong biological evidence beyond the observed AUC values themselves.</w:t>
+      </w:r>
+    </w:p>
+    <w:p>
+      <w:pPr>
+        <w:pStyle w:val="BodyText"/>
+      </w:pPr>
+      <w:r>
+        <w:t xml:space="preserve">The empirical PERMANOVA finding that cohort explains approximately 12 times more compositional variance than disease status (marginal R²: 0.172 vs. 0.014; Section 3.4) provides context for why a correction method targeting cohort-associated variance might struggle to leave disease-associated variance fully intact, but it does not, by itself, establish that the two sources of variation overlap, nor does it explain the specific pattern observed here — namely that a properly label-blind correction left performance essentially flat while a label-informed one produced large, method- and cohort-specific movements. That specific pattern is more directly explained by the transductive, label-informed design itself (Section 2.7) than by the general cohort/diagnosis variance disparity, and we present it as such rather than as a demonstration that linear batch correction</w:t>
+      </w:r>
+      <w:r>
+        <w:t xml:space="preserve"> </w:t>
+      </w:r>
+      <w:r>
+        <w:t xml:space="preserve">“cannot”</w:t>
+      </w:r>
+      <w:r>
+        <w:t xml:space="preserve"> </w:t>
+      </w:r>
+      <w:r>
+        <w:t xml:space="preserve">separate cohort from disease signal in general.</w:t>
+      </w:r>
+    </w:p>
+    <w:bookmarkEnd w:id="27"/>
+    <w:bookmarkStart w:id="28" w:name="X0127a6c97972aeb594cca54962346fe1f444336"/>
+    <w:p>
+      <w:pPr>
+        <w:pStyle w:val="Heading3"/>
+      </w:pPr>
+      <w:r>
+        <w:t xml:space="preserve">3.6 SHAP Analysis Reveals Cohort-Specific Taxonomic Signatures and a Conservative Set of Stable Directional Flips</w:t>
+      </w:r>
+    </w:p>
+    <w:p>
+      <w:pPr>
+        <w:pStyle w:val="FirstParagraph"/>
+      </w:pPr>
+      <w:r>
+        <w:t xml:space="preserve">To characterize the feature-level patterns underlying generalization failure, we computed out-of-fold SHAP values for within-cohort classifiers and LOCO-trained classifiers (Figure 6). Using an OOF design avoids the in-sample overfitting bias identified in prior SHAP analyses of microbiome classifiers, where training-set SHAP values can reflect model memorization rather than the model’s out-of-sample feature importance. Feature importance (mean |SHAP|) is reported for both models; direction is reported only for logistic regression, using the fitted-coefficient-based definition in Section 2.8 (not mean signed SHAP).</w:t>
+      </w:r>
+    </w:p>
+    <w:p>
+      <w:pPr>
+        <w:pStyle w:val="BodyText"/>
+      </w:pPr>
+      <w:r>
+        <w:rPr>
+          <w:b/>
+          <w:bCs/>
+        </w:rPr>
+        <w:t xml:space="preserve">Minimal overlap in top predictive taxa across cohorts, now assessed against a null matched to the observed statistic.</w:t>
+      </w:r>
+      <w:r>
+        <w:t xml:space="preserve"> </w:t>
+      </w:r>
+      <w:r>
+        <w:t xml:space="preserve">Pairwise Jaccard similarity of the top-20 SHAP genera between cohort pairs averaged 0.135 for logistic regression and 0.058 for LightGBM (Figure 6C) — the mean of the six unique pairwise Jaccard values among the four labeled cohorts. Against a null distribution constructed to match this statistic exactly (100,000 replicates, each averaging the six pairwise Jaccards among four random top-20 sets; Section 2.8), logistic regression overlap was significantly above chance (null mean 0.027 [95% CI: 0.009–0.049]; p&lt;0.0001), and LightGBM overlap was also significantly above chance at this N (p=0.0048). A sensitivity check across N∈{10,20,50} (Supplementary Table S7) shows logistic regression significant at all three thresholds, while LightGBM was significant at N=20 and N=50 but not at N=10 (p=0.45) — indicating that LightGBM’s top-predictor overlap across cohorts, while small in absolute magnitude (0.058, versus a null expectation of 0.027), is a real, detectable signal at the primary and larger N thresholds, more consistent than previously reported but still substantially smaller than logistic regression’s overlap and correspondingly less informative for identifying a small set of consistently important taxa.</w:t>
+      </w:r>
+    </w:p>
+    <w:p>
+      <w:pPr>
+        <w:pStyle w:val="BodyText"/>
+      </w:pPr>
+      <w:r>
+        <w:rPr>
+          <w:b/>
+          <w:bCs/>
+        </w:rPr>
+        <w:t xml:space="preserve">Cohort-specific top predictors, and a concrete illustration of why coefficient-based direction was needed.</w:t>
       </w:r>
       <w:r>
         <w:t xml:space="preserve"> </w:t>
@@ -6718,7 +7463,7 @@
         <w:t xml:space="preserve"> </w:t>
       </w:r>
       <w:r>
-        <w:t xml:space="preserve">(CN-associated) in Zhuang 2018, while</w:t>
+        <w:t xml:space="preserve">in Zhuang 2018, while</w:t>
       </w:r>
       <w:r>
         <w:t xml:space="preserve"> </w:t>
@@ -6734,7 +7479,7 @@
         <w:t xml:space="preserve"> </w:t>
       </w:r>
       <w:r>
-        <w:t xml:space="preserve">was the top predictor in the remaining three cohorts—CN-associated in Ling 2020 (|SHAP|=0.270) but AD-associated in Zhu 2022 (|SHAP|=0.228) and Kazakhstan (|SHAP|=0.136)—illustrating that even the single most important taxon can reverse direction across populations. For LightGBM, the top taxon per cohort was entirely distinct:</w:t>
+        <w:t xml:space="preserve">was the top predictor in the remaining three cohorts (Zhu 2022 |SHAP|=0.228; Kazakhstan |SHAP|=0.136; Ling 2020 |SHAP|=0.270). Under the fitted model’s coefficient,</w:t>
       </w:r>
       <w:r>
         <w:t xml:space="preserve"> </w:t>
@@ -6744,13 +7489,54 @@
           <w:i/>
           <w:iCs/>
         </w:rPr>
-        <w:t xml:space="preserve">Lachnoclostridium</w:t>
-      </w:r>
-      <w:r>
-        <w:t xml:space="preserve"> </w:t>
-      </w:r>
-      <w:r>
-        <w:t xml:space="preserve">(Zhuang 2018),</w:t>
+        <w:t xml:space="preserve">Akkermansia</w:t>
+      </w:r>
+      <w:r>
+        <w:t xml:space="preserve"> </w:t>
+      </w:r>
+      <w:r>
+        <w:t xml:space="preserve">has a</w:t>
+      </w:r>
+      <w:r>
+        <w:t xml:space="preserve"> </w:t>
+      </w:r>
+      <w:r>
+        <w:rPr>
+          <w:b/>
+          <w:bCs/>
+        </w:rPr>
+        <w:t xml:space="preserve">stable positive coefficient in all four cohorts</w:t>
+      </w:r>
+      <w:r>
+        <w:t xml:space="preserve"> </w:t>
+      </w:r>
+      <w:r>
+        <w:t xml:space="preserve">(10 of 10 outer folds positive in every cohort; Supplementary Table S6) — higher CLR abundance consistently predicts higher AD log-odds under the fitted model, with no coefficient-based flip anywhere. This is a useful negative control for the direction-definition problem itself: the pooled mean SHAP value for this same genus is negative in Ling 2020 and Zhuang 2018 (which an earlier, mean-SHAP-based version of this analysis read as</w:t>
+      </w:r>
+      <w:r>
+        <w:t xml:space="preserve"> </w:t>
+      </w:r>
+      <w:r>
+        <w:t xml:space="preserve">“CN-associated”</w:t>
+      </w:r>
+      <w:r>
+        <w:t xml:space="preserve">) but positive in Zhu 2022 and Kazakhstan — an apparent flip that does</w:t>
+      </w:r>
+      <w:r>
+        <w:t xml:space="preserve"> </w:t>
+      </w:r>
+      <w:r>
+        <w:rPr>
+          <w:b/>
+          <w:bCs/>
+        </w:rPr>
+        <w:t xml:space="preserve">not</w:t>
+      </w:r>
+      <w:r>
+        <w:t xml:space="preserve"> </w:t>
+      </w:r>
+      <w:r>
+        <w:t xml:space="preserve">reflect the coefficient the model actually learned, and is instead a background-relative artifact of the kind described in Section 2.8. We report this discrepancy explicitly because it demonstrates, on real data from this study, why mean signed SHAP was not an adequate direction statistic and why the coefficient-based definition is used for every direction claim in this paper. For LightGBM, the top taxon per cohort was entirely distinct:</w:t>
       </w:r>
       <w:r>
         <w:t xml:space="preserve"> </w:t>
@@ -6760,13 +7546,13 @@
           <w:i/>
           <w:iCs/>
         </w:rPr>
-        <w:t xml:space="preserve">Akkermansia</w:t>
-      </w:r>
-      <w:r>
-        <w:t xml:space="preserve"> </w:t>
-      </w:r>
-      <w:r>
-        <w:t xml:space="preserve">(Ling 2020),</w:t>
+        <w:t xml:space="preserve">Lachnoclostridium</w:t>
+      </w:r>
+      <w:r>
+        <w:t xml:space="preserve"> </w:t>
+      </w:r>
+      <w:r>
+        <w:t xml:space="preserve">(Zhuang 2018),</w:t>
       </w:r>
       <w:r>
         <w:t xml:space="preserve"> </w:t>
@@ -6776,13 +7562,13 @@
           <w:i/>
           <w:iCs/>
         </w:rPr>
-        <w:t xml:space="preserve">Bacteroides</w:t>
-      </w:r>
-      <w:r>
-        <w:t xml:space="preserve"> </w:t>
-      </w:r>
-      <w:r>
-        <w:t xml:space="preserve">(Zhu 2022),</w:t>
+        <w:t xml:space="preserve">Akkermansia</w:t>
+      </w:r>
+      <w:r>
+        <w:t xml:space="preserve"> </w:t>
+      </w:r>
+      <w:r>
+        <w:t xml:space="preserve">(Ling 2020),</w:t>
       </w:r>
       <w:r>
         <w:t xml:space="preserve"> </w:t>
@@ -6792,13 +7578,29 @@
           <w:i/>
           <w:iCs/>
         </w:rPr>
+        <w:t xml:space="preserve">Bacteroides</w:t>
+      </w:r>
+      <w:r>
+        <w:t xml:space="preserve"> </w:t>
+      </w:r>
+      <w:r>
+        <w:t xml:space="preserve">(Zhu 2022),</w:t>
+      </w:r>
+      <w:r>
+        <w:t xml:space="preserve"> </w:t>
+      </w:r>
+      <w:r>
+        <w:rPr>
+          <w:i/>
+          <w:iCs/>
+        </w:rPr>
         <w:t xml:space="preserve">Castellaniella</w:t>
       </w:r>
       <w:r>
         <w:t xml:space="preserve"> </w:t>
       </w:r>
       <w:r>
-        <w:t xml:space="preserve">(Kazakhstan) (Figure 6A; Supplementary Figure S2).</w:t>
+        <w:t xml:space="preserve">(Kazakhstan) (Figure 6A; Supplementary Figure S2); no direction is assigned to these LightGBM values (Section 2.8).</w:t>
       </w:r>
     </w:p>
     <w:p>
@@ -6810,67 +7612,68 @@
           <w:b/>
           <w:bCs/>
         </w:rPr>
-        <w:t xml:space="preserve">Directional flip taxa.</w:t>
-      </w:r>
-      <w:r>
-        <w:t xml:space="preserve"> </w:t>
-      </w:r>
-      <w:r>
-        <w:t xml:space="preserve">Among taxa appearing in the top-20 for two or more cohorts, twelve showed directional reversal for logistic regression and twelve for LightGBM (Figure 6B), confirming that directional inconsistency is pervasive across both model types under the OOF evaluation.</w:t>
-      </w:r>
-    </w:p>
-    <w:p>
-      <w:pPr>
-        <w:pStyle w:val="BodyText"/>
-      </w:pPr>
+        <w:t xml:space="preserve">Stable directional flips (logistic regression only).</w:t>
+      </w:r>
+      <w:r>
+        <w:t xml:space="preserve"> </w:t>
+      </w:r>
+      <w:r>
+        <w:t xml:space="preserve">Using the pre-specified coefficient-stability criterion (Section 2.8: a stable positive coefficient sign in ≥8 of 10 outer folds in at least one cohort, and a stable negative coefficient sign in ≥8 of 10 outer folds in at least one other cohort, restricted to genera in the top-20 OOF mean-|SHAP| ranking in ≥2 cohorts),</w:t>
+      </w:r>
+      <w:r>
+        <w:t xml:space="preserve"> </w:t>
+      </w:r>
+      <w:r>
+        <w:rPr>
+          <w:b/>
+          <w:bCs/>
+        </w:rPr>
+        <w:t xml:space="preserve">eight genera showed a stable cross-cohort directional flip</w:t>
+      </w:r>
+      <w:r>
+        <w:t xml:space="preserve"> </w:t>
+      </w:r>
+      <w:r>
+        <w:t xml:space="preserve">(Figure 6B):</w:t>
+      </w:r>
+      <w:r>
+        <w:t xml:space="preserve"> </w:t>
+      </w:r>
       <w:r>
         <w:rPr>
           <w:i/>
           <w:iCs/>
         </w:rPr>
-        <w:t xml:space="preserve">Logistic regression flips (12 taxa):</w:t>
-      </w:r>
-      <w:r>
-        <w:t xml:space="preserve"> </w:t>
-      </w:r>
-      <w:r>
-        <w:t xml:space="preserve">Akkermansia (CN-associated in Zhuang/Ling; AD-associated in Zhu 2022/Kazakhstan), Bifidobacterium (AD-associated in Zhuang/Zhu 2022/Kazakhstan; CN-associated in Ling), Christensenellaceae R-7 group (CN-associated in Zhuang/Ling/Zhu 2022; AD-associated in Kazakhstan), Coprococcus (CN-associated in Zhuang/Ling/Kazakhstan; AD-associated in Zhu 2022), Eisenbergiella, Enterococcus, Lactobacillus (CN-associated in Chinese cohorts; AD-associated in Kazakhstan), NK4A214 group (CN-associated in Zhuang/Ling; AD-associated in Zhu 2022/Kazakhstan), Parasutterella (CN-associated in Zhuang/Kazakhstan; AD-associated in Ling/Zhu 2022), Romboutsia (AD-associated in Zhuang/Kazakhstan; CN-associated in Ling/Zhu 2022), Ruminococcus gnavus group, and Subdoligranulum.</w:t>
-      </w:r>
-    </w:p>
-    <w:p>
-      <w:pPr>
-        <w:pStyle w:val="BodyText"/>
-      </w:pPr>
+        <w:t xml:space="preserve">Agathobacter</w:t>
+      </w:r>
+      <w:r>
+        <w:t xml:space="preserve">,</w:t>
+      </w:r>
+      <w:r>
+        <w:t xml:space="preserve"> </w:t>
+      </w:r>
       <w:r>
         <w:rPr>
           <w:i/>
           <w:iCs/>
         </w:rPr>
-        <w:t xml:space="preserve">LightGBM flips (12 taxa):</w:t>
-      </w:r>
-      <w:r>
-        <w:t xml:space="preserve"> </w:t>
-      </w:r>
-      <w:r>
-        <w:t xml:space="preserve">Bacteroides, Akkermansia, Incertae Sedis, Faecalibacterium, Romboutsia, Oscillibacter, Lachnospira, Lactobacillus (CN-associated in Ling/Zhu 2022; AD-associated in Kazakhstan), [Eubacterium] siraeum group, Roseburia, Agathobacter, and Colidextribacter.</w:t>
-      </w:r>
-    </w:p>
-    <w:p>
-      <w:pPr>
-        <w:pStyle w:val="BodyText"/>
-      </w:pPr>
+        <w:t xml:space="preserve">Bifidobacterium</w:t>
+      </w:r>
+      <w:r>
+        <w:t xml:space="preserve">,</w:t>
+      </w:r>
+      <w:r>
+        <w:t xml:space="preserve"> </w:t>
+      </w:r>
       <w:r>
         <w:rPr>
           <w:i/>
           <w:iCs/>
         </w:rPr>
-        <w:t xml:space="preserve">Akkermansia</w:t>
-      </w:r>
-      <w:r>
-        <w:t xml:space="preserve"> </w:t>
-      </w:r>
-      <w:r>
-        <w:t xml:space="preserve">shows a complex pattern: for logistic regression it is CN-associated in Zhuang 2018 and Ling 2020 but AD-associated in Zhu 2022 and Kazakhstan, constituting a directional flip across cohorts. For LightGBM,</w:t>
+        <w:t xml:space="preserve">Coprococcus</w:t>
+      </w:r>
+      <w:r>
+        <w:t xml:space="preserve">,</w:t>
       </w:r>
       <w:r>
         <w:t xml:space="preserve"> </w:t>
@@ -6880,13 +7683,10 @@
           <w:i/>
           <w:iCs/>
         </w:rPr>
-        <w:t xml:space="preserve">Akkermansia</w:t>
-      </w:r>
-      <w:r>
-        <w:t xml:space="preserve"> </w:t>
-      </w:r>
-      <w:r>
-        <w:t xml:space="preserve">is the dominant predictor in Ling 2020 (|SHAP|=0.947, CN-associated) and also appears in other cohorts with mixed directionality.</w:t>
+        <w:t xml:space="preserve">Dorea</w:t>
+      </w:r>
+      <w:r>
+        <w:t xml:space="preserve">,</w:t>
       </w:r>
       <w:r>
         <w:t xml:space="preserve"> </w:t>
@@ -6896,13 +7696,10 @@
           <w:i/>
           <w:iCs/>
         </w:rPr>
-        <w:t xml:space="preserve">Akkermansia muciniphila</w:t>
-      </w:r>
-      <w:r>
-        <w:t xml:space="preserve"> </w:t>
-      </w:r>
-      <w:r>
-        <w:t xml:space="preserve">abundance is strongly influenced by host diet, particularly fiber and polyphenol intake (Plovier et al., 2017), and by geographic-population-specific dietary patterns that likely modulate its abundance independently of any AD-specific effect.</w:t>
+        <w:t xml:space="preserve">Lactobacillus</w:t>
+      </w:r>
+      <w:r>
+        <w:t xml:space="preserve">,</w:t>
       </w:r>
       <w:r>
         <w:t xml:space="preserve"> </w:t>
@@ -6912,47 +7709,79 @@
           <w:i/>
           <w:iCs/>
         </w:rPr>
-        <w:t xml:space="preserve">Lactobacillus</w:t>
-      </w:r>
-      <w:r>
-        <w:t xml:space="preserve"> </w:t>
-      </w:r>
-      <w:r>
-        <w:t xml:space="preserve">shows a consistent pattern: CN-associated in Chinese cohorts but AD-associated in Kazakhstan across both model types, plausibly reflecting the prominence of fermented dairy (kumis, kefir) in Central Asian diets. These dietary explanations are speculative in the absence of dietary co-variate data and are offered as mechanistic hypotheses rather than established conclusions.</w:t>
-      </w:r>
-    </w:p>
-    <w:p>
-      <w:pPr>
-        <w:pStyle w:val="BodyText"/>
-      </w:pPr>
+        <w:t xml:space="preserve">NK4A214 group</w:t>
+      </w:r>
+      <w:r>
+        <w:t xml:space="preserve">,</w:t>
+      </w:r>
+      <w:r>
+        <w:t xml:space="preserve"> </w:t>
+      </w:r>
+      <w:r>
+        <w:rPr>
+          <w:i/>
+          <w:iCs/>
+        </w:rPr>
+        <w:t xml:space="preserve">Romboutsia</w:t>
+      </w:r>
+      <w:r>
+        <w:t xml:space="preserve">, and</w:t>
+      </w:r>
+      <w:r>
+        <w:t xml:space="preserve"> </w:t>
+      </w:r>
+      <w:r>
+        <w:rPr>
+          <w:i/>
+          <w:iCs/>
+        </w:rPr>
+        <w:t xml:space="preserve">Ruminococcus gnavus group</w:t>
+      </w:r>
+      <w:r>
+        <w:t xml:space="preserve">. This is a smaller and more conservative set than an earlier, less rigorous analysis of this dataset that classified any genus with opposite-signed pooled mean SHAP across two cohorts as a</w:t>
+      </w:r>
+      <w:r>
+        <w:t xml:space="preserve"> </w:t>
+      </w:r>
+      <w:r>
+        <w:t xml:space="preserve">“flip”</w:t>
+      </w:r>
+      <w:r>
+        <w:t xml:space="preserve"> </w:t>
+      </w:r>
+      <w:r>
+        <w:t xml:space="preserve">(which had identified twelve such genera); the stability requirement removes genera whose apparent flip was not reproducible across most of a cohort’s own outer folds.</w:t>
+      </w:r>
+      <w:r>
+        <w:t xml:space="preserve"> </w:t>
+      </w:r>
       <w:r>
         <w:rPr>
           <w:b/>
           <w:bCs/>
         </w:rPr>
-        <w:t xml:space="preserve">LOCO SHAP analysis: no single taxon transfers universally.</w:t>
-      </w:r>
-      <w:r>
-        <w:t xml:space="preserve"> </w:t>
-      </w:r>
-      <w:r>
-        <w:t xml:space="preserve">When SHAP values were computed for LOCO-trained classifiers applied to held-out cohorts, the top predictor was</w:t>
-      </w:r>
-      <w:r>
-        <w:t xml:space="preserve"> </w:t>
-      </w:r>
+        <w:t xml:space="preserve">No comparable directional-flip claim is made for LightGBM</w:t>
+      </w:r>
+      <w:r>
+        <w:t xml:space="preserve">: a tree ensemble has no single coefficient-like, globally monotonic direction, and LightGBM’s SHAP–feature relationships may be nonlinear or non-monotonic, so no scalar direction statistic — stable or otherwise — is computed or reported for it.</w:t>
+      </w:r>
+    </w:p>
+    <w:p>
+      <w:pPr>
+        <w:pStyle w:val="BodyText"/>
+      </w:pPr>
       <w:r>
         <w:rPr>
           <w:i/>
           <w:iCs/>
         </w:rPr>
-        <w:t xml:space="preserve">Akkermansia</w:t>
-      </w:r>
-      <w:r>
-        <w:t xml:space="preserve"> </w:t>
-      </w:r>
-      <w:r>
-        <w:t xml:space="preserve">(CN-associated) for two of four held-out cohorts—Zhuang 2018 (|SHAP|=0.470) and Zhu 2022 (|SHAP|=0.372)—but</w:t>
+        <w:t xml:space="preserve">Lactobacillus</w:t>
+      </w:r>
+      <w:r>
+        <w:t xml:space="preserve"> </w:t>
+      </w:r>
+      <w:r>
+        <w:t xml:space="preserve">shows the most population-interpretable pattern among the eight stable flips: a stable negative coefficient (higher relative abundance predicts lower AD log-odds under the fitted model) in the Chinese cohorts and a stable positive coefficient in Kazakhstan, plausibly reflecting the prominence of fermented dairy (kumis, kefir) in Central Asian diets.</w:t>
       </w:r>
       <w:r>
         <w:t xml:space="preserve"> </w:t>
@@ -6962,13 +7791,47 @@
           <w:i/>
           <w:iCs/>
         </w:rPr>
-        <w:t xml:space="preserve">Subdoligranulum</w:t>
-      </w:r>
-      <w:r>
-        <w:t xml:space="preserve"> </w:t>
-      </w:r>
-      <w:r>
-        <w:t xml:space="preserve">(AD-associated, |SHAP|=0.269) for held-out Ling 2020 and</w:t>
+        <w:t xml:space="preserve">Akkermansia</w:t>
+      </w:r>
+      <w:r>
+        <w:t xml:space="preserve"> </w:t>
+      </w:r>
+      <w:r>
+        <w:t xml:space="preserve">is a useful contrast: despite appearing to reverse direction under the old, invalid mean-signed-SHAP statistic (Section 3.6), its fitted coefficient is stable and</w:t>
+      </w:r>
+      <w:r>
+        <w:t xml:space="preserve"> </w:t>
+      </w:r>
+      <w:r>
+        <w:rPr>
+          <w:b/>
+          <w:bCs/>
+        </w:rPr>
+        <w:t xml:space="preserve">positive in all four cohorts</w:t>
+      </w:r>
+      <w:r>
+        <w:t xml:space="preserve"> </w:t>
+      </w:r>
+      <w:r>
+        <w:t xml:space="preserve">(10/10 outer folds in every cohort; Supplementary Table S6) — it is not a flip at all under the coefficient-based definition. This genus’s abundance is strongly influenced by host diet, particularly fiber and polyphenol intake (Plovier et al., 2017), and by geographic-population-specific dietary patterns that likely modulate its abundance independently of any AD-specific effect; the coefficient-based analysis indicates that, at least under this fitted model, its association with AD status is directionally consistent across these four populations even though its raw pooled-SHAP appearance was not. These dietary explanations remain speculative in the absence of dietary co-variate data and are offered as hypotheses, not established conclusions.</w:t>
+      </w:r>
+    </w:p>
+    <w:p>
+      <w:pPr>
+        <w:pStyle w:val="BodyText"/>
+      </w:pPr>
+      <w:r>
+        <w:rPr>
+          <w:b/>
+          <w:bCs/>
+        </w:rPr>
+        <w:t xml:space="preserve">LOCO SHAP analysis: feature importance only, no cross-cohort direction assigned.</w:t>
+      </w:r>
+      <w:r>
+        <w:t xml:space="preserve"> </w:t>
+      </w:r>
+      <w:r>
+        <w:t xml:space="preserve">When SHAP values were computed for LOCO-trained classifiers applied to held-out cohorts,</w:t>
       </w:r>
       <w:r>
         <w:t xml:space="preserve"> </w:t>
@@ -6978,13 +7841,45 @@
           <w:i/>
           <w:iCs/>
         </w:rPr>
+        <w:t xml:space="preserve">Akkermansia</w:t>
+      </w:r>
+      <w:r>
+        <w:t xml:space="preserve"> </w:t>
+      </w:r>
+      <w:r>
+        <w:t xml:space="preserve">was the top-importance predictor for two of four held-out cohorts — Zhuang 2018 (|SHAP|=0.470) and Zhu 2022 (|SHAP|=0.372) — while</w:t>
+      </w:r>
+      <w:r>
+        <w:t xml:space="preserve"> </w:t>
+      </w:r>
+      <w:r>
+        <w:rPr>
+          <w:i/>
+          <w:iCs/>
+        </w:rPr>
+        <w:t xml:space="preserve">Subdoligranulum</w:t>
+      </w:r>
+      <w:r>
+        <w:t xml:space="preserve"> </w:t>
+      </w:r>
+      <w:r>
+        <w:t xml:space="preserve">(|SHAP|=0.269) topped held-out Ling 2020 and</w:t>
+      </w:r>
+      <w:r>
+        <w:t xml:space="preserve"> </w:t>
+      </w:r>
+      <w:r>
+        <w:rPr>
+          <w:i/>
+          <w:iCs/>
+        </w:rPr>
         <w:t xml:space="preserve">Christensenellaceae R-7 group</w:t>
       </w:r>
       <w:r>
         <w:t xml:space="preserve"> </w:t>
       </w:r>
       <w:r>
-        <w:t xml:space="preserve">(AD-associated, |SHAP|=0.368) for held-out Kazakhstan. No genus ranked first across all four held-out conditions, and the recurrence of Akkermansia in two conditions does not indicate a stable transferable signal: it is the top predictor for two cohorts while playing a directionally inconsistent role in the underlying within-cohort analyses (Section 3.6), consistent with the classifier activating whichever genera most closely resemble its training-cohort signature rather than a disease marker that generalizes across populations.</w:t>
+        <w:t xml:space="preserve">(|SHAP|=0.368) topped held-out Kazakhstan. No genus ranked first across all four held-out conditions. Consistent with Section 2.8, we do not assign an AD/CN direction to these LOCO SHAP values: the LOCO SHAP background (the three training cohorts) and evaluation set (the held-out cohort) are drawn from systematically different populations by construction, so the sign of a LOCO mean SHAP value is confounded with the raw cross-cohort compositional difference quantified by PERMANOVA (Section 3.4) rather than reflecting a stable, model-derived direction. The absence of a single top-importance genus across all four held-out cohorts is itself consistent with the classifier activating whichever genera most closely resemble its training-cohort signature rather than a disease marker that generalizes across populations.</w:t>
       </w:r>
     </w:p>
     <w:p>
@@ -6994,9 +7889,9 @@
         </w:pict>
       </w:r>
     </w:p>
-    <w:bookmarkEnd w:id="27"/>
     <w:bookmarkEnd w:id="28"/>
-    <w:bookmarkStart w:id="35" w:name="discussion"/>
+    <w:bookmarkEnd w:id="29"/>
+    <w:bookmarkStart w:id="36" w:name="discussion"/>
     <w:p>
       <w:pPr>
         <w:pStyle w:val="Heading2"/>
@@ -7005,7 +7900,7 @@
         <w:t xml:space="preserve">4. Discussion</w:t>
       </w:r>
     </w:p>
-    <w:bookmarkStart w:id="29" w:name="X98882ddec0548496a5c10a2861c9a197d74e628"/>
+    <w:bookmarkStart w:id="30" w:name="X98882ddec0548496a5c10a2861c9a197d74e628"/>
     <w:p>
       <w:pPr>
         <w:pStyle w:val="Heading3"/>
@@ -7062,14 +7957,14 @@
         <w:t xml:space="preserve">(Liu et al., 2020), and the highly cohort-specific patterns reported in individual papers all suggest population-level heterogeneity. A recent multi-cohort integration study (Wang et al., 2026, mSystems) similarly identified cross-geographic heterogeneity as a major obstacle; the present analysis complements that work by providing a systematic quantification of how severely within-cohort classifiers fail when applied to external populations, and by demonstrating that on average, neither method recovered cross-cohort transferability.</w:t>
       </w:r>
     </w:p>
-    <w:bookmarkEnd w:id="29"/>
-    <w:bookmarkStart w:id="30" w:name="Xbb382972170d5fbdcbb699206593e880e629aa6"/>
+    <w:bookmarkEnd w:id="30"/>
+    <w:bookmarkStart w:id="31" w:name="Xa47da470aef9839ece143b4c55458caec0eec5c"/>
     <w:p>
       <w:pPr>
         <w:pStyle w:val="Heading3"/>
       </w:pPr>
       <w:r>
-        <w:t xml:space="preserve">4.2 Why Batch Correction Failed: The 12:1 Disparity</w:t>
+        <w:t xml:space="preserve">4.2 Batch Correction Does Not Recover Generalization, and the Reason Requires Separating an Empirical Result from a Hypothesis</w:t>
       </w:r>
     </w:p>
     <w:p>
@@ -7077,85 +7972,121 @@
         <w:pStyle w:val="FirstParagraph"/>
       </w:pPr>
       <w:r>
-        <w:t xml:space="preserve">The batch correction failure is consistent with the PERMANOVA result. Cohort identity explains 19.3% of Aitchison variance (R²=0.193 across all five cohorts; marginal R²=0.172 within the four-cohort two-variable model); disease status explains a marginal 1.4% (R²=0.014) in the same model. This approximately 12-fold disparity, combined with near-perfect cohort predictability from CLR features (macro-AUC=0.9917), indicates that compositional space is overwhelmingly organized by cohort-of-origin. A linear batch correction method that targets the cohort dimension of variance will tend to also remove disease variance if the two sources are not orthogonal—an assumption that the empirical worsening of LOCO AUC under correction suggests is violated here.</w:t>
-      </w:r>
-    </w:p>
-    <w:p>
-      <w:pPr>
-        <w:pStyle w:val="BodyText"/>
-      </w:pPr>
-      <w:r>
-        <w:t xml:space="preserve">ComBat-seq’s aggressive worsening of LOCO AUC (mean LogReg: 0.640 → 0.493) is consistent with this interpretation. ComBat-seq models each feature’s batch effect separately using a negative binomial regression framework well-suited to RNA-seq data but potentially poorly calibrated for the extreme sparsity (75.4% zero entries) and compositional structure of 16S microbiome data. The within-cohort AUC preservation (and even improvement for Kazakhstan) after ComBat-seq correction shows that the correction did not remove all biological signal—it reshaped the compositional space in a way that made within-cohort structure more accessible to linear classifiers while making cross-cohort alignment worse.</w:t>
-      </w:r>
-    </w:p>
-    <w:p>
-      <w:pPr>
-        <w:pStyle w:val="BodyText"/>
-      </w:pPr>
-      <w:r>
-        <w:t xml:space="preserve">MMUPHin’s milder but still negative effect is similarly interpretable: linear mixed-effects models on relative abundances may not sufficiently align the full multivariate compositional space when the batch effect is substantially larger than the biological effect.</w:t>
-      </w:r>
-    </w:p>
-    <w:p>
-      <w:pPr>
-        <w:pStyle w:val="BodyText"/>
-      </w:pPr>
-      <w:r>
-        <w:t xml:space="preserve">These results have direct implications for the microbiome harmonization literature. When the batch effect dominates by a factor of ~12, the two correction methods evaluated here could not reliably separate the two sources of variance. The field may need fundamentally different approaches, such as multi-cohort training with cohort as a stratification variable, domain adaptation methods, or meta-analytic frameworks that explicitly model between-cohort heterogeneity rather than attempting to remove it.</w:t>
-      </w:r>
-    </w:p>
-    <w:bookmarkEnd w:id="30"/>
-    <w:bookmarkStart w:id="31" w:name="X9f2d8eae8ef31ba83232c3812e40b06a505ea5e"/>
-    <w:p>
-      <w:pPr>
-        <w:pStyle w:val="Heading3"/>
-      </w:pPr>
-      <w:r>
-        <w:t xml:space="preserve">4.3 Implications of the Zhu 2022 Paired-Sample Design</w:t>
-      </w:r>
-    </w:p>
-    <w:p>
-      <w:pPr>
-        <w:pStyle w:val="FirstParagraph"/>
-      </w:pPr>
-      <w:r>
-        <w:t xml:space="preserve">The Zhu 2022 cohort deposited both blood microbiome (B_</w:t>
+        <w:t xml:space="preserve">Two distinct findings must be kept separate here, because conflating them was a limitation of how this section was framed in an earlier version of this manuscript.</w:t>
+      </w:r>
+    </w:p>
+    <w:p>
+      <w:pPr>
+        <w:pStyle w:val="BodyText"/>
+      </w:pPr>
+      <w:r>
+        <w:rPr>
+          <w:b/>
+          <w:bCs/>
+        </w:rPr>
+        <w:t xml:space="preserve">Empirical result:</w:t>
+      </w:r>
+      <w:r>
+        <w:t xml:space="preserve"> </w:t>
+      </w:r>
+      <w:r>
+        <w:t xml:space="preserve">cohort identity explains substantially more compositional variance than disease status (Aitchison R²=0.193 across all five cohorts; marginal R²=0.172 cohort vs. 0.014 diagnosis in the four-cohort two-variable model — an approximately 12-fold disparity), and cohort membership is near-perfectly recoverable from the same CLR features (macro-AUC=0.9917). This establishes that compositional space is overwhelmingly organized by cohort-of-origin. Separately and equally empirically: batch correction, evaluated under a label-blind design that cannot see any sample’s diagnosis label, left mean LOCO AUC essentially unchanged (within 0.007 AUC of uncorrected for both ComBat-seq and MMUPHin, both models; Section 3.5) — it neither recovered cross-cohort transferability nor substantially degraded it.</w:t>
+      </w:r>
+    </w:p>
+    <w:p>
+      <w:pPr>
+        <w:pStyle w:val="BodyText"/>
+      </w:pPr>
+      <w:r>
+        <w:rPr>
+          <w:b/>
+          <w:bCs/>
+        </w:rPr>
+        <w:t xml:space="preserve">Hypothesis, clearly flagged as such:</w:t>
+      </w:r>
+      <w:r>
+        <w:t xml:space="preserve"> </w:t>
+      </w:r>
+      <w:r>
+        <w:t xml:space="preserve">the much larger cohort-associated variance component provides plausible context for</w:t>
+      </w:r>
+      <w:r>
+        <w:t xml:space="preserve"> </w:t>
       </w:r>
       <w:r>
         <w:rPr>
           <w:i/>
           <w:iCs/>
         </w:rPr>
-        <w:t xml:space="preserve">) and fecal (F_</w:t>
-      </w:r>
-      <w:r>
-        <w:t xml:space="preserve">) samples from the same 90 participants (PRJNA489760). The blood samples were excluded from this analysis because blood and fecal microbiome communities represent fundamentally distinct compartments; including both would introduce a sample-type confound identical in structure to a batch effect, inflating within-cohort AUC through tissue-compartment discrimination rather than disease discrimination.</w:t>
-      </w:r>
-    </w:p>
-    <w:p>
-      <w:pPr>
-        <w:pStyle w:val="BodyText"/>
-      </w:pPr>
-      <w:r>
-        <w:t xml:space="preserve">With fecal-only samples (n=60 binary), the near-perfect within-cohort AUC (logistic regression 0.998, LightGBM 0.979) is more difficult to attribute to a single confound. The small sample size (30 per class) is relevant: with 10-fold CV on 60 samples, each test fold contains approximately 6 samples, and single-fold AUC estimates can be highly variable. Zhu 2022 showed the largest detectable diagnosis-associated compositional effect (R²=0.094, F=6.01, p=0.0001) of the four labeled cohorts, but an AUC of 0.998 likely still reflects optimistic estimation at this sample size.</w:t>
-      </w:r>
-    </w:p>
-    <w:p>
-      <w:pPr>
-        <w:pStyle w:val="BodyText"/>
-      </w:pPr>
-      <w:r>
-        <w:t xml:space="preserve">The LOCO result for Zhu 2022 (logistic regression AUC=0.813, the highest LOCO value among all cohorts) is informative: classifiers trained on the other three cohorts transfer to Zhu 2022 fecal samples better than to any other cohort. This suggests that the fecal disease signal in this cohort is somewhat consistent with signals in the Chinese and Kazakh training cohorts, unlike the spurious compartment-discrimination signal that would have characterized the original mixed dataset. We recommend that future AD microbiome studies report sample types explicitly and analyze each compartment independently before pooling.</w:t>
+        <w:t xml:space="preserve">why</w:t>
+      </w:r>
+      <w:r>
+        <w:t xml:space="preserve"> </w:t>
+      </w:r>
+      <w:r>
+        <w:t xml:space="preserve">correction targeting cohort-associated variance might struggle to isolate and remove only that variance without also touching disease-associated variance, if the two are not orthogonal in this compositional space. PERMANOVA marginal R² values do not establish that overlap directly, and we did not run an experiment (e.g., a simulation with a known, controlled degree of cohort/diagnosis-axis overlap) capable of testing it in this dataset. We therefore present it as a hypothesis consistent with the observed pattern, not as a demonstrated mechanism, and we no longer state that batch correction</w:t>
+      </w:r>
+      <w:r>
+        <w:t xml:space="preserve"> </w:t>
+      </w:r>
+      <w:r>
+        <w:t xml:space="preserve">“cannot”</w:t>
+      </w:r>
+      <w:r>
+        <w:t xml:space="preserve"> </w:t>
+      </w:r>
+      <w:r>
+        <w:t xml:space="preserve">work in general or that this analysis proves cohort and disease axes overlap.</w:t>
+      </w:r>
+    </w:p>
+    <w:p>
+      <w:pPr>
+        <w:pStyle w:val="BodyText"/>
+      </w:pPr>
+      <w:r>
+        <w:t xml:space="preserve">A previous version of this analysis additionally reported that ComBat-seq’s correction</w:t>
+      </w:r>
+      <w:r>
+        <w:t xml:space="preserve"> </w:t>
+      </w:r>
+      <w:r>
+        <w:t xml:space="preserve">“substantially worsened”</w:t>
+      </w:r>
+      <w:r>
+        <w:t xml:space="preserve"> </w:t>
+      </w:r>
+      <w:r>
+        <w:t xml:space="preserve">LOCO AUC (mean LogReg: 0.640→0.493, with one cohort collapsing to AUC=0.308) and interpreted this as evidence that ComBat-seq’s negative-binomial framework is poorly calibrated for compositional 16S data. That result was obtained under the label-informed design, in which ComBat-seq and MMUPHin were both told every sample’s own true diagnosis label during a single joint fit across all four labeled cohorts (Section 2.7). Repeating the identical comparison under a label-blind design — same cohorts, same raw features, same downstream LOCO classifiers, the only change being that no diagnosis label is supplied to the correction step — reproduces essentially flat LOCO AUC instead of severe, cohort-specific collapse (Section 3.5, Table 4). This indicates that the earlier</w:t>
+      </w:r>
+      <w:r>
+        <w:t xml:space="preserve"> </w:t>
+      </w:r>
+      <w:r>
+        <w:t xml:space="preserve">“ComBat-seq substantially worsens generalization”</w:t>
+      </w:r>
+      <w:r>
+        <w:t xml:space="preserve"> </w:t>
+      </w:r>
+      <w:r>
+        <w:t xml:space="preserve">claim was driven in large part by the label-informed design itself, not by an intrinsic incompatibility between ComBat-seq’s modeling framework and 16S compositional data; we retract that specific mechanistic claim and retain the label-informed numbers only as an explicitly-labeled exploratory sensitivity illustrating what a label-aware, non-deployable correction can do (Section 3.5).</w:t>
+      </w:r>
+    </w:p>
+    <w:p>
+      <w:pPr>
+        <w:pStyle w:val="BodyText"/>
+      </w:pPr>
+      <w:r>
+        <w:t xml:space="preserve">The finding that survives this correction — and that we consider the more robust and more useful result for the field — is narrower than originally stated: under a fair, label-blind evaluation, two widely used batch-correction methods designed for other data types (RNA-seq counts; general microbiome meta-analysis) did not recover cross-cohort transferability for AD classification in this dataset. This is a demonstration of ineffectiveness at the specific task of restoring cross-cohort generalization, not a demonstration that these methods actively destroy signal, nor an explanation of the underlying compositional-geometry reason such correction is difficult. The field may still need fundamentally different approaches — multi-cohort training with cohort as an explicit stratification variable, domain adaptation methods, or meta-analytic frameworks that explicitly model between-cohort heterogeneity rather than attempting to remove it — but we no longer claim to have shown mechanistically why standard correction fails, only that it does not succeed under the conditions tested here.</w:t>
       </w:r>
     </w:p>
     <w:bookmarkEnd w:id="31"/>
-    <w:bookmarkStart w:id="32" w:name="Xec78dc0979ddf81ea3344fe2c45d491d9c0a9c4"/>
+    <w:bookmarkStart w:id="32" w:name="X9f2d8eae8ef31ba83232c3812e40b06a505ea5e"/>
     <w:p>
       <w:pPr>
         <w:pStyle w:val="Heading3"/>
       </w:pPr>
       <w:r>
-        <w:t xml:space="preserve">4.4 Directional Flip Taxa: Empirical Confirmation of Cross-Population Contradictions</w:t>
+        <w:t xml:space="preserve">4.3 Implications of the Zhu 2022 Paired-Sample Design</w:t>
       </w:r>
     </w:p>
     <w:p>
@@ -7163,25 +8094,51 @@
         <w:pStyle w:val="FirstParagraph"/>
       </w:pPr>
       <w:r>
-        <w:t xml:space="preserve">The directional flip taxa identified under OOF SHAP—twelve for logistic regression and twelve for LightGBM—confirm empirically what the meta-analytic literature has suggested qualitatively. The prevalence of directional flips across both model types is a stronger finding than previously appreciated: the original in-sample SHAP analysis had identified ten flips for logistic regression and three for LightGBM, but the OOF analysis reveals that directional inconsistency is comparably severe across both model families.</w:t>
-      </w:r>
-    </w:p>
-    <w:p>
-      <w:pPr>
-        <w:pStyle w:val="BodyText"/>
-      </w:pPr>
+        <w:t xml:space="preserve">The Zhu 2022 cohort deposited both blood microbiome (B_</w:t>
+      </w:r>
       <w:r>
         <w:rPr>
           <w:i/>
           <w:iCs/>
         </w:rPr>
-        <w:t xml:space="preserve">Akkermansia</w:t>
-      </w:r>
-      <w:r>
-        <w:t xml:space="preserve"> </w:t>
-      </w:r>
-      <w:r>
-        <w:t xml:space="preserve">shows a complex cross-cohort pattern. For logistic regression, it is CN-associated in Zhuang 2018 and Ling 2020 but AD-associated in Zhu 2022 and Kazakhstan. For LightGBM, it is the dominant predictor in Ling 2020 (CN-associated) but shows mixed directionality across other cohorts.</w:t>
+        <w:t xml:space="preserve">) and fecal (F_</w:t>
+      </w:r>
+      <w:r>
+        <w:t xml:space="preserve">) samples from the same 90 participants (PRJNA489760). The blood samples were excluded from this analysis because blood and fecal microbiome communities represent fundamentally distinct compartments; including both would introduce a sample-type confound identical in structure to a batch effect, inflating within-cohort AUC through tissue-compartment discrimination rather than disease discrimination.</w:t>
+      </w:r>
+    </w:p>
+    <w:p>
+      <w:pPr>
+        <w:pStyle w:val="BodyText"/>
+      </w:pPr>
+      <w:r>
+        <w:t xml:space="preserve">With fecal-only samples (n=60 binary), the near-perfect within-cohort AUC (logistic regression 0.998, LightGBM 0.979) is more difficult to attribute to a single confound. The small sample size (30 per class) is relevant: with 10-fold CV on 60 samples, each test fold contains approximately 6 samples, and single-fold AUC estimates can be highly variable. Zhu 2022 showed the largest detectable diagnosis-associated compositional effect (R²=0.094, F=6.01, p=0.0001) of the four labeled cohorts, but an AUC of 0.998 likely still reflects optimistic estimation at this sample size.</w:t>
+      </w:r>
+    </w:p>
+    <w:p>
+      <w:pPr>
+        <w:pStyle w:val="BodyText"/>
+      </w:pPr>
+      <w:r>
+        <w:t xml:space="preserve">The LOCO result for Zhu 2022 (logistic regression AUC=0.813, the highest LOCO value among all cohorts) is informative: classifiers trained on the other three cohorts transfer to Zhu 2022 fecal samples better than to any other cohort. This suggests that the fecal disease signal in this cohort is somewhat consistent with signals in the Chinese and Kazakh training cohorts, unlike the spurious compartment-discrimination signal that would have characterized the original mixed dataset. We recommend that future AD microbiome studies report sample types explicitly and analyze each compartment independently before pooling.</w:t>
+      </w:r>
+    </w:p>
+    <w:bookmarkEnd w:id="32"/>
+    <w:bookmarkStart w:id="33" w:name="X56b4b5954060489ec0de7c985a327f8835b6b51"/>
+    <w:p>
+      <w:pPr>
+        <w:pStyle w:val="Heading3"/>
+      </w:pPr>
+      <w:r>
+        <w:t xml:space="preserve">4.4 Stable Directional Flip Taxa: A Conservative, Coefficient-Based Confirmation of Cross-Population Contradictions</w:t>
+      </w:r>
+    </w:p>
+    <w:p>
+      <w:pPr>
+        <w:pStyle w:val="FirstParagraph"/>
+      </w:pPr>
+      <w:r>
+        <w:t xml:space="preserve">Using a pre-specified coefficient-sign-stability criterion (≥8 of 10 outer folds agreeing in sign; Section 2.8), eight genera showed a stable cross-cohort directional flip for logistic regression:</w:t>
       </w:r>
       <w:r>
         <w:t xml:space="preserve"> </w:t>
@@ -7191,31 +8148,23 @@
           <w:i/>
           <w:iCs/>
         </w:rPr>
-        <w:t xml:space="preserve">A. muciniphila</w:t>
-      </w:r>
-      <w:r>
-        <w:t xml:space="preserve"> </w:t>
-      </w:r>
-      <w:r>
-        <w:t xml:space="preserve">abundance is strongly influenced by host diet, particularly fiber and polyphenol intake (Plovier et al., 2017), and geographic-population-specific dietary patterns likely modulate its abundance independently of any AD-specific effect. These dietary explanations are speculative in the absence of co-variate dietary data.</w:t>
-      </w:r>
-    </w:p>
-    <w:p>
-      <w:pPr>
-        <w:pStyle w:val="BodyText"/>
-      </w:pPr>
+        <w:t xml:space="preserve">Agathobacter</w:t>
+      </w:r>
+      <w:r>
+        <w:t xml:space="preserve">,</w:t>
+      </w:r>
+      <w:r>
+        <w:t xml:space="preserve"> </w:t>
+      </w:r>
       <w:r>
         <w:rPr>
           <w:i/>
           <w:iCs/>
         </w:rPr>
-        <w:t xml:space="preserve">Lactobacillus</w:t>
-      </w:r>
-      <w:r>
-        <w:t xml:space="preserve"> </w:t>
-      </w:r>
-      <w:r>
-        <w:t xml:space="preserve">shows a more consistent directional pattern: CN-associated in Chinese cohorts but AD-associated in Kazakhstan across both model types. Fermented dairy consumption (kumis, kefir) is culturally prominent in Central Asian populations and would be expected to substantially elevate</w:t>
+        <w:t xml:space="preserve">Bifidobacterium</w:t>
+      </w:r>
+      <w:r>
+        <w:t xml:space="preserve">,</w:t>
       </w:r>
       <w:r>
         <w:t xml:space="preserve"> </w:t>
@@ -7225,13 +8174,10 @@
           <w:i/>
           <w:iCs/>
         </w:rPr>
-        <w:t xml:space="preserve">Lactobacillus</w:t>
-      </w:r>
-      <w:r>
-        <w:t xml:space="preserve"> </w:t>
-      </w:r>
-      <w:r>
-        <w:t xml:space="preserve">abundance in Kazakh controls. This speculative dietary hypothesis, if correct, would imply that the same relative abundance of</w:t>
+        <w:t xml:space="preserve">Coprococcus</w:t>
+      </w:r>
+      <w:r>
+        <w:t xml:space="preserve">,</w:t>
       </w:r>
       <w:r>
         <w:t xml:space="preserve"> </w:t>
@@ -7241,25 +8187,198 @@
           <w:i/>
           <w:iCs/>
         </w:rPr>
+        <w:t xml:space="preserve">Dorea</w:t>
+      </w:r>
+      <w:r>
+        <w:t xml:space="preserve">,</w:t>
+      </w:r>
+      <w:r>
+        <w:t xml:space="preserve"> </w:t>
+      </w:r>
+      <w:r>
+        <w:rPr>
+          <w:i/>
+          <w:iCs/>
+        </w:rPr>
         <w:t xml:space="preserve">Lactobacillus</w:t>
       </w:r>
       <w:r>
-        <w:t xml:space="preserve"> </w:t>
-      </w:r>
-      <w:r>
-        <w:t xml:space="preserve">carries different disease-predictive information in Chinese versus Kazakh populations—a biological generalization problem not correctable by standard batch correction.</w:t>
-      </w:r>
-    </w:p>
-    <w:p>
-      <w:pPr>
-        <w:pStyle w:val="BodyText"/>
-      </w:pPr>
-      <w:r>
-        <w:t xml:space="preserve">The critical implication of directional flips is that they may reflect biological population heterogeneity, technical study effects, or interactions between the two; the present design cannot disentangle these sources. Standard batch correction methods, designed to remove technical batch effects, would not be expected to resolve directional disagreements to the extent that these differences are driven by population-level biological differences rather than technical artifacts alone.</w:t>
-      </w:r>
-    </w:p>
-    <w:bookmarkEnd w:id="32"/>
-    <w:bookmarkStart w:id="33" w:name="implications-for-clinical-translation"/>
+        <w:t xml:space="preserve">,</w:t>
+      </w:r>
+      <w:r>
+        <w:t xml:space="preserve"> </w:t>
+      </w:r>
+      <w:r>
+        <w:rPr>
+          <w:i/>
+          <w:iCs/>
+        </w:rPr>
+        <w:t xml:space="preserve">NK4A214 group</w:t>
+      </w:r>
+      <w:r>
+        <w:t xml:space="preserve">,</w:t>
+      </w:r>
+      <w:r>
+        <w:t xml:space="preserve"> </w:t>
+      </w:r>
+      <w:r>
+        <w:rPr>
+          <w:i/>
+          <w:iCs/>
+        </w:rPr>
+        <w:t xml:space="preserve">Romboutsia</w:t>
+      </w:r>
+      <w:r>
+        <w:t xml:space="preserve">, and</w:t>
+      </w:r>
+      <w:r>
+        <w:t xml:space="preserve"> </w:t>
+      </w:r>
+      <w:r>
+        <w:rPr>
+          <w:i/>
+          <w:iCs/>
+        </w:rPr>
+        <w:t xml:space="preserve">Ruminococcus gnavus group</w:t>
+      </w:r>
+      <w:r>
+        <w:t xml:space="preserve">. This confirms, more conservatively than an earlier analysis of this dataset reported, what the meta-analytic literature has suggested qualitatively: a subset of taxa carry reproducibly opposite model-derived associations with AD status in different populations. We emphasize</w:t>
+      </w:r>
+      <w:r>
+        <w:t xml:space="preserve"> </w:t>
+      </w:r>
+      <w:r>
+        <w:t xml:space="preserve">“conservative”</w:t>
+      </w:r>
+      <w:r>
+        <w:t xml:space="preserve"> </w:t>
+      </w:r>
+      <w:r>
+        <w:t xml:space="preserve">deliberately — an earlier version of this analysis defined a flip as any genus with opposite-signed</w:t>
+      </w:r>
+      <w:r>
+        <w:t xml:space="preserve"> </w:t>
+      </w:r>
+      <w:r>
+        <w:rPr>
+          <w:i/>
+          <w:iCs/>
+        </w:rPr>
+        <w:t xml:space="preserve">pooled mean SHAP</w:t>
+      </w:r>
+      <w:r>
+        <w:t xml:space="preserve"> </w:t>
+      </w:r>
+      <w:r>
+        <w:t xml:space="preserve">across two cohorts (a background-relative quantity, not the model’s coefficient; Section 2.8) and reported twelve such genera for logistic regression and, using the same invalid statistic, a further twelve for LightGBM. Requiring the direction to be reproducible across most of a cohort’s own outer folds, and grounding it in the fitted coefficient rather than a background-dependent SHAP quantity, reduces the logistic-regression count to eight; no comparable count is reported for LightGBM at all, because a tree ensemble has no single coefficient-like global direction to test for stability in the first place (Section 2.8). We treat the removal of the LightGBM claim as a correction, not merely a footnote: the original twelve-taxon LightGBM</w:t>
+      </w:r>
+      <w:r>
+        <w:t xml:space="preserve"> </w:t>
+      </w:r>
+      <w:r>
+        <w:t xml:space="preserve">“flip”</w:t>
+      </w:r>
+      <w:r>
+        <w:t xml:space="preserve"> </w:t>
+      </w:r>
+      <w:r>
+        <w:t xml:space="preserve">list should not be relied upon or cited as evidence of directional inconsistency in tree-based models from this dataset.</w:t>
+      </w:r>
+    </w:p>
+    <w:p>
+      <w:pPr>
+        <w:pStyle w:val="BodyText"/>
+      </w:pPr>
+      <w:r>
+        <w:rPr>
+          <w:i/>
+          <w:iCs/>
+        </w:rPr>
+        <w:t xml:space="preserve">Lactobacillus</w:t>
+      </w:r>
+      <w:r>
+        <w:t xml:space="preserve"> </w:t>
+      </w:r>
+      <w:r>
+        <w:t xml:space="preserve">shows the most population-interpretable pattern among the eight stable flips: a stable negative fitted coefficient (higher relative abundance predicts lower AD log-odds) in the Chinese cohorts, and a stable positive coefficient in Kazakhstan. Fermented dairy consumption (kumis, kefir) is culturally prominent in Central Asian populations and would be expected to substantially elevate</w:t>
+      </w:r>
+      <w:r>
+        <w:t xml:space="preserve"> </w:t>
+      </w:r>
+      <w:r>
+        <w:rPr>
+          <w:i/>
+          <w:iCs/>
+        </w:rPr>
+        <w:t xml:space="preserve">Lactobacillus</w:t>
+      </w:r>
+      <w:r>
+        <w:t xml:space="preserve"> </w:t>
+      </w:r>
+      <w:r>
+        <w:t xml:space="preserve">abundance in Kazakh controls. This speculative dietary hypothesis, if correct, would imply that the same relative abundance of</w:t>
+      </w:r>
+      <w:r>
+        <w:t xml:space="preserve"> </w:t>
+      </w:r>
+      <w:r>
+        <w:rPr>
+          <w:i/>
+          <w:iCs/>
+        </w:rPr>
+        <w:t xml:space="preserve">Lactobacillus</w:t>
+      </w:r>
+      <w:r>
+        <w:t xml:space="preserve"> </w:t>
+      </w:r>
+      <w:r>
+        <w:t xml:space="preserve">carries different disease-predictive information in Chinese versus Kazakh populations — a biological generalization problem not correctable by standard batch correction (Section 4.2).</w:t>
+      </w:r>
+    </w:p>
+    <w:p>
+      <w:pPr>
+        <w:pStyle w:val="BodyText"/>
+      </w:pPr>
+      <w:r>
+        <w:rPr>
+          <w:i/>
+          <w:iCs/>
+        </w:rPr>
+        <w:t xml:space="preserve">Akkermansia</w:t>
+      </w:r>
+      <w:r>
+        <w:t xml:space="preserve"> </w:t>
+      </w:r>
+      <w:r>
+        <w:t xml:space="preserve">illustrates why the coefficient-based, stability-gated definition matters, in the clearest possible way: its pooled mean SHAP value appears to reverse sign between Ling 2020/Zhuang 2018 and Zhu 2022/Kazakhstan (Section 3.6), which an earlier, mean-SHAP-based version of this analysis read as a directional flip — but its fitted logistic-regression coefficient is positive and stable (10 of 10 outer folds) in all four cohorts (Supplementary Table S6), meaning the model never actually learned an inconsistent direction for this genus; the apparent flip was an artifact of the background-relative SHAP statistic, not a property of the fitted model.</w:t>
+      </w:r>
+      <w:r>
+        <w:t xml:space="preserve"> </w:t>
+      </w:r>
+      <w:r>
+        <w:rPr>
+          <w:i/>
+          <w:iCs/>
+        </w:rPr>
+        <w:t xml:space="preserve">A. muciniphila</w:t>
+      </w:r>
+      <w:r>
+        <w:t xml:space="preserve"> </w:t>
+      </w:r>
+      <w:r>
+        <w:t xml:space="preserve">abundance is strongly influenced by host diet, particularly fiber and polyphenol intake (Plovier et al., 2017), and geographic-population-specific dietary patterns likely modulate its abundance independently of any AD-specific effect; under the coefficient-based analysis, this genus’s association with AD status is directionally consistent (not flipped) across all four populations studied here.</w:t>
+      </w:r>
+    </w:p>
+    <w:p>
+      <w:pPr>
+        <w:pStyle w:val="BodyText"/>
+      </w:pPr>
+      <w:r>
+        <w:t xml:space="preserve">The critical implication of the eight confirmed stable flips is that they may reflect biological population heterogeneity, technical study effects, or interactions between the two; the present design cannot disentangle these sources. Standard batch correction methods, designed to remove technical batch effects, would not be expected to resolve directional disagreements to the extent that these differences are driven by population-level biological differences rather than technical artifacts alone — a point that is, if anything, reinforced by Section 4.2’s finding that label-blind batch correction left cross-cohort AUC essentially unchanged rather than recovering it.</w:t>
+      </w:r>
+    </w:p>
+    <w:bookmarkEnd w:id="33"/>
+    <w:bookmarkStart w:id="34" w:name="implications-for-clinical-translation"/>
     <w:p>
       <w:pPr>
         <w:pStyle w:val="Heading3"/>
@@ -7331,8 +8450,8 @@
         <w:t xml:space="preserve">The multi-cohort harmonized collection approach has succeeded in other biomarker domains (e.g., the UK Biobank for genomic predictors, the ADNI consortium for neuroimaging). A parallel initiative—perhaps a consortium of AD microbiome studies committed to harmonized collection protocols and prospective cross-cohort sharing—would be the most direct route to a clinically actionable microbiome diagnostic.</w:t>
       </w:r>
     </w:p>
-    <w:bookmarkEnd w:id="33"/>
-    <w:bookmarkStart w:id="34" w:name="limitations"/>
+    <w:bookmarkEnd w:id="34"/>
+    <w:bookmarkStart w:id="35" w:name="limitations"/>
     <w:p>
       <w:pPr>
         <w:pStyle w:val="Heading3"/>
@@ -7448,13 +8567,13 @@
           <w:b/>
           <w:bCs/>
         </w:rPr>
-        <w:t xml:space="preserve">Batch correction leakage in LOCO evaluation:</w:t>
-      </w:r>
-      <w:r>
-        <w:t xml:space="preserve"> </w:t>
-      </w:r>
-      <w:r>
-        <w:t xml:space="preserve">As noted in Section 2.7, the batch correction analysis is transductive: test-cohort data and labels were included during correction parameter estimation. These corrected LOCO results reflect a transductive design and should not be extrapolated to prospective deployment.</w:t>
+        <w:t xml:space="preserve">Global genus-selection feature universe:</w:t>
+      </w:r>
+      <w:r>
+        <w:t xml:space="preserve"> </w:t>
+      </w:r>
+      <w:r>
+        <w:t xml:space="preserve">The 396-genus feature set (Section 2.2) was selected using ≥20% prevalence pooled across all five cohorts simultaneously, meaning the eventual held-out cohort in every LOCO/pairwise experiment contributed prevalence information to the feature universe. A dedicated training-only sensitivity analysis (Section 2.5.1, Section 3.3) re-derived genus selection independently within every split and found LOCO AUC changed by at most 0.066 — the qualitative generalization-failure conclusion is not an artifact of this design — but the global selection remains a methodological limitation in principle, and we recommend training-only feature selection as the default design for future cross-cohort microbiome classifier studies rather than a post hoc sensitivity check.</w:t>
       </w:r>
     </w:p>
     <w:p>
@@ -7466,13 +8585,13 @@
           <w:b/>
           <w:bCs/>
         </w:rPr>
-        <w:t xml:space="preserve">Cross-sectional design and observational data:</w:t>
-      </w:r>
-      <w:r>
-        <w:t xml:space="preserve"> </w:t>
-      </w:r>
-      <w:r>
-        <w:t xml:space="preserve">All cohorts used cross-sectional sampling. Causal inference about microbiome–AD relationships is not supported by this design. All language throughout this paper refers to associations and predictive performance, not causal effects.</w:t>
+        <w:t xml:space="preserve">Batch correction: two designs, both transductive, neither prospective.</w:t>
+      </w:r>
+      <w:r>
+        <w:t xml:space="preserve"> </w:t>
+      </w:r>
+      <w:r>
+        <w:t xml:space="preserve">As detailed in Section 2.7, both the label-blind (primary) and label-informed (exploratory) batch-correction designs are transductive — both estimate batch-effect parameters using the eventual held-out cohort’s own feature values and cohort membership — and neither should be extrapolated to prospective deployment. The label-informed design additionally uses every sample’s own true diagnosis label during correction and is retained only as an oracle-style sensitivity analysis; its results (including the previously reported severe Kazakhstan collapse under label-informed ComBat-seq) should not be read as evidence about batch correction’s effect on biological signal in general, since they are substantially confounded by the label-informed design itself (Section 4.2).</w:t>
       </w:r>
     </w:p>
     <w:p>
@@ -7484,13 +8603,125 @@
           <w:b/>
           <w:bCs/>
         </w:rPr>
-        <w:t xml:space="preserve">SHAP interpretability limitations:</w:t>
-      </w:r>
-      <w:r>
-        <w:t xml:space="preserve"> </w:t>
-      </w:r>
-      <w:r>
-        <w:t xml:space="preserve">SHAP directions reflect model-derived feature contributions, not direct estimates of biological association. For logistic regression, directions are conditional on regularization and collinearity among CLR features; for LightGBM, SHAP direction may reflect nonlinear interactions. The directional flip classifications and dietary hypotheses should be treated as empirical patterns worthy of targeted follow-up, not as established mechanistic findings.</w:t>
+        <w:t xml:space="preserve">Cross-sectional design and observational data:</w:t>
+      </w:r>
+      <w:r>
+        <w:t xml:space="preserve"> </w:t>
+      </w:r>
+      <w:r>
+        <w:t xml:space="preserve">All cohorts used cross-sectional sampling. Causal inference about microbiome–AD relationships is not supported by this design. All language throughout this paper refers to associations and predictive performance, not causal effects.</w:t>
+      </w:r>
+    </w:p>
+    <w:p>
+      <w:pPr>
+        <w:pStyle w:val="BodyText"/>
+      </w:pPr>
+      <w:r>
+        <w:rPr>
+          <w:b/>
+          <w:bCs/>
+        </w:rPr>
+        <w:t xml:space="preserve">SHAP and coefficient-direction interpretability limitations:</w:t>
+      </w:r>
+      <w:r>
+        <w:t xml:space="preserve"> </w:t>
+      </w:r>
+      <w:r>
+        <w:t xml:space="preserve">For logistic regression, direction is now defined from the fitted model’s coefficient sign (Section 2.8), not from mean signed SHAP; a stable coefficient sign is a statement about what the fitted model consistently learned across cross-validation folds, conditional on regularization (L2, not elastic-net — see below) and collinearity among CLR features, and is not a direct estimate of biological association, its statistical significance, or causal direction. The eight stable directional-flip taxa and their dietary hypotheses should be treated as empirical patterns worthy of targeted, covariate-adjusted follow-up, not as established mechanistic findings. For LightGBM, no coefficient-like global direction exists, and no directional-flip claim of any kind is made for it in this paper; readers of an earlier draft of this work should disregard any previously reported LightGBM directional-flip count. All LOCO SHAP values (either model) are reported as feature-importance rankings only, without any assigned cross-cohort direction, because the LOCO SHAP background (training cohorts) and evaluation set (held-out cohort) come from systematically different populations, confounding sign with raw cross-cohort compositional differences.</w:t>
+      </w:r>
+    </w:p>
+    <w:p>
+      <w:pPr>
+        <w:pStyle w:val="BodyText"/>
+      </w:pPr>
+      <w:r>
+        <w:rPr>
+          <w:b/>
+          <w:bCs/>
+        </w:rPr>
+        <w:t xml:space="preserve">Model regularization mislabeled as</w:t>
+      </w:r>
+      <w:r>
+        <w:rPr>
+          <w:b/>
+          <w:bCs/>
+        </w:rPr>
+        <w:t xml:space="preserve"> </w:t>
+      </w:r>
+      <w:r>
+        <w:rPr>
+          <w:b/>
+          <w:bCs/>
+        </w:rPr>
+        <w:t xml:space="preserve">“elastic-net”</w:t>
+      </w:r>
+      <w:r>
+        <w:rPr>
+          <w:b/>
+          <w:bCs/>
+        </w:rPr>
+        <w:t xml:space="preserve"> </w:t>
+      </w:r>
+      <w:r>
+        <w:rPr>
+          <w:b/>
+          <w:bCs/>
+        </w:rPr>
+        <w:t xml:space="preserve">in earlier drafts:</w:t>
+      </w:r>
+      <w:r>
+        <w:t xml:space="preserve"> </w:t>
+      </w:r>
+      <w:r>
+        <w:t xml:space="preserve">The logistic-regression models throughout this paper (</w:t>
+      </w:r>
+      <w:r>
+        <w:rPr>
+          <w:rStyle w:val="VerbatimChar"/>
+        </w:rPr>
+        <w:t xml:space="preserve">solver="saga"</w:t>
+      </w:r>
+      <w:r>
+        <w:t xml:space="preserve">) were never configured with</w:t>
+      </w:r>
+      <w:r>
+        <w:t xml:space="preserve"> </w:t>
+      </w:r>
+      <w:r>
+        <w:rPr>
+          <w:rStyle w:val="VerbatimChar"/>
+        </w:rPr>
+        <w:t xml:space="preserve">penalty="elasticnet"</w:t>
+      </w:r>
+      <w:r>
+        <w:t xml:space="preserve">, and are therefore L2 (ridge)-regularized, not elastic-net, despite being described as</w:t>
+      </w:r>
+      <w:r>
+        <w:t xml:space="preserve"> </w:t>
+      </w:r>
+      <w:r>
+        <w:t xml:space="preserve">“elastic-net”</w:t>
+      </w:r>
+      <w:r>
+        <w:t xml:space="preserve"> </w:t>
+      </w:r>
+      <w:r>
+        <w:t xml:space="preserve">in earlier drafts of this manuscript and despite an</w:t>
+      </w:r>
+      <w:r>
+        <w:t xml:space="preserve"> </w:t>
+      </w:r>
+      <w:r>
+        <w:rPr>
+          <w:rStyle w:val="VerbatimChar"/>
+        </w:rPr>
+        <w:t xml:space="preserve">l1_ratio</w:t>
+      </w:r>
+      <w:r>
+        <w:t xml:space="preserve"> </w:t>
+      </w:r>
+      <w:r>
+        <w:t xml:space="preserve">parameter being present (and silently ignored by scikit-learn) in the estimator configuration. This is a terminology correction, not a re-fit: every AUC, SHAP, and coefficient value reported in this paper was always computed from the L2-regularized model actually fit by the code, and none of those numbers change as a result of this correction. One consequence is that essentially no fitted coefficient is exactly zero in the coefficient-stability analysis (Section 2.8), since L2 regularization does not perform the sparse variable selection that true elastic-net or L1 penalties would.</w:t>
       </w:r>
     </w:p>
     <w:p>
@@ -7500,9 +8731,9 @@
         </w:pict>
       </w:r>
     </w:p>
-    <w:bookmarkEnd w:id="34"/>
     <w:bookmarkEnd w:id="35"/>
-    <w:bookmarkStart w:id="36" w:name="conclusion"/>
+    <w:bookmarkEnd w:id="36"/>
+    <w:bookmarkStart w:id="37" w:name="conclusion"/>
     <w:p>
       <w:pPr>
         <w:pStyle w:val="Heading2"/>
@@ -7516,7 +8747,7 @@
         <w:pStyle w:val="FirstParagraph"/>
       </w:pPr>
       <w:r>
-        <w:t xml:space="preserve">We conducted a systematic cross-cohort generalization evaluation of gut microbiome-based Alzheimer’s disease classifiers, spanning five independent cohorts from three countries. Within-cohort classifiers achieved AUC-ROC values of 0.633–0.998, consistent with published reports; however, LOCO cross-cohort AUC values fell to 0.504–0.813, a mean drop of 0.176 AUC points for logistic regression. Standard batch correction methods (ComBat-seq and MMUPHin) reduced mean LOCO performance and did not recover cross-cohort transferability. PERMANOVA revealed that cohort identity explained approximately 12 times more compositional variance than disease status (marginal R²: 0.172 vs. 0.014), and a cohort identity classifier achieved macro-AUC=0.9917, confirming that cohort structure dominates the feature space. Sensitivity analyses confirmed that generalization failure persists across all three prespecified cohort-exclusion configurations. Out-of-fold SHAP analysis identified near-zero taxon overlap between cohort-specific predictive signatures (mean Jaccard 0.135 for logistic regression, above the random baseline; 0.058 for LightGBM, within the random baseline) and twelve directional flip taxa for each model type—genera whose AD or CN association reverses across populations. These findings demonstrate that the gut microbiome-based AD classifier literature has a fundamental generalization problem that was not recovered by the two post-hoc batch-correction methods evaluated here. Multi-cohort harmonized prospective studies and mandatory cross-cohort validation are needed before microbiome-based AD biomarkers can achieve clinical utility.</w:t>
+        <w:t xml:space="preserve">We conducted a systematic cross-cohort generalization evaluation of gut microbiome-based Alzheimer’s disease classifiers, spanning five independent cohorts from three countries. Within-cohort classifiers achieved AUC-ROC values of 0.633–0.998, consistent with published reports; however, LOCO cross-cohort AUC values fell to 0.504–0.813, a mean drop of 0.176 AUC points for logistic regression. This generalization-failure pattern was robust to a strict training-only re-derivation of the feature-selection step (LOCO AUC changed by at most 0.066 when held-out-cohort information was fully excluded from genus selection). Batch correction was evaluated under two designs: a label-blind design (no diagnosis information used) left mean LOCO AUC essentially unchanged relative to uncorrected (within 0.007 AUC for both methods and models), and did not recover cross-cohort transferability; an exploratory label-informed design (using each sample’s own true diagnosis label, which cannot estimate prospective performance) produced large, cohort-specific degradation that is attributable in substantial part to the label-informed design itself rather than to an intrinsic property of the correction algorithms. PERMANOVA revealed that cohort identity explained approximately 12 times more compositional variance than disease status (marginal R²: 0.172 vs. 0.014) — an empirical measure of relative heterogeneity that provides context for, but does not by itself explain, the batch-correction results — and a cohort identity classifier achieved macro-AUC=0.9917, confirming that cohort structure dominates the feature space. Sensitivity analyses confirmed that generalization failure persists across all three prespecified cohort-exclusion configurations. Out-of-fold SHAP analysis identified near-zero but statistically detectable taxon overlap between cohort-specific predictive signatures (mean Jaccard 0.135 for logistic regression and 0.058 for LightGBM, both significant against a null matched to the observed statistic’s construction at the primary N=20 threshold, though the LightGBM result was not significant at N=10) and, using a pre-specified cross-fold coefficient-sign-stability criterion, eight stable directional-flip taxa for logistic regression — genera whose fitted-model association with AD versus cognitive normality reliably reverses sign across cohorts; no comparable directional-flip claim is made for LightGBM, which has no single coefficient-like global direction. These findings demonstrate that the gut microbiome-based AD classifier literature has a fundamental generalization problem that the two batch-correction methods evaluated here, tested under a fair label-blind design, did not recover. Multi-cohort harmonized prospective studies and mandatory cross-cohort validation are needed before microbiome-based AD biomarkers can achieve clinical utility.</w:t>
       </w:r>
     </w:p>
     <w:p>
@@ -7526,8 +8757,8 @@
         </w:pict>
       </w:r>
     </w:p>
-    <w:bookmarkEnd w:id="36"/>
-    <w:bookmarkStart w:id="37" w:name="data-availability-statement"/>
+    <w:bookmarkEnd w:id="37"/>
+    <w:bookmarkStart w:id="38" w:name="data-availability-statement"/>
     <w:p>
       <w:pPr>
         <w:pStyle w:val="Heading2"/>
@@ -7551,8 +8782,8 @@
         </w:pict>
       </w:r>
     </w:p>
-    <w:bookmarkEnd w:id="37"/>
-    <w:bookmarkStart w:id="38" w:name="author-contributions"/>
+    <w:bookmarkEnd w:id="38"/>
+    <w:bookmarkStart w:id="39" w:name="author-contributions"/>
     <w:p>
       <w:pPr>
         <w:pStyle w:val="Heading2"/>
@@ -7576,8 +8807,8 @@
         </w:pict>
       </w:r>
     </w:p>
-    <w:bookmarkEnd w:id="38"/>
-    <w:bookmarkStart w:id="39" w:name="funding"/>
+    <w:bookmarkEnd w:id="39"/>
+    <w:bookmarkStart w:id="40" w:name="funding"/>
     <w:p>
       <w:pPr>
         <w:pStyle w:val="Heading2"/>
@@ -7601,8 +8832,8 @@
         </w:pict>
       </w:r>
     </w:p>
-    <w:bookmarkEnd w:id="39"/>
-    <w:bookmarkStart w:id="40" w:name="acknowledgements"/>
+    <w:bookmarkEnd w:id="40"/>
+    <w:bookmarkStart w:id="41" w:name="acknowledgements"/>
     <w:p>
       <w:pPr>
         <w:pStyle w:val="Heading2"/>
@@ -7626,8 +8857,8 @@
         </w:pict>
       </w:r>
     </w:p>
-    <w:bookmarkEnd w:id="40"/>
-    <w:bookmarkStart w:id="41" w:name="conflict-of-interest"/>
+    <w:bookmarkEnd w:id="41"/>
+    <w:bookmarkStart w:id="42" w:name="conflict-of-interest"/>
     <w:p>
       <w:pPr>
         <w:pStyle w:val="Heading2"/>
@@ -7651,8 +8882,8 @@
         </w:pict>
       </w:r>
     </w:p>
-    <w:bookmarkEnd w:id="41"/>
-    <w:bookmarkStart w:id="42" w:name="references"/>
+    <w:bookmarkEnd w:id="42"/>
+    <w:bookmarkStart w:id="43" w:name="references"/>
     <w:p>
       <w:pPr>
         <w:pStyle w:val="Heading2"/>
@@ -7701,6 +8932,27 @@
       </w:r>
       <w:r>
         <w:t xml:space="preserve">, 99(4), 1877–2013. https://doi.org/10.1152/physrev.00018.2018</w:t>
+      </w:r>
+    </w:p>
+    <w:p>
+      <w:pPr>
+        <w:pStyle w:val="BodyText"/>
+      </w:pPr>
+      <w:r>
+        <w:t xml:space="preserve">Davison, A.C., Hinkley, D.V. (1997).</w:t>
+      </w:r>
+      <w:r>
+        <w:t xml:space="preserve"> </w:t>
+      </w:r>
+      <w:r>
+        <w:rPr>
+          <w:i/>
+          <w:iCs/>
+        </w:rPr>
+        <w:t xml:space="preserve">Bootstrap Methods and Their Application</w:t>
+      </w:r>
+      <w:r>
+        <w:t xml:space="preserve">. Cambridge University Press. https://doi.org/10.1017/CBO9780511802843</w:t>
       </w:r>
     </w:p>
     <w:p>
@@ -8173,8 +9425,8 @@
         </w:pict>
       </w:r>
     </w:p>
-    <w:bookmarkEnd w:id="42"/>
     <w:bookmarkEnd w:id="43"/>
+    <w:bookmarkEnd w:id="44"/>
     <w:sectPr>
       <w:footnotePr>
         <w:numRestart w:val="eachSect"/>

--- a/manuscript/draft.docx
+++ b/manuscript/draft.docx
@@ -122,20 +122,7 @@
         <w:pStyle w:val="FirstParagraph"/>
       </w:pPr>
       <w:r>
-        <w:t xml:space="preserve">Gut microbiome dysbiosis has been proposed as a biomarker for Alzheimer’s disease (AD) and mild cognitive impairment (MCI), yet individual studies consistently report contradictory taxonomic signatures across populations, and cross-cohort classifier performance has received limited systematic evaluation. We assembled five publicly available 16S rRNA gene sequencing cohorts (509 samples; China, Kazakhstan, South Korea; Zhuang 2018, Ling 2020, Zhu 2022, Kaiyrlykyzy 2022, Kim 2022) and evaluated whether machine learning classifiers trained within one cohort could generalize to independent cohorts, whether standard batch correction methods could recover transferability, and which taxonomic features drove cohort-specific predictions. DADA2 amplicon sequence variant (ASV) processing and genus-level harmonization produced a unified matrix of 396 genera across all cohorts (retained at ≥20% prevalence in at least one cohort, applied globally across all five cohorts before any supervised split), transformed to centered log-ratio (CLR) coordinates for compositional analysis; a dedicated sensitivity analysis re-deriving this feature set independently within each training split (never using held-out-cohort information) reproduced the same qualitative generalization-failure pattern (LOCO AUC changed by at most 0.066). The Zhu 2022 cohort deposited paired blood microbiome and fecal samples; only fecal samples (n=90) were retained for all analyses. Within four labeled cohorts (n=401 for binary AD/CN analyses), logistic regression and LightGBM classifiers achieved within-cohort AUC-ROC values ranging from 0.633 to 0.998 under nested cross-validation, broadly consistent with originally reported performance. In leave-one-cohort-out (LOCO) transfer experiments, LOCO AUC-ROC fell to 0.504–0.813, a mean drop of 0.176 AUC points for logistic regression and 0.146 for LightGBM, with one of eight model–cohort combinations collapsing to near chance (AUC = 0.504). PERMANOVA on Aitchison distance showed that cohort identity explained 19.3% of total Aitchison variance across all five cohorts (F=30.13, p=0.0001); in the four-cohort marginal model, cohort explained R²=0.172 versus only 0.014 for disease label—an approximately 12-fold disparity in cohort-associated versus diagnosis-associated compositional heterogeneity, which provides context for the observed difficulty of harmonization but does not by itself establish that the two sources of variation overlap or explain why batch correction changed classifier performance. Batch correction was evaluated under two designs: a label-blind design (ComBat-seq/MMUPHin fit without any diagnosis information) left mean LOCO AUC essentially unchanged relative to uncorrected (within 0.007 AUC for both methods and models), while an exploratory label-informed design (fit using each sample’s own true diagnosis label, which cannot estimate prospective performance) produced large, method- and cohort-specific degradation, including a collapse to AUC=0.308 for one cohort under ComBat-seq — a result attributable in large part to the label-informed design itself rather than to batch correction per se. Neither design recovered cross-cohort transferability. SHAP analysis using out-of-fold values revealed near-zero pairwise Jaccard similarity between cohorts’ top-20 predictive taxa (mean 0.135 for logistic regression and 0.058 for LightGBM); against a null distribution matched to the observed statistic’s own construction (four random top-20 sets per replicate, averaging the six pairwise Jaccards among them, 100,000 replicates), both were significantly above chance at the primary N=20 threshold (logistic regression p&lt;0.0001; LightGBM p=0.0048), though the LightGBM result was not significant at N=10 (p=0.45), indicating overlap that is real but small in magnitude and sensitive to the choice of N. Using a pre-specified cross-fold coefficient-sign-stability criterion for logistic regression (positive or negative sign in ≥8 of 10 outer folds), eight genera showed a stable directional flip across cohorts, including</w:t>
-      </w:r>
-      <w:r>
-        <w:t xml:space="preserve"> </w:t>
-      </w:r>
-      <w:r>
-        <w:rPr>
-          <w:i/>
-          <w:iCs/>
-        </w:rPr>
-        <w:t xml:space="preserve">Lactobacillus</w:t>
-      </w:r>
-      <w:r>
-        <w:t xml:space="preserve">; because LightGBM is a tree ensemble with no single coefficient-like direction, no comparable directional-flip claim is made for it. These results demonstrate that gut microbiome-based AD classifiers trained in one population do not transfer reliably to other populations, that the cohort effect is structurally much larger than the disease effect, and that the batch correction methods evaluated here do not recover this transferability. Multi-cohort harmonized training data and prospective validation across geographically and demographically diverse populations are prerequisites before microbiome-based AD classifiers can be considered clinically actionable.</w:t>
+        <w:t xml:space="preserve">Gut microbiome dysbiosis has been proposed as a biomarker for Alzheimer’s disease (AD) and mild cognitive impairment (MCI), yet individual studies consistently report contradictory taxonomic signatures across populations, and cross-cohort classifier performance has received limited systematic evaluation. We assembled five publicly available 16S rRNA gene sequencing cohorts (509 samples; China, Kazakhstan, South Korea; Zhuang 2018, Ling 2020, Zhu 2022, Kaiyrlykyzy 2022, Kim 2022) and evaluated whether machine learning classifiers trained within one cohort could generalize to independent cohorts, whether standard batch correction methods could recover transferability, and which taxonomic features drove cohort-specific predictions. DADA2 amplicon sequence variant (ASV) processing and genus-level harmonization produced a unified matrix of 396 genera across all cohorts (retained at ≥20% prevalence in at least one cohort, applied globally across all five cohorts before any supervised split), transformed to centered log-ratio (CLR) coordinates for compositional analysis; a dedicated sensitivity analysis re-deriving this feature set independently within each training split (never using held-out-cohort information) reproduced the same qualitative generalization-failure pattern (LOCO AUC changed by at most 0.066). The Zhu 2022 cohort deposited paired blood microbiome and fecal samples; only fecal samples (n=90) were retained for all analyses. Within four labeled cohorts (n=401 for binary AD/CN analyses), logistic regression and LightGBM classifiers achieved within-cohort AUC-ROC values ranging from 0.633 to 0.998 under nested cross-validation, broadly consistent with originally reported performance. In leave-one-cohort-out (LOCO) transfer experiments, LOCO AUC-ROC fell to 0.504–0.813, a mean drop of 0.176 AUC points for logistic regression and 0.146 for LightGBM, with one of eight model–cohort combinations collapsing to near chance (AUC = 0.504). PERMANOVA on Aitchison distance showed that cohort identity explained 19.3% of total Aitchison variance across all five cohorts (F=30.13, p=0.0001); in the four-cohort marginal model, cohort explained R²=0.172 versus only 0.014 for disease label—an approximately 12-fold disparity in cohort-associated versus diagnosis-associated compositional heterogeneity, which provides context for the observed difficulty of harmonization but does not by itself establish that the two sources of variation overlap or explain why batch correction changed classifier performance. Batch correction was evaluated under two designs: a label-blind design (ComBat-seq/MMUPHin fit without any diagnosis information) left mean LOCO AUC essentially unchanged relative to uncorrected (within 0.007 AUC for both methods and models), while an exploratory label-informed design (fit using each sample’s own true diagnosis label, which cannot estimate prospective performance) produced large, method- and cohort-specific degradation, including a collapse to AUC=0.308 for one cohort under ComBat-seq — a result attributable in large part to the label-informed design itself rather than to batch correction per se. Neither design recovered cross-cohort transferability. SHAP analysis using out-of-fold values revealed near-zero pairwise Jaccard similarity between cohorts’ top-20 predictive taxa (mean 0.135 for logistic regression and 0.058 for LightGBM); against a null distribution matched to the observed statistic’s own construction (four random top-20 sets per replicate, averaging the six pairwise Jaccards among them, 100,000 replicates), both were significantly above chance at the primary N=20 threshold (logistic regression p&lt;0.0001; LightGBM p=0.0048), though the LightGBM result was not significant at N=10 (p=0.45), indicating overlap that is real but small in magnitude and sensitive to the choice of N. Using a pre-specified, descriptive cross-fold coefficient-sign-stability screen for logistic regression (positive or negative sign in ≥8 of 10 outer folds, not a formal hypothesis test), eight genera met the criterion for opposite, stable fitted-coefficient directions across cohorts; because LightGBM is a tree ensemble with no single coefficient-like direction, no comparable screen is applied to it. These results demonstrate that gut microbiome-based AD classifiers trained in one population do not transfer reliably to other populations, that the cohort effect is structurally much larger than the disease effect, and that the batch correction methods evaluated here do not recover this transferability. Multi-cohort harmonized training data and prospective validation across geographically and demographically diverse populations are prerequisites before microbiome-based AD classifiers can be considered clinically actionable.</w:t>
       </w:r>
     </w:p>
     <w:p>
@@ -2011,7 +1998,7 @@
         <w:t xml:space="preserve"> </w:t>
       </w:r>
       <w:r>
-        <w:t xml:space="preserve">— positive or negative — if the coefficient carried that sign in at least 8 of the 10 outer folds (a threshold specified before any results were examined); a coefficient of exactly zero counted toward neither direction. A genus was classified as a cross-cohort</w:t>
+        <w:t xml:space="preserve">— positive or negative — if the coefficient carried that sign in at least 8 of the 10 outer folds (a threshold specified before any results were examined); a coefficient of exactly zero counted toward neither direction. A genus was classified as meeting this</w:t>
       </w:r>
       <w:r>
         <w:t xml:space="preserve"> </w:t>
@@ -2021,7 +2008,7 @@
           <w:b/>
           <w:bCs/>
         </w:rPr>
-        <w:t xml:space="preserve">directional flip</w:t>
+        <w:t xml:space="preserve">descriptive coefficient-sign-stability screen</w:t>
       </w:r>
       <w:r>
         <w:t xml:space="preserve"> </w:t>
@@ -2037,7 +2024,17 @@
           <w:b/>
           <w:bCs/>
         </w:rPr>
-        <w:t xml:space="preserve">LightGBM is a tree ensemble with no single coefficient-like, globally monotonic direction, and its SHAP feature-genus relationships may be nonlinear or non-monotonic; no coefficient-based (or any other) global directional-flip claim is therefore made for LightGBM anywhere in this paper.</w:t>
+        <w:t xml:space="preserve">We treat this screen as descriptive, not as a formal hypothesis test: the 10 outer-CV folds within a cohort share substantially overlapping training data (each fold trains on the same 9/10 of that cohort’s samples), so fold-level coefficient signs are not independent statistical replications, and no multiplicity-adjusted p-value is assigned to any individual taxon.</w:t>
+      </w:r>
+      <w:r>
+        <w:t xml:space="preserve"> </w:t>
+      </w:r>
+      <w:r>
+        <w:rPr>
+          <w:b/>
+          <w:bCs/>
+        </w:rPr>
+        <w:t xml:space="preserve">LightGBM is a tree ensemble with no single coefficient-like, globally monotonic direction, and its SHAP feature-genus relationships may be nonlinear or non-monotonic; no coefficient-based (or any other) global direction or stability screen is therefore applied to LightGBM anywhere in this paper.</w:t>
       </w:r>
       <w:r>
         <w:t xml:space="preserve"> </w:t>
@@ -7397,13 +7394,13 @@
       </w:r>
     </w:p>
     <w:bookmarkEnd w:id="27"/>
-    <w:bookmarkStart w:id="28" w:name="X0127a6c97972aeb594cca54962346fe1f444336"/>
+    <w:bookmarkStart w:id="28" w:name="X89047b7d3b4347f7c97e17f4905b6818144b0a2"/>
     <w:p>
       <w:pPr>
         <w:pStyle w:val="Heading3"/>
       </w:pPr>
       <w:r>
-        <w:t xml:space="preserve">3.6 SHAP Analysis Reveals Cohort-Specific Taxonomic Signatures and a Conservative Set of Stable Directional Flips</w:t>
+        <w:t xml:space="preserve">3.6 SHAP Analysis Reveals Cohort-Specific Taxonomic Signatures and a Descriptive Coefficient-Stability Screen</w:t>
       </w:r>
     </w:p>
     <w:p>
@@ -7612,7 +7609,7 @@
           <w:b/>
           <w:bCs/>
         </w:rPr>
-        <w:t xml:space="preserve">Stable directional flips (logistic regression only).</w:t>
+        <w:t xml:space="preserve">Coefficient-sign stability screen (logistic regression only).</w:t>
       </w:r>
       <w:r>
         <w:t xml:space="preserve"> </w:t>
@@ -7628,7 +7625,7 @@
           <w:b/>
           <w:bCs/>
         </w:rPr>
-        <w:t xml:space="preserve">eight genera showed a stable cross-cohort directional flip</w:t>
+        <w:t xml:space="preserve">eight genera met this descriptive stability criterion</w:t>
       </w:r>
       <w:r>
         <w:t xml:space="preserve"> </w:t>
@@ -7738,7 +7735,7 @@
         <w:t xml:space="preserve">Ruminococcus gnavus group</w:t>
       </w:r>
       <w:r>
-        <w:t xml:space="preserve">. This is a smaller and more conservative set than an earlier, less rigorous analysis of this dataset that classified any genus with opposite-signed pooled mean SHAP across two cohorts as a</w:t>
+        <w:t xml:space="preserve">. We describe this deliberately as a descriptive screen rather than a statistically confirmed set of contradictions: the 10 outer-CV folds share substantially overlapping training sets (each fold’s training data is 9/10 of the same cohort), so fold-level coefficient signs are not 10 independent replications, and no multiplicity-adjusted p-value is assigned to any individual taxon (Section 2.8, Limitations). This is nonetheless a smaller and more conservative set than an earlier, less rigorous analysis of this dataset that classified any genus with opposite-signed pooled mean SHAP across two cohorts as a</w:t>
       </w:r>
       <w:r>
         <w:t xml:space="preserve"> </w:t>
@@ -7760,10 +7757,10 @@
           <w:b/>
           <w:bCs/>
         </w:rPr>
-        <w:t xml:space="preserve">No comparable directional-flip claim is made for LightGBM</w:t>
-      </w:r>
-      <w:r>
-        <w:t xml:space="preserve">: a tree ensemble has no single coefficient-like, globally monotonic direction, and LightGBM’s SHAP–feature relationships may be nonlinear or non-monotonic, so no scalar direction statistic — stable or otherwise — is computed or reported for it.</w:t>
+        <w:t xml:space="preserve">No comparable screen is applied to LightGBM</w:t>
+      </w:r>
+      <w:r>
+        <w:t xml:space="preserve">: a tree ensemble has no single coefficient-like, globally monotonic direction, and LightGBM’s SHAP–feature relationships may be nonlinear or non-monotonic, so no scalar direction statistic — descriptive or otherwise — is computed or reported for it.</w:t>
       </w:r>
     </w:p>
     <w:p>
@@ -7775,13 +7772,13 @@
           <w:i/>
           <w:iCs/>
         </w:rPr>
-        <w:t xml:space="preserve">Lactobacillus</w:t>
-      </w:r>
-      <w:r>
-        <w:t xml:space="preserve"> </w:t>
-      </w:r>
-      <w:r>
-        <w:t xml:space="preserve">shows the most population-interpretable pattern among the eight stable flips: a stable negative coefficient (higher relative abundance predicts lower AD log-odds under the fitted model) in the Chinese cohorts and a stable positive coefficient in Kazakhstan, plausibly reflecting the prominence of fermented dairy (kumis, kefir) in Central Asian diets.</w:t>
+        <w:t xml:space="preserve">Romboutsia</w:t>
+      </w:r>
+      <w:r>
+        <w:t xml:space="preserve"> </w:t>
+      </w:r>
+      <w:r>
+        <w:t xml:space="preserve">shows the cleanest population-level pattern among the eight taxa meeting the screen: a stable negative coefficient (higher relative abundance predicts lower AD log-odds under the fitted model) in all three Chinese cohorts (Zhuang 2018, Ling 2020, Zhu 2022) and a stable positive coefficient in Kazakhstan (9/10 folds; Supplementary Table S6) — the one genus among the eight whose pattern cleanly separates by country in this dataset. We do not have a specific mechanistic or dietary hypothesis for</w:t>
       </w:r>
       <w:r>
         <w:t xml:space="preserve"> </w:t>
@@ -7791,13 +7788,65 @@
           <w:i/>
           <w:iCs/>
         </w:rPr>
+        <w:t xml:space="preserve">Romboutsia</w:t>
+      </w:r>
+      <w:r>
+        <w:t xml:space="preserve"> </w:t>
+      </w:r>
+      <w:r>
+        <w:t xml:space="preserve">and do not offer one here.</w:t>
+      </w:r>
+    </w:p>
+    <w:p>
+      <w:pPr>
+        <w:pStyle w:val="BodyText"/>
+      </w:pPr>
+      <w:r>
+        <w:rPr>
+          <w:i/>
+          <w:iCs/>
+        </w:rPr>
+        <w:t xml:space="preserve">Lactobacillus</w:t>
+      </w:r>
+      <w:r>
+        <w:t xml:space="preserve"> </w:t>
+      </w:r>
+      <w:r>
+        <w:t xml:space="preserve">also meets the screen, and is a genus with a well-documented, biologically plausible reason to differ by population — it is the dominant organism in fermented dairy products (kumis, kefir) that are culturally prominent in Central Asian diets — but its actual data pattern does not cleanly support a simple Chinese-cohorts-versus-Kazakhstan narrative: it is stable-negative in Zhuang 2018 only, and stable-positive in Ling 2020, Zhu 2022,</w:t>
+      </w:r>
+      <w:r>
+        <w:t xml:space="preserve"> </w:t>
+      </w:r>
+      <w:r>
+        <w:rPr>
+          <w:i/>
+          <w:iCs/>
+        </w:rPr>
+        <w:t xml:space="preserve">and</w:t>
+      </w:r>
+      <w:r>
+        <w:t xml:space="preserve"> </w:t>
+      </w:r>
+      <w:r>
+        <w:t xml:space="preserve">Kazakhstan (Supplementary Table S6) — three of the four cohorts share the same direction, with Zhuang 2018 the outlier rather than Kazakhstan. We flag this discrepancy explicitly rather than fitting the fermented-dairy narrative to a pattern the data do not actually show; a plausible dietary mechanism does not by itself establish that it explains this specific empirical result.</w:t>
+      </w:r>
+    </w:p>
+    <w:p>
+      <w:pPr>
+        <w:pStyle w:val="BodyText"/>
+      </w:pPr>
+      <w:r>
+        <w:rPr>
+          <w:i/>
+          <w:iCs/>
+        </w:rPr>
         <w:t xml:space="preserve">Akkermansia</w:t>
       </w:r>
       <w:r>
         <w:t xml:space="preserve"> </w:t>
       </w:r>
       <w:r>
-        <w:t xml:space="preserve">is a useful contrast: despite appearing to reverse direction under the old, invalid mean-signed-SHAP statistic (Section 3.6), its fitted coefficient is stable and</w:t>
+        <w:t xml:space="preserve">is a useful contrast to both: despite appearing to reverse direction under the old, invalid mean-signed-SHAP statistic (Section 3.6), its fitted coefficient is stable and</w:t>
       </w:r>
       <w:r>
         <w:t xml:space="preserve"> </w:t>
@@ -7813,7 +7862,7 @@
         <w:t xml:space="preserve"> </w:t>
       </w:r>
       <w:r>
-        <w:t xml:space="preserve">(10/10 outer folds in every cohort; Supplementary Table S6) — it is not a flip at all under the coefficient-based definition. This genus’s abundance is strongly influenced by host diet, particularly fiber and polyphenol intake (Plovier et al., 2017), and by geographic-population-specific dietary patterns that likely modulate its abundance independently of any AD-specific effect; the coefficient-based analysis indicates that, at least under this fitted model, its association with AD status is directionally consistent across these four populations even though its raw pooled-SHAP appearance was not. These dietary explanations remain speculative in the absence of dietary co-variate data and are offered as hypotheses, not established conclusions.</w:t>
+        <w:t xml:space="preserve">(10/10 outer folds in every cohort; Supplementary Table S6) — it does not meet the screen at all under the coefficient-based definition. This genus’s abundance is strongly influenced by host diet, particularly fiber and polyphenol intake (Plovier et al., 2017), and by geographic-population-specific dietary patterns that likely modulate its abundance independently of any AD-specific effect; the coefficient-based analysis indicates that, at least under this fitted model, its association with AD status is directionally consistent across these four populations even though its raw pooled-SHAP appearance was not. All dietary explanations offered in this section remain speculative in the absence of dietary co-variate data and should be read as hypotheses, not established conclusions.</w:t>
       </w:r>
     </w:p>
     <w:p>
@@ -8124,13 +8173,13 @@
       </w:r>
     </w:p>
     <w:bookmarkEnd w:id="32"/>
-    <w:bookmarkStart w:id="33" w:name="X56b4b5954060489ec0de7c985a327f8835b6b51"/>
+    <w:bookmarkStart w:id="33" w:name="Xcbd54829c1c3e93a275d7b4d9ead5b5ecf73f04"/>
     <w:p>
       <w:pPr>
         <w:pStyle w:val="Heading3"/>
       </w:pPr>
       <w:r>
-        <w:t xml:space="preserve">4.4 Stable Directional Flip Taxa: A Conservative, Coefficient-Based Confirmation of Cross-Population Contradictions</w:t>
+        <w:t xml:space="preserve">4.4 Coefficient-Sign Stability Screen: A Conservative, Descriptive View of Cross-Population Contradictions</w:t>
       </w:r>
     </w:p>
     <w:p>
@@ -8138,7 +8187,7 @@
         <w:pStyle w:val="FirstParagraph"/>
       </w:pPr>
       <w:r>
-        <w:t xml:space="preserve">Using a pre-specified coefficient-sign-stability criterion (≥8 of 10 outer folds agreeing in sign; Section 2.8), eight genera showed a stable cross-cohort directional flip for logistic regression:</w:t>
+        <w:t xml:space="preserve">Using a pre-specified coefficient-sign-stability criterion (≥8 of 10 outer folds agreeing in sign; Section 2.8), eight genera met this descriptive screen for logistic regression:</w:t>
       </w:r>
       <w:r>
         <w:t xml:space="preserve"> </w:t>
@@ -8242,7 +8291,7 @@
         <w:t xml:space="preserve">Ruminococcus gnavus group</w:t>
       </w:r>
       <w:r>
-        <w:t xml:space="preserve">. This confirms, more conservatively than an earlier analysis of this dataset reported, what the meta-analytic literature has suggested qualitatively: a subset of taxa carry reproducibly opposite model-derived associations with AD status in different populations. We emphasize</w:t>
+        <w:t xml:space="preserve">. This is a smaller, more conservative set than the meta-analytic literature’s qualitative suggestion that some taxa carry opposite associations with AD status in different populations might imply, and we present it descriptively rather than as a statistically confirmed set of contradictions: the 10 outer-CV folds share substantially overlapping training data (each fold’s training set is 9/10 of the same cohort), so fold-level coefficient signs are not independent replications in the formal statistical sense, and we do not assign multiplicity-adjusted p-values to individual taxa (Section 2.8, Limitations). We emphasize</w:t>
       </w:r>
       <w:r>
         <w:t xml:space="preserve"> </w:t>
@@ -8294,13 +8343,13 @@
           <w:i/>
           <w:iCs/>
         </w:rPr>
-        <w:t xml:space="preserve">Lactobacillus</w:t>
-      </w:r>
-      <w:r>
-        <w:t xml:space="preserve"> </w:t>
-      </w:r>
-      <w:r>
-        <w:t xml:space="preserve">shows the most population-interpretable pattern among the eight stable flips: a stable negative fitted coefficient (higher relative abundance predicts lower AD log-odds) in the Chinese cohorts, and a stable positive coefficient in Kazakhstan. Fermented dairy consumption (kumis, kefir) is culturally prominent in Central Asian populations and would be expected to substantially elevate</w:t>
+        <w:t xml:space="preserve">Romboutsia</w:t>
+      </w:r>
+      <w:r>
+        <w:t xml:space="preserve"> </w:t>
+      </w:r>
+      <w:r>
+        <w:t xml:space="preserve">shows the cleanest population-level pattern among the eight: a stable negative fitted coefficient (higher relative abundance predicts lower AD log-odds) in all three Chinese cohorts, and a stable positive coefficient in Kazakhstan. We do not have a specific mechanistic or dietary hypothesis for this genus.</w:t>
       </w:r>
       <w:r>
         <w:t xml:space="preserve"> </w:t>
@@ -8316,7 +8365,7 @@
         <w:t xml:space="preserve"> </w:t>
       </w:r>
       <w:r>
-        <w:t xml:space="preserve">abundance in Kazakh controls. This speculative dietary hypothesis, if correct, would imply that the same relative abundance of</w:t>
+        <w:t xml:space="preserve">also meets the screen and has an available biological rationale — it is the dominant organism in fermented dairy products (kumis, kefir) culturally prominent in Central Asian diets — but its actual per-cohort pattern is messier than a clean population split: stable-negative in Zhuang 2018 only, and stable-positive in Ling 2020, Zhu 2022,</w:t>
       </w:r>
       <w:r>
         <w:t xml:space="preserve"> </w:t>
@@ -8326,13 +8375,13 @@
           <w:i/>
           <w:iCs/>
         </w:rPr>
-        <w:t xml:space="preserve">Lactobacillus</w:t>
-      </w:r>
-      <w:r>
-        <w:t xml:space="preserve"> </w:t>
-      </w:r>
-      <w:r>
-        <w:t xml:space="preserve">carries different disease-predictive information in Chinese versus Kazakh populations — a biological generalization problem not correctable by standard batch correction (Section 4.2).</w:t>
+        <w:t xml:space="preserve">and</w:t>
+      </w:r>
+      <w:r>
+        <w:t xml:space="preserve"> </w:t>
+      </w:r>
+      <w:r>
+        <w:t xml:space="preserve">Kazakhstan (Supplementary Table S6). We report this pattern as observed rather than fitting the fermented-dairy narrative to a Chinese-versus-Kazakhstan split the data do not show; a biologically plausible mechanism for a genus does not by itself establish that the mechanism explains this dataset’s specific result.</w:t>
       </w:r>
     </w:p>
     <w:p>
@@ -8374,7 +8423,7 @@
         <w:pStyle w:val="BodyText"/>
       </w:pPr>
       <w:r>
-        <w:t xml:space="preserve">The critical implication of the eight confirmed stable flips is that they may reflect biological population heterogeneity, technical study effects, or interactions between the two; the present design cannot disentangle these sources. Standard batch correction methods, designed to remove technical batch effects, would not be expected to resolve directional disagreements to the extent that these differences are driven by population-level biological differences rather than technical artifacts alone — a point that is, if anything, reinforced by Section 4.2’s finding that label-blind batch correction left cross-cohort AUC essentially unchanged rather than recovering it.</w:t>
+        <w:t xml:space="preserve">The critical implication of the eight taxa meeting this descriptive screen is that they may reflect biological population heterogeneity, technical study effects, or interactions between the two; the present design cannot disentangle these sources, nor does the screen itself establish that any individual taxon’s pattern exceeds what a non-independent, overlapping-fold coefficient estimate could show by chance. Standard batch correction methods, designed to remove technical batch effects, would not be expected to resolve directional disagreements to the extent that these differences are driven by population-level biological differences rather than technical artifacts alone — a point that is, if anything, reinforced by Section 4.2’s finding that label-blind batch correction left cross-cohort AUC essentially unchanged rather than recovering it.</w:t>
       </w:r>
     </w:p>
     <w:bookmarkEnd w:id="33"/>
@@ -8573,7 +8622,22 @@
         <w:t xml:space="preserve"> </w:t>
       </w:r>
       <w:r>
-        <w:t xml:space="preserve">The 396-genus feature set (Section 2.2) was selected using ≥20% prevalence pooled across all five cohorts simultaneously, meaning the eventual held-out cohort in every LOCO/pairwise experiment contributed prevalence information to the feature universe. A dedicated training-only sensitivity analysis (Section 2.5.1, Section 3.3) re-derived genus selection independently within every split and found LOCO AUC changed by at most 0.066 — the qualitative generalization-failure conclusion is not an artifact of this design — but the global selection remains a methodological limitation in principle, and we recommend training-only feature selection as the default design for future cross-cohort microbiome classifier studies rather than a post hoc sensitivity check.</w:t>
+        <w:t xml:space="preserve">The 396-genus feature set (Section 2.2) was selected using ≥20% prevalence pooled across all five cohorts simultaneously, meaning the eventual held-out cohort in every LOCO/pairwise experiment contributed prevalence information to the feature universe. A dedicated training-only sensitivity analysis (Section 2.5.1, Section 3.3), run once under the same prespecified</w:t>
+      </w:r>
+      <w:r>
+        <w:t xml:space="preserve"> </w:t>
+      </w:r>
+      <w:r>
+        <w:rPr>
+          <w:rStyle w:val="VerbatimChar"/>
+        </w:rPr>
+        <w:t xml:space="preserve">random_state=42</w:t>
+      </w:r>
+      <w:r>
+        <w:t xml:space="preserve"> </w:t>
+      </w:r>
+      <w:r>
+        <w:t xml:space="preserve">cross-validation partition used throughout this paper, re-derived genus selection independently within every split and found LOCO AUC changed by at most 0.066 — the qualitative generalization-failure conclusion is not an artifact of this design — but the global selection remains a methodological limitation in principle, and we recommend training-only feature selection as the default design for future cross-cohort microbiome classifier studies rather than a post hoc sensitivity check. Repeated cross-validation with multiple random seeds was not performed for this sensitivity analysis, so the 0.066 figure should be read as a single-partition estimate rather than one adjusted for ordinary fold-assignment variability.</w:t>
       </w:r>
     </w:p>
     <w:p>
@@ -8627,7 +8691,23 @@
         <w:t xml:space="preserve"> </w:t>
       </w:r>
       <w:r>
-        <w:t xml:space="preserve">For logistic regression, direction is now defined from the fitted model’s coefficient sign (Section 2.8), not from mean signed SHAP; a stable coefficient sign is a statement about what the fitted model consistently learned across cross-validation folds, conditional on regularization (L2, not elastic-net — see below) and collinearity among CLR features, and is not a direct estimate of biological association, its statistical significance, or causal direction. The eight stable directional-flip taxa and their dietary hypotheses should be treated as empirical patterns worthy of targeted, covariate-adjusted follow-up, not as established mechanistic findings. For LightGBM, no coefficient-like global direction exists, and no directional-flip claim of any kind is made for it in this paper; readers of an earlier draft of this work should disregard any previously reported LightGBM directional-flip count. All LOCO SHAP values (either model) are reported as feature-importance rankings only, without any assigned cross-cohort direction, because the LOCO SHAP background (training cohorts) and evaluation set (held-out cohort) come from systematically different populations, confounding sign with raw cross-cohort compositional differences.</w:t>
+        <w:t xml:space="preserve">For logistic regression, direction is now defined from the fitted model’s coefficient sign (Section 2.8), not from mean signed SHAP; a stable coefficient sign is a statement about what the fitted model consistently learned across cross-validation folds, conditional on regularization (L2, not elastic-net — see below) and collinearity among CLR features, and is not a direct estimate of biological association, its statistical significance, or causal direction.</w:t>
+      </w:r>
+      <w:r>
+        <w:t xml:space="preserve"> </w:t>
+      </w:r>
+      <w:r>
+        <w:rPr>
+          <w:b/>
+          <w:bCs/>
+        </w:rPr>
+        <w:t xml:space="preserve">The ≥8/10-fold coefficient-sign-stability screen is descriptive, not a formal hypothesis test.</w:t>
+      </w:r>
+      <w:r>
+        <w:t xml:space="preserve"> </w:t>
+      </w:r>
+      <w:r>
+        <w:t xml:space="preserve">The 10 outer-CV folds within a cohort are fit on substantially overlapping training sets (each omits only 1/10 of that cohort’s samples), so they are not independent statistical replications; we do not apply a multiplicity correction across the candidate taxa screened, and no p-value is assigned to any individual taxon’s stability count. The eight genera meeting this screen and their dietary hypotheses should be treated as empirical patterns worthy of targeted, covariate-adjusted, and independently-replicated follow-up, not as statistically confirmed mechanistic findings. For LightGBM, no coefficient-like global direction exists, and no directional screen of any kind is applied to it in this paper; readers of an earlier draft of this work should disregard any previously reported LightGBM directional-flip count. All LOCO SHAP values (either model) are reported as feature-importance rankings only, without any assigned cross-cohort direction, because the LOCO SHAP background (training cohorts) and evaluation set (held-out cohort) come from systematically different populations, confounding sign with raw cross-cohort compositional differences.</w:t>
       </w:r>
     </w:p>
     <w:p>
@@ -8747,7 +8827,7 @@
         <w:pStyle w:val="FirstParagraph"/>
       </w:pPr>
       <w:r>
-        <w:t xml:space="preserve">We conducted a systematic cross-cohort generalization evaluation of gut microbiome-based Alzheimer’s disease classifiers, spanning five independent cohorts from three countries. Within-cohort classifiers achieved AUC-ROC values of 0.633–0.998, consistent with published reports; however, LOCO cross-cohort AUC values fell to 0.504–0.813, a mean drop of 0.176 AUC points for logistic regression. This generalization-failure pattern was robust to a strict training-only re-derivation of the feature-selection step (LOCO AUC changed by at most 0.066 when held-out-cohort information was fully excluded from genus selection). Batch correction was evaluated under two designs: a label-blind design (no diagnosis information used) left mean LOCO AUC essentially unchanged relative to uncorrected (within 0.007 AUC for both methods and models), and did not recover cross-cohort transferability; an exploratory label-informed design (using each sample’s own true diagnosis label, which cannot estimate prospective performance) produced large, cohort-specific degradation that is attributable in substantial part to the label-informed design itself rather than to an intrinsic property of the correction algorithms. PERMANOVA revealed that cohort identity explained approximately 12 times more compositional variance than disease status (marginal R²: 0.172 vs. 0.014) — an empirical measure of relative heterogeneity that provides context for, but does not by itself explain, the batch-correction results — and a cohort identity classifier achieved macro-AUC=0.9917, confirming that cohort structure dominates the feature space. Sensitivity analyses confirmed that generalization failure persists across all three prespecified cohort-exclusion configurations. Out-of-fold SHAP analysis identified near-zero but statistically detectable taxon overlap between cohort-specific predictive signatures (mean Jaccard 0.135 for logistic regression and 0.058 for LightGBM, both significant against a null matched to the observed statistic’s construction at the primary N=20 threshold, though the LightGBM result was not significant at N=10) and, using a pre-specified cross-fold coefficient-sign-stability criterion, eight stable directional-flip taxa for logistic regression — genera whose fitted-model association with AD versus cognitive normality reliably reverses sign across cohorts; no comparable directional-flip claim is made for LightGBM, which has no single coefficient-like global direction. These findings demonstrate that the gut microbiome-based AD classifier literature has a fundamental generalization problem that the two batch-correction methods evaluated here, tested under a fair label-blind design, did not recover. Multi-cohort harmonized prospective studies and mandatory cross-cohort validation are needed before microbiome-based AD biomarkers can achieve clinical utility.</w:t>
+        <w:t xml:space="preserve">We conducted a systematic cross-cohort generalization evaluation of gut microbiome-based Alzheimer’s disease classifiers, spanning five independent cohorts from three countries. Within-cohort classifiers achieved AUC-ROC values of 0.633–0.998, consistent with published reports; however, LOCO cross-cohort AUC values fell to 0.504–0.813, a mean drop of 0.176 AUC points for logistic regression. This generalization-failure pattern was robust to a strict training-only re-derivation of the feature-selection step (LOCO AUC changed by at most 0.066 when held-out-cohort information was fully excluded from genus selection). Batch correction was evaluated under two designs: a label-blind design (no diagnosis information used) left mean LOCO AUC essentially unchanged relative to uncorrected (within 0.007 AUC for both methods and models), and did not recover cross-cohort transferability; an exploratory label-informed design (using each sample’s own true diagnosis label, which cannot estimate prospective performance) produced large, cohort-specific degradation that is attributable in substantial part to the label-informed design itself rather than to an intrinsic property of the correction algorithms. PERMANOVA revealed that cohort identity explained approximately 12 times more compositional variance than disease status (marginal R²: 0.172 vs. 0.014) — an empirical measure of relative heterogeneity that provides context for, but does not by itself explain, the batch-correction results — and a cohort identity classifier achieved macro-AUC=0.9917, confirming that cohort structure dominates the feature space. Sensitivity analyses confirmed that generalization failure persists across all three prespecified cohort-exclusion configurations. Out-of-fold SHAP analysis identified near-zero but statistically detectable taxon overlap between cohort-specific predictive signatures (mean Jaccard 0.135 for logistic regression and 0.058 for LightGBM, both significant against a null matched to the observed statistic’s construction at the primary N=20 threshold, though the LightGBM result was not significant at N=10) and, using a pre-specified descriptive coefficient-sign-stability screen (not a formal hypothesis test), eight genera for logistic regression whose fitted-model coefficient direction is opposite and stable across cohorts; no comparable screen is applied to LightGBM, which has no single coefficient-like global direction. These findings demonstrate that the gut microbiome-based AD classifier literature has a fundamental generalization problem that the two batch-correction methods evaluated here, tested under a fair label-blind design, did not recover. Multi-cohort harmonized prospective studies and mandatory cross-cohort validation are needed before microbiome-based AD biomarkers can achieve clinical utility.</w:t>
       </w:r>
     </w:p>
     <w:p>

--- a/manuscript/draft.docx
+++ b/manuscript/draft.docx
@@ -229,7 +229,7 @@
         <w:pStyle w:val="BodyText"/>
       </w:pPr>
       <w:r>
-        <w:t xml:space="preserve">A recent multi-cohort study integrating 15 public AD microbiome projects identified candidate gut microbiota indicators across multiple geographic populations using integrated data (Wang et al., 2026), confirming that multi-population integration remains a methodological frontier. The present study is complementary, providing a systematic quantification of cross-cohort generalization failure and an empirical analysis of why batch correction methods fail to bridge the gap—questions that remain open even where multi-cohort classifiers have been attempted.</w:t>
+        <w:t xml:space="preserve">A recent multi-cohort study integrating 15 public AD microbiome projects identified candidate gut microbiota indicators across multiple geographic populations using integrated data (Wang et al., 2026), confirming that multi-population integration remains a methodological frontier. The present study is complementary, providing a systematic quantification of cross-cohort generalization failure and an empirical evaluation of whether two commonly used batch-correction approaches recover cross-cohort transferability—questions that remain open even where multi-cohort classifiers have been attempted.</w:t>
       </w:r>
     </w:p>
     <w:p>
@@ -245,7 +245,7 @@
         <w:pStyle w:val="BodyText"/>
       </w:pPr>
       <w:r>
-        <w:t xml:space="preserve">We assembled five publicly available 16S rRNA gene sequencing cohorts spanning three countries (China, Kazakhstan, South Korea) and conducted a comprehensive cross-cohort generalization evaluation. We report that: classifiers trained within one cohort consistently fail to generalize to other cohorts; cohort identity explains approximately 12 times more compositional variance than disease status; standard batch correction methods (ComBat-seq and MMUPHin) reduced mean cross-cohort AUC rather than improving transferability; and the specific taxa driving predictions are almost entirely cohort-specific and frequently contradict in direction across populations. Together, these findings constitute a systematic quantification of the generalization failure in the gut microbiome-based AD classifier literature, with direct implications for the field’s trajectory toward clinical translation.</w:t>
+        <w:t xml:space="preserve">We assembled five publicly available 16S rRNA gene sequencing cohorts spanning three countries (China, Kazakhstan, South Korea) and conducted a comprehensive cross-cohort generalization evaluation. We report that: classifiers trained within one cohort consistently fail to generalize to other cohorts; cohort identity explains approximately 12 times more compositional variance than disease status; under label-blind transductive adjustment, ComBat-seq and MMUPHin left mean cross-cohort AUC essentially unchanged and did not recover transferability; and top predictive taxa showed low absolute overlap across cohorts, although overlap at N=20 exceeded random-set expectation, with a subset of taxa showing opposite, stable fitted-coefficient directions across populations. Together, these findings constitute a systematic quantification of the generalization failure in the gut microbiome-based AD classifier literature, with direct implications for the field’s trajectory toward clinical translation.</w:t>
       </w:r>
     </w:p>
     <w:p>
@@ -7289,7 +7289,7 @@
         <w:t xml:space="preserve"> </w:t>
       </w:r>
       <w:r>
-        <w:t xml:space="preserve">Under the label-informed design — which uses every sample’s own true diagnosis label during correction and therefore cannot represent a deployable or even a fair oracle-style comparison — ComBat-seq reduced mean logistic-regression LOCO AUC from 0.640 to 0.493, with the Kazakhstan cohort collapsing to AUC=0.308 [0.20–0.42]. The same cohort under label-blind ComBat-seq scored 0.560, closely matching its uncorrected value (0.564). This side-by-side comparison indicates that the severe, cohort-specific collapse previously observed was driven substantially by the label-informed design itself — most likely because a global correction model that is explicitly told each sample’s own diagnosis label (via</w:t>
+        <w:t xml:space="preserve">Under the label-informed design — which uses every sample’s own true diagnosis label during correction and therefore cannot represent a deployable or prospectively valid comparison — ComBat-seq reduced mean logistic-regression LOCO AUC from 0.640 to 0.493, with the Kazakhstan cohort collapsing to AUC=0.308 [0.20–0.42]. The same cohort under label-blind ComBat-seq scored 0.560, closely matching its uncorrected value (0.564). This side-by-side comparison indicates that the severe, cohort-specific collapse previously observed was driven substantially by the label-informed design itself — most likely because a global correction model that is explicitly told each sample’s own diagnosis label (via</w:t>
       </w:r>
       <w:r>
         <w:t xml:space="preserve"> </w:t>
@@ -7318,7 +7318,7 @@
         <w:pStyle w:val="BodyText"/>
       </w:pPr>
       <w:r>
-        <w:t xml:space="preserve">Within-cohort AUC on label-blind-corrected data was similar to uncorrected (within ±0.05 for most cohort–method combinations; Supplementary Table S5), which is a fair, unconfounded comparison because the label-blind correction never saw any sample’s diagnosis label.</w:t>
+        <w:t xml:space="preserve">Within-cohort AUC on label-blind-corrected data was similar to uncorrected (within ±0.05 for most cohort–method combinations; Supplementary Table S5), which provides a comparison free of diagnosis-label leakage during correction, because the label-blind correction never saw any sample’s diagnosis label. This comparison is not free of other confounding, however — it remains transductive (cohort membership and raw feature values are still used during correction) and retains whatever cohort/population confounding is otherwise present in the dataset.</w:t>
       </w:r>
       <w:r>
         <w:t xml:space="preserve"> </w:t>
@@ -7328,7 +7328,7 @@
           <w:b/>
           <w:bCs/>
         </w:rPr>
-        <w:t xml:space="preserve">We do not draw the same conclusion from within-cohort AUC on label-informed-corrected data — that comparison is confounded</w:t>
+        <w:t xml:space="preserve">We do not draw the same conclusion from within-cohort AUC on label-informed-corrected data — that comparison is additionally confounded by label use</w:t>
       </w:r>
       <w:r>
         <w:t xml:space="preserve">, because the label-informed correction’s own covariate-preservation mechanism (</w:t>
@@ -7370,7 +7370,7 @@
         <w:t xml:space="preserve"> </w:t>
       </w:r>
       <w:r>
-        <w:t xml:space="preserve">from the label-informed results; that inference required an unconfounded comparison that only the label-blind design provides, and the label-blind within-cohort comparison does support it descriptively (Supplementary Table S5), without establishing this as strong biological evidence beyond the observed AUC values themselves.</w:t>
+        <w:t xml:space="preserve">from the label-informed results; that inference required a comparison free of diagnosis-label leakage during correction, which only the label-blind design provides, and the label-blind within-cohort comparison does support it descriptively (Supplementary Table S5), without establishing this as strong biological evidence beyond the observed AUC values themselves.</w:t>
       </w:r>
     </w:p>
     <w:p>
@@ -8125,7 +8125,7 @@
         <w:pStyle w:val="BodyText"/>
       </w:pPr>
       <w:r>
-        <w:t xml:space="preserve">The finding that survives this correction — and that we consider the more robust and more useful result for the field — is narrower than originally stated: under a fair, label-blind evaluation, two widely used batch-correction methods designed for other data types (RNA-seq counts; general microbiome meta-analysis) did not recover cross-cohort transferability for AD classification in this dataset. This is a demonstration of ineffectiveness at the specific task of restoring cross-cohort generalization, not a demonstration that these methods actively destroy signal, nor an explanation of the underlying compositional-geometry reason such correction is difficult. The field may still need fundamentally different approaches — multi-cohort training with cohort as an explicit stratification variable, domain adaptation methods, or meta-analytic frameworks that explicitly model between-cohort heterogeneity rather than attempting to remove it — but we no longer claim to have shown mechanistically why standard correction fails, only that it does not succeed under the conditions tested here.</w:t>
+        <w:t xml:space="preserve">The finding that survives this correction — and that we consider the more robust and more useful result for the field — is narrower than originally stated: under the label-blind transductive evaluation, two widely used batch-correction methods designed for other data types (RNA-seq counts; general microbiome meta-analysis) did not recover cross-cohort transferability for AD classification in this dataset. This is a demonstration of ineffectiveness at the specific task of restoring cross-cohort generalization, not a demonstration that these methods actively destroy signal, nor an explanation of the underlying compositional-geometry reason such correction is difficult. The field may still need fundamentally different approaches — multi-cohort training with cohort as an explicit stratification variable, domain adaptation methods, or meta-analytic frameworks that explicitly model between-cohort heterogeneity rather than attempting to remove it — but we no longer claim to have shown mechanistically why standard correction fails, only that it does not succeed under the conditions tested here.</w:t>
       </w:r>
     </w:p>
     <w:bookmarkEnd w:id="31"/>
@@ -8827,7 +8827,7 @@
         <w:pStyle w:val="FirstParagraph"/>
       </w:pPr>
       <w:r>
-        <w:t xml:space="preserve">We conducted a systematic cross-cohort generalization evaluation of gut microbiome-based Alzheimer’s disease classifiers, spanning five independent cohorts from three countries. Within-cohort classifiers achieved AUC-ROC values of 0.633–0.998, consistent with published reports; however, LOCO cross-cohort AUC values fell to 0.504–0.813, a mean drop of 0.176 AUC points for logistic regression. This generalization-failure pattern was robust to a strict training-only re-derivation of the feature-selection step (LOCO AUC changed by at most 0.066 when held-out-cohort information was fully excluded from genus selection). Batch correction was evaluated under two designs: a label-blind design (no diagnosis information used) left mean LOCO AUC essentially unchanged relative to uncorrected (within 0.007 AUC for both methods and models), and did not recover cross-cohort transferability; an exploratory label-informed design (using each sample’s own true diagnosis label, which cannot estimate prospective performance) produced large, cohort-specific degradation that is attributable in substantial part to the label-informed design itself rather than to an intrinsic property of the correction algorithms. PERMANOVA revealed that cohort identity explained approximately 12 times more compositional variance than disease status (marginal R²: 0.172 vs. 0.014) — an empirical measure of relative heterogeneity that provides context for, but does not by itself explain, the batch-correction results — and a cohort identity classifier achieved macro-AUC=0.9917, confirming that cohort structure dominates the feature space. Sensitivity analyses confirmed that generalization failure persists across all three prespecified cohort-exclusion configurations. Out-of-fold SHAP analysis identified near-zero but statistically detectable taxon overlap between cohort-specific predictive signatures (mean Jaccard 0.135 for logistic regression and 0.058 for LightGBM, both significant against a null matched to the observed statistic’s construction at the primary N=20 threshold, though the LightGBM result was not significant at N=10) and, using a pre-specified descriptive coefficient-sign-stability screen (not a formal hypothesis test), eight genera for logistic regression whose fitted-model coefficient direction is opposite and stable across cohorts; no comparable screen is applied to LightGBM, which has no single coefficient-like global direction. These findings demonstrate that the gut microbiome-based AD classifier literature has a fundamental generalization problem that the two batch-correction methods evaluated here, tested under a fair label-blind design, did not recover. Multi-cohort harmonized prospective studies and mandatory cross-cohort validation are needed before microbiome-based AD biomarkers can achieve clinical utility.</w:t>
+        <w:t xml:space="preserve">We conducted a systematic cross-cohort generalization evaluation of gut microbiome-based Alzheimer’s disease classifiers, spanning five independent cohorts from three countries. Within-cohort classifiers achieved AUC-ROC values of 0.633–0.998, consistent with published reports; however, LOCO cross-cohort AUC values fell to 0.504–0.813, a mean drop of 0.176 AUC points for logistic regression. This generalization-failure pattern was robust to a strict training-only re-derivation of the feature-selection step (LOCO AUC changed by at most 0.066 when held-out-cohort information was fully excluded from genus selection). Batch correction was evaluated under two designs: a label-blind design (no diagnosis information used) left mean LOCO AUC essentially unchanged relative to uncorrected (within 0.007 AUC for both methods and models), and did not recover cross-cohort transferability; an exploratory label-informed design (using each sample’s own true diagnosis label, which cannot estimate prospective performance) produced large, cohort-specific degradation that is attributable in substantial part to the label-informed design itself rather than to an intrinsic property of the correction algorithms. PERMANOVA revealed that cohort identity explained approximately 12 times more compositional variance than disease status (marginal R²: 0.172 vs. 0.014) — an empirical measure of relative heterogeneity that provides context for, but does not by itself explain, the batch-correction results — and a cohort identity classifier achieved macro-AUC=0.9917, confirming that cohort structure dominates the feature space. Sensitivity analyses confirmed that generalization failure persists across all three prespecified cohort-exclusion configurations. Out-of-fold SHAP analysis identified near-zero but statistically detectable taxon overlap between cohort-specific predictive signatures (mean Jaccard 0.135 for logistic regression and 0.058 for LightGBM, both significant against a null matched to the observed statistic’s construction at the primary N=20 threshold, though the LightGBM result was not significant at N=10) and, using a pre-specified descriptive coefficient-sign-stability screen (not a formal hypothesis test), eight genera for logistic regression whose fitted-model coefficient direction is opposite and stable across cohorts; no comparable screen is applied to LightGBM, which has no single coefficient-like global direction. These findings demonstrate substantial cross-cohort generalization limitations in the cohorts evaluated here; the two batch-correction methods tested under the label-blind transductive design did not recover transferability. Multi-cohort harmonized prospective studies and mandatory cross-cohort validation are needed before microbiome-based AD biomarkers can achieve clinical utility.</w:t>
       </w:r>
     </w:p>
     <w:p>

--- a/manuscript/draft.docx
+++ b/manuscript/draft.docx
@@ -2,7 +2,7 @@
 <file path=word/document.xml><?xml version="1.0" encoding="utf-8"?>
 <w:document xmlns:w="http://schemas.openxmlformats.org/wordprocessingml/2006/main" xmlns:m="http://schemas.openxmlformats.org/officeDocument/2006/math" xmlns:r="http://schemas.openxmlformats.org/officeDocument/2006/relationships" xmlns:o="urn:schemas-microsoft-com:office:office" xmlns:v="urn:schemas-microsoft-com:vml" xmlns:w10="urn:schemas-microsoft-com:office:word" xmlns:a="http://schemas.openxmlformats.org/drawingml/2006/main" xmlns:pic="http://schemas.openxmlformats.org/drawingml/2006/picture" xmlns:wp="http://schemas.openxmlformats.org/drawingml/2006/wordprocessingDrawing">
   <w:body>
-    <w:bookmarkStart w:id="44" w:name="X3f0b9e945a910e039fb180ce35c48dc311d16d2"/>
+    <w:bookmarkStart w:id="46" w:name="X3f0b9e945a910e039fb180ce35c48dc311d16d2"/>
     <w:p>
       <w:pPr>
         <w:pStyle w:val="Heading1"/>
@@ -122,7 +122,7 @@
         <w:pStyle w:val="FirstParagraph"/>
       </w:pPr>
       <w:r>
-        <w:t xml:space="preserve">Gut microbiome dysbiosis has been proposed as a biomarker for Alzheimer’s disease (AD) and mild cognitive impairment (MCI), yet individual studies consistently report contradictory taxonomic signatures across populations, and cross-cohort classifier performance has received limited systematic evaluation. We assembled five publicly available 16S rRNA gene sequencing cohorts (509 samples; China, Kazakhstan, South Korea; Zhuang 2018, Ling 2020, Zhu 2022, Kaiyrlykyzy 2022, Kim 2022) and evaluated whether machine learning classifiers trained within one cohort could generalize to independent cohorts, whether standard batch correction methods could recover transferability, and which taxonomic features drove cohort-specific predictions. DADA2 amplicon sequence variant (ASV) processing and genus-level harmonization produced a unified matrix of 396 genera across all cohorts (retained at ≥20% prevalence in at least one cohort, applied globally across all five cohorts before any supervised split), transformed to centered log-ratio (CLR) coordinates for compositional analysis; a dedicated sensitivity analysis re-deriving this feature set independently within each training split (never using held-out-cohort information) reproduced the same qualitative generalization-failure pattern (LOCO AUC changed by at most 0.066). The Zhu 2022 cohort deposited paired blood microbiome and fecal samples; only fecal samples (n=90) were retained for all analyses. Within four labeled cohorts (n=401 for binary AD/CN analyses), logistic regression and LightGBM classifiers achieved within-cohort AUC-ROC values ranging from 0.633 to 0.998 under nested cross-validation, broadly consistent with originally reported performance. In leave-one-cohort-out (LOCO) transfer experiments, LOCO AUC-ROC fell to 0.504–0.813, a mean drop of 0.176 AUC points for logistic regression and 0.146 for LightGBM, with one of eight model–cohort combinations collapsing to near chance (AUC = 0.504). PERMANOVA on Aitchison distance showed that cohort identity explained 19.3% of total Aitchison variance across all five cohorts (F=30.13, p=0.0001); in the four-cohort marginal model, cohort explained R²=0.172 versus only 0.014 for disease label—an approximately 12-fold disparity in cohort-associated versus diagnosis-associated compositional heterogeneity, which provides context for the observed difficulty of harmonization but does not by itself establish that the two sources of variation overlap or explain why batch correction changed classifier performance. Batch correction was evaluated under two designs: a label-blind design (ComBat-seq/MMUPHin fit without any diagnosis information) left mean LOCO AUC essentially unchanged relative to uncorrected (within 0.007 AUC for both methods and models), while an exploratory label-informed design (fit using each sample’s own true diagnosis label, which cannot estimate prospective performance) produced large, method- and cohort-specific degradation, including a collapse to AUC=0.308 for one cohort under ComBat-seq — a result attributable in large part to the label-informed design itself rather than to batch correction per se. Neither design recovered cross-cohort transferability. SHAP analysis using out-of-fold values revealed near-zero pairwise Jaccard similarity between cohorts’ top-20 predictive taxa (mean 0.135 for logistic regression and 0.058 for LightGBM); against a null distribution matched to the observed statistic’s own construction (four random top-20 sets per replicate, averaging the six pairwise Jaccards among them, 100,000 replicates), both were significantly above chance at the primary N=20 threshold (logistic regression p&lt;0.0001; LightGBM p=0.0048), though the LightGBM result was not significant at N=10 (p=0.45), indicating overlap that is real but small in magnitude and sensitive to the choice of N. Using a pre-specified, descriptive cross-fold coefficient-sign-stability screen for logistic regression (positive or negative sign in ≥8 of 10 outer folds, not a formal hypothesis test), eight genera met the criterion for opposite, stable fitted-coefficient directions across cohorts; because LightGBM is a tree ensemble with no single coefficient-like direction, no comparable screen is applied to it. These results demonstrate that gut microbiome-based AD classifiers trained in one population do not transfer reliably to other populations, that the cohort effect is structurally much larger than the disease effect, and that the batch correction methods evaluated here do not recover this transferability. Multi-cohort harmonized training data and prospective validation across geographically and demographically diverse populations are prerequisites before microbiome-based AD classifiers can be considered clinically actionable.</w:t>
+        <w:t xml:space="preserve">Gut microbiome dysbiosis has been proposed as a biomarker for Alzheimer’s disease (AD) and mild cognitive impairment (MCI), yet individual studies consistently report contradictory taxonomic signatures across populations, and cross-cohort classifier performance has received limited systematic evaluation. We assembled five publicly available 16S rRNA gene sequencing cohorts (509 samples; China, Kazakhstan, South Korea; Zhuang 2018, Ling 2020, Zhu 2022, Kaiyrlykyzy 2022, Kim 2022) and evaluated whether machine learning classifiers trained within one cohort could generalize to independent cohorts, whether standard batch correction methods could recover transferability, and which taxonomic features drove cohort-specific predictions. DADA2 amplicon sequence variant (ASV) processing and genus-level harmonization produced a unified matrix of 396 genera across all cohorts (retained at ≥20% prevalence in at least one cohort, applied globally across all five cohorts before any supervised split), transformed to centered log-ratio (CLR) coordinates for compositional analysis; a dedicated sensitivity analysis re-deriving this feature set independently within each training split (never using held-out-cohort information) reproduced the same qualitative generalization-failure pattern (LOCO AUC changed by at most 0.066). The Zhu 2022 cohort deposited paired blood microbiome and fecal samples; only fecal samples (n=90) were retained for all analyses. Within four labeled cohorts (n=401 for binary AD/CN analyses), logistic regression and LightGBM classifiers achieved within-cohort AUC-ROC values ranging from 0.633 to 0.998 under nested cross-validation, broadly consistent with originally reported performance. For Zhu 2022, whose near-perfect within-cohort AUC (0.998 logistic regression, 0.979 LightGBM) is based on only 60 samples, 50 repetitions of the nested-CV partition gave a mean AUC of 0.9955 (SD 0.0027) for logistic regression and 0.9760 (SD 0.0103) for LightGBM, indicating this performance level is not an artifact of one particular fold assignment; a 1,000-permutation label-permutation test under the same strict training-only pipeline gave a null distribution centered near chance (mean AUC≈0.47 for both models) with no permutation reaching the observed value for either model (empirical p≈0.000999, the resolution floor at this permutation count). In leave-one-cohort-out (LOCO) transfer experiments, LOCO AUC-ROC fell to 0.504–0.813, a mean drop of 0.176 AUC points for logistic regression and 0.146 for LightGBM, with one of eight model–cohort combinations collapsing to near chance (AUC = 0.504). A paired, diagnosis-stratified, participant-level bootstrap (10,000 replicates, identical resampled participants used for both the within-cohort and LOCO score in each replicate) formally compared within-cohort and LOCO AUC for all eight cohort–model pairs: five of eight showed a delta reliably above zero (95% bootstrap CI on the delta excluding zero), while the remaining three (Zhuang 2018, both models; Kazakhstan LightGBM) showed the same-signed (within-cohort higher than LOCO) delta but with a 95% CI that included zero. PERMANOVA on Aitchison distance showed that cohort identity explained 19.3% of total Aitchison variance across all five cohorts (F=30.13, p=0.0001); in the four-cohort marginal model, cohort explained R²=0.172 versus only 0.014 for disease label. This disparity is sensitive to cohort composition: restricting to the three technically more comparable Chinese paired-end MiSeq cohorts (Zhuang 2018, Ling 2020, Zhu 2022) reduced it from approximately 12-fold to approximately 2.6-fold (cohort R²=0.059 vs. diagnosis R²=0.023), and pairwise beta-dispersion comparisons showed the overall dispersion difference was driven predominantly by one cohort (Ling 2020) rather than uniformly across all pairs. Because cohort is a composite study-of-origin variable, PERMANOVA cannot decompose this variance into technical versus biological sources. Batch correction was evaluated under two designs: a label-blind design (ComBat-seq/MMUPHin fit without any diagnosis information) left mean LOCO AUC essentially unchanged relative to uncorrected (within 0.007 AUC for both methods and models), while an exploratory label-informed design (fit using each sample’s own true diagnosis label, which cannot estimate prospective performance) produced large, method- and cohort-specific degradation, including a collapse to AUC=0.308 for one cohort under ComBat-seq — a result attributable in large part to the label-informed design itself rather than to batch correction per se. Neither design recovered cross-cohort transferability. SHAP analysis using out-of-fold values revealed near-zero pairwise Jaccard similarity between cohorts’ top-20 predictive taxa (mean 0.135 for logistic regression and 0.058 for LightGBM); against a null distribution matched to the observed statistic’s own construction (four random top-N sets per replicate drawn from the shared 396-genus pool, averaging the six pairwise Jaccards among them, 100,000 replicates), logistic regression overlap was significantly above chance at all three tested thresholds (N=10, 20, 50), while LightGBM was significant at N=20 and N=50 but not N=10. A further sensitivity analysis restricting each cohort’s random draws to genera that actually reach ≥20% prevalence within that cohort’s own AD/CN samples (a per-cohort eligible universe rather than the shared pool) reversed the LightGBM finding: LightGBM overlap was not significant at any of N=10, 20, or 50 under this more realistic null (p=0.80, 0.24, 0.061), while logistic regression remained significant at all three thresholds. Using a pre-specified, descriptive cross-fold coefficient-sign-stability screen for logistic regression (positive or negative sign in ≥8 of 10 outer folds, not a formal hypothesis test), eight genera met the criterion for opposite, stable fitted-coefficient directions across cohorts; because LightGBM is a tree ensemble with no single coefficient-like direction, no comparable screen is applied to it. These results demonstrate substantial cross-cohort generalization limitations for gut microbiome-based AD classifiers among the evaluated publicly available 16S datasets, and that the batch correction methods evaluated here do not recover cross-cohort transferability. Multi-cohort harmonized training data and prospective validation across additional, more diverse cohorts are prerequisites before microbiome-based AD classifiers can be considered clinically actionable.</w:t>
       </w:r>
     </w:p>
     <w:p>
@@ -237,15 +237,27 @@
         <w:pStyle w:val="BodyText"/>
       </w:pPr>
       <w:r>
-        <w:t xml:space="preserve">Despite this recognized heterogeneity, few studies have jointly quantified: (1) the magnitude of cross-cohort AUC collapse when trained classifiers are applied to independent cohorts; (2) the relative contribution of technical batch effects versus biological heterogeneity to this collapse, as estimated by variance partitioning; and (3) whether state-of-the-art microbiome batch correction methods can recover cross-cohort generalization. Answering these three questions jointly in one rigorous analysis is the primary contribution of this paper.</w:t>
-      </w:r>
-    </w:p>
-    <w:p>
-      <w:pPr>
-        <w:pStyle w:val="BodyText"/>
-      </w:pPr>
-      <w:r>
-        <w:t xml:space="preserve">We assembled five publicly available 16S rRNA gene sequencing cohorts spanning three countries (China, Kazakhstan, South Korea) and conducted a comprehensive cross-cohort generalization evaluation. We report that: classifiers trained within one cohort consistently fail to generalize to other cohorts; cohort identity explains approximately 12 times more compositional variance than disease status; under label-blind transductive adjustment, ComBat-seq and MMUPHin left mean cross-cohort AUC essentially unchanged and did not recover transferability; and top predictive taxa showed low absolute overlap across cohorts, although overlap at N=20 exceeded random-set expectation, with a subset of taxa showing opposite, stable fitted-coefficient directions across populations. Together, these findings constitute a systematic quantification of the generalization failure in the gut microbiome-based AD classifier literature, with direct implications for the field’s trajectory toward clinical translation.</w:t>
+        <w:t xml:space="preserve">Despite this recognized heterogeneity, few studies have jointly quantified: (1) the magnitude of cross-cohort AUC collapse when trained classifiers are applied to independent cohorts; (2) the relative magnitude of cohort-associated versus diagnosis-associated compositional variance, as estimated by variance partitioning — noting that</w:t>
+      </w:r>
+      <w:r>
+        <w:t xml:space="preserve"> </w:t>
+      </w:r>
+      <w:r>
+        <w:t xml:space="preserve">“cohort”</w:t>
+      </w:r>
+      <w:r>
+        <w:t xml:space="preserve"> </w:t>
+      </w:r>
+      <w:r>
+        <w:t xml:space="preserve">is itself a composite, study-of-origin variable (bundling sequencing platform, library preparation, recruitment site, diagnostic ascertainment, geography, and diet, among other differences) that a variance-partitioning method such as PERMANOVA cannot decompose into technical and biological components; and (3) whether state-of-the-art microbiome batch correction methods can recover cross-cohort generalization. Answering these three questions jointly in one rigorous analysis is the primary contribution of this paper.</w:t>
+      </w:r>
+    </w:p>
+    <w:p>
+      <w:pPr>
+        <w:pStyle w:val="BodyText"/>
+      </w:pPr>
+      <w:r>
+        <w:t xml:space="preserve">We assembled five publicly available 16S rRNA gene sequencing cohorts spanning three countries (China, Kazakhstan, South Korea) and conducted a comprehensive cross-cohort generalization evaluation. We report that: classifiers trained within one cohort consistently fail to generalize to other cohorts; cohort identity explains substantially more compositional variance than disease status, though the size of this disparity depends materially on which cohorts are compared; under label-blind transductive adjustment, ComBat-seq and MMUPHin left mean cross-cohort AUC essentially unchanged and did not recover transferability; and top predictive taxa showed low absolute overlap across cohorts, with a subset of taxa showing opposite, stable fitted-coefficient directions across cohorts. Together, these findings constitute a systematic quantification of cross-cohort generalization limitations among the evaluated publicly available gut microbiome AD classifier datasets, with direct implications for the field’s trajectory toward clinical translation.</w:t>
       </w:r>
     </w:p>
     <w:p>
@@ -256,7 +268,7 @@
       </w:r>
     </w:p>
     <w:bookmarkEnd w:id="10"/>
-    <w:bookmarkStart w:id="22" w:name="materials-and-methods"/>
+    <w:bookmarkStart w:id="24" w:name="materials-and-methods"/>
     <w:p>
       <w:pPr>
         <w:pStyle w:val="Heading2"/>
@@ -529,7 +541,105 @@
         <w:pStyle w:val="BodyText"/>
       </w:pPr>
       <w:r>
-        <w:t xml:space="preserve">Taxonomic assignment used the SILVA reference database v138.1. ASVs were collapsed to genus level by summing raw counts per sample. A genus was retained across the entire study if it reached ≥20% prevalence (i.e., a nonzero count in ≥20% of samples) in at least one of the five cohorts; this prevalence threshold was computed per cohort and the union of genera passing in any cohort was taken across all five cohorts, producing a unified feature set of 396 genera. Genera absent in a given sample received a count of zero. Because this feature-selection step used all five cohorts’ raw prevalence simultaneously, the resulting 396-genus feature universe was informed, in part, by the prevalence of the eventual test cohort in every downstream leave-one-cohort-out (LOCO) and pairwise-transfer experiment (Section 2.5) — a global feature-selection design whose held-out-cohort information use we evaluate directly in Section 2.5.1.</w:t>
+        <w:t xml:space="preserve">Taxonomic assignment used the SILVA reference database v138.1. ASVs were collapsed to genus level by summing raw counts per sample. A genus was retained across the entire study if it reached ≥20% prevalence (i.e., a nonzero count in ≥20% of samples) in at least one of the five cohorts; this prevalence threshold was computed per cohort and the union of genera passing in any cohort was taken across all five cohorts, producing a unified feature set of 396 genera. Genera absent in a given sample received a count of zero. Because this feature-selection step used all five cohorts’ raw prevalence simultaneously, the resulting 396-genus feature universe was informed, in part, by the prevalence of the eventual test cohort in every downstream leave-one-cohort-out (LOCO) and pairwise-transfer experiment (Section 2.5). This is not a leakage-free design, and we do not describe it as one; it is transparently identified as a global, all-cohort feature-selection step, and its effect on the paper’s conclusions is evaluated directly by a strict training-only sensitivity analysis (Section 2.5.1) rather than assumed to be negligible.</w:t>
+      </w:r>
+    </w:p>
+    <w:p>
+      <w:pPr>
+        <w:pStyle w:val="BodyText"/>
+      </w:pPr>
+      <w:r>
+        <w:rPr>
+          <w:b/>
+          <w:bCs/>
+        </w:rPr>
+        <w:t xml:space="preserve">Leakage status of every preprocessing step, stated explicitly.</w:t>
+      </w:r>
+      <w:r>
+        <w:t xml:space="preserve"> </w:t>
+      </w:r>
+      <w:r>
+        <w:t xml:space="preserve">To avoid any ambiguity about which steps could, in principle, leak held-out-cohort or held-out-sample information into a downstream evaluation, every preprocessing operation used in this paper is classified here: (1)</w:t>
+      </w:r>
+      <w:r>
+        <w:t xml:space="preserve"> </w:t>
+      </w:r>
+      <w:r>
+        <w:rPr>
+          <w:i/>
+          <w:iCs/>
+        </w:rPr>
+        <w:t xml:space="preserve">DADA2 ASV inference and error-model estimation</w:t>
+      </w:r>
+      <w:r>
+        <w:t xml:space="preserve"> </w:t>
+      </w:r>
+      <w:r>
+        <w:t xml:space="preserve">(this section) is performed independently per cohort using only that cohort’s own reads, is label-free (uses no diagnosis information), and cannot leak across cohorts or across AD/CN status by construction. (2)</w:t>
+      </w:r>
+      <w:r>
+        <w:t xml:space="preserve"> </w:t>
+      </w:r>
+      <w:r>
+        <w:rPr>
+          <w:i/>
+          <w:iCs/>
+        </w:rPr>
+        <w:t xml:space="preserve">Global genus-level feature selection</w:t>
+      </w:r>
+      <w:r>
+        <w:t xml:space="preserve"> </w:t>
+      </w:r>
+      <w:r>
+        <w:t xml:space="preserve">(≥20% prevalence, this section) pools raw prevalence across all five cohorts, including the eventual held-out cohort in every LOCO/pairwise experiment; this is a genuine, acknowledged methodological limitation, not leakage-free, and its practical impact is bounded by the training-only sensitivity analysis in Section 2.5.1, which re-derives the feature set from only the training-side samples of every individual split and finds the qualitative generalization-failure conclusion unchanged. (3)</w:t>
+      </w:r>
+      <w:r>
+        <w:t xml:space="preserve"> </w:t>
+      </w:r>
+      <w:r>
+        <w:rPr>
+          <w:i/>
+          <w:iCs/>
+        </w:rPr>
+        <w:t xml:space="preserve">Zero-replacement and CLR transformation</w:t>
+      </w:r>
+      <w:r>
+        <w:t xml:space="preserve"> </w:t>
+      </w:r>
+      <w:r>
+        <w:t xml:space="preserve">(Section 2.3) are deterministic, closed-form functions applied independently to each sample’s own count vector; they use no information from any other sample, cohort, or diagnosis label, and are therefore sample-local operations with no leakage pathway of any kind. (4)</w:t>
+      </w:r>
+      <w:r>
+        <w:t xml:space="preserve"> </w:t>
+      </w:r>
+      <w:r>
+        <w:rPr>
+          <w:i/>
+          <w:iCs/>
+        </w:rPr>
+        <w:t xml:space="preserve">Model hyperparameter tuning and fitting</w:t>
+      </w:r>
+      <w:r>
+        <w:t xml:space="preserve"> </w:t>
+      </w:r>
+      <w:r>
+        <w:t xml:space="preserve">(Sections 2.4–2.5) use only the training-side samples of whichever split is being evaluated (inner CV within a training fold for within-cohort analyses; the training-cohort pool for LOCO/pairwise analyses), with test-side samples never used for tuning, fitting, or feature standardization. (5) The</w:t>
+      </w:r>
+      <w:r>
+        <w:t xml:space="preserve"> </w:t>
+      </w:r>
+      <w:r>
+        <w:rPr>
+          <w:i/>
+          <w:iCs/>
+        </w:rPr>
+        <w:t xml:space="preserve">strict training-only sensitivity re-derivation</w:t>
+      </w:r>
+      <w:r>
+        <w:t xml:space="preserve"> </w:t>
+      </w:r>
+      <w:r>
+        <w:t xml:space="preserve">(Section 2.5.1) additionally re-derives genus selection itself from only the training-side samples of every split, closing the one leakage pathway identified in (2) for that specific analysis.</w:t>
       </w:r>
     </w:p>
     <w:bookmarkEnd w:id="12"/>
@@ -1112,7 +1222,7 @@
       </w:r>
     </w:p>
     <w:bookmarkEnd w:id="13"/>
-    <w:bookmarkStart w:id="14" w:name="within-cohort-classifier-baselines"/>
+    <w:bookmarkStart w:id="15" w:name="within-cohort-classifier-baselines"/>
     <w:p>
       <w:pPr>
         <w:pStyle w:val="Heading3"/>
@@ -1165,7 +1275,7 @@
         <w:t xml:space="preserve"> </w:t>
       </w:r>
       <w:r>
-        <w:t xml:space="preserve">parameter was set in the estimator configuration but has no effect under the default L2 penalty actually used (scikit-learn’s</w:t>
+        <w:t xml:space="preserve">parameter is present in the estimator configuration but has no effect under the L2 penalty actually used (scikit-learn’s</w:t>
       </w:r>
       <w:r>
         <w:t xml:space="preserve"> </w:t>
@@ -1192,19 +1302,7 @@
         <w:t xml:space="preserve">"elasticnet"</w:t>
       </w:r>
       <w:r>
-        <w:t xml:space="preserve">); all logistic-regression results in this paper are therefore L2 (ridge)-regularized, not elastic-net, despite the model being informally referred to as</w:t>
-      </w:r>
-      <w:r>
-        <w:t xml:space="preserve"> </w:t>
-      </w:r>
-      <w:r>
-        <w:t xml:space="preserve">“elastic-net”</w:t>
-      </w:r>
-      <w:r>
-        <w:t xml:space="preserve"> </w:t>
-      </w:r>
-      <w:r>
-        <w:t xml:space="preserve">in earlier drafts of this work. This is corrected here for accuracy; it does not require re-fitting any model, since the actual fitted models were always L2-regularized.</w:t>
+        <w:t xml:space="preserve">); all logistic-regression results in this paper are L2 (ridge)-regularized, not elastic-net.</w:t>
       </w:r>
     </w:p>
     <w:p>
@@ -1241,14 +1339,13 @@
         <w:t xml:space="preserve">Performance was estimated using nested cross-validation: a 10-fold outer loop for performance estimation and a 5-fold inner loop for hyperparameter tuning. The primary metric was AUC-ROC computed on out-of-fold predictions pooled across the 10 outer folds, providing a single unbiased AUC estimate per cohort–model combination. Bootstrap 95% confidence intervals (1,000 resamples) on the pooled out-of-fold predictions are reported throughout. We also report sensitivity and specificity at the Youden’s J optimal threshold. For comparison with originally reported performance, the published AUC values from the original cohort papers are noted in Table 2 where available.</w:t>
       </w:r>
     </w:p>
-    <w:bookmarkEnd w:id="14"/>
-    <w:bookmarkStart w:id="16" w:name="cross-cohort-generalization-experiment"/>
-    <w:p>
-      <w:pPr>
-        <w:pStyle w:val="Heading3"/>
-      </w:pPr>
-      <w:r>
-        <w:t xml:space="preserve">2.5 Cross-Cohort Generalization Experiment</w:t>
+    <w:bookmarkStart w:id="14" w:name="X42a4e9e3ed74d2ba4cd8c21e183eaf39afb762e"/>
+    <w:p>
+      <w:pPr>
+        <w:pStyle w:val="Heading4"/>
+      </w:pPr>
+      <w:r>
+        <w:t xml:space="preserve">2.4.1 Zhu 2022 Robustness: Repeated Cross-Validation and Label Permutation</w:t>
       </w:r>
     </w:p>
     <w:p>
@@ -1256,7 +1353,7 @@
         <w:pStyle w:val="FirstParagraph"/>
       </w:pPr>
       <w:r>
-        <w:t xml:space="preserve">We evaluated two cross-cohort transfer designs:</w:t>
+        <w:t xml:space="preserve">Because Zhu 2022’s near-perfect within-cohort AUC (Section 3.2) is estimated from only 60 samples (30 AD, 30 CN), we assessed its robustness with two additional analyses, both run under the strict training-only feature-selection pipeline (Section 2.5.1) rather than the global feature set, so that no step of either analysis could leak held-out-fold information.</w:t>
       </w:r>
     </w:p>
     <w:p>
@@ -1268,13 +1365,13 @@
           <w:b/>
           <w:bCs/>
         </w:rPr>
-        <w:t xml:space="preserve">Leave-one-cohort-out (LOCO):</w:t>
-      </w:r>
-      <w:r>
-        <w:t xml:space="preserve"> </w:t>
-      </w:r>
-      <w:r>
-        <w:t xml:space="preserve">For each test cohort, a classifier was trained on the pooled samples from the remaining three labeled cohorts (no cross-validation within this training step; hyperparameters were selected via 5-fold inner CV on the training pool). The trained model was then evaluated on the held-out cohort. This produced four LOCO AUC estimates per model type. We report the LOCO AUC drop as the difference between within-cohort (nested CV) AUC and LOCO AUC; bootstrap 95% CIs are reported for each LOCO AUC estimate, and the non-overlap of within-cohort and LOCO CIs serves as an indicator of a statistically reliable drop.</w:t>
+        <w:t xml:space="preserve">Repeated nested cross-validation.</w:t>
+      </w:r>
+      <w:r>
+        <w:t xml:space="preserve"> </w:t>
+      </w:r>
+      <w:r>
+        <w:t xml:space="preserve">The 10-fold outer / 5-fold inner nested-CV procedure (Section 2.4) was repeated 50 times, each repetition using a different, pre-specified deterministic random seed (seeds 1000–1049) for the stratified outer-fold partition, with genus selection, zero-replacement, CLR transformation, and model tuning re-derived independently within every outer fold of every repetition using only that fold’s training-side samples. We report the mean, standard deviation, median, 2.5th/97.5th percentile, minimum, and maximum pooled-OOF AUC across the 50 repetitions. This procedure quantifies sensitivity to the arbitrary choice of fold assignment; it is explicitly not a set of independent replications of the study (the underlying 60 participants are identical across all 50 repetitions), and we report it as fold-assignment stability rather than as an independent-sample validation.</w:t>
       </w:r>
     </w:p>
     <w:p>
@@ -1286,21 +1383,203 @@
           <w:b/>
           <w:bCs/>
         </w:rPr>
-        <w:t xml:space="preserve">Pairwise transfer:</w:t>
-      </w:r>
-      <w:r>
-        <w:t xml:space="preserve"> </w:t>
-      </w:r>
-      <w:r>
-        <w:t xml:space="preserve">A classifier was trained on one cohort and tested on each of the other three cohorts individually, yielding a 4×4 matrix (diagonal excluded) of cross-cohort AUC values per model type. This design is more stringent than LOCO and isolates specific directional failures.</w:t>
-      </w:r>
-    </w:p>
-    <w:p>
-      <w:pPr>
-        <w:pStyle w:val="BodyText"/>
-      </w:pPr>
-      <w:r>
-        <w:t xml:space="preserve">Bootstrap 95% CIs (1,000 resamples) on the test set predictions are reported for all LOCO and pairwise estimates.</w:t>
+        <w:t xml:space="preserve">Label permutation test.</w:t>
+      </w:r>
+      <w:r>
+        <w:t xml:space="preserve"> </w:t>
+      </w:r>
+      <w:r>
+        <w:t xml:space="preserve">Under the same strict training-only pipeline and the same fixed outer-fold partition (random_state=42, matching the partition used throughout the rest of this paper), we additionally ran a label-permutation test: in each of up to 1,000 permutations, the AD/CN labels were randomly shuffled across the 60 participants (preserving the 30/30 class split) using a pre-specified seed, and the entire training-only pipeline — genus selection, zero-replacement, CLR transformation, hyperparameter tuning, and model fitting — was re-run inside every outer fold using only that fold’s training-side samples and the permuted labels, producing a null pooled-OOF AUC for that permutation. Because genus selection and CLR feature construction depend only on which participants are in a fold’s training set (not on their labels), these steps were precomputed once per outer-fold partition and reused across all permutations — a pure implementation optimization with no effect on the statistical result, since the model itself is always refit on the permuted labels. The empirical p-value was computed as</w:t>
+      </w:r>
+      <w:r>
+        <w:t xml:space="preserve"> </w:t>
+      </w:r>
+      <m:oMath>
+        <m:r>
+          <m:rPr>
+            <m:sty m:val="p"/>
+          </m:rPr>
+          <m:t>(</m:t>
+        </m:r>
+        <m:r>
+          <m:t>1</m:t>
+        </m:r>
+        <m:r>
+          <m:rPr>
+            <m:sty m:val="p"/>
+          </m:rPr>
+          <m:t>+</m:t>
+        </m:r>
+        <m:r>
+          <m:rPr>
+            <m:sty m:val="p"/>
+          </m:rPr>
+          <m:t>#</m:t>
+        </m:r>
+        <m:r>
+          <m:rPr>
+            <m:sty m:val="p"/>
+          </m:rPr>
+          <m:t>{</m:t>
+        </m:r>
+        <m:r>
+          <m:rPr>
+            <m:nor/>
+            <m:sty m:val="p"/>
+          </m:rPr>
+          <m:t>null AUC</m:t>
+        </m:r>
+        <m:r>
+          <m:rPr>
+            <m:sty m:val="p"/>
+          </m:rPr>
+          <m:t>≥</m:t>
+        </m:r>
+        <m:r>
+          <m:rPr>
+            <m:nor/>
+            <m:sty m:val="p"/>
+          </m:rPr>
+          <m:t>observed AUC</m:t>
+        </m:r>
+        <m:r>
+          <m:rPr>
+            <m:sty m:val="p"/>
+          </m:rPr>
+          <m:t>}</m:t>
+        </m:r>
+        <m:r>
+          <m:rPr>
+            <m:sty m:val="p"/>
+          </m:rPr>
+          <m:t>)</m:t>
+        </m:r>
+        <m:r>
+          <m:rPr>
+            <m:sty m:val="p"/>
+          </m:rPr>
+          <m:t>/</m:t>
+        </m:r>
+        <m:r>
+          <m:rPr>
+            <m:sty m:val="p"/>
+          </m:rPr>
+          <m:t>(</m:t>
+        </m:r>
+        <m:sSub>
+          <m:e>
+            <m:r>
+              <m:t>n</m:t>
+            </m:r>
+          </m:e>
+          <m:sub>
+            <m:r>
+              <m:t>p</m:t>
+            </m:r>
+            <m:r>
+              <m:t>e</m:t>
+            </m:r>
+            <m:r>
+              <m:t>r</m:t>
+            </m:r>
+            <m:r>
+              <m:t>m</m:t>
+            </m:r>
+          </m:sub>
+        </m:sSub>
+        <m:r>
+          <m:rPr>
+            <m:sty m:val="p"/>
+          </m:rPr>
+          <m:t>+</m:t>
+        </m:r>
+        <m:r>
+          <m:t>1</m:t>
+        </m:r>
+        <m:r>
+          <m:rPr>
+            <m:sty m:val="p"/>
+          </m:rPr>
+          <m:t>)</m:t>
+        </m:r>
+      </m:oMath>
+      <w:r>
+        <w:t xml:space="preserve">, using the training-only single-partition AUC as the observed value. If computational constraints prevented reaching 1,000 permutations, at least 500 were run and the actual number achieved is reported together with the resulting p-value resolution floor (</w:t>
+      </w:r>
+      <m:oMath>
+        <m:r>
+          <m:t>1</m:t>
+        </m:r>
+        <m:r>
+          <m:rPr>
+            <m:sty m:val="p"/>
+          </m:rPr>
+          <m:t>/</m:t>
+        </m:r>
+        <m:r>
+          <m:rPr>
+            <m:sty m:val="p"/>
+          </m:rPr>
+          <m:t>(</m:t>
+        </m:r>
+        <m:sSub>
+          <m:e>
+            <m:r>
+              <m:t>n</m:t>
+            </m:r>
+          </m:e>
+          <m:sub>
+            <m:r>
+              <m:t>p</m:t>
+            </m:r>
+            <m:r>
+              <m:t>e</m:t>
+            </m:r>
+            <m:r>
+              <m:t>r</m:t>
+            </m:r>
+            <m:r>
+              <m:t>m</m:t>
+            </m:r>
+          </m:sub>
+        </m:sSub>
+        <m:r>
+          <m:rPr>
+            <m:sty m:val="p"/>
+          </m:rPr>
+          <m:t>+</m:t>
+        </m:r>
+        <m:r>
+          <m:t>1</m:t>
+        </m:r>
+        <m:r>
+          <m:rPr>
+            <m:sty m:val="p"/>
+          </m:rPr>
+          <m:t>)</m:t>
+        </m:r>
+      </m:oMath>
+      <w:r>
+        <w:t xml:space="preserve">); we do not interpret any p-value below this floor as more precise than the floor itself.</w:t>
+      </w:r>
+    </w:p>
+    <w:bookmarkEnd w:id="14"/>
+    <w:bookmarkEnd w:id="15"/>
+    <w:bookmarkStart w:id="18" w:name="cross-cohort-generalization-experiment"/>
+    <w:p>
+      <w:pPr>
+        <w:pStyle w:val="Heading3"/>
+      </w:pPr>
+      <w:r>
+        <w:t xml:space="preserve">2.5 Cross-Cohort Generalization Experiment</w:t>
+      </w:r>
+    </w:p>
+    <w:p>
+      <w:pPr>
+        <w:pStyle w:val="FirstParagraph"/>
+      </w:pPr>
+      <w:r>
+        <w:t xml:space="preserve">We evaluated two cross-cohort transfer designs:</w:t>
       </w:r>
     </w:p>
     <w:p>
@@ -1312,6 +1591,50 @@
           <w:b/>
           <w:bCs/>
         </w:rPr>
+        <w:t xml:space="preserve">Leave-one-cohort-out (LOCO):</w:t>
+      </w:r>
+      <w:r>
+        <w:t xml:space="preserve"> </w:t>
+      </w:r>
+      <w:r>
+        <w:t xml:space="preserve">For each test cohort, a classifier was trained on the pooled samples from the remaining three labeled cohorts (no cross-validation within this training step; hyperparameters were selected via 5-fold inner CV on the training pool). The trained model was then evaluated on the held-out cohort. This produced four LOCO AUC estimates per model type. We report the LOCO AUC drop as the difference between within-cohort (nested CV) AUC and LOCO AUC; bootstrap 95% CIs are reported for each LOCO AUC estimate. Non-overlap of two independently computed confidence intervals is not a formal statistical test of whether their difference is nonzero, and is not used as one anywhere in this paper; the AUC drop is instead evaluated with the paired bootstrap procedure described in Section 2.5.2.</w:t>
+      </w:r>
+    </w:p>
+    <w:p>
+      <w:pPr>
+        <w:pStyle w:val="BodyText"/>
+      </w:pPr>
+      <w:r>
+        <w:rPr>
+          <w:b/>
+          <w:bCs/>
+        </w:rPr>
+        <w:t xml:space="preserve">Pairwise transfer:</w:t>
+      </w:r>
+      <w:r>
+        <w:t xml:space="preserve"> </w:t>
+      </w:r>
+      <w:r>
+        <w:t xml:space="preserve">A classifier was trained on one cohort and tested on each of the other three cohorts individually, yielding a 4×4 matrix (diagonal excluded) of cross-cohort AUC values per model type. This design is more stringent than LOCO and isolates specific directional failures.</w:t>
+      </w:r>
+    </w:p>
+    <w:p>
+      <w:pPr>
+        <w:pStyle w:val="BodyText"/>
+      </w:pPr>
+      <w:r>
+        <w:t xml:space="preserve">Bootstrap 95% CIs (1,000 resamples) on the test set predictions are reported for all LOCO and pairwise estimates.</w:t>
+      </w:r>
+    </w:p>
+    <w:p>
+      <w:pPr>
+        <w:pStyle w:val="BodyText"/>
+      </w:pPr>
+      <w:r>
+        <w:rPr>
+          <w:b/>
+          <w:bCs/>
+        </w:rPr>
         <w:t xml:space="preserve">Sensitivity analyses:</w:t>
       </w:r>
       <w:r>
@@ -1321,7 +1644,7 @@
         <w:t xml:space="preserve">To assess whether generalization failure was attributable to any single cohort, we repeated the LOCO experiment under three additional configurations: (A) excluding Kazakhstan entirely, with LOCO evaluated on the remaining three cohorts; (B) excluding Zhuang 2018; (C) excluding Ling 2020. Results are reported in Section 3.3 and Supplementary Figure S4.</w:t>
       </w:r>
     </w:p>
-    <w:bookmarkStart w:id="15" w:name="Xe2926c73c2cf6d3094a4393ff10389966fd30e4"/>
+    <w:bookmarkStart w:id="16" w:name="Xe2926c73c2cf6d3094a4393ff10389966fd30e4"/>
     <w:p>
       <w:pPr>
         <w:pStyle w:val="Heading4"/>
@@ -1338,9 +1661,127 @@
         <w:t xml:space="preserve">Because the 396-genus feature set (Section 2.2) was selected globally using all five cohorts’ raw prevalence, every LOCO and pairwise experiment above used a feature universe partly informed by the eventual held-out cohort. To assess whether this affected the generalization-failure conclusion, we repeated the within-cohort nested-CV, LOCO, and pairwise-transfer analyses with genus selection re-derived independently inside every individual split, using only that split’s training-side samples: for each outer fold (within-cohort), each held-out cohort (LOCO), and each train cohort (pairwise), the ≥20%-prevalence filter was recomputed from scratch using only the training-side AD/CN-labeled samples for that specific split, and the corresponding test/held-out samples were projected onto the training-derived genus set (absent genera filled with zero count) before per-sample zero-replacement and CLR transformation. Model families, hyperparameter grids, random state, fold counts, and the bootstrap CI procedure were identical to the main analyses (Sections 2.4–2.5). This produces a strictly train-only feature universe for every split, at the cost of a smaller and split-specific genus count (e.g., 150 genera when Kazakhstan is excluded from feature selection during its own LOCO hold-out, versus 396 in the main global-feature analysis).</w:t>
       </w:r>
     </w:p>
-    <w:bookmarkEnd w:id="15"/>
     <w:bookmarkEnd w:id="16"/>
-    <w:bookmarkStart w:id="17" w:name="permanova-variance-decomposition"/>
+    <w:bookmarkStart w:id="17" w:name="Xa8aa746eeb6f423430366a27ee3033e038125ff"/>
+    <w:p>
+      <w:pPr>
+        <w:pStyle w:val="Heading4"/>
+      </w:pPr>
+      <w:r>
+        <w:t xml:space="preserve">2.5.2 Formal Within-Cohort vs. LOCO AUC Difference</w:t>
+      </w:r>
+    </w:p>
+    <w:p>
+      <w:pPr>
+        <w:pStyle w:val="FirstParagraph"/>
+      </w:pPr>
+      <w:r>
+        <w:t xml:space="preserve">Non-overlapping bootstrap confidence intervals are a heuristic, not a formal statistical comparison of two AUC values. To formally test whether within-cohort AUC exceeds LOCO AUC for each of the eight cohort–model combinations, we performed a paired, diagnosis-stratified, participant-level bootstrap. For each cohort–model pair, the within-cohort out-of-fold prediction and the LOCO (that cohort held out) prediction refer to the same participants; each of 10,000 bootstrap replicates resampled participants with replacement, separately within the AD group and within the CN group, once per replicate, and used that same resampled index set to compute both the within-cohort AUC and the LOCO AUC — so the resulting distribution of</w:t>
+      </w:r>
+      <w:r>
+        <w:t xml:space="preserve"> </w:t>
+      </w:r>
+      <m:oMath>
+        <m:r>
+          <m:rPr>
+            <m:sty m:val="p"/>
+          </m:rPr>
+          <m:t>Δ</m:t>
+        </m:r>
+        <m:r>
+          <m:rPr>
+            <m:sty m:val="p"/>
+          </m:rPr>
+          <m:t>=</m:t>
+        </m:r>
+        <m:sSub>
+          <m:e>
+            <m:r>
+              <m:rPr>
+                <m:nor/>
+                <m:sty m:val="p"/>
+              </m:rPr>
+              <m:t>AUC</m:t>
+            </m:r>
+          </m:e>
+          <m:sub>
+            <m:r>
+              <m:rPr>
+                <m:nor/>
+                <m:sty m:val="p"/>
+              </m:rPr>
+              <m:t>within</m:t>
+            </m:r>
+          </m:sub>
+        </m:sSub>
+        <m:r>
+          <m:rPr>
+            <m:sty m:val="p"/>
+          </m:rPr>
+          <m:t>−</m:t>
+        </m:r>
+        <m:sSub>
+          <m:e>
+            <m:r>
+              <m:rPr>
+                <m:nor/>
+                <m:sty m:val="p"/>
+              </m:rPr>
+              <m:t>AUC</m:t>
+            </m:r>
+          </m:e>
+          <m:sub>
+            <m:r>
+              <m:rPr>
+                <m:nor/>
+                <m:sty m:val="p"/>
+              </m:rPr>
+              <m:t>LOCO</m:t>
+            </m:r>
+          </m:sub>
+        </m:sSub>
+      </m:oMath>
+      <w:r>
+        <w:t xml:space="preserve"> </w:t>
+      </w:r>
+      <w:r>
+        <w:t xml:space="preserve">reflects a genuine paired comparison rather than the difference of two independently resampled statistics. We report the observed delta, the bootstrap mean delta, the 95% percentile CI of the bootstrap delta distribution, and the proportion of bootstrap replicates with</w:t>
+      </w:r>
+      <w:r>
+        <w:t xml:space="preserve"> </w:t>
+      </w:r>
+      <m:oMath>
+        <m:r>
+          <m:rPr>
+            <m:sty m:val="p"/>
+          </m:rPr>
+          <m:t>Δ</m:t>
+        </m:r>
+        <m:r>
+          <m:rPr>
+            <m:sty m:val="p"/>
+          </m:rPr>
+          <m:t>≤</m:t>
+        </m:r>
+        <m:r>
+          <m:t>0</m:t>
+        </m:r>
+      </m:oMath>
+      <w:r>
+        <w:t xml:space="preserve">; this proportion is an empirical bootstrap quantity, not an exact parametric p-value, and we do not describe it as one. Every within-cohort and LOCO AUC 95% CI reported elsewhere in this paper (Table 2, Table 3, Table S1) was regenerated using this same diagnosis-stratified, participant-level bootstrap procedure (single-statistic percentile CI, 10,000 replicates), so that every confidence interval in the paper is produced by one consistent, explicitly specified resampling procedure.</w:t>
+      </w:r>
+    </w:p>
+    <w:p>
+      <w:pPr>
+        <w:pStyle w:val="BodyText"/>
+      </w:pPr>
+      <w:r>
+        <w:t xml:space="preserve">Within-cohort out-of-fold prediction files do not carry an explicit participant identifier; participant identity was recovered by replicating the exact data-loading and filtering sequence used to produce them and verified, before use, by an exact-match assertion between the recovered diagnosis vector and the file’s own saved outcome column, for every cohort–model combination.</w:t>
+      </w:r>
+    </w:p>
+    <w:bookmarkEnd w:id="17"/>
+    <w:bookmarkEnd w:id="18"/>
+    <w:bookmarkStart w:id="19" w:name="permanova-variance-decomposition"/>
     <w:p>
       <w:pPr>
         <w:pStyle w:val="Heading3"/>
@@ -1420,121 +1861,79 @@
         <w:pStyle w:val="BodyText"/>
       </w:pPr>
       <w:r>
-        <w:t xml:space="preserve">Homogeneity of multivariate dispersions was tested using betadisper and permutest (9,999 permutations) to assess whether observed cohort differences reflected centroid separation, within-group spread heterogeneity, or both. A significant beta-dispersion test indicates that PERMANOVA R² values partially reflect variation in within-group spread, not only centroid shifts.</w:t>
-      </w:r>
-    </w:p>
-    <w:p>
-      <w:pPr>
-        <w:pStyle w:val="BodyText"/>
-      </w:pPr>
-      <w:r>
-        <w:t xml:space="preserve">To further quantify the degree to which cohort-specific information is retained in the preprocessed feature space, we trained a logistic regression classifier (one-vs-rest, stratified 5-fold CV) to predict cohort identity from the CLR-transformed features across all 509 samples. The macro-AUC for cohort prediction provides a complementary measure of cohort separability.</w:t>
-      </w:r>
-    </w:p>
-    <w:bookmarkEnd w:id="17"/>
-    <w:bookmarkStart w:id="18" w:name="batch-correction"/>
-    <w:p>
-      <w:pPr>
-        <w:pStyle w:val="Heading3"/>
-      </w:pPr>
-      <w:r>
-        <w:t xml:space="preserve">2.7 Batch Correction</w:t>
-      </w:r>
-    </w:p>
-    <w:p>
-      <w:pPr>
-        <w:pStyle w:val="FirstParagraph"/>
-      </w:pPr>
-      <w:r>
-        <w:t xml:space="preserve">We evaluated one count-based batch-correction method (ComBat-seq) and one microbiome-specific meta-analysis framework (MMUPHin), applying each with cohort identity as the batch variable, under two distinct designs that differ in whether diagnosis (disease-label) information is supplied during correction. Both designs are</w:t>
-      </w:r>
-      <w:r>
-        <w:t xml:space="preserve"> </w:t>
-      </w:r>
+        <w:t xml:space="preserve">Homogeneity of multivariate dispersions was tested using betadisper and permutest (9,999 permutations) to assess whether observed cohort differences reflected centroid separation, within-group spread heterogeneity, or both. A significant beta-dispersion test indicates that PERMANOVA R² values partially reflect variation in within-group spread, not only centroid shifts. To identify which specific cohort pairs drive the overall dispersion difference, we additionally computed all pairwise betadisper comparisons among the five cohorts (Aitchison distance, 9,999 permutations per pair), with Holm and Benjamini-Hochberg multiplicity adjustment applied across the 10 pairwise p-values.</w:t>
+      </w:r>
+    </w:p>
+    <w:p>
+      <w:pPr>
+        <w:pStyle w:val="BodyText"/>
+      </w:pPr>
       <w:r>
         <w:rPr>
           <w:b/>
           <w:bCs/>
         </w:rPr>
-        <w:t xml:space="preserve">transductive</w:t>
-      </w:r>
-      <w:r>
-        <w:t xml:space="preserve">: both methods estimate batch-effect parameters jointly across every sample being corrected — including, in the downstream LOCO evaluation, the eventual held-out test cohort’s own feature values and cohort membership. Neither design is prospective or inductive (i.e., neither defines a transformation that could be applied to a genuinely new, unseen patient without refitting); they differ only in whether the target cohort’s diagnosis labels are additionally used.</w:t>
-      </w:r>
-    </w:p>
-    <w:p>
-      <w:pPr>
-        <w:pStyle w:val="BodyText"/>
-      </w:pPr>
+        <w:t xml:space="preserve">Cohort is a composite variable; PERMANOVA cannot decompose it into technical and biological sources.</w:t>
+      </w:r>
+      <w:r>
+        <w:t xml:space="preserve"> </w:t>
+      </w:r>
+      <w:r>
+        <w:t xml:space="preserve">“Cohort”</w:t>
+      </w:r>
+      <w:r>
+        <w:t xml:space="preserve"> </w:t>
+      </w:r>
+      <w:r>
+        <w:t xml:space="preserve">in this study bundles sequencing platform, library preparation, recruitment site and country, clinical diagnostic ascertainment, and unmeasured dietary and lifestyle differences into a single categorical variable. A PERMANOVA or betadisper term for cohort therefore estimates the total compositional variance associated with study-of-origin, not a technical-batch-effect estimate specifically; no method used in this paper decomposes that total into its technical and biological components. To assess how sensitive the cohort-versus-diagnosis variance disparity (Section 3.4) is to this composite structure, we repeated the marginal PERMANOVA and betadisper analyses on a subset restricted to the three cohorts that are more technically comparable to one another — Zhuang 2018, Ling 2020, and Zhu 2022, all Chinese, paired-end MiSeq 2×300bp, V3–V4 studies — while still differing in recruitment site, exact diagnostic procedure, and other unmeasured factors, so this subset is more technically comparable, not technically identical. This sensitivity analysis used the same marginal (</w:t>
+      </w:r>
+      <w:r>
+        <w:rPr>
+          <w:rStyle w:val="VerbatimChar"/>
+        </w:rPr>
+        <w:t xml:space="preserve">by="margin"</w:t>
+      </w:r>
+      <w:r>
+        <w:t xml:space="preserve">) two-variable (cohort + diagnosis) PERMANOVA specification and 9,999 permutations as the main four-cohort model, restricted to binary AD/CN samples from the three cohorts (n=317), together with betadisper/permutest and pairwise post-hoc comparisons on the same subset.</w:t>
+      </w:r>
+    </w:p>
+    <w:p>
+      <w:pPr>
+        <w:pStyle w:val="BodyText"/>
+      </w:pPr>
+      <w:r>
+        <w:t xml:space="preserve">To further quantify the degree to which cohort-specific information is retained in the preprocessed feature space, we trained a logistic regression classifier (one-vs-rest, stratified 5-fold CV) to predict cohort identity from the CLR-transformed features across all 509 samples. The macro-AUC for cohort prediction provides a complementary measure of cohort separability.</w:t>
+      </w:r>
+    </w:p>
+    <w:bookmarkEnd w:id="19"/>
+    <w:bookmarkStart w:id="20" w:name="batch-correction"/>
+    <w:p>
+      <w:pPr>
+        <w:pStyle w:val="Heading3"/>
+      </w:pPr>
+      <w:r>
+        <w:t xml:space="preserve">2.7 Batch Correction</w:t>
+      </w:r>
+    </w:p>
+    <w:p>
+      <w:pPr>
+        <w:pStyle w:val="FirstParagraph"/>
+      </w:pPr>
+      <w:r>
+        <w:t xml:space="preserve">We evaluated one count-based batch-correction method (ComBat-seq) and one microbiome-specific meta-analysis framework (MMUPHin), applying each with cohort identity as the batch variable, under two distinct designs that differ in whether diagnosis (disease-label) information is supplied during correction. Both designs are</w:t>
+      </w:r>
+      <w:r>
+        <w:t xml:space="preserve"> </w:t>
+      </w:r>
       <w:r>
         <w:rPr>
           <w:b/>
           <w:bCs/>
         </w:rPr>
-        <w:t xml:space="preserve">Design 1 — label-blind transductive correction (primary).</w:t>
-      </w:r>
-      <w:r>
-        <w:t xml:space="preserve"> </w:t>
-      </w:r>
-      <w:r>
-        <w:t xml:space="preserve">ComBat-seq (Zhang et al., 2020) was run on raw genus-level count matrices (genera × samples, four labeled cohorts only) with</w:t>
-      </w:r>
-      <w:r>
-        <w:t xml:space="preserve"> </w:t>
-      </w:r>
-      <w:r>
-        <w:rPr>
-          <w:rStyle w:val="VerbatimChar"/>
-        </w:rPr>
-        <w:t xml:space="preserve">group = NULL, full_mod = FALSE</w:t>
-      </w:r>
-      <w:r>
-        <w:t xml:space="preserve"> </w:t>
-      </w:r>
-      <w:r>
-        <w:t xml:space="preserve">— no diagnosis information of any kind is supplied. MMUPHin v1.15 (Ma et al., 2022) was run on relative-abundance profiles from the four labeled cohorts with</w:t>
-      </w:r>
-      <w:r>
-        <w:t xml:space="preserve"> </w:t>
-      </w:r>
-      <w:r>
-        <w:rPr>
-          <w:rStyle w:val="VerbatimChar"/>
-        </w:rPr>
-        <w:t xml:space="preserve">batch = cohort</w:t>
-      </w:r>
-      <w:r>
-        <w:t xml:space="preserve"> </w:t>
-      </w:r>
-      <w:r>
-        <w:t xml:space="preserve">and</w:t>
-      </w:r>
-      <w:r>
-        <w:t xml:space="preserve"> </w:t>
-      </w:r>
-      <w:r>
-        <w:rPr>
-          <w:rStyle w:val="VerbatimChar"/>
-        </w:rPr>
-        <w:t xml:space="preserve">covariates = NULL</w:t>
-      </w:r>
-      <w:r>
-        <w:t xml:space="preserve">; the metadata object supplied to</w:t>
-      </w:r>
-      <w:r>
-        <w:t xml:space="preserve"> </w:t>
-      </w:r>
-      <w:r>
-        <w:rPr>
-          <w:rStyle w:val="VerbatimChar"/>
-        </w:rPr>
-        <w:t xml:space="preserve">adjust_batch</w:t>
-      </w:r>
-      <w:r>
-        <w:t xml:space="preserve"> </w:t>
-      </w:r>
-      <w:r>
-        <w:t xml:space="preserve">did not include a diagnosis column at all. In both cases, cohort identity and every sample’s own raw feature values are used (this is what makes the design transductive), but no sample’s true AD/CN label is ever used during correction. Corrected count tables (ComBat-seq) or relative abundances (MMUPHin) were CLR-transformed using the same multiplicative zero-replacement procedure described in Section 2.3.</w:t>
+        <w:t xml:space="preserve">transductive</w:t>
+      </w:r>
+      <w:r>
+        <w:t xml:space="preserve">: both methods estimate batch-effect parameters jointly across every sample being corrected — including, in the downstream LOCO evaluation, the eventual held-out test cohort’s own feature values and cohort membership. Neither design is prospective or inductive (i.e., neither defines a transformation that could be applied to a genuinely new, unseen patient without refitting); they differ only in whether the target cohort’s diagnosis labels are additionally used.</w:t>
       </w:r>
     </w:p>
     <w:p>
@@ -1546,6 +1945,81 @@
           <w:b/>
           <w:bCs/>
         </w:rPr>
+        <w:t xml:space="preserve">Design 1 — label-blind transductive correction (primary).</w:t>
+      </w:r>
+      <w:r>
+        <w:t xml:space="preserve"> </w:t>
+      </w:r>
+      <w:r>
+        <w:t xml:space="preserve">ComBat-seq (Zhang et al., 2020) was run on raw genus-level count matrices (genera × samples, four labeled cohorts only) with</w:t>
+      </w:r>
+      <w:r>
+        <w:t xml:space="preserve"> </w:t>
+      </w:r>
+      <w:r>
+        <w:rPr>
+          <w:rStyle w:val="VerbatimChar"/>
+        </w:rPr>
+        <w:t xml:space="preserve">group = NULL, full_mod = FALSE</w:t>
+      </w:r>
+      <w:r>
+        <w:t xml:space="preserve"> </w:t>
+      </w:r>
+      <w:r>
+        <w:t xml:space="preserve">— no diagnosis information of any kind is supplied. MMUPHin v1.15 (Ma et al., 2022) was run on relative-abundance profiles from the four labeled cohorts with</w:t>
+      </w:r>
+      <w:r>
+        <w:t xml:space="preserve"> </w:t>
+      </w:r>
+      <w:r>
+        <w:rPr>
+          <w:rStyle w:val="VerbatimChar"/>
+        </w:rPr>
+        <w:t xml:space="preserve">batch = cohort</w:t>
+      </w:r>
+      <w:r>
+        <w:t xml:space="preserve"> </w:t>
+      </w:r>
+      <w:r>
+        <w:t xml:space="preserve">and</w:t>
+      </w:r>
+      <w:r>
+        <w:t xml:space="preserve"> </w:t>
+      </w:r>
+      <w:r>
+        <w:rPr>
+          <w:rStyle w:val="VerbatimChar"/>
+        </w:rPr>
+        <w:t xml:space="preserve">covariates = NULL</w:t>
+      </w:r>
+      <w:r>
+        <w:t xml:space="preserve">; the metadata object supplied to</w:t>
+      </w:r>
+      <w:r>
+        <w:t xml:space="preserve"> </w:t>
+      </w:r>
+      <w:r>
+        <w:rPr>
+          <w:rStyle w:val="VerbatimChar"/>
+        </w:rPr>
+        <w:t xml:space="preserve">adjust_batch</w:t>
+      </w:r>
+      <w:r>
+        <w:t xml:space="preserve"> </w:t>
+      </w:r>
+      <w:r>
+        <w:t xml:space="preserve">did not include a diagnosis column at all. In both cases, cohort identity and every sample’s own raw feature values are used (this is what makes the design transductive), but no sample’s true AD/CN label is ever used during correction. Corrected count tables (ComBat-seq) or relative abundances (MMUPHin) were CLR-transformed using the same multiplicative zero-replacement procedure described in Section 2.3.</w:t>
+      </w:r>
+    </w:p>
+    <w:p>
+      <w:pPr>
+        <w:pStyle w:val="BodyText"/>
+      </w:pPr>
+      <w:r>
+        <w:rPr>
+          <w:b/>
+          <w:bCs/>
+        </w:rPr>
         <w:t xml:space="preserve">Design 2 — label-informed transductive correction (exploratory/oracle-style sensitivity).</w:t>
       </w:r>
       <w:r>
@@ -1629,8 +2103,8 @@
         <w:t xml:space="preserve">) rather than evidence about biology. This caveat does not apply to Design 1, whose within-cohort AUC on corrected data is not confounded by label use during correction, though it remains a transductive (not prospective) result like the LOCO evaluation itself.</w:t>
       </w:r>
     </w:p>
-    <w:bookmarkEnd w:id="18"/>
-    <w:bookmarkStart w:id="19" w:name="Xe7b4019ce62de43cb0cfabec8b67daa00a6ed16"/>
+    <w:bookmarkEnd w:id="20"/>
+    <w:bookmarkStart w:id="21" w:name="Xe7b4019ce62de43cb0cfabec8b67daa00a6ed16"/>
     <w:p>
       <w:pPr>
         <w:pStyle w:val="Heading3"/>
@@ -2121,7 +2595,7 @@
         <w:t xml:space="preserve"> </w:t>
       </w:r>
       <w:r>
-        <w:t xml:space="preserve">pairs). The null distribution against which this statistic is compared was constructed to match it exactly: in each of 100,000 replicates, four independent random top-N gene sets were drawn (without replacement) from the full 396-genus pool, and the same six unique pairwise Jaccard similarities among those four random sets were averaged to produce one null replicate — the same statistic-construction procedure as the observed value, rather than a single pairwise Jaccard between two random sets. The empirical one-sided p-value was computed as</w:t>
+        <w:t xml:space="preserve">pairs). Two null distributions are reported. The primary, matched-statistic null was constructed to match the observed statistic’s own construction exactly: in each of 100,000 replicates, four independent random top-N gene sets were drawn (without replacement) from the full, shared 396-genus pool, and the same six unique pairwise Jaccard similarities among those four random sets were averaged to produce one null replicate. The empirical one-sided p-value was computed as</w:t>
       </w:r>
       <w:r>
         <w:t xml:space="preserve"> </w:t>
@@ -2239,11 +2713,19 @@
         <w:t xml:space="preserve"> </w:t>
       </w:r>
       <w:r>
-        <w:t xml:space="preserve">(Davison and Hinkley, 1997). A genus was classified as a directional flip using the coefficient-stability criterion above, not from this overlap analysis.</w:t>
-      </w:r>
-    </w:p>
-    <w:bookmarkEnd w:id="19"/>
-    <w:bookmarkStart w:id="20" w:name="ai-tool-disclosure"/>
+        <w:t xml:space="preserve">(Davison and Hinkley, 1997).</w:t>
+      </w:r>
+    </w:p>
+    <w:p>
+      <w:pPr>
+        <w:pStyle w:val="BodyText"/>
+      </w:pPr>
+      <w:r>
+        <w:t xml:space="preserve">A second, prevalence-restricted null addresses a limitation of drawing from the shared 396-genus pool: per-cohort genus prevalence varies substantially (e.g., Kazakhstan alone reaches ≥20% prevalence for 356 of 396 genera, versus 115–131 for the three MiSeq cohorts), so a genus essentially absent from a given cohort could still be drawn into that cohort’s random comparison set under the shared-pool null. For this sensitivity analysis, each cohort’s own top-N ranking and its random draws were both restricted to genera reaching ≥20% prevalence within that specific cohort’s own AD/CN-labeled samples — a per-cohort eligible universe rather than the shared pool — with 100,000 replicates per (model, N) combination and every cohort confirmed to have at least N eligible genera before running (no adaptation of N was required for N∈{10,20,50}). We report both nulls and do not assume that significance under the shared-pool null implies significance under the prevalence-restricted null, or vice versa. A genus was classified as a directional flip using the coefficient-stability criterion above, not from this overlap analysis.</w:t>
+      </w:r>
+    </w:p>
+    <w:bookmarkEnd w:id="21"/>
+    <w:bookmarkStart w:id="22" w:name="ai-tool-disclosure"/>
     <w:p>
       <w:pPr>
         <w:pStyle w:val="Heading3"/>
@@ -2257,11 +2739,31 @@
         <w:pStyle w:val="FirstParagraph"/>
       </w:pPr>
       <w:r>
-        <w:t xml:space="preserve">Initial manuscript drafts and computational scripts were prepared with minimal assistance from Claude (Anthropic). All analytical decisions, parameter choices, experimental design, statistical interpretations, and scientific conclusions were made by the author. All code and text were reviewed, validated, and substantially revised under the author’s direction.</w:t>
-      </w:r>
-    </w:p>
-    <w:bookmarkEnd w:id="20"/>
-    <w:bookmarkStart w:id="21" w:name="statistical-analysis-environment"/>
+        <w:t xml:space="preserve">Generative AI tools were used substantively during the preparation of this manuscript and its accompanying analysis code, and this disclosure is intended to describe that use accurately rather than minimize it, per Frontiers’ policy on the use of generative AI in scientific writing. Claude Code (Anthropic; CLI version 2.1.104), using the Claude Sonnet 5 model (model identifier</w:t>
+      </w:r>
+      <w:r>
+        <w:t xml:space="preserve"> </w:t>
+      </w:r>
+      <w:r>
+        <w:rPr>
+          <w:rStyle w:val="VerbatimChar"/>
+        </w:rPr>
+        <w:t xml:space="preserve">claude-sonnet-5</w:t>
+      </w:r>
+      <w:r>
+        <w:t xml:space="preserve">), was used for: drafting and iteratively editing analysis scripts in Python and R; debugging code and diagnosing errors during pipeline development; drafting and revising manuscript and supplementary text; and preparing responses to peer-review comments, including identifying which passages of the manuscript needed to change in response to specific reviewer points. We have no record or evidence of ChatGPT or any other OpenAI tool being used in the preparation of this manuscript or its analyses; if such a tool was used by the author outside the record available for this disclosure, that use is not captured here.</w:t>
+      </w:r>
+    </w:p>
+    <w:p>
+      <w:pPr>
+        <w:pStyle w:val="BodyText"/>
+      </w:pPr>
+      <w:r>
+        <w:t xml:space="preserve">All code was executed in the author’s own local computational environment (Section 2.10); no analysis, statistical result, or figure in this paper was generated by an AI tool acting outside that environment or without the underlying code being available for inspection. Every numerical result, citation, and factual claim in this manuscript was checked by the author against its source (script output, source publication, or database record) before inclusion. Every methodological decision — including choice of statistical test, null model construction, feature-selection design, and interpretation of all results — was made and is owned by the author, who takes full responsibility for the accuracy and integrity of the manuscript, including any AI-assisted text or code it contains. No generative AI tool is credited as an author of this work.</w:t>
+      </w:r>
+    </w:p>
+    <w:bookmarkEnd w:id="22"/>
+    <w:bookmarkStart w:id="23" w:name="statistical-analysis-environment"/>
     <w:p>
       <w:pPr>
         <w:pStyle w:val="Heading3"/>
@@ -2275,7 +2777,7 @@
         <w:pStyle w:val="FirstParagraph"/>
       </w:pPr>
       <w:r>
-        <w:t xml:space="preserve">DADA2 preprocessing (Section 2.2) was run using DADA2 v1.28 in R v4.3 and was not rerun for the Round 2 revision described below. All original (Round 1) Python analyses used scikit-learn v1.5, lightgbm v4, shap v0.51, pandas v2.x, and numpy v1.x in a conda environment (Python 3.11); original R analyses used vegan v2.6, sva v3.50 (ComBat-seq), and MMUPHin v1.15 in R v4.3. The Round 2 analyses added in response to peer review (training-only feature-selection sensitivity, label-blind batch correction, SHAP coefficient-stability, and the matched Jaccard null; Sections 2.5.1, 2.7, 2.8) were executed in Python 3.11.15 (scikit-learn 1.5.2, lightgbm 4.6.0, shap 0.51.0 — matching the original Python package versions) and R 4.5.1 (vegan 2.7.1, sva 3.58.0, MMUPHin 1.24.0 — newer than the original R environment, reflecting routine system updates between the two analysis rounds). This mixed provenance — original DADA2/R4.3 preprocessing feeding into a partially re-run, newer R4.5.1/unchanged-Python downstream analysis — is disclosed here rather than described as a single uniform environment. Figures were generated with matplotlib v3.8 (Round 1) or v3.11 (Round 2 SHAP/Figure 6 regeneration) at 300 DPI.</w:t>
+        <w:t xml:space="preserve">DADA2 preprocessing (Section 2.2) was run using DADA2 v1.28 in R v4.3 and was not rerun for any analysis reported in this paper. The initial classifier, PERMANOVA, batch-correction, and SHAP analyses (Sections 2.4–2.8, excluding the additions described below) used scikit-learn v1.5, lightgbm v4, shap v0.51, pandas v2.x, and numpy v1.x in a conda environment (Python 3.11), and vegan v2.6, sva v3.50 (ComBat-seq), and MMUPHin v1.15 in R v4.3. Analyses added in response to peer review — the training-only feature-selection sensitivity, label-blind batch correction, SHAP coefficient-stability screen, the matched-statistic Jaccard null (Sections 2.5.1, 2.7, 2.8), the Zhu 2022 repeated-CV and permutation robustness analyses (Section 2.4.1), the paired within-cohort-vs-LOCO AUC-difference bootstrap (Section 2.5.2), the pairwise beta-dispersion and Chinese-MiSeq PERMANOVA sensitivity analyses (Section 2.6), and the prevalence-restricted Jaccard null (Section 2.8) — were executed in Python 3.11.15 (scikit-learn 1.5.2, lightgbm 4.6.0, shap 0.51.0, matching the original Python package versions) and R 4.5.1 (vegan 2.7.1, sva 3.58.0, MMUPHin 1.24.0, newer than the initial R environment, reflecting routine system updates over the course of this project). This mixed provenance — original DADA2/R4.3 preprocessing feeding a downstream analysis that combines an unchanged Python environment with an updated R4.5.1 environment — is disclosed here rather than described as a single uniform environment. Figures were generated with matplotlib v3.8 or v3.11 at 300 DPI.</w:t>
       </w:r>
     </w:p>
     <w:p>
@@ -2285,9 +2787,9 @@
         </w:pict>
       </w:r>
     </w:p>
-    <w:bookmarkEnd w:id="21"/>
-    <w:bookmarkEnd w:id="22"/>
-    <w:bookmarkStart w:id="29" w:name="results"/>
+    <w:bookmarkEnd w:id="23"/>
+    <w:bookmarkEnd w:id="24"/>
+    <w:bookmarkStart w:id="31" w:name="results"/>
     <w:p>
       <w:pPr>
         <w:pStyle w:val="Heading2"/>
@@ -2296,7 +2798,7 @@
         <w:t xml:space="preserve">3. Results</w:t>
       </w:r>
     </w:p>
-    <w:bookmarkStart w:id="23" w:name="cohort-characteristics-and-processing"/>
+    <w:bookmarkStart w:id="25" w:name="cohort-characteristics-and-processing"/>
     <w:p>
       <w:pPr>
         <w:pStyle w:val="Heading3"/>
@@ -2321,8 +2823,8 @@
         <w:t xml:space="preserve">For supervised classifier analyses (Phases 2–3 and 5–6), the Kim/KBASE 2022 cohort was excluded because per-sample diagnosis labels are IRB-restricted (Supplementary Note S1), leaving four labeled cohorts with a total of 401 samples for binary AD/CN analyses (86 Zhuang + 171 Ling + 60 Zhu fecal binary subset + 84 Kazakhstan; Zhu 2022 MCI samples excluded from binary analyses).</w:t>
       </w:r>
     </w:p>
-    <w:bookmarkEnd w:id="23"/>
-    <w:bookmarkStart w:id="24" w:name="within-cohort-classification-performance"/>
+    <w:bookmarkEnd w:id="25"/>
+    <w:bookmarkStart w:id="26" w:name="within-cohort-classification-performance"/>
     <w:p>
       <w:pPr>
         <w:pStyle w:val="Heading3"/>
@@ -2336,7 +2838,7 @@
         <w:pStyle w:val="FirstParagraph"/>
       </w:pPr>
       <w:r>
-        <w:t xml:space="preserve">Within-cohort nested cross-validation yielded AUC-ROC values broadly consistent with those reported in the original publications (Figure 2; Table 2). Logistic regression achieved AUC-ROC of 0.633 [95% CI: 0.51–0.75] for Zhuang 2018, 0.865 [0.81–0.92] for Ling 2020, 0.998 [0.99–1.00] for Zhu 2022, and 0.766 [0.66–0.86] for Kazakhstan. LightGBM yielded similar values: 0.635 [0.52–0.76], 0.862 [0.81–0.91], 0.979 [0.95–1.00], and 0.694 [0.57–0.80] respectively.</w:t>
+        <w:t xml:space="preserve">Within-cohort nested cross-validation yielded AUC-ROC values broadly consistent with those reported in the original publications (Figure 2; Table 2). Logistic regression achieved AUC-ROC of 0.633 [95% CI: 0.51–0.75] for Zhuang 2018, 0.865 [0.81–0.92] for Ling 2020, 0.998 [0.99–1.00] for Zhu 2022, and 0.766 [0.66–0.86] for Kazakhstan. LightGBM yielded similar values: 0.635 [0.52–0.75], 0.862 [0.80–0.91], 0.979 [0.94–1.00], and 0.694 [0.57–0.80] respectively.</w:t>
       </w:r>
     </w:p>
     <w:p>
@@ -2345,6 +2847,24 @@
       </w:pPr>
       <w:r>
         <w:t xml:space="preserve">The near-perfect within-cohort AUC for Zhu 2022 fecal samples (logistic regression 0.998; LightGBM 0.979; n=60 binary) is notable given the small sample size (30 per class). With 10-fold CV on 60 samples, each test fold contains approximately six samples; fold-level AUC estimates can be unstable at this scale. PERMANOVA analysis (Section 3.4) reveals that diagnosis explains R²=0.094 of within-cohort compositional variance (F=6.01, p=0.0001), suggesting statistically detectable diagnosis-associated compositional differences in this cohort. However, the high AUC should be interpreted cautiously and the LOCO experiment (Section 3.3) provides a more informative assessment of how transferable this signal is.</w:t>
+      </w:r>
+    </w:p>
+    <w:p>
+      <w:pPr>
+        <w:pStyle w:val="BodyText"/>
+      </w:pPr>
+      <w:r>
+        <w:rPr>
+          <w:b/>
+          <w:bCs/>
+        </w:rPr>
+        <w:t xml:space="preserve">Robustness to fold assignment and to label permutation (Section 2.4.1).</w:t>
+      </w:r>
+      <w:r>
+        <w:t xml:space="preserve"> </w:t>
+      </w:r>
+      <w:r>
+        <w:t xml:space="preserve">Repeating the strict training-only nested-CV partition 50 times under different pre-specified seeds gave a mean pooled-OOF AUC of 0.9955 (SD 0.0027, range 0.9889–0.9989) for logistic regression and 0.9760 (SD 0.0103, range 0.9378–0.9944) for LightGBM (Supplementary Table S8; Supplementary Figure S6) — closely matching the single-partition training-only values (0.9956 and 0.9700, respectively) and showing that the near-perfect AUC is not an artifact of one particular fold assignment. This is a fold-assignment stability check, not an independent replication of the underlying 60-participant sample, which is identical across all 50 repetitions. A complementary label-permutation test under the same strict training-only pipeline and fixed outer-fold partition (1,000 permutations; Section 2.4.1) produced a null AUC distribution centered near chance for both models (logistic regression: null mean 0.473, SD 0.102, 95% range [0.280, 0.673]; LightGBM: null mean 0.472, SD 0.109, 95% range [0.264, 0.688]) — well below the observed training-only single-partition values of 0.9956 and 0.9700 respectively (Supplementary Table S9; Supplementary Figure S6). No permutation among the 1,000 drawn reached the observed AUC for either model, giving an empirical p-value at the resolution floor for this permutation count (p = 1/1,001 ≈ 0.000999 for both models); we report this p-value at its actual resolution and do not interpret it as more precise than this floor.</w:t>
       </w:r>
     </w:p>
     <w:p>
@@ -2405,14 +2925,7 @@
           <w:tblHeader w:val="on"/>
         </w:trPr>
         <w:tc>
-          <w:tcPr>
-            <w:tcBorders>
-              <w:top w:val="single" w:sz="4" w:space="0" w:color="000000"/>
-              <w:left w:val="single" w:sz="4" w:space="0" w:color="000000"/>
-              <w:bottom w:val="single" w:sz="4" w:space="0" w:color="000000"/>
-              <w:right w:val="single" w:sz="4" w:space="0" w:color="000000"/>
-            </w:tcBorders>
-          </w:tcPr>
+          <w:tcPr/>
           <w:p>
             <w:pPr>
               <w:pStyle w:val="Compact"/>
@@ -2423,14 +2936,7 @@
           </w:p>
         </w:tc>
         <w:tc>
-          <w:tcPr>
-            <w:tcBorders>
-              <w:top w:val="single" w:sz="4" w:space="0" w:color="000000"/>
-              <w:left w:val="single" w:sz="4" w:space="0" w:color="000000"/>
-              <w:bottom w:val="single" w:sz="4" w:space="0" w:color="000000"/>
-              <w:right w:val="single" w:sz="4" w:space="0" w:color="000000"/>
-            </w:tcBorders>
-          </w:tcPr>
+          <w:tcPr/>
           <w:p>
             <w:pPr>
               <w:pStyle w:val="Compact"/>
@@ -2441,14 +2947,7 @@
           </w:p>
         </w:tc>
         <w:tc>
-          <w:tcPr>
-            <w:tcBorders>
-              <w:top w:val="single" w:sz="4" w:space="0" w:color="000000"/>
-              <w:left w:val="single" w:sz="4" w:space="0" w:color="000000"/>
-              <w:bottom w:val="single" w:sz="4" w:space="0" w:color="000000"/>
-              <w:right w:val="single" w:sz="4" w:space="0" w:color="000000"/>
-            </w:tcBorders>
-          </w:tcPr>
+          <w:tcPr/>
           <w:p>
             <w:pPr>
               <w:pStyle w:val="Compact"/>
@@ -2459,14 +2958,7 @@
           </w:p>
         </w:tc>
         <w:tc>
-          <w:tcPr>
-            <w:tcBorders>
-              <w:top w:val="single" w:sz="4" w:space="0" w:color="000000"/>
-              <w:left w:val="single" w:sz="4" w:space="0" w:color="000000"/>
-              <w:bottom w:val="single" w:sz="4" w:space="0" w:color="000000"/>
-              <w:right w:val="single" w:sz="4" w:space="0" w:color="000000"/>
-            </w:tcBorders>
-          </w:tcPr>
+          <w:tcPr/>
           <w:p>
             <w:pPr>
               <w:pStyle w:val="Compact"/>
@@ -2477,14 +2969,7 @@
           </w:p>
         </w:tc>
         <w:tc>
-          <w:tcPr>
-            <w:tcBorders>
-              <w:top w:val="single" w:sz="4" w:space="0" w:color="000000"/>
-              <w:left w:val="single" w:sz="4" w:space="0" w:color="000000"/>
-              <w:bottom w:val="single" w:sz="4" w:space="0" w:color="000000"/>
-              <w:right w:val="single" w:sz="4" w:space="0" w:color="000000"/>
-            </w:tcBorders>
-          </w:tcPr>
+          <w:tcPr/>
           <w:p>
             <w:pPr>
               <w:pStyle w:val="Compact"/>
@@ -2495,14 +2980,7 @@
           </w:p>
         </w:tc>
         <w:tc>
-          <w:tcPr>
-            <w:tcBorders>
-              <w:top w:val="single" w:sz="4" w:space="0" w:color="000000"/>
-              <w:left w:val="single" w:sz="4" w:space="0" w:color="000000"/>
-              <w:bottom w:val="single" w:sz="4" w:space="0" w:color="000000"/>
-              <w:right w:val="single" w:sz="4" w:space="0" w:color="000000"/>
-            </w:tcBorders>
-          </w:tcPr>
+          <w:tcPr/>
           <w:p>
             <w:pPr>
               <w:pStyle w:val="Compact"/>
@@ -2513,14 +2991,7 @@
           </w:p>
         </w:tc>
         <w:tc>
-          <w:tcPr>
-            <w:tcBorders>
-              <w:top w:val="single" w:sz="4" w:space="0" w:color="000000"/>
-              <w:left w:val="single" w:sz="4" w:space="0" w:color="000000"/>
-              <w:bottom w:val="single" w:sz="4" w:space="0" w:color="000000"/>
-              <w:right w:val="single" w:sz="4" w:space="0" w:color="000000"/>
-            </w:tcBorders>
-          </w:tcPr>
+          <w:tcPr/>
           <w:p>
             <w:pPr>
               <w:pStyle w:val="Compact"/>
@@ -2531,14 +3002,7 @@
           </w:p>
         </w:tc>
         <w:tc>
-          <w:tcPr>
-            <w:tcBorders>
-              <w:top w:val="single" w:sz="4" w:space="0" w:color="000000"/>
-              <w:left w:val="single" w:sz="4" w:space="0" w:color="000000"/>
-              <w:bottom w:val="single" w:sz="4" w:space="0" w:color="000000"/>
-              <w:right w:val="single" w:sz="4" w:space="0" w:color="000000"/>
-            </w:tcBorders>
-          </w:tcPr>
+          <w:tcPr/>
           <w:p>
             <w:pPr>
               <w:pStyle w:val="Compact"/>
@@ -2549,14 +3013,7 @@
           </w:p>
         </w:tc>
         <w:tc>
-          <w:tcPr>
-            <w:tcBorders>
-              <w:top w:val="single" w:sz="4" w:space="0" w:color="000000"/>
-              <w:left w:val="single" w:sz="4" w:space="0" w:color="000000"/>
-              <w:bottom w:val="single" w:sz="4" w:space="0" w:color="000000"/>
-              <w:right w:val="single" w:sz="4" w:space="0" w:color="000000"/>
-            </w:tcBorders>
-          </w:tcPr>
+          <w:tcPr/>
           <w:p>
             <w:pPr>
               <w:pStyle w:val="Compact"/>
@@ -2567,14 +3024,7 @@
           </w:p>
         </w:tc>
         <w:tc>
-          <w:tcPr>
-            <w:tcBorders>
-              <w:top w:val="single" w:sz="4" w:space="0" w:color="000000"/>
-              <w:left w:val="single" w:sz="4" w:space="0" w:color="000000"/>
-              <w:bottom w:val="single" w:sz="4" w:space="0" w:color="000000"/>
-              <w:right w:val="single" w:sz="4" w:space="0" w:color="000000"/>
-            </w:tcBorders>
-          </w:tcPr>
+          <w:tcPr/>
           <w:p>
             <w:pPr>
               <w:pStyle w:val="Compact"/>
@@ -2587,14 +3037,7 @@
       </w:tr>
       <w:tr>
         <w:tc>
-          <w:tcPr>
-            <w:tcBorders>
-              <w:top w:val="single" w:sz="4" w:space="0" w:color="000000"/>
-              <w:left w:val="single" w:sz="4" w:space="0" w:color="000000"/>
-              <w:bottom w:val="single" w:sz="4" w:space="0" w:color="000000"/>
-              <w:right w:val="single" w:sz="4" w:space="0" w:color="000000"/>
-            </w:tcBorders>
-          </w:tcPr>
+          <w:tcPr/>
           <w:p>
             <w:pPr>
               <w:pStyle w:val="Compact"/>
@@ -2605,14 +3048,7 @@
           </w:p>
         </w:tc>
         <w:tc>
-          <w:tcPr>
-            <w:tcBorders>
-              <w:top w:val="single" w:sz="4" w:space="0" w:color="000000"/>
-              <w:left w:val="single" w:sz="4" w:space="0" w:color="000000"/>
-              <w:bottom w:val="single" w:sz="4" w:space="0" w:color="000000"/>
-              <w:right w:val="single" w:sz="4" w:space="0" w:color="000000"/>
-            </w:tcBorders>
-          </w:tcPr>
+          <w:tcPr/>
           <w:p>
             <w:pPr>
               <w:pStyle w:val="Compact"/>
@@ -2623,14 +3059,7 @@
           </w:p>
         </w:tc>
         <w:tc>
-          <w:tcPr>
-            <w:tcBorders>
-              <w:top w:val="single" w:sz="4" w:space="0" w:color="000000"/>
-              <w:left w:val="single" w:sz="4" w:space="0" w:color="000000"/>
-              <w:bottom w:val="single" w:sz="4" w:space="0" w:color="000000"/>
-              <w:right w:val="single" w:sz="4" w:space="0" w:color="000000"/>
-            </w:tcBorders>
-          </w:tcPr>
+          <w:tcPr/>
           <w:p>
             <w:pPr>
               <w:pStyle w:val="Compact"/>
@@ -2641,14 +3070,7 @@
           </w:p>
         </w:tc>
         <w:tc>
-          <w:tcPr>
-            <w:tcBorders>
-              <w:top w:val="single" w:sz="4" w:space="0" w:color="000000"/>
-              <w:left w:val="single" w:sz="4" w:space="0" w:color="000000"/>
-              <w:bottom w:val="single" w:sz="4" w:space="0" w:color="000000"/>
-              <w:right w:val="single" w:sz="4" w:space="0" w:color="000000"/>
-            </w:tcBorders>
-          </w:tcPr>
+          <w:tcPr/>
           <w:p>
             <w:pPr>
               <w:pStyle w:val="Compact"/>
@@ -2659,14 +3081,7 @@
           </w:p>
         </w:tc>
         <w:tc>
-          <w:tcPr>
-            <w:tcBorders>
-              <w:top w:val="single" w:sz="4" w:space="0" w:color="000000"/>
-              <w:left w:val="single" w:sz="4" w:space="0" w:color="000000"/>
-              <w:bottom w:val="single" w:sz="4" w:space="0" w:color="000000"/>
-              <w:right w:val="single" w:sz="4" w:space="0" w:color="000000"/>
-            </w:tcBorders>
-          </w:tcPr>
+          <w:tcPr/>
           <w:p>
             <w:pPr>
               <w:pStyle w:val="Compact"/>
@@ -2677,14 +3092,7 @@
           </w:p>
         </w:tc>
         <w:tc>
-          <w:tcPr>
-            <w:tcBorders>
-              <w:top w:val="single" w:sz="4" w:space="0" w:color="000000"/>
-              <w:left w:val="single" w:sz="4" w:space="0" w:color="000000"/>
-              <w:bottom w:val="single" w:sz="4" w:space="0" w:color="000000"/>
-              <w:right w:val="single" w:sz="4" w:space="0" w:color="000000"/>
-            </w:tcBorders>
-          </w:tcPr>
+          <w:tcPr/>
           <w:p>
             <w:pPr>
               <w:pStyle w:val="Compact"/>
@@ -2695,14 +3103,7 @@
           </w:p>
         </w:tc>
         <w:tc>
-          <w:tcPr>
-            <w:tcBorders>
-              <w:top w:val="single" w:sz="4" w:space="0" w:color="000000"/>
-              <w:left w:val="single" w:sz="4" w:space="0" w:color="000000"/>
-              <w:bottom w:val="single" w:sz="4" w:space="0" w:color="000000"/>
-              <w:right w:val="single" w:sz="4" w:space="0" w:color="000000"/>
-            </w:tcBorders>
-          </w:tcPr>
+          <w:tcPr/>
           <w:p>
             <w:pPr>
               <w:pStyle w:val="Compact"/>
@@ -2713,14 +3114,7 @@
           </w:p>
         </w:tc>
         <w:tc>
-          <w:tcPr>
-            <w:tcBorders>
-              <w:top w:val="single" w:sz="4" w:space="0" w:color="000000"/>
-              <w:left w:val="single" w:sz="4" w:space="0" w:color="000000"/>
-              <w:bottom w:val="single" w:sz="4" w:space="0" w:color="000000"/>
-              <w:right w:val="single" w:sz="4" w:space="0" w:color="000000"/>
-            </w:tcBorders>
-          </w:tcPr>
+          <w:tcPr/>
           <w:p>
             <w:pPr>
               <w:pStyle w:val="Compact"/>
@@ -2731,14 +3125,7 @@
           </w:p>
         </w:tc>
         <w:tc>
-          <w:tcPr>
-            <w:tcBorders>
-              <w:top w:val="single" w:sz="4" w:space="0" w:color="000000"/>
-              <w:left w:val="single" w:sz="4" w:space="0" w:color="000000"/>
-              <w:bottom w:val="single" w:sz="4" w:space="0" w:color="000000"/>
-              <w:right w:val="single" w:sz="4" w:space="0" w:color="000000"/>
-            </w:tcBorders>
-          </w:tcPr>
+          <w:tcPr/>
           <w:p>
             <w:pPr>
               <w:pStyle w:val="Compact"/>
@@ -2749,14 +3136,7 @@
           </w:p>
         </w:tc>
         <w:tc>
-          <w:tcPr>
-            <w:tcBorders>
-              <w:top w:val="single" w:sz="4" w:space="0" w:color="000000"/>
-              <w:left w:val="single" w:sz="4" w:space="0" w:color="000000"/>
-              <w:bottom w:val="single" w:sz="4" w:space="0" w:color="000000"/>
-              <w:right w:val="single" w:sz="4" w:space="0" w:color="000000"/>
-            </w:tcBorders>
-          </w:tcPr>
+          <w:tcPr/>
           <w:p>
             <w:pPr>
               <w:pStyle w:val="Compact"/>
@@ -2769,14 +3149,7 @@
       </w:tr>
       <w:tr>
         <w:tc>
-          <w:tcPr>
-            <w:tcBorders>
-              <w:top w:val="single" w:sz="4" w:space="0" w:color="000000"/>
-              <w:left w:val="single" w:sz="4" w:space="0" w:color="000000"/>
-              <w:bottom w:val="single" w:sz="4" w:space="0" w:color="000000"/>
-              <w:right w:val="single" w:sz="4" w:space="0" w:color="000000"/>
-            </w:tcBorders>
-          </w:tcPr>
+          <w:tcPr/>
           <w:p>
             <w:pPr>
               <w:pStyle w:val="Compact"/>
@@ -2787,14 +3160,7 @@
           </w:p>
         </w:tc>
         <w:tc>
-          <w:tcPr>
-            <w:tcBorders>
-              <w:top w:val="single" w:sz="4" w:space="0" w:color="000000"/>
-              <w:left w:val="single" w:sz="4" w:space="0" w:color="000000"/>
-              <w:bottom w:val="single" w:sz="4" w:space="0" w:color="000000"/>
-              <w:right w:val="single" w:sz="4" w:space="0" w:color="000000"/>
-            </w:tcBorders>
-          </w:tcPr>
+          <w:tcPr/>
           <w:p>
             <w:pPr>
               <w:pStyle w:val="Compact"/>
@@ -2805,14 +3171,7 @@
           </w:p>
         </w:tc>
         <w:tc>
-          <w:tcPr>
-            <w:tcBorders>
-              <w:top w:val="single" w:sz="4" w:space="0" w:color="000000"/>
-              <w:left w:val="single" w:sz="4" w:space="0" w:color="000000"/>
-              <w:bottom w:val="single" w:sz="4" w:space="0" w:color="000000"/>
-              <w:right w:val="single" w:sz="4" w:space="0" w:color="000000"/>
-            </w:tcBorders>
-          </w:tcPr>
+          <w:tcPr/>
           <w:p>
             <w:pPr>
               <w:pStyle w:val="Compact"/>
@@ -2823,14 +3182,7 @@
           </w:p>
         </w:tc>
         <w:tc>
-          <w:tcPr>
-            <w:tcBorders>
-              <w:top w:val="single" w:sz="4" w:space="0" w:color="000000"/>
-              <w:left w:val="single" w:sz="4" w:space="0" w:color="000000"/>
-              <w:bottom w:val="single" w:sz="4" w:space="0" w:color="000000"/>
-              <w:right w:val="single" w:sz="4" w:space="0" w:color="000000"/>
-            </w:tcBorders>
-          </w:tcPr>
+          <w:tcPr/>
           <w:p>
             <w:pPr>
               <w:pStyle w:val="Compact"/>
@@ -2841,14 +3193,7 @@
           </w:p>
         </w:tc>
         <w:tc>
-          <w:tcPr>
-            <w:tcBorders>
-              <w:top w:val="single" w:sz="4" w:space="0" w:color="000000"/>
-              <w:left w:val="single" w:sz="4" w:space="0" w:color="000000"/>
-              <w:bottom w:val="single" w:sz="4" w:space="0" w:color="000000"/>
-              <w:right w:val="single" w:sz="4" w:space="0" w:color="000000"/>
-            </w:tcBorders>
-          </w:tcPr>
+          <w:tcPr/>
           <w:p>
             <w:pPr>
               <w:pStyle w:val="Compact"/>
@@ -2859,14 +3204,7 @@
           </w:p>
         </w:tc>
         <w:tc>
-          <w:tcPr>
-            <w:tcBorders>
-              <w:top w:val="single" w:sz="4" w:space="0" w:color="000000"/>
-              <w:left w:val="single" w:sz="4" w:space="0" w:color="000000"/>
-              <w:bottom w:val="single" w:sz="4" w:space="0" w:color="000000"/>
-              <w:right w:val="single" w:sz="4" w:space="0" w:color="000000"/>
-            </w:tcBorders>
-          </w:tcPr>
+          <w:tcPr/>
           <w:p>
             <w:pPr>
               <w:pStyle w:val="Compact"/>
@@ -2877,14 +3215,7 @@
           </w:p>
         </w:tc>
         <w:tc>
-          <w:tcPr>
-            <w:tcBorders>
-              <w:top w:val="single" w:sz="4" w:space="0" w:color="000000"/>
-              <w:left w:val="single" w:sz="4" w:space="0" w:color="000000"/>
-              <w:bottom w:val="single" w:sz="4" w:space="0" w:color="000000"/>
-              <w:right w:val="single" w:sz="4" w:space="0" w:color="000000"/>
-            </w:tcBorders>
-          </w:tcPr>
+          <w:tcPr/>
           <w:p>
             <w:pPr>
               <w:pStyle w:val="Compact"/>
@@ -2895,14 +3226,7 @@
           </w:p>
         </w:tc>
         <w:tc>
-          <w:tcPr>
-            <w:tcBorders>
-              <w:top w:val="single" w:sz="4" w:space="0" w:color="000000"/>
-              <w:left w:val="single" w:sz="4" w:space="0" w:color="000000"/>
-              <w:bottom w:val="single" w:sz="4" w:space="0" w:color="000000"/>
-              <w:right w:val="single" w:sz="4" w:space="0" w:color="000000"/>
-            </w:tcBorders>
-          </w:tcPr>
+          <w:tcPr/>
           <w:p>
             <w:pPr>
               <w:pStyle w:val="Compact"/>
@@ -2913,14 +3237,7 @@
           </w:p>
         </w:tc>
         <w:tc>
-          <w:tcPr>
-            <w:tcBorders>
-              <w:top w:val="single" w:sz="4" w:space="0" w:color="000000"/>
-              <w:left w:val="single" w:sz="4" w:space="0" w:color="000000"/>
-              <w:bottom w:val="single" w:sz="4" w:space="0" w:color="000000"/>
-              <w:right w:val="single" w:sz="4" w:space="0" w:color="000000"/>
-            </w:tcBorders>
-          </w:tcPr>
+          <w:tcPr/>
           <w:p>
             <w:pPr>
               <w:pStyle w:val="Compact"/>
@@ -2931,14 +3248,7 @@
           </w:p>
         </w:tc>
         <w:tc>
-          <w:tcPr>
-            <w:tcBorders>
-              <w:top w:val="single" w:sz="4" w:space="0" w:color="000000"/>
-              <w:left w:val="single" w:sz="4" w:space="0" w:color="000000"/>
-              <w:bottom w:val="single" w:sz="4" w:space="0" w:color="000000"/>
-              <w:right w:val="single" w:sz="4" w:space="0" w:color="000000"/>
-            </w:tcBorders>
-          </w:tcPr>
+          <w:tcPr/>
           <w:p>
             <w:pPr>
               <w:pStyle w:val="Compact"/>
@@ -2951,14 +3261,7 @@
       </w:tr>
       <w:tr>
         <w:tc>
-          <w:tcPr>
-            <w:tcBorders>
-              <w:top w:val="single" w:sz="4" w:space="0" w:color="000000"/>
-              <w:left w:val="single" w:sz="4" w:space="0" w:color="000000"/>
-              <w:bottom w:val="single" w:sz="4" w:space="0" w:color="000000"/>
-              <w:right w:val="single" w:sz="4" w:space="0" w:color="000000"/>
-            </w:tcBorders>
-          </w:tcPr>
+          <w:tcPr/>
           <w:p>
             <w:pPr>
               <w:pStyle w:val="Compact"/>
@@ -2969,14 +3272,7 @@
           </w:p>
         </w:tc>
         <w:tc>
-          <w:tcPr>
-            <w:tcBorders>
-              <w:top w:val="single" w:sz="4" w:space="0" w:color="000000"/>
-              <w:left w:val="single" w:sz="4" w:space="0" w:color="000000"/>
-              <w:bottom w:val="single" w:sz="4" w:space="0" w:color="000000"/>
-              <w:right w:val="single" w:sz="4" w:space="0" w:color="000000"/>
-            </w:tcBorders>
-          </w:tcPr>
+          <w:tcPr/>
           <w:p>
             <w:pPr>
               <w:pStyle w:val="Compact"/>
@@ -2987,14 +3283,7 @@
           </w:p>
         </w:tc>
         <w:tc>
-          <w:tcPr>
-            <w:tcBorders>
-              <w:top w:val="single" w:sz="4" w:space="0" w:color="000000"/>
-              <w:left w:val="single" w:sz="4" w:space="0" w:color="000000"/>
-              <w:bottom w:val="single" w:sz="4" w:space="0" w:color="000000"/>
-              <w:right w:val="single" w:sz="4" w:space="0" w:color="000000"/>
-            </w:tcBorders>
-          </w:tcPr>
+          <w:tcPr/>
           <w:p>
             <w:pPr>
               <w:pStyle w:val="Compact"/>
@@ -3005,14 +3294,7 @@
           </w:p>
         </w:tc>
         <w:tc>
-          <w:tcPr>
-            <w:tcBorders>
-              <w:top w:val="single" w:sz="4" w:space="0" w:color="000000"/>
-              <w:left w:val="single" w:sz="4" w:space="0" w:color="000000"/>
-              <w:bottom w:val="single" w:sz="4" w:space="0" w:color="000000"/>
-              <w:right w:val="single" w:sz="4" w:space="0" w:color="000000"/>
-            </w:tcBorders>
-          </w:tcPr>
+          <w:tcPr/>
           <w:p>
             <w:pPr>
               <w:pStyle w:val="Compact"/>
@@ -3023,14 +3305,7 @@
           </w:p>
         </w:tc>
         <w:tc>
-          <w:tcPr>
-            <w:tcBorders>
-              <w:top w:val="single" w:sz="4" w:space="0" w:color="000000"/>
-              <w:left w:val="single" w:sz="4" w:space="0" w:color="000000"/>
-              <w:bottom w:val="single" w:sz="4" w:space="0" w:color="000000"/>
-              <w:right w:val="single" w:sz="4" w:space="0" w:color="000000"/>
-            </w:tcBorders>
-          </w:tcPr>
+          <w:tcPr/>
           <w:p>
             <w:pPr>
               <w:pStyle w:val="Compact"/>
@@ -3041,14 +3316,7 @@
           </w:p>
         </w:tc>
         <w:tc>
-          <w:tcPr>
-            <w:tcBorders>
-              <w:top w:val="single" w:sz="4" w:space="0" w:color="000000"/>
-              <w:left w:val="single" w:sz="4" w:space="0" w:color="000000"/>
-              <w:bottom w:val="single" w:sz="4" w:space="0" w:color="000000"/>
-              <w:right w:val="single" w:sz="4" w:space="0" w:color="000000"/>
-            </w:tcBorders>
-          </w:tcPr>
+          <w:tcPr/>
           <w:p>
             <w:pPr>
               <w:pStyle w:val="Compact"/>
@@ -3059,14 +3327,7 @@
           </w:p>
         </w:tc>
         <w:tc>
-          <w:tcPr>
-            <w:tcBorders>
-              <w:top w:val="single" w:sz="4" w:space="0" w:color="000000"/>
-              <w:left w:val="single" w:sz="4" w:space="0" w:color="000000"/>
-              <w:bottom w:val="single" w:sz="4" w:space="0" w:color="000000"/>
-              <w:right w:val="single" w:sz="4" w:space="0" w:color="000000"/>
-            </w:tcBorders>
-          </w:tcPr>
+          <w:tcPr/>
           <w:p>
             <w:pPr>
               <w:pStyle w:val="Compact"/>
@@ -3077,14 +3338,7 @@
           </w:p>
         </w:tc>
         <w:tc>
-          <w:tcPr>
-            <w:tcBorders>
-              <w:top w:val="single" w:sz="4" w:space="0" w:color="000000"/>
-              <w:left w:val="single" w:sz="4" w:space="0" w:color="000000"/>
-              <w:bottom w:val="single" w:sz="4" w:space="0" w:color="000000"/>
-              <w:right w:val="single" w:sz="4" w:space="0" w:color="000000"/>
-            </w:tcBorders>
-          </w:tcPr>
+          <w:tcPr/>
           <w:p>
             <w:pPr>
               <w:pStyle w:val="Compact"/>
@@ -3095,14 +3349,7 @@
           </w:p>
         </w:tc>
         <w:tc>
-          <w:tcPr>
-            <w:tcBorders>
-              <w:top w:val="single" w:sz="4" w:space="0" w:color="000000"/>
-              <w:left w:val="single" w:sz="4" w:space="0" w:color="000000"/>
-              <w:bottom w:val="single" w:sz="4" w:space="0" w:color="000000"/>
-              <w:right w:val="single" w:sz="4" w:space="0" w:color="000000"/>
-            </w:tcBorders>
-          </w:tcPr>
+          <w:tcPr/>
           <w:p>
             <w:pPr>
               <w:pStyle w:val="Compact"/>
@@ -3113,14 +3360,7 @@
           </w:p>
         </w:tc>
         <w:tc>
-          <w:tcPr>
-            <w:tcBorders>
-              <w:top w:val="single" w:sz="4" w:space="0" w:color="000000"/>
-              <w:left w:val="single" w:sz="4" w:space="0" w:color="000000"/>
-              <w:bottom w:val="single" w:sz="4" w:space="0" w:color="000000"/>
-              <w:right w:val="single" w:sz="4" w:space="0" w:color="000000"/>
-            </w:tcBorders>
-          </w:tcPr>
+          <w:tcPr/>
           <w:p>
             <w:pPr>
               <w:pStyle w:val="Compact"/>
@@ -3133,14 +3373,7 @@
       </w:tr>
       <w:tr>
         <w:tc>
-          <w:tcPr>
-            <w:tcBorders>
-              <w:top w:val="single" w:sz="4" w:space="0" w:color="000000"/>
-              <w:left w:val="single" w:sz="4" w:space="0" w:color="000000"/>
-              <w:bottom w:val="single" w:sz="4" w:space="0" w:color="000000"/>
-              <w:right w:val="single" w:sz="4" w:space="0" w:color="000000"/>
-            </w:tcBorders>
-          </w:tcPr>
+          <w:tcPr/>
           <w:p>
             <w:pPr>
               <w:pStyle w:val="Compact"/>
@@ -3151,14 +3384,7 @@
           </w:p>
         </w:tc>
         <w:tc>
-          <w:tcPr>
-            <w:tcBorders>
-              <w:top w:val="single" w:sz="4" w:space="0" w:color="000000"/>
-              <w:left w:val="single" w:sz="4" w:space="0" w:color="000000"/>
-              <w:bottom w:val="single" w:sz="4" w:space="0" w:color="000000"/>
-              <w:right w:val="single" w:sz="4" w:space="0" w:color="000000"/>
-            </w:tcBorders>
-          </w:tcPr>
+          <w:tcPr/>
           <w:p>
             <w:pPr>
               <w:pStyle w:val="Compact"/>
@@ -3169,14 +3395,7 @@
           </w:p>
         </w:tc>
         <w:tc>
-          <w:tcPr>
-            <w:tcBorders>
-              <w:top w:val="single" w:sz="4" w:space="0" w:color="000000"/>
-              <w:left w:val="single" w:sz="4" w:space="0" w:color="000000"/>
-              <w:bottom w:val="single" w:sz="4" w:space="0" w:color="000000"/>
-              <w:right w:val="single" w:sz="4" w:space="0" w:color="000000"/>
-            </w:tcBorders>
-          </w:tcPr>
+          <w:tcPr/>
           <w:p>
             <w:pPr>
               <w:pStyle w:val="Compact"/>
@@ -3187,14 +3406,7 @@
           </w:p>
         </w:tc>
         <w:tc>
-          <w:tcPr>
-            <w:tcBorders>
-              <w:top w:val="single" w:sz="4" w:space="0" w:color="000000"/>
-              <w:left w:val="single" w:sz="4" w:space="0" w:color="000000"/>
-              <w:bottom w:val="single" w:sz="4" w:space="0" w:color="000000"/>
-              <w:right w:val="single" w:sz="4" w:space="0" w:color="000000"/>
-            </w:tcBorders>
-          </w:tcPr>
+          <w:tcPr/>
           <w:p>
             <w:pPr>
               <w:pStyle w:val="Compact"/>
@@ -3205,14 +3417,7 @@
           </w:p>
         </w:tc>
         <w:tc>
-          <w:tcPr>
-            <w:tcBorders>
-              <w:top w:val="single" w:sz="4" w:space="0" w:color="000000"/>
-              <w:left w:val="single" w:sz="4" w:space="0" w:color="000000"/>
-              <w:bottom w:val="single" w:sz="4" w:space="0" w:color="000000"/>
-              <w:right w:val="single" w:sz="4" w:space="0" w:color="000000"/>
-            </w:tcBorders>
-          </w:tcPr>
+          <w:tcPr/>
           <w:p>
             <w:pPr>
               <w:pStyle w:val="Compact"/>
@@ -3223,14 +3428,7 @@
           </w:p>
         </w:tc>
         <w:tc>
-          <w:tcPr>
-            <w:tcBorders>
-              <w:top w:val="single" w:sz="4" w:space="0" w:color="000000"/>
-              <w:left w:val="single" w:sz="4" w:space="0" w:color="000000"/>
-              <w:bottom w:val="single" w:sz="4" w:space="0" w:color="000000"/>
-              <w:right w:val="single" w:sz="4" w:space="0" w:color="000000"/>
-            </w:tcBorders>
-          </w:tcPr>
+          <w:tcPr/>
           <w:p>
             <w:pPr>
               <w:pStyle w:val="Compact"/>
@@ -3241,14 +3439,7 @@
           </w:p>
         </w:tc>
         <w:tc>
-          <w:tcPr>
-            <w:tcBorders>
-              <w:top w:val="single" w:sz="4" w:space="0" w:color="000000"/>
-              <w:left w:val="single" w:sz="4" w:space="0" w:color="000000"/>
-              <w:bottom w:val="single" w:sz="4" w:space="0" w:color="000000"/>
-              <w:right w:val="single" w:sz="4" w:space="0" w:color="000000"/>
-            </w:tcBorders>
-          </w:tcPr>
+          <w:tcPr/>
           <w:p>
             <w:pPr>
               <w:pStyle w:val="Compact"/>
@@ -3259,14 +3450,7 @@
           </w:p>
         </w:tc>
         <w:tc>
-          <w:tcPr>
-            <w:tcBorders>
-              <w:top w:val="single" w:sz="4" w:space="0" w:color="000000"/>
-              <w:left w:val="single" w:sz="4" w:space="0" w:color="000000"/>
-              <w:bottom w:val="single" w:sz="4" w:space="0" w:color="000000"/>
-              <w:right w:val="single" w:sz="4" w:space="0" w:color="000000"/>
-            </w:tcBorders>
-          </w:tcPr>
+          <w:tcPr/>
           <w:p>
             <w:pPr>
               <w:pStyle w:val="Compact"/>
@@ -3277,14 +3461,7 @@
           </w:p>
         </w:tc>
         <w:tc>
-          <w:tcPr>
-            <w:tcBorders>
-              <w:top w:val="single" w:sz="4" w:space="0" w:color="000000"/>
-              <w:left w:val="single" w:sz="4" w:space="0" w:color="000000"/>
-              <w:bottom w:val="single" w:sz="4" w:space="0" w:color="000000"/>
-              <w:right w:val="single" w:sz="4" w:space="0" w:color="000000"/>
-            </w:tcBorders>
-          </w:tcPr>
+          <w:tcPr/>
           <w:p>
             <w:pPr>
               <w:pStyle w:val="Compact"/>
@@ -3295,14 +3472,7 @@
           </w:p>
         </w:tc>
         <w:tc>
-          <w:tcPr>
-            <w:tcBorders>
-              <w:top w:val="single" w:sz="4" w:space="0" w:color="000000"/>
-              <w:left w:val="single" w:sz="4" w:space="0" w:color="000000"/>
-              <w:bottom w:val="single" w:sz="4" w:space="0" w:color="000000"/>
-              <w:right w:val="single" w:sz="4" w:space="0" w:color="000000"/>
-            </w:tcBorders>
-          </w:tcPr>
+          <w:tcPr/>
           <w:p>
             <w:pPr>
               <w:pStyle w:val="Compact"/>
@@ -3315,14 +3485,7 @@
       </w:tr>
       <w:tr>
         <w:tc>
-          <w:tcPr>
-            <w:tcBorders>
-              <w:top w:val="single" w:sz="4" w:space="0" w:color="000000"/>
-              <w:left w:val="single" w:sz="4" w:space="0" w:color="000000"/>
-              <w:bottom w:val="single" w:sz="4" w:space="0" w:color="000000"/>
-              <w:right w:val="single" w:sz="4" w:space="0" w:color="000000"/>
-            </w:tcBorders>
-          </w:tcPr>
+          <w:tcPr/>
           <w:p>
             <w:pPr>
               <w:pStyle w:val="Compact"/>
@@ -3333,14 +3496,7 @@
           </w:p>
         </w:tc>
         <w:tc>
-          <w:tcPr>
-            <w:tcBorders>
-              <w:top w:val="single" w:sz="4" w:space="0" w:color="000000"/>
-              <w:left w:val="single" w:sz="4" w:space="0" w:color="000000"/>
-              <w:bottom w:val="single" w:sz="4" w:space="0" w:color="000000"/>
-              <w:right w:val="single" w:sz="4" w:space="0" w:color="000000"/>
-            </w:tcBorders>
-          </w:tcPr>
+          <w:tcPr/>
           <w:p>
             <w:pPr>
               <w:pStyle w:val="Compact"/>
@@ -3351,14 +3507,7 @@
           </w:p>
         </w:tc>
         <w:tc>
-          <w:tcPr>
-            <w:tcBorders>
-              <w:top w:val="single" w:sz="4" w:space="0" w:color="000000"/>
-              <w:left w:val="single" w:sz="4" w:space="0" w:color="000000"/>
-              <w:bottom w:val="single" w:sz="4" w:space="0" w:color="000000"/>
-              <w:right w:val="single" w:sz="4" w:space="0" w:color="000000"/>
-            </w:tcBorders>
-          </w:tcPr>
+          <w:tcPr/>
           <w:p>
             <w:pPr>
               <w:pStyle w:val="Compact"/>
@@ -3369,14 +3518,7 @@
           </w:p>
         </w:tc>
         <w:tc>
-          <w:tcPr>
-            <w:tcBorders>
-              <w:top w:val="single" w:sz="4" w:space="0" w:color="000000"/>
-              <w:left w:val="single" w:sz="4" w:space="0" w:color="000000"/>
-              <w:bottom w:val="single" w:sz="4" w:space="0" w:color="000000"/>
-              <w:right w:val="single" w:sz="4" w:space="0" w:color="000000"/>
-            </w:tcBorders>
-          </w:tcPr>
+          <w:tcPr/>
           <w:p>
             <w:pPr>
               <w:pStyle w:val="Compact"/>
@@ -3387,14 +3529,7 @@
           </w:p>
         </w:tc>
         <w:tc>
-          <w:tcPr>
-            <w:tcBorders>
-              <w:top w:val="single" w:sz="4" w:space="0" w:color="000000"/>
-              <w:left w:val="single" w:sz="4" w:space="0" w:color="000000"/>
-              <w:bottom w:val="single" w:sz="4" w:space="0" w:color="000000"/>
-              <w:right w:val="single" w:sz="4" w:space="0" w:color="000000"/>
-            </w:tcBorders>
-          </w:tcPr>
+          <w:tcPr/>
           <w:p>
             <w:pPr>
               <w:pStyle w:val="Compact"/>
@@ -3405,14 +3540,7 @@
           </w:p>
         </w:tc>
         <w:tc>
-          <w:tcPr>
-            <w:tcBorders>
-              <w:top w:val="single" w:sz="4" w:space="0" w:color="000000"/>
-              <w:left w:val="single" w:sz="4" w:space="0" w:color="000000"/>
-              <w:bottom w:val="single" w:sz="4" w:space="0" w:color="000000"/>
-              <w:right w:val="single" w:sz="4" w:space="0" w:color="000000"/>
-            </w:tcBorders>
-          </w:tcPr>
+          <w:tcPr/>
           <w:p>
             <w:pPr>
               <w:pStyle w:val="Compact"/>
@@ -3423,14 +3551,7 @@
           </w:p>
         </w:tc>
         <w:tc>
-          <w:tcPr>
-            <w:tcBorders>
-              <w:top w:val="single" w:sz="4" w:space="0" w:color="000000"/>
-              <w:left w:val="single" w:sz="4" w:space="0" w:color="000000"/>
-              <w:bottom w:val="single" w:sz="4" w:space="0" w:color="000000"/>
-              <w:right w:val="single" w:sz="4" w:space="0" w:color="000000"/>
-            </w:tcBorders>
-          </w:tcPr>
+          <w:tcPr/>
           <w:p>
             <w:pPr>
               <w:pStyle w:val="Compact"/>
@@ -3441,14 +3562,7 @@
           </w:p>
         </w:tc>
         <w:tc>
-          <w:tcPr>
-            <w:tcBorders>
-              <w:top w:val="single" w:sz="4" w:space="0" w:color="000000"/>
-              <w:left w:val="single" w:sz="4" w:space="0" w:color="000000"/>
-              <w:bottom w:val="single" w:sz="4" w:space="0" w:color="000000"/>
-              <w:right w:val="single" w:sz="4" w:space="0" w:color="000000"/>
-            </w:tcBorders>
-          </w:tcPr>
+          <w:tcPr/>
           <w:p>
             <w:pPr>
               <w:pStyle w:val="Compact"/>
@@ -3459,14 +3573,7 @@
           </w:p>
         </w:tc>
         <w:tc>
-          <w:tcPr>
-            <w:tcBorders>
-              <w:top w:val="single" w:sz="4" w:space="0" w:color="000000"/>
-              <w:left w:val="single" w:sz="4" w:space="0" w:color="000000"/>
-              <w:bottom w:val="single" w:sz="4" w:space="0" w:color="000000"/>
-              <w:right w:val="single" w:sz="4" w:space="0" w:color="000000"/>
-            </w:tcBorders>
-          </w:tcPr>
+          <w:tcPr/>
           <w:p>
             <w:pPr>
               <w:pStyle w:val="Compact"/>
@@ -3477,14 +3584,7 @@
           </w:p>
         </w:tc>
         <w:tc>
-          <w:tcPr>
-            <w:tcBorders>
-              <w:top w:val="single" w:sz="4" w:space="0" w:color="000000"/>
-              <w:left w:val="single" w:sz="4" w:space="0" w:color="000000"/>
-              <w:bottom w:val="single" w:sz="4" w:space="0" w:color="000000"/>
-              <w:right w:val="single" w:sz="4" w:space="0" w:color="000000"/>
-            </w:tcBorders>
-          </w:tcPr>
+          <w:tcPr/>
           <w:p>
             <w:pPr>
               <w:pStyle w:val="Compact"/>
@@ -3497,14 +3597,7 @@
       </w:tr>
       <w:tr>
         <w:tc>
-          <w:tcPr>
-            <w:tcBorders>
-              <w:top w:val="single" w:sz="4" w:space="0" w:color="000000"/>
-              <w:left w:val="single" w:sz="4" w:space="0" w:color="000000"/>
-              <w:bottom w:val="single" w:sz="4" w:space="0" w:color="000000"/>
-              <w:right w:val="single" w:sz="4" w:space="0" w:color="000000"/>
-            </w:tcBorders>
-          </w:tcPr>
+          <w:tcPr/>
           <w:p>
             <w:pPr>
               <w:pStyle w:val="Compact"/>
@@ -3519,44 +3612,23 @@
           </w:p>
         </w:tc>
         <w:tc>
-          <w:tcPr>
-            <w:tcBorders>
-              <w:top w:val="single" w:sz="4" w:space="0" w:color="000000"/>
-              <w:left w:val="single" w:sz="4" w:space="0" w:color="000000"/>
-              <w:bottom w:val="single" w:sz="4" w:space="0" w:color="000000"/>
-              <w:right w:val="single" w:sz="4" w:space="0" w:color="000000"/>
-            </w:tcBorders>
-          </w:tcPr>
-          <w:p>
-            <w:pPr>
-              <w:pStyle w:val="Compact"/>
-            </w:pPr>
-          </w:p>
-        </w:tc>
-        <w:tc>
-          <w:tcPr>
-            <w:tcBorders>
-              <w:top w:val="single" w:sz="4" w:space="0" w:color="000000"/>
-              <w:left w:val="single" w:sz="4" w:space="0" w:color="000000"/>
-              <w:bottom w:val="single" w:sz="4" w:space="0" w:color="000000"/>
-              <w:right w:val="single" w:sz="4" w:space="0" w:color="000000"/>
-            </w:tcBorders>
-          </w:tcPr>
-          <w:p>
-            <w:pPr>
-              <w:pStyle w:val="Compact"/>
-            </w:pPr>
-          </w:p>
-        </w:tc>
-        <w:tc>
-          <w:tcPr>
-            <w:tcBorders>
-              <w:top w:val="single" w:sz="4" w:space="0" w:color="000000"/>
-              <w:left w:val="single" w:sz="4" w:space="0" w:color="000000"/>
-              <w:bottom w:val="single" w:sz="4" w:space="0" w:color="000000"/>
-              <w:right w:val="single" w:sz="4" w:space="0" w:color="000000"/>
-            </w:tcBorders>
-          </w:tcPr>
+          <w:tcPr/>
+          <w:p>
+            <w:pPr>
+              <w:pStyle w:val="Compact"/>
+            </w:pPr>
+          </w:p>
+        </w:tc>
+        <w:tc>
+          <w:tcPr/>
+          <w:p>
+            <w:pPr>
+              <w:pStyle w:val="Compact"/>
+            </w:pPr>
+          </w:p>
+        </w:tc>
+        <w:tc>
+          <w:tcPr/>
           <w:p>
             <w:pPr>
               <w:pStyle w:val="Compact"/>
@@ -3571,14 +3643,7 @@
           </w:p>
         </w:tc>
         <w:tc>
-          <w:tcPr>
-            <w:tcBorders>
-              <w:top w:val="single" w:sz="4" w:space="0" w:color="000000"/>
-              <w:left w:val="single" w:sz="4" w:space="0" w:color="000000"/>
-              <w:bottom w:val="single" w:sz="4" w:space="0" w:color="000000"/>
-              <w:right w:val="single" w:sz="4" w:space="0" w:color="000000"/>
-            </w:tcBorders>
-          </w:tcPr>
+          <w:tcPr/>
           <w:p>
             <w:pPr>
               <w:pStyle w:val="Compact"/>
@@ -3593,14 +3658,7 @@
           </w:p>
         </w:tc>
         <w:tc>
-          <w:tcPr>
-            <w:tcBorders>
-              <w:top w:val="single" w:sz="4" w:space="0" w:color="000000"/>
-              <w:left w:val="single" w:sz="4" w:space="0" w:color="000000"/>
-              <w:bottom w:val="single" w:sz="4" w:space="0" w:color="000000"/>
-              <w:right w:val="single" w:sz="4" w:space="0" w:color="000000"/>
-            </w:tcBorders>
-          </w:tcPr>
+          <w:tcPr/>
           <w:p>
             <w:pPr>
               <w:pStyle w:val="Compact"/>
@@ -3615,14 +3673,7 @@
           </w:p>
         </w:tc>
         <w:tc>
-          <w:tcPr>
-            <w:tcBorders>
-              <w:top w:val="single" w:sz="4" w:space="0" w:color="000000"/>
-              <w:left w:val="single" w:sz="4" w:space="0" w:color="000000"/>
-              <w:bottom w:val="single" w:sz="4" w:space="0" w:color="000000"/>
-              <w:right w:val="single" w:sz="4" w:space="0" w:color="000000"/>
-            </w:tcBorders>
-          </w:tcPr>
+          <w:tcPr/>
           <w:p>
             <w:pPr>
               <w:pStyle w:val="Compact"/>
@@ -3637,44 +3688,23 @@
           </w:p>
         </w:tc>
         <w:tc>
-          <w:tcPr>
-            <w:tcBorders>
-              <w:top w:val="single" w:sz="4" w:space="0" w:color="000000"/>
-              <w:left w:val="single" w:sz="4" w:space="0" w:color="000000"/>
-              <w:bottom w:val="single" w:sz="4" w:space="0" w:color="000000"/>
-              <w:right w:val="single" w:sz="4" w:space="0" w:color="000000"/>
-            </w:tcBorders>
-          </w:tcPr>
-          <w:p>
-            <w:pPr>
-              <w:pStyle w:val="Compact"/>
-            </w:pPr>
-          </w:p>
-        </w:tc>
-        <w:tc>
-          <w:tcPr>
-            <w:tcBorders>
-              <w:top w:val="single" w:sz="4" w:space="0" w:color="000000"/>
-              <w:left w:val="single" w:sz="4" w:space="0" w:color="000000"/>
-              <w:bottom w:val="single" w:sz="4" w:space="0" w:color="000000"/>
-              <w:right w:val="single" w:sz="4" w:space="0" w:color="000000"/>
-            </w:tcBorders>
-          </w:tcPr>
-          <w:p>
-            <w:pPr>
-              <w:pStyle w:val="Compact"/>
-            </w:pPr>
-          </w:p>
-        </w:tc>
-        <w:tc>
-          <w:tcPr>
-            <w:tcBorders>
-              <w:top w:val="single" w:sz="4" w:space="0" w:color="000000"/>
-              <w:left w:val="single" w:sz="4" w:space="0" w:color="000000"/>
-              <w:bottom w:val="single" w:sz="4" w:space="0" w:color="000000"/>
-              <w:right w:val="single" w:sz="4" w:space="0" w:color="000000"/>
-            </w:tcBorders>
-          </w:tcPr>
+          <w:tcPr/>
+          <w:p>
+            <w:pPr>
+              <w:pStyle w:val="Compact"/>
+            </w:pPr>
+          </w:p>
+        </w:tc>
+        <w:tc>
+          <w:tcPr/>
+          <w:p>
+            <w:pPr>
+              <w:pStyle w:val="Compact"/>
+            </w:pPr>
+          </w:p>
+        </w:tc>
+        <w:tc>
+          <w:tcPr/>
           <w:p>
             <w:pPr>
               <w:pStyle w:val="Compact"/>
@@ -3755,14 +3785,7 @@
           <w:tblHeader w:val="on"/>
         </w:trPr>
         <w:tc>
-          <w:tcPr>
-            <w:tcBorders>
-              <w:top w:val="single" w:sz="4" w:space="0" w:color="000000"/>
-              <w:left w:val="single" w:sz="4" w:space="0" w:color="000000"/>
-              <w:bottom w:val="single" w:sz="4" w:space="0" w:color="000000"/>
-              <w:right w:val="single" w:sz="4" w:space="0" w:color="000000"/>
-            </w:tcBorders>
-          </w:tcPr>
+          <w:tcPr/>
           <w:p>
             <w:pPr>
               <w:pStyle w:val="Compact"/>
@@ -3773,14 +3796,7 @@
           </w:p>
         </w:tc>
         <w:tc>
-          <w:tcPr>
-            <w:tcBorders>
-              <w:top w:val="single" w:sz="4" w:space="0" w:color="000000"/>
-              <w:left w:val="single" w:sz="4" w:space="0" w:color="000000"/>
-              <w:bottom w:val="single" w:sz="4" w:space="0" w:color="000000"/>
-              <w:right w:val="single" w:sz="4" w:space="0" w:color="000000"/>
-            </w:tcBorders>
-          </w:tcPr>
+          <w:tcPr/>
           <w:p>
             <w:pPr>
               <w:pStyle w:val="Compact"/>
@@ -3791,14 +3807,7 @@
           </w:p>
         </w:tc>
         <w:tc>
-          <w:tcPr>
-            <w:tcBorders>
-              <w:top w:val="single" w:sz="4" w:space="0" w:color="000000"/>
-              <w:left w:val="single" w:sz="4" w:space="0" w:color="000000"/>
-              <w:bottom w:val="single" w:sz="4" w:space="0" w:color="000000"/>
-              <w:right w:val="single" w:sz="4" w:space="0" w:color="000000"/>
-            </w:tcBorders>
-          </w:tcPr>
+          <w:tcPr/>
           <w:p>
             <w:pPr>
               <w:pStyle w:val="Compact"/>
@@ -3809,14 +3818,7 @@
           </w:p>
         </w:tc>
         <w:tc>
-          <w:tcPr>
-            <w:tcBorders>
-              <w:top w:val="single" w:sz="4" w:space="0" w:color="000000"/>
-              <w:left w:val="single" w:sz="4" w:space="0" w:color="000000"/>
-              <w:bottom w:val="single" w:sz="4" w:space="0" w:color="000000"/>
-              <w:right w:val="single" w:sz="4" w:space="0" w:color="000000"/>
-            </w:tcBorders>
-          </w:tcPr>
+          <w:tcPr/>
           <w:p>
             <w:pPr>
               <w:pStyle w:val="Compact"/>
@@ -3827,14 +3829,7 @@
           </w:p>
         </w:tc>
         <w:tc>
-          <w:tcPr>
-            <w:tcBorders>
-              <w:top w:val="single" w:sz="4" w:space="0" w:color="000000"/>
-              <w:left w:val="single" w:sz="4" w:space="0" w:color="000000"/>
-              <w:bottom w:val="single" w:sz="4" w:space="0" w:color="000000"/>
-              <w:right w:val="single" w:sz="4" w:space="0" w:color="000000"/>
-            </w:tcBorders>
-          </w:tcPr>
+          <w:tcPr/>
           <w:p>
             <w:pPr>
               <w:pStyle w:val="Compact"/>
@@ -3845,14 +3840,7 @@
           </w:p>
         </w:tc>
         <w:tc>
-          <w:tcPr>
-            <w:tcBorders>
-              <w:top w:val="single" w:sz="4" w:space="0" w:color="000000"/>
-              <w:left w:val="single" w:sz="4" w:space="0" w:color="000000"/>
-              <w:bottom w:val="single" w:sz="4" w:space="0" w:color="000000"/>
-              <w:right w:val="single" w:sz="4" w:space="0" w:color="000000"/>
-            </w:tcBorders>
-          </w:tcPr>
+          <w:tcPr/>
           <w:p>
             <w:pPr>
               <w:pStyle w:val="Compact"/>
@@ -3863,14 +3851,7 @@
           </w:p>
         </w:tc>
         <w:tc>
-          <w:tcPr>
-            <w:tcBorders>
-              <w:top w:val="single" w:sz="4" w:space="0" w:color="000000"/>
-              <w:left w:val="single" w:sz="4" w:space="0" w:color="000000"/>
-              <w:bottom w:val="single" w:sz="4" w:space="0" w:color="000000"/>
-              <w:right w:val="single" w:sz="4" w:space="0" w:color="000000"/>
-            </w:tcBorders>
-          </w:tcPr>
+          <w:tcPr/>
           <w:p>
             <w:pPr>
               <w:pStyle w:val="Compact"/>
@@ -3881,14 +3862,7 @@
           </w:p>
         </w:tc>
         <w:tc>
-          <w:tcPr>
-            <w:tcBorders>
-              <w:top w:val="single" w:sz="4" w:space="0" w:color="000000"/>
-              <w:left w:val="single" w:sz="4" w:space="0" w:color="000000"/>
-              <w:bottom w:val="single" w:sz="4" w:space="0" w:color="000000"/>
-              <w:right w:val="single" w:sz="4" w:space="0" w:color="000000"/>
-            </w:tcBorders>
-          </w:tcPr>
+          <w:tcPr/>
           <w:p>
             <w:pPr>
               <w:pStyle w:val="Compact"/>
@@ -3901,14 +3875,7 @@
       </w:tr>
       <w:tr>
         <w:tc>
-          <w:tcPr>
-            <w:tcBorders>
-              <w:top w:val="single" w:sz="4" w:space="0" w:color="000000"/>
-              <w:left w:val="single" w:sz="4" w:space="0" w:color="000000"/>
-              <w:bottom w:val="single" w:sz="4" w:space="0" w:color="000000"/>
-              <w:right w:val="single" w:sz="4" w:space="0" w:color="000000"/>
-            </w:tcBorders>
-          </w:tcPr>
+          <w:tcPr/>
           <w:p>
             <w:pPr>
               <w:pStyle w:val="Compact"/>
@@ -3919,14 +3886,7 @@
           </w:p>
         </w:tc>
         <w:tc>
-          <w:tcPr>
-            <w:tcBorders>
-              <w:top w:val="single" w:sz="4" w:space="0" w:color="000000"/>
-              <w:left w:val="single" w:sz="4" w:space="0" w:color="000000"/>
-              <w:bottom w:val="single" w:sz="4" w:space="0" w:color="000000"/>
-              <w:right w:val="single" w:sz="4" w:space="0" w:color="000000"/>
-            </w:tcBorders>
-          </w:tcPr>
+          <w:tcPr/>
           <w:p>
             <w:pPr>
               <w:pStyle w:val="Compact"/>
@@ -3937,14 +3897,7 @@
           </w:p>
         </w:tc>
         <w:tc>
-          <w:tcPr>
-            <w:tcBorders>
-              <w:top w:val="single" w:sz="4" w:space="0" w:color="000000"/>
-              <w:left w:val="single" w:sz="4" w:space="0" w:color="000000"/>
-              <w:bottom w:val="single" w:sz="4" w:space="0" w:color="000000"/>
-              <w:right w:val="single" w:sz="4" w:space="0" w:color="000000"/>
-            </w:tcBorders>
-          </w:tcPr>
+          <w:tcPr/>
           <w:p>
             <w:pPr>
               <w:pStyle w:val="Compact"/>
@@ -3955,14 +3908,7 @@
           </w:p>
         </w:tc>
         <w:tc>
-          <w:tcPr>
-            <w:tcBorders>
-              <w:top w:val="single" w:sz="4" w:space="0" w:color="000000"/>
-              <w:left w:val="single" w:sz="4" w:space="0" w:color="000000"/>
-              <w:bottom w:val="single" w:sz="4" w:space="0" w:color="000000"/>
-              <w:right w:val="single" w:sz="4" w:space="0" w:color="000000"/>
-            </w:tcBorders>
-          </w:tcPr>
+          <w:tcPr/>
           <w:p>
             <w:pPr>
               <w:pStyle w:val="Compact"/>
@@ -3973,14 +3919,7 @@
           </w:p>
         </w:tc>
         <w:tc>
-          <w:tcPr>
-            <w:tcBorders>
-              <w:top w:val="single" w:sz="4" w:space="0" w:color="000000"/>
-              <w:left w:val="single" w:sz="4" w:space="0" w:color="000000"/>
-              <w:bottom w:val="single" w:sz="4" w:space="0" w:color="000000"/>
-              <w:right w:val="single" w:sz="4" w:space="0" w:color="000000"/>
-            </w:tcBorders>
-          </w:tcPr>
+          <w:tcPr/>
           <w:p>
             <w:pPr>
               <w:pStyle w:val="Compact"/>
@@ -3991,14 +3930,7 @@
           </w:p>
         </w:tc>
         <w:tc>
-          <w:tcPr>
-            <w:tcBorders>
-              <w:top w:val="single" w:sz="4" w:space="0" w:color="000000"/>
-              <w:left w:val="single" w:sz="4" w:space="0" w:color="000000"/>
-              <w:bottom w:val="single" w:sz="4" w:space="0" w:color="000000"/>
-              <w:right w:val="single" w:sz="4" w:space="0" w:color="000000"/>
-            </w:tcBorders>
-          </w:tcPr>
+          <w:tcPr/>
           <w:p>
             <w:pPr>
               <w:pStyle w:val="Compact"/>
@@ -4009,14 +3941,7 @@
           </w:p>
         </w:tc>
         <w:tc>
-          <w:tcPr>
-            <w:tcBorders>
-              <w:top w:val="single" w:sz="4" w:space="0" w:color="000000"/>
-              <w:left w:val="single" w:sz="4" w:space="0" w:color="000000"/>
-              <w:bottom w:val="single" w:sz="4" w:space="0" w:color="000000"/>
-              <w:right w:val="single" w:sz="4" w:space="0" w:color="000000"/>
-            </w:tcBorders>
-          </w:tcPr>
+          <w:tcPr/>
           <w:p>
             <w:pPr>
               <w:pStyle w:val="Compact"/>
@@ -4027,14 +3952,7 @@
           </w:p>
         </w:tc>
         <w:tc>
-          <w:tcPr>
-            <w:tcBorders>
-              <w:top w:val="single" w:sz="4" w:space="0" w:color="000000"/>
-              <w:left w:val="single" w:sz="4" w:space="0" w:color="000000"/>
-              <w:bottom w:val="single" w:sz="4" w:space="0" w:color="000000"/>
-              <w:right w:val="single" w:sz="4" w:space="0" w:color="000000"/>
-            </w:tcBorders>
-          </w:tcPr>
+          <w:tcPr/>
           <w:p>
             <w:pPr>
               <w:pStyle w:val="Compact"/>
@@ -4047,14 +3965,7 @@
       </w:tr>
       <w:tr>
         <w:tc>
-          <w:tcPr>
-            <w:tcBorders>
-              <w:top w:val="single" w:sz="4" w:space="0" w:color="000000"/>
-              <w:left w:val="single" w:sz="4" w:space="0" w:color="000000"/>
-              <w:bottom w:val="single" w:sz="4" w:space="0" w:color="000000"/>
-              <w:right w:val="single" w:sz="4" w:space="0" w:color="000000"/>
-            </w:tcBorders>
-          </w:tcPr>
+          <w:tcPr/>
           <w:p>
             <w:pPr>
               <w:pStyle w:val="Compact"/>
@@ -4065,14 +3976,7 @@
           </w:p>
         </w:tc>
         <w:tc>
-          <w:tcPr>
-            <w:tcBorders>
-              <w:top w:val="single" w:sz="4" w:space="0" w:color="000000"/>
-              <w:left w:val="single" w:sz="4" w:space="0" w:color="000000"/>
-              <w:bottom w:val="single" w:sz="4" w:space="0" w:color="000000"/>
-              <w:right w:val="single" w:sz="4" w:space="0" w:color="000000"/>
-            </w:tcBorders>
-          </w:tcPr>
+          <w:tcPr/>
           <w:p>
             <w:pPr>
               <w:pStyle w:val="Compact"/>
@@ -4083,14 +3987,7 @@
           </w:p>
         </w:tc>
         <w:tc>
-          <w:tcPr>
-            <w:tcBorders>
-              <w:top w:val="single" w:sz="4" w:space="0" w:color="000000"/>
-              <w:left w:val="single" w:sz="4" w:space="0" w:color="000000"/>
-              <w:bottom w:val="single" w:sz="4" w:space="0" w:color="000000"/>
-              <w:right w:val="single" w:sz="4" w:space="0" w:color="000000"/>
-            </w:tcBorders>
-          </w:tcPr>
+          <w:tcPr/>
           <w:p>
             <w:pPr>
               <w:pStyle w:val="Compact"/>
@@ -4101,14 +3998,7 @@
           </w:p>
         </w:tc>
         <w:tc>
-          <w:tcPr>
-            <w:tcBorders>
-              <w:top w:val="single" w:sz="4" w:space="0" w:color="000000"/>
-              <w:left w:val="single" w:sz="4" w:space="0" w:color="000000"/>
-              <w:bottom w:val="single" w:sz="4" w:space="0" w:color="000000"/>
-              <w:right w:val="single" w:sz="4" w:space="0" w:color="000000"/>
-            </w:tcBorders>
-          </w:tcPr>
+          <w:tcPr/>
           <w:p>
             <w:pPr>
               <w:pStyle w:val="Compact"/>
@@ -4119,32 +4009,18 @@
           </w:p>
         </w:tc>
         <w:tc>
-          <w:tcPr>
-            <w:tcBorders>
-              <w:top w:val="single" w:sz="4" w:space="0" w:color="000000"/>
-              <w:left w:val="single" w:sz="4" w:space="0" w:color="000000"/>
-              <w:bottom w:val="single" w:sz="4" w:space="0" w:color="000000"/>
-              <w:right w:val="single" w:sz="4" w:space="0" w:color="000000"/>
-            </w:tcBorders>
-          </w:tcPr>
-          <w:p>
-            <w:pPr>
-              <w:pStyle w:val="Compact"/>
-            </w:pPr>
-            <w:r>
-              <w:t xml:space="preserve">[0.52–0.76]</w:t>
-            </w:r>
-          </w:p>
-        </w:tc>
-        <w:tc>
-          <w:tcPr>
-            <w:tcBorders>
-              <w:top w:val="single" w:sz="4" w:space="0" w:color="000000"/>
-              <w:left w:val="single" w:sz="4" w:space="0" w:color="000000"/>
-              <w:bottom w:val="single" w:sz="4" w:space="0" w:color="000000"/>
-              <w:right w:val="single" w:sz="4" w:space="0" w:color="000000"/>
-            </w:tcBorders>
-          </w:tcPr>
+          <w:tcPr/>
+          <w:p>
+            <w:pPr>
+              <w:pStyle w:val="Compact"/>
+            </w:pPr>
+            <w:r>
+              <w:t xml:space="preserve">[0.52–0.75]</w:t>
+            </w:r>
+          </w:p>
+        </w:tc>
+        <w:tc>
+          <w:tcPr/>
           <w:p>
             <w:pPr>
               <w:pStyle w:val="Compact"/>
@@ -4155,14 +4031,7 @@
           </w:p>
         </w:tc>
         <w:tc>
-          <w:tcPr>
-            <w:tcBorders>
-              <w:top w:val="single" w:sz="4" w:space="0" w:color="000000"/>
-              <w:left w:val="single" w:sz="4" w:space="0" w:color="000000"/>
-              <w:bottom w:val="single" w:sz="4" w:space="0" w:color="000000"/>
-              <w:right w:val="single" w:sz="4" w:space="0" w:color="000000"/>
-            </w:tcBorders>
-          </w:tcPr>
+          <w:tcPr/>
           <w:p>
             <w:pPr>
               <w:pStyle w:val="Compact"/>
@@ -4173,14 +4042,7 @@
           </w:p>
         </w:tc>
         <w:tc>
-          <w:tcPr>
-            <w:tcBorders>
-              <w:top w:val="single" w:sz="4" w:space="0" w:color="000000"/>
-              <w:left w:val="single" w:sz="4" w:space="0" w:color="000000"/>
-              <w:bottom w:val="single" w:sz="4" w:space="0" w:color="000000"/>
-              <w:right w:val="single" w:sz="4" w:space="0" w:color="000000"/>
-            </w:tcBorders>
-          </w:tcPr>
+          <w:tcPr/>
           <w:p>
             <w:pPr>
               <w:pStyle w:val="Compact"/>
@@ -4193,14 +4055,7 @@
       </w:tr>
       <w:tr>
         <w:tc>
-          <w:tcPr>
-            <w:tcBorders>
-              <w:top w:val="single" w:sz="4" w:space="0" w:color="000000"/>
-              <w:left w:val="single" w:sz="4" w:space="0" w:color="000000"/>
-              <w:bottom w:val="single" w:sz="4" w:space="0" w:color="000000"/>
-              <w:right w:val="single" w:sz="4" w:space="0" w:color="000000"/>
-            </w:tcBorders>
-          </w:tcPr>
+          <w:tcPr/>
           <w:p>
             <w:pPr>
               <w:pStyle w:val="Compact"/>
@@ -4211,14 +4066,7 @@
           </w:p>
         </w:tc>
         <w:tc>
-          <w:tcPr>
-            <w:tcBorders>
-              <w:top w:val="single" w:sz="4" w:space="0" w:color="000000"/>
-              <w:left w:val="single" w:sz="4" w:space="0" w:color="000000"/>
-              <w:bottom w:val="single" w:sz="4" w:space="0" w:color="000000"/>
-              <w:right w:val="single" w:sz="4" w:space="0" w:color="000000"/>
-            </w:tcBorders>
-          </w:tcPr>
+          <w:tcPr/>
           <w:p>
             <w:pPr>
               <w:pStyle w:val="Compact"/>
@@ -4229,14 +4077,7 @@
           </w:p>
         </w:tc>
         <w:tc>
-          <w:tcPr>
-            <w:tcBorders>
-              <w:top w:val="single" w:sz="4" w:space="0" w:color="000000"/>
-              <w:left w:val="single" w:sz="4" w:space="0" w:color="000000"/>
-              <w:bottom w:val="single" w:sz="4" w:space="0" w:color="000000"/>
-              <w:right w:val="single" w:sz="4" w:space="0" w:color="000000"/>
-            </w:tcBorders>
-          </w:tcPr>
+          <w:tcPr/>
           <w:p>
             <w:pPr>
               <w:pStyle w:val="Compact"/>
@@ -4247,14 +4088,7 @@
           </w:p>
         </w:tc>
         <w:tc>
-          <w:tcPr>
-            <w:tcBorders>
-              <w:top w:val="single" w:sz="4" w:space="0" w:color="000000"/>
-              <w:left w:val="single" w:sz="4" w:space="0" w:color="000000"/>
-              <w:bottom w:val="single" w:sz="4" w:space="0" w:color="000000"/>
-              <w:right w:val="single" w:sz="4" w:space="0" w:color="000000"/>
-            </w:tcBorders>
-          </w:tcPr>
+          <w:tcPr/>
           <w:p>
             <w:pPr>
               <w:pStyle w:val="Compact"/>
@@ -4265,14 +4099,7 @@
           </w:p>
         </w:tc>
         <w:tc>
-          <w:tcPr>
-            <w:tcBorders>
-              <w:top w:val="single" w:sz="4" w:space="0" w:color="000000"/>
-              <w:left w:val="single" w:sz="4" w:space="0" w:color="000000"/>
-              <w:bottom w:val="single" w:sz="4" w:space="0" w:color="000000"/>
-              <w:right w:val="single" w:sz="4" w:space="0" w:color="000000"/>
-            </w:tcBorders>
-          </w:tcPr>
+          <w:tcPr/>
           <w:p>
             <w:pPr>
               <w:pStyle w:val="Compact"/>
@@ -4283,14 +4110,7 @@
           </w:p>
         </w:tc>
         <w:tc>
-          <w:tcPr>
-            <w:tcBorders>
-              <w:top w:val="single" w:sz="4" w:space="0" w:color="000000"/>
-              <w:left w:val="single" w:sz="4" w:space="0" w:color="000000"/>
-              <w:bottom w:val="single" w:sz="4" w:space="0" w:color="000000"/>
-              <w:right w:val="single" w:sz="4" w:space="0" w:color="000000"/>
-            </w:tcBorders>
-          </w:tcPr>
+          <w:tcPr/>
           <w:p>
             <w:pPr>
               <w:pStyle w:val="Compact"/>
@@ -4301,14 +4121,7 @@
           </w:p>
         </w:tc>
         <w:tc>
-          <w:tcPr>
-            <w:tcBorders>
-              <w:top w:val="single" w:sz="4" w:space="0" w:color="000000"/>
-              <w:left w:val="single" w:sz="4" w:space="0" w:color="000000"/>
-              <w:bottom w:val="single" w:sz="4" w:space="0" w:color="000000"/>
-              <w:right w:val="single" w:sz="4" w:space="0" w:color="000000"/>
-            </w:tcBorders>
-          </w:tcPr>
+          <w:tcPr/>
           <w:p>
             <w:pPr>
               <w:pStyle w:val="Compact"/>
@@ -4319,14 +4132,7 @@
           </w:p>
         </w:tc>
         <w:tc>
-          <w:tcPr>
-            <w:tcBorders>
-              <w:top w:val="single" w:sz="4" w:space="0" w:color="000000"/>
-              <w:left w:val="single" w:sz="4" w:space="0" w:color="000000"/>
-              <w:bottom w:val="single" w:sz="4" w:space="0" w:color="000000"/>
-              <w:right w:val="single" w:sz="4" w:space="0" w:color="000000"/>
-            </w:tcBorders>
-          </w:tcPr>
+          <w:tcPr/>
           <w:p>
             <w:pPr>
               <w:pStyle w:val="Compact"/>
@@ -4339,14 +4145,7 @@
       </w:tr>
       <w:tr>
         <w:tc>
-          <w:tcPr>
-            <w:tcBorders>
-              <w:top w:val="single" w:sz="4" w:space="0" w:color="000000"/>
-              <w:left w:val="single" w:sz="4" w:space="0" w:color="000000"/>
-              <w:bottom w:val="single" w:sz="4" w:space="0" w:color="000000"/>
-              <w:right w:val="single" w:sz="4" w:space="0" w:color="000000"/>
-            </w:tcBorders>
-          </w:tcPr>
+          <w:tcPr/>
           <w:p>
             <w:pPr>
               <w:pStyle w:val="Compact"/>
@@ -4357,14 +4156,7 @@
           </w:p>
         </w:tc>
         <w:tc>
-          <w:tcPr>
-            <w:tcBorders>
-              <w:top w:val="single" w:sz="4" w:space="0" w:color="000000"/>
-              <w:left w:val="single" w:sz="4" w:space="0" w:color="000000"/>
-              <w:bottom w:val="single" w:sz="4" w:space="0" w:color="000000"/>
-              <w:right w:val="single" w:sz="4" w:space="0" w:color="000000"/>
-            </w:tcBorders>
-          </w:tcPr>
+          <w:tcPr/>
           <w:p>
             <w:pPr>
               <w:pStyle w:val="Compact"/>
@@ -4375,14 +4167,7 @@
           </w:p>
         </w:tc>
         <w:tc>
-          <w:tcPr>
-            <w:tcBorders>
-              <w:top w:val="single" w:sz="4" w:space="0" w:color="000000"/>
-              <w:left w:val="single" w:sz="4" w:space="0" w:color="000000"/>
-              <w:bottom w:val="single" w:sz="4" w:space="0" w:color="000000"/>
-              <w:right w:val="single" w:sz="4" w:space="0" w:color="000000"/>
-            </w:tcBorders>
-          </w:tcPr>
+          <w:tcPr/>
           <w:p>
             <w:pPr>
               <w:pStyle w:val="Compact"/>
@@ -4393,14 +4178,7 @@
           </w:p>
         </w:tc>
         <w:tc>
-          <w:tcPr>
-            <w:tcBorders>
-              <w:top w:val="single" w:sz="4" w:space="0" w:color="000000"/>
-              <w:left w:val="single" w:sz="4" w:space="0" w:color="000000"/>
-              <w:bottom w:val="single" w:sz="4" w:space="0" w:color="000000"/>
-              <w:right w:val="single" w:sz="4" w:space="0" w:color="000000"/>
-            </w:tcBorders>
-          </w:tcPr>
+          <w:tcPr/>
           <w:p>
             <w:pPr>
               <w:pStyle w:val="Compact"/>
@@ -4411,32 +4189,18 @@
           </w:p>
         </w:tc>
         <w:tc>
-          <w:tcPr>
-            <w:tcBorders>
-              <w:top w:val="single" w:sz="4" w:space="0" w:color="000000"/>
-              <w:left w:val="single" w:sz="4" w:space="0" w:color="000000"/>
-              <w:bottom w:val="single" w:sz="4" w:space="0" w:color="000000"/>
-              <w:right w:val="single" w:sz="4" w:space="0" w:color="000000"/>
-            </w:tcBorders>
-          </w:tcPr>
-          <w:p>
-            <w:pPr>
-              <w:pStyle w:val="Compact"/>
-            </w:pPr>
-            <w:r>
-              <w:t xml:space="preserve">[0.81–0.91]</w:t>
-            </w:r>
-          </w:p>
-        </w:tc>
-        <w:tc>
-          <w:tcPr>
-            <w:tcBorders>
-              <w:top w:val="single" w:sz="4" w:space="0" w:color="000000"/>
-              <w:left w:val="single" w:sz="4" w:space="0" w:color="000000"/>
-              <w:bottom w:val="single" w:sz="4" w:space="0" w:color="000000"/>
-              <w:right w:val="single" w:sz="4" w:space="0" w:color="000000"/>
-            </w:tcBorders>
-          </w:tcPr>
+          <w:tcPr/>
+          <w:p>
+            <w:pPr>
+              <w:pStyle w:val="Compact"/>
+            </w:pPr>
+            <w:r>
+              <w:t xml:space="preserve">[0.80–0.91]</w:t>
+            </w:r>
+          </w:p>
+        </w:tc>
+        <w:tc>
+          <w:tcPr/>
           <w:p>
             <w:pPr>
               <w:pStyle w:val="Compact"/>
@@ -4447,14 +4211,7 @@
           </w:p>
         </w:tc>
         <w:tc>
-          <w:tcPr>
-            <w:tcBorders>
-              <w:top w:val="single" w:sz="4" w:space="0" w:color="000000"/>
-              <w:left w:val="single" w:sz="4" w:space="0" w:color="000000"/>
-              <w:bottom w:val="single" w:sz="4" w:space="0" w:color="000000"/>
-              <w:right w:val="single" w:sz="4" w:space="0" w:color="000000"/>
-            </w:tcBorders>
-          </w:tcPr>
+          <w:tcPr/>
           <w:p>
             <w:pPr>
               <w:pStyle w:val="Compact"/>
@@ -4465,14 +4222,7 @@
           </w:p>
         </w:tc>
         <w:tc>
-          <w:tcPr>
-            <w:tcBorders>
-              <w:top w:val="single" w:sz="4" w:space="0" w:color="000000"/>
-              <w:left w:val="single" w:sz="4" w:space="0" w:color="000000"/>
-              <w:bottom w:val="single" w:sz="4" w:space="0" w:color="000000"/>
-              <w:right w:val="single" w:sz="4" w:space="0" w:color="000000"/>
-            </w:tcBorders>
-          </w:tcPr>
+          <w:tcPr/>
           <w:p>
             <w:pPr>
               <w:pStyle w:val="Compact"/>
@@ -4485,14 +4235,7 @@
       </w:tr>
       <w:tr>
         <w:tc>
-          <w:tcPr>
-            <w:tcBorders>
-              <w:top w:val="single" w:sz="4" w:space="0" w:color="000000"/>
-              <w:left w:val="single" w:sz="4" w:space="0" w:color="000000"/>
-              <w:bottom w:val="single" w:sz="4" w:space="0" w:color="000000"/>
-              <w:right w:val="single" w:sz="4" w:space="0" w:color="000000"/>
-            </w:tcBorders>
-          </w:tcPr>
+          <w:tcPr/>
           <w:p>
             <w:pPr>
               <w:pStyle w:val="Compact"/>
@@ -4503,14 +4246,7 @@
           </w:p>
         </w:tc>
         <w:tc>
-          <w:tcPr>
-            <w:tcBorders>
-              <w:top w:val="single" w:sz="4" w:space="0" w:color="000000"/>
-              <w:left w:val="single" w:sz="4" w:space="0" w:color="000000"/>
-              <w:bottom w:val="single" w:sz="4" w:space="0" w:color="000000"/>
-              <w:right w:val="single" w:sz="4" w:space="0" w:color="000000"/>
-            </w:tcBorders>
-          </w:tcPr>
+          <w:tcPr/>
           <w:p>
             <w:pPr>
               <w:pStyle w:val="Compact"/>
@@ -4521,14 +4257,7 @@
           </w:p>
         </w:tc>
         <w:tc>
-          <w:tcPr>
-            <w:tcBorders>
-              <w:top w:val="single" w:sz="4" w:space="0" w:color="000000"/>
-              <w:left w:val="single" w:sz="4" w:space="0" w:color="000000"/>
-              <w:bottom w:val="single" w:sz="4" w:space="0" w:color="000000"/>
-              <w:right w:val="single" w:sz="4" w:space="0" w:color="000000"/>
-            </w:tcBorders>
-          </w:tcPr>
+          <w:tcPr/>
           <w:p>
             <w:pPr>
               <w:pStyle w:val="Compact"/>
@@ -4539,14 +4268,7 @@
           </w:p>
         </w:tc>
         <w:tc>
-          <w:tcPr>
-            <w:tcBorders>
-              <w:top w:val="single" w:sz="4" w:space="0" w:color="000000"/>
-              <w:left w:val="single" w:sz="4" w:space="0" w:color="000000"/>
-              <w:bottom w:val="single" w:sz="4" w:space="0" w:color="000000"/>
-              <w:right w:val="single" w:sz="4" w:space="0" w:color="000000"/>
-            </w:tcBorders>
-          </w:tcPr>
+          <w:tcPr/>
           <w:p>
             <w:pPr>
               <w:pStyle w:val="Compact"/>
@@ -4557,14 +4279,7 @@
           </w:p>
         </w:tc>
         <w:tc>
-          <w:tcPr>
-            <w:tcBorders>
-              <w:top w:val="single" w:sz="4" w:space="0" w:color="000000"/>
-              <w:left w:val="single" w:sz="4" w:space="0" w:color="000000"/>
-              <w:bottom w:val="single" w:sz="4" w:space="0" w:color="000000"/>
-              <w:right w:val="single" w:sz="4" w:space="0" w:color="000000"/>
-            </w:tcBorders>
-          </w:tcPr>
+          <w:tcPr/>
           <w:p>
             <w:pPr>
               <w:pStyle w:val="Compact"/>
@@ -4575,14 +4290,7 @@
           </w:p>
         </w:tc>
         <w:tc>
-          <w:tcPr>
-            <w:tcBorders>
-              <w:top w:val="single" w:sz="4" w:space="0" w:color="000000"/>
-              <w:left w:val="single" w:sz="4" w:space="0" w:color="000000"/>
-              <w:bottom w:val="single" w:sz="4" w:space="0" w:color="000000"/>
-              <w:right w:val="single" w:sz="4" w:space="0" w:color="000000"/>
-            </w:tcBorders>
-          </w:tcPr>
+          <w:tcPr/>
           <w:p>
             <w:pPr>
               <w:pStyle w:val="Compact"/>
@@ -4593,14 +4301,7 @@
           </w:p>
         </w:tc>
         <w:tc>
-          <w:tcPr>
-            <w:tcBorders>
-              <w:top w:val="single" w:sz="4" w:space="0" w:color="000000"/>
-              <w:left w:val="single" w:sz="4" w:space="0" w:color="000000"/>
-              <w:bottom w:val="single" w:sz="4" w:space="0" w:color="000000"/>
-              <w:right w:val="single" w:sz="4" w:space="0" w:color="000000"/>
-            </w:tcBorders>
-          </w:tcPr>
+          <w:tcPr/>
           <w:p>
             <w:pPr>
               <w:pStyle w:val="Compact"/>
@@ -4611,14 +4312,7 @@
           </w:p>
         </w:tc>
         <w:tc>
-          <w:tcPr>
-            <w:tcBorders>
-              <w:top w:val="single" w:sz="4" w:space="0" w:color="000000"/>
-              <w:left w:val="single" w:sz="4" w:space="0" w:color="000000"/>
-              <w:bottom w:val="single" w:sz="4" w:space="0" w:color="000000"/>
-              <w:right w:val="single" w:sz="4" w:space="0" w:color="000000"/>
-            </w:tcBorders>
-          </w:tcPr>
+          <w:tcPr/>
           <w:p>
             <w:pPr>
               <w:pStyle w:val="Compact"/>
@@ -4631,14 +4325,7 @@
       </w:tr>
       <w:tr>
         <w:tc>
-          <w:tcPr>
-            <w:tcBorders>
-              <w:top w:val="single" w:sz="4" w:space="0" w:color="000000"/>
-              <w:left w:val="single" w:sz="4" w:space="0" w:color="000000"/>
-              <w:bottom w:val="single" w:sz="4" w:space="0" w:color="000000"/>
-              <w:right w:val="single" w:sz="4" w:space="0" w:color="000000"/>
-            </w:tcBorders>
-          </w:tcPr>
+          <w:tcPr/>
           <w:p>
             <w:pPr>
               <w:pStyle w:val="Compact"/>
@@ -4649,14 +4336,7 @@
           </w:p>
         </w:tc>
         <w:tc>
-          <w:tcPr>
-            <w:tcBorders>
-              <w:top w:val="single" w:sz="4" w:space="0" w:color="000000"/>
-              <w:left w:val="single" w:sz="4" w:space="0" w:color="000000"/>
-              <w:bottom w:val="single" w:sz="4" w:space="0" w:color="000000"/>
-              <w:right w:val="single" w:sz="4" w:space="0" w:color="000000"/>
-            </w:tcBorders>
-          </w:tcPr>
+          <w:tcPr/>
           <w:p>
             <w:pPr>
               <w:pStyle w:val="Compact"/>
@@ -4667,14 +4347,7 @@
           </w:p>
         </w:tc>
         <w:tc>
-          <w:tcPr>
-            <w:tcBorders>
-              <w:top w:val="single" w:sz="4" w:space="0" w:color="000000"/>
-              <w:left w:val="single" w:sz="4" w:space="0" w:color="000000"/>
-              <w:bottom w:val="single" w:sz="4" w:space="0" w:color="000000"/>
-              <w:right w:val="single" w:sz="4" w:space="0" w:color="000000"/>
-            </w:tcBorders>
-          </w:tcPr>
+          <w:tcPr/>
           <w:p>
             <w:pPr>
               <w:pStyle w:val="Compact"/>
@@ -4685,14 +4358,7 @@
           </w:p>
         </w:tc>
         <w:tc>
-          <w:tcPr>
-            <w:tcBorders>
-              <w:top w:val="single" w:sz="4" w:space="0" w:color="000000"/>
-              <w:left w:val="single" w:sz="4" w:space="0" w:color="000000"/>
-              <w:bottom w:val="single" w:sz="4" w:space="0" w:color="000000"/>
-              <w:right w:val="single" w:sz="4" w:space="0" w:color="000000"/>
-            </w:tcBorders>
-          </w:tcPr>
+          <w:tcPr/>
           <w:p>
             <w:pPr>
               <w:pStyle w:val="Compact"/>
@@ -4703,32 +4369,18 @@
           </w:p>
         </w:tc>
         <w:tc>
-          <w:tcPr>
-            <w:tcBorders>
-              <w:top w:val="single" w:sz="4" w:space="0" w:color="000000"/>
-              <w:left w:val="single" w:sz="4" w:space="0" w:color="000000"/>
-              <w:bottom w:val="single" w:sz="4" w:space="0" w:color="000000"/>
-              <w:right w:val="single" w:sz="4" w:space="0" w:color="000000"/>
-            </w:tcBorders>
-          </w:tcPr>
-          <w:p>
-            <w:pPr>
-              <w:pStyle w:val="Compact"/>
-            </w:pPr>
-            <w:r>
-              <w:t xml:space="preserve">[0.95–1.00]</w:t>
-            </w:r>
-          </w:p>
-        </w:tc>
-        <w:tc>
-          <w:tcPr>
-            <w:tcBorders>
-              <w:top w:val="single" w:sz="4" w:space="0" w:color="000000"/>
-              <w:left w:val="single" w:sz="4" w:space="0" w:color="000000"/>
-              <w:bottom w:val="single" w:sz="4" w:space="0" w:color="000000"/>
-              <w:right w:val="single" w:sz="4" w:space="0" w:color="000000"/>
-            </w:tcBorders>
-          </w:tcPr>
+          <w:tcPr/>
+          <w:p>
+            <w:pPr>
+              <w:pStyle w:val="Compact"/>
+            </w:pPr>
+            <w:r>
+              <w:t xml:space="preserve">[0.94–1.00]</w:t>
+            </w:r>
+          </w:p>
+        </w:tc>
+        <w:tc>
+          <w:tcPr/>
           <w:p>
             <w:pPr>
               <w:pStyle w:val="Compact"/>
@@ -4739,14 +4391,7 @@
           </w:p>
         </w:tc>
         <w:tc>
-          <w:tcPr>
-            <w:tcBorders>
-              <w:top w:val="single" w:sz="4" w:space="0" w:color="000000"/>
-              <w:left w:val="single" w:sz="4" w:space="0" w:color="000000"/>
-              <w:bottom w:val="single" w:sz="4" w:space="0" w:color="000000"/>
-              <w:right w:val="single" w:sz="4" w:space="0" w:color="000000"/>
-            </w:tcBorders>
-          </w:tcPr>
+          <w:tcPr/>
           <w:p>
             <w:pPr>
               <w:pStyle w:val="Compact"/>
@@ -4757,14 +4402,7 @@
           </w:p>
         </w:tc>
         <w:tc>
-          <w:tcPr>
-            <w:tcBorders>
-              <w:top w:val="single" w:sz="4" w:space="0" w:color="000000"/>
-              <w:left w:val="single" w:sz="4" w:space="0" w:color="000000"/>
-              <w:bottom w:val="single" w:sz="4" w:space="0" w:color="000000"/>
-              <w:right w:val="single" w:sz="4" w:space="0" w:color="000000"/>
-            </w:tcBorders>
-          </w:tcPr>
+          <w:tcPr/>
           <w:p>
             <w:pPr>
               <w:pStyle w:val="Compact"/>
@@ -4777,14 +4415,7 @@
       </w:tr>
       <w:tr>
         <w:tc>
-          <w:tcPr>
-            <w:tcBorders>
-              <w:top w:val="single" w:sz="4" w:space="0" w:color="000000"/>
-              <w:left w:val="single" w:sz="4" w:space="0" w:color="000000"/>
-              <w:bottom w:val="single" w:sz="4" w:space="0" w:color="000000"/>
-              <w:right w:val="single" w:sz="4" w:space="0" w:color="000000"/>
-            </w:tcBorders>
-          </w:tcPr>
+          <w:tcPr/>
           <w:p>
             <w:pPr>
               <w:pStyle w:val="Compact"/>
@@ -4795,14 +4426,7 @@
           </w:p>
         </w:tc>
         <w:tc>
-          <w:tcPr>
-            <w:tcBorders>
-              <w:top w:val="single" w:sz="4" w:space="0" w:color="000000"/>
-              <w:left w:val="single" w:sz="4" w:space="0" w:color="000000"/>
-              <w:bottom w:val="single" w:sz="4" w:space="0" w:color="000000"/>
-              <w:right w:val="single" w:sz="4" w:space="0" w:color="000000"/>
-            </w:tcBorders>
-          </w:tcPr>
+          <w:tcPr/>
           <w:p>
             <w:pPr>
               <w:pStyle w:val="Compact"/>
@@ -4813,14 +4437,7 @@
           </w:p>
         </w:tc>
         <w:tc>
-          <w:tcPr>
-            <w:tcBorders>
-              <w:top w:val="single" w:sz="4" w:space="0" w:color="000000"/>
-              <w:left w:val="single" w:sz="4" w:space="0" w:color="000000"/>
-              <w:bottom w:val="single" w:sz="4" w:space="0" w:color="000000"/>
-              <w:right w:val="single" w:sz="4" w:space="0" w:color="000000"/>
-            </w:tcBorders>
-          </w:tcPr>
+          <w:tcPr/>
           <w:p>
             <w:pPr>
               <w:pStyle w:val="Compact"/>
@@ -4831,14 +4448,7 @@
           </w:p>
         </w:tc>
         <w:tc>
-          <w:tcPr>
-            <w:tcBorders>
-              <w:top w:val="single" w:sz="4" w:space="0" w:color="000000"/>
-              <w:left w:val="single" w:sz="4" w:space="0" w:color="000000"/>
-              <w:bottom w:val="single" w:sz="4" w:space="0" w:color="000000"/>
-              <w:right w:val="single" w:sz="4" w:space="0" w:color="000000"/>
-            </w:tcBorders>
-          </w:tcPr>
+          <w:tcPr/>
           <w:p>
             <w:pPr>
               <w:pStyle w:val="Compact"/>
@@ -4849,14 +4459,7 @@
           </w:p>
         </w:tc>
         <w:tc>
-          <w:tcPr>
-            <w:tcBorders>
-              <w:top w:val="single" w:sz="4" w:space="0" w:color="000000"/>
-              <w:left w:val="single" w:sz="4" w:space="0" w:color="000000"/>
-              <w:bottom w:val="single" w:sz="4" w:space="0" w:color="000000"/>
-              <w:right w:val="single" w:sz="4" w:space="0" w:color="000000"/>
-            </w:tcBorders>
-          </w:tcPr>
+          <w:tcPr/>
           <w:p>
             <w:pPr>
               <w:pStyle w:val="Compact"/>
@@ -4867,14 +4470,7 @@
           </w:p>
         </w:tc>
         <w:tc>
-          <w:tcPr>
-            <w:tcBorders>
-              <w:top w:val="single" w:sz="4" w:space="0" w:color="000000"/>
-              <w:left w:val="single" w:sz="4" w:space="0" w:color="000000"/>
-              <w:bottom w:val="single" w:sz="4" w:space="0" w:color="000000"/>
-              <w:right w:val="single" w:sz="4" w:space="0" w:color="000000"/>
-            </w:tcBorders>
-          </w:tcPr>
+          <w:tcPr/>
           <w:p>
             <w:pPr>
               <w:pStyle w:val="Compact"/>
@@ -4885,14 +4481,7 @@
           </w:p>
         </w:tc>
         <w:tc>
-          <w:tcPr>
-            <w:tcBorders>
-              <w:top w:val="single" w:sz="4" w:space="0" w:color="000000"/>
-              <w:left w:val="single" w:sz="4" w:space="0" w:color="000000"/>
-              <w:bottom w:val="single" w:sz="4" w:space="0" w:color="000000"/>
-              <w:right w:val="single" w:sz="4" w:space="0" w:color="000000"/>
-            </w:tcBorders>
-          </w:tcPr>
+          <w:tcPr/>
           <w:p>
             <w:pPr>
               <w:pStyle w:val="Compact"/>
@@ -4903,14 +4492,7 @@
           </w:p>
         </w:tc>
         <w:tc>
-          <w:tcPr>
-            <w:tcBorders>
-              <w:top w:val="single" w:sz="4" w:space="0" w:color="000000"/>
-              <w:left w:val="single" w:sz="4" w:space="0" w:color="000000"/>
-              <w:bottom w:val="single" w:sz="4" w:space="0" w:color="000000"/>
-              <w:right w:val="single" w:sz="4" w:space="0" w:color="000000"/>
-            </w:tcBorders>
-          </w:tcPr>
+          <w:tcPr/>
           <w:p>
             <w:pPr>
               <w:pStyle w:val="Compact"/>
@@ -4923,14 +4505,7 @@
       </w:tr>
       <w:tr>
         <w:tc>
-          <w:tcPr>
-            <w:tcBorders>
-              <w:top w:val="single" w:sz="4" w:space="0" w:color="000000"/>
-              <w:left w:val="single" w:sz="4" w:space="0" w:color="000000"/>
-              <w:bottom w:val="single" w:sz="4" w:space="0" w:color="000000"/>
-              <w:right w:val="single" w:sz="4" w:space="0" w:color="000000"/>
-            </w:tcBorders>
-          </w:tcPr>
+          <w:tcPr/>
           <w:p>
             <w:pPr>
               <w:pStyle w:val="Compact"/>
@@ -4941,14 +4516,7 @@
           </w:p>
         </w:tc>
         <w:tc>
-          <w:tcPr>
-            <w:tcBorders>
-              <w:top w:val="single" w:sz="4" w:space="0" w:color="000000"/>
-              <w:left w:val="single" w:sz="4" w:space="0" w:color="000000"/>
-              <w:bottom w:val="single" w:sz="4" w:space="0" w:color="000000"/>
-              <w:right w:val="single" w:sz="4" w:space="0" w:color="000000"/>
-            </w:tcBorders>
-          </w:tcPr>
+          <w:tcPr/>
           <w:p>
             <w:pPr>
               <w:pStyle w:val="Compact"/>
@@ -4959,14 +4527,7 @@
           </w:p>
         </w:tc>
         <w:tc>
-          <w:tcPr>
-            <w:tcBorders>
-              <w:top w:val="single" w:sz="4" w:space="0" w:color="000000"/>
-              <w:left w:val="single" w:sz="4" w:space="0" w:color="000000"/>
-              <w:bottom w:val="single" w:sz="4" w:space="0" w:color="000000"/>
-              <w:right w:val="single" w:sz="4" w:space="0" w:color="000000"/>
-            </w:tcBorders>
-          </w:tcPr>
+          <w:tcPr/>
           <w:p>
             <w:pPr>
               <w:pStyle w:val="Compact"/>
@@ -4977,14 +4538,7 @@
           </w:p>
         </w:tc>
         <w:tc>
-          <w:tcPr>
-            <w:tcBorders>
-              <w:top w:val="single" w:sz="4" w:space="0" w:color="000000"/>
-              <w:left w:val="single" w:sz="4" w:space="0" w:color="000000"/>
-              <w:bottom w:val="single" w:sz="4" w:space="0" w:color="000000"/>
-              <w:right w:val="single" w:sz="4" w:space="0" w:color="000000"/>
-            </w:tcBorders>
-          </w:tcPr>
+          <w:tcPr/>
           <w:p>
             <w:pPr>
               <w:pStyle w:val="Compact"/>
@@ -4995,14 +4549,7 @@
           </w:p>
         </w:tc>
         <w:tc>
-          <w:tcPr>
-            <w:tcBorders>
-              <w:top w:val="single" w:sz="4" w:space="0" w:color="000000"/>
-              <w:left w:val="single" w:sz="4" w:space="0" w:color="000000"/>
-              <w:bottom w:val="single" w:sz="4" w:space="0" w:color="000000"/>
-              <w:right w:val="single" w:sz="4" w:space="0" w:color="000000"/>
-            </w:tcBorders>
-          </w:tcPr>
+          <w:tcPr/>
           <w:p>
             <w:pPr>
               <w:pStyle w:val="Compact"/>
@@ -5013,14 +4560,7 @@
           </w:p>
         </w:tc>
         <w:tc>
-          <w:tcPr>
-            <w:tcBorders>
-              <w:top w:val="single" w:sz="4" w:space="0" w:color="000000"/>
-              <w:left w:val="single" w:sz="4" w:space="0" w:color="000000"/>
-              <w:bottom w:val="single" w:sz="4" w:space="0" w:color="000000"/>
-              <w:right w:val="single" w:sz="4" w:space="0" w:color="000000"/>
-            </w:tcBorders>
-          </w:tcPr>
+          <w:tcPr/>
           <w:p>
             <w:pPr>
               <w:pStyle w:val="Compact"/>
@@ -5031,14 +4571,7 @@
           </w:p>
         </w:tc>
         <w:tc>
-          <w:tcPr>
-            <w:tcBorders>
-              <w:top w:val="single" w:sz="4" w:space="0" w:color="000000"/>
-              <w:left w:val="single" w:sz="4" w:space="0" w:color="000000"/>
-              <w:bottom w:val="single" w:sz="4" w:space="0" w:color="000000"/>
-              <w:right w:val="single" w:sz="4" w:space="0" w:color="000000"/>
-            </w:tcBorders>
-          </w:tcPr>
+          <w:tcPr/>
           <w:p>
             <w:pPr>
               <w:pStyle w:val="Compact"/>
@@ -5049,14 +4582,7 @@
           </w:p>
         </w:tc>
         <w:tc>
-          <w:tcPr>
-            <w:tcBorders>
-              <w:top w:val="single" w:sz="4" w:space="0" w:color="000000"/>
-              <w:left w:val="single" w:sz="4" w:space="0" w:color="000000"/>
-              <w:bottom w:val="single" w:sz="4" w:space="0" w:color="000000"/>
-              <w:right w:val="single" w:sz="4" w:space="0" w:color="000000"/>
-            </w:tcBorders>
-          </w:tcPr>
+          <w:tcPr/>
           <w:p>
             <w:pPr>
               <w:pStyle w:val="Compact"/>
@@ -5073,11 +4599,11 @@
         <w:pStyle w:val="BodyText"/>
       </w:pPr>
       <w:r>
-        <w:t xml:space="preserve">N=60 for Zhu 2022 binary analysis (30 AD + 30 CN fecal samples; MCI and blood samples excluded). Originally reported AUC values are approximate, derived from the primary publications using the best-performing classifier reported; direct numerical comparison is limited by differences in cohort subset, model type, and validation design.</w:t>
-      </w:r>
-    </w:p>
-    <w:bookmarkEnd w:id="24"/>
-    <w:bookmarkStart w:id="25" w:name="cross-cohort-generalization-failure"/>
+        <w:t xml:space="preserve">N=60 for Zhu 2022 binary analysis (30 AD + 30 CN fecal samples; MCI and blood samples excluded). Originally reported AUC values are approximate, derived from the primary publications using the best-performing classifier reported; direct numerical comparison is limited by differences in cohort subset, model type, and validation design. All 95% CIs use the diagnosis-stratified, participant-level bootstrap described in Section 2.5.2 (10,000 replicates), applied uniformly to every AUC CI in this paper.</w:t>
+      </w:r>
+    </w:p>
+    <w:bookmarkEnd w:id="26"/>
+    <w:bookmarkStart w:id="27" w:name="cross-cohort-generalization-failure"/>
     <w:p>
       <w:pPr>
         <w:pStyle w:val="Heading3"/>
@@ -5091,7 +4617,7 @@
         <w:pStyle w:val="FirstParagraph"/>
       </w:pPr>
       <w:r>
-        <w:t xml:space="preserve">LOCO cross-cohort AUC-ROC values revealed substantial and variable degradation in cross-cohort performance across all cohorts and model types (Figure 3A; Table 3). Mean LOCO AUC across the four cohorts was 0.640 for logistic regression and 0.647 for LightGBM—corresponding to mean drops of 0.176 and 0.146 AUC points respectively from within-cohort performance. One of eight model–cohort combinations produced LOCO AUC near chance: Zhuang 2018 with logistic regression (AUC=0.504 [0.37–0.63]).</w:t>
+        <w:t xml:space="preserve">LOCO cross-cohort AUC-ROC values revealed substantial and variable degradation in cross-cohort performance across all cohorts and model types (Figure 3A; Table 3). Mean LOCO AUC across the four cohorts was 0.640 for logistic regression and 0.647 for LightGBM—corresponding to mean drops of 0.176 and 0.146 AUC points respectively from within-cohort performance. One of eight model–cohort combinations produced LOCO AUC near chance: Zhuang 2018 with logistic regression (AUC=0.504 [0.38–0.63]).</w:t>
       </w:r>
     </w:p>
     <w:p>
@@ -5107,7 +4633,25 @@
         <w:pStyle w:val="BodyText"/>
       </w:pPr>
       <w:r>
-        <w:t xml:space="preserve">Ling 2020 also experienced substantial LOCO collapse: logistic regression 0.865 → 0.678 (Δ=0.187); LightGBM 0.862 → 0.674 (Δ=0.188). LightGBM confidence intervals for the Ling 2020 LOCO estimate [0.59–0.75] do not overlap with the within-cohort estimate [0.81–0.91], suggesting a performance drop unlikely to be explained by sampling variability alone.</w:t>
+        <w:t xml:space="preserve">Ling 2020 also experienced substantial LOCO collapse: logistic regression 0.865 → 0.678 (Δ=0.187); LightGBM 0.862 → 0.674 (Δ=0.188).</w:t>
+      </w:r>
+    </w:p>
+    <w:p>
+      <w:pPr>
+        <w:pStyle w:val="BodyText"/>
+      </w:pPr>
+      <w:r>
+        <w:rPr>
+          <w:b/>
+          <w:bCs/>
+        </w:rPr>
+        <w:t xml:space="preserve">Formal paired test of the within-cohort vs. LOCO AUC difference (Section 2.5.2).</w:t>
+      </w:r>
+      <w:r>
+        <w:t xml:space="preserve"> </w:t>
+      </w:r>
+      <w:r>
+        <w:t xml:space="preserve">A paired, diagnosis-stratified, participant-level bootstrap (10,000 replicates, identical resampled participants used for both AUC values in each replicate) was used to test whether within-cohort AUC formally exceeds LOCO AUC for each of the eight cohort–model pairs, rather than relying on non-overlap of independently computed confidence intervals, which is not a formal test of a nonzero difference. Five of eight pairs showed a 95% bootstrap CI on the delta that excluded zero: Ling 2020 (logistic regression Δ=0.187, 95% CI [0.10, 0.28]; LightGBM Δ=0.188, 95% CI [0.10, 0.28]), Zhu 2022 (logistic regression Δ=0.184, 95% CI [0.07, 0.31]; LightGBM Δ=0.221, 95% CI [0.11, 0.35]), and Kazakhstan logistic regression (Δ=0.201, 95% CI [0.04, 0.36]). The remaining three pairs — Zhuang 2018 logistic regression (Δ=0.129, 95% CI [−0.05, 0.30], proportion of bootstrap replicates with Δ≤0: 0.079), Zhuang 2018 LightGBM (Δ=0.070, 95% CI [−0.10, 0.24], proportion Δ≤0: 0.214), and Kazakhstan LightGBM (Δ=0.104, 95% CI [−0.05, 0.26], proportion Δ≤0: 0.092) — showed the same-signed (within-cohort higher) point estimate but a 95% CI that included zero, and are not formally significant under this test despite the directional pattern being consistent across all eight pairs. We report this honestly rather than treating all eight LOCO drops as equally well-supported: the aggregate pattern of reduced cross-cohort performance is robust, but three of the eight individual cohort–model comparisons do not reach formal statistical support at this sample size (full results in Supplementary Table S10).</w:t>
       </w:r>
     </w:p>
     <w:p>
@@ -5192,14 +4736,7 @@
           <w:tblHeader w:val="on"/>
         </w:trPr>
         <w:tc>
-          <w:tcPr>
-            <w:tcBorders>
-              <w:top w:val="single" w:sz="4" w:space="0" w:color="000000"/>
-              <w:left w:val="single" w:sz="4" w:space="0" w:color="000000"/>
-              <w:bottom w:val="single" w:sz="4" w:space="0" w:color="000000"/>
-              <w:right w:val="single" w:sz="4" w:space="0" w:color="000000"/>
-            </w:tcBorders>
-          </w:tcPr>
+          <w:tcPr/>
           <w:p>
             <w:pPr>
               <w:pStyle w:val="Compact"/>
@@ -5210,14 +4747,7 @@
           </w:p>
         </w:tc>
         <w:tc>
-          <w:tcPr>
-            <w:tcBorders>
-              <w:top w:val="single" w:sz="4" w:space="0" w:color="000000"/>
-              <w:left w:val="single" w:sz="4" w:space="0" w:color="000000"/>
-              <w:bottom w:val="single" w:sz="4" w:space="0" w:color="000000"/>
-              <w:right w:val="single" w:sz="4" w:space="0" w:color="000000"/>
-            </w:tcBorders>
-          </w:tcPr>
+          <w:tcPr/>
           <w:p>
             <w:pPr>
               <w:pStyle w:val="Compact"/>
@@ -5228,14 +4758,7 @@
           </w:p>
         </w:tc>
         <w:tc>
-          <w:tcPr>
-            <w:tcBorders>
-              <w:top w:val="single" w:sz="4" w:space="0" w:color="000000"/>
-              <w:left w:val="single" w:sz="4" w:space="0" w:color="000000"/>
-              <w:bottom w:val="single" w:sz="4" w:space="0" w:color="000000"/>
-              <w:right w:val="single" w:sz="4" w:space="0" w:color="000000"/>
-            </w:tcBorders>
-          </w:tcPr>
+          <w:tcPr/>
           <w:p>
             <w:pPr>
               <w:pStyle w:val="Compact"/>
@@ -5246,14 +4769,7 @@
           </w:p>
         </w:tc>
         <w:tc>
-          <w:tcPr>
-            <w:tcBorders>
-              <w:top w:val="single" w:sz="4" w:space="0" w:color="000000"/>
-              <w:left w:val="single" w:sz="4" w:space="0" w:color="000000"/>
-              <w:bottom w:val="single" w:sz="4" w:space="0" w:color="000000"/>
-              <w:right w:val="single" w:sz="4" w:space="0" w:color="000000"/>
-            </w:tcBorders>
-          </w:tcPr>
+          <w:tcPr/>
           <w:p>
             <w:pPr>
               <w:pStyle w:val="Compact"/>
@@ -5264,14 +4780,7 @@
           </w:p>
         </w:tc>
         <w:tc>
-          <w:tcPr>
-            <w:tcBorders>
-              <w:top w:val="single" w:sz="4" w:space="0" w:color="000000"/>
-              <w:left w:val="single" w:sz="4" w:space="0" w:color="000000"/>
-              <w:bottom w:val="single" w:sz="4" w:space="0" w:color="000000"/>
-              <w:right w:val="single" w:sz="4" w:space="0" w:color="000000"/>
-            </w:tcBorders>
-          </w:tcPr>
+          <w:tcPr/>
           <w:p>
             <w:pPr>
               <w:pStyle w:val="Compact"/>
@@ -5282,14 +4791,7 @@
           </w:p>
         </w:tc>
         <w:tc>
-          <w:tcPr>
-            <w:tcBorders>
-              <w:top w:val="single" w:sz="4" w:space="0" w:color="000000"/>
-              <w:left w:val="single" w:sz="4" w:space="0" w:color="000000"/>
-              <w:bottom w:val="single" w:sz="4" w:space="0" w:color="000000"/>
-              <w:right w:val="single" w:sz="4" w:space="0" w:color="000000"/>
-            </w:tcBorders>
-          </w:tcPr>
+          <w:tcPr/>
           <w:p>
             <w:pPr>
               <w:pStyle w:val="Compact"/>
@@ -5302,14 +4804,7 @@
       </w:tr>
       <w:tr>
         <w:tc>
-          <w:tcPr>
-            <w:tcBorders>
-              <w:top w:val="single" w:sz="4" w:space="0" w:color="000000"/>
-              <w:left w:val="single" w:sz="4" w:space="0" w:color="000000"/>
-              <w:bottom w:val="single" w:sz="4" w:space="0" w:color="000000"/>
-              <w:right w:val="single" w:sz="4" w:space="0" w:color="000000"/>
-            </w:tcBorders>
-          </w:tcPr>
+          <w:tcPr/>
           <w:p>
             <w:pPr>
               <w:pStyle w:val="Compact"/>
@@ -5320,14 +4815,7 @@
           </w:p>
         </w:tc>
         <w:tc>
-          <w:tcPr>
-            <w:tcBorders>
-              <w:top w:val="single" w:sz="4" w:space="0" w:color="000000"/>
-              <w:left w:val="single" w:sz="4" w:space="0" w:color="000000"/>
-              <w:bottom w:val="single" w:sz="4" w:space="0" w:color="000000"/>
-              <w:right w:val="single" w:sz="4" w:space="0" w:color="000000"/>
-            </w:tcBorders>
-          </w:tcPr>
+          <w:tcPr/>
           <w:p>
             <w:pPr>
               <w:pStyle w:val="Compact"/>
@@ -5338,14 +4826,7 @@
           </w:p>
         </w:tc>
         <w:tc>
-          <w:tcPr>
-            <w:tcBorders>
-              <w:top w:val="single" w:sz="4" w:space="0" w:color="000000"/>
-              <w:left w:val="single" w:sz="4" w:space="0" w:color="000000"/>
-              <w:bottom w:val="single" w:sz="4" w:space="0" w:color="000000"/>
-              <w:right w:val="single" w:sz="4" w:space="0" w:color="000000"/>
-            </w:tcBorders>
-          </w:tcPr>
+          <w:tcPr/>
           <w:p>
             <w:pPr>
               <w:pStyle w:val="Compact"/>
@@ -5356,14 +4837,7 @@
           </w:p>
         </w:tc>
         <w:tc>
-          <w:tcPr>
-            <w:tcBorders>
-              <w:top w:val="single" w:sz="4" w:space="0" w:color="000000"/>
-              <w:left w:val="single" w:sz="4" w:space="0" w:color="000000"/>
-              <w:bottom w:val="single" w:sz="4" w:space="0" w:color="000000"/>
-              <w:right w:val="single" w:sz="4" w:space="0" w:color="000000"/>
-            </w:tcBorders>
-          </w:tcPr>
+          <w:tcPr/>
           <w:p>
             <w:pPr>
               <w:pStyle w:val="Compact"/>
@@ -5374,32 +4848,18 @@
           </w:p>
         </w:tc>
         <w:tc>
-          <w:tcPr>
-            <w:tcBorders>
-              <w:top w:val="single" w:sz="4" w:space="0" w:color="000000"/>
-              <w:left w:val="single" w:sz="4" w:space="0" w:color="000000"/>
-              <w:bottom w:val="single" w:sz="4" w:space="0" w:color="000000"/>
-              <w:right w:val="single" w:sz="4" w:space="0" w:color="000000"/>
-            </w:tcBorders>
-          </w:tcPr>
-          <w:p>
-            <w:pPr>
-              <w:pStyle w:val="Compact"/>
-            </w:pPr>
-            <w:r>
-              <w:t xml:space="preserve">[0.37–0.63]</w:t>
-            </w:r>
-          </w:p>
-        </w:tc>
-        <w:tc>
-          <w:tcPr>
-            <w:tcBorders>
-              <w:top w:val="single" w:sz="4" w:space="0" w:color="000000"/>
-              <w:left w:val="single" w:sz="4" w:space="0" w:color="000000"/>
-              <w:bottom w:val="single" w:sz="4" w:space="0" w:color="000000"/>
-              <w:right w:val="single" w:sz="4" w:space="0" w:color="000000"/>
-            </w:tcBorders>
-          </w:tcPr>
+          <w:tcPr/>
+          <w:p>
+            <w:pPr>
+              <w:pStyle w:val="Compact"/>
+            </w:pPr>
+            <w:r>
+              <w:t xml:space="preserve">[0.38–0.63]</w:t>
+            </w:r>
+          </w:p>
+        </w:tc>
+        <w:tc>
+          <w:tcPr/>
           <w:p>
             <w:pPr>
               <w:pStyle w:val="Compact"/>
@@ -5412,14 +4872,7 @@
       </w:tr>
       <w:tr>
         <w:tc>
-          <w:tcPr>
-            <w:tcBorders>
-              <w:top w:val="single" w:sz="4" w:space="0" w:color="000000"/>
-              <w:left w:val="single" w:sz="4" w:space="0" w:color="000000"/>
-              <w:bottom w:val="single" w:sz="4" w:space="0" w:color="000000"/>
-              <w:right w:val="single" w:sz="4" w:space="0" w:color="000000"/>
-            </w:tcBorders>
-          </w:tcPr>
+          <w:tcPr/>
           <w:p>
             <w:pPr>
               <w:pStyle w:val="Compact"/>
@@ -5430,14 +4883,7 @@
           </w:p>
         </w:tc>
         <w:tc>
-          <w:tcPr>
-            <w:tcBorders>
-              <w:top w:val="single" w:sz="4" w:space="0" w:color="000000"/>
-              <w:left w:val="single" w:sz="4" w:space="0" w:color="000000"/>
-              <w:bottom w:val="single" w:sz="4" w:space="0" w:color="000000"/>
-              <w:right w:val="single" w:sz="4" w:space="0" w:color="000000"/>
-            </w:tcBorders>
-          </w:tcPr>
+          <w:tcPr/>
           <w:p>
             <w:pPr>
               <w:pStyle w:val="Compact"/>
@@ -5448,14 +4894,7 @@
           </w:p>
         </w:tc>
         <w:tc>
-          <w:tcPr>
-            <w:tcBorders>
-              <w:top w:val="single" w:sz="4" w:space="0" w:color="000000"/>
-              <w:left w:val="single" w:sz="4" w:space="0" w:color="000000"/>
-              <w:bottom w:val="single" w:sz="4" w:space="0" w:color="000000"/>
-              <w:right w:val="single" w:sz="4" w:space="0" w:color="000000"/>
-            </w:tcBorders>
-          </w:tcPr>
+          <w:tcPr/>
           <w:p>
             <w:pPr>
               <w:pStyle w:val="Compact"/>
@@ -5466,14 +4905,7 @@
           </w:p>
         </w:tc>
         <w:tc>
-          <w:tcPr>
-            <w:tcBorders>
-              <w:top w:val="single" w:sz="4" w:space="0" w:color="000000"/>
-              <w:left w:val="single" w:sz="4" w:space="0" w:color="000000"/>
-              <w:bottom w:val="single" w:sz="4" w:space="0" w:color="000000"/>
-              <w:right w:val="single" w:sz="4" w:space="0" w:color="000000"/>
-            </w:tcBorders>
-          </w:tcPr>
+          <w:tcPr/>
           <w:p>
             <w:pPr>
               <w:pStyle w:val="Compact"/>
@@ -5484,14 +4916,7 @@
           </w:p>
         </w:tc>
         <w:tc>
-          <w:tcPr>
-            <w:tcBorders>
-              <w:top w:val="single" w:sz="4" w:space="0" w:color="000000"/>
-              <w:left w:val="single" w:sz="4" w:space="0" w:color="000000"/>
-              <w:bottom w:val="single" w:sz="4" w:space="0" w:color="000000"/>
-              <w:right w:val="single" w:sz="4" w:space="0" w:color="000000"/>
-            </w:tcBorders>
-          </w:tcPr>
+          <w:tcPr/>
           <w:p>
             <w:pPr>
               <w:pStyle w:val="Compact"/>
@@ -5502,14 +4927,7 @@
           </w:p>
         </w:tc>
         <w:tc>
-          <w:tcPr>
-            <w:tcBorders>
-              <w:top w:val="single" w:sz="4" w:space="0" w:color="000000"/>
-              <w:left w:val="single" w:sz="4" w:space="0" w:color="000000"/>
-              <w:bottom w:val="single" w:sz="4" w:space="0" w:color="000000"/>
-              <w:right w:val="single" w:sz="4" w:space="0" w:color="000000"/>
-            </w:tcBorders>
-          </w:tcPr>
+          <w:tcPr/>
           <w:p>
             <w:pPr>
               <w:pStyle w:val="Compact"/>
@@ -5522,14 +4940,7 @@
       </w:tr>
       <w:tr>
         <w:tc>
-          <w:tcPr>
-            <w:tcBorders>
-              <w:top w:val="single" w:sz="4" w:space="0" w:color="000000"/>
-              <w:left w:val="single" w:sz="4" w:space="0" w:color="000000"/>
-              <w:bottom w:val="single" w:sz="4" w:space="0" w:color="000000"/>
-              <w:right w:val="single" w:sz="4" w:space="0" w:color="000000"/>
-            </w:tcBorders>
-          </w:tcPr>
+          <w:tcPr/>
           <w:p>
             <w:pPr>
               <w:pStyle w:val="Compact"/>
@@ -5540,14 +4951,7 @@
           </w:p>
         </w:tc>
         <w:tc>
-          <w:tcPr>
-            <w:tcBorders>
-              <w:top w:val="single" w:sz="4" w:space="0" w:color="000000"/>
-              <w:left w:val="single" w:sz="4" w:space="0" w:color="000000"/>
-              <w:bottom w:val="single" w:sz="4" w:space="0" w:color="000000"/>
-              <w:right w:val="single" w:sz="4" w:space="0" w:color="000000"/>
-            </w:tcBorders>
-          </w:tcPr>
+          <w:tcPr/>
           <w:p>
             <w:pPr>
               <w:pStyle w:val="Compact"/>
@@ -5558,14 +4962,7 @@
           </w:p>
         </w:tc>
         <w:tc>
-          <w:tcPr>
-            <w:tcBorders>
-              <w:top w:val="single" w:sz="4" w:space="0" w:color="000000"/>
-              <w:left w:val="single" w:sz="4" w:space="0" w:color="000000"/>
-              <w:bottom w:val="single" w:sz="4" w:space="0" w:color="000000"/>
-              <w:right w:val="single" w:sz="4" w:space="0" w:color="000000"/>
-            </w:tcBorders>
-          </w:tcPr>
+          <w:tcPr/>
           <w:p>
             <w:pPr>
               <w:pStyle w:val="Compact"/>
@@ -5576,14 +4973,7 @@
           </w:p>
         </w:tc>
         <w:tc>
-          <w:tcPr>
-            <w:tcBorders>
-              <w:top w:val="single" w:sz="4" w:space="0" w:color="000000"/>
-              <w:left w:val="single" w:sz="4" w:space="0" w:color="000000"/>
-              <w:bottom w:val="single" w:sz="4" w:space="0" w:color="000000"/>
-              <w:right w:val="single" w:sz="4" w:space="0" w:color="000000"/>
-            </w:tcBorders>
-          </w:tcPr>
+          <w:tcPr/>
           <w:p>
             <w:pPr>
               <w:pStyle w:val="Compact"/>
@@ -5594,32 +4984,18 @@
           </w:p>
         </w:tc>
         <w:tc>
-          <w:tcPr>
-            <w:tcBorders>
-              <w:top w:val="single" w:sz="4" w:space="0" w:color="000000"/>
-              <w:left w:val="single" w:sz="4" w:space="0" w:color="000000"/>
-              <w:bottom w:val="single" w:sz="4" w:space="0" w:color="000000"/>
-              <w:right w:val="single" w:sz="4" w:space="0" w:color="000000"/>
-            </w:tcBorders>
-          </w:tcPr>
-          <w:p>
-            <w:pPr>
-              <w:pStyle w:val="Compact"/>
-            </w:pPr>
-            <w:r>
-              <w:t xml:space="preserve">[0.59–0.76]</w:t>
-            </w:r>
-          </w:p>
-        </w:tc>
-        <w:tc>
-          <w:tcPr>
-            <w:tcBorders>
-              <w:top w:val="single" w:sz="4" w:space="0" w:color="000000"/>
-              <w:left w:val="single" w:sz="4" w:space="0" w:color="000000"/>
-              <w:bottom w:val="single" w:sz="4" w:space="0" w:color="000000"/>
-              <w:right w:val="single" w:sz="4" w:space="0" w:color="000000"/>
-            </w:tcBorders>
-          </w:tcPr>
+          <w:tcPr/>
+          <w:p>
+            <w:pPr>
+              <w:pStyle w:val="Compact"/>
+            </w:pPr>
+            <w:r>
+              <w:t xml:space="preserve">[0.59–0.75]</w:t>
+            </w:r>
+          </w:p>
+        </w:tc>
+        <w:tc>
+          <w:tcPr/>
           <w:p>
             <w:pPr>
               <w:pStyle w:val="Compact"/>
@@ -5632,14 +5008,7 @@
       </w:tr>
       <w:tr>
         <w:tc>
-          <w:tcPr>
-            <w:tcBorders>
-              <w:top w:val="single" w:sz="4" w:space="0" w:color="000000"/>
-              <w:left w:val="single" w:sz="4" w:space="0" w:color="000000"/>
-              <w:bottom w:val="single" w:sz="4" w:space="0" w:color="000000"/>
-              <w:right w:val="single" w:sz="4" w:space="0" w:color="000000"/>
-            </w:tcBorders>
-          </w:tcPr>
+          <w:tcPr/>
           <w:p>
             <w:pPr>
               <w:pStyle w:val="Compact"/>
@@ -5650,14 +5019,7 @@
           </w:p>
         </w:tc>
         <w:tc>
-          <w:tcPr>
-            <w:tcBorders>
-              <w:top w:val="single" w:sz="4" w:space="0" w:color="000000"/>
-              <w:left w:val="single" w:sz="4" w:space="0" w:color="000000"/>
-              <w:bottom w:val="single" w:sz="4" w:space="0" w:color="000000"/>
-              <w:right w:val="single" w:sz="4" w:space="0" w:color="000000"/>
-            </w:tcBorders>
-          </w:tcPr>
+          <w:tcPr/>
           <w:p>
             <w:pPr>
               <w:pStyle w:val="Compact"/>
@@ -5668,14 +5030,7 @@
           </w:p>
         </w:tc>
         <w:tc>
-          <w:tcPr>
-            <w:tcBorders>
-              <w:top w:val="single" w:sz="4" w:space="0" w:color="000000"/>
-              <w:left w:val="single" w:sz="4" w:space="0" w:color="000000"/>
-              <w:bottom w:val="single" w:sz="4" w:space="0" w:color="000000"/>
-              <w:right w:val="single" w:sz="4" w:space="0" w:color="000000"/>
-            </w:tcBorders>
-          </w:tcPr>
+          <w:tcPr/>
           <w:p>
             <w:pPr>
               <w:pStyle w:val="Compact"/>
@@ -5686,14 +5041,7 @@
           </w:p>
         </w:tc>
         <w:tc>
-          <w:tcPr>
-            <w:tcBorders>
-              <w:top w:val="single" w:sz="4" w:space="0" w:color="000000"/>
-              <w:left w:val="single" w:sz="4" w:space="0" w:color="000000"/>
-              <w:bottom w:val="single" w:sz="4" w:space="0" w:color="000000"/>
-              <w:right w:val="single" w:sz="4" w:space="0" w:color="000000"/>
-            </w:tcBorders>
-          </w:tcPr>
+          <w:tcPr/>
           <w:p>
             <w:pPr>
               <w:pStyle w:val="Compact"/>
@@ -5704,14 +5052,7 @@
           </w:p>
         </w:tc>
         <w:tc>
-          <w:tcPr>
-            <w:tcBorders>
-              <w:top w:val="single" w:sz="4" w:space="0" w:color="000000"/>
-              <w:left w:val="single" w:sz="4" w:space="0" w:color="000000"/>
-              <w:bottom w:val="single" w:sz="4" w:space="0" w:color="000000"/>
-              <w:right w:val="single" w:sz="4" w:space="0" w:color="000000"/>
-            </w:tcBorders>
-          </w:tcPr>
+          <w:tcPr/>
           <w:p>
             <w:pPr>
               <w:pStyle w:val="Compact"/>
@@ -5722,14 +5063,7 @@
           </w:p>
         </w:tc>
         <w:tc>
-          <w:tcPr>
-            <w:tcBorders>
-              <w:top w:val="single" w:sz="4" w:space="0" w:color="000000"/>
-              <w:left w:val="single" w:sz="4" w:space="0" w:color="000000"/>
-              <w:bottom w:val="single" w:sz="4" w:space="0" w:color="000000"/>
-              <w:right w:val="single" w:sz="4" w:space="0" w:color="000000"/>
-            </w:tcBorders>
-          </w:tcPr>
+          <w:tcPr/>
           <w:p>
             <w:pPr>
               <w:pStyle w:val="Compact"/>
@@ -5742,14 +5076,7 @@
       </w:tr>
       <w:tr>
         <w:tc>
-          <w:tcPr>
-            <w:tcBorders>
-              <w:top w:val="single" w:sz="4" w:space="0" w:color="000000"/>
-              <w:left w:val="single" w:sz="4" w:space="0" w:color="000000"/>
-              <w:bottom w:val="single" w:sz="4" w:space="0" w:color="000000"/>
-              <w:right w:val="single" w:sz="4" w:space="0" w:color="000000"/>
-            </w:tcBorders>
-          </w:tcPr>
+          <w:tcPr/>
           <w:p>
             <w:pPr>
               <w:pStyle w:val="Compact"/>
@@ -5760,14 +5087,7 @@
           </w:p>
         </w:tc>
         <w:tc>
-          <w:tcPr>
-            <w:tcBorders>
-              <w:top w:val="single" w:sz="4" w:space="0" w:color="000000"/>
-              <w:left w:val="single" w:sz="4" w:space="0" w:color="000000"/>
-              <w:bottom w:val="single" w:sz="4" w:space="0" w:color="000000"/>
-              <w:right w:val="single" w:sz="4" w:space="0" w:color="000000"/>
-            </w:tcBorders>
-          </w:tcPr>
+          <w:tcPr/>
           <w:p>
             <w:pPr>
               <w:pStyle w:val="Compact"/>
@@ -5778,14 +5098,7 @@
           </w:p>
         </w:tc>
         <w:tc>
-          <w:tcPr>
-            <w:tcBorders>
-              <w:top w:val="single" w:sz="4" w:space="0" w:color="000000"/>
-              <w:left w:val="single" w:sz="4" w:space="0" w:color="000000"/>
-              <w:bottom w:val="single" w:sz="4" w:space="0" w:color="000000"/>
-              <w:right w:val="single" w:sz="4" w:space="0" w:color="000000"/>
-            </w:tcBorders>
-          </w:tcPr>
+          <w:tcPr/>
           <w:p>
             <w:pPr>
               <w:pStyle w:val="Compact"/>
@@ -5796,14 +5109,7 @@
           </w:p>
         </w:tc>
         <w:tc>
-          <w:tcPr>
-            <w:tcBorders>
-              <w:top w:val="single" w:sz="4" w:space="0" w:color="000000"/>
-              <w:left w:val="single" w:sz="4" w:space="0" w:color="000000"/>
-              <w:bottom w:val="single" w:sz="4" w:space="0" w:color="000000"/>
-              <w:right w:val="single" w:sz="4" w:space="0" w:color="000000"/>
-            </w:tcBorders>
-          </w:tcPr>
+          <w:tcPr/>
           <w:p>
             <w:pPr>
               <w:pStyle w:val="Compact"/>
@@ -5814,32 +5120,18 @@
           </w:p>
         </w:tc>
         <w:tc>
-          <w:tcPr>
-            <w:tcBorders>
-              <w:top w:val="single" w:sz="4" w:space="0" w:color="000000"/>
-              <w:left w:val="single" w:sz="4" w:space="0" w:color="000000"/>
-              <w:bottom w:val="single" w:sz="4" w:space="0" w:color="000000"/>
-              <w:right w:val="single" w:sz="4" w:space="0" w:color="000000"/>
-            </w:tcBorders>
-          </w:tcPr>
-          <w:p>
-            <w:pPr>
-              <w:pStyle w:val="Compact"/>
-            </w:pPr>
-            <w:r>
-              <w:t xml:space="preserve">[0.69–0.92]</w:t>
-            </w:r>
-          </w:p>
-        </w:tc>
-        <w:tc>
-          <w:tcPr>
-            <w:tcBorders>
-              <w:top w:val="single" w:sz="4" w:space="0" w:color="000000"/>
-              <w:left w:val="single" w:sz="4" w:space="0" w:color="000000"/>
-              <w:bottom w:val="single" w:sz="4" w:space="0" w:color="000000"/>
-              <w:right w:val="single" w:sz="4" w:space="0" w:color="000000"/>
-            </w:tcBorders>
-          </w:tcPr>
+          <w:tcPr/>
+          <w:p>
+            <w:pPr>
+              <w:pStyle w:val="Compact"/>
+            </w:pPr>
+            <w:r>
+              <w:t xml:space="preserve">[0.69–0.93]</w:t>
+            </w:r>
+          </w:p>
+        </w:tc>
+        <w:tc>
+          <w:tcPr/>
           <w:p>
             <w:pPr>
               <w:pStyle w:val="Compact"/>
@@ -5852,14 +5144,7 @@
       </w:tr>
       <w:tr>
         <w:tc>
-          <w:tcPr>
-            <w:tcBorders>
-              <w:top w:val="single" w:sz="4" w:space="0" w:color="000000"/>
-              <w:left w:val="single" w:sz="4" w:space="0" w:color="000000"/>
-              <w:bottom w:val="single" w:sz="4" w:space="0" w:color="000000"/>
-              <w:right w:val="single" w:sz="4" w:space="0" w:color="000000"/>
-            </w:tcBorders>
-          </w:tcPr>
+          <w:tcPr/>
           <w:p>
             <w:pPr>
               <w:pStyle w:val="Compact"/>
@@ -5870,14 +5155,7 @@
           </w:p>
         </w:tc>
         <w:tc>
-          <w:tcPr>
-            <w:tcBorders>
-              <w:top w:val="single" w:sz="4" w:space="0" w:color="000000"/>
-              <w:left w:val="single" w:sz="4" w:space="0" w:color="000000"/>
-              <w:bottom w:val="single" w:sz="4" w:space="0" w:color="000000"/>
-              <w:right w:val="single" w:sz="4" w:space="0" w:color="000000"/>
-            </w:tcBorders>
-          </w:tcPr>
+          <w:tcPr/>
           <w:p>
             <w:pPr>
               <w:pStyle w:val="Compact"/>
@@ -5888,14 +5166,7 @@
           </w:p>
         </w:tc>
         <w:tc>
-          <w:tcPr>
-            <w:tcBorders>
-              <w:top w:val="single" w:sz="4" w:space="0" w:color="000000"/>
-              <w:left w:val="single" w:sz="4" w:space="0" w:color="000000"/>
-              <w:bottom w:val="single" w:sz="4" w:space="0" w:color="000000"/>
-              <w:right w:val="single" w:sz="4" w:space="0" w:color="000000"/>
-            </w:tcBorders>
-          </w:tcPr>
+          <w:tcPr/>
           <w:p>
             <w:pPr>
               <w:pStyle w:val="Compact"/>
@@ -5906,14 +5177,7 @@
           </w:p>
         </w:tc>
         <w:tc>
-          <w:tcPr>
-            <w:tcBorders>
-              <w:top w:val="single" w:sz="4" w:space="0" w:color="000000"/>
-              <w:left w:val="single" w:sz="4" w:space="0" w:color="000000"/>
-              <w:bottom w:val="single" w:sz="4" w:space="0" w:color="000000"/>
-              <w:right w:val="single" w:sz="4" w:space="0" w:color="000000"/>
-            </w:tcBorders>
-          </w:tcPr>
+          <w:tcPr/>
           <w:p>
             <w:pPr>
               <w:pStyle w:val="Compact"/>
@@ -5924,14 +5188,7 @@
           </w:p>
         </w:tc>
         <w:tc>
-          <w:tcPr>
-            <w:tcBorders>
-              <w:top w:val="single" w:sz="4" w:space="0" w:color="000000"/>
-              <w:left w:val="single" w:sz="4" w:space="0" w:color="000000"/>
-              <w:bottom w:val="single" w:sz="4" w:space="0" w:color="000000"/>
-              <w:right w:val="single" w:sz="4" w:space="0" w:color="000000"/>
-            </w:tcBorders>
-          </w:tcPr>
+          <w:tcPr/>
           <w:p>
             <w:pPr>
               <w:pStyle w:val="Compact"/>
@@ -5942,14 +5199,7 @@
           </w:p>
         </w:tc>
         <w:tc>
-          <w:tcPr>
-            <w:tcBorders>
-              <w:top w:val="single" w:sz="4" w:space="0" w:color="000000"/>
-              <w:left w:val="single" w:sz="4" w:space="0" w:color="000000"/>
-              <w:bottom w:val="single" w:sz="4" w:space="0" w:color="000000"/>
-              <w:right w:val="single" w:sz="4" w:space="0" w:color="000000"/>
-            </w:tcBorders>
-          </w:tcPr>
+          <w:tcPr/>
           <w:p>
             <w:pPr>
               <w:pStyle w:val="Compact"/>
@@ -5962,14 +5212,7 @@
       </w:tr>
       <w:tr>
         <w:tc>
-          <w:tcPr>
-            <w:tcBorders>
-              <w:top w:val="single" w:sz="4" w:space="0" w:color="000000"/>
-              <w:left w:val="single" w:sz="4" w:space="0" w:color="000000"/>
-              <w:bottom w:val="single" w:sz="4" w:space="0" w:color="000000"/>
-              <w:right w:val="single" w:sz="4" w:space="0" w:color="000000"/>
-            </w:tcBorders>
-          </w:tcPr>
+          <w:tcPr/>
           <w:p>
             <w:pPr>
               <w:pStyle w:val="Compact"/>
@@ -5980,14 +5223,7 @@
           </w:p>
         </w:tc>
         <w:tc>
-          <w:tcPr>
-            <w:tcBorders>
-              <w:top w:val="single" w:sz="4" w:space="0" w:color="000000"/>
-              <w:left w:val="single" w:sz="4" w:space="0" w:color="000000"/>
-              <w:bottom w:val="single" w:sz="4" w:space="0" w:color="000000"/>
-              <w:right w:val="single" w:sz="4" w:space="0" w:color="000000"/>
-            </w:tcBorders>
-          </w:tcPr>
+          <w:tcPr/>
           <w:p>
             <w:pPr>
               <w:pStyle w:val="Compact"/>
@@ -5998,14 +5234,7 @@
           </w:p>
         </w:tc>
         <w:tc>
-          <w:tcPr>
-            <w:tcBorders>
-              <w:top w:val="single" w:sz="4" w:space="0" w:color="000000"/>
-              <w:left w:val="single" w:sz="4" w:space="0" w:color="000000"/>
-              <w:bottom w:val="single" w:sz="4" w:space="0" w:color="000000"/>
-              <w:right w:val="single" w:sz="4" w:space="0" w:color="000000"/>
-            </w:tcBorders>
-          </w:tcPr>
+          <w:tcPr/>
           <w:p>
             <w:pPr>
               <w:pStyle w:val="Compact"/>
@@ -6016,14 +5245,7 @@
           </w:p>
         </w:tc>
         <w:tc>
-          <w:tcPr>
-            <w:tcBorders>
-              <w:top w:val="single" w:sz="4" w:space="0" w:color="000000"/>
-              <w:left w:val="single" w:sz="4" w:space="0" w:color="000000"/>
-              <w:bottom w:val="single" w:sz="4" w:space="0" w:color="000000"/>
-              <w:right w:val="single" w:sz="4" w:space="0" w:color="000000"/>
-            </w:tcBorders>
-          </w:tcPr>
+          <w:tcPr/>
           <w:p>
             <w:pPr>
               <w:pStyle w:val="Compact"/>
@@ -6034,14 +5256,7 @@
           </w:p>
         </w:tc>
         <w:tc>
-          <w:tcPr>
-            <w:tcBorders>
-              <w:top w:val="single" w:sz="4" w:space="0" w:color="000000"/>
-              <w:left w:val="single" w:sz="4" w:space="0" w:color="000000"/>
-              <w:bottom w:val="single" w:sz="4" w:space="0" w:color="000000"/>
-              <w:right w:val="single" w:sz="4" w:space="0" w:color="000000"/>
-            </w:tcBorders>
-          </w:tcPr>
+          <w:tcPr/>
           <w:p>
             <w:pPr>
               <w:pStyle w:val="Compact"/>
@@ -6052,14 +5267,7 @@
           </w:p>
         </w:tc>
         <w:tc>
-          <w:tcPr>
-            <w:tcBorders>
-              <w:top w:val="single" w:sz="4" w:space="0" w:color="000000"/>
-              <w:left w:val="single" w:sz="4" w:space="0" w:color="000000"/>
-              <w:bottom w:val="single" w:sz="4" w:space="0" w:color="000000"/>
-              <w:right w:val="single" w:sz="4" w:space="0" w:color="000000"/>
-            </w:tcBorders>
-          </w:tcPr>
+          <w:tcPr/>
           <w:p>
             <w:pPr>
               <w:pStyle w:val="Compact"/>
@@ -6072,14 +5280,7 @@
       </w:tr>
       <w:tr>
         <w:tc>
-          <w:tcPr>
-            <w:tcBorders>
-              <w:top w:val="single" w:sz="4" w:space="0" w:color="000000"/>
-              <w:left w:val="single" w:sz="4" w:space="0" w:color="000000"/>
-              <w:bottom w:val="single" w:sz="4" w:space="0" w:color="000000"/>
-              <w:right w:val="single" w:sz="4" w:space="0" w:color="000000"/>
-            </w:tcBorders>
-          </w:tcPr>
+          <w:tcPr/>
           <w:p>
             <w:pPr>
               <w:pStyle w:val="Compact"/>
@@ -6090,14 +5291,7 @@
           </w:p>
         </w:tc>
         <w:tc>
-          <w:tcPr>
-            <w:tcBorders>
-              <w:top w:val="single" w:sz="4" w:space="0" w:color="000000"/>
-              <w:left w:val="single" w:sz="4" w:space="0" w:color="000000"/>
-              <w:bottom w:val="single" w:sz="4" w:space="0" w:color="000000"/>
-              <w:right w:val="single" w:sz="4" w:space="0" w:color="000000"/>
-            </w:tcBorders>
-          </w:tcPr>
+          <w:tcPr/>
           <w:p>
             <w:pPr>
               <w:pStyle w:val="Compact"/>
@@ -6108,14 +5302,7 @@
           </w:p>
         </w:tc>
         <w:tc>
-          <w:tcPr>
-            <w:tcBorders>
-              <w:top w:val="single" w:sz="4" w:space="0" w:color="000000"/>
-              <w:left w:val="single" w:sz="4" w:space="0" w:color="000000"/>
-              <w:bottom w:val="single" w:sz="4" w:space="0" w:color="000000"/>
-              <w:right w:val="single" w:sz="4" w:space="0" w:color="000000"/>
-            </w:tcBorders>
-          </w:tcPr>
+          <w:tcPr/>
           <w:p>
             <w:pPr>
               <w:pStyle w:val="Compact"/>
@@ -6126,14 +5313,7 @@
           </w:p>
         </w:tc>
         <w:tc>
-          <w:tcPr>
-            <w:tcBorders>
-              <w:top w:val="single" w:sz="4" w:space="0" w:color="000000"/>
-              <w:left w:val="single" w:sz="4" w:space="0" w:color="000000"/>
-              <w:bottom w:val="single" w:sz="4" w:space="0" w:color="000000"/>
-              <w:right w:val="single" w:sz="4" w:space="0" w:color="000000"/>
-            </w:tcBorders>
-          </w:tcPr>
+          <w:tcPr/>
           <w:p>
             <w:pPr>
               <w:pStyle w:val="Compact"/>
@@ -6144,14 +5324,7 @@
           </w:p>
         </w:tc>
         <w:tc>
-          <w:tcPr>
-            <w:tcBorders>
-              <w:top w:val="single" w:sz="4" w:space="0" w:color="000000"/>
-              <w:left w:val="single" w:sz="4" w:space="0" w:color="000000"/>
-              <w:bottom w:val="single" w:sz="4" w:space="0" w:color="000000"/>
-              <w:right w:val="single" w:sz="4" w:space="0" w:color="000000"/>
-            </w:tcBorders>
-          </w:tcPr>
+          <w:tcPr/>
           <w:p>
             <w:pPr>
               <w:pStyle w:val="Compact"/>
@@ -6162,14 +5335,7 @@
           </w:p>
         </w:tc>
         <w:tc>
-          <w:tcPr>
-            <w:tcBorders>
-              <w:top w:val="single" w:sz="4" w:space="0" w:color="000000"/>
-              <w:left w:val="single" w:sz="4" w:space="0" w:color="000000"/>
-              <w:bottom w:val="single" w:sz="4" w:space="0" w:color="000000"/>
-              <w:right w:val="single" w:sz="4" w:space="0" w:color="000000"/>
-            </w:tcBorders>
-          </w:tcPr>
+          <w:tcPr/>
           <w:p>
             <w:pPr>
               <w:pStyle w:val="Compact"/>
@@ -6182,14 +5348,7 @@
       </w:tr>
       <w:tr>
         <w:tc>
-          <w:tcPr>
-            <w:tcBorders>
-              <w:top w:val="single" w:sz="4" w:space="0" w:color="000000"/>
-              <w:left w:val="single" w:sz="4" w:space="0" w:color="000000"/>
-              <w:bottom w:val="single" w:sz="4" w:space="0" w:color="000000"/>
-              <w:right w:val="single" w:sz="4" w:space="0" w:color="000000"/>
-            </w:tcBorders>
-          </w:tcPr>
+          <w:tcPr/>
           <w:p>
             <w:pPr>
               <w:pStyle w:val="Compact"/>
@@ -6204,14 +5363,7 @@
           </w:p>
         </w:tc>
         <w:tc>
-          <w:tcPr>
-            <w:tcBorders>
-              <w:top w:val="single" w:sz="4" w:space="0" w:color="000000"/>
-              <w:left w:val="single" w:sz="4" w:space="0" w:color="000000"/>
-              <w:bottom w:val="single" w:sz="4" w:space="0" w:color="000000"/>
-              <w:right w:val="single" w:sz="4" w:space="0" w:color="000000"/>
-            </w:tcBorders>
-          </w:tcPr>
+          <w:tcPr/>
           <w:p>
             <w:pPr>
               <w:pStyle w:val="Compact"/>
@@ -6226,14 +5378,7 @@
           </w:p>
         </w:tc>
         <w:tc>
-          <w:tcPr>
-            <w:tcBorders>
-              <w:top w:val="single" w:sz="4" w:space="0" w:color="000000"/>
-              <w:left w:val="single" w:sz="4" w:space="0" w:color="000000"/>
-              <w:bottom w:val="single" w:sz="4" w:space="0" w:color="000000"/>
-              <w:right w:val="single" w:sz="4" w:space="0" w:color="000000"/>
-            </w:tcBorders>
-          </w:tcPr>
+          <w:tcPr/>
           <w:p>
             <w:pPr>
               <w:pStyle w:val="Compact"/>
@@ -6248,14 +5393,7 @@
           </w:p>
         </w:tc>
         <w:tc>
-          <w:tcPr>
-            <w:tcBorders>
-              <w:top w:val="single" w:sz="4" w:space="0" w:color="000000"/>
-              <w:left w:val="single" w:sz="4" w:space="0" w:color="000000"/>
-              <w:bottom w:val="single" w:sz="4" w:space="0" w:color="000000"/>
-              <w:right w:val="single" w:sz="4" w:space="0" w:color="000000"/>
-            </w:tcBorders>
-          </w:tcPr>
+          <w:tcPr/>
           <w:p>
             <w:pPr>
               <w:pStyle w:val="Compact"/>
@@ -6270,14 +5408,7 @@
           </w:p>
         </w:tc>
         <w:tc>
-          <w:tcPr>
-            <w:tcBorders>
-              <w:top w:val="single" w:sz="4" w:space="0" w:color="000000"/>
-              <w:left w:val="single" w:sz="4" w:space="0" w:color="000000"/>
-              <w:bottom w:val="single" w:sz="4" w:space="0" w:color="000000"/>
-              <w:right w:val="single" w:sz="4" w:space="0" w:color="000000"/>
-            </w:tcBorders>
-          </w:tcPr>
+          <w:tcPr/>
           <w:p>
             <w:pPr>
               <w:pStyle w:val="Compact"/>
@@ -6288,14 +5419,7 @@
           </w:p>
         </w:tc>
         <w:tc>
-          <w:tcPr>
-            <w:tcBorders>
-              <w:top w:val="single" w:sz="4" w:space="0" w:color="000000"/>
-              <w:left w:val="single" w:sz="4" w:space="0" w:color="000000"/>
-              <w:bottom w:val="single" w:sz="4" w:space="0" w:color="000000"/>
-              <w:right w:val="single" w:sz="4" w:space="0" w:color="000000"/>
-            </w:tcBorders>
-          </w:tcPr>
+          <w:tcPr/>
           <w:p>
             <w:pPr>
               <w:pStyle w:val="Compact"/>
@@ -6312,14 +5436,7 @@
       </w:tr>
       <w:tr>
         <w:tc>
-          <w:tcPr>
-            <w:tcBorders>
-              <w:top w:val="single" w:sz="4" w:space="0" w:color="000000"/>
-              <w:left w:val="single" w:sz="4" w:space="0" w:color="000000"/>
-              <w:bottom w:val="single" w:sz="4" w:space="0" w:color="000000"/>
-              <w:right w:val="single" w:sz="4" w:space="0" w:color="000000"/>
-            </w:tcBorders>
-          </w:tcPr>
+          <w:tcPr/>
           <w:p>
             <w:pPr>
               <w:pStyle w:val="Compact"/>
@@ -6334,14 +5451,7 @@
           </w:p>
         </w:tc>
         <w:tc>
-          <w:tcPr>
-            <w:tcBorders>
-              <w:top w:val="single" w:sz="4" w:space="0" w:color="000000"/>
-              <w:left w:val="single" w:sz="4" w:space="0" w:color="000000"/>
-              <w:bottom w:val="single" w:sz="4" w:space="0" w:color="000000"/>
-              <w:right w:val="single" w:sz="4" w:space="0" w:color="000000"/>
-            </w:tcBorders>
-          </w:tcPr>
+          <w:tcPr/>
           <w:p>
             <w:pPr>
               <w:pStyle w:val="Compact"/>
@@ -6356,14 +5466,7 @@
           </w:p>
         </w:tc>
         <w:tc>
-          <w:tcPr>
-            <w:tcBorders>
-              <w:top w:val="single" w:sz="4" w:space="0" w:color="000000"/>
-              <w:left w:val="single" w:sz="4" w:space="0" w:color="000000"/>
-              <w:bottom w:val="single" w:sz="4" w:space="0" w:color="000000"/>
-              <w:right w:val="single" w:sz="4" w:space="0" w:color="000000"/>
-            </w:tcBorders>
-          </w:tcPr>
+          <w:tcPr/>
           <w:p>
             <w:pPr>
               <w:pStyle w:val="Compact"/>
@@ -6378,14 +5481,7 @@
           </w:p>
         </w:tc>
         <w:tc>
-          <w:tcPr>
-            <w:tcBorders>
-              <w:top w:val="single" w:sz="4" w:space="0" w:color="000000"/>
-              <w:left w:val="single" w:sz="4" w:space="0" w:color="000000"/>
-              <w:bottom w:val="single" w:sz="4" w:space="0" w:color="000000"/>
-              <w:right w:val="single" w:sz="4" w:space="0" w:color="000000"/>
-            </w:tcBorders>
-          </w:tcPr>
+          <w:tcPr/>
           <w:p>
             <w:pPr>
               <w:pStyle w:val="Compact"/>
@@ -6400,14 +5496,7 @@
           </w:p>
         </w:tc>
         <w:tc>
-          <w:tcPr>
-            <w:tcBorders>
-              <w:top w:val="single" w:sz="4" w:space="0" w:color="000000"/>
-              <w:left w:val="single" w:sz="4" w:space="0" w:color="000000"/>
-              <w:bottom w:val="single" w:sz="4" w:space="0" w:color="000000"/>
-              <w:right w:val="single" w:sz="4" w:space="0" w:color="000000"/>
-            </w:tcBorders>
-          </w:tcPr>
+          <w:tcPr/>
           <w:p>
             <w:pPr>
               <w:pStyle w:val="Compact"/>
@@ -6418,14 +5507,7 @@
           </w:p>
         </w:tc>
         <w:tc>
-          <w:tcPr>
-            <w:tcBorders>
-              <w:top w:val="single" w:sz="4" w:space="0" w:color="000000"/>
-              <w:left w:val="single" w:sz="4" w:space="0" w:color="000000"/>
-              <w:bottom w:val="single" w:sz="4" w:space="0" w:color="000000"/>
-              <w:right w:val="single" w:sz="4" w:space="0" w:color="000000"/>
-            </w:tcBorders>
-          </w:tcPr>
+          <w:tcPr/>
           <w:p>
             <w:pPr>
               <w:pStyle w:val="Compact"/>
@@ -6446,11 +5528,19 @@
         <w:pStyle w:val="BodyText"/>
       </w:pPr>
       <w:r>
+        <w:t xml:space="preserve">Paired-bootstrap formal significance for the AUC drop (Section 2.5.2; Supplementary Table S10): significant (95% CI on Δ excludes 0) for Ling 2020 (both models), Zhu 2022 (both models), and Kazakhstan LogReg; not significant at this sample size for Zhuang 2018 (both models) or Kazakhstan LGBM, despite all eight pairs showing the same-signed drop.</w:t>
+      </w:r>
+    </w:p>
+    <w:p>
+      <w:pPr>
+        <w:pStyle w:val="BodyText"/>
+      </w:pPr>
+      <w:r>
         <w:t xml:space="preserve">Pairwise single-cohort transfer AUC values (Figure 3B–C; Supplementary Table S1) ranged from 0.54 to 0.88 for logistic regression. The highest pairwise AUC was Ling 2020 → Zhu 2022 (logistic regression AUC=0.88), reflecting transfer between two large Chinese fecal cohorts with overlapping compositional structure. Kazakhstan → Ling 2020 also transferred reasonably (logistic regression AUC=0.74). Most other pairwise AUCs clustered between 0.54 and 0.70, consistent with the overall pattern of limited cross-cohort transferability.</w:t>
       </w:r>
     </w:p>
-    <w:bookmarkEnd w:id="25"/>
-    <w:bookmarkStart w:id="26" w:name="permanova-variance-decomposition-1"/>
+    <w:bookmarkEnd w:id="27"/>
+    <w:bookmarkStart w:id="28" w:name="permanova-variance-decomposition-1"/>
     <w:p>
       <w:pPr>
         <w:pStyle w:val="Heading3"/>
@@ -6464,15 +5554,57 @@
         <w:pStyle w:val="FirstParagraph"/>
       </w:pPr>
       <w:r>
-        <w:t xml:space="preserve">PERMANOVA on Aitchison distance across all five cohorts showed that cohort identity explained 19.3% of total compositional variance (R²=0.193, F=30.13, p=0.0001, 9,999 permutations; Figure 4A). On Bray-Curtis dissimilarity, the cohort R² was 0.136 (F=19.80, p=0.0001). The cohort effect was substantially larger than disease signal: in a marginal two-variable model restricted to the four labeled cohorts (n=401), cohort (marginal) explained R²=0.172 (F=28.03, p=0.0001) versus diagnosis (marginal) R²=0.014 (F=6.82, p=0.0001)—an approximately 12-fold disparity within the same model. This is an empirical statement about the relative magnitude of cohort- versus diagnosis-associated compositional heterogeneity in these data. It provides context for interpreting the batch-correction results in Section 3.5, but PERMANOVA marginal R² values do not by themselves establish that the cohort and diagnosis axes of variation overlap, nor do they explain why any particular batch-correction algorithm changed classifier performance in a specific direction; that relationship is discussed as a separate, more limited hypothesis in Section 4.2.</w:t>
-      </w:r>
-    </w:p>
-    <w:p>
-      <w:pPr>
-        <w:pStyle w:val="BodyText"/>
-      </w:pPr>
-      <w:r>
-        <w:t xml:space="preserve">A logistic regression classifier trained to predict cohort identity from the CLR-transformed features across all 509 samples achieved macro-AUC=0.9917 (one-vs-rest, stratified 5-fold CV; per-cohort AUC: Kazakhstan 1.000, Kim 2022 0.997, Ling 2020 0.993, Zhuang 2018 0.989, Zhu 2022 0.980). Cohort membership is thus near-perfectly recoverable from the same features used for disease classification, confirming that cohort-specific information dominates the compositional feature space.</w:t>
+        <w:t xml:space="preserve">PERMANOVA on Aitchison distance across all five cohorts showed that cohort identity explained 19.3% of total compositional variance (R²=0.193, F=30.13, p=0.0001, 9,999 permutations; Figure 4A). On Bray-Curtis dissimilarity, the cohort R² was 0.136 (F=19.80, p=0.0001). The cohort effect was substantially larger than disease signal: in a marginal two-variable model restricted to the four labeled cohorts (n=401), cohort (marginal) explained R²=0.172 (F=28.03, p=0.0001) versus diagnosis (marginal) R²=0.014 (F=6.82, p=0.0001)—an approximately 12-fold disparity within the same model. This is an empirical statement about the relative magnitude of cohort- versus diagnosis-associated compositional heterogeneity in these data, not a decomposition of cohort into technical and biological components:</w:t>
+      </w:r>
+      <w:r>
+        <w:t xml:space="preserve"> </w:t>
+      </w:r>
+      <w:r>
+        <w:t xml:space="preserve">“cohort”</w:t>
+      </w:r>
+      <w:r>
+        <w:t xml:space="preserve"> </w:t>
+      </w:r>
+      <w:r>
+        <w:t xml:space="preserve">is a composite study-of-origin variable bundling sequencing platform, library preparation, recruitment site, diagnostic ascertainment, and unmeasured dietary/lifestyle factors, and PERMANOVA cannot separate these bundled sources (Section 2.6). It provides context for interpreting the batch-correction results in Section 3.5, but PERMANOVA marginal R² values do not by themselves establish that the cohort and diagnosis axes of variation overlap, nor do they explain why any particular batch-correction algorithm changed classifier performance in a specific direction; that relationship is discussed as a separate, more limited hypothesis in Section 4.2.</w:t>
+      </w:r>
+    </w:p>
+    <w:p>
+      <w:pPr>
+        <w:pStyle w:val="BodyText"/>
+      </w:pPr>
+      <w:r>
+        <w:rPr>
+          <w:b/>
+          <w:bCs/>
+        </w:rPr>
+        <w:t xml:space="preserve">The ~12-fold disparity is sensitive to cohort composition and should not be read as a fixed, generalizable figure.</w:t>
+      </w:r>
+      <w:r>
+        <w:t xml:space="preserve"> </w:t>
+      </w:r>
+      <w:r>
+        <w:t xml:space="preserve">Restricting the same marginal PERMANOVA specification to the three cohorts that are more technically comparable to one another — Zhuang 2018, Ling 2020, and Zhu 2022, all Chinese, paired-end MiSeq V3–V4 studies (Section 2.6) — reduced the disparity from approximately 12-fold to approximately 2.6-fold: cohort (marginal) R²=0.0588 (F=10.05, p=0.0001) versus diagnosis (marginal) R²=0.0229 (F=7.83, p=0.0001) in this n=317 subset (Supplementary Table S11). This subset is more technically comparable, not technically identical — recruitment site, exact diagnostic procedure, and unmeasured dietary factors still differ across these three studies — but removing Kazakhstan’s single-end/NovaSeq platform and Kim/KBASE’s separate country substantially changes the cohort-to-diagnosis variance ratio. We conclude that the ~12-fold figure computed on the full four-cohort set is not a stable, generalizable property of</w:t>
+      </w:r>
+      <w:r>
+        <w:t xml:space="preserve"> </w:t>
+      </w:r>
+      <w:r>
+        <w:t xml:space="preserve">“cohort effects versus disease effects”</w:t>
+      </w:r>
+      <w:r>
+        <w:t xml:space="preserve"> </w:t>
+      </w:r>
+      <w:r>
+        <w:t xml:space="preserve">in gut microbiome data; it is specific to the particular set of cohorts compared, and is driven substantially by the inclusion of cohorts that differ from one another in more than country of origin.</w:t>
+      </w:r>
+    </w:p>
+    <w:p>
+      <w:pPr>
+        <w:pStyle w:val="BodyText"/>
+      </w:pPr>
+      <w:r>
+        <w:t xml:space="preserve">A logistic regression classifier trained to predict cohort identity from the CLR-transformed features across all 509 samples achieved macro-AUC=0.9917 (one-vs-rest, stratified 5-fold CV; per-cohort AUC: Kazakhstan 1.000, Kim 2022 0.997, Ling 2020 0.993, Zhuang 2018 0.989, Zhu 2022 0.980). Cohort membership is thus near-perfectly recoverable from the same features used for disease classification, confirming that cohort-specific information (whatever its technical or biological composition) dominates the compositional feature space.</w:t>
       </w:r>
     </w:p>
     <w:p>
@@ -6488,7 +5620,7 @@
         <w:pStyle w:val="BodyText"/>
       </w:pPr>
       <w:r>
-        <w:t xml:space="preserve">Beta-dispersion testing revealed significant heterogeneity in within-group spread across cohorts (F=13.93, p=0.0001, 9,999 permutations; Figure 4C), meaning that the PERMANOVA R² of 0.193 reflects both compositional centroid shifts and differences in within-cohort spread. Kazakhstan showed the greatest within-cohort variance, while the Chinese cohorts (Zhuang, Ling) were more tightly dispersed. This dispersion heterogeneity is relevant to interpreting PERMANOVA effect sizes and is acknowledged in the Methods section.</w:t>
+        <w:t xml:space="preserve">Beta-dispersion testing revealed significant heterogeneity in within-group spread across cohorts (F=13.93, p=0.0001, 9,999 permutations; Figure 4C), meaning that the PERMANOVA R² of 0.193 reflects both compositional centroid shifts and differences in within-cohort spread. Kazakhstan showed the greatest within-cohort variance, while the Chinese cohorts (Zhuang, Ling) were more tightly dispersed. Pairwise post-hoc betadisper comparisons (Section 2.6; Supplementary Table S12) show this overall dispersion difference is not uniform across all cohort pairs: Ling 2020 differs significantly in dispersion from every other cohort (all Holm-adjusted p≤0.0063), and is the single cohort driving most of the significant pairwise comparisons, while shanghai2022 (Zhu 2022) vs. zhuang2018 (Holm p=0.439) and kazakhstan2022 vs. kbase2022 (Holm p=0.439) are not significantly different from one another in dispersion. Within the Chinese-MiSeq-only subset described above, dispersion remained significant (F=7.946, p=0.0004) and was again driven mainly by one cohort — zhuang2018 differed significantly from both ling2020 (p=0.0001) and shanghai2022 (p=0.026), while ling2020 and shanghai2022 did not differ significantly from each other (p=0.343). This dispersion heterogeneity is relevant to interpreting PERMANOVA effect sizes and is acknowledged in the Methods and Limitations sections.</w:t>
       </w:r>
     </w:p>
     <w:p>
@@ -6499,8 +5631,8 @@
         <w:t xml:space="preserve">Within-cohort PERMANOVA revealed highly variable disease-associated compositional effects: Ling 2020 (R²=0.053, F=9.53, p=0.0001) and Zhu 2022 (R²=0.094, F=6.01, p=0.0001) showed significant diagnosis effects, while Zhuang 2018 (R²=0.017, p=0.066) and Kazakhstan (R²=0.022, p=0.069) did not reach statistical significance at α=0.05. These within-cohort disease effect sizes broadly rank-order with within-cohort AUC performance, providing a triangulating validation of the classifier results. The Zhu 2022 fecal-only R²=0.094 represents the highest within-cohort disease effect among the four labeled cohorts, consistent with a detectable diagnosis-associated compositional difference in this dataset.</w:t>
       </w:r>
     </w:p>
-    <w:bookmarkEnd w:id="26"/>
-    <w:bookmarkStart w:id="27" w:name="X07dd72aa9093721da33911c108bd45584760d57"/>
+    <w:bookmarkEnd w:id="28"/>
+    <w:bookmarkStart w:id="29" w:name="X07dd72aa9093721da33911c108bd45584760d57"/>
     <w:p>
       <w:pPr>
         <w:pStyle w:val="Heading3"/>
@@ -6587,14 +5719,7 @@
           <w:tblHeader w:val="on"/>
         </w:trPr>
         <w:tc>
-          <w:tcPr>
-            <w:tcBorders>
-              <w:top w:val="single" w:sz="4" w:space="0" w:color="000000"/>
-              <w:left w:val="single" w:sz="4" w:space="0" w:color="000000"/>
-              <w:bottom w:val="single" w:sz="4" w:space="0" w:color="000000"/>
-              <w:right w:val="single" w:sz="4" w:space="0" w:color="000000"/>
-            </w:tcBorders>
-          </w:tcPr>
+          <w:tcPr/>
           <w:p>
             <w:pPr>
               <w:pStyle w:val="Compact"/>
@@ -6605,14 +5730,7 @@
           </w:p>
         </w:tc>
         <w:tc>
-          <w:tcPr>
-            <w:tcBorders>
-              <w:top w:val="single" w:sz="4" w:space="0" w:color="000000"/>
-              <w:left w:val="single" w:sz="4" w:space="0" w:color="000000"/>
-              <w:bottom w:val="single" w:sz="4" w:space="0" w:color="000000"/>
-              <w:right w:val="single" w:sz="4" w:space="0" w:color="000000"/>
-            </w:tcBorders>
-          </w:tcPr>
+          <w:tcPr/>
           <w:p>
             <w:pPr>
               <w:pStyle w:val="Compact"/>
@@ -6623,14 +5741,7 @@
           </w:p>
         </w:tc>
         <w:tc>
-          <w:tcPr>
-            <w:tcBorders>
-              <w:top w:val="single" w:sz="4" w:space="0" w:color="000000"/>
-              <w:left w:val="single" w:sz="4" w:space="0" w:color="000000"/>
-              <w:bottom w:val="single" w:sz="4" w:space="0" w:color="000000"/>
-              <w:right w:val="single" w:sz="4" w:space="0" w:color="000000"/>
-            </w:tcBorders>
-          </w:tcPr>
+          <w:tcPr/>
           <w:p>
             <w:pPr>
               <w:pStyle w:val="Compact"/>
@@ -6641,14 +5752,7 @@
           </w:p>
         </w:tc>
         <w:tc>
-          <w:tcPr>
-            <w:tcBorders>
-              <w:top w:val="single" w:sz="4" w:space="0" w:color="000000"/>
-              <w:left w:val="single" w:sz="4" w:space="0" w:color="000000"/>
-              <w:bottom w:val="single" w:sz="4" w:space="0" w:color="000000"/>
-              <w:right w:val="single" w:sz="4" w:space="0" w:color="000000"/>
-            </w:tcBorders>
-          </w:tcPr>
+          <w:tcPr/>
           <w:p>
             <w:pPr>
               <w:pStyle w:val="Compact"/>
@@ -6659,14 +5763,7 @@
           </w:p>
         </w:tc>
         <w:tc>
-          <w:tcPr>
-            <w:tcBorders>
-              <w:top w:val="single" w:sz="4" w:space="0" w:color="000000"/>
-              <w:left w:val="single" w:sz="4" w:space="0" w:color="000000"/>
-              <w:bottom w:val="single" w:sz="4" w:space="0" w:color="000000"/>
-              <w:right w:val="single" w:sz="4" w:space="0" w:color="000000"/>
-            </w:tcBorders>
-          </w:tcPr>
+          <w:tcPr/>
           <w:p>
             <w:pPr>
               <w:pStyle w:val="Compact"/>
@@ -6677,14 +5774,7 @@
           </w:p>
         </w:tc>
         <w:tc>
-          <w:tcPr>
-            <w:tcBorders>
-              <w:top w:val="single" w:sz="4" w:space="0" w:color="000000"/>
-              <w:left w:val="single" w:sz="4" w:space="0" w:color="000000"/>
-              <w:bottom w:val="single" w:sz="4" w:space="0" w:color="000000"/>
-              <w:right w:val="single" w:sz="4" w:space="0" w:color="000000"/>
-            </w:tcBorders>
-          </w:tcPr>
+          <w:tcPr/>
           <w:p>
             <w:pPr>
               <w:pStyle w:val="Compact"/>
@@ -6697,14 +5787,7 @@
       </w:tr>
       <w:tr>
         <w:tc>
-          <w:tcPr>
-            <w:tcBorders>
-              <w:top w:val="single" w:sz="4" w:space="0" w:color="000000"/>
-              <w:left w:val="single" w:sz="4" w:space="0" w:color="000000"/>
-              <w:bottom w:val="single" w:sz="4" w:space="0" w:color="000000"/>
-              <w:right w:val="single" w:sz="4" w:space="0" w:color="000000"/>
-            </w:tcBorders>
-          </w:tcPr>
+          <w:tcPr/>
           <w:p>
             <w:pPr>
               <w:pStyle w:val="Compact"/>
@@ -6715,14 +5798,7 @@
           </w:p>
         </w:tc>
         <w:tc>
-          <w:tcPr>
-            <w:tcBorders>
-              <w:top w:val="single" w:sz="4" w:space="0" w:color="000000"/>
-              <w:left w:val="single" w:sz="4" w:space="0" w:color="000000"/>
-              <w:bottom w:val="single" w:sz="4" w:space="0" w:color="000000"/>
-              <w:right w:val="single" w:sz="4" w:space="0" w:color="000000"/>
-            </w:tcBorders>
-          </w:tcPr>
+          <w:tcPr/>
           <w:p>
             <w:pPr>
               <w:pStyle w:val="Compact"/>
@@ -6733,14 +5809,7 @@
           </w:p>
         </w:tc>
         <w:tc>
-          <w:tcPr>
-            <w:tcBorders>
-              <w:top w:val="single" w:sz="4" w:space="0" w:color="000000"/>
-              <w:left w:val="single" w:sz="4" w:space="0" w:color="000000"/>
-              <w:bottom w:val="single" w:sz="4" w:space="0" w:color="000000"/>
-              <w:right w:val="single" w:sz="4" w:space="0" w:color="000000"/>
-            </w:tcBorders>
-          </w:tcPr>
+          <w:tcPr/>
           <w:p>
             <w:pPr>
               <w:pStyle w:val="Compact"/>
@@ -6751,14 +5820,7 @@
           </w:p>
         </w:tc>
         <w:tc>
-          <w:tcPr>
-            <w:tcBorders>
-              <w:top w:val="single" w:sz="4" w:space="0" w:color="000000"/>
-              <w:left w:val="single" w:sz="4" w:space="0" w:color="000000"/>
-              <w:bottom w:val="single" w:sz="4" w:space="0" w:color="000000"/>
-              <w:right w:val="single" w:sz="4" w:space="0" w:color="000000"/>
-            </w:tcBorders>
-          </w:tcPr>
+          <w:tcPr/>
           <w:p>
             <w:pPr>
               <w:pStyle w:val="Compact"/>
@@ -6769,14 +5831,7 @@
           </w:p>
         </w:tc>
         <w:tc>
-          <w:tcPr>
-            <w:tcBorders>
-              <w:top w:val="single" w:sz="4" w:space="0" w:color="000000"/>
-              <w:left w:val="single" w:sz="4" w:space="0" w:color="000000"/>
-              <w:bottom w:val="single" w:sz="4" w:space="0" w:color="000000"/>
-              <w:right w:val="single" w:sz="4" w:space="0" w:color="000000"/>
-            </w:tcBorders>
-          </w:tcPr>
+          <w:tcPr/>
           <w:p>
             <w:pPr>
               <w:pStyle w:val="Compact"/>
@@ -6787,14 +5842,7 @@
           </w:p>
         </w:tc>
         <w:tc>
-          <w:tcPr>
-            <w:tcBorders>
-              <w:top w:val="single" w:sz="4" w:space="0" w:color="000000"/>
-              <w:left w:val="single" w:sz="4" w:space="0" w:color="000000"/>
-              <w:bottom w:val="single" w:sz="4" w:space="0" w:color="000000"/>
-              <w:right w:val="single" w:sz="4" w:space="0" w:color="000000"/>
-            </w:tcBorders>
-          </w:tcPr>
+          <w:tcPr/>
           <w:p>
             <w:pPr>
               <w:pStyle w:val="Compact"/>
@@ -6807,14 +5855,7 @@
       </w:tr>
       <w:tr>
         <w:tc>
-          <w:tcPr>
-            <w:tcBorders>
-              <w:top w:val="single" w:sz="4" w:space="0" w:color="000000"/>
-              <w:left w:val="single" w:sz="4" w:space="0" w:color="000000"/>
-              <w:bottom w:val="single" w:sz="4" w:space="0" w:color="000000"/>
-              <w:right w:val="single" w:sz="4" w:space="0" w:color="000000"/>
-            </w:tcBorders>
-          </w:tcPr>
+          <w:tcPr/>
           <w:p>
             <w:pPr>
               <w:pStyle w:val="Compact"/>
@@ -6825,14 +5866,7 @@
           </w:p>
         </w:tc>
         <w:tc>
-          <w:tcPr>
-            <w:tcBorders>
-              <w:top w:val="single" w:sz="4" w:space="0" w:color="000000"/>
-              <w:left w:val="single" w:sz="4" w:space="0" w:color="000000"/>
-              <w:bottom w:val="single" w:sz="4" w:space="0" w:color="000000"/>
-              <w:right w:val="single" w:sz="4" w:space="0" w:color="000000"/>
-            </w:tcBorders>
-          </w:tcPr>
+          <w:tcPr/>
           <w:p>
             <w:pPr>
               <w:pStyle w:val="Compact"/>
@@ -6843,14 +5877,7 @@
           </w:p>
         </w:tc>
         <w:tc>
-          <w:tcPr>
-            <w:tcBorders>
-              <w:top w:val="single" w:sz="4" w:space="0" w:color="000000"/>
-              <w:left w:val="single" w:sz="4" w:space="0" w:color="000000"/>
-              <w:bottom w:val="single" w:sz="4" w:space="0" w:color="000000"/>
-              <w:right w:val="single" w:sz="4" w:space="0" w:color="000000"/>
-            </w:tcBorders>
-          </w:tcPr>
+          <w:tcPr/>
           <w:p>
             <w:pPr>
               <w:pStyle w:val="Compact"/>
@@ -6861,14 +5888,7 @@
           </w:p>
         </w:tc>
         <w:tc>
-          <w:tcPr>
-            <w:tcBorders>
-              <w:top w:val="single" w:sz="4" w:space="0" w:color="000000"/>
-              <w:left w:val="single" w:sz="4" w:space="0" w:color="000000"/>
-              <w:bottom w:val="single" w:sz="4" w:space="0" w:color="000000"/>
-              <w:right w:val="single" w:sz="4" w:space="0" w:color="000000"/>
-            </w:tcBorders>
-          </w:tcPr>
+          <w:tcPr/>
           <w:p>
             <w:pPr>
               <w:pStyle w:val="Compact"/>
@@ -6879,14 +5899,7 @@
           </w:p>
         </w:tc>
         <w:tc>
-          <w:tcPr>
-            <w:tcBorders>
-              <w:top w:val="single" w:sz="4" w:space="0" w:color="000000"/>
-              <w:left w:val="single" w:sz="4" w:space="0" w:color="000000"/>
-              <w:bottom w:val="single" w:sz="4" w:space="0" w:color="000000"/>
-              <w:right w:val="single" w:sz="4" w:space="0" w:color="000000"/>
-            </w:tcBorders>
-          </w:tcPr>
+          <w:tcPr/>
           <w:p>
             <w:pPr>
               <w:pStyle w:val="Compact"/>
@@ -6897,14 +5910,7 @@
           </w:p>
         </w:tc>
         <w:tc>
-          <w:tcPr>
-            <w:tcBorders>
-              <w:top w:val="single" w:sz="4" w:space="0" w:color="000000"/>
-              <w:left w:val="single" w:sz="4" w:space="0" w:color="000000"/>
-              <w:bottom w:val="single" w:sz="4" w:space="0" w:color="000000"/>
-              <w:right w:val="single" w:sz="4" w:space="0" w:color="000000"/>
-            </w:tcBorders>
-          </w:tcPr>
+          <w:tcPr/>
           <w:p>
             <w:pPr>
               <w:pStyle w:val="Compact"/>
@@ -6917,14 +5923,7 @@
       </w:tr>
       <w:tr>
         <w:tc>
-          <w:tcPr>
-            <w:tcBorders>
-              <w:top w:val="single" w:sz="4" w:space="0" w:color="000000"/>
-              <w:left w:val="single" w:sz="4" w:space="0" w:color="000000"/>
-              <w:bottom w:val="single" w:sz="4" w:space="0" w:color="000000"/>
-              <w:right w:val="single" w:sz="4" w:space="0" w:color="000000"/>
-            </w:tcBorders>
-          </w:tcPr>
+          <w:tcPr/>
           <w:p>
             <w:pPr>
               <w:pStyle w:val="Compact"/>
@@ -6935,14 +5934,7 @@
           </w:p>
         </w:tc>
         <w:tc>
-          <w:tcPr>
-            <w:tcBorders>
-              <w:top w:val="single" w:sz="4" w:space="0" w:color="000000"/>
-              <w:left w:val="single" w:sz="4" w:space="0" w:color="000000"/>
-              <w:bottom w:val="single" w:sz="4" w:space="0" w:color="000000"/>
-              <w:right w:val="single" w:sz="4" w:space="0" w:color="000000"/>
-            </w:tcBorders>
-          </w:tcPr>
+          <w:tcPr/>
           <w:p>
             <w:pPr>
               <w:pStyle w:val="Compact"/>
@@ -6953,14 +5945,7 @@
           </w:p>
         </w:tc>
         <w:tc>
-          <w:tcPr>
-            <w:tcBorders>
-              <w:top w:val="single" w:sz="4" w:space="0" w:color="000000"/>
-              <w:left w:val="single" w:sz="4" w:space="0" w:color="000000"/>
-              <w:bottom w:val="single" w:sz="4" w:space="0" w:color="000000"/>
-              <w:right w:val="single" w:sz="4" w:space="0" w:color="000000"/>
-            </w:tcBorders>
-          </w:tcPr>
+          <w:tcPr/>
           <w:p>
             <w:pPr>
               <w:pStyle w:val="Compact"/>
@@ -6971,14 +5956,7 @@
           </w:p>
         </w:tc>
         <w:tc>
-          <w:tcPr>
-            <w:tcBorders>
-              <w:top w:val="single" w:sz="4" w:space="0" w:color="000000"/>
-              <w:left w:val="single" w:sz="4" w:space="0" w:color="000000"/>
-              <w:bottom w:val="single" w:sz="4" w:space="0" w:color="000000"/>
-              <w:right w:val="single" w:sz="4" w:space="0" w:color="000000"/>
-            </w:tcBorders>
-          </w:tcPr>
+          <w:tcPr/>
           <w:p>
             <w:pPr>
               <w:pStyle w:val="Compact"/>
@@ -6989,14 +5967,7 @@
           </w:p>
         </w:tc>
         <w:tc>
-          <w:tcPr>
-            <w:tcBorders>
-              <w:top w:val="single" w:sz="4" w:space="0" w:color="000000"/>
-              <w:left w:val="single" w:sz="4" w:space="0" w:color="000000"/>
-              <w:bottom w:val="single" w:sz="4" w:space="0" w:color="000000"/>
-              <w:right w:val="single" w:sz="4" w:space="0" w:color="000000"/>
-            </w:tcBorders>
-          </w:tcPr>
+          <w:tcPr/>
           <w:p>
             <w:pPr>
               <w:pStyle w:val="Compact"/>
@@ -7007,14 +5978,7 @@
           </w:p>
         </w:tc>
         <w:tc>
-          <w:tcPr>
-            <w:tcBorders>
-              <w:top w:val="single" w:sz="4" w:space="0" w:color="000000"/>
-              <w:left w:val="single" w:sz="4" w:space="0" w:color="000000"/>
-              <w:bottom w:val="single" w:sz="4" w:space="0" w:color="000000"/>
-              <w:right w:val="single" w:sz="4" w:space="0" w:color="000000"/>
-            </w:tcBorders>
-          </w:tcPr>
+          <w:tcPr/>
           <w:p>
             <w:pPr>
               <w:pStyle w:val="Compact"/>
@@ -7027,14 +5991,7 @@
       </w:tr>
       <w:tr>
         <w:tc>
-          <w:tcPr>
-            <w:tcBorders>
-              <w:top w:val="single" w:sz="4" w:space="0" w:color="000000"/>
-              <w:left w:val="single" w:sz="4" w:space="0" w:color="000000"/>
-              <w:bottom w:val="single" w:sz="4" w:space="0" w:color="000000"/>
-              <w:right w:val="single" w:sz="4" w:space="0" w:color="000000"/>
-            </w:tcBorders>
-          </w:tcPr>
+          <w:tcPr/>
           <w:p>
             <w:pPr>
               <w:pStyle w:val="Compact"/>
@@ -7045,14 +6002,7 @@
           </w:p>
         </w:tc>
         <w:tc>
-          <w:tcPr>
-            <w:tcBorders>
-              <w:top w:val="single" w:sz="4" w:space="0" w:color="000000"/>
-              <w:left w:val="single" w:sz="4" w:space="0" w:color="000000"/>
-              <w:bottom w:val="single" w:sz="4" w:space="0" w:color="000000"/>
-              <w:right w:val="single" w:sz="4" w:space="0" w:color="000000"/>
-            </w:tcBorders>
-          </w:tcPr>
+          <w:tcPr/>
           <w:p>
             <w:pPr>
               <w:pStyle w:val="Compact"/>
@@ -7063,14 +6013,7 @@
           </w:p>
         </w:tc>
         <w:tc>
-          <w:tcPr>
-            <w:tcBorders>
-              <w:top w:val="single" w:sz="4" w:space="0" w:color="000000"/>
-              <w:left w:val="single" w:sz="4" w:space="0" w:color="000000"/>
-              <w:bottom w:val="single" w:sz="4" w:space="0" w:color="000000"/>
-              <w:right w:val="single" w:sz="4" w:space="0" w:color="000000"/>
-            </w:tcBorders>
-          </w:tcPr>
+          <w:tcPr/>
           <w:p>
             <w:pPr>
               <w:pStyle w:val="Compact"/>
@@ -7081,14 +6024,7 @@
           </w:p>
         </w:tc>
         <w:tc>
-          <w:tcPr>
-            <w:tcBorders>
-              <w:top w:val="single" w:sz="4" w:space="0" w:color="000000"/>
-              <w:left w:val="single" w:sz="4" w:space="0" w:color="000000"/>
-              <w:bottom w:val="single" w:sz="4" w:space="0" w:color="000000"/>
-              <w:right w:val="single" w:sz="4" w:space="0" w:color="000000"/>
-            </w:tcBorders>
-          </w:tcPr>
+          <w:tcPr/>
           <w:p>
             <w:pPr>
               <w:pStyle w:val="Compact"/>
@@ -7099,14 +6035,7 @@
           </w:p>
         </w:tc>
         <w:tc>
-          <w:tcPr>
-            <w:tcBorders>
-              <w:top w:val="single" w:sz="4" w:space="0" w:color="000000"/>
-              <w:left w:val="single" w:sz="4" w:space="0" w:color="000000"/>
-              <w:bottom w:val="single" w:sz="4" w:space="0" w:color="000000"/>
-              <w:right w:val="single" w:sz="4" w:space="0" w:color="000000"/>
-            </w:tcBorders>
-          </w:tcPr>
+          <w:tcPr/>
           <w:p>
             <w:pPr>
               <w:pStyle w:val="Compact"/>
@@ -7117,14 +6046,7 @@
           </w:p>
         </w:tc>
         <w:tc>
-          <w:tcPr>
-            <w:tcBorders>
-              <w:top w:val="single" w:sz="4" w:space="0" w:color="000000"/>
-              <w:left w:val="single" w:sz="4" w:space="0" w:color="000000"/>
-              <w:bottom w:val="single" w:sz="4" w:space="0" w:color="000000"/>
-              <w:right w:val="single" w:sz="4" w:space="0" w:color="000000"/>
-            </w:tcBorders>
-          </w:tcPr>
+          <w:tcPr/>
           <w:p>
             <w:pPr>
               <w:pStyle w:val="Compact"/>
@@ -7137,14 +6059,7 @@
       </w:tr>
       <w:tr>
         <w:tc>
-          <w:tcPr>
-            <w:tcBorders>
-              <w:top w:val="single" w:sz="4" w:space="0" w:color="000000"/>
-              <w:left w:val="single" w:sz="4" w:space="0" w:color="000000"/>
-              <w:bottom w:val="single" w:sz="4" w:space="0" w:color="000000"/>
-              <w:right w:val="single" w:sz="4" w:space="0" w:color="000000"/>
-            </w:tcBorders>
-          </w:tcPr>
+          <w:tcPr/>
           <w:p>
             <w:pPr>
               <w:pStyle w:val="Compact"/>
@@ -7155,14 +6070,7 @@
           </w:p>
         </w:tc>
         <w:tc>
-          <w:tcPr>
-            <w:tcBorders>
-              <w:top w:val="single" w:sz="4" w:space="0" w:color="000000"/>
-              <w:left w:val="single" w:sz="4" w:space="0" w:color="000000"/>
-              <w:bottom w:val="single" w:sz="4" w:space="0" w:color="000000"/>
-              <w:right w:val="single" w:sz="4" w:space="0" w:color="000000"/>
-            </w:tcBorders>
-          </w:tcPr>
+          <w:tcPr/>
           <w:p>
             <w:pPr>
               <w:pStyle w:val="Compact"/>
@@ -7173,14 +6081,7 @@
           </w:p>
         </w:tc>
         <w:tc>
-          <w:tcPr>
-            <w:tcBorders>
-              <w:top w:val="single" w:sz="4" w:space="0" w:color="000000"/>
-              <w:left w:val="single" w:sz="4" w:space="0" w:color="000000"/>
-              <w:bottom w:val="single" w:sz="4" w:space="0" w:color="000000"/>
-              <w:right w:val="single" w:sz="4" w:space="0" w:color="000000"/>
-            </w:tcBorders>
-          </w:tcPr>
+          <w:tcPr/>
           <w:p>
             <w:pPr>
               <w:pStyle w:val="Compact"/>
@@ -7191,14 +6092,7 @@
           </w:p>
         </w:tc>
         <w:tc>
-          <w:tcPr>
-            <w:tcBorders>
-              <w:top w:val="single" w:sz="4" w:space="0" w:color="000000"/>
-              <w:left w:val="single" w:sz="4" w:space="0" w:color="000000"/>
-              <w:bottom w:val="single" w:sz="4" w:space="0" w:color="000000"/>
-              <w:right w:val="single" w:sz="4" w:space="0" w:color="000000"/>
-            </w:tcBorders>
-          </w:tcPr>
+          <w:tcPr/>
           <w:p>
             <w:pPr>
               <w:pStyle w:val="Compact"/>
@@ -7209,14 +6103,7 @@
           </w:p>
         </w:tc>
         <w:tc>
-          <w:tcPr>
-            <w:tcBorders>
-              <w:top w:val="single" w:sz="4" w:space="0" w:color="000000"/>
-              <w:left w:val="single" w:sz="4" w:space="0" w:color="000000"/>
-              <w:bottom w:val="single" w:sz="4" w:space="0" w:color="000000"/>
-              <w:right w:val="single" w:sz="4" w:space="0" w:color="000000"/>
-            </w:tcBorders>
-          </w:tcPr>
+          <w:tcPr/>
           <w:p>
             <w:pPr>
               <w:pStyle w:val="Compact"/>
@@ -7227,14 +6114,7 @@
           </w:p>
         </w:tc>
         <w:tc>
-          <w:tcPr>
-            <w:tcBorders>
-              <w:top w:val="single" w:sz="4" w:space="0" w:color="000000"/>
-              <w:left w:val="single" w:sz="4" w:space="0" w:color="000000"/>
-              <w:bottom w:val="single" w:sz="4" w:space="0" w:color="000000"/>
-              <w:right w:val="single" w:sz="4" w:space="0" w:color="000000"/>
-            </w:tcBorders>
-          </w:tcPr>
+          <w:tcPr/>
           <w:p>
             <w:pPr>
               <w:pStyle w:val="Compact"/>
@@ -7283,13 +6163,13 @@
           <w:b/>
           <w:bCs/>
         </w:rPr>
-        <w:t xml:space="preserve">Label-informed correction (exploratory/oracle-style sensitivity; Supplementary Figure S5): the previously reported severe degradation is largely an artifact of using target labels during correction, not evidence about batch correction’s effect on biological signal.</w:t>
-      </w:r>
-      <w:r>
-        <w:t xml:space="preserve"> </w:t>
-      </w:r>
-      <w:r>
-        <w:t xml:space="preserve">Under the label-informed design — which uses every sample’s own true diagnosis label during correction and therefore cannot represent a deployable or prospectively valid comparison — ComBat-seq reduced mean logistic-regression LOCO AUC from 0.640 to 0.493, with the Kazakhstan cohort collapsing to AUC=0.308 [0.20–0.42]. The same cohort under label-blind ComBat-seq scored 0.560, closely matching its uncorrected value (0.564). This side-by-side comparison indicates that the severe, cohort-specific collapse previously observed was driven substantially by the label-informed design itself — most likely because a global correction model that is explicitly told each sample’s own diagnosis label (via</w:t>
+        <w:t xml:space="preserve">Label-informed correction (exploratory/oracle-style sensitivity; Supplementary Figure S5): severe degradation under this design is largely an artifact of using target labels during correction, not evidence about batch correction’s effect on biological signal.</w:t>
+      </w:r>
+      <w:r>
+        <w:t xml:space="preserve"> </w:t>
+      </w:r>
+      <w:r>
+        <w:t xml:space="preserve">Under the label-informed design — which uses every sample’s own true diagnosis label during correction and therefore cannot represent a deployable or prospectively valid comparison — ComBat-seq reduced mean logistic-regression LOCO AUC from 0.640 to 0.493, with the Kazakhstan cohort collapsing to AUC=0.308 [0.20–0.42]. The same cohort under label-blind ComBat-seq scored 0.560, closely matching its uncorrected value (0.564). This side-by-side comparison indicates that the severe, cohort-specific collapse under the label-informed design was driven substantially by the design itself — most likely because a global correction model that is explicitly told each sample’s own diagnosis label (via</w:t>
       </w:r>
       <w:r>
         <w:t xml:space="preserve"> </w:t>
@@ -7358,7 +6238,7 @@
         <w:t xml:space="preserve"> </w:t>
       </w:r>
       <w:r>
-        <w:t xml:space="preserve">for MMUPHin) is explicitly designed to retain diagnosis-associated structure using every sample’s own true label; any preserved within-cohort separability under that design cannot be attributed to correction-independent biological signal versus the correction algorithm’s own label-preservation step. We therefore no longer draw the previously stated conclusion that</w:t>
+        <w:t xml:space="preserve">for MMUPHin) is explicitly designed to retain diagnosis-associated structure using every sample’s own true label; any preserved within-cohort separability under that design cannot be attributed to correction-independent biological signal versus the correction algorithm’s own label-preservation step. Concluding that</w:t>
       </w:r>
       <w:r>
         <w:t xml:space="preserve"> </w:t>
@@ -7370,7 +6250,7 @@
         <w:t xml:space="preserve"> </w:t>
       </w:r>
       <w:r>
-        <w:t xml:space="preserve">from the label-informed results; that inference required a comparison free of diagnosis-label leakage during correction, which only the label-blind design provides, and the label-blind within-cohort comparison does support it descriptively (Supplementary Table S5), without establishing this as strong biological evidence beyond the observed AUC values themselves.</w:t>
+        <w:t xml:space="preserve">requires a comparison free of diagnosis-label leakage during correction, which only the label-blind design provides; the label-blind within-cohort comparison supports this conclusion descriptively (Supplementary Table S5), without establishing it as strong biological evidence beyond the observed AUC values themselves, and we do not extend this conclusion to the label-informed results.</w:t>
       </w:r>
     </w:p>
     <w:p>
@@ -7393,8 +6273,8 @@
         <w:t xml:space="preserve">separate cohort from disease signal in general.</w:t>
       </w:r>
     </w:p>
-    <w:bookmarkEnd w:id="27"/>
-    <w:bookmarkStart w:id="28" w:name="X89047b7d3b4347f7c97e17f4905b6818144b0a2"/>
+    <w:bookmarkEnd w:id="29"/>
+    <w:bookmarkStart w:id="30" w:name="X89047b7d3b4347f7c97e17f4905b6818144b0a2"/>
     <w:p>
       <w:pPr>
         <w:pStyle w:val="Heading3"/>
@@ -7420,13 +6300,13 @@
           <w:b/>
           <w:bCs/>
         </w:rPr>
-        <w:t xml:space="preserve">Minimal overlap in top predictive taxa across cohorts, now assessed against a null matched to the observed statistic.</w:t>
-      </w:r>
-      <w:r>
-        <w:t xml:space="preserve"> </w:t>
-      </w:r>
-      <w:r>
-        <w:t xml:space="preserve">Pairwise Jaccard similarity of the top-20 SHAP genera between cohort pairs averaged 0.135 for logistic regression and 0.058 for LightGBM (Figure 6C) — the mean of the six unique pairwise Jaccard values among the four labeled cohorts. Against a null distribution constructed to match this statistic exactly (100,000 replicates, each averaging the six pairwise Jaccards among four random top-20 sets; Section 2.8), logistic regression overlap was significantly above chance (null mean 0.027 [95% CI: 0.009–0.049]; p&lt;0.0001), and LightGBM overlap was also significantly above chance at this N (p=0.0048). A sensitivity check across N∈{10,20,50} (Supplementary Table S7) shows logistic regression significant at all three thresholds, while LightGBM was significant at N=20 and N=50 but not at N=10 (p=0.45) — indicating that LightGBM’s top-predictor overlap across cohorts, while small in absolute magnitude (0.058, versus a null expectation of 0.027), is a real, detectable signal at the primary and larger N thresholds, more consistent than previously reported but still substantially smaller than logistic regression’s overlap and correspondingly less informative for identifying a small set of consistently important taxa.</w:t>
+        <w:t xml:space="preserve">Minimal overlap in top predictive taxa across cohorts, assessed against two null models.</w:t>
+      </w:r>
+      <w:r>
+        <w:t xml:space="preserve"> </w:t>
+      </w:r>
+      <w:r>
+        <w:t xml:space="preserve">Pairwise Jaccard similarity of the top-20 SHAP genera between cohort pairs averaged 0.135 for logistic regression and 0.058 for LightGBM (Figure 6C) — the mean of the six unique pairwise Jaccard values among the four labeled cohorts. Against the primary, shared-pool null distribution constructed to match this statistic exactly (100,000 replicates, each averaging the six pairwise Jaccards among four random top-20 sets drawn from the full 396-genus pool; Section 2.8), logistic regression overlap was significantly above chance (null mean 0.027 [95% CI: 0.009–0.049]; p&lt;0.0001), and LightGBM overlap was also significantly above chance at this N (p=0.0048). A sensitivity check across N∈{10,20,50} under this same shared-pool null (Supplementary Table S7) shows logistic regression significant at all three thresholds, while LightGBM was significant at N=20 and N=50 but not at N=10 (p=0.45).</w:t>
       </w:r>
     </w:p>
     <w:p>
@@ -7438,6 +6318,40 @@
           <w:b/>
           <w:bCs/>
         </w:rPr>
+        <w:t xml:space="preserve">Under a more realistic, per-cohort prevalence-restricted null, the LightGBM finding does not survive.</w:t>
+      </w:r>
+      <w:r>
+        <w:t xml:space="preserve"> </w:t>
+      </w:r>
+      <w:r>
+        <w:t xml:space="preserve">The shared-pool null draws candidate genera as if every genus were equally available in every cohort, but per-cohort prevalence varies substantially (Section 2.8). Restricting each cohort’s top-N ranking and random draws to genera reaching ≥20% prevalence within that cohort’s own AD/CN samples (eligible universe sizes: 131 for Zhuang 2018, 126 for Ling 2020, 115 for Zhu 2022, 356 for Kazakhstan; 100,000 replicates per model/N) changes the LightGBM result: LightGBM overlap was</w:t>
+      </w:r>
+      <w:r>
+        <w:t xml:space="preserve"> </w:t>
+      </w:r>
+      <w:r>
+        <w:rPr>
+          <w:b/>
+          <w:bCs/>
+        </w:rPr>
+        <w:t xml:space="preserve">not significant at any of N=10, 20, or 50</w:t>
+      </w:r>
+      <w:r>
+        <w:t xml:space="preserve"> </w:t>
+      </w:r>
+      <w:r>
+        <w:t xml:space="preserve">under this prevalence-restricted null (observed mean Jaccard 0.018/0.063/0.167 vs. null mean 0.026/0.052/0.142; empirical p=0.80, 0.24, 0.061 respectively; Supplementary Table S13). Logistic regression remained significant at all three thresholds under the prevalence-restricted null (observed 0.085/0.135/0.231 vs. null mean 0.026/0.052/0.142; p=0.0017, 0.00003, 0.00001). We treat this as a genuine reversal rather than a discrepancy to be explained away: LightGBM’s cross-cohort top-predictor overlap, which appeared to be a real if small signal under the shared-pool null, is not distinguishable from chance once the null model accounts for each cohort’s own genus-prevalence structure. Logistic regression’s overlap is robust to this change and remains the stronger and more reliable cross-cohort taxonomic-overlap finding of the two models.</w:t>
+      </w:r>
+    </w:p>
+    <w:p>
+      <w:pPr>
+        <w:pStyle w:val="BodyText"/>
+      </w:pPr>
+      <w:r>
+        <w:rPr>
+          <w:b/>
+          <w:bCs/>
+        </w:rPr>
         <w:t xml:space="preserve">Cohort-specific top predictors, and a concrete illustration of why coefficient-based direction was needed.</w:t>
       </w:r>
       <w:r>
@@ -7508,16 +6422,7 @@
         <w:t xml:space="preserve"> </w:t>
       </w:r>
       <w:r>
-        <w:t xml:space="preserve">(10 of 10 outer folds positive in every cohort; Supplementary Table S6) — higher CLR abundance consistently predicts higher AD log-odds under the fitted model, with no coefficient-based flip anywhere. This is a useful negative control for the direction-definition problem itself: the pooled mean SHAP value for this same genus is negative in Ling 2020 and Zhuang 2018 (which an earlier, mean-SHAP-based version of this analysis read as</w:t>
-      </w:r>
-      <w:r>
-        <w:t xml:space="preserve"> </w:t>
-      </w:r>
-      <w:r>
-        <w:t xml:space="preserve">“CN-associated”</w:t>
-      </w:r>
-      <w:r>
-        <w:t xml:space="preserve">) but positive in Zhu 2022 and Kazakhstan — an apparent flip that does</w:t>
+        <w:t xml:space="preserve">(10 of 10 outer folds positive in every cohort; Supplementary Table S6) — higher CLR abundance consistently predicts higher AD log-odds under the fitted model, with no coefficient-based flip anywhere. This is a useful negative control for the direction-definition problem itself: the pooled mean SHAP value for this same genus is negative in Ling 2020 and Zhuang 2018 but positive in Zhu 2022 and Kazakhstan — an apparent sign difference that does</w:t>
       </w:r>
       <w:r>
         <w:t xml:space="preserve"> </w:t>
@@ -7735,7 +6640,7 @@
         <w:t xml:space="preserve">Ruminococcus gnavus group</w:t>
       </w:r>
       <w:r>
-        <w:t xml:space="preserve">. We describe this deliberately as a descriptive screen rather than a statistically confirmed set of contradictions: the 10 outer-CV folds share substantially overlapping training sets (each fold’s training data is 9/10 of the same cohort), so fold-level coefficient signs are not 10 independent replications, and no multiplicity-adjusted p-value is assigned to any individual taxon (Section 2.8, Limitations). This is nonetheless a smaller and more conservative set than an earlier, less rigorous analysis of this dataset that classified any genus with opposite-signed pooled mean SHAP across two cohorts as a</w:t>
+        <w:t xml:space="preserve">. We describe this deliberately as a descriptive screen rather than a statistically confirmed set of contradictions: the 10 outer-CV folds share substantially overlapping training sets (each fold’s training data is 9/10 of the same cohort), so fold-level coefficient signs are not 10 independent replications, and no multiplicity-adjusted p-value is assigned to any individual taxon (Section 2.8, Limitations). This is a smaller and more conservative set than a less rigorous alternative approach that classifies any genus with opposite-signed pooled mean SHAP across two cohorts as a</w:t>
       </w:r>
       <w:r>
         <w:t xml:space="preserve"> </w:t>
@@ -7747,7 +6652,7 @@
         <w:t xml:space="preserve"> </w:t>
       </w:r>
       <w:r>
-        <w:t xml:space="preserve">(which had identified twelve such genera); the stability requirement removes genera whose apparent flip was not reproducible across most of a cohort’s own outer folds.</w:t>
+        <w:t xml:space="preserve">— an approach that, applied to this dataset, would identify twelve such genera; the stability requirement removes genera whose apparent flip is not reproducible across most of a cohort’s own outer folds.</w:t>
       </w:r>
       <w:r>
         <w:t xml:space="preserve"> </w:t>
@@ -7778,7 +6683,7 @@
         <w:t xml:space="preserve"> </w:t>
       </w:r>
       <w:r>
-        <w:t xml:space="preserve">shows the cleanest population-level pattern among the eight taxa meeting the screen: a stable negative coefficient (higher relative abundance predicts lower AD log-odds under the fitted model) in all three Chinese cohorts (Zhuang 2018, Ling 2020, Zhu 2022) and a stable positive coefficient in Kazakhstan (9/10 folds; Supplementary Table S6) — the one genus among the eight whose pattern cleanly separates by country in this dataset. We do not have a specific mechanistic or dietary hypothesis for</w:t>
+        <w:t xml:space="preserve">shows the cleanest cohort-level pattern among the eight taxa meeting the screen: a stable negative coefficient (higher relative abundance predicts lower AD log-odds under the fitted model) in all three Chinese cohorts and a stable positive coefficient in Kazakhstan (9/10 folds; Supplementary Table S6) — the one genus among the eight whose pattern cleanly separates by country in this dataset. We do not have a specific mechanistic hypothesis for</w:t>
       </w:r>
       <w:r>
         <w:t xml:space="preserve"> </w:t>
@@ -7791,10 +6696,7 @@
         <w:t xml:space="preserve">Romboutsia</w:t>
       </w:r>
       <w:r>
-        <w:t xml:space="preserve"> </w:t>
-      </w:r>
-      <w:r>
-        <w:t xml:space="preserve">and do not offer one here.</w:t>
+        <w:t xml:space="preserve">.</w:t>
       </w:r>
     </w:p>
     <w:p>
@@ -7812,57 +6714,25 @@
         <w:t xml:space="preserve"> </w:t>
       </w:r>
       <w:r>
-        <w:t xml:space="preserve">also meets the screen, and is a genus with a well-documented, biologically plausible reason to differ by population — it is the dominant organism in fermented dairy products (kumis, kefir) that are culturally prominent in Central Asian diets — but its actual data pattern does not cleanly support a simple Chinese-cohorts-versus-Kazakhstan narrative: it is stable-negative in Zhuang 2018 only, and stable-positive in Ling 2020, Zhu 2022,</w:t>
-      </w:r>
-      <w:r>
-        <w:t xml:space="preserve"> </w:t>
-      </w:r>
+        <w:t xml:space="preserve">also meets the screen but its per-cohort pattern is messier: stable-negative in Zhuang 2018 only, and stable-positive in the other three cohorts (Ling 2020, Zhu 2022, Kazakhstan; Supplementary Table S6). Diet is one plausible unmeasured confounder for genus-level differences of this kind, but this dataset contains no dietary covariate data, and we do not attribute this or any other taxon’s pattern to a specific mechanism.</w:t>
+      </w:r>
+    </w:p>
+    <w:p>
+      <w:pPr>
+        <w:pStyle w:val="BodyText"/>
+      </w:pPr>
       <w:r>
         <w:rPr>
           <w:i/>
           <w:iCs/>
         </w:rPr>
-        <w:t xml:space="preserve">and</w:t>
-      </w:r>
-      <w:r>
-        <w:t xml:space="preserve"> </w:t>
-      </w:r>
-      <w:r>
-        <w:t xml:space="preserve">Kazakhstan (Supplementary Table S6) — three of the four cohorts share the same direction, with Zhuang 2018 the outlier rather than Kazakhstan. We flag this discrepancy explicitly rather than fitting the fermented-dairy narrative to a pattern the data do not actually show; a plausible dietary mechanism does not by itself establish that it explains this specific empirical result.</w:t>
-      </w:r>
-    </w:p>
-    <w:p>
-      <w:pPr>
-        <w:pStyle w:val="BodyText"/>
-      </w:pPr>
-      <w:r>
-        <w:rPr>
-          <w:i/>
-          <w:iCs/>
-        </w:rPr>
         <w:t xml:space="preserve">Akkermansia</w:t>
       </w:r>
       <w:r>
         <w:t xml:space="preserve"> </w:t>
       </w:r>
       <w:r>
-        <w:t xml:space="preserve">is a useful contrast to both: despite appearing to reverse direction under the old, invalid mean-signed-SHAP statistic (Section 3.6), its fitted coefficient is stable and</w:t>
-      </w:r>
-      <w:r>
-        <w:t xml:space="preserve"> </w:t>
-      </w:r>
-      <w:r>
-        <w:rPr>
-          <w:b/>
-          <w:bCs/>
-        </w:rPr>
-        <w:t xml:space="preserve">positive in all four cohorts</w:t>
-      </w:r>
-      <w:r>
-        <w:t xml:space="preserve"> </w:t>
-      </w:r>
-      <w:r>
-        <w:t xml:space="preserve">(10/10 outer folds in every cohort; Supplementary Table S6) — it does not meet the screen at all under the coefficient-based definition. This genus’s abundance is strongly influenced by host diet, particularly fiber and polyphenol intake (Plovier et al., 2017), and by geographic-population-specific dietary patterns that likely modulate its abundance independently of any AD-specific effect; the coefficient-based analysis indicates that, at least under this fitted model, its association with AD status is directionally consistent across these four populations even though its raw pooled-SHAP appearance was not. All dietary explanations offered in this section remain speculative in the absence of dietary co-variate data and should be read as hypotheses, not established conclusions.</w:t>
+        <w:t xml:space="preserve">does not meet the coefficient-stability screen at all: its fitted coefficient is stable and positive in all four cohorts (10/10 outer folds in every cohort; Supplementary Table S6), despite appearing to reverse sign under the pooled mean-SHAP statistic (above). This is the clearest illustration in this dataset of why coefficient-based, fold-stability-gated direction is necessary rather than a raw pooled-SHAP sign.</w:t>
       </w:r>
     </w:p>
     <w:p>
@@ -7938,9 +6808,9 @@
         </w:pict>
       </w:r>
     </w:p>
-    <w:bookmarkEnd w:id="28"/>
-    <w:bookmarkEnd w:id="29"/>
-    <w:bookmarkStart w:id="36" w:name="discussion"/>
+    <w:bookmarkEnd w:id="30"/>
+    <w:bookmarkEnd w:id="31"/>
+    <w:bookmarkStart w:id="38" w:name="discussion"/>
     <w:p>
       <w:pPr>
         <w:pStyle w:val="Heading2"/>
@@ -7949,7 +6819,7 @@
         <w:t xml:space="preserve">4. Discussion</w:t>
       </w:r>
     </w:p>
-    <w:bookmarkStart w:id="30" w:name="X98882ddec0548496a5c10a2861c9a197d74e628"/>
+    <w:bookmarkStart w:id="32" w:name="X98882ddec0548496a5c10a2861c9a197d74e628"/>
     <w:p>
       <w:pPr>
         <w:pStyle w:val="Heading3"/>
@@ -7963,7 +6833,7 @@
         <w:pStyle w:val="FirstParagraph"/>
       </w:pPr>
       <w:r>
-        <w:t xml:space="preserve">This study provides a systematic, quantitative analysis of cross-cohort generalization failure in gut microbiome-based AD classifiers. Across four labeled cohorts, two model types, two cross-cohort evaluation designs, and two batch correction methods, we consistently observe the same result: classifiers trained within one population fail to generalize reliably to another. The mean LOCO AUC drop of 0.176 points for logistic regression and 0.146 for LightGBM, with one of eight model–cohort combinations near chance, demonstrates that previously reported within-cohort performance figures cannot be taken as evidence of a generalizable diagnostic signal.</w:t>
+        <w:t xml:space="preserve">This study provides a systematic, quantitative analysis of cross-cohort generalization limitations in gut microbiome-based AD classifiers. Across four labeled cohorts, two model types, two cross-cohort evaluation designs, and two batch correction methods, we consistently observe the same result: classifiers trained within one cohort do not transfer reliably to another. The mean LOCO AUC drop of 0.176 points for logistic regression and 0.146 for LightGBM, with one of eight model–cohort combinations near chance, demonstrates that within-cohort performance figures — whether from the original cohort publications or from this study’s own nested-CV estimates — cannot be taken as evidence of a generalizable diagnostic signal. A formal paired bootstrap test (Section 3.3) supports this drop for five of the eight cohort–model pairs at conventional significance; the remaining three pairs show the same directional pattern without reaching formal significance at this sample size, and we report this distinction rather than treating all eight as equally well-supported.</w:t>
       </w:r>
     </w:p>
     <w:p>
@@ -8006,8 +6876,8 @@
         <w:t xml:space="preserve">(Liu et al., 2020), and the highly cohort-specific patterns reported in individual papers all suggest population-level heterogeneity. A recent multi-cohort integration study (Wang et al., 2026, mSystems) similarly identified cross-geographic heterogeneity as a major obstacle; the present analysis complements that work by providing a systematic quantification of how severely within-cohort classifiers fail when applied to external populations, and by demonstrating that on average, neither method recovered cross-cohort transferability.</w:t>
       </w:r>
     </w:p>
-    <w:bookmarkEnd w:id="30"/>
-    <w:bookmarkStart w:id="31" w:name="Xa47da470aef9839ece143b4c55458caec0eec5c"/>
+    <w:bookmarkEnd w:id="32"/>
+    <w:bookmarkStart w:id="33" w:name="Xa47da470aef9839ece143b4c55458caec0eec5c"/>
     <w:p>
       <w:pPr>
         <w:pStyle w:val="Heading3"/>
@@ -8021,7 +6891,7 @@
         <w:pStyle w:val="FirstParagraph"/>
       </w:pPr>
       <w:r>
-        <w:t xml:space="preserve">Two distinct findings must be kept separate here, because conflating them was a limitation of how this section was framed in an earlier version of this manuscript.</w:t>
+        <w:t xml:space="preserve">Two distinct findings must be kept separate here.</w:t>
       </w:r>
     </w:p>
     <w:p>
@@ -8093,31 +6963,7 @@
         <w:pStyle w:val="BodyText"/>
       </w:pPr>
       <w:r>
-        <w:t xml:space="preserve">A previous version of this analysis additionally reported that ComBat-seq’s correction</w:t>
-      </w:r>
-      <w:r>
-        <w:t xml:space="preserve"> </w:t>
-      </w:r>
-      <w:r>
-        <w:t xml:space="preserve">“substantially worsened”</w:t>
-      </w:r>
-      <w:r>
-        <w:t xml:space="preserve"> </w:t>
-      </w:r>
-      <w:r>
-        <w:t xml:space="preserve">LOCO AUC (mean LogReg: 0.640→0.493, with one cohort collapsing to AUC=0.308) and interpreted this as evidence that ComBat-seq’s negative-binomial framework is poorly calibrated for compositional 16S data. That result was obtained under the label-informed design, in which ComBat-seq and MMUPHin were both told every sample’s own true diagnosis label during a single joint fit across all four labeled cohorts (Section 2.7). Repeating the identical comparison under a label-blind design — same cohorts, same raw features, same downstream LOCO classifiers, the only change being that no diagnosis label is supplied to the correction step — reproduces essentially flat LOCO AUC instead of severe, cohort-specific collapse (Section 3.5, Table 4). This indicates that the earlier</w:t>
-      </w:r>
-      <w:r>
-        <w:t xml:space="preserve"> </w:t>
-      </w:r>
-      <w:r>
-        <w:t xml:space="preserve">“ComBat-seq substantially worsens generalization”</w:t>
-      </w:r>
-      <w:r>
-        <w:t xml:space="preserve"> </w:t>
-      </w:r>
-      <w:r>
-        <w:t xml:space="preserve">claim was driven in large part by the label-informed design itself, not by an intrinsic incompatibility between ComBat-seq’s modeling framework and 16S compositional data; we retract that specific mechanistic claim and retain the label-informed numbers only as an explicitly-labeled exploratory sensitivity illustrating what a label-aware, non-deployable correction can do (Section 3.5).</w:t>
+        <w:t xml:space="preserve">Under the label-informed design, in which ComBat-seq and MMUPHin were both told every sample’s own true diagnosis label during a single joint fit across all four labeled cohorts (Section 2.7), ComBat-seq’s correction substantially worsened LOCO AUC (mean LogReg: 0.640→0.493, with one cohort collapsing to AUC=0.308). Repeating the identical comparison under a label-blind design — same cohorts, same raw features, same downstream LOCO classifiers, the only change being that no diagnosis label is supplied to the correction step — instead reproduces essentially flat LOCO AUC (Section 3.5, Table 4). This side-by-side comparison indicates that the severe degradation under the label-informed design is driven in large part by the design itself — most plausibly because a correction model explicitly told each sample’s diagnosis label constructs a label-conditional transformation with no prospective analog — rather than by an intrinsic incompatibility between ComBat-seq’s negative-binomial framework and 16S compositional data. We therefore do not attribute the label-informed collapse to a property of ComBat-seq’s modeling framework, and we retain the label-informed numbers only as an explicitly-labeled exploratory sensitivity illustrating what a label-aware, non-deployable correction can do (Section 3.5).</w:t>
       </w:r>
     </w:p>
     <w:p>
@@ -8128,8 +6974,8 @@
         <w:t xml:space="preserve">The finding that survives this correction — and that we consider the more robust and more useful result for the field — is narrower than originally stated: under the label-blind transductive evaluation, two widely used batch-correction methods designed for other data types (RNA-seq counts; general microbiome meta-analysis) did not recover cross-cohort transferability for AD classification in this dataset. This is a demonstration of ineffectiveness at the specific task of restoring cross-cohort generalization, not a demonstration that these methods actively destroy signal, nor an explanation of the underlying compositional-geometry reason such correction is difficult. The field may still need fundamentally different approaches — multi-cohort training with cohort as an explicit stratification variable, domain adaptation methods, or meta-analytic frameworks that explicitly model between-cohort heterogeneity rather than attempting to remove it — but we no longer claim to have shown mechanistically why standard correction fails, only that it does not succeed under the conditions tested here.</w:t>
       </w:r>
     </w:p>
-    <w:bookmarkEnd w:id="31"/>
-    <w:bookmarkStart w:id="32" w:name="X9f2d8eae8ef31ba83232c3812e40b06a505ea5e"/>
+    <w:bookmarkEnd w:id="33"/>
+    <w:bookmarkStart w:id="34" w:name="X9f2d8eae8ef31ba83232c3812e40b06a505ea5e"/>
     <w:p>
       <w:pPr>
         <w:pStyle w:val="Heading3"/>
@@ -8172,8 +7018,8 @@
         <w:t xml:space="preserve">The LOCO result for Zhu 2022 (logistic regression AUC=0.813, the highest LOCO value among all cohorts) is informative: classifiers trained on the other three cohorts transfer to Zhu 2022 fecal samples better than to any other cohort. This suggests that the fecal disease signal in this cohort is somewhat consistent with signals in the Chinese and Kazakh training cohorts, unlike the spurious compartment-discrimination signal that would have characterized the original mixed dataset. We recommend that future AD microbiome studies report sample types explicitly and analyze each compartment independently before pooling.</w:t>
       </w:r>
     </w:p>
-    <w:bookmarkEnd w:id="32"/>
-    <w:bookmarkStart w:id="33" w:name="Xcbd54829c1c3e93a275d7b4d9ead5b5ecf73f04"/>
+    <w:bookmarkEnd w:id="34"/>
+    <w:bookmarkStart w:id="35" w:name="Xcbd54829c1c3e93a275d7b4d9ead5b5ecf73f04"/>
     <w:p>
       <w:pPr>
         <w:pStyle w:val="Heading3"/>
@@ -8291,19 +7137,7 @@
         <w:t xml:space="preserve">Ruminococcus gnavus group</w:t>
       </w:r>
       <w:r>
-        <w:t xml:space="preserve">. This is a smaller, more conservative set than the meta-analytic literature’s qualitative suggestion that some taxa carry opposite associations with AD status in different populations might imply, and we present it descriptively rather than as a statistically confirmed set of contradictions: the 10 outer-CV folds share substantially overlapping training data (each fold’s training set is 9/10 of the same cohort), so fold-level coefficient signs are not independent replications in the formal statistical sense, and we do not assign multiplicity-adjusted p-values to individual taxa (Section 2.8, Limitations). We emphasize</w:t>
-      </w:r>
-      <w:r>
-        <w:t xml:space="preserve"> </w:t>
-      </w:r>
-      <w:r>
-        <w:t xml:space="preserve">“conservative”</w:t>
-      </w:r>
-      <w:r>
-        <w:t xml:space="preserve"> </w:t>
-      </w:r>
-      <w:r>
-        <w:t xml:space="preserve">deliberately — an earlier version of this analysis defined a flip as any genus with opposite-signed</w:t>
+        <w:t xml:space="preserve">. This is a smaller, more conservative set than the meta-analytic literature’s qualitative suggestion that some taxa carry contradictory directions of effect in different populations might imply, and we present it descriptively rather than as a statistically confirmed set of contradictions: the 10 outer-CV folds share substantially overlapping training data (each fold’s training set is 9/10 of the same cohort), so fold-level coefficient signs are not independent replications in the formal statistical sense, and we do not assign multiplicity-adjusted p-values to individual taxa (Section 2.8, Limitations). A less conservative alternative approach — classifying a flip as any genus with opposite-signed</w:t>
       </w:r>
       <w:r>
         <w:t xml:space="preserve"> </w:t>
@@ -8319,19 +7153,7 @@
         <w:t xml:space="preserve"> </w:t>
       </w:r>
       <w:r>
-        <w:t xml:space="preserve">across two cohorts (a background-relative quantity, not the model’s coefficient; Section 2.8) and reported twelve such genera for logistic regression and, using the same invalid statistic, a further twelve for LightGBM. Requiring the direction to be reproducible across most of a cohort’s own outer folds, and grounding it in the fitted coefficient rather than a background-dependent SHAP quantity, reduces the logistic-regression count to eight; no comparable count is reported for LightGBM at all, because a tree ensemble has no single coefficient-like global direction to test for stability in the first place (Section 2.8). We treat the removal of the LightGBM claim as a correction, not merely a footnote: the original twelve-taxon LightGBM</w:t>
-      </w:r>
-      <w:r>
-        <w:t xml:space="preserve"> </w:t>
-      </w:r>
-      <w:r>
-        <w:t xml:space="preserve">“flip”</w:t>
-      </w:r>
-      <w:r>
-        <w:t xml:space="preserve"> </w:t>
-      </w:r>
-      <w:r>
-        <w:t xml:space="preserve">list should not be relied upon or cited as evidence of directional inconsistency in tree-based models from this dataset.</w:t>
+        <w:t xml:space="preserve">across two cohorts (a background-relative quantity, not the model’s coefficient; Section 2.8) — would identify twelve such genera for logistic regression and, using the same statistic, a further twelve for LightGBM. Requiring the direction to be reproducible across most of a cohort’s own outer folds, and grounding it in the fitted coefficient rather than a background-dependent SHAP quantity, is why this paper reports eight genera for logistic regression and none for LightGBM: a tree ensemble has no single coefficient-like global direction to test for stability in the first place (Section 2.8), so no LightGBM directional-flip count is reported anywhere in this paper.</w:t>
       </w:r>
     </w:p>
     <w:p>
@@ -8349,7 +7171,7 @@
         <w:t xml:space="preserve"> </w:t>
       </w:r>
       <w:r>
-        <w:t xml:space="preserve">shows the cleanest population-level pattern among the eight: a stable negative fitted coefficient (higher relative abundance predicts lower AD log-odds) in all three Chinese cohorts, and a stable positive coefficient in Kazakhstan. We do not have a specific mechanistic or dietary hypothesis for this genus.</w:t>
+        <w:t xml:space="preserve">shows the cleanest cohort-level pattern among the eight: a stable negative fitted coefficient in all three Chinese cohorts, and a stable positive coefficient in Kazakhstan; we offer no mechanistic hypothesis for this genus.</w:t>
       </w:r>
       <w:r>
         <w:t xml:space="preserve"> </w:t>
@@ -8365,57 +7187,25 @@
         <w:t xml:space="preserve"> </w:t>
       </w:r>
       <w:r>
-        <w:t xml:space="preserve">also meets the screen and has an available biological rationale — it is the dominant organism in fermented dairy products (kumis, kefir) culturally prominent in Central Asian diets — but its actual per-cohort pattern is messier than a clean population split: stable-negative in Zhuang 2018 only, and stable-positive in Ling 2020, Zhu 2022,</w:t>
-      </w:r>
-      <w:r>
-        <w:t xml:space="preserve"> </w:t>
-      </w:r>
+        <w:t xml:space="preserve">also meets the screen, but its per-cohort pattern (stable-negative in Zhuang 2018 only; stable-positive in the other three cohorts) does not cleanly separate by country. Diet is a plausible unmeasured confounder for genus-level cohort differences generally, but this dataset has no dietary covariate data, and we do not attribute any specific taxon’s pattern to diet or any other mechanism without such data.</w:t>
+      </w:r>
+    </w:p>
+    <w:p>
+      <w:pPr>
+        <w:pStyle w:val="BodyText"/>
+      </w:pPr>
       <w:r>
         <w:rPr>
           <w:i/>
           <w:iCs/>
         </w:rPr>
-        <w:t xml:space="preserve">and</w:t>
-      </w:r>
-      <w:r>
-        <w:t xml:space="preserve"> </w:t>
-      </w:r>
-      <w:r>
-        <w:t xml:space="preserve">Kazakhstan (Supplementary Table S6). We report this pattern as observed rather than fitting the fermented-dairy narrative to a Chinese-versus-Kazakhstan split the data do not show; a biologically plausible mechanism for a genus does not by itself establish that the mechanism explains this dataset’s specific result.</w:t>
-      </w:r>
-    </w:p>
-    <w:p>
-      <w:pPr>
-        <w:pStyle w:val="BodyText"/>
-      </w:pPr>
-      <w:r>
-        <w:rPr>
-          <w:i/>
-          <w:iCs/>
-        </w:rPr>
         <w:t xml:space="preserve">Akkermansia</w:t>
       </w:r>
       <w:r>
         <w:t xml:space="preserve"> </w:t>
       </w:r>
       <w:r>
-        <w:t xml:space="preserve">illustrates why the coefficient-based, stability-gated definition matters, in the clearest possible way: its pooled mean SHAP value appears to reverse sign between Ling 2020/Zhuang 2018 and Zhu 2022/Kazakhstan (Section 3.6), which an earlier, mean-SHAP-based version of this analysis read as a directional flip — but its fitted logistic-regression coefficient is positive and stable (10 of 10 outer folds) in all four cohorts (Supplementary Table S6), meaning the model never actually learned an inconsistent direction for this genus; the apparent flip was an artifact of the background-relative SHAP statistic, not a property of the fitted model.</w:t>
-      </w:r>
-      <w:r>
-        <w:t xml:space="preserve"> </w:t>
-      </w:r>
-      <w:r>
-        <w:rPr>
-          <w:i/>
-          <w:iCs/>
-        </w:rPr>
-        <w:t xml:space="preserve">A. muciniphila</w:t>
-      </w:r>
-      <w:r>
-        <w:t xml:space="preserve"> </w:t>
-      </w:r>
-      <w:r>
-        <w:t xml:space="preserve">abundance is strongly influenced by host diet, particularly fiber and polyphenol intake (Plovier et al., 2017), and geographic-population-specific dietary patterns likely modulate its abundance independently of any AD-specific effect; under the coefficient-based analysis, this genus’s association with AD status is directionally consistent (not flipped) across all four populations studied here.</w:t>
+        <w:t xml:space="preserve">illustrates why the coefficient-based, stability-gated definition matters: its pooled mean SHAP value appears to reverse sign between cohorts (Section 3.6), but its fitted logistic-regression coefficient is positive and stable (10 of 10 outer folds) in all four cohorts (Supplementary Table S6), meaning the model never learned an inconsistent direction for this genus; the apparent sign reversal is an artifact of the background-relative SHAP statistic, not a property of the fitted model.</w:t>
       </w:r>
     </w:p>
     <w:p>
@@ -8426,8 +7216,8 @@
         <w:t xml:space="preserve">The critical implication of the eight taxa meeting this descriptive screen is that they may reflect biological population heterogeneity, technical study effects, or interactions between the two; the present design cannot disentangle these sources, nor does the screen itself establish that any individual taxon’s pattern exceeds what a non-independent, overlapping-fold coefficient estimate could show by chance. Standard batch correction methods, designed to remove technical batch effects, would not be expected to resolve directional disagreements to the extent that these differences are driven by population-level biological differences rather than technical artifacts alone — a point that is, if anything, reinforced by Section 4.2’s finding that label-blind batch correction left cross-cohort AUC essentially unchanged rather than recovering it.</w:t>
       </w:r>
     </w:p>
-    <w:bookmarkEnd w:id="33"/>
-    <w:bookmarkStart w:id="34" w:name="implications-for-clinical-translation"/>
+    <w:bookmarkEnd w:id="35"/>
+    <w:bookmarkStart w:id="36" w:name="implications-for-clinical-translation"/>
     <w:p>
       <w:pPr>
         <w:pStyle w:val="Heading3"/>
@@ -8499,8 +7289,8 @@
         <w:t xml:space="preserve">The multi-cohort harmonized collection approach has succeeded in other biomarker domains (e.g., the UK Biobank for genomic predictors, the ADNI consortium for neuroimaging). A parallel initiative—perhaps a consortium of AD microbiome studies committed to harmonized collection protocols and prospective cross-cohort sharing—would be the most direct route to a clinically actionable microbiome diagnostic.</w:t>
       </w:r>
     </w:p>
-    <w:bookmarkEnd w:id="34"/>
-    <w:bookmarkStart w:id="35" w:name="limitations"/>
+    <w:bookmarkEnd w:id="36"/>
+    <w:bookmarkStart w:id="37" w:name="limitations"/>
     <w:p>
       <w:pPr>
         <w:pStyle w:val="Heading3"/>
@@ -8649,13 +7439,31 @@
           <w:b/>
           <w:bCs/>
         </w:rPr>
-        <w:t xml:space="preserve">Batch correction: two designs, both transductive, neither prospective.</w:t>
-      </w:r>
-      <w:r>
-        <w:t xml:space="preserve"> </w:t>
-      </w:r>
-      <w:r>
-        <w:t xml:space="preserve">As detailed in Section 2.7, both the label-blind (primary) and label-informed (exploratory) batch-correction designs are transductive — both estimate batch-effect parameters using the eventual held-out cohort’s own feature values and cohort membership — and neither should be extrapolated to prospective deployment. The label-informed design additionally uses every sample’s own true diagnosis label during correction and is retained only as an oracle-style sensitivity analysis; its results (including the previously reported severe Kazakhstan collapse under label-informed ComBat-seq) should not be read as evidence about batch correction’s effect on biological signal in general, since they are substantially confounded by the label-informed design itself (Section 4.2).</w:t>
+        <w:t xml:space="preserve">PERMANOVA cannot decompose cohort into technical and biological sources, and the cohort-versus-diagnosis variance disparity is sensitive to which cohorts are compared.</w:t>
+      </w:r>
+      <w:r>
+        <w:t xml:space="preserve"> </w:t>
+      </w:r>
+      <w:r>
+        <w:t xml:space="preserve">“Cohort”</w:t>
+      </w:r>
+      <w:r>
+        <w:t xml:space="preserve"> </w:t>
+      </w:r>
+      <w:r>
+        <w:t xml:space="preserve">in this study is a composite study-of-origin variable bundling sequencing platform, library preparation, recruitment site, diagnostic ascertainment, and unmeasured dietary/lifestyle differences; PERMANOVA and betadisper estimate the total variance associated with this composite variable, not a technical-batch-effect estimate specifically, and no method used in this paper separates the two (Section 2.6). The approximately 12-fold cohort-versus-diagnosis disparity computed across all four labeled cohorts fell to approximately 2.6-fold when restricted to the three more technically comparable Chinese paired-end MiSeq cohorts (Section 3.4), indicating that this ratio is not a fixed property of</w:t>
+      </w:r>
+      <w:r>
+        <w:t xml:space="preserve"> </w:t>
+      </w:r>
+      <w:r>
+        <w:t xml:space="preserve">“cohort effects”</w:t>
+      </w:r>
+      <w:r>
+        <w:t xml:space="preserve"> </w:t>
+      </w:r>
+      <w:r>
+        <w:t xml:space="preserve">in gut microbiome data generally but depends substantially on which cohorts happen to be compared. Readers should not extrapolate the ~12-fold figure to other cohort sets.</w:t>
       </w:r>
     </w:p>
     <w:p>
@@ -8667,13 +7475,13 @@
           <w:b/>
           <w:bCs/>
         </w:rPr>
-        <w:t xml:space="preserve">Cross-sectional design and observational data:</w:t>
-      </w:r>
-      <w:r>
-        <w:t xml:space="preserve"> </w:t>
-      </w:r>
-      <w:r>
-        <w:t xml:space="preserve">All cohorts used cross-sectional sampling. Causal inference about microbiome–AD relationships is not supported by this design. All language throughout this paper refers to associations and predictive performance, not causal effects.</w:t>
+        <w:t xml:space="preserve">Jaccard overlap significance depends on the null model chosen, and one finding reverses depending on that choice.</w:t>
+      </w:r>
+      <w:r>
+        <w:t xml:space="preserve"> </w:t>
+      </w:r>
+      <w:r>
+        <w:t xml:space="preserve">LightGBM’s cross-cohort top-predictor overlap was significant at N=20/50 (not N=10) under a null that draws candidate genera uniformly from the shared 396-genus pool, but was not significant at any tested N under a null restricted to each cohort’s own ≥20%-prevalence genera (Section 3.6). We report both nulls and the resulting reversal rather than selecting whichever null supports a stronger claim. Logistic regression’s overlap was significant under both null designs at all tested N and is the more robust of the two cross-model findings.</w:t>
       </w:r>
     </w:p>
     <w:p>
@@ -8685,29 +7493,31 @@
           <w:b/>
           <w:bCs/>
         </w:rPr>
-        <w:t xml:space="preserve">SHAP and coefficient-direction interpretability limitations:</w:t>
-      </w:r>
-      <w:r>
-        <w:t xml:space="preserve"> </w:t>
-      </w:r>
-      <w:r>
-        <w:t xml:space="preserve">For logistic regression, direction is now defined from the fitted model’s coefficient sign (Section 2.8), not from mean signed SHAP; a stable coefficient sign is a statement about what the fitted model consistently learned across cross-validation folds, conditional on regularization (L2, not elastic-net — see below) and collinearity among CLR features, and is not a direct estimate of biological association, its statistical significance, or causal direction.</w:t>
-      </w:r>
-      <w:r>
-        <w:t xml:space="preserve"> </w:t>
-      </w:r>
+        <w:t xml:space="preserve">Batch correction: two designs, both transductive, neither prospective.</w:t>
+      </w:r>
+      <w:r>
+        <w:t xml:space="preserve"> </w:t>
+      </w:r>
+      <w:r>
+        <w:t xml:space="preserve">As detailed in Section 2.7, both the label-blind (primary) and label-informed (exploratory) batch-correction designs are transductive — both estimate batch-effect parameters using the eventual held-out cohort’s own feature values and cohort membership — and neither should be extrapolated to prospective deployment. The label-informed design additionally uses every sample’s own true diagnosis label during correction and is retained only as an oracle-style sensitivity analysis; its results (including the severe Kazakhstan collapse under label-informed ComBat-seq, Section 3.5) should not be read as evidence about batch correction’s effect on biological signal in general, since they are substantially confounded by the label-informed design itself (Section 4.2).</w:t>
+      </w:r>
+    </w:p>
+    <w:p>
+      <w:pPr>
+        <w:pStyle w:val="BodyText"/>
+      </w:pPr>
       <w:r>
         <w:rPr>
           <w:b/>
           <w:bCs/>
         </w:rPr>
-        <w:t xml:space="preserve">The ≥8/10-fold coefficient-sign-stability screen is descriptive, not a formal hypothesis test.</w:t>
-      </w:r>
-      <w:r>
-        <w:t xml:space="preserve"> </w:t>
-      </w:r>
-      <w:r>
-        <w:t xml:space="preserve">The 10 outer-CV folds within a cohort are fit on substantially overlapping training sets (each omits only 1/10 of that cohort’s samples), so they are not independent statistical replications; we do not apply a multiplicity correction across the candidate taxa screened, and no p-value is assigned to any individual taxon’s stability count. The eight genera meeting this screen and their dietary hypotheses should be treated as empirical patterns worthy of targeted, covariate-adjusted, and independently-replicated follow-up, not as statistically confirmed mechanistic findings. For LightGBM, no coefficient-like global direction exists, and no directional screen of any kind is applied to it in this paper; readers of an earlier draft of this work should disregard any previously reported LightGBM directional-flip count. All LOCO SHAP values (either model) are reported as feature-importance rankings only, without any assigned cross-cohort direction, because the LOCO SHAP background (training cohorts) and evaluation set (held-out cohort) come from systematically different populations, confounding sign with raw cross-cohort compositional differences.</w:t>
+        <w:t xml:space="preserve">Repeated cross-validation is a fold-stability check, not independent replication; three of eight within-cohort-vs-LOCO comparisons are not formally significant.</w:t>
+      </w:r>
+      <w:r>
+        <w:t xml:space="preserve"> </w:t>
+      </w:r>
+      <w:r>
+        <w:t xml:space="preserve">The 50-repetition repeated nested-CV analysis for Zhu 2022 (Section 2.4.1, Section 3.2) uses the same 60 participants in every repetition and therefore quantifies sensitivity to fold assignment, not sampling variability across independent samples; the label-permutation test in the same section is the analysis that formally tests whether the observed AUC exceeds chance. Separately, the formal paired bootstrap test of within-cohort-vs-LOCO AUC differences (Section 2.5.2, Section 3.3) found three of eight cohort–model pairs (Zhuang 2018, both models; Kazakhstan LightGBM) did not reach a 95% CI excluding zero, despite all eight showing the same-signed drop; we report this honestly rather than treating the aggregate mean drop as equally well-supported for every individual cohort–model pair.</w:t>
       </w:r>
     </w:p>
     <w:p>
@@ -8719,13 +7529,33 @@
           <w:b/>
           <w:bCs/>
         </w:rPr>
-        <w:t xml:space="preserve">Model regularization mislabeled as</w:t>
-      </w:r>
+        <w:t xml:space="preserve">Cross-sectional design and observational data:</w:t>
+      </w:r>
+      <w:r>
+        <w:t xml:space="preserve"> </w:t>
+      </w:r>
+      <w:r>
+        <w:t xml:space="preserve">All cohorts used cross-sectional sampling. Causal inference about microbiome–AD relationships is not supported by this design. All language throughout this paper refers to associations and predictive performance, not causal effects.</w:t>
+      </w:r>
+    </w:p>
+    <w:p>
+      <w:pPr>
+        <w:pStyle w:val="BodyText"/>
+      </w:pPr>
       <w:r>
         <w:rPr>
           <w:b/>
           <w:bCs/>
         </w:rPr>
+        <w:t xml:space="preserve">SHAP and coefficient-direction interpretability limitations:</w:t>
+      </w:r>
+      <w:r>
+        <w:t xml:space="preserve"> </w:t>
+      </w:r>
+      <w:r>
+        <w:t xml:space="preserve">For logistic regression, direction is now defined from the fitted model’s coefficient sign (Section 2.8), not from mean signed SHAP; a stable coefficient sign is a statement about what the fitted model consistently learned across cross-validation folds, conditional on regularization (L2, not elastic-net — see below) and collinearity among CLR features, and is not a direct estimate of biological association, its statistical significance, or causal direction.</w:t>
+      </w:r>
+      <w:r>
         <w:t xml:space="preserve"> </w:t>
       </w:r>
       <w:r>
@@ -8733,21 +7563,25 @@
           <w:b/>
           <w:bCs/>
         </w:rPr>
-        <w:t xml:space="preserve">“elastic-net”</w:t>
-      </w:r>
+        <w:t xml:space="preserve">The ≥8/10-fold coefficient-sign-stability screen is descriptive, not a formal hypothesis test.</w:t>
+      </w:r>
+      <w:r>
+        <w:t xml:space="preserve"> </w:t>
+      </w:r>
+      <w:r>
+        <w:t xml:space="preserve">The 10 outer-CV folds within a cohort are fit on substantially overlapping training sets (each omits only 1/10 of that cohort’s samples), so they are not independent statistical replications; we do not apply a multiplicity correction across the candidate taxa screened, and no p-value is assigned to any individual taxon’s stability count. The eight genera meeting this screen should be treated as empirical patterns worthy of targeted, covariate-adjusted, and independently-replicated follow-up, not as statistically confirmed mechanistic findings, and no dietary or other mechanistic attribution is made for any of them in the absence of covariate data. For LightGBM, no coefficient-like global direction exists, and no directional screen or flip count of any kind is reported for it anywhere in this paper. All LOCO SHAP values (either model) are reported as feature-importance rankings only, without any assigned cross-cohort direction, because the LOCO SHAP background (training cohorts) and evaluation set (held-out cohort) come from systematically different populations, confounding sign with raw cross-cohort compositional differences.</w:t>
+      </w:r>
+    </w:p>
+    <w:p>
+      <w:pPr>
+        <w:pStyle w:val="BodyText"/>
+      </w:pPr>
       <w:r>
         <w:rPr>
           <w:b/>
           <w:bCs/>
         </w:rPr>
-        <w:t xml:space="preserve"> </w:t>
-      </w:r>
-      <w:r>
-        <w:rPr>
-          <w:b/>
-          <w:bCs/>
-        </w:rPr>
-        <w:t xml:space="preserve">in earlier drafts:</w:t>
+        <w:t xml:space="preserve">Logistic regression models use L2 (ridge), not elastic-net, regularization:</w:t>
       </w:r>
       <w:r>
         <w:t xml:space="preserve"> </w:t>
@@ -8762,7 +7596,7 @@
         <w:t xml:space="preserve">solver="saga"</w:t>
       </w:r>
       <w:r>
-        <w:t xml:space="preserve">) were never configured with</w:t>
+        <w:t xml:space="preserve">) are configured with</w:t>
       </w:r>
       <w:r>
         <w:t xml:space="preserve"> </w:t>
@@ -8771,22 +7605,13 @@
         <w:rPr>
           <w:rStyle w:val="VerbatimChar"/>
         </w:rPr>
-        <w:t xml:space="preserve">penalty="elasticnet"</w:t>
-      </w:r>
-      <w:r>
-        <w:t xml:space="preserve">, and are therefore L2 (ridge)-regularized, not elastic-net, despite being described as</w:t>
-      </w:r>
-      <w:r>
-        <w:t xml:space="preserve"> </w:t>
-      </w:r>
-      <w:r>
-        <w:t xml:space="preserve">“elastic-net”</w:t>
-      </w:r>
-      <w:r>
-        <w:t xml:space="preserve"> </w:t>
-      </w:r>
-      <w:r>
-        <w:t xml:space="preserve">in earlier drafts of this manuscript and despite an</w:t>
+        <w:t xml:space="preserve">penalty="l2"</w:t>
+      </w:r>
+      <w:r>
+        <w:t xml:space="preserve"> </w:t>
+      </w:r>
+      <w:r>
+        <w:t xml:space="preserve">(not</w:t>
       </w:r>
       <w:r>
         <w:t xml:space="preserve"> </w:t>
@@ -8795,13 +7620,25 @@
         <w:rPr>
           <w:rStyle w:val="VerbatimChar"/>
         </w:rPr>
+        <w:t xml:space="preserve">"elasticnet"</w:t>
+      </w:r>
+      <w:r>
+        <w:t xml:space="preserve">), and are therefore L2 (ridge)-regularized. An</w:t>
+      </w:r>
+      <w:r>
+        <w:t xml:space="preserve"> </w:t>
+      </w:r>
+      <w:r>
+        <w:rPr>
+          <w:rStyle w:val="VerbatimChar"/>
+        </w:rPr>
         <w:t xml:space="preserve">l1_ratio</w:t>
       </w:r>
       <w:r>
         <w:t xml:space="preserve"> </w:t>
       </w:r>
       <w:r>
-        <w:t xml:space="preserve">parameter being present (and silently ignored by scikit-learn) in the estimator configuration. This is a terminology correction, not a re-fit: every AUC, SHAP, and coefficient value reported in this paper was always computed from the L2-regularized model actually fit by the code, and none of those numbers change as a result of this correction. One consequence is that essentially no fitted coefficient is exactly zero in the coefficient-stability analysis (Section 2.8), since L2 regularization does not perform the sparse variable selection that true elastic-net or L1 penalties would.</w:t>
+        <w:t xml:space="preserve">parameter is present in the estimator configuration but is silently ignored by scikit-learn under the L2 penalty. One consequence is that essentially no fitted coefficient is exactly zero in the coefficient-stability analysis (Section 2.8), since L2 regularization does not perform the sparse variable selection that elastic-net or L1 penalties would.</w:t>
       </w:r>
     </w:p>
     <w:p>
@@ -8811,9 +7648,9 @@
         </w:pict>
       </w:r>
     </w:p>
-    <w:bookmarkEnd w:id="35"/>
-    <w:bookmarkEnd w:id="36"/>
-    <w:bookmarkStart w:id="37" w:name="conclusion"/>
+    <w:bookmarkEnd w:id="37"/>
+    <w:bookmarkEnd w:id="38"/>
+    <w:bookmarkStart w:id="39" w:name="conclusion"/>
     <w:p>
       <w:pPr>
         <w:pStyle w:val="Heading2"/>
@@ -8827,7 +7664,7 @@
         <w:pStyle w:val="FirstParagraph"/>
       </w:pPr>
       <w:r>
-        <w:t xml:space="preserve">We conducted a systematic cross-cohort generalization evaluation of gut microbiome-based Alzheimer’s disease classifiers, spanning five independent cohorts from three countries. Within-cohort classifiers achieved AUC-ROC values of 0.633–0.998, consistent with published reports; however, LOCO cross-cohort AUC values fell to 0.504–0.813, a mean drop of 0.176 AUC points for logistic regression. This generalization-failure pattern was robust to a strict training-only re-derivation of the feature-selection step (LOCO AUC changed by at most 0.066 when held-out-cohort information was fully excluded from genus selection). Batch correction was evaluated under two designs: a label-blind design (no diagnosis information used) left mean LOCO AUC essentially unchanged relative to uncorrected (within 0.007 AUC for both methods and models), and did not recover cross-cohort transferability; an exploratory label-informed design (using each sample’s own true diagnosis label, which cannot estimate prospective performance) produced large, cohort-specific degradation that is attributable in substantial part to the label-informed design itself rather than to an intrinsic property of the correction algorithms. PERMANOVA revealed that cohort identity explained approximately 12 times more compositional variance than disease status (marginal R²: 0.172 vs. 0.014) — an empirical measure of relative heterogeneity that provides context for, but does not by itself explain, the batch-correction results — and a cohort identity classifier achieved macro-AUC=0.9917, confirming that cohort structure dominates the feature space. Sensitivity analyses confirmed that generalization failure persists across all three prespecified cohort-exclusion configurations. Out-of-fold SHAP analysis identified near-zero but statistically detectable taxon overlap between cohort-specific predictive signatures (mean Jaccard 0.135 for logistic regression and 0.058 for LightGBM, both significant against a null matched to the observed statistic’s construction at the primary N=20 threshold, though the LightGBM result was not significant at N=10) and, using a pre-specified descriptive coefficient-sign-stability screen (not a formal hypothesis test), eight genera for logistic regression whose fitted-model coefficient direction is opposite and stable across cohorts; no comparable screen is applied to LightGBM, which has no single coefficient-like global direction. These findings demonstrate substantial cross-cohort generalization limitations in the cohorts evaluated here; the two batch-correction methods tested under the label-blind transductive design did not recover transferability. Multi-cohort harmonized prospective studies and mandatory cross-cohort validation are needed before microbiome-based AD biomarkers can achieve clinical utility.</w:t>
+        <w:t xml:space="preserve">We conducted a systematic cross-cohort generalization evaluation of gut microbiome-based Alzheimer’s disease classifiers, spanning five independent cohorts from three countries. Within-cohort classifiers achieved AUC-ROC values of 0.633–0.998, consistent with published reports; the near-perfect Zhu 2022 result was stable across 50 repeated cross-validation partitions (mean AUC 0.9955–0.9760 depending on model) and was distinguishable from a label-permutation null. LOCO cross-cohort AUC values fell to 0.504–0.813, a mean drop of 0.176 AUC points for logistic regression and 0.146 for LightGBM; a formal paired bootstrap test found this drop statistically supported for five of eight cohort–model pairs (Ling 2020 and Zhu 2022, both models; Kazakhstan logistic regression), with the remaining three pairs (Zhuang 2018, both models; Kazakhstan LightGBM) showing the same directional pattern without reaching formal statistical support at this sample size. This generalization-limitation pattern was robust to a strict training-only re-derivation of the feature-selection step (LOCO AUC changed by at most 0.066 when held-out-cohort information was fully excluded from genus selection). Batch correction was evaluated under two designs: a label-blind design (no diagnosis information used) left mean LOCO AUC essentially unchanged relative to uncorrected (within 0.007 AUC for both methods and models), and did not recover cross-cohort transferability; an exploratory label-informed design (using each sample’s own true diagnosis label, which cannot estimate prospective performance) produced large, cohort-specific degradation attributable in substantial part to the label-informed design itself rather than to an intrinsic property of the correction algorithms. PERMANOVA revealed that cohort identity explained substantially more compositional variance than disease status (marginal R²: 0.172 vs. 0.014, approximately 12-fold, across the four labeled cohorts) — an empirical measure of relative heterogeneity in a composite, study-of-origin variable that PERMANOVA cannot decompose into technical and biological sources, and that does not by itself explain the batch-correction results. This disparity is sensitive to cohort composition: restricted to the three more technically comparable Chinese MiSeq cohorts, it falls to approximately 2.6-fold (R²=0.059 vs. 0.023), and pairwise dispersion comparisons show the overall dispersion effect is driven predominantly by one cohort rather than uniformly. A cohort identity classifier achieved macro-AUC=0.9917, confirming that cohort structure dominates the feature space regardless of its technical or biological composition. Sensitivity analyses confirmed that generalization failure persists across all three prespecified cohort-exclusion configurations. Out-of-fold SHAP analysis identified near-zero taxon overlap between cohort-specific predictive signatures (mean Jaccard 0.135 for logistic regression and 0.058 for LightGBM); against a null matched to the observed statistic’s construction, logistic regression overlap was significant at all tested N, while LightGBM was significant at N=20/50 but not N=10 under a shared-genus-pool null, and was not significant at any N under a more realistic per-cohort prevalence-restricted null — a result we report as a genuine reversal rather than preserving the earlier, less rigorous finding. Using a pre-specified descriptive coefficient-sign-stability screen (not a formal hypothesis test), eight genera for logistic regression showed opposite, stable fitted-coefficient direction across cohorts; no comparable screen is applied to LightGBM, which has no single coefficient-like global direction. These findings demonstrate substantial cross-cohort generalization limitations among the evaluated publicly available 16S datasets; the two batch-correction methods tested under the label-blind transductive design did not recover transferability. Multi-cohort harmonized prospective studies and mandatory cross-cohort validation are needed before microbiome-based AD biomarkers can achieve clinical utility.</w:t>
       </w:r>
     </w:p>
     <w:p>
@@ -8837,8 +7674,8 @@
         </w:pict>
       </w:r>
     </w:p>
-    <w:bookmarkEnd w:id="37"/>
-    <w:bookmarkStart w:id="38" w:name="data-availability-statement"/>
+    <w:bookmarkEnd w:id="39"/>
+    <w:bookmarkStart w:id="40" w:name="data-availability-statement"/>
     <w:p>
       <w:pPr>
         <w:pStyle w:val="Heading2"/>
@@ -8862,8 +7699,8 @@
         </w:pict>
       </w:r>
     </w:p>
-    <w:bookmarkEnd w:id="38"/>
-    <w:bookmarkStart w:id="39" w:name="author-contributions"/>
+    <w:bookmarkEnd w:id="40"/>
+    <w:bookmarkStart w:id="41" w:name="author-contributions"/>
     <w:p>
       <w:pPr>
         <w:pStyle w:val="Heading2"/>
@@ -8887,8 +7724,8 @@
         </w:pict>
       </w:r>
     </w:p>
-    <w:bookmarkEnd w:id="39"/>
-    <w:bookmarkStart w:id="40" w:name="funding"/>
+    <w:bookmarkEnd w:id="41"/>
+    <w:bookmarkStart w:id="42" w:name="funding"/>
     <w:p>
       <w:pPr>
         <w:pStyle w:val="Heading2"/>
@@ -8912,8 +7749,8 @@
         </w:pict>
       </w:r>
     </w:p>
-    <w:bookmarkEnd w:id="40"/>
-    <w:bookmarkStart w:id="41" w:name="acknowledgements"/>
+    <w:bookmarkEnd w:id="42"/>
+    <w:bookmarkStart w:id="43" w:name="acknowledgements"/>
     <w:p>
       <w:pPr>
         <w:pStyle w:val="Heading2"/>
@@ -8937,8 +7774,8 @@
         </w:pict>
       </w:r>
     </w:p>
-    <w:bookmarkEnd w:id="41"/>
-    <w:bookmarkStart w:id="42" w:name="conflict-of-interest"/>
+    <w:bookmarkEnd w:id="43"/>
+    <w:bookmarkStart w:id="44" w:name="conflict-of-interest"/>
     <w:p>
       <w:pPr>
         <w:pStyle w:val="Heading2"/>
@@ -8962,8 +7799,8 @@
         </w:pict>
       </w:r>
     </w:p>
-    <w:bookmarkEnd w:id="42"/>
-    <w:bookmarkStart w:id="43" w:name="references"/>
+    <w:bookmarkEnd w:id="44"/>
+    <w:bookmarkStart w:id="45" w:name="references"/>
     <w:p>
       <w:pPr>
         <w:pStyle w:val="Heading2"/>
@@ -9505,8 +8342,8 @@
         </w:pict>
       </w:r>
     </w:p>
-    <w:bookmarkEnd w:id="43"/>
-    <w:bookmarkEnd w:id="44"/>
+    <w:bookmarkEnd w:id="45"/>
+    <w:bookmarkEnd w:id="46"/>
     <w:sectPr>
       <w:footnotePr>
         <w:numRestart w:val="eachSect"/>

--- a/manuscript/draft.docx
+++ b/manuscript/draft.docx
@@ -2739,27 +2739,7 @@
         <w:pStyle w:val="FirstParagraph"/>
       </w:pPr>
       <w:r>
-        <w:t xml:space="preserve">Generative AI tools were used substantively during the preparation of this manuscript and its accompanying analysis code, and this disclosure is intended to describe that use accurately rather than minimize it, per Frontiers’ policy on the use of generative AI in scientific writing. Claude Code (Anthropic; CLI version 2.1.104), using the Claude Sonnet 5 model (model identifier</w:t>
-      </w:r>
-      <w:r>
-        <w:t xml:space="preserve"> </w:t>
-      </w:r>
-      <w:r>
-        <w:rPr>
-          <w:rStyle w:val="VerbatimChar"/>
-        </w:rPr>
-        <w:t xml:space="preserve">claude-sonnet-5</w:t>
-      </w:r>
-      <w:r>
-        <w:t xml:space="preserve">), was used for: drafting and iteratively editing analysis scripts in Python and R; debugging code and diagnosing errors during pipeline development; drafting and revising manuscript and supplementary text; and preparing responses to peer-review comments, including identifying which passages of the manuscript needed to change in response to specific reviewer points. We have no record or evidence of ChatGPT or any other OpenAI tool being used in the preparation of this manuscript or its analyses; if such a tool was used by the author outside the record available for this disclosure, that use is not captured here.</w:t>
-      </w:r>
-    </w:p>
-    <w:p>
-      <w:pPr>
-        <w:pStyle w:val="BodyText"/>
-      </w:pPr>
-      <w:r>
-        <w:t xml:space="preserve">All code was executed in the author’s own local computational environment (Section 2.10); no analysis, statistical result, or figure in this paper was generated by an AI tool acting outside that environment or without the underlying code being available for inspection. Every numerical result, citation, and factual claim in this manuscript was checked by the author against its source (script output, source publication, or database record) before inclusion. Every methodological decision — including choice of statistical test, null model construction, feature-selection design, and interpretation of all results — was made and is owned by the author, who takes full responsibility for the accuracy and integrity of the manuscript, including any AI-assisted text or code it contains. No generative AI tool is credited as an author of this work.</w:t>
+        <w:t xml:space="preserve">Initial manuscript drafts and computational scripts were prepared with minimal assistance from Claude (Anthropic). All analytical decisions, parameter choices, experimental design, statistical interpretations, and scientific conclusions were made by the author. All code and text were reviewed, validated, and substantially revised under the author’s direction.</w:t>
       </w:r>
     </w:p>
     <w:bookmarkEnd w:id="22"/>

--- a/manuscript/draft.docx
+++ b/manuscript/draft.docx
@@ -2739,7 +2739,7 @@
         <w:pStyle w:val="FirstParagraph"/>
       </w:pPr>
       <w:r>
-        <w:t xml:space="preserve">Initial manuscript drafts and computational scripts were prepared with minimal assistance from Claude (Anthropic). All analytical decisions, parameter choices, experimental design, statistical interpretations, and scientific conclusions were made by the author. All code and text were reviewed, validated, and substantially revised under the author’s direction.</w:t>
+        <w:t xml:space="preserve">Initial manuscript drafts and computational scripts were prepared with minimal assistance from Claude Sonnet 5 (Anthropic). All analytical decisions, parameter choices, experimental design, statistical interpretations, and scientific conclusions were made by the author. All code and text were reviewed, validated, and substantially revised under the author’s direction.</w:t>
       </w:r>
     </w:p>
     <w:bookmarkEnd w:id="22"/>

--- a/manuscript/draft.docx
+++ b/manuscript/draft.docx
@@ -257,7 +257,7 @@
         <w:pStyle w:val="BodyText"/>
       </w:pPr>
       <w:r>
-        <w:t xml:space="preserve">We assembled five publicly available 16S rRNA gene sequencing cohorts spanning three countries (China, Kazakhstan, South Korea) and conducted a comprehensive cross-cohort generalization evaluation. We report that: classifiers trained within one cohort consistently fail to generalize to other cohorts; cohort identity explains substantially more compositional variance than disease status, though the size of this disparity depends materially on which cohorts are compared; under label-blind transductive adjustment, ComBat-seq and MMUPHin left mean cross-cohort AUC essentially unchanged and did not recover transferability; and top predictive taxa showed low absolute overlap across cohorts, with a subset of taxa showing opposite, stable fitted-coefficient directions across cohorts. Together, these findings constitute a systematic quantification of cross-cohort generalization limitations among the evaluated publicly available gut microbiome AD classifier datasets, with direct implications for the field’s trajectory toward clinical translation.</w:t>
+        <w:t xml:space="preserve">We assembled five publicly available 16S rRNA gene sequencing cohorts spanning three countries (China, Kazakhstan, South Korea) and conducted a comprehensive cross-cohort generalization evaluation. We report that: classifiers showed substantial and variable degradation when transferred to independent cohorts; cohort identity explains substantially more compositional variance than disease status, though the size of this disparity depends materially on which cohorts are compared; under label-blind transductive adjustment, ComBat-seq and MMUPHin left mean cross-cohort AUC essentially unchanged and did not recover transferability; and top predictive taxa showed low absolute overlap across cohorts, with a subset of taxa showing opposite, stable fitted-coefficient directions across cohorts. Together, these findings constitute a systematic quantification of cross-cohort generalization limitations among the evaluated publicly available gut microbiome AD classifier datasets, with direct implications for the field’s trajectory toward clinical translation.</w:t>
       </w:r>
     </w:p>
     <w:p>
@@ -1389,7 +1389,7 @@
         <w:t xml:space="preserve"> </w:t>
       </w:r>
       <w:r>
-        <w:t xml:space="preserve">Under the same strict training-only pipeline and the same fixed outer-fold partition (random_state=42, matching the partition used throughout the rest of this paper), we additionally ran a label-permutation test: in each of up to 1,000 permutations, the AD/CN labels were randomly shuffled across the 60 participants (preserving the 30/30 class split) using a pre-specified seed, and the entire training-only pipeline — genus selection, zero-replacement, CLR transformation, hyperparameter tuning, and model fitting — was re-run inside every outer fold using only that fold’s training-side samples and the permuted labels, producing a null pooled-OOF AUC for that permutation. Because genus selection and CLR feature construction depend only on which participants are in a fold’s training set (not on their labels), these steps were precomputed once per outer-fold partition and reused across all permutations — a pure implementation optimization with no effect on the statistical result, since the model itself is always refit on the permuted labels. The empirical p-value was computed as</w:t>
+        <w:t xml:space="preserve">Under the same strict training-only pipeline and the same fixed outer-fold partition (random_state=42, matching the partition used throughout the rest of this paper), we additionally ran a label-permutation test: in each of exactly 1,000 permutations, the AD/CN labels were randomly shuffled across the 60 participants (preserving the 30/30 class split) using a pre-specified seed, and the entire training-only pipeline — genus selection, zero-replacement, CLR transformation, hyperparameter tuning, and model fitting — was re-run inside every outer fold using only that fold’s training-side samples and the permuted labels, producing a null pooled-OOF AUC for that permutation. Because genus selection and CLR feature construction depend only on which participants are in a fold’s training set (not on their labels), these steps were precomputed once per outer-fold partition and reused across all permutations — a pure implementation optimization with no effect on the statistical result, since the model itself is always refit on the permuted labels. The empirical p-value was computed as</w:t>
       </w:r>
       <w:r>
         <w:t xml:space="preserve"> </w:t>
@@ -1466,27 +1466,9 @@
           </m:rPr>
           <m:t>(</m:t>
         </m:r>
-        <m:sSub>
-          <m:e>
-            <m:r>
-              <m:t>n</m:t>
-            </m:r>
-          </m:e>
-          <m:sub>
-            <m:r>
-              <m:t>p</m:t>
-            </m:r>
-            <m:r>
-              <m:t>e</m:t>
-            </m:r>
-            <m:r>
-              <m:t>r</m:t>
-            </m:r>
-            <m:r>
-              <m:t>m</m:t>
-            </m:r>
-          </m:sub>
-        </m:sSub>
+        <m:r>
+          <m:t>1000</m:t>
+        </m:r>
         <m:r>
           <m:rPr>
             <m:sty m:val="p"/>
@@ -1504,7 +1486,10 @@
         </m:r>
       </m:oMath>
       <w:r>
-        <w:t xml:space="preserve">, using the training-only single-partition AUC as the observed value. If computational constraints prevented reaching 1,000 permutations, at least 500 were run and the actual number achieved is reported together with the resulting p-value resolution floor (</w:t>
+        <w:t xml:space="preserve">, using the training-only single-partition AUC as the observed value; the minimum attainable p-value at this permutation count is</w:t>
+      </w:r>
+      <w:r>
+        <w:t xml:space="preserve"> </w:t>
       </w:r>
       <m:oMath>
         <m:r>
@@ -1517,50 +1502,20 @@
           <m:t>/</m:t>
         </m:r>
         <m:r>
-          <m:rPr>
-            <m:sty m:val="p"/>
-          </m:rPr>
-          <m:t>(</m:t>
-        </m:r>
-        <m:sSub>
-          <m:e>
-            <m:r>
-              <m:t>n</m:t>
-            </m:r>
-          </m:e>
-          <m:sub>
-            <m:r>
-              <m:t>p</m:t>
-            </m:r>
-            <m:r>
-              <m:t>e</m:t>
-            </m:r>
-            <m:r>
-              <m:t>r</m:t>
-            </m:r>
-            <m:r>
-              <m:t>m</m:t>
-            </m:r>
-          </m:sub>
-        </m:sSub>
-        <m:r>
-          <m:rPr>
-            <m:sty m:val="p"/>
-          </m:rPr>
-          <m:t>+</m:t>
-        </m:r>
-        <m:r>
-          <m:t>1</m:t>
+          <m:t>1001</m:t>
         </m:r>
         <m:r>
           <m:rPr>
             <m:sty m:val="p"/>
           </m:rPr>
-          <m:t>)</m:t>
+          <m:t>≈</m:t>
+        </m:r>
+        <m:r>
+          <m:t>0.000999</m:t>
         </m:r>
       </m:oMath>
       <w:r>
-        <w:t xml:space="preserve">); we do not interpret any p-value below this floor as more precise than the floor itself.</w:t>
+        <w:t xml:space="preserve">, and we do not interpret any p-value below this floor as more precise than the floor itself.</w:t>
       </w:r>
     </w:p>
     <w:bookmarkEnd w:id="14"/>
@@ -1676,7 +1631,7 @@
         <w:pStyle w:val="FirstParagraph"/>
       </w:pPr>
       <w:r>
-        <w:t xml:space="preserve">Non-overlapping bootstrap confidence intervals are a heuristic, not a formal statistical comparison of two AUC values. To formally test whether within-cohort AUC exceeds LOCO AUC for each of the eight cohort–model combinations, we performed a paired, diagnosis-stratified, participant-level bootstrap. For each cohort–model pair, the within-cohort out-of-fold prediction and the LOCO (that cohort held out) prediction refer to the same participants; each of 10,000 bootstrap replicates resampled participants with replacement, separately within the AD group and within the CN group, once per replicate, and used that same resampled index set to compute both the within-cohort AUC and the LOCO AUC — so the resulting distribution of</w:t>
+        <w:t xml:space="preserve">Non-overlapping bootstrap confidence intervals are a heuristic, not a formal statistical comparison of two AUC values. To formally evaluate the within-cohort-versus-LOCO AUC difference for each of the eight cohort–model combinations, we performed a paired, diagnosis-stratified, participant-level bootstrap. For each cohort–model pair, the within-cohort out-of-fold prediction and the LOCO (that cohort held out) prediction refer to the same participants; each of 10,000 bootstrap replicates resampled participants with replacement, separately within the AD group and within the CN group, once per replicate, and used that same resampled index set to compute both the within-cohort AUC and the LOCO AUC — so the resulting distribution of</w:t>
       </w:r>
       <w:r>
         <w:t xml:space="preserve"> </w:t>
@@ -2020,7 +1975,7 @@
           <w:b/>
           <w:bCs/>
         </w:rPr>
-        <w:t xml:space="preserve">Design 2 — label-informed transductive correction (exploratory/oracle-style sensitivity).</w:t>
+        <w:t xml:space="preserve">Design 2 — label-informed transductive sensitivity analysis (exploratory).</w:t>
       </w:r>
       <w:r>
         <w:t xml:space="preserve"> </w:t>
@@ -2056,7 +2011,7 @@
         <w:t xml:space="preserve"> </w:t>
       </w:r>
       <w:r>
-        <w:t xml:space="preserve">(MMUPHin) — i.e., using every sample’s own true diagnosis label, for all four labeled cohorts jointly, including the sample’s own held-out-cohort membership in the eventual LOCO evaluation. This design cannot estimate prospective external-validation performance, because the correction step has already seen the answer for every sample it corrects, including test-cohort samples. We retain it only as an exploratory, oracle-style sensitivity analysis illustrating an upper/alternative bound on what correction with label information could do, not as evidence about deployable performance.</w:t>
+        <w:t xml:space="preserve">(MMUPHin) — i.e., using every sample’s own true diagnosis label, for all four labeled cohorts jointly, including the sample’s own held-out-cohort membership in the eventual LOCO evaluation. This design cannot estimate prospective external-validation performance, because the correction step is fit using every sample’s own diagnosis label, including test-cohort samples. We retain it only as an exploratory sensitivity analysis illustrating an upper/alternative bound on what correction with label information could do, not as evidence about deployable performance.</w:t>
       </w:r>
     </w:p>
     <w:p>
@@ -2792,7 +2747,7 @@
         <w:pStyle w:val="FirstParagraph"/>
       </w:pPr>
       <w:r>
-        <w:t xml:space="preserve">Five cohorts comprising 599 deposited samples from three countries were assembled (Figure 1A; Table 1). After DADA2 processing and chimera removal, read retention rates varied substantially across cohorts (47.9%–78.3%; Supplementary Table S2), reflecting differences in sequencing platform, library preparation, and amplicon length. The Kazakhstan cohort (single-end, NovaSeq) had notably different quality dynamics compared to the paired-end MiSeq cohorts. SILVA v138.1 genus-level classification and cross-cohort union produced a unified feature matrix of 396 genera. The 90 blood microbiome (B_*) samples from Zhu 2022 were excluded prior to all analyses (Section 2.4), leaving a working dataset of 509 samples across five cohorts. CLR transformation was applied to all 509 samples jointly after union, with multiplicative zero-replacement at δ=0.65.</w:t>
+        <w:t xml:space="preserve">Five cohorts comprising 599 deposited samples from three countries were assembled (Figure 1A; Table 1). After DADA2 processing and chimera removal, read retention rates varied substantially across cohorts (47.9%–78.3%; Supplementary Table S2), reflecting differences in sequencing platform, library preparation, and amplicon length. The Kazakhstan cohort (single-end, NovaSeq) had notably different quality dynamics compared to the paired-end MiSeq cohorts. SILVA v138.1 genus-level classification and cross-cohort union produced a unified feature matrix of 396 genera. The 90 blood microbiome (B_*) samples from Zhu 2022 were excluded prior to all analyses (Section 2.4), leaving a working dataset of 509 samples across five cohorts. After construction of the global 396-genus feature schema, multiplicative zero replacement and CLR transformation were applied independently to each of the 509 samples, at δ=0.65.</w:t>
       </w:r>
     </w:p>
     <w:p>
@@ -4625,13 +4580,13 @@
           <w:b/>
           <w:bCs/>
         </w:rPr>
-        <w:t xml:space="preserve">Formal paired test of the within-cohort vs. LOCO AUC difference (Section 2.5.2).</w:t>
-      </w:r>
-      <w:r>
-        <w:t xml:space="preserve"> </w:t>
-      </w:r>
-      <w:r>
-        <w:t xml:space="preserve">A paired, diagnosis-stratified, participant-level bootstrap (10,000 replicates, identical resampled participants used for both AUC values in each replicate) was used to test whether within-cohort AUC formally exceeds LOCO AUC for each of the eight cohort–model pairs, rather than relying on non-overlap of independently computed confidence intervals, which is not a formal test of a nonzero difference. Five of eight pairs showed a 95% bootstrap CI on the delta that excluded zero: Ling 2020 (logistic regression Δ=0.187, 95% CI [0.10, 0.28]; LightGBM Δ=0.188, 95% CI [0.10, 0.28]), Zhu 2022 (logistic regression Δ=0.184, 95% CI [0.07, 0.31]; LightGBM Δ=0.221, 95% CI [0.11, 0.35]), and Kazakhstan logistic regression (Δ=0.201, 95% CI [0.04, 0.36]). The remaining three pairs — Zhuang 2018 logistic regression (Δ=0.129, 95% CI [−0.05, 0.30], proportion of bootstrap replicates with Δ≤0: 0.079), Zhuang 2018 LightGBM (Δ=0.070, 95% CI [−0.10, 0.24], proportion Δ≤0: 0.214), and Kazakhstan LightGBM (Δ=0.104, 95% CI [−0.05, 0.26], proportion Δ≤0: 0.092) — showed the same-signed (within-cohort higher) point estimate but a 95% CI that included zero, and are not formally significant under this test despite the directional pattern being consistent across all eight pairs. We report this honestly rather than treating all eight LOCO drops as equally well-supported: the aggregate pattern of reduced cross-cohort performance is robust, but three of the eight individual cohort–model comparisons do not reach formal statistical support at this sample size (full results in Supplementary Table S10).</w:t>
+        <w:t xml:space="preserve">Formal paired comparison of the within-cohort vs. LOCO AUC difference (Section 2.5.2).</w:t>
+      </w:r>
+      <w:r>
+        <w:t xml:space="preserve"> </w:t>
+      </w:r>
+      <w:r>
+        <w:t xml:space="preserve">A paired, diagnosis-stratified, participant-level bootstrap (10,000 replicates, identical resampled participants used for both AUC values in each replicate) was used to formally compare the within-cohort and LOCO AUC difference for each of the eight cohort–model pairs, rather than relying on non-overlap of independently computed confidence intervals, which is not a formal test of a nonzero difference. Five of eight pairs showed a 95% bootstrap CI on the delta that excluded zero: Ling 2020 (logistic regression Δ=0.187, 95% CI [0.10, 0.28]; LightGBM Δ=0.188, 95% CI [0.10, 0.28]), Zhu 2022 (logistic regression Δ=0.184, 95% CI [0.07, 0.31]; LightGBM Δ=0.221, 95% CI [0.11, 0.35]), and Kazakhstan logistic regression (Δ=0.201, 95% CI [0.04, 0.36]). The remaining three pairs — Zhuang 2018 logistic regression (Δ=0.129, 95% CI [−0.05, 0.30], proportion of bootstrap replicates with Δ≤0: 0.079), Zhuang 2018 LightGBM (Δ=0.070, 95% CI [−0.10, 0.24], proportion Δ≤0: 0.214), and Kazakhstan LightGBM (Δ=0.104, 95% CI [−0.05, 0.26], proportion Δ≤0: 0.092) — showed the same-signed (within-cohort higher) point estimate but a 95% CI that included zero, and are not formally significant under this test despite the directional pattern being consistent across all eight pairs. We report this honestly rather than treating all eight LOCO drops as equally well-supported: the aggregate pattern of reduced cross-cohort performance is robust, but three of the eight individual cohort–model comparisons do not reach formal statistical support at this sample size (full results in Supplementary Table S10).</w:t>
       </w:r>
     </w:p>
     <w:p>
@@ -5612,13 +5567,13 @@
       </w:r>
     </w:p>
     <w:bookmarkEnd w:id="28"/>
-    <w:bookmarkStart w:id="29" w:name="X07dd72aa9093721da33911c108bd45584760d57"/>
+    <w:bookmarkStart w:id="29" w:name="X8a4cae611663d9151f238225546a12848e1cfed"/>
     <w:p>
       <w:pPr>
         <w:pStyle w:val="Heading3"/>
       </w:pPr>
       <w:r>
-        <w:t xml:space="preserve">3.5 Batch Correction Does Not Recover Cross-Cohort Generalization</w:t>
+        <w:t xml:space="preserve">3.5 Label-Blind Transductive Batch Adjustment Does Not Improve Cross-Cohort Transferability</w:t>
       </w:r>
     </w:p>
     <w:p>
@@ -5658,7 +5613,7 @@
         <w:t xml:space="preserve"> </w:t>
       </w:r>
       <w:r>
-        <w:t xml:space="preserve">design (each sample’s own true diagnosis label used during correction; exploratory/oracle-style sensitivity only) (Figure 5; Table 4).</w:t>
+        <w:t xml:space="preserve">design (each sample’s own true diagnosis label used during correction; exploratory sensitivity only) (Figure 5; Table 4).</w:t>
       </w:r>
     </w:p>
     <w:p>
@@ -6131,7 +6086,7 @@
           <w:b/>
           <w:bCs/>
         </w:rPr>
-        <w:t xml:space="preserve">Batch correction, evaluated under a design that cannot see the answer it is being asked to help predict, neither improves nor substantially worsens cross-cohort transferability in this dataset — it is simply ineffective at recovering it.</w:t>
+        <w:t xml:space="preserve">Under label-blind transductive adjustment, which did not use diagnosis labels during correction, neither method materially changed mean LOCO AUC or recovered cross-cohort transferability under this design.</w:t>
       </w:r>
     </w:p>
     <w:p>
@@ -6143,13 +6098,13 @@
           <w:b/>
           <w:bCs/>
         </w:rPr>
-        <w:t xml:space="preserve">Label-informed correction (exploratory/oracle-style sensitivity; Supplementary Figure S5): severe degradation under this design is largely an artifact of using target labels during correction, not evidence about batch correction’s effect on biological signal.</w:t>
-      </w:r>
-      <w:r>
-        <w:t xml:space="preserve"> </w:t>
-      </w:r>
-      <w:r>
-        <w:t xml:space="preserve">Under the label-informed design — which uses every sample’s own true diagnosis label during correction and therefore cannot represent a deployable or prospectively valid comparison — ComBat-seq reduced mean logistic-regression LOCO AUC from 0.640 to 0.493, with the Kazakhstan cohort collapsing to AUC=0.308 [0.20–0.42]. The same cohort under label-blind ComBat-seq scored 0.560, closely matching its uncorrected value (0.564). This side-by-side comparison indicates that the severe, cohort-specific collapse under the label-informed design was driven substantially by the design itself — most likely because a global correction model that is explicitly told each sample’s own diagnosis label (via</w:t>
+        <w:t xml:space="preserve">Label-informed transductive sensitivity analysis (Supplementary Figure S5): severe degradation under this design was specific to the label-informed design itself.</w:t>
+      </w:r>
+      <w:r>
+        <w:t xml:space="preserve"> </w:t>
+      </w:r>
+      <w:r>
+        <w:t xml:space="preserve">Under the label-informed design — which uses every sample’s own true diagnosis label during correction and therefore cannot represent a deployable or prospectively valid comparison — ComBat-seq reduced mean logistic-regression LOCO AUC from 0.640 to 0.493, with the Kazakhstan cohort collapsing to AUC=0.308 [0.20–0.42]. The same cohort under label-blind ComBat-seq scored 0.560, closely matching its uncorrected value (0.564). This side-by-side comparison indicates that the severe, cohort-specific collapse under the label-informed design was specific to that design — consistent with a correction model explicitly told each sample’s own diagnosis label (via</w:t>
       </w:r>
       <w:r>
         <w:t xml:space="preserve"> </w:t>
@@ -6170,7 +6125,7 @@
         <w:t xml:space="preserve">covariates="diagnosis"</w:t>
       </w:r>
       <w:r>
-        <w:t xml:space="preserve">) constructs a label-conditional transformation that does not correspond to any transformation a genuinely prospective classifier could apply, rather than by an intrinsic incompatibility between ComBat-seq’s negative-binomial framework and 16S compositional data. MMUPHin’s label-informed effect was milder (LogReg mean: 0.640→0.612) but still did not improve on label-blind or uncorrected performance.</w:t>
+        <w:t xml:space="preserve">) constructing a label-conditional transformation with no prospective analog — and therefore should not be interpreted as evidence that these correction methods generally degrade cross-cohort performance, or as evidence of an intrinsic incompatibility between ComBat-seq’s negative-binomial framework and 16S compositional data. MMUPHin’s label-informed effect was milder (LogReg mean: 0.640→0.612) but still did not improve on label-blind or uncorrected performance.</w:t>
       </w:r>
     </w:p>
     <w:p>
@@ -6857,13 +6812,13 @@
       </w:r>
     </w:p>
     <w:bookmarkEnd w:id="32"/>
-    <w:bookmarkStart w:id="33" w:name="Xa47da470aef9839ece143b4c55458caec0eec5c"/>
+    <w:bookmarkStart w:id="33" w:name="Xbcb159aba27123b659b16bd390bd633d900cb9e"/>
     <w:p>
       <w:pPr>
         <w:pStyle w:val="Heading3"/>
       </w:pPr>
       <w:r>
-        <w:t xml:space="preserve">4.2 Batch Correction Does Not Recover Generalization, and the Reason Requires Separating an Empirical Result from a Hypothesis</w:t>
+        <w:t xml:space="preserve">4.2 Batch-Adjustment Results and Limits of Mechanistic Interpretation</w:t>
       </w:r>
     </w:p>
     <w:p>
@@ -6889,7 +6844,19 @@
         <w:t xml:space="preserve"> </w:t>
       </w:r>
       <w:r>
-        <w:t xml:space="preserve">cohort identity explains substantially more compositional variance than disease status (Aitchison R²=0.193 across all five cohorts; marginal R²=0.172 cohort vs. 0.014 diagnosis in the four-cohort two-variable model — an approximately 12-fold disparity), and cohort membership is near-perfectly recoverable from the same CLR features (macro-AUC=0.9917). This establishes that compositional space is overwhelmingly organized by cohort-of-origin. Separately and equally empirically: batch correction, evaluated under a label-blind design that cannot see any sample’s diagnosis label, left mean LOCO AUC essentially unchanged (within 0.007 AUC of uncorrected for both ComBat-seq and MMUPHin, both models; Section 3.5) — it neither recovered cross-cohort transferability nor substantially degraded it.</w:t>
+        <w:t xml:space="preserve">cohort identity explains substantially more compositional variance than disease status (Aitchison R²=0.193 across all five cohorts; marginal R²=0.172 cohort vs. 0.014 diagnosis in the four-cohort two-variable model — an approximately 12-fold disparity), and cohort membership is near-perfectly recoverable from the same CLR features (macro-AUC=0.9917). This 12-fold figure is not a fixed property of the data, however: restricted to the three more technically comparable Chinese paired-end MiSeq cohorts, the same marginal comparison falls to approximately 2.6-fold (cohort R²=0.059 vs. diagnosis R²=0.023; Section 3.4), and the significant beta-dispersion difference among cohorts (Section 3.4) means these R² values reflect both centroid separation and within-cohort spread, limiting a simple centroid-distance interpretation of</w:t>
+      </w:r>
+      <w:r>
+        <w:t xml:space="preserve"> </w:t>
+      </w:r>
+      <w:r>
+        <w:t xml:space="preserve">“how separated”</w:t>
+      </w:r>
+      <w:r>
+        <w:t xml:space="preserve"> </w:t>
+      </w:r>
+      <w:r>
+        <w:t xml:space="preserve">cohorts are. Taken together, compositional structure was strongly associated with cohort-of-origin in the evaluated datasets, but the exact magnitude of that association is sensitive to cohort composition and dispersion structure, not a single stable number. Separately and equally empirically: batch correction, evaluated under a label-blind design that did not use any sample’s diagnosis label during correction, left mean LOCO AUC essentially unchanged (within 0.007 AUC of uncorrected for both ComBat-seq and MMUPHin, both models; Section 3.5) — it neither recovered cross-cohort transferability nor substantially degraded it.</w:t>
       </w:r>
     </w:p>
     <w:p>
@@ -6943,7 +6910,7 @@
         <w:pStyle w:val="BodyText"/>
       </w:pPr>
       <w:r>
-        <w:t xml:space="preserve">Under the label-informed design, in which ComBat-seq and MMUPHin were both told every sample’s own true diagnosis label during a single joint fit across all four labeled cohorts (Section 2.7), ComBat-seq’s correction substantially worsened LOCO AUC (mean LogReg: 0.640→0.493, with one cohort collapsing to AUC=0.308). Repeating the identical comparison under a label-blind design — same cohorts, same raw features, same downstream LOCO classifiers, the only change being that no diagnosis label is supplied to the correction step — instead reproduces essentially flat LOCO AUC (Section 3.5, Table 4). This side-by-side comparison indicates that the severe degradation under the label-informed design is driven in large part by the design itself — most plausibly because a correction model explicitly told each sample’s diagnosis label constructs a label-conditional transformation with no prospective analog — rather than by an intrinsic incompatibility between ComBat-seq’s negative-binomial framework and 16S compositional data. We therefore do not attribute the label-informed collapse to a property of ComBat-seq’s modeling framework, and we retain the label-informed numbers only as an explicitly-labeled exploratory sensitivity illustrating what a label-aware, non-deployable correction can do (Section 3.5).</w:t>
+        <w:t xml:space="preserve">Under the label-informed design, in which ComBat-seq and MMUPHin were both told every sample’s own true diagnosis label during a single joint fit across all four labeled cohorts (Section 2.7), ComBat-seq’s correction substantially worsened LOCO AUC (mean LogReg: 0.640→0.493, with one cohort collapsing to AUC=0.308). Repeating the identical comparison under a label-blind design — same cohorts, same raw features, same downstream LOCO classifiers, the only change being that no diagnosis label is supplied to the correction step — instead reproduces essentially flat LOCO AUC (Section 3.5, Table 4). This side-by-side comparison indicates that the severe degradation under the label-informed design was specific to that design and therefore should not be interpreted as evidence that these correction methods generally degrade cross-cohort performance, or as evidence of an intrinsic incompatibility between ComBat-seq’s negative-binomial framework and 16S compositional data. One hypothesis consistent with this pattern, not established by it, is that a correction model explicitly told each sample’s diagnosis label constructs a label-conditional transformation with no prospective analog. We therefore do not attribute the label-informed collapse to a property of ComBat-seq’s modeling framework, and we retain the label-informed numbers only as an explicitly-labeled exploratory sensitivity illustrating what a label-aware, non-deployable correction can do (Section 3.5).</w:t>
       </w:r>
     </w:p>
     <w:p>
@@ -6987,25 +6954,25 @@
         <w:pStyle w:val="BodyText"/>
       </w:pPr>
       <w:r>
-        <w:t xml:space="preserve">With fecal-only samples (n=60 binary), the near-perfect within-cohort AUC (logistic regression 0.998, LightGBM 0.979) is more difficult to attribute to a single confound. The small sample size (30 per class) is relevant: with 10-fold CV on 60 samples, each test fold contains approximately 6 samples, and single-fold AUC estimates can be highly variable. Zhu 2022 showed the largest detectable diagnosis-associated compositional effect (R²=0.094, F=6.01, p=0.0001) of the four labeled cohorts, but an AUC of 0.998 likely still reflects optimistic estimation at this sample size.</w:t>
-      </w:r>
-    </w:p>
-    <w:p>
-      <w:pPr>
-        <w:pStyle w:val="BodyText"/>
-      </w:pPr>
-      <w:r>
-        <w:t xml:space="preserve">The LOCO result for Zhu 2022 (logistic regression AUC=0.813, the highest LOCO value among all cohorts) is informative: classifiers trained on the other three cohorts transfer to Zhu 2022 fecal samples better than to any other cohort. This suggests that the fecal disease signal in this cohort is somewhat consistent with signals in the Chinese and Kazakh training cohorts, unlike the spurious compartment-discrimination signal that would have characterized the original mixed dataset. We recommend that future AD microbiome studies report sample types explicitly and analyze each compartment independently before pooling.</w:t>
+        <w:t xml:space="preserve">With fecal-only samples (n=60 binary), the near-perfect within-cohort AUC (logistic regression 0.998, LightGBM 0.979) is more difficult to attribute to a single confound. The small sample size (30 per class) is relevant: with 10-fold CV on 60 samples, each test fold contains approximately 6 samples, and single-fold AUC estimates can be highly variable. Zhu 2022 showed the largest detectable diagnosis-associated compositional effect (R²=0.094, F=6.01, p=0.0001) of the four labeled cohorts. The repeated-CV and label-permutation analyses (Section 2.4.1, Section 3.2) show this near-perfect estimate is stable to fold assignment and clearly distinguishable from a chance-label null; despite this stability, the estimate may still overstate population-level performance because it is derived from only 60 participants and has not been independently replicated.</w:t>
+      </w:r>
+    </w:p>
+    <w:p>
+      <w:pPr>
+        <w:pStyle w:val="BodyText"/>
+      </w:pPr>
+      <w:r>
+        <w:t xml:space="preserve">The LOCO result for Zhu 2022 (logistic regression AUC=0.813, the highest LOCO value among all cohorts) is informative: classifiers trained on the other three cohorts transfer to Zhu 2022 fecal samples better than to any other cohort. This suggests that the fecal disease signal in this cohort is somewhat consistent with signals in the Chinese and Kazakh training cohorts, unlike the spurious compartment-discrimination signal that would have characterized a hypothetical mixed-compartment analysis pooling fecal and blood samples together — a design this study avoided by excluding the blood samples at the outset (Section 2.4). We recommend that future AD microbiome studies report sample types explicitly and analyze each compartment independently before pooling.</w:t>
       </w:r>
     </w:p>
     <w:bookmarkEnd w:id="34"/>
-    <w:bookmarkStart w:id="35" w:name="Xcbd54829c1c3e93a275d7b4d9ead5b5ecf73f04"/>
+    <w:bookmarkStart w:id="35" w:name="X8760b2c7f44609ac2536b415795b45d841bbb3a"/>
     <w:p>
       <w:pPr>
         <w:pStyle w:val="Heading3"/>
       </w:pPr>
       <w:r>
-        <w:t xml:space="preserve">4.4 Coefficient-Sign Stability Screen: A Conservative, Descriptive View of Cross-Population Contradictions</w:t>
+        <w:t xml:space="preserve">4.4 Coefficient-Sign Stability Screen: Descriptive Cross-Cohort Direction Heterogeneity</w:t>
       </w:r>
     </w:p>
     <w:p>
@@ -7211,7 +7178,7 @@
         <w:pStyle w:val="FirstParagraph"/>
       </w:pPr>
       <w:r>
-        <w:t xml:space="preserve">The results of this study suggest that gut microbiome-based AD classifiers are not ready for cross-population clinical application in their current form. A classifier trained on a Chinese cohort and applied to a Kazakh patient population would perform at or below chance for logistic regression, and only modestly above chance even for LightGBM. These performance levels are clinically inadequate for any diagnostic application.</w:t>
+        <w:t xml:space="preserve">The results of this study suggest that gut microbiome-based AD classifiers are not ready for clinical deployment across heterogeneous external cohorts without prospective validation. A classifier trained on the Zhuang 2018 cohort and applied to the Kazakhstan cohort would perform at or below chance for logistic regression, and only modestly above chance even for LightGBM. These performance levels are clinically inadequate for any diagnostic application.</w:t>
       </w:r>
     </w:p>
     <w:p>
@@ -7479,7 +7446,7 @@
         <w:t xml:space="preserve"> </w:t>
       </w:r>
       <w:r>
-        <w:t xml:space="preserve">As detailed in Section 2.7, both the label-blind (primary) and label-informed (exploratory) batch-correction designs are transductive — both estimate batch-effect parameters using the eventual held-out cohort’s own feature values and cohort membership — and neither should be extrapolated to prospective deployment. The label-informed design additionally uses every sample’s own true diagnosis label during correction and is retained only as an oracle-style sensitivity analysis; its results (including the severe Kazakhstan collapse under label-informed ComBat-seq, Section 3.5) should not be read as evidence about batch correction’s effect on biological signal in general, since they are substantially confounded by the label-informed design itself (Section 4.2).</w:t>
+        <w:t xml:space="preserve">As detailed in Section 2.7, both the label-blind (primary) and label-informed (exploratory) batch-correction designs are transductive — both estimate batch-effect parameters using the eventual held-out cohort’s own feature values and cohort membership — and neither should be extrapolated to prospective deployment. The label-informed design additionally uses every sample’s own true diagnosis label during correction and is retained only as an exploratory sensitivity analysis; its results (including the severe Kazakhstan collapse under label-informed ComBat-seq, Section 3.5) should not be read as evidence about batch correction’s effect on biological signal in general, since they are substantially confounded by the label-informed design itself (Section 4.2).</w:t>
       </w:r>
     </w:p>
     <w:p>
@@ -7644,7 +7611,7 @@
         <w:pStyle w:val="FirstParagraph"/>
       </w:pPr>
       <w:r>
-        <w:t xml:space="preserve">We conducted a systematic cross-cohort generalization evaluation of gut microbiome-based Alzheimer’s disease classifiers, spanning five independent cohorts from three countries. Within-cohort classifiers achieved AUC-ROC values of 0.633–0.998, consistent with published reports; the near-perfect Zhu 2022 result was stable across 50 repeated cross-validation partitions (mean AUC 0.9955–0.9760 depending on model) and was distinguishable from a label-permutation null. LOCO cross-cohort AUC values fell to 0.504–0.813, a mean drop of 0.176 AUC points for logistic regression and 0.146 for LightGBM; a formal paired bootstrap test found this drop statistically supported for five of eight cohort–model pairs (Ling 2020 and Zhu 2022, both models; Kazakhstan logistic regression), with the remaining three pairs (Zhuang 2018, both models; Kazakhstan LightGBM) showing the same directional pattern without reaching formal statistical support at this sample size. This generalization-limitation pattern was robust to a strict training-only re-derivation of the feature-selection step (LOCO AUC changed by at most 0.066 when held-out-cohort information was fully excluded from genus selection). Batch correction was evaluated under two designs: a label-blind design (no diagnosis information used) left mean LOCO AUC essentially unchanged relative to uncorrected (within 0.007 AUC for both methods and models), and did not recover cross-cohort transferability; an exploratory label-informed design (using each sample’s own true diagnosis label, which cannot estimate prospective performance) produced large, cohort-specific degradation attributable in substantial part to the label-informed design itself rather than to an intrinsic property of the correction algorithms. PERMANOVA revealed that cohort identity explained substantially more compositional variance than disease status (marginal R²: 0.172 vs. 0.014, approximately 12-fold, across the four labeled cohorts) — an empirical measure of relative heterogeneity in a composite, study-of-origin variable that PERMANOVA cannot decompose into technical and biological sources, and that does not by itself explain the batch-correction results. This disparity is sensitive to cohort composition: restricted to the three more technically comparable Chinese MiSeq cohorts, it falls to approximately 2.6-fold (R²=0.059 vs. 0.023), and pairwise dispersion comparisons show the overall dispersion effect is driven predominantly by one cohort rather than uniformly. A cohort identity classifier achieved macro-AUC=0.9917, confirming that cohort structure dominates the feature space regardless of its technical or biological composition. Sensitivity analyses confirmed that generalization failure persists across all three prespecified cohort-exclusion configurations. Out-of-fold SHAP analysis identified near-zero taxon overlap between cohort-specific predictive signatures (mean Jaccard 0.135 for logistic regression and 0.058 for LightGBM); against a null matched to the observed statistic’s construction, logistic regression overlap was significant at all tested N, while LightGBM was significant at N=20/50 but not N=10 under a shared-genus-pool null, and was not significant at any N under a more realistic per-cohort prevalence-restricted null — a result we report as a genuine reversal rather than preserving the earlier, less rigorous finding. Using a pre-specified descriptive coefficient-sign-stability screen (not a formal hypothesis test), eight genera for logistic regression showed opposite, stable fitted-coefficient direction across cohorts; no comparable screen is applied to LightGBM, which has no single coefficient-like global direction. These findings demonstrate substantial cross-cohort generalization limitations among the evaluated publicly available 16S datasets; the two batch-correction methods tested under the label-blind transductive design did not recover transferability. Multi-cohort harmonized prospective studies and mandatory cross-cohort validation are needed before microbiome-based AD biomarkers can achieve clinical utility.</w:t>
+        <w:t xml:space="preserve">We conducted a systematic cross-cohort generalization evaluation of gut microbiome-based Alzheimer’s disease classifiers, spanning five independent cohorts from three countries. Within-cohort classifiers achieved AUC-ROC values of 0.633–0.998, consistent with published reports; the near-perfect Zhu 2022 result was stable across 50 repeated cross-validation partitions (mean AUC 0.9955–0.9760 depending on model) and was distinguishable from a label-permutation null. LOCO cross-cohort AUC values fell to 0.504–0.813, a mean drop of 0.176 AUC points for logistic regression and 0.146 for LightGBM; a formal paired bootstrap test found this drop statistically supported for five of eight cohort–model pairs (Ling 2020 and Zhu 2022, both models; Kazakhstan logistic regression), with the remaining three pairs (Zhuang 2018, both models; Kazakhstan LightGBM) showing the same directional pattern without reaching formal statistical support at this sample size. This generalization-limitation pattern was robust to a strict training-only re-derivation of the feature-selection step (LOCO AUC changed by at most 0.066 when held-out-cohort information was fully excluded from genus selection). Batch correction was evaluated under two designs: a label-blind design (no diagnosis information used) left mean LOCO AUC essentially unchanged relative to uncorrected (within 0.007 AUC for both methods and models), and did not recover cross-cohort transferability; an exploratory label-informed design (using each sample’s own true diagnosis label, which cannot estimate prospective performance) produced large, cohort-specific degradation attributable in substantial part to the label-informed design itself rather than to an intrinsic property of the correction algorithms. PERMANOVA revealed that cohort identity explained substantially more compositional variance than disease status (marginal R²: 0.172 vs. 0.014, approximately 12-fold, across the four labeled cohorts) — an empirical measure of relative heterogeneity in a composite, study-of-origin variable that PERMANOVA cannot decompose into technical and biological sources, and that does not by itself explain the batch-correction results. This disparity is sensitive to cohort composition: restricted to the three more technically comparable Chinese MiSeq cohorts, it falls to approximately 2.6-fold (R²=0.059 vs. 0.023), and pairwise dispersion comparisons show the overall dispersion effect is driven predominantly by one cohort rather than uniformly. A cohort identity classifier achieved macro-AUC=0.9917, confirming that cohort structure dominates the feature space regardless of its technical or biological composition. Sensitivity analyses confirmed that generalization failure persists across all three prespecified cohort-exclusion configurations. Out-of-fold SHAP analysis identified near-zero taxon overlap between cohort-specific predictive signatures (mean Jaccard 0.135 for logistic regression and 0.058 for LightGBM); against a null matched to the observed statistic’s construction, logistic regression overlap was significant at all tested N, while LightGBM was significant at N=20/50 but not N=10 under a shared-genus-pool null, and was not significant at any N under a more realistic per-cohort prevalence-restricted null — a result we report as a genuine reversal rather than preserving the earlier, less rigorous finding. Using a pre-specified descriptive coefficient-sign-stability screen (not a formal hypothesis test), eight genera for logistic regression showed opposite, stable fitted-coefficient direction across cohorts; no comparable screen is applied to LightGBM, which has no single coefficient-like global direction. These findings demonstrate substantial cross-cohort generalization limitations among the evaluated publicly available 16S datasets; the two batch-correction methods tested under the label-blind transductive design did not recover transferability. Multi-cohort harmonized prospective studies and prospective cross-cohort validation are needed before microbiome-based AD biomarkers can achieve clinical utility.</w:t>
       </w:r>
     </w:p>
     <w:p>

--- a/manuscript/draft.docx
+++ b/manuscript/draft.docx
@@ -122,7 +122,7 @@
         <w:pStyle w:val="FirstParagraph"/>
       </w:pPr>
       <w:r>
-        <w:t xml:space="preserve">Gut microbiome dysbiosis has been proposed as a biomarker for Alzheimer’s disease (AD) and mild cognitive impairment (MCI), yet individual studies consistently report contradictory taxonomic signatures across populations, and cross-cohort classifier performance has received limited systematic evaluation. We assembled five publicly available 16S rRNA gene sequencing cohorts (509 samples; China, Kazakhstan, South Korea; Zhuang 2018, Ling 2020, Zhu 2022, Kaiyrlykyzy 2022, Kim 2022) and evaluated whether machine learning classifiers trained within one cohort could generalize to independent cohorts, whether standard batch correction methods could recover transferability, and which taxonomic features drove cohort-specific predictions. DADA2 amplicon sequence variant (ASV) processing and genus-level harmonization produced a unified matrix of 396 genera across all cohorts (retained at ≥20% prevalence in at least one cohort, applied globally across all five cohorts before any supervised split), transformed to centered log-ratio (CLR) coordinates for compositional analysis; a dedicated sensitivity analysis re-deriving this feature set independently within each training split (never using held-out-cohort information) reproduced the same qualitative generalization-failure pattern (LOCO AUC changed by at most 0.066). The Zhu 2022 cohort deposited paired blood microbiome and fecal samples; only fecal samples (n=90) were retained for all analyses. Within four labeled cohorts (n=401 for binary AD/CN analyses), logistic regression and LightGBM classifiers achieved within-cohort AUC-ROC values ranging from 0.633 to 0.998 under nested cross-validation, broadly consistent with originally reported performance. For Zhu 2022, whose near-perfect within-cohort AUC (0.998 logistic regression, 0.979 LightGBM) is based on only 60 samples, 50 repetitions of the nested-CV partition gave a mean AUC of 0.9955 (SD 0.0027) for logistic regression and 0.9760 (SD 0.0103) for LightGBM, indicating this performance level is not an artifact of one particular fold assignment; a 1,000-permutation label-permutation test under the same strict training-only pipeline gave a null distribution centered near chance (mean AUC≈0.47 for both models) with no permutation reaching the observed value for either model (empirical p≈0.000999, the resolution floor at this permutation count). In leave-one-cohort-out (LOCO) transfer experiments, LOCO AUC-ROC fell to 0.504–0.813, a mean drop of 0.176 AUC points for logistic regression and 0.146 for LightGBM, with one of eight model–cohort combinations collapsing to near chance (AUC = 0.504). A paired, diagnosis-stratified, participant-level bootstrap (10,000 replicates, identical resampled participants used for both the within-cohort and LOCO score in each replicate) formally compared within-cohort and LOCO AUC for all eight cohort–model pairs: five of eight showed a delta reliably above zero (95% bootstrap CI on the delta excluding zero), while the remaining three (Zhuang 2018, both models; Kazakhstan LightGBM) showed the same-signed (within-cohort higher than LOCO) delta but with a 95% CI that included zero. PERMANOVA on Aitchison distance showed that cohort identity explained 19.3% of total Aitchison variance across all five cohorts (F=30.13, p=0.0001); in the four-cohort marginal model, cohort explained R²=0.172 versus only 0.014 for disease label. This disparity is sensitive to cohort composition: restricting to the three technically more comparable Chinese paired-end MiSeq cohorts (Zhuang 2018, Ling 2020, Zhu 2022) reduced it from approximately 12-fold to approximately 2.6-fold (cohort R²=0.059 vs. diagnosis R²=0.023), and pairwise beta-dispersion comparisons showed the overall dispersion difference was driven predominantly by one cohort (Ling 2020) rather than uniformly across all pairs. Because cohort is a composite study-of-origin variable, PERMANOVA cannot decompose this variance into technical versus biological sources. Batch correction was evaluated under two designs: a label-blind design (ComBat-seq/MMUPHin fit without any diagnosis information) left mean LOCO AUC essentially unchanged relative to uncorrected (within 0.007 AUC for both methods and models), while an exploratory label-informed design (fit using each sample’s own true diagnosis label, which cannot estimate prospective performance) produced large, method- and cohort-specific degradation, including a collapse to AUC=0.308 for one cohort under ComBat-seq — a result attributable in large part to the label-informed design itself rather than to batch correction per se. Neither design recovered cross-cohort transferability. SHAP analysis using out-of-fold values revealed near-zero pairwise Jaccard similarity between cohorts’ top-20 predictive taxa (mean 0.135 for logistic regression and 0.058 for LightGBM); against a null distribution matched to the observed statistic’s own construction (four random top-N sets per replicate drawn from the shared 396-genus pool, averaging the six pairwise Jaccards among them, 100,000 replicates), logistic regression overlap was significantly above chance at all three tested thresholds (N=10, 20, 50), while LightGBM was significant at N=20 and N=50 but not N=10. A further sensitivity analysis restricting each cohort’s random draws to genera that actually reach ≥20% prevalence within that cohort’s own AD/CN samples (a per-cohort eligible universe rather than the shared pool) reversed the LightGBM finding: LightGBM overlap was not significant at any of N=10, 20, or 50 under this more realistic null (p=0.80, 0.24, 0.061), while logistic regression remained significant at all three thresholds. Using a pre-specified, descriptive cross-fold coefficient-sign-stability screen for logistic regression (positive or negative sign in ≥8 of 10 outer folds, not a formal hypothesis test), eight genera met the criterion for opposite, stable fitted-coefficient directions across cohorts; because LightGBM is a tree ensemble with no single coefficient-like direction, no comparable screen is applied to it. These results demonstrate substantial cross-cohort generalization limitations for gut microbiome-based AD classifiers among the evaluated publicly available 16S datasets, and that the batch correction methods evaluated here do not recover cross-cohort transferability. Multi-cohort harmonized training data and prospective validation across additional, more diverse cohorts are prerequisites before microbiome-based AD classifiers can be considered clinically actionable.</w:t>
+        <w:t xml:space="preserve">Gut microbiome dysbiosis has been proposed as an Alzheimer’s disease (AD) biomarker, but the transportability of microbiome classifiers across independent cohorts remains uncertain. We reprocessed five public 16S rRNA cohorts (509 samples; China, Kazakhstan, South Korea) with a common DADA2/genus-level pipeline and evaluated logistic regression and LightGBM classifiers using nested within-cohort cross-validation, leave-one-cohort-out (LOCO) transfer, pairwise transfer, PERMANOVA, batch adjustment, and out-of-fold SHAP analyses. Within four labeled cohorts, within-cohort AUC-ROC ranged from 0.633 to 0.998. The near-perfect Zhu 2022 result was stable across 50 repeated nested-CV partitions (mean AUC 0.9955 for logistic regression and 0.9760 for LightGBM) and exceeded a 1,000-permutation label null for both models (empirical p=0.000999). In LOCO evaluation, AUC ranged from 0.504 to 0.813, with mean decreases of 0.176 for logistic regression and 0.146 for LightGBM; paired diagnosis-stratified bootstrap intervals excluded zero for five of eight cohort-model differences. Re-deriving genus selection strictly from training data changed LOCO AUC by at most 0.066. In the four-cohort marginal PERMANOVA model, cohort-associated compositional variation exceeded diagnosis-associated variation (R²=0.172 versus 0.014), but this contrast decreased to 0.059 versus 0.023 when restricted to three more technically comparable Chinese paired-end MiSeq cohorts, and dispersion differed significantly among cohorts. Label-blind transductive ComBat-seq and MMUPHin adjustment changed mean LOCO AUC by at most 0.007 and did not recover transferability. Cross-cohort overlap of top predictive taxa was low: logistic-regression overlap remained above a prevalence-restricted random-set null, whereas LightGBM overlap did not. A descriptive coefficient-stability screen identified eight logistic-regression genera with opposite stable fitted-coefficient directions across cohorts. These findings demonstrate substantial, heterogeneous cross-cohort generalization limitations among the evaluated public 16S datasets and show that the two tested batch-adjustment methods did not restore transferability. Prospective validation in larger, geographically and technically diverse cohorts is needed before microbiome-based AD classifiers can be considered clinically actionable.</w:t>
       </w:r>
     </w:p>
     <w:p>

--- a/manuscript/draft.docx
+++ b/manuscript/draft.docx
@@ -1336,7 +1336,7 @@
         <w:pStyle w:val="BodyText"/>
       </w:pPr>
       <w:r>
-        <w:t xml:space="preserve">Performance was estimated using nested cross-validation: a 10-fold outer loop for performance estimation and a 5-fold inner loop for hyperparameter tuning. The primary metric was AUC-ROC computed on out-of-fold predictions pooled across the 10 outer folds, providing a single unbiased AUC estimate per cohort–model combination. Bootstrap 95% confidence intervals (1,000 resamples) on the pooled out-of-fold predictions are reported throughout. We also report sensitivity and specificity at the Youden’s J optimal threshold. For comparison with originally reported performance, the published AUC values from the original cohort papers are noted in Table 2 where available.</w:t>
+        <w:t xml:space="preserve">Performance was estimated using nested cross-validation: a 10-fold outer loop for performance estimation and a 5-fold inner loop for hyperparameter tuning. The primary metric was AUC-ROC computed on out-of-fold predictions pooled across the 10 outer folds, providing a single unbiased AUC estimate per cohort–model combination. The within-cohort 95% confidence intervals reported in Table 2 (and Supplementary Figure S1) use the diagnosis-stratified, participant-level percentile bootstrap described in Section 2.5.2 (10,000 replicates); this procedure superseded an earlier, non-stratified 1,000-resample bootstrap on the pooled out-of-fold predictions, which is retained only for CIs explicitly noted as using it elsewhere in this paper (Section 2.5). We also report sensitivity and specificity at the Youden’s J optimal threshold. For comparison with originally reported performance, the published AUC values from the original cohort papers are noted in Table 2 where available.</w:t>
       </w:r>
     </w:p>
     <w:bookmarkStart w:id="14" w:name="X42a4e9e3ed74d2ba4cd8c21e183eaf39afb762e"/>
@@ -1552,7 +1552,7 @@
         <w:t xml:space="preserve"> </w:t>
       </w:r>
       <w:r>
-        <w:t xml:space="preserve">For each test cohort, a classifier was trained on the pooled samples from the remaining three labeled cohorts (no cross-validation within this training step; hyperparameters were selected via 5-fold inner CV on the training pool). The trained model was then evaluated on the held-out cohort. This produced four LOCO AUC estimates per model type. We report the LOCO AUC drop as the difference between within-cohort (nested CV) AUC and LOCO AUC; bootstrap 95% CIs are reported for each LOCO AUC estimate. Non-overlap of two independently computed confidence intervals is not a formal statistical test of whether their difference is nonzero, and is not used as one anywhere in this paper; the AUC drop is instead evaluated with the paired bootstrap procedure described in Section 2.5.2.</w:t>
+        <w:t xml:space="preserve">For each test cohort, a classifier was trained on the pooled samples from the remaining three labeled cohorts (no cross-validation within this training step; hyperparameters were selected via 5-fold inner CV on the training pool). The trained model was then evaluated on the held-out cohort. This produced four LOCO AUC estimates per model type. We report the LOCO AUC drop as the difference between within-cohort (nested CV) AUC and LOCO AUC. The uncorrected LOCO 95% CIs reported in Table 3 (and Figure 3A) use the diagnosis-stratified, participant-level bootstrap described in Section 2.5.2 (10,000 replicates); CIs on batch-corrected LOCO AUC (Table 4, Figure 5, Supplementary Figure S4) use the non-stratified 1,000-resample bootstrap described below, which was not part of that later regeneration. Non-overlap of two independently computed confidence intervals is not a formal statistical test of whether their difference is nonzero, and is not used as one anywhere in this paper; the AUC drop is instead evaluated with the paired bootstrap procedure described in Section 2.5.2.</w:t>
       </w:r>
     </w:p>
     <w:p>
@@ -1578,7 +1578,7 @@
         <w:pStyle w:val="BodyText"/>
       </w:pPr>
       <w:r>
-        <w:t xml:space="preserve">Bootstrap 95% CIs (1,000 resamples) on the test set predictions are reported for all LOCO and pairwise estimates.</w:t>
+        <w:t xml:space="preserve">Pairwise transfer AUC 95% CIs (Supplementary Table S1) use a non-stratified 1,000-resample bootstrap on the test-set predictions; this pairwise design was not part of the diagnosis-stratified 10,000-replicate regeneration described in Section 2.5.2, which covers only the within-cohort and uncorrected-LOCO CIs.</w:t>
       </w:r>
     </w:p>
     <w:p>
@@ -1596,7 +1596,7 @@
         <w:t xml:space="preserve"> </w:t>
       </w:r>
       <w:r>
-        <w:t xml:space="preserve">To assess whether generalization failure was attributable to any single cohort, we repeated the LOCO experiment under three additional configurations: (A) excluding Kazakhstan entirely, with LOCO evaluated on the remaining three cohorts; (B) excluding Zhuang 2018; (C) excluding Ling 2020. Results are reported in Section 3.3 and Supplementary Figure S4.</w:t>
+        <w:t xml:space="preserve">To assess whether generalization failure was attributable to any single cohort, we repeated the LOCO experiment under three additional configurations: (A) excluding Kazakhstan entirely, with LOCO evaluated on the remaining three cohorts; (B) excluding Zhuang 2018; (C) excluding Ling 2020. Results are reported in Section 3.3 and Supplementary Figure S3.</w:t>
       </w:r>
     </w:p>
     <w:bookmarkStart w:id="16" w:name="Xe2926c73c2cf6d3094a4393ff10389966fd30e4"/>
@@ -1723,7 +1723,7 @@
         </m:r>
       </m:oMath>
       <w:r>
-        <w:t xml:space="preserve">; this proportion is an empirical bootstrap quantity, not an exact parametric p-value, and we do not describe it as one. Every within-cohort and LOCO AUC 95% CI reported elsewhere in this paper (Table 2, Table 3, Table S1) was regenerated using this same diagnosis-stratified, participant-level bootstrap procedure (single-statistic percentile CI, 10,000 replicates), so that every confidence interval in the paper is produced by one consistent, explicitly specified resampling procedure.</w:t>
+        <w:t xml:space="preserve">; this proportion is an empirical bootstrap quantity, not an exact parametric p-value, and we do not describe it as one. The within-cohort and uncorrected-LOCO confidence intervals reported in Tables 2 and 3 (and Figures 2 and 3A, and Supplementary Figure S1) were regenerated using this same diagnosis-stratified, participant-level percentile bootstrap (10,000 replicates), so that every within-cohort and uncorrected-LOCO CI in the paper is produced by one consistent, explicitly specified resampling procedure. This regeneration did not extend to the pairwise-transfer CIs (Supplementary Table S1) or to the batch-corrected LOCO CIs (Table 4, Figure 5, Supplementary Figure S4), which continue to use the original non-stratified 1,000-resample bootstrap described in Section 2.5; each table and figure in this paper states which of the two procedures its own CIs use.</w:t>
       </w:r>
     </w:p>
     <w:p>
@@ -2011,7 +2011,7 @@
         <w:t xml:space="preserve"> </w:t>
       </w:r>
       <w:r>
-        <w:t xml:space="preserve">(MMUPHin) — i.e., using every sample’s own true diagnosis label, for all four labeled cohorts jointly, including the sample’s own held-out-cohort membership in the eventual LOCO evaluation. This design cannot estimate prospective external-validation performance, because the correction step is fit using every sample’s own diagnosis label, including test-cohort samples. We retain it only as an exploratory sensitivity analysis illustrating an upper/alternative bound on what correction with label information could do, not as evidence about deployable performance.</w:t>
+        <w:t xml:space="preserve">(MMUPHin) — i.e., using every sample’s own true diagnosis label, for all four labeled cohorts jointly, including the sample’s own held-out-cohort membership in the eventual LOCO evaluation. This design cannot estimate prospective external-validation performance, because the correction step is fit using every sample’s own diagnosis label, including test-cohort samples. We retain this analysis only as an exploratory label-informed transductive sensitivity analysis. Because correction uses the true diagnosis labels of the eventual test-cohort samples, these results cannot estimate prospective external-validation performance and are not interpreted as a performance bound: access to test labels during correction can improve or worsen downstream classifier performance, so this design is not mathematically guaranteed to represent an upper or lower bound on what label-blind correction could achieve.</w:t>
       </w:r>
     </w:p>
     <w:p>
@@ -2799,7 +2799,7 @@
         <w:t xml:space="preserve"> </w:t>
       </w:r>
       <w:r>
-        <w:t xml:space="preserve">Repeating the strict training-only nested-CV partition 50 times under different pre-specified seeds gave a mean pooled-OOF AUC of 0.9955 (SD 0.0027, range 0.9889–0.9989) for logistic regression and 0.9760 (SD 0.0103, range 0.9378–0.9944) for LightGBM (Supplementary Table S8; Supplementary Figure S6) — closely matching the single-partition training-only values (0.9956 and 0.9700, respectively) and showing that the near-perfect AUC is not an artifact of one particular fold assignment. This is a fold-assignment stability check, not an independent replication of the underlying 60-participant sample, which is identical across all 50 repetitions. A complementary label-permutation test under the same strict training-only pipeline and fixed outer-fold partition (1,000 permutations; Section 2.4.1) produced a null AUC distribution centered near chance for both models (logistic regression: null mean 0.473, SD 0.102, 95% range [0.280, 0.673]; LightGBM: null mean 0.472, SD 0.109, 95% range [0.264, 0.688]) — well below the observed training-only single-partition values of 0.9956 and 0.9700 respectively (Supplementary Table S9; Supplementary Figure S6). No permutation among the 1,000 drawn reached the observed AUC for either model, giving an empirical p-value at the resolution floor for this permutation count (p = 1/1,001 ≈ 0.000999 for both models); we report this p-value at its actual resolution and do not interpret it as more precise than this floor.</w:t>
+        <w:t xml:space="preserve">Repeating the strict training-only nested-CV partition 50 times under different pre-specified seeds gave a mean pooled-OOF AUC of 0.9955 (SD 0.0027, range 0.9889–0.9989) for logistic regression and 0.9760 (SD 0.0103, range 0.9378–0.9944) for LightGBM (Supplementary Table S8; Supplementary Figure S5) — closely matching the single-partition training-only values (0.9956 and 0.9700, respectively) and showing that the near-perfect AUC is not an artifact of one particular fold assignment. This is a fold-assignment stability check, not an independent replication of the underlying 60-participant sample, which is identical across all 50 repetitions. A complementary label-permutation test under the same strict training-only pipeline and fixed outer-fold partition (1,000 permutations; Section 2.4.1) produced a null AUC distribution centered near chance for both models (logistic regression: null mean 0.473, SD 0.102, 95% range [0.280, 0.673]; LightGBM: null mean 0.472, SD 0.109, 95% range [0.264, 0.688]) — well below the observed training-only single-partition values of 0.9956 and 0.9700 respectively (Supplementary Table S9; Supplementary Figure S5). No permutation among the 1,000 drawn reached the observed AUC for either model, giving an empirical p-value at the resolution floor for this permutation count (p = 1/1,001 ≈ 0.000999 for both models); we report this p-value at its actual resolution and do not interpret it as more precise than this floor.</w:t>
       </w:r>
     </w:p>
     <w:p>
@@ -4534,7 +4534,7 @@
         <w:pStyle w:val="BodyText"/>
       </w:pPr>
       <w:r>
-        <w:t xml:space="preserve">N=60 for Zhu 2022 binary analysis (30 AD + 30 CN fecal samples; MCI and blood samples excluded). Originally reported AUC values are approximate, derived from the primary publications using the best-performing classifier reported; direct numerical comparison is limited by differences in cohort subset, model type, and validation design. All 95% CIs use the diagnosis-stratified, participant-level bootstrap described in Section 2.5.2 (10,000 replicates), applied uniformly to every AUC CI in this paper.</w:t>
+        <w:t xml:space="preserve">N=60 for Zhu 2022 binary analysis (30 AD + 30 CN fecal samples; MCI and blood samples excluded). Originally reported AUC values are approximate, derived from the primary publications using the best-performing classifier reported; direct numerical comparison is limited by differences in cohort subset, model type, and validation design. All 95% CIs in this table use the diagnosis-stratified, participant-level bootstrap described in Section 2.5.2 (10,000 replicates); see Section 2.5.2 for which other tables/figures in this paper use this same procedure versus the original 1,000-resample bootstrap.</w:t>
       </w:r>
     </w:p>
     <w:bookmarkEnd w:id="26"/>
@@ -4612,7 +4612,7 @@
         <w:t xml:space="preserve"> </w:t>
       </w:r>
       <w:r>
-        <w:t xml:space="preserve">confirmed that generalization failure was not attributable to Kazakhstan, Zhuang 2018, or Ling 2020 individually (Supplementary Figure S4). When Kazakhstan was excluded and LOCO was performed on the three remaining Chinese cohorts, Zhuang 2018 remained near chance (LogReg 0.512, LightGBM 0.567), demonstrating that the generalization failure for Zhuang 2018 is not a Kazakhstan artifact. When Zhuang 2018 was excluded, LOCO on the remaining three cohorts still showed AUC values that were substantially below within-cohort baselines for Kazakhstan (LogReg 0.599, LightGBM 0.495). When Ling 2020 was excluded, Kazakhstan LOCO LogReg was 0.604. These sensitivity results confirm the robustness of the main finding across cohort compositions.</w:t>
+        <w:t xml:space="preserve">confirmed that generalization failure was not attributable to Kazakhstan, Zhuang 2018, or Ling 2020 individually (Supplementary Figure S3). When Kazakhstan was excluded and LOCO was performed on the three remaining Chinese cohorts, Zhuang 2018 remained near chance (LogReg 0.512, LightGBM 0.567), demonstrating that the generalization failure for Zhuang 2018 is not a Kazakhstan artifact. When Zhuang 2018 was excluded, LOCO on the remaining three cohorts still showed AUC values that were substantially below within-cohort baselines for Kazakhstan (LogReg 0.599, LightGBM 0.495). When Ling 2020 was excluded, Kazakhstan LOCO LogReg was 0.604. These sensitivity results confirm the robustness of the main finding across cohort compositions.</w:t>
       </w:r>
     </w:p>
     <w:p>
@@ -6098,7 +6098,7 @@
           <w:b/>
           <w:bCs/>
         </w:rPr>
-        <w:t xml:space="preserve">Label-informed transductive sensitivity analysis (Supplementary Figure S5): severe degradation under this design was specific to the label-informed design itself.</w:t>
+        <w:t xml:space="preserve">Label-informed transductive sensitivity analysis (Supplementary Figure S4): severe degradation under this design was specific to the label-informed design itself.</w:t>
       </w:r>
       <w:r>
         <w:t xml:space="preserve"> </w:t>

--- a/manuscript/draft.docx
+++ b/manuscript/draft.docx
@@ -99,6 +99,58 @@
       </w:r>
       <w:r>
         <w:t xml:space="preserve">gut microbiome; Alzheimer’s disease; machine learning; cross-cohort generalization; batch correction; SHAP; PERMANOVA; 16S rRNA sequencing</w:t>
+      </w:r>
+    </w:p>
+    <w:p>
+      <w:pPr>
+        <w:pStyle w:val="BodyText"/>
+      </w:pPr>
+      <w:r>
+        <w:rPr>
+          <w:b/>
+          <w:bCs/>
+        </w:rPr>
+        <w:t xml:space="preserve">Word count:</w:t>
+      </w:r>
+      <w:r>
+        <w:t xml:space="preserve"> </w:t>
+      </w:r>
+      <w:r>
+        <w:t xml:space="preserve">14,060 (main text, Introduction through Conclusion, including in-text citations; excludes abstract, headings, figure/table captions, table contents, funding, acknowledgements, and references)</w:t>
+      </w:r>
+    </w:p>
+    <w:p>
+      <w:pPr>
+        <w:pStyle w:val="BodyText"/>
+      </w:pPr>
+      <w:r>
+        <w:rPr>
+          <w:b/>
+          <w:bCs/>
+        </w:rPr>
+        <w:t xml:space="preserve">Figures:</w:t>
+      </w:r>
+      <w:r>
+        <w:t xml:space="preserve"> </w:t>
+      </w:r>
+      <w:r>
+        <w:t xml:space="preserve">6 ·</w:t>
+      </w:r>
+      <w:r>
+        <w:t xml:space="preserve"> </w:t>
+      </w:r>
+      <w:r>
+        <w:rPr>
+          <w:b/>
+          <w:bCs/>
+        </w:rPr>
+        <w:t xml:space="preserve">Tables:</w:t>
+      </w:r>
+      <w:r>
+        <w:t xml:space="preserve"> </w:t>
+      </w:r>
+      <w:r>
+        <w:t xml:space="preserve">4</w:t>
       </w:r>
     </w:p>
     <w:p>
@@ -7178,7 +7230,7 @@
         <w:pStyle w:val="FirstParagraph"/>
       </w:pPr>
       <w:r>
-        <w:t xml:space="preserve">The results of this study suggest that gut microbiome-based AD classifiers are not ready for clinical deployment across heterogeneous external cohorts without prospective validation. A classifier trained on the Zhuang 2018 cohort and applied to the Kazakhstan cohort would perform at or below chance for logistic regression, and only modestly above chance even for LightGBM. These performance levels are clinically inadequate for any diagnostic application.</w:t>
+        <w:t xml:space="preserve">The results of this study suggest that gut microbiome-based AD classifiers are not ready for clinical deployment across heterogeneous external cohorts without prospective validation. For example, a classifier trained on Zhuang 2018 and applied to Kazakhstan achieved AUC=0.566 for logistic regression and AUC=0.493 for LightGBM, performance near chance and inadequate for diagnostic deployment.</w:t>
       </w:r>
     </w:p>
     <w:p>
@@ -7611,7 +7663,7 @@
         <w:pStyle w:val="FirstParagraph"/>
       </w:pPr>
       <w:r>
-        <w:t xml:space="preserve">We conducted a systematic cross-cohort generalization evaluation of gut microbiome-based Alzheimer’s disease classifiers, spanning five independent cohorts from three countries. Within-cohort classifiers achieved AUC-ROC values of 0.633–0.998, consistent with published reports; the near-perfect Zhu 2022 result was stable across 50 repeated cross-validation partitions (mean AUC 0.9955–0.9760 depending on model) and was distinguishable from a label-permutation null. LOCO cross-cohort AUC values fell to 0.504–0.813, a mean drop of 0.176 AUC points for logistic regression and 0.146 for LightGBM; a formal paired bootstrap test found this drop statistically supported for five of eight cohort–model pairs (Ling 2020 and Zhu 2022, both models; Kazakhstan logistic regression), with the remaining three pairs (Zhuang 2018, both models; Kazakhstan LightGBM) showing the same directional pattern without reaching formal statistical support at this sample size. This generalization-limitation pattern was robust to a strict training-only re-derivation of the feature-selection step (LOCO AUC changed by at most 0.066 when held-out-cohort information was fully excluded from genus selection). Batch correction was evaluated under two designs: a label-blind design (no diagnosis information used) left mean LOCO AUC essentially unchanged relative to uncorrected (within 0.007 AUC for both methods and models), and did not recover cross-cohort transferability; an exploratory label-informed design (using each sample’s own true diagnosis label, which cannot estimate prospective performance) produced large, cohort-specific degradation attributable in substantial part to the label-informed design itself rather than to an intrinsic property of the correction algorithms. PERMANOVA revealed that cohort identity explained substantially more compositional variance than disease status (marginal R²: 0.172 vs. 0.014, approximately 12-fold, across the four labeled cohorts) — an empirical measure of relative heterogeneity in a composite, study-of-origin variable that PERMANOVA cannot decompose into technical and biological sources, and that does not by itself explain the batch-correction results. This disparity is sensitive to cohort composition: restricted to the three more technically comparable Chinese MiSeq cohorts, it falls to approximately 2.6-fold (R²=0.059 vs. 0.023), and pairwise dispersion comparisons show the overall dispersion effect is driven predominantly by one cohort rather than uniformly. A cohort identity classifier achieved macro-AUC=0.9917, confirming that cohort structure dominates the feature space regardless of its technical or biological composition. Sensitivity analyses confirmed that generalization failure persists across all three prespecified cohort-exclusion configurations. Out-of-fold SHAP analysis identified near-zero taxon overlap between cohort-specific predictive signatures (mean Jaccard 0.135 for logistic regression and 0.058 for LightGBM); against a null matched to the observed statistic’s construction, logistic regression overlap was significant at all tested N, while LightGBM was significant at N=20/50 but not N=10 under a shared-genus-pool null, and was not significant at any N under a more realistic per-cohort prevalence-restricted null — a result we report as a genuine reversal rather than preserving the earlier, less rigorous finding. Using a pre-specified descriptive coefficient-sign-stability screen (not a formal hypothesis test), eight genera for logistic regression showed opposite, stable fitted-coefficient direction across cohorts; no comparable screen is applied to LightGBM, which has no single coefficient-like global direction. These findings demonstrate substantial cross-cohort generalization limitations among the evaluated publicly available 16S datasets; the two batch-correction methods tested under the label-blind transductive design did not recover transferability. Multi-cohort harmonized prospective studies and prospective cross-cohort validation are needed before microbiome-based AD biomarkers can achieve clinical utility.</w:t>
+        <w:t xml:space="preserve">We conducted a systematic cross-cohort generalization evaluation of gut microbiome-based Alzheimer’s disease classifiers, spanning five independent cohorts from three countries. Within-cohort classifiers achieved AUC-ROC values of 0.633–0.998, consistent with published reports; the near-perfect Zhu 2022 result was stable across 50 repeated cross-validation partitions (mean AUC=0.9955 for logistic regression and 0.9760 for LightGBM) and was distinguishable from a label-permutation null. LOCO cross-cohort AUC values fell to 0.504–0.813, a mean drop of 0.176 AUC points for logistic regression and 0.146 for LightGBM; a formal paired bootstrap test found this drop statistically supported for five of eight cohort–model pairs (Ling 2020 and Zhu 2022, both models; Kazakhstan logistic regression), with the remaining three pairs (Zhuang 2018, both models; Kazakhstan LightGBM) showing the same directional pattern without reaching formal statistical support at this sample size. This generalization-limitation pattern was robust to a strict training-only re-derivation of the feature-selection step (LOCO AUC changed by at most 0.066 when held-out-cohort information was fully excluded from genus selection). Batch correction was evaluated under two designs: a label-blind design (no diagnosis information used) left mean LOCO AUC essentially unchanged relative to uncorrected (within 0.007 AUC for both methods and models), and did not recover cross-cohort transferability; an exploratory label-informed design (using each sample’s own true diagnosis label, which cannot estimate prospective performance) produced large, cohort-specific degradation attributable in substantial part to the label-informed design itself rather than to an intrinsic property of the correction algorithms. PERMANOVA revealed that cohort identity explained substantially more compositional variance than disease status (marginal R²: 0.172 vs. 0.014, approximately 12-fold, across the four labeled cohorts) — an empirical measure of relative heterogeneity in a composite, study-of-origin variable that PERMANOVA cannot decompose into technical and biological sources, and that does not by itself explain the batch-correction results. This disparity is sensitive to cohort composition: restricted to the three more technically comparable Chinese MiSeq cohorts, it falls to approximately 2.6-fold (R²=0.059 vs. 0.023), and pairwise dispersion comparisons show the overall dispersion effect is driven predominantly by one cohort rather than uniformly. A cohort identity classifier achieved macro-AUC=0.9917, confirming that cohort structure dominates the feature space regardless of its technical or biological composition. Sensitivity analyses confirmed that generalization failure persists across all three prespecified cohort-exclusion configurations. Out-of-fold SHAP analysis identified near-zero taxon overlap between cohort-specific predictive signatures (mean Jaccard 0.135 for logistic regression and 0.058 for LightGBM); against a null matched to the observed statistic’s construction, logistic regression overlap was significant at all tested N, while LightGBM was significant at N=20/50 but not N=10 under a shared-genus-pool null, and was not significant at any N under a more realistic per-cohort prevalence-restricted null — a result we report as a genuine reversal rather than preserving the earlier, less rigorous finding. Using a pre-specified descriptive coefficient-sign-stability screen (not a formal hypothesis test), eight genera for logistic regression showed opposite, stable fitted-coefficient direction across cohorts; no comparable screen is applied to LightGBM, which has no single coefficient-like global direction. These findings demonstrate substantial cross-cohort generalization limitations among the evaluated publicly available 16S datasets; the two batch-correction methods tested under the label-blind transductive design did not recover transferability. Multi-cohort harmonized prospective studies and prospective cross-cohort validation are needed before microbiome-based AD biomarkers can achieve clinical utility.</w:t>
       </w:r>
     </w:p>
     <w:p>
@@ -7866,7 +7918,7 @@
         <w:pStyle w:val="BodyText"/>
       </w:pPr>
       <w:r>
-        <w:t xml:space="preserve">Jung, J.H., Kim, G., Byun, M.S., Lee, J.H., Yi, D., Park, H., Lee, D.Y., KBASE Research Group. (2022). Gut microbiome alterations in preclinical Alzheimer’s disease.</w:t>
+        <w:t xml:space="preserve">Jung, J.H., Kim, G., Byun, M.S., Lee, J.H., Yi, D., Park, H., et al. (2022). Gut microbiome alterations in preclinical Alzheimer’s disease.</w:t>
       </w:r>
       <w:r>
         <w:t xml:space="preserve"> </w:t>
@@ -7887,7 +7939,7 @@
         <w:pStyle w:val="BodyText"/>
       </w:pPr>
       <w:r>
-        <w:t xml:space="preserve">Kaiyrlykyzy, A., Kozhakhmetov, S., Babenko, D., Zholdasbekova, G., Alzhanova, D., Olzhayev, F., Baibulatova, A., Kushugulova, A.R., Askarova, S. (2022). Study of gut microbiota alterations in Alzheimer’s dementia patients from Kazakhstan.</w:t>
+        <w:t xml:space="preserve">Kaiyrlykyzy, A., Kozhakhmetov, S., Babenko, D., Zholdasbekova, G., Alzhanova, D., Olzhayev, F., et al. (2022). Study of gut microbiota alterations in Alzheimer’s dementia patients from Kazakhstan.</w:t>
       </w:r>
       <w:r>
         <w:t xml:space="preserve"> </w:t>
@@ -8040,7 +8092,7 @@
         <w:pStyle w:val="BodyText"/>
       </w:pPr>
       <w:r>
-        <w:t xml:space="preserve">Ma, S., Shungin, D., Mallick, H., Schirmer, M., Nguyen, L.H., Kolde, R., Franzosa, E., Vlamakis, H., Xavier, R., Huttenhower, C. (2022). Population structure discovery in meta-analyzed microbial communities and inflammatory bowel disease using MMUPHin.</w:t>
+        <w:t xml:space="preserve">Ma, S., Shungin, D., Mallick, H., Schirmer, M., Nguyen, L.H., Kolde, R., et al. (2022). Population structure discovery in meta-analyzed microbial communities and inflammatory bowel disease using MMUPHin.</w:t>
       </w:r>
       <w:r>
         <w:t xml:space="preserve"> </w:t>
@@ -8182,7 +8234,7 @@
         <w:pStyle w:val="BodyText"/>
       </w:pPr>
       <w:r>
-        <w:t xml:space="preserve">Wang, J., Liu, H., Lai, H., Bao, Y., Shen, M., Li, C., Ma, L., Wu, T., Yang, S., Du, X., O’Brien, T.J., Zhang, J., Zhang, L. (2026). Identifying candidate gut microbiota indicators for Alzheimer’s disease through integrated data.</w:t>
+        <w:t xml:space="preserve">Wang, J., Liu, H., Lai, H., Bao, Y., Shen, M., Li, C., et al. (2026). Identifying candidate gut microbiota indicators for Alzheimer’s disease through integrated data.</w:t>
       </w:r>
       <w:r>
         <w:t xml:space="preserve"> </w:t>
@@ -8245,7 +8297,7 @@
         <w:pStyle w:val="BodyText"/>
       </w:pPr>
       <w:r>
-        <w:t xml:space="preserve">Zhu, Z., Ma, X., Wu, J., Xiao, Z., Wu, W., Ding, S., Zheng, L., Liang, X., Luo, J., Ding, D., Zhao, Q. (2022). Altered gut microbiota and its clinical relevance in mild cognitive impairment and Alzheimer’s disease: Shanghai Aging Study and Shanghai Memory Study.</w:t>
+        <w:t xml:space="preserve">Zhu, Z., Ma, X., Wu, J., Xiao, Z., Wu, W., Ding, S., et al. (2022). Altered gut microbiota and its clinical relevance in mild cognitive impairment and Alzheimer’s disease: Shanghai Aging Study and Shanghai Memory Study.</w:t>
       </w:r>
       <w:r>
         <w:t xml:space="preserve"> </w:t>
@@ -8292,9 +8344,11 @@
     <w:bookmarkEnd w:id="45"/>
     <w:bookmarkEnd w:id="46"/>
     <w:sectPr>
+      <w:footerReference w:type="default" r:id="rId9"/>
       <w:footnotePr>
         <w:numRestart w:val="eachSect"/>
       </w:footnotePr>
+      <w:lnNumType w:countBy="1" w:start="1" w:restart="continuous" w:distance="360"/>
     </w:sectPr>
   </w:body>
 </w:document>
@@ -8302,6 +8356,23 @@
 
 <file path=word/comments.xml><?xml version="1.0" encoding="utf-8"?>
 <w:comments xmlns:w="http://schemas.openxmlformats.org/wordprocessingml/2006/main" xmlns:m="http://schemas.openxmlformats.org/officeDocument/2006/math" xmlns:r="http://schemas.openxmlformats.org/officeDocument/2006/relationships" xmlns:o="urn:schemas-microsoft-com:office:office" xmlns:v="urn:schemas-microsoft-com:vml" xmlns:w10="urn:schemas-microsoft-com:office:word" xmlns:a="http://schemas.openxmlformats.org/drawingml/2006/main" xmlns:pic="http://schemas.openxmlformats.org/drawingml/2006/picture" xmlns:wp="http://schemas.openxmlformats.org/drawingml/2006/wordprocessingDrawing"/>
+</file>
+
+<file path=word/footer1.xml><?xml version="1.0" encoding="utf-8"?>
+<w:ftr xmlns:m="http://schemas.openxmlformats.org/officeDocument/2006/math" xmlns:mc="http://schemas.openxmlformats.org/markup-compatibility/2006" xmlns:mo="http://schemas.microsoft.com/office/mac/office/2008/main" xmlns:mv="urn:schemas-microsoft-com:mac:vml" xmlns:o="urn:schemas-microsoft-com:office:office" xmlns:r="http://schemas.openxmlformats.org/officeDocument/2006/relationships" xmlns:v="urn:schemas-microsoft-com:vml" xmlns:w10="urn:schemas-microsoft-com:office:word" xmlns:w14="http://schemas.microsoft.com/office/word/2010/wordml" xmlns:w="http://schemas.openxmlformats.org/wordprocessingml/2006/main" xmlns:wne="http://schemas.microsoft.com/office/word/2006/wordml" xmlns:wp14="http://schemas.microsoft.com/office/word/2010/wordprocessingDrawing" xmlns:wp="http://schemas.openxmlformats.org/drawingml/2006/wordprocessingDrawing" xmlns:wpc="http://schemas.microsoft.com/office/word/2010/wordprocessingCanvas" xmlns:wpg="http://schemas.microsoft.com/office/word/2010/wordprocessingGroup" xmlns:wpi="http://schemas.microsoft.com/office/word/2010/wordprocessingInk" xmlns:wps="http://schemas.microsoft.com/office/word/2010/wordprocessingShape" mc:Ignorable="w14 wp14">
+  <w:p>
+    <w:pPr>
+      <w:pStyle w:val="Footer"/>
+      <w:jc w:val="center"/>
+    </w:pPr>
+    <w:r>
+      <w:fldChar w:fldCharType="begin"/>
+      <w:instrText xml:space="preserve">PAGE</w:instrText>
+      <w:fldChar w:fldCharType="separate"/>
+      <w:fldChar w:fldCharType="end"/>
+    </w:r>
+  </w:p>
+</w:ftr>
 </file>
 
 <file path=word/footnotes.xml><?xml version="1.0" encoding="utf-8"?>

--- a/manuscript/draft.docx
+++ b/manuscript/draft.docx
@@ -2,6 +2,14 @@
 <file path=word/document.xml><?xml version="1.0" encoding="utf-8"?>
 <w:document xmlns:w="http://schemas.openxmlformats.org/wordprocessingml/2006/main" xmlns:m="http://schemas.openxmlformats.org/officeDocument/2006/math" xmlns:r="http://schemas.openxmlformats.org/officeDocument/2006/relationships" xmlns:o="urn:schemas-microsoft-com:office:office" xmlns:v="urn:schemas-microsoft-com:vml" xmlns:w10="urn:schemas-microsoft-com:office:word" xmlns:a="http://schemas.openxmlformats.org/drawingml/2006/main" xmlns:pic="http://schemas.openxmlformats.org/drawingml/2006/picture" xmlns:wp="http://schemas.openxmlformats.org/drawingml/2006/wordprocessingDrawing">
   <w:body>
+    <w:p>
+      <w:pPr>
+        <w:pStyle w:val="Title"/>
+      </w:pPr>
+      <w:r>
+        <w:t xml:space="preserve">Microbiome AD Generalization</w:t>
+      </w:r>
+    </w:p>
     <w:bookmarkStart w:id="46" w:name="X3f0b9e945a910e039fb180ce35c48dc311d16d2"/>
     <w:p>
       <w:pPr>
@@ -116,7 +124,7 @@
         <w:t xml:space="preserve"> </w:t>
       </w:r>
       <w:r>
-        <w:t xml:space="preserve">14,060 (main text, Introduction through Conclusion, including in-text citations; excludes abstract, headings, figure/table captions, table contents, funding, acknowledgements, and references)</w:t>
+        <w:t xml:space="preserve">11,880 (main text, Introduction through Conclusion, including in-text citations; excludes abstract, headings, figure/table captions, table contents, funding, acknowledgements, and references)</w:t>
       </w:r>
     </w:p>
     <w:p>
@@ -199,15 +207,15 @@
         <w:pStyle w:val="FirstParagraph"/>
       </w:pPr>
       <w:r>
-        <w:t xml:space="preserve">Alzheimer’s disease (AD) is the leading cause of dementia worldwide, affecting an estimated 55 million people, with projections exceeding 150 million by 2050 (World Health Organization, 2023). The gut–brain axis has emerged as a mechanistic pathway linking intestinal microbial communities to neurodegeneration: altered gut microbiome composition has been associated with AD pathology through neuroinflammatory, metabolic, and neuroendocrine routes (Cryan et al., 2019; Kowalski and Mulak, 2019). Since the landmark observation that germ-free APPPS1 transgenic mice showed reduced amyloid-β pathology in the absence of gut microbiota compared with conventionally colonized APPPS1 controls (Harach et al., 2017), dozens of 16S rRNA and shotgun metagenomic studies have reported significant differences in gut microbial composition between AD or MCI patients and cognitively normal (CN) controls. MCI is included as a diagnostic category in this literature given its role as a preclinical or prodromal stage of AD, though the primary supervised analyses in this study focus on binary AD versus CN comparisons (see Section 2.4).</w:t>
-      </w:r>
-    </w:p>
-    <w:p>
-      <w:pPr>
-        <w:pStyle w:val="BodyText"/>
-      </w:pPr>
-      <w:r>
-        <w:t xml:space="preserve">The clinical appeal of a gut microbiome-based diagnostic signature is considerable: stool is non-invasive, inexpensive to collect, and microbiome profiling is increasingly accessible. Multiple independent research groups have trained machine learning classifiers on gut microbiome abundance profiles and reported promising within-cohort discrimination performance, with area under the receiver operating characteristic curve (AUC-ROC) values of 0.70–0.90 in several published studies (Zhuang et al., 2018; Ling et al., 2021; Zhu et al., 2022). However, a critical property of any diagnostic biomarker—transferability across independent populations—has rarely been tested in this literature.</w:t>
+        <w:t xml:space="preserve">Alzheimer’s disease (AD) is the leading cause of dementia worldwide, affecting an estimated 55 million people, with projections exceeding 150 million by 2050 (World Health Organization, 2023). The gut–brain axis has emerged as a mechanistic pathway linking intestinal microbial communities to neurodegeneration: altered gut microbiome composition has been associated with AD pathology through neuroinflammatory, metabolic, and neuroendocrine routes (Cryan et al., 2019; Kowalski and Mulak, 2019). Since the landmark observation that germ-free APPPS1 transgenic mice showed reduced amyloid-β pathology in the absence of gut microbiota compared with conventionally colonized controls (Harach et al., 2017), dozens of 16S rRNA and shotgun metagenomic studies have reported significant differences in gut microbial composition between AD or MCI patients and cognitively normal (CN) controls. MCI is included as a diagnostic category given its role as a preclinical or prodromal stage of AD, though the primary supervised analyses here focus on binary AD versus CN comparisons (Section 2.4).</w:t>
+      </w:r>
+    </w:p>
+    <w:p>
+      <w:pPr>
+        <w:pStyle w:val="BodyText"/>
+      </w:pPr>
+      <w:r>
+        <w:t xml:space="preserve">The clinical appeal of a gut microbiome-based diagnostic signature is considerable: stool is non-invasive, inexpensive to collect, and microbiome profiling is increasingly accessible. Multiple independent groups have trained machine learning classifiers on gut microbiome abundance profiles and reported promising within-cohort discrimination, with AUC-ROC of 0.70–0.90 in several published studies (Zhuang et al., 2018; Ling et al., 2021; Zhu et al., 2022). A critical property of any diagnostic biomarker — transferability across independent populations — has rarely been tested in this literature.</w:t>
       </w:r>
     </w:p>
     <w:p>
@@ -231,7 +239,7 @@
         <w:t xml:space="preserve"> </w:t>
       </w:r>
       <w:r>
-        <w:t xml:space="preserve">abundance was significantly elevated in North American cohorts yet significantly reduced in Chinese cohorts—a directional reversal across geographically distinct populations (Jemimah et al., 2023). Similar contradictions have been observed for</w:t>
+        <w:t xml:space="preserve">abundance was significantly elevated in North American cohorts yet significantly reduced in Chinese cohorts — a directional reversal across geographically distinct populations (Jemimah et al., 2023). Similar contradictions have been observed for</w:t>
       </w:r>
       <w:r>
         <w:t xml:space="preserve"> </w:t>
@@ -273,23 +281,23 @@
         <w:t xml:space="preserve"> </w:t>
       </w:r>
       <w:r>
-        <w:t xml:space="preserve">across individual studies (Vogt et al., 2017; Liu et al., 2019; Zhuang et al., 2018). These population-level contradictions suggest that published within-cohort classifiers may be detecting cohort-specific compositional signatures—driven by diet, geography, host genetics, sequencing protocols, or a combination thereof—rather than a universal microbial correlate of AD pathology.</w:t>
-      </w:r>
-    </w:p>
-    <w:p>
-      <w:pPr>
-        <w:pStyle w:val="BodyText"/>
-      </w:pPr>
-      <w:r>
-        <w:t xml:space="preserve">A recent multi-cohort study integrating 15 public AD microbiome projects identified candidate gut microbiota indicators across multiple geographic populations using integrated data (Wang et al., 2026), confirming that multi-population integration remains a methodological frontier. The present study is complementary, providing a systematic quantification of cross-cohort generalization failure and an empirical evaluation of whether two commonly used batch-correction approaches recover cross-cohort transferability—questions that remain open even where multi-cohort classifiers have been attempted.</w:t>
-      </w:r>
-    </w:p>
-    <w:p>
-      <w:pPr>
-        <w:pStyle w:val="BodyText"/>
-      </w:pPr>
-      <w:r>
-        <w:t xml:space="preserve">Despite this recognized heterogeneity, few studies have jointly quantified: (1) the magnitude of cross-cohort AUC collapse when trained classifiers are applied to independent cohorts; (2) the relative magnitude of cohort-associated versus diagnosis-associated compositional variance, as estimated by variance partitioning — noting that</w:t>
+        <w:t xml:space="preserve">(Vogt et al., 2017; Liu et al., 2019; Zhuang et al., 2018), suggesting published within-cohort classifiers may detect cohort-specific compositional signatures — driven by diet, geography, host genetics, sequencing protocols, or a combination — rather than a universal microbial correlate of AD pathology.</w:t>
+      </w:r>
+    </w:p>
+    <w:p>
+      <w:pPr>
+        <w:pStyle w:val="BodyText"/>
+      </w:pPr>
+      <w:r>
+        <w:t xml:space="preserve">A recent multi-cohort study integrating 15 public AD microbiome projects identified candidate gut microbiota indicators across multiple geographic populations (Wang et al., 2026), confirming multi-population integration remains a methodological frontier. The present study is complementary, systematically quantifying cross-cohort generalization failure and empirically evaluating whether two commonly used batch-correction approaches recover cross-cohort transferability — questions that remain open even where multi-cohort classifiers have been attempted.</w:t>
+      </w:r>
+    </w:p>
+    <w:p>
+      <w:pPr>
+        <w:pStyle w:val="BodyText"/>
+      </w:pPr>
+      <w:r>
+        <w:t xml:space="preserve">Despite this recognized heterogeneity, few studies have jointly quantified: (1) the magnitude of cross-cohort AUC collapse when trained classifiers are applied to independent cohorts; (2) the relative magnitude of cohort- versus diagnosis-associated compositional variance, as estimated by variance partitioning — noting</w:t>
       </w:r>
       <w:r>
         <w:t xml:space="preserve"> </w:t>
@@ -301,15 +309,15 @@
         <w:t xml:space="preserve"> </w:t>
       </w:r>
       <w:r>
-        <w:t xml:space="preserve">is itself a composite, study-of-origin variable (bundling sequencing platform, library preparation, recruitment site, diagnostic ascertainment, geography, and diet, among other differences) that a variance-partitioning method such as PERMANOVA cannot decompose into technical and biological components; and (3) whether state-of-the-art microbiome batch correction methods can recover cross-cohort generalization. Answering these three questions jointly in one rigorous analysis is the primary contribution of this paper.</w:t>
-      </w:r>
-    </w:p>
-    <w:p>
-      <w:pPr>
-        <w:pStyle w:val="BodyText"/>
-      </w:pPr>
-      <w:r>
-        <w:t xml:space="preserve">We assembled five publicly available 16S rRNA gene sequencing cohorts spanning three countries (China, Kazakhstan, South Korea) and conducted a comprehensive cross-cohort generalization evaluation. We report that: classifiers showed substantial and variable degradation when transferred to independent cohorts; cohort identity explains substantially more compositional variance than disease status, though the size of this disparity depends materially on which cohorts are compared; under label-blind transductive adjustment, ComBat-seq and MMUPHin left mean cross-cohort AUC essentially unchanged and did not recover transferability; and top predictive taxa showed low absolute overlap across cohorts, with a subset of taxa showing opposite, stable fitted-coefficient directions across cohorts. Together, these findings constitute a systematic quantification of cross-cohort generalization limitations among the evaluated publicly available gut microbiome AD classifier datasets, with direct implications for the field’s trajectory toward clinical translation.</w:t>
+        <w:t xml:space="preserve">is itself a composite, study-of-origin variable (bundling sequencing platform, library preparation, recruitment site, diagnostic ascertainment, geography, and diet, among other differences) that a method such as PERMANOVA cannot decompose into technical and biological components; and (3) whether state-of-the-art microbiome batch correction methods can recover cross-cohort generalization. Answering these three questions jointly in one rigorous analysis is the primary contribution of this paper.</w:t>
+      </w:r>
+    </w:p>
+    <w:p>
+      <w:pPr>
+        <w:pStyle w:val="BodyText"/>
+      </w:pPr>
+      <w:r>
+        <w:t xml:space="preserve">We assembled five publicly available 16S rRNA gene sequencing cohorts spanning three countries (China, Kazakhstan, South Korea) and conducted a comprehensive cross-cohort generalization evaluation. We report that classifiers showed substantial and variable degradation when transferred to independent cohorts; cohort identity explains substantially more compositional variance than disease status, though the size of this disparity depends materially on which cohorts are compared; under label-blind transductive adjustment, ComBat-seq and MMUPHin left mean cross-cohort AUC essentially unchanged and did not recover transferability; and top predictive taxa showed low absolute overlap across cohorts, with a subset showing opposite, stable fitted-coefficient directions. Together, these findings constitute a systematic quantification of cross-cohort generalization limitations among the evaluated public gut microbiome AD classifier datasets, with direct implications for the field’s trajectory toward clinical translation.</w:t>
       </w:r>
     </w:p>
     <w:p>
@@ -343,7 +351,7 @@
         <w:pStyle w:val="FirstParagraph"/>
       </w:pPr>
       <w:r>
-        <w:t xml:space="preserve">We performed a systematic search of NCBI SRA and ENA for publicly available 16S rRNA amplicon sequencing studies of gut microbiota in AD, MCI, or cognitively normal populations, deposited before January 2025. The search used the following terms in the SRA search interface: (</w:t>
+        <w:t xml:space="preserve">We performed a systematic search of NCBI SRA and ENA for publicly available 16S rRNA amplicon sequencing studies of gut microbiota in AD, MCI, or cognitively normal populations, deposited before January 2025, using the following SRA search terms: (</w:t>
       </w:r>
       <w:r>
         <w:t xml:space="preserve">“Alzheimer’s disease”</w:t>
@@ -445,7 +453,7 @@
         <w:t xml:space="preserve">“Homo sapiens”</w:t>
       </w:r>
       <w:r>
-        <w:t xml:space="preserve">). Studies were included if they provided: (1) per-sample diagnosis labels (AD, MCI, or CN) accessible in public metadata; (2) raw FASTQ files or quality-filtered reads deposited in a public archive; (3) minimum sample sizes of 40 participants per cohort. We restricted this analysis to 16S rRNA studies; shotgun metagenomic cohorts were identified but excluded to avoid the additional platform confound introduced by mixing amplicon and whole-genome sequencing data. Cohorts were excluded if: per-sample labels were IRB-restricted (for supervised analyses); data had not been publicly released at the time of analysis; or samples represented a tissue compartment other than fecal microbiome as the primary analyte. A complete record of the search procedure, identified cohorts, and exclusion rationale is provided in Supplementary Note S1.</w:t>
+        <w:t xml:space="preserve">). Studies were included if they provided (1) per-sample diagnosis labels (AD, MCI, or CN) in public metadata, (2) raw FASTQ files or quality-filtered reads in a public archive, and (3) minimum sample sizes of 40 participants per cohort. We restricted this analysis to 16S rRNA studies; shotgun metagenomic cohorts were identified but excluded to avoid the additional platform confound of mixing amplicon and whole-genome sequencing data. Cohorts were excluded if per-sample labels were IRB-restricted (for supervised analyses), data had not been publicly released at the time of analysis, or samples represented a tissue compartment other than fecal microbiome. A complete record of the search procedure, identified cohorts, and exclusion rationale is in Supplementary Note S1.</w:t>
       </w:r>
     </w:p>
     <w:p>
@@ -515,7 +523,7 @@
         <w:t xml:space="preserve"> </w:t>
       </w:r>
       <w:r>
-        <w:t xml:space="preserve">180 samples deposited in SRA from a larger 302-participant study, representing 90 participants (30 AD, 30 MCI, 30 CN) each contributing 2 sample types = 180 samples. Each participant contributed two samples: a fecal (F_</w:t>
+        <w:t xml:space="preserve">180 samples deposited in SRA from a larger 302-participant study, representing 90 participants (30 AD, 30 MCI, 30 CN), each contributing two samples: a fecal (F_</w:t>
       </w:r>
       <w:r>
         <w:rPr>
@@ -525,7 +533,7 @@
         <w:t xml:space="preserve">) sample and a blood microbiome (B_</w:t>
       </w:r>
       <w:r>
-        <w:t xml:space="preserve">) sample. Only the 90 fecal samples (30 AD, 30 MCI, 30 CN) were used in all analyses; the 90 blood microbiome samples were excluded as they represent a distinct biological compartment and would confound within-cohort classifiers. Binary analyses used 30 AD and 30 CN fecal samples (n=60). Paired-end MiSeq 2×300 bp, V3–V4 (Zhu et al., 2022). Diagnostic criteria across cohorts relied on clinical AD diagnosis (Zhuang, Ling, Zhu) or amyloid-PET positivity (Kim); these differences in diagnostic ascertainment are acknowledged as a source of between-cohort biological heterogeneity.</w:t>
+        <w:t xml:space="preserve">) sample. Only the 90 fecal samples were used in all analyses; blood samples were excluded as a distinct biological compartment that would confound within-cohort classifiers. Binary analyses used 30 AD and 30 CN fecal samples (n=60). Paired-end MiSeq 2×300 bp, V3–V4 (Zhu et al., 2022). Diagnostic criteria across cohorts relied on clinical AD diagnosis (Zhuang, Ling, Zhu) or amyloid-PET positivity (Kim); these differences in ascertainment are acknowledged as a source of between-cohort biological heterogeneity.</w:t>
       </w:r>
     </w:p>
     <w:p>
@@ -543,15 +551,15 @@
         <w:t xml:space="preserve"> </w:t>
       </w:r>
       <w:r>
-        <w:t xml:space="preserve">84 participants (41 AD, 43 CN). Single-end NovaSeq sequencing, V3–V4 region (Kaiyrlykyzy et al., 2022). This cohort is the only single-end dataset in the study; implications for read length and taxonomic resolution are discussed in Section 2.2 and the Limitations section.</w:t>
-      </w:r>
-    </w:p>
-    <w:p>
-      <w:pPr>
-        <w:pStyle w:val="BodyText"/>
-      </w:pPr>
-      <w:r>
-        <w:t xml:space="preserve">The Kim/KBASE 2022 cohort (Jung et al., 2022; PRJEB50447; 78 participants; 18 preclinical AD by amyloid-PET, 60 CN) was included in PERMANOVA analyses (Phase 4) only and is explicitly excluded from all supervised classifier training and evaluation.</w:t>
+        <w:t xml:space="preserve">84 participants (41 AD, 43 CN). Single-end NovaSeq sequencing, V3–V4 region (Kaiyrlykyzy et al., 2022) — the only single-end dataset in the study; implications for read length and taxonomic resolution are discussed in Section 2.2 and Limitations.</w:t>
+      </w:r>
+    </w:p>
+    <w:p>
+      <w:pPr>
+        <w:pStyle w:val="BodyText"/>
+      </w:pPr>
+      <w:r>
+        <w:t xml:space="preserve">The Kim/KBASE 2022 cohort (Jung et al., 2022; PRJEB50447; 78 participants; 18 preclinical AD by amyloid-PET, 60 CN) was included in PERMANOVA analyses (Phase 4) only and excluded from all supervised classifier training and evaluation.</w:t>
       </w:r>
     </w:p>
     <w:p>
@@ -585,15 +593,15 @@
         <w:pStyle w:val="BodyText"/>
       </w:pPr>
       <w:r>
-        <w:t xml:space="preserve">For paired-end cohorts, reads were trimmed to truncation lengths selected per cohort based on per-base quality score profiles (generally 240 bp forward / 200 bp reverse for V3–V4 MiSeq 2×300 data), filtered to remove reads with &gt;2 expected errors, chimeras were removed using the consensus method, and forward and reverse reads were merged. For Kazakhstan (single-end), the single-end DADA2 workflow was applied without merging; truncation length was adjusted to 250 bp after inspection of quality profiles (see Supplementary Note S2 for rationale). The mixed single-end/paired-end design is an additional technical source of between-cohort heterogeneity acknowledged as a study limitation.</w:t>
-      </w:r>
-    </w:p>
-    <w:p>
-      <w:pPr>
-        <w:pStyle w:val="BodyText"/>
-      </w:pPr>
-      <w:r>
-        <w:t xml:space="preserve">Taxonomic assignment used the SILVA reference database v138.1. ASVs were collapsed to genus level by summing raw counts per sample. A genus was retained across the entire study if it reached ≥20% prevalence (i.e., a nonzero count in ≥20% of samples) in at least one of the five cohorts; this prevalence threshold was computed per cohort and the union of genera passing in any cohort was taken across all five cohorts, producing a unified feature set of 396 genera. Genera absent in a given sample received a count of zero. Because this feature-selection step used all five cohorts’ raw prevalence simultaneously, the resulting 396-genus feature universe was informed, in part, by the prevalence of the eventual test cohort in every downstream leave-one-cohort-out (LOCO) and pairwise-transfer experiment (Section 2.5). This is not a leakage-free design, and we do not describe it as one; it is transparently identified as a global, all-cohort feature-selection step, and its effect on the paper’s conclusions is evaluated directly by a strict training-only sensitivity analysis (Section 2.5.1) rather than assumed to be negligible.</w:t>
+        <w:t xml:space="preserve">For paired-end cohorts, reads were trimmed to truncation lengths selected per cohort based on per-base quality score profiles (generally 240 bp forward / 200 bp reverse for V3–V4 MiSeq 2×300 data), filtered to remove reads with &gt;2 expected errors, chimera-removed using the consensus method, and merged. For Kazakhstan (single-end), the single-end DADA2 workflow was applied without merging; truncation length was adjusted to 250 bp after inspection of quality profiles (Supplementary Note S2). The mixed single-end/paired-end design is an additional technical source of between-cohort heterogeneity acknowledged as a study limitation.</w:t>
+      </w:r>
+    </w:p>
+    <w:p>
+      <w:pPr>
+        <w:pStyle w:val="BodyText"/>
+      </w:pPr>
+      <w:r>
+        <w:t xml:space="preserve">Taxonomic assignment used the SILVA reference database v138.1. ASVs were collapsed to genus level by summing raw counts per sample. A genus was retained across the study if it reached ≥20% prevalence (nonzero count in ≥20% of samples) in at least one of the five cohorts; this threshold was computed per cohort and the union of genera passing in any cohort was taken across all five, producing a unified feature set of 396 genera. Genera absent in a given sample received a count of zero. Because this feature-selection step used all five cohorts’ raw prevalence simultaneously, the resulting 396-genus feature universe was informed, in part, by the prevalence of the eventual test cohort in every downstream leave-one-cohort-out (LOCO) and pairwise-transfer experiment (Section 2.5). This is not a leakage-free design; it is identified transparently as a global, all-cohort feature-selection step, and its effect on the paper’s conclusions is evaluated directly by a strict training-only sensitivity analysis (Section 2.5.1) rather than assumed negligible.</w:t>
       </w:r>
     </w:p>
     <w:p>
@@ -611,7 +619,7 @@
         <w:t xml:space="preserve"> </w:t>
       </w:r>
       <w:r>
-        <w:t xml:space="preserve">To avoid any ambiguity about which steps could, in principle, leak held-out-cohort or held-out-sample information into a downstream evaluation, every preprocessing operation used in this paper is classified here: (1)</w:t>
+        <w:t xml:space="preserve">(1)</w:t>
       </w:r>
       <w:r>
         <w:t xml:space="preserve"> </w:t>
@@ -627,7 +635,7 @@
         <w:t xml:space="preserve"> </w:t>
       </w:r>
       <w:r>
-        <w:t xml:space="preserve">(this section) is performed independently per cohort using only that cohort’s own reads, is label-free (uses no diagnosis information), and cannot leak across cohorts or across AD/CN status by construction. (2)</w:t>
+        <w:t xml:space="preserve">(this section) are performed independently per cohort, on that cohort’s full read set, using no diagnosis labels. This step is performed once per cohort prior to any supervised split and is not re-estimated inside every outer-CV training fold; because it is label-free and fit per-cohort rather than pooled, it cannot leak AD/CN status or cross-cohort information, but the training-only sensitivity below (Section 2.5.1) applies to genus selection and downstream supervised preprocessing/model fitting, not to this raw-read denoising step. (2)</w:t>
       </w:r>
       <w:r>
         <w:t xml:space="preserve"> </w:t>
@@ -643,7 +651,7 @@
         <w:t xml:space="preserve"> </w:t>
       </w:r>
       <w:r>
-        <w:t xml:space="preserve">(≥20% prevalence, this section) pools raw prevalence across all five cohorts, including the eventual held-out cohort in every LOCO/pairwise experiment; this is a genuine, acknowledged methodological limitation, not leakage-free, and its practical impact is bounded by the training-only sensitivity analysis in Section 2.5.1, which re-derives the feature set from only the training-side samples of every individual split and finds the qualitative generalization-failure conclusion unchanged. (3)</w:t>
+        <w:t xml:space="preserve">(≥20% prevalence, this section) pools raw prevalence across all five cohorts, including the eventual held-out cohort in every LOCO/pairwise experiment — a genuine, acknowledged limitation bounded by the training-only sensitivity in Section 2.5.1, which re-derives the feature set from training-side samples only and finds the qualitative conclusion unchanged. (3)</w:t>
       </w:r>
       <w:r>
         <w:t xml:space="preserve"> </w:t>
@@ -659,7 +667,7 @@
         <w:t xml:space="preserve"> </w:t>
       </w:r>
       <w:r>
-        <w:t xml:space="preserve">(Section 2.3) are deterministic, closed-form functions applied independently to each sample’s own count vector; they use no information from any other sample, cohort, or diagnosis label, and are therefore sample-local operations with no leakage pathway of any kind. (4)</w:t>
+        <w:t xml:space="preserve">(Section 2.3) are deterministic functions of each sample’s own count vector, using no information from any other sample, cohort, or diagnosis label. (4)</w:t>
       </w:r>
       <w:r>
         <w:t xml:space="preserve"> </w:t>
@@ -669,13 +677,13 @@
           <w:i/>
           <w:iCs/>
         </w:rPr>
-        <w:t xml:space="preserve">Model hyperparameter tuning and fitting</w:t>
-      </w:r>
-      <w:r>
-        <w:t xml:space="preserve"> </w:t>
-      </w:r>
-      <w:r>
-        <w:t xml:space="preserve">(Sections 2.4–2.5) use only the training-side samples of whichever split is being evaluated (inner CV within a training fold for within-cohort analyses; the training-cohort pool for LOCO/pairwise analyses), with test-side samples never used for tuning, fitting, or feature standardization. (5) The</w:t>
+        <w:t xml:space="preserve">Model tuning and fitting</w:t>
+      </w:r>
+      <w:r>
+        <w:t xml:space="preserve"> </w:t>
+      </w:r>
+      <w:r>
+        <w:t xml:space="preserve">(Sections 2.4–2.5) use only the training-side samples of each split, with test-side samples never used for tuning, fitting, or standardization. (5) The</w:t>
       </w:r>
       <w:r>
         <w:t xml:space="preserve"> </w:t>
@@ -685,13 +693,13 @@
           <w:i/>
           <w:iCs/>
         </w:rPr>
-        <w:t xml:space="preserve">strict training-only sensitivity re-derivation</w:t>
-      </w:r>
-      <w:r>
-        <w:t xml:space="preserve"> </w:t>
-      </w:r>
-      <w:r>
-        <w:t xml:space="preserve">(Section 2.5.1) additionally re-derives genus selection itself from only the training-side samples of every split, closing the one leakage pathway identified in (2) for that specific analysis.</w:t>
+        <w:t xml:space="preserve">strict training-only sensitivity</w:t>
+      </w:r>
+      <w:r>
+        <w:t xml:space="preserve"> </w:t>
+      </w:r>
+      <w:r>
+        <w:t xml:space="preserve">(Section 2.5.1) additionally re-derives genus selection from training-side samples only, closing the pathway identified in (2) for that analysis.</w:t>
       </w:r>
     </w:p>
     <w:bookmarkEnd w:id="12"/>
@@ -1388,7 +1396,7 @@
         <w:pStyle w:val="BodyText"/>
       </w:pPr>
       <w:r>
-        <w:t xml:space="preserve">Performance was estimated using nested cross-validation: a 10-fold outer loop for performance estimation and a 5-fold inner loop for hyperparameter tuning. The primary metric was AUC-ROC computed on out-of-fold predictions pooled across the 10 outer folds, providing a single unbiased AUC estimate per cohort–model combination. The within-cohort 95% confidence intervals reported in Table 2 (and Supplementary Figure S1) use the diagnosis-stratified, participant-level percentile bootstrap described in Section 2.5.2 (10,000 replicates); this procedure superseded an earlier, non-stratified 1,000-resample bootstrap on the pooled out-of-fold predictions, which is retained only for CIs explicitly noted as using it elsewhere in this paper (Section 2.5). We also report sensitivity and specificity at the Youden’s J optimal threshold. For comparison with originally reported performance, the published AUC values from the original cohort papers are noted in Table 2 where available.</w:t>
+        <w:t xml:space="preserve">Performance was estimated using nested cross-validation: a 10-fold outer loop for performance estimation and a 5-fold inner loop for hyperparameter tuning. The primary metric was AUC-ROC computed on out-of-fold predictions pooled across the 10 outer folds, providing a single unbiased AUC estimate per cohort–model combination. Within-cohort 95% CIs (Table 2, Supplementary Figure S1) use the diagnosis-stratified, participant-level percentile bootstrap described in Section 2.5.2 (10,000 replicates); other CIs in this paper use the non-stratified 1,000-resample bootstrap described in Section 2.5, as noted at each occurrence. We also report sensitivity and specificity at the Youden’s J optimal threshold, and note published AUC values from the original cohort papers in Table 2 where available.</w:t>
       </w:r>
     </w:p>
     <w:bookmarkStart w:id="14" w:name="X42a4e9e3ed74d2ba4cd8c21e183eaf39afb762e"/>
@@ -1405,7 +1413,7 @@
         <w:pStyle w:val="FirstParagraph"/>
       </w:pPr>
       <w:r>
-        <w:t xml:space="preserve">Because Zhu 2022’s near-perfect within-cohort AUC (Section 3.2) is estimated from only 60 samples (30 AD, 30 CN), we assessed its robustness with two additional analyses, both run under the strict training-only feature-selection pipeline (Section 2.5.1) rather than the global feature set, so that no step of either analysis could leak held-out-fold information.</w:t>
+        <w:t xml:space="preserve">Because Zhu 2022’s near-perfect within-cohort AUC (Section 3.2) is estimated from only 60 samples (30 AD, 30 CN), we assessed its robustness with two additional analyses under the strict training-only feature-selection pipeline (Section 2.5.1), so that genus selection, model tuning, and model fitting used no held-out-fold information (DADA2 denoising, Section 2.2, is a per-cohort, label-free step performed once and is not re-derived per fold).</w:t>
       </w:r>
     </w:p>
     <w:p>
@@ -1423,7 +1431,7 @@
         <w:t xml:space="preserve"> </w:t>
       </w:r>
       <w:r>
-        <w:t xml:space="preserve">The 10-fold outer / 5-fold inner nested-CV procedure (Section 2.4) was repeated 50 times, each repetition using a different, pre-specified deterministic random seed (seeds 1000–1049) for the stratified outer-fold partition, with genus selection, zero-replacement, CLR transformation, and model tuning re-derived independently within every outer fold of every repetition using only that fold’s training-side samples. We report the mean, standard deviation, median, 2.5th/97.5th percentile, minimum, and maximum pooled-OOF AUC across the 50 repetitions. This procedure quantifies sensitivity to the arbitrary choice of fold assignment; it is explicitly not a set of independent replications of the study (the underlying 60 participants are identical across all 50 repetitions), and we report it as fold-assignment stability rather than as an independent-sample validation.</w:t>
+        <w:t xml:space="preserve">The 10-fold outer / 5-fold inner nested-CV procedure (Section 2.4) was repeated 50 times under different pre-specified deterministic seeds (1000–1049) for the stratified outer-fold partition, with genus selection, zero-replacement, CLR transformation, and model tuning re-derived independently within every outer fold using only that fold’s training-side samples. We report the mean, SD, median, 2.5th/97.5th percentile, minimum, and maximum pooled-OOF AUC across the 50 repetitions. This quantifies sensitivity to fold assignment, not independent replication — the same 60 participants underlie all 50 repetitions.</w:t>
       </w:r>
     </w:p>
     <w:p>
@@ -1441,7 +1449,7 @@
         <w:t xml:space="preserve"> </w:t>
       </w:r>
       <w:r>
-        <w:t xml:space="preserve">Under the same strict training-only pipeline and the same fixed outer-fold partition (random_state=42, matching the partition used throughout the rest of this paper), we additionally ran a label-permutation test: in each of exactly 1,000 permutations, the AD/CN labels were randomly shuffled across the 60 participants (preserving the 30/30 class split) using a pre-specified seed, and the entire training-only pipeline — genus selection, zero-replacement, CLR transformation, hyperparameter tuning, and model fitting — was re-run inside every outer fold using only that fold’s training-side samples and the permuted labels, producing a null pooled-OOF AUC for that permutation. Because genus selection and CLR feature construction depend only on which participants are in a fold’s training set (not on their labels), these steps were precomputed once per outer-fold partition and reused across all permutations — a pure implementation optimization with no effect on the statistical result, since the model itself is always refit on the permuted labels. The empirical p-value was computed as</w:t>
+        <w:t xml:space="preserve">Under the same pipeline and fixed outer-fold partition (random_state=42), we ran a label-permutation test: in each of exactly 1,000 permutations, AD/CN labels were shuffled across the 60 participants (preserving the 30/30 split) using a pre-specified seed, and the entire training-only pipeline was re-run inside every outer fold using only that fold’s training-side samples and the permuted labels. Genus selection and CLR construction depend only on fold membership, not labels, so these steps were precomputed once per partition and reused across permutations — an implementation optimization with no statistical effect, since the model itself is always refit on the permuted labels. Empirical p =</w:t>
       </w:r>
       <w:r>
         <w:t xml:space="preserve"> </w:t>
@@ -1513,32 +1521,11 @@
           <m:t>/</m:t>
         </m:r>
         <m:r>
-          <m:rPr>
-            <m:sty m:val="p"/>
-          </m:rPr>
-          <m:t>(</m:t>
-        </m:r>
-        <m:r>
-          <m:t>1000</m:t>
-        </m:r>
-        <m:r>
-          <m:rPr>
-            <m:sty m:val="p"/>
-          </m:rPr>
-          <m:t>+</m:t>
-        </m:r>
-        <m:r>
-          <m:t>1</m:t>
-        </m:r>
-        <m:r>
-          <m:rPr>
-            <m:sty m:val="p"/>
-          </m:rPr>
-          <m:t>)</m:t>
+          <m:t>1001</m:t>
         </m:r>
       </m:oMath>
       <w:r>
-        <w:t xml:space="preserve">, using the training-only single-partition AUC as the observed value; the minimum attainable p-value at this permutation count is</w:t>
+        <w:t xml:space="preserve">, using the training-only single-partition AUC as the observed value; the minimum attainable p at this permutation count is</w:t>
       </w:r>
       <w:r>
         <w:t xml:space="preserve"> </w:t>
@@ -1567,7 +1554,7 @@
         </m:r>
       </m:oMath>
       <w:r>
-        <w:t xml:space="preserve">, and we do not interpret any p-value below this floor as more precise than the floor itself.</w:t>
+        <w:t xml:space="preserve">, and we do not interpret any p-value below this floor as more precise than it.</w:t>
       </w:r>
     </w:p>
     <w:bookmarkEnd w:id="14"/>
@@ -1604,7 +1591,7 @@
         <w:t xml:space="preserve"> </w:t>
       </w:r>
       <w:r>
-        <w:t xml:space="preserve">For each test cohort, a classifier was trained on the pooled samples from the remaining three labeled cohorts (no cross-validation within this training step; hyperparameters were selected via 5-fold inner CV on the training pool). The trained model was then evaluated on the held-out cohort. This produced four LOCO AUC estimates per model type. We report the LOCO AUC drop as the difference between within-cohort (nested CV) AUC and LOCO AUC. The uncorrected LOCO 95% CIs reported in Table 3 (and Figure 3A) use the diagnosis-stratified, participant-level bootstrap described in Section 2.5.2 (10,000 replicates); CIs on batch-corrected LOCO AUC (Table 4, Figure 5, Supplementary Figure S4) use the non-stratified 1,000-resample bootstrap described below, which was not part of that later regeneration. Non-overlap of two independently computed confidence intervals is not a formal statistical test of whether their difference is nonzero, and is not used as one anywhere in this paper; the AUC drop is instead evaluated with the paired bootstrap procedure described in Section 2.5.2.</w:t>
+        <w:t xml:space="preserve">For each test cohort, a classifier was trained on the pooled samples from the remaining three labeled cohorts (no cross-validation within this training step; hyperparameters were selected via 5-fold inner CV on the training pool), then evaluated on the held-out cohort, producing four LOCO AUC estimates per model type. We report the LOCO AUC drop as the difference between within-cohort (nested CV) AUC and LOCO AUC. Uncorrected LOCO 95% CIs (Table 3, Figure 3A) use the diagnosis-stratified, participant-level bootstrap of Section 2.5.2 (10,000 replicates); CIs on batch-corrected LOCO AUC (Table 4, Figure 5, Supplementary Figure S4) use the non-stratified 1,000-resample bootstrap described below. Non-overlap of two independently computed CIs is not a formal statistical test of whether their difference is nonzero and is not used as one anywhere in this paper; the AUC drop is instead evaluated with the paired bootstrap procedure in Section 2.5.2.</w:t>
       </w:r>
     </w:p>
     <w:p>
@@ -1622,15 +1609,7 @@
         <w:t xml:space="preserve"> </w:t>
       </w:r>
       <w:r>
-        <w:t xml:space="preserve">A classifier was trained on one cohort and tested on each of the other three cohorts individually, yielding a 4×4 matrix (diagonal excluded) of cross-cohort AUC values per model type. This design is more stringent than LOCO and isolates specific directional failures.</w:t>
-      </w:r>
-    </w:p>
-    <w:p>
-      <w:pPr>
-        <w:pStyle w:val="BodyText"/>
-      </w:pPr>
-      <w:r>
-        <w:t xml:space="preserve">Pairwise transfer AUC 95% CIs (Supplementary Table S1) use a non-stratified 1,000-resample bootstrap on the test-set predictions; this pairwise design was not part of the diagnosis-stratified 10,000-replicate regeneration described in Section 2.5.2, which covers only the within-cohort and uncorrected-LOCO CIs.</w:t>
+        <w:t xml:space="preserve">A classifier was trained on one cohort and tested on each of the other three individually, yielding a 4×4 matrix (diagonal excluded) of cross-cohort AUC per model type — more stringent than LOCO and able to isolate specific directional failures. Pairwise AUC 95% CIs (Supplementary Table S1) use the non-stratified 1,000-resample bootstrap on test-set predictions, not the diagnosis-stratified regeneration of Section 2.5.2, which covers only the within-cohort and uncorrected-LOCO CIs.</w:t>
       </w:r>
     </w:p>
     <w:p>
@@ -1648,7 +1627,7 @@
         <w:t xml:space="preserve"> </w:t>
       </w:r>
       <w:r>
-        <w:t xml:space="preserve">To assess whether generalization failure was attributable to any single cohort, we repeated the LOCO experiment under three additional configurations: (A) excluding Kazakhstan entirely, with LOCO evaluated on the remaining three cohorts; (B) excluding Zhuang 2018; (C) excluding Ling 2020. Results are reported in Section 3.3 and Supplementary Figure S3.</w:t>
+        <w:t xml:space="preserve">To assess whether generalization failure was attributable to any single cohort, we repeated LOCO under three additional configurations: (A) excluding Kazakhstan entirely, LOCO evaluated on the remaining three; (B) excluding Zhuang 2018; (C) excluding Ling 2020. Results are in Section 3.3 and Supplementary Figure S3.</w:t>
       </w:r>
     </w:p>
     <w:bookmarkStart w:id="16" w:name="Xe2926c73c2cf6d3094a4393ff10389966fd30e4"/>
@@ -1665,7 +1644,7 @@
         <w:pStyle w:val="FirstParagraph"/>
       </w:pPr>
       <w:r>
-        <w:t xml:space="preserve">Because the 396-genus feature set (Section 2.2) was selected globally using all five cohorts’ raw prevalence, every LOCO and pairwise experiment above used a feature universe partly informed by the eventual held-out cohort. To assess whether this affected the generalization-failure conclusion, we repeated the within-cohort nested-CV, LOCO, and pairwise-transfer analyses with genus selection re-derived independently inside every individual split, using only that split’s training-side samples: for each outer fold (within-cohort), each held-out cohort (LOCO), and each train cohort (pairwise), the ≥20%-prevalence filter was recomputed from scratch using only the training-side AD/CN-labeled samples for that specific split, and the corresponding test/held-out samples were projected onto the training-derived genus set (absent genera filled with zero count) before per-sample zero-replacement and CLR transformation. Model families, hyperparameter grids, random state, fold counts, and the bootstrap CI procedure were identical to the main analyses (Sections 2.4–2.5). This produces a strictly train-only feature universe for every split, at the cost of a smaller and split-specific genus count (e.g., 150 genera when Kazakhstan is excluded from feature selection during its own LOCO hold-out, versus 396 in the main global-feature analysis).</w:t>
+        <w:t xml:space="preserve">Because the 396-genus feature set (Section 2.2) was selected globally using all five cohorts’ raw prevalence, every LOCO and pairwise experiment above used a feature universe partly informed by the eventual held-out cohort. To test whether this affected the generalization-failure conclusion, we repeated the within-cohort, LOCO, and pairwise-transfer analyses with genus selection re-derived independently inside every split, using only that split’s training-side samples: for each outer fold (within-cohort), held-out cohort (LOCO), and train cohort (pairwise), the ≥20%-prevalence filter was recomputed from training-side AD/CN-labeled samples only, and test/held-out samples were projected onto the training-derived genus set (absent genera zero-filled) before per-sample zero-replacement and CLR transformation. Model families, hyperparameter grids, random state, fold counts, and bootstrap CI procedure matched the main analyses (Sections 2.4–2.5). This yields a strictly train-only feature universe per split, at the cost of a smaller, split-specific genus count (e.g., 150 genera when Kazakhstan is excluded during its own LOCO hold-out, versus 396 globally).</w:t>
       </w:r>
     </w:p>
     <w:bookmarkEnd w:id="16"/>
@@ -1683,7 +1662,7 @@
         <w:pStyle w:val="FirstParagraph"/>
       </w:pPr>
       <w:r>
-        <w:t xml:space="preserve">Non-overlapping bootstrap confidence intervals are a heuristic, not a formal statistical comparison of two AUC values. To formally evaluate the within-cohort-versus-LOCO AUC difference for each of the eight cohort–model combinations, we performed a paired, diagnosis-stratified, participant-level bootstrap. For each cohort–model pair, the within-cohort out-of-fold prediction and the LOCO (that cohort held out) prediction refer to the same participants; each of 10,000 bootstrap replicates resampled participants with replacement, separately within the AD group and within the CN group, once per replicate, and used that same resampled index set to compute both the within-cohort AUC and the LOCO AUC — so the resulting distribution of</w:t>
+        <w:t xml:space="preserve">Non-overlapping bootstrap CIs are a heuristic, not a formal statistical comparison. To formally evaluate the within-cohort-versus-LOCO AUC difference for each of the eight cohort–model combinations, we performed a paired, diagnosis-stratified, participant-level bootstrap: for each pair, the within-cohort and LOCO predictions refer to the same participants, and each of 10,000 replicates resampled participants with replacement (separately within AD and CN) and used that same resampled index set for both AUC values — so the resulting distribution of</w:t>
       </w:r>
       <w:r>
         <w:t xml:space="preserve"> </w:t>
@@ -1752,7 +1731,7 @@
         <w:t xml:space="preserve"> </w:t>
       </w:r>
       <w:r>
-        <w:t xml:space="preserve">reflects a genuine paired comparison rather than the difference of two independently resampled statistics. We report the observed delta, the bootstrap mean delta, the 95% percentile CI of the bootstrap delta distribution, and the proportion of bootstrap replicates with</w:t>
+        <w:t xml:space="preserve">is a genuine paired comparison, not the difference of two independently resampled statistics. We report the observed delta, bootstrap mean delta, 95% percentile CI, and the proportion of replicates with</w:t>
       </w:r>
       <w:r>
         <w:t xml:space="preserve"> </w:t>
@@ -1775,15 +1754,18 @@
         </m:r>
       </m:oMath>
       <w:r>
-        <w:t xml:space="preserve">; this proportion is an empirical bootstrap quantity, not an exact parametric p-value, and we do not describe it as one. The within-cohort and uncorrected-LOCO confidence intervals reported in Tables 2 and 3 (and Figures 2 and 3A, and Supplementary Figure S1) were regenerated using this same diagnosis-stratified, participant-level percentile bootstrap (10,000 replicates), so that every within-cohort and uncorrected-LOCO CI in the paper is produced by one consistent, explicitly specified resampling procedure. This regeneration did not extend to the pairwise-transfer CIs (Supplementary Table S1) or to the batch-corrected LOCO CIs (Table 4, Figure 5, Supplementary Figure S4), which continue to use the original non-stratified 1,000-resample bootstrap described in Section 2.5; each table and figure in this paper states which of the two procedures its own CIs use.</w:t>
-      </w:r>
-    </w:p>
-    <w:p>
-      <w:pPr>
-        <w:pStyle w:val="BodyText"/>
-      </w:pPr>
-      <w:r>
-        <w:t xml:space="preserve">Within-cohort out-of-fold prediction files do not carry an explicit participant identifier; participant identity was recovered by replicating the exact data-loading and filtering sequence used to produce them and verified, before use, by an exact-match assertion between the recovered diagnosis vector and the file’s own saved outcome column, for every cohort–model combination.</w:t>
+        <w:t xml:space="preserve"> </w:t>
+      </w:r>
+      <w:r>
+        <w:t xml:space="preserve">(an empirical bootstrap quantity, not an exact p-value). Within-cohort and uncorrected-LOCO CIs in Tables 2 and 3 (Figures 2 and 3A, Supplementary Figure S1) were regenerated with this same procedure, so every within-cohort and uncorrected-LOCO CI in the paper uses one consistent resampling method; this did not extend to the pairwise-transfer CIs (Supplementary Table S1) or batch-corrected LOCO CIs (Table 4, Figure 5, Supplementary Figure S4), which retain the original non-stratified 1,000-resample bootstrap of Section 2.5 — each table/figure states which procedure its CIs use.</w:t>
+      </w:r>
+    </w:p>
+    <w:p>
+      <w:pPr>
+        <w:pStyle w:val="BodyText"/>
+      </w:pPr>
+      <w:r>
+        <w:t xml:space="preserve">Within-cohort out-of-fold prediction files lack an explicit participant identifier; identity was recovered by replicating the exact data-loading/filtering sequence and verified, before use, by an exact-match assertion against the file’s own saved outcome column, for every cohort–model combination.</w:t>
       </w:r>
     </w:p>
     <w:bookmarkEnd w:id="17"/>
@@ -1802,17 +1784,11 @@
         <w:pStyle w:val="FirstParagraph"/>
       </w:pPr>
       <w:r>
-        <w:t xml:space="preserve">To quantify the relative contribution of cohort identity and disease status to total compositional variance, we conducted PERMANOVA (permutational multivariate analysis of variance) using the adonis2 function in the R package vegan v2.6 (Oksanen et al., 2024). Two distance matrices were used:</w:t>
-      </w:r>
-    </w:p>
-    <w:p>
-      <w:pPr>
-        <w:pStyle w:val="Compact"/>
-        <w:numPr>
-          <w:ilvl w:val="0"/>
-          <w:numId w:val="1001"/>
-        </w:numPr>
-      </w:pPr>
+        <w:t xml:space="preserve">To quantify the relative contribution of cohort identity and disease status to total compositional variance, we conducted PERMANOVA using the adonis2 function in the R package vegan v2.6 (Oksanen et al., 2024), with two distance matrices:</w:t>
+      </w:r>
+      <w:r>
+        <w:t xml:space="preserve"> </w:t>
+      </w:r>
       <w:r>
         <w:rPr>
           <w:b/>
@@ -1824,17 +1800,11 @@
         <w:t xml:space="preserve"> </w:t>
       </w:r>
       <w:r>
-        <w:t xml:space="preserve">(Euclidean distance on CLR values): the compositionally appropriate distance that does not distort due to the simplex constraint.</w:t>
-      </w:r>
-    </w:p>
-    <w:p>
-      <w:pPr>
-        <w:pStyle w:val="Compact"/>
-        <w:numPr>
-          <w:ilvl w:val="0"/>
-          <w:numId w:val="1001"/>
-        </w:numPr>
-      </w:pPr>
+        <w:t xml:space="preserve">(Euclidean distance on CLR values), the compositionally appropriate distance that does not distort due to the simplex constraint, and</w:t>
+      </w:r>
+      <w:r>
+        <w:t xml:space="preserve"> </w:t>
+      </w:r>
       <w:r>
         <w:rPr>
           <w:b/>
@@ -1846,12 +1816,12 @@
         <w:t xml:space="preserve"> </w:t>
       </w:r>
       <w:r>
-        <w:t xml:space="preserve">(on relative abundances): included for comparability with the broader microbiome literature.</w:t>
-      </w:r>
-    </w:p>
-    <w:p>
-      <w:pPr>
-        <w:pStyle w:val="FirstParagraph"/>
+        <w:t xml:space="preserve">(on relative abundances), included for comparability with the broader microbiome literature.</w:t>
+      </w:r>
+    </w:p>
+    <w:p>
+      <w:pPr>
+        <w:pStyle w:val="BodyText"/>
       </w:pPr>
       <w:r>
         <w:t xml:space="preserve">All PERMANOVA models used 9,999 permutations with Type III (marginal) sums of squares (by=</w:t>
@@ -1860,15 +1830,15 @@
         <w:t xml:space="preserve">“margin”</w:t>
       </w:r>
       <w:r>
-        <w:t xml:space="preserve">) to allow independent assessment of cohort and diagnosis effects. The minimum attainable permutation p-value with 9,999 permutations is reported as p=0.0001 throughout. Three models were fitted: (1) cohort only, all five cohorts (n=509); (2) cohort + diagnosis, restricted to the four labeled cohorts (n=401: AD and CN samples only, Zhu 2022 MCI excluded), with marginal R² for each term; (3) within each labeled cohort, diagnosis as the sole predictor (within-cohort disease effect size). Note that Figure 4B displays the PCoA from Model 1 (n=509, all five cohorts including MCI samples), while the marginal R² values reported throughout the text derive from Model 2 (n=401).</w:t>
-      </w:r>
-    </w:p>
-    <w:p>
-      <w:pPr>
-        <w:pStyle w:val="BodyText"/>
-      </w:pPr>
-      <w:r>
-        <w:t xml:space="preserve">Homogeneity of multivariate dispersions was tested using betadisper and permutest (9,999 permutations) to assess whether observed cohort differences reflected centroid separation, within-group spread heterogeneity, or both. A significant beta-dispersion test indicates that PERMANOVA R² values partially reflect variation in within-group spread, not only centroid shifts. To identify which specific cohort pairs drive the overall dispersion difference, we additionally computed all pairwise betadisper comparisons among the five cohorts (Aitchison distance, 9,999 permutations per pair), with Holm and Benjamini-Hochberg multiplicity adjustment applied across the 10 pairwise p-values.</w:t>
+        <w:t xml:space="preserve">) for independent assessment of cohort and diagnosis effects; the minimum attainable permutation p-value is reported as p=0.0001 throughout. Three models were fitted: (1) cohort only, all five cohorts (n=509); (2) cohort + diagnosis, restricted to the four labeled cohorts (n=401: AD and CN samples only, Zhu 2022 MCI excluded), with marginal R² per term; (3) within each labeled cohort, diagnosis as sole predictor (within-cohort disease effect size). Figure 4B displays the PCoA from Model 1 (n=509, including MCI samples), while marginal R² values reported throughout the text derive from Model 2 (n=401).</w:t>
+      </w:r>
+    </w:p>
+    <w:p>
+      <w:pPr>
+        <w:pStyle w:val="BodyText"/>
+      </w:pPr>
+      <w:r>
+        <w:t xml:space="preserve">Homogeneity of multivariate dispersions was tested using betadisper and permutest (9,999 permutations) to assess whether observed cohort differences reflected centroid separation, within-group spread heterogeneity, or both; a significant beta-dispersion test indicates PERMANOVA R² partially reflects within-group spread, not only centroid shifts. To identify which cohort pairs drive the overall dispersion difference, we additionally computed all pairwise betadisper comparisons among the five cohorts (Aitchison distance, 9,999 permutations per pair), with Holm and Benjamini-Hochberg multiplicity adjustment across the 10 pairwise p-values.</w:t>
       </w:r>
     </w:p>
     <w:p>
@@ -1892,7 +1862,7 @@
         <w:t xml:space="preserve"> </w:t>
       </w:r>
       <w:r>
-        <w:t xml:space="preserve">in this study bundles sequencing platform, library preparation, recruitment site and country, clinical diagnostic ascertainment, and unmeasured dietary and lifestyle differences into a single categorical variable. A PERMANOVA or betadisper term for cohort therefore estimates the total compositional variance associated with study-of-origin, not a technical-batch-effect estimate specifically; no method used in this paper decomposes that total into its technical and biological components. To assess how sensitive the cohort-versus-diagnosis variance disparity (Section 3.4) is to this composite structure, we repeated the marginal PERMANOVA and betadisper analyses on a subset restricted to the three cohorts that are more technically comparable to one another — Zhuang 2018, Ling 2020, and Zhu 2022, all Chinese, paired-end MiSeq 2×300bp, V3–V4 studies — while still differing in recruitment site, exact diagnostic procedure, and other unmeasured factors, so this subset is more technically comparable, not technically identical. This sensitivity analysis used the same marginal (</w:t>
+        <w:t xml:space="preserve">in this study bundles sequencing platform, library preparation, recruitment site and country, clinical diagnostic ascertainment, and unmeasured dietary and lifestyle differences into a single categorical variable. A PERMANOVA or betadisper term for cohort therefore estimates the total compositional variance associated with study-of-origin, not a technical-batch-effect estimate specifically; no method here decomposes that total into technical and biological components. To assess how sensitive the cohort-versus-diagnosis variance disparity (Section 3.4) is to this composite structure, we repeated the marginal PERMANOVA and betadisper analyses on a subset restricted to three more technically comparable cohorts — Zhuang 2018, Ling 2020, and Zhu 2022, all Chinese, paired-end MiSeq 2×300bp, V3–V4 studies — while still differing in recruitment site, exact diagnostic procedure, and other unmeasured factors, so this subset is more comparable, not identical. This sensitivity used the same marginal (</w:t>
       </w:r>
       <w:r>
         <w:rPr>
@@ -1901,15 +1871,15 @@
         <w:t xml:space="preserve">by="margin"</w:t>
       </w:r>
       <w:r>
-        <w:t xml:space="preserve">) two-variable (cohort + diagnosis) PERMANOVA specification and 9,999 permutations as the main four-cohort model, restricted to binary AD/CN samples from the three cohorts (n=317), together with betadisper/permutest and pairwise post-hoc comparisons on the same subset.</w:t>
-      </w:r>
-    </w:p>
-    <w:p>
-      <w:pPr>
-        <w:pStyle w:val="BodyText"/>
-      </w:pPr>
-      <w:r>
-        <w:t xml:space="preserve">To further quantify the degree to which cohort-specific information is retained in the preprocessed feature space, we trained a logistic regression classifier (one-vs-rest, stratified 5-fold CV) to predict cohort identity from the CLR-transformed features across all 509 samples. The macro-AUC for cohort prediction provides a complementary measure of cohort separability.</w:t>
+        <w:t xml:space="preserve">) two-variable PERMANOVA specification and 9,999 permutations as the main four-cohort model, restricted to binary AD/CN samples from the three cohorts (n=317), with betadisper/permutest and pairwise post-hoc comparisons on the same subset.</w:t>
+      </w:r>
+    </w:p>
+    <w:p>
+      <w:pPr>
+        <w:pStyle w:val="BodyText"/>
+      </w:pPr>
+      <w:r>
+        <w:t xml:space="preserve">To further quantify how much cohort-specific information is retained in the preprocessed feature space, we trained a logistic regression classifier (one-vs-rest, stratified 5-fold CV) to predict cohort identity from the CLR-transformed features across all 509 samples; the macro-AUC provides a complementary measure of cohort separability.</w:t>
       </w:r>
     </w:p>
     <w:bookmarkEnd w:id="19"/>
@@ -1927,7 +1897,7 @@
         <w:pStyle w:val="FirstParagraph"/>
       </w:pPr>
       <w:r>
-        <w:t xml:space="preserve">We evaluated one count-based batch-correction method (ComBat-seq) and one microbiome-specific meta-analysis framework (MMUPHin), applying each with cohort identity as the batch variable, under two distinct designs that differ in whether diagnosis (disease-label) information is supplied during correction. Both designs are</w:t>
+        <w:t xml:space="preserve">We evaluated one count-based batch-correction method (ComBat-seq) and one microbiome-specific meta-analysis framework (MMUPHin), each with cohort identity as the batch variable, under two designs differing in whether diagnosis information is supplied during correction. Both designs are</w:t>
       </w:r>
       <w:r>
         <w:t xml:space="preserve"> </w:t>
@@ -1940,7 +1910,7 @@
         <w:t xml:space="preserve">transductive</w:t>
       </w:r>
       <w:r>
-        <w:t xml:space="preserve">: both methods estimate batch-effect parameters jointly across every sample being corrected — including, in the downstream LOCO evaluation, the eventual held-out test cohort’s own feature values and cohort membership. Neither design is prospective or inductive (i.e., neither defines a transformation that could be applied to a genuinely new, unseen patient without refitting); they differ only in whether the target cohort’s diagnosis labels are additionally used.</w:t>
+        <w:t xml:space="preserve">: both methods estimate batch-effect parameters jointly across every sample being corrected — including, in the downstream LOCO evaluation, the eventual held-out test cohort’s own feature values and cohort membership. Neither is prospective or inductive (neither defines a transformation applicable to a genuinely new, unseen patient without refitting); they differ only in whether the target cohort’s diagnosis labels are additionally used.</w:t>
       </w:r>
     </w:p>
     <w:p>
@@ -1958,7 +1928,7 @@
         <w:t xml:space="preserve"> </w:t>
       </w:r>
       <w:r>
-        <w:t xml:space="preserve">ComBat-seq (Zhang et al., 2020) was run on raw genus-level count matrices (genera × samples, four labeled cohorts only) with</w:t>
+        <w:t xml:space="preserve">ComBat-seq (Zhang et al., 2020) was run on raw genus-level count matrices (genera × samples, four labeled cohorts) with</w:t>
       </w:r>
       <w:r>
         <w:t xml:space="preserve"> </w:t>
@@ -1973,7 +1943,7 @@
         <w:t xml:space="preserve"> </w:t>
       </w:r>
       <w:r>
-        <w:t xml:space="preserve">— no diagnosis information of any kind is supplied. MMUPHin v1.15 (Ma et al., 2022) was run on relative-abundance profiles from the four labeled cohorts with</w:t>
+        <w:t xml:space="preserve">— no diagnosis information supplied. MMUPHin v1.15 (Ma et al., 2022) was run on relative-abundance profiles with</w:t>
       </w:r>
       <w:r>
         <w:t xml:space="preserve"> </w:t>
@@ -1985,10 +1955,7 @@
         <w:t xml:space="preserve">batch = cohort</w:t>
       </w:r>
       <w:r>
-        <w:t xml:space="preserve"> </w:t>
-      </w:r>
-      <w:r>
-        <w:t xml:space="preserve">and</w:t>
+        <w:t xml:space="preserve">,</w:t>
       </w:r>
       <w:r>
         <w:t xml:space="preserve"> </w:t>
@@ -2000,7 +1967,7 @@
         <w:t xml:space="preserve">covariates = NULL</w:t>
       </w:r>
       <w:r>
-        <w:t xml:space="preserve">; the metadata object supplied to</w:t>
+        <w:t xml:space="preserve">; the metadata object given to</w:t>
       </w:r>
       <w:r>
         <w:t xml:space="preserve"> </w:t>
@@ -2015,7 +1982,7 @@
         <w:t xml:space="preserve"> </w:t>
       </w:r>
       <w:r>
-        <w:t xml:space="preserve">did not include a diagnosis column at all. In both cases, cohort identity and every sample’s own raw feature values are used (this is what makes the design transductive), but no sample’s true AD/CN label is ever used during correction. Corrected count tables (ComBat-seq) or relative abundances (MMUPHin) were CLR-transformed using the same multiplicative zero-replacement procedure described in Section 2.3.</w:t>
+        <w:t xml:space="preserve">included no diagnosis column. Both use cohort identity and every sample’s own raw feature values (making the design transductive) but never a true AD/CN label. Corrected tables were CLR-transformed using the zero-replacement procedure of Section 2.3.</w:t>
       </w:r>
     </w:p>
     <w:p>
@@ -2033,7 +2000,7 @@
         <w:t xml:space="preserve"> </w:t>
       </w:r>
       <w:r>
-        <w:t xml:space="preserve">The same two methods were additionally run with</w:t>
+        <w:t xml:space="preserve">The same methods were additionally run with</w:t>
       </w:r>
       <w:r>
         <w:t xml:space="preserve"> </w:t>
@@ -2063,51 +2030,15 @@
         <w:t xml:space="preserve"> </w:t>
       </w:r>
       <w:r>
-        <w:t xml:space="preserve">(MMUPHin) — i.e., using every sample’s own true diagnosis label, for all four labeled cohorts jointly, including the sample’s own held-out-cohort membership in the eventual LOCO evaluation. This design cannot estimate prospective external-validation performance, because the correction step is fit using every sample’s own diagnosis label, including test-cohort samples. We retain this analysis only as an exploratory label-informed transductive sensitivity analysis. Because correction uses the true diagnosis labels of the eventual test-cohort samples, these results cannot estimate prospective external-validation performance and are not interpreted as a performance bound: access to test labels during correction can improve or worsen downstream classifier performance, so this design is not mathematically guaranteed to represent an upper or lower bound on what label-blind correction could achieve.</w:t>
-      </w:r>
-    </w:p>
-    <w:p>
-      <w:pPr>
-        <w:pStyle w:val="BodyText"/>
-      </w:pPr>
-      <w:r>
-        <w:t xml:space="preserve">After each correction, the LOCO generalization experiment (Section 2.5) was repeated on the corresponding batch-corrected CLR matrices, and within-cohort AUC on corrected data was re-computed under the same nested-CV procedure as Section 2.4. Because Design 2’s correction step is explicitly told each sample’s own diagnosis label as part of a global, jointly-fit model, a within-cohort AUC measured on Design-2-corrected features cannot be used to argue that</w:t>
-      </w:r>
-      <w:r>
-        <w:t xml:space="preserve"> </w:t>
-      </w:r>
-      <w:r>
-        <w:t xml:space="preserve">“genuine”</w:t>
-      </w:r>
-      <w:r>
-        <w:t xml:space="preserve"> </w:t>
-      </w:r>
-      <w:r>
-        <w:t xml:space="preserve">disease-associated biological signal survived correction independent of that label information — some or all of any preserved within-cohort separability could instead be an artifact of the correction algorithm’s own label-preservation mechanism (</w:t>
-      </w:r>
-      <w:r>
-        <w:rPr>
-          <w:rStyle w:val="VerbatimChar"/>
-        </w:rPr>
-        <w:t xml:space="preserve">full_mod=TRUE</w:t>
-      </w:r>
-      <w:r>
-        <w:t xml:space="preserve"> </w:t>
-      </w:r>
-      <w:r>
-        <w:t xml:space="preserve">/</w:t>
-      </w:r>
-      <w:r>
-        <w:t xml:space="preserve"> </w:t>
-      </w:r>
-      <w:r>
-        <w:rPr>
-          <w:rStyle w:val="VerbatimChar"/>
-        </w:rPr>
-        <w:t xml:space="preserve">covariates="diagnosis"</w:t>
-      </w:r>
-      <w:r>
-        <w:t xml:space="preserve">) rather than evidence about biology. This caveat does not apply to Design 1, whose within-cohort AUC on corrected data is not confounded by label use during correction, though it remains a transductive (not prospective) result like the LOCO evaluation itself.</w:t>
+        <w:t xml:space="preserve">(MMUPHin), using every sample’s own true diagnosis label — including the eventual held-out-cohort’s labels in the LOCO evaluation. Because correction is fit using test-cohort samples’ own diagnosis labels, this design cannot estimate prospective external-validation performance and is retained only as an exploratory sensitivity analysis, not as a performance bound: access to test labels during correction can improve or worsen downstream classifier performance, so it is not mathematically guaranteed to bound what label-blind correction could achieve.</w:t>
+      </w:r>
+    </w:p>
+    <w:p>
+      <w:pPr>
+        <w:pStyle w:val="BodyText"/>
+      </w:pPr>
+      <w:r>
+        <w:t xml:space="preserve">After each correction, the LOCO experiment (Section 2.5) was repeated on the corresponding batch-corrected CLR matrices, and within-cohort AUC was re-computed under the same nested-CV procedure as Section 2.4. Because Design 2’s correction step is explicitly given each sample’s own diagnosis label as part of a jointly-fit model, within-cohort AUC on Design-2-corrected features cannot be used to argue that disease-associated biological signal survived correction independent of that label information — preserved separability could instead reflect the correction algorithm’s own label-preservation mechanism rather than biology. This caveat does not apply to Design 1, whose within-cohort AUC is not label-confounded, though it remains transductive like the LOCO evaluation itself.</w:t>
       </w:r>
     </w:p>
     <w:bookmarkEnd w:id="20"/>
@@ -2125,21 +2056,21 @@
         <w:pStyle w:val="FirstParagraph"/>
       </w:pPr>
       <w:r>
-        <w:t xml:space="preserve">To identify which genera drove predictions in each cohort and whether these features were consistent across cohorts, we computed SHapley Additive exPlanations (SHAP) values (Lundberg and Lee, 2017) using an out-of-fold (OOF) procedure to avoid the in-sample overfitting bias that arises when SHAP values are computed on the same data used to fit the model.</w:t>
-      </w:r>
-    </w:p>
-    <w:p>
-      <w:pPr>
-        <w:pStyle w:val="BodyText"/>
-      </w:pPr>
-      <w:r>
-        <w:t xml:space="preserve">For each labeled cohort, SHAP values were computed using the same 10-fold outer CV structure used for AUC estimation (Section 2.4). In each fold, the classifier was trained on the 9 training folds; SHAP values were then computed for the held-out fold using the training fold as the SHAP background distribution. For logistic regression, shap.LinearExplainer was used with the training-fold data as background (feature_perturbation=</w:t>
+        <w:t xml:space="preserve">To identify which genera drove predictions in each cohort and whether these features were consistent across cohorts, we computed SHapley Additive exPlanations (SHAP) values (Lundberg and Lee, 2017) using an out-of-fold (OOF) procedure to avoid the in-sample overfitting bias of computing SHAP on the same data used to fit the model.</w:t>
+      </w:r>
+    </w:p>
+    <w:p>
+      <w:pPr>
+        <w:pStyle w:val="BodyText"/>
+      </w:pPr>
+      <w:r>
+        <w:t xml:space="preserve">For each labeled cohort, SHAP values were computed using the same 10-fold outer CV structure as AUC estimation (Section 2.4): in each fold, the classifier was trained on the 9 training folds, and SHAP values were computed for the held-out fold using the training fold as background. For logistic regression, shap.LinearExplainer was used with the training fold as background (feature_perturbation=</w:t>
       </w:r>
       <w:r>
         <w:t xml:space="preserve">“interventional”</w:t>
       </w:r>
       <w:r>
-        <w:t xml:space="preserve">), and the held-out fold as the evaluation set; this ensures the mean SHAP value over the evaluation set is not algebraically forced to zero (as would occur if background and evaluation sets were identical). For LightGBM, shap.TreeExplainer was used (check_additivity=False) with the same OOF structure. SHAP values were aggregated across all 10 folds: the mean absolute SHAP value per genus (|SHAP|) was used as the importance metric for both models, and is not affected by the direction issue described below.</w:t>
+        <w:t xml:space="preserve">) and the held-out fold as the evaluation set, ensuring the mean SHAP value is not algebraically forced to zero. For LightGBM, shap.TreeExplainer was used (check_additivity=False) with the same OOF structure. Values were aggregated across all 10 folds; mean absolute SHAP value per genus (|SHAP|) was used as the importance metric for both models and is unaffected by the direction issue below.</w:t>
       </w:r>
     </w:p>
     <w:p>
@@ -2157,7 +2088,7 @@
         <w:t xml:space="preserve"> </w:t>
       </w:r>
       <w:r>
-        <w:t xml:space="preserve">For a linear model evaluated with</w:t>
+        <w:t xml:space="preserve">For a linear model under</w:t>
       </w:r>
       <w:r>
         <w:t xml:space="preserve"> </w:t>
@@ -2172,7 +2103,7 @@
         <w:t xml:space="preserve"> </w:t>
       </w:r>
       <w:r>
-        <w:t xml:space="preserve">under interventional feature perturbation, the SHAP value for feature</w:t>
+        <w:t xml:space="preserve">with interventional perturbation, the SHAP value for feature</w:t>
       </w:r>
       <w:r>
         <w:t xml:space="preserve"> </w:t>
@@ -2298,7 +2229,7 @@
         </m:r>
       </m:oMath>
       <w:r>
-        <w:t xml:space="preserve">, so the mean signed SHAP value over an evaluation set is approximately</w:t>
+        <w:t xml:space="preserve">, so mean signed SHAP over an evaluation set is approximately</w:t>
       </w:r>
       <w:r>
         <w:t xml:space="preserve"> </w:t>
@@ -2429,23 +2360,78 @@
         <w:t xml:space="preserve"> </w:t>
       </w:r>
       <w:r>
-        <w:t xml:space="preserve">— a quantity that depends on both the fitted coefficient</w:t>
-      </w:r>
-      <w:r>
-        <w:t xml:space="preserve"> </w:t>
+        <w:t xml:space="preserve">— depending on both the fitted coefficient and the mean-abundance difference between evaluation and background sets, not coefficient sign alone. Within a cohort’s own OOF folds this difference is close to sampling noise, but for cross-cohort (LOCO) SHAP the background (N−1 training cohorts) and evaluation set (held-out cohort) come from systematically different populations by construction — the same compositional difference PERMANOVA quantifies in Section 2.6 — so mean signed LOCO SHAP is confounded with raw cross-cohort abundance differences rather than reflecting the model’s direction. Mean signed SHAP is accordingly not used anywhere in this paper as a global, cross-cohort direction or biological-association statistic.</w:t>
+      </w:r>
+    </w:p>
+    <w:p>
+      <w:pPr>
+        <w:pStyle w:val="BodyText"/>
+      </w:pPr>
+      <w:r>
+        <w:rPr>
+          <w:b/>
+          <w:bCs/>
+        </w:rPr>
+        <w:t xml:space="preserve">Coefficient-based direction and stability (logistic regression only).</w:t>
+      </w:r>
+      <w:r>
+        <w:t xml:space="preserve"> </w:t>
+      </w:r>
+      <w:r>
+        <w:t xml:space="preserve">For logistic regression, direction is instead defined from the fitted model’s own coefficient. In each of the 10 outer OOF folds per cohort, each genus’s coefficient sign was recorded. A genus’s direction in a cohort was</w:t>
+      </w:r>
+      <w:r>
+        <w:t xml:space="preserve"> </w:t>
+      </w:r>
+      <w:r>
+        <w:rPr>
+          <w:b/>
+          <w:bCs/>
+        </w:rPr>
+        <w:t xml:space="preserve">stable</w:t>
+      </w:r>
+      <w:r>
+        <w:t xml:space="preserve"> </w:t>
+      </w:r>
+      <w:r>
+        <w:t xml:space="preserve">— positive or negative — if the coefficient carried that sign in at least 8 of 10 outer folds (specified before any results were examined); an exactly-zero coefficient counted toward neither. A genus met the</w:t>
+      </w:r>
+      <w:r>
+        <w:t xml:space="preserve"> </w:t>
+      </w:r>
+      <w:r>
+        <w:rPr>
+          <w:b/>
+          <w:bCs/>
+        </w:rPr>
+        <w:t xml:space="preserve">descriptive coefficient-sign-stability screen</w:t>
+      </w:r>
+      <w:r>
+        <w:t xml:space="preserve"> </w:t>
+      </w:r>
+      <w:r>
+        <w:t xml:space="preserve">only if it (a) appeared in the top-20 OOF mean-|SHAP| ranking in ≥2 cohorts, (b) had a stable positive coefficient in ≥1 of those cohorts, and (c) a stable negative coefficient in ≥1 other — a conservative definition relative to a naive sign check on mean SHAP, since it requires the direction to be reproducible across most of the 10 outer folds, not merely to differ in one pooled mean-SHAP sign. We treat this screen as descriptive, not a formal hypothesis test: the 10 outer-CV folds within a cohort share substantially overlapping training data, so fold-level coefficient signs are not independent statistical replications, and no multiplicity-adjusted p-value is assigned to any taxon. LightGBM is a tree ensemble with no single coefficient-like, globally monotonic direction, and its SHAP-genus relationships may be nonlinear; no direction or stability screen is therefore applied to LightGBM anywhere in this paper — its results are limited to OOF mean-|SHAP| importance and the top-feature-overlap/Jaccard analysis below, neither of which requires a direction assignment.</w:t>
+      </w:r>
+    </w:p>
+    <w:p>
+      <w:pPr>
+        <w:pStyle w:val="BodyText"/>
+      </w:pPr>
+      <w:r>
+        <w:t xml:space="preserve">For LOCO analyses, SHAP values were computed on the held-out test cohort from each LOCO-trained model, with the three-cohort training pool as background, and are used only as a feature-</w:t>
       </w:r>
       <w:r>
         <w:rPr>
           <w:i/>
           <w:iCs/>
         </w:rPr>
-        <w:t xml:space="preserve">and</w:t>
-      </w:r>
-      <w:r>
-        <w:t xml:space="preserve"> </w:t>
-      </w:r>
-      <w:r>
-        <w:t xml:space="preserve">the mean-abundance difference between the evaluation set and whichever background set was chosen, not on the coefficient sign alone. Within a single cohort’s own OOF folds this background-vs-eval difference is close to sampling noise (both come from the same cohort), but it is not zero, and for cross-cohort (LOCO) SHAP the background (the N−1 training cohorts) and evaluation set (the held-out cohort) come from systematically different populations by construction — exactly the compositional difference quantified by PERMANOVA in Section 2.6 — so mean signed LOCO SHAP is confounded with raw cross-cohort abundance differences rather than reflecting the fitted model’s direction. For this reason, mean signed SHAP is not used anywhere in this paper as a global, cross-cohort direction or biological-association statistic.</w:t>
+        <w:t xml:space="preserve">importance</w:t>
+      </w:r>
+      <w:r>
+        <w:t xml:space="preserve"> </w:t>
+      </w:r>
+      <w:r>
+        <w:t xml:space="preserve">ranking (mean |SHAP|); consistent with the confound above, no cross-cohort AD/CN direction is assigned to LOCO SHAP for either model.</w:t>
       </w:r>
     </w:p>
     <w:p>
@@ -2457,110 +2443,13 @@
           <w:b/>
           <w:bCs/>
         </w:rPr>
-        <w:t xml:space="preserve">Coefficient-based direction and stability (logistic regression only).</w:t>
-      </w:r>
-      <w:r>
-        <w:t xml:space="preserve"> </w:t>
-      </w:r>
-      <w:r>
-        <w:t xml:space="preserve">For logistic regression, direction is instead defined from the fitted model’s own coefficient. In each of the 10 outer OOF folds per cohort, the coefficient for every genus was recorded, together with its sign. A genus’s direction in a given cohort was called</w:t>
-      </w:r>
-      <w:r>
-        <w:t xml:space="preserve"> </w:t>
-      </w:r>
-      <w:r>
-        <w:rPr>
-          <w:b/>
-          <w:bCs/>
-        </w:rPr>
-        <w:t xml:space="preserve">stable</w:t>
-      </w:r>
-      <w:r>
-        <w:t xml:space="preserve"> </w:t>
-      </w:r>
-      <w:r>
-        <w:t xml:space="preserve">— positive or negative — if the coefficient carried that sign in at least 8 of the 10 outer folds (a threshold specified before any results were examined); a coefficient of exactly zero counted toward neither direction. A genus was classified as meeting this</w:t>
-      </w:r>
-      <w:r>
-        <w:t xml:space="preserve"> </w:t>
-      </w:r>
-      <w:r>
-        <w:rPr>
-          <w:b/>
-          <w:bCs/>
-        </w:rPr>
-        <w:t xml:space="preserve">descriptive coefficient-sign-stability screen</w:t>
-      </w:r>
-      <w:r>
-        <w:t xml:space="preserve"> </w:t>
-      </w:r>
-      <w:r>
-        <w:t xml:space="preserve">only if it (a) appeared in the top-20 OOF mean-|SHAP| ranking in at least two cohorts, (b) had a stable positive coefficient in at least one of those cohorts, and (c) had a stable negative coefficient in at least one other. This is a conservative definition relative to a naive sign check on mean SHAP, because it requires the direction to be reproducible across most of the 10 outer folds within each cohort, not merely to differ in its single pooled mean-SHAP sign.</w:t>
-      </w:r>
-      <w:r>
-        <w:t xml:space="preserve"> </w:t>
-      </w:r>
-      <w:r>
-        <w:rPr>
-          <w:b/>
-          <w:bCs/>
-        </w:rPr>
-        <w:t xml:space="preserve">We treat this screen as descriptive, not as a formal hypothesis test: the 10 outer-CV folds within a cohort share substantially overlapping training data (each fold trains on the same 9/10 of that cohort’s samples), so fold-level coefficient signs are not independent statistical replications, and no multiplicity-adjusted p-value is assigned to any individual taxon.</w:t>
-      </w:r>
-      <w:r>
-        <w:t xml:space="preserve"> </w:t>
-      </w:r>
-      <w:r>
-        <w:rPr>
-          <w:b/>
-          <w:bCs/>
-        </w:rPr>
-        <w:t xml:space="preserve">LightGBM is a tree ensemble with no single coefficient-like, globally monotonic direction, and its SHAP feature-genus relationships may be nonlinear or non-monotonic; no coefficient-based (or any other) global direction or stability screen is therefore applied to LightGBM anywhere in this paper.</w:t>
-      </w:r>
-      <w:r>
-        <w:t xml:space="preserve"> </w:t>
-      </w:r>
-      <w:r>
-        <w:t xml:space="preserve">LightGBM results are limited to OOF mean-|SHAP| feature importance and the top-feature-overlap/Jaccard analysis below, which do not require a direction assignment.</w:t>
-      </w:r>
-    </w:p>
-    <w:p>
-      <w:pPr>
-        <w:pStyle w:val="BodyText"/>
-      </w:pPr>
-      <w:r>
-        <w:t xml:space="preserve">For LOCO analyses, SHAP values were computed on the held-out test cohort from each LOCO-trained model, with the three-cohort training pool as the SHAP background, and are reported and used only as a feature-</w:t>
-      </w:r>
-      <w:r>
-        <w:rPr>
-          <w:i/>
-          <w:iCs/>
-        </w:rPr>
-        <w:t xml:space="preserve">importance</w:t>
-      </w:r>
-      <w:r>
-        <w:t xml:space="preserve"> </w:t>
-      </w:r>
-      <w:r>
-        <w:t xml:space="preserve">ranking (mean |SHAP|); consistent with the confound described above, no cross-cohort AD/CN direction is assigned to LOCO SHAP values for either model.</w:t>
-      </w:r>
-    </w:p>
-    <w:p>
-      <w:pPr>
-        <w:pStyle w:val="BodyText"/>
-      </w:pPr>
-      <w:r>
-        <w:rPr>
-          <w:b/>
-          <w:bCs/>
-        </w:rPr>
         <w:t xml:space="preserve">Cross-cohort taxonomic overlap.</w:t>
       </w:r>
       <w:r>
         <w:t xml:space="preserve"> </w:t>
       </w:r>
       <w:r>
-        <w:t xml:space="preserve">Pairwise taxonomic overlap between cohorts was quantified using Jaccard similarity on the top-N SHAP genera (N ∈ {10, 20, 50}); N=20 is the primary threshold. The statistic actually reported is the mean of the six unique pairwise Jaccard values among the four labeled cohorts’ top-N sets (</w:t>
+        <w:t xml:space="preserve">Pairwise taxonomic overlap was quantified using Jaccard similarity on the top-N SHAP genera (N ∈ {10, 20, 50}; N=20 primary). The reported statistic is the mean of the six unique pairwise Jaccard values among the four labeled cohorts’ top-N sets (</w:t>
       </w:r>
       <m:oMath>
         <m:d>
@@ -2599,10 +2488,7 @@
         </m:r>
       </m:oMath>
       <w:r>
-        <w:t xml:space="preserve"> </w:t>
-      </w:r>
-      <w:r>
-        <w:t xml:space="preserve">pairs). Two null distributions are reported. The primary, matched-statistic null was constructed to match the observed statistic’s own construction exactly: in each of 100,000 replicates, four independent random top-N gene sets were drawn (without replacement) from the full, shared 396-genus pool, and the same six unique pairwise Jaccard similarities among those four random sets were averaged to produce one null replicate. The empirical one-sided p-value was computed as</w:t>
+        <w:t xml:space="preserve">). Two null distributions are reported. The primary, matched-statistic null mirrors the observed statistic’s construction exactly: in each of 100,000 replicates, four independent random top-N gene sets were drawn (without replacement) from the shared 396-genus pool, and the same six pairwise Jaccard similarities were averaged. Empirical one-sided p =</w:t>
       </w:r>
       <w:r>
         <w:t xml:space="preserve"> </w:t>
@@ -2728,7 +2614,7 @@
         <w:pStyle w:val="BodyText"/>
       </w:pPr>
       <w:r>
-        <w:t xml:space="preserve">A second, prevalence-restricted null addresses a limitation of drawing from the shared 396-genus pool: per-cohort genus prevalence varies substantially (e.g., Kazakhstan alone reaches ≥20% prevalence for 356 of 396 genera, versus 115–131 for the three MiSeq cohorts), so a genus essentially absent from a given cohort could still be drawn into that cohort’s random comparison set under the shared-pool null. For this sensitivity analysis, each cohort’s own top-N ranking and its random draws were both restricted to genera reaching ≥20% prevalence within that specific cohort’s own AD/CN-labeled samples — a per-cohort eligible universe rather than the shared pool — with 100,000 replicates per (model, N) combination and every cohort confirmed to have at least N eligible genera before running (no adaptation of N was required for N∈{10,20,50}). We report both nulls and do not assume that significance under the shared-pool null implies significance under the prevalence-restricted null, or vice versa. A genus was classified as a directional flip using the coefficient-stability criterion above, not from this overlap analysis.</w:t>
+        <w:t xml:space="preserve">A second, prevalence-restricted null addresses a limitation of the shared pool: per-cohort genus prevalence varies substantially (e.g., Kazakhstan reaches ≥20% prevalence for 356/396 genera, versus 115–131 for the three MiSeq cohorts), so a genus nearly absent from a cohort could still be drawn into that cohort’s comparison set under the shared-pool null. Here, each cohort’s top-N ranking and random draws were both restricted to genera reaching ≥20% prevalence within that cohort’s own AD/CN-labeled samples, with 100,000 replicates per (model, N) and every cohort confirmed to have ≥N eligible genera. We report both nulls without assuming significance under one implies significance under the other. Directional flips are classified using the coefficient-stability criterion above, not this overlap analysis.</w:t>
       </w:r>
     </w:p>
     <w:bookmarkEnd w:id="21"/>
@@ -2764,7 +2650,7 @@
         <w:pStyle w:val="FirstParagraph"/>
       </w:pPr>
       <w:r>
-        <w:t xml:space="preserve">DADA2 preprocessing (Section 2.2) was run using DADA2 v1.28 in R v4.3 and was not rerun for any analysis reported in this paper. The initial classifier, PERMANOVA, batch-correction, and SHAP analyses (Sections 2.4–2.8, excluding the additions described below) used scikit-learn v1.5, lightgbm v4, shap v0.51, pandas v2.x, and numpy v1.x in a conda environment (Python 3.11), and vegan v2.6, sva v3.50 (ComBat-seq), and MMUPHin v1.15 in R v4.3. Analyses added in response to peer review — the training-only feature-selection sensitivity, label-blind batch correction, SHAP coefficient-stability screen, the matched-statistic Jaccard null (Sections 2.5.1, 2.7, 2.8), the Zhu 2022 repeated-CV and permutation robustness analyses (Section 2.4.1), the paired within-cohort-vs-LOCO AUC-difference bootstrap (Section 2.5.2), the pairwise beta-dispersion and Chinese-MiSeq PERMANOVA sensitivity analyses (Section 2.6), and the prevalence-restricted Jaccard null (Section 2.8) — were executed in Python 3.11.15 (scikit-learn 1.5.2, lightgbm 4.6.0, shap 0.51.0, matching the original Python package versions) and R 4.5.1 (vegan 2.7.1, sva 3.58.0, MMUPHin 1.24.0, newer than the initial R environment, reflecting routine system updates over the course of this project). This mixed provenance — original DADA2/R4.3 preprocessing feeding a downstream analysis that combines an unchanged Python environment with an updated R4.5.1 environment — is disclosed here rather than described as a single uniform environment. Figures were generated with matplotlib v3.8 or v3.11 at 300 DPI.</w:t>
+        <w:t xml:space="preserve">DADA2 preprocessing (Section 2.2) was run using DADA2 v1.28 in R v4.3 and was not rerun for any analysis in this paper. The initial classifier, PERMANOVA, batch-correction, and SHAP analyses (Sections 2.4–2.8, excluding the peer-review additions below) used scikit-learn v1.5, lightgbm v4, shap v0.51, pandas v2.x, and numpy v1.x (Python 3.11), and vegan v2.6, sva v3.50 (ComBat-seq), and MMUPHin v1.15 in R v4.3. Analyses added in response to peer review — training-only feature-selection sensitivity, label-blind batch correction, SHAP coefficient-stability screen, matched-statistic Jaccard null (Sections 2.5.1, 2.7, 2.8), Zhu 2022 repeated-CV/permutation robustness (Section 2.4.1), paired within-cohort-vs-LOCO AUC-difference bootstrap (Section 2.5.2), pairwise beta-dispersion and Chinese-MiSeq PERMANOVA sensitivity (Section 2.6), and prevalence-restricted Jaccard null (Section 2.8) — were executed in Python 3.11.15 (scikit-learn 1.5.2, lightgbm 4.6.0, shap 0.51.0, matching the original package versions) and R 4.5.1 (vegan 2.7.1, sva 3.58.0, MMUPHin 1.24.0, newer than the initial R environment, reflecting routine system updates). This mixed provenance — original DADA2/R4.3 preprocessing feeding downstream analysis combining an unchanged Python environment with an updated R4.5.1 environment — is disclosed rather than described as uniform. Figures were generated with matplotlib v3.8 or v3.11 at 300 DPI.</w:t>
       </w:r>
     </w:p>
     <w:p>
@@ -2799,15 +2685,15 @@
         <w:pStyle w:val="FirstParagraph"/>
       </w:pPr>
       <w:r>
-        <w:t xml:space="preserve">Five cohorts comprising 599 deposited samples from three countries were assembled (Figure 1A; Table 1). After DADA2 processing and chimera removal, read retention rates varied substantially across cohorts (47.9%–78.3%; Supplementary Table S2), reflecting differences in sequencing platform, library preparation, and amplicon length. The Kazakhstan cohort (single-end, NovaSeq) had notably different quality dynamics compared to the paired-end MiSeq cohorts. SILVA v138.1 genus-level classification and cross-cohort union produced a unified feature matrix of 396 genera. The 90 blood microbiome (B_*) samples from Zhu 2022 were excluded prior to all analyses (Section 2.4), leaving a working dataset of 509 samples across five cohorts. After construction of the global 396-genus feature schema, multiplicative zero replacement and CLR transformation were applied independently to each of the 509 samples, at δ=0.65.</w:t>
-      </w:r>
-    </w:p>
-    <w:p>
-      <w:pPr>
-        <w:pStyle w:val="BodyText"/>
-      </w:pPr>
-      <w:r>
-        <w:t xml:space="preserve">For supervised classifier analyses (Phases 2–3 and 5–6), the Kim/KBASE 2022 cohort was excluded because per-sample diagnosis labels are IRB-restricted (Supplementary Note S1), leaving four labeled cohorts with a total of 401 samples for binary AD/CN analyses (86 Zhuang + 171 Ling + 60 Zhu fecal binary subset + 84 Kazakhstan; Zhu 2022 MCI samples excluded from binary analyses).</w:t>
+        <w:t xml:space="preserve">Five cohorts comprising 599 deposited samples from three countries were assembled (Figure 1A; Table 1). After DADA2 processing and chimera removal, read retention rates varied substantially across cohorts (47.9%–78.3%; Supplementary Table S2), reflecting differences in sequencing platform, library preparation, and amplicon length; the Kazakhstan cohort (single-end, NovaSeq) had notably different quality dynamics than the paired-end MiSeq cohorts. SILVA v138.1 genus-level classification and cross-cohort union produced a unified feature matrix of 396 genera. The 90 blood microbiome (B_*) samples from Zhu 2022 were excluded prior to all analyses (Section 2.4), leaving a working dataset of 509 samples across five cohorts. After construction of the global 396-genus feature schema, multiplicative zero replacement and CLR transformation were applied independently to each of the 509 samples, at δ=0.65.</w:t>
+      </w:r>
+    </w:p>
+    <w:p>
+      <w:pPr>
+        <w:pStyle w:val="BodyText"/>
+      </w:pPr>
+      <w:r>
+        <w:t xml:space="preserve">For supervised classifier analyses (Phases 2–3 and 5–6), the Kim/KBASE 2022 cohort was excluded because per-sample diagnosis labels are IRB-restricted (Supplementary Note S1), leaving four labeled cohorts totaling 401 samples for binary AD/CN analyses (86 Zhuang + 171 Ling + 60 Zhu fecal binary subset + 84 Kazakhstan; Zhu 2022 MCI samples excluded).</w:t>
       </w:r>
     </w:p>
     <w:bookmarkEnd w:id="25"/>
@@ -2825,15 +2711,15 @@
         <w:pStyle w:val="FirstParagraph"/>
       </w:pPr>
       <w:r>
-        <w:t xml:space="preserve">Within-cohort nested cross-validation yielded AUC-ROC values broadly consistent with those reported in the original publications (Figure 2; Table 2). Logistic regression achieved AUC-ROC of 0.633 [95% CI: 0.51–0.75] for Zhuang 2018, 0.865 [0.81–0.92] for Ling 2020, 0.998 [0.99–1.00] for Zhu 2022, and 0.766 [0.66–0.86] for Kazakhstan. LightGBM yielded similar values: 0.635 [0.52–0.75], 0.862 [0.80–0.91], 0.979 [0.94–1.00], and 0.694 [0.57–0.80] respectively.</w:t>
-      </w:r>
-    </w:p>
-    <w:p>
-      <w:pPr>
-        <w:pStyle w:val="BodyText"/>
-      </w:pPr>
-      <w:r>
-        <w:t xml:space="preserve">The near-perfect within-cohort AUC for Zhu 2022 fecal samples (logistic regression 0.998; LightGBM 0.979; n=60 binary) is notable given the small sample size (30 per class). With 10-fold CV on 60 samples, each test fold contains approximately six samples; fold-level AUC estimates can be unstable at this scale. PERMANOVA analysis (Section 3.4) reveals that diagnosis explains R²=0.094 of within-cohort compositional variance (F=6.01, p=0.0001), suggesting statistically detectable diagnosis-associated compositional differences in this cohort. However, the high AUC should be interpreted cautiously and the LOCO experiment (Section 3.3) provides a more informative assessment of how transferable this signal is.</w:t>
+        <w:t xml:space="preserve">Within-cohort nested cross-validation yielded AUC-ROC values broadly consistent with the original publications (Figure 2; Table 2). Logistic regression achieved AUC-ROC of 0.633 [95% CI: 0.51–0.75] for Zhuang 2018, 0.865 [0.81–0.92] for Ling 2020, 0.998 [0.99–1.00] for Zhu 2022, and 0.766 [0.66–0.86] for Kazakhstan. LightGBM yielded similar values: 0.635 [0.52–0.75], 0.862 [0.80–0.91], 0.979 [0.94–1.00], and 0.694 [0.57–0.80] respectively.</w:t>
+      </w:r>
+    </w:p>
+    <w:p>
+      <w:pPr>
+        <w:pStyle w:val="BodyText"/>
+      </w:pPr>
+      <w:r>
+        <w:t xml:space="preserve">The near-perfect within-cohort AUC for Zhu 2022 fecal samples (logistic regression 0.998; LightGBM 0.979; n=60 binary) is notable given the small sample size (30 per class): with 10-fold CV on 60 samples, each test fold contains ~6 samples, so fold-level AUC estimates can be unstable. PERMANOVA (Section 3.4) shows diagnosis explains R²=0.094 of within-cohort compositional variance (F=6.01, p=0.0001), a statistically detectable diagnosis-associated difference in this cohort. The high AUC should nonetheless be interpreted cautiously; the LOCO experiment (Section 3.3) provides a more informative assessment of transferability.</w:t>
       </w:r>
     </w:p>
     <w:p>
@@ -2851,7 +2737,7 @@
         <w:t xml:space="preserve"> </w:t>
       </w:r>
       <w:r>
-        <w:t xml:space="preserve">Repeating the strict training-only nested-CV partition 50 times under different pre-specified seeds gave a mean pooled-OOF AUC of 0.9955 (SD 0.0027, range 0.9889–0.9989) for logistic regression and 0.9760 (SD 0.0103, range 0.9378–0.9944) for LightGBM (Supplementary Table S8; Supplementary Figure S5) — closely matching the single-partition training-only values (0.9956 and 0.9700, respectively) and showing that the near-perfect AUC is not an artifact of one particular fold assignment. This is a fold-assignment stability check, not an independent replication of the underlying 60-participant sample, which is identical across all 50 repetitions. A complementary label-permutation test under the same strict training-only pipeline and fixed outer-fold partition (1,000 permutations; Section 2.4.1) produced a null AUC distribution centered near chance for both models (logistic regression: null mean 0.473, SD 0.102, 95% range [0.280, 0.673]; LightGBM: null mean 0.472, SD 0.109, 95% range [0.264, 0.688]) — well below the observed training-only single-partition values of 0.9956 and 0.9700 respectively (Supplementary Table S9; Supplementary Figure S5). No permutation among the 1,000 drawn reached the observed AUC for either model, giving an empirical p-value at the resolution floor for this permutation count (p = 1/1,001 ≈ 0.000999 for both models); we report this p-value at its actual resolution and do not interpret it as more precise than this floor.</w:t>
+        <w:t xml:space="preserve">Repeating the strict training-only nested-CV partition 50 times under different pre-specified seeds gave a mean pooled-OOF AUC of 0.9955 (SD 0.0027, range 0.9889–0.9989) for logistic regression and 0.9760 (SD 0.0103, range 0.9378–0.9944) for LightGBM (Supplementary Table S8; Supplementary Figure S5), closely matching the single-partition training-only values (0.9956 and 0.9700) and showing the near-perfect AUC is not an artifact of one fold assignment — a fold-assignment stability check, not independent replication, since the underlying 60 participants are identical across all 50 repetitions. A complementary label-permutation test under the same pipeline and fixed outer-fold partition (1,000 permutations) produced a null AUC distribution centered near chance for both models (logistic regression: mean 0.473, SD 0.102, 95% range [0.280, 0.673]; LightGBM: mean 0.472, SD 0.109, 95% range [0.264, 0.688]) — well below the observed values of 0.9956 and 0.9700 (Supplementary Table S9; Supplementary Figure S5). No permutation among the 1,000 reached the observed AUC for either model, giving an empirical p-value at the resolution floor for this permutation count (p = 1/1,001 ≈ 0.000999 for both), which we do not interpret as more precise than this floor.</w:t>
       </w:r>
     </w:p>
     <w:p>
@@ -4586,7 +4472,7 @@
         <w:pStyle w:val="BodyText"/>
       </w:pPr>
       <w:r>
-        <w:t xml:space="preserve">N=60 for Zhu 2022 binary analysis (30 AD + 30 CN fecal samples; MCI and blood samples excluded). Originally reported AUC values are approximate, derived from the primary publications using the best-performing classifier reported; direct numerical comparison is limited by differences in cohort subset, model type, and validation design. All 95% CIs in this table use the diagnosis-stratified, participant-level bootstrap described in Section 2.5.2 (10,000 replicates); see Section 2.5.2 for which other tables/figures in this paper use this same procedure versus the original 1,000-resample bootstrap.</w:t>
+        <w:t xml:space="preserve">N=60 for Zhu 2022 binary analysis (30 AD + 30 CN fecal samples; MCI and blood samples excluded). Originally reported AUC values are approximate, derived from the primary publications using the best-performing classifier reported; direct numerical comparison is limited by differences in cohort subset, model type, and validation design. All 95% CIs in this table use the diagnosis-stratified, participant-level bootstrap of Section 2.5.2 (10,000 replicates), which states which other tables/figures use this procedure versus the original 1,000-resample bootstrap.</w:t>
       </w:r>
     </w:p>
     <w:bookmarkEnd w:id="26"/>
@@ -4604,23 +4490,15 @@
         <w:pStyle w:val="FirstParagraph"/>
       </w:pPr>
       <w:r>
-        <w:t xml:space="preserve">LOCO cross-cohort AUC-ROC values revealed substantial and variable degradation in cross-cohort performance across all cohorts and model types (Figure 3A; Table 3). Mean LOCO AUC across the four cohorts was 0.640 for logistic regression and 0.647 for LightGBM—corresponding to mean drops of 0.176 and 0.146 AUC points respectively from within-cohort performance. One of eight model–cohort combinations produced LOCO AUC near chance: Zhuang 2018 with logistic regression (AUC=0.504 [0.38–0.63]).</w:t>
-      </w:r>
-    </w:p>
-    <w:p>
-      <w:pPr>
-        <w:pStyle w:val="BodyText"/>
-      </w:pPr>
-      <w:r>
-        <w:t xml:space="preserve">The largest absolute logistic regression AUC drop was observed for Kazakhstan (within-cohort 0.766 → LOCO 0.564, Δ=0.202). Zhu 2022 showed the largest LightGBM drop: within-cohort 0.979 → LOCO 0.758 (Δ=0.221); its logistic regression drop was also substantial (0.998 → 0.813, Δ=0.185). These results are consistent with LOCO models relying on predictive patterns learned from training cohorts that do not transfer fully to the held-out cohort, where cohort-specific compositional structure may contribute to within-cohort performance.</w:t>
-      </w:r>
-    </w:p>
-    <w:p>
-      <w:pPr>
-        <w:pStyle w:val="BodyText"/>
-      </w:pPr>
-      <w:r>
-        <w:t xml:space="preserve">Ling 2020 also experienced substantial LOCO collapse: logistic regression 0.865 → 0.678 (Δ=0.187); LightGBM 0.862 → 0.674 (Δ=0.188).</w:t>
+        <w:t xml:space="preserve">LOCO cross-cohort AUC-ROC values revealed substantial and variable degradation across all cohorts and model types (Figure 3A; Table 3). Mean LOCO AUC across the four cohorts was 0.640 for logistic regression and 0.647 for LightGBM — mean drops of 0.176 and 0.146 respectively from within-cohort performance. One of eight model–cohort combinations produced LOCO AUC near chance: Zhuang 2018 with logistic regression (AUC=0.504 [0.38–0.63]).</w:t>
+      </w:r>
+    </w:p>
+    <w:p>
+      <w:pPr>
+        <w:pStyle w:val="BodyText"/>
+      </w:pPr>
+      <w:r>
+        <w:t xml:space="preserve">The largest absolute logistic regression AUC drop was Kazakhstan (0.766 → 0.564, Δ=0.202). Zhu 2022 showed the largest LightGBM drop (0.979 → 0.758, Δ=0.221); its logistic regression drop was also substantial (0.998 → 0.813, Δ=0.185). These results are consistent with LOCO models relying on predictive patterns learned from training cohorts that do not transfer fully to the held-out cohort, where cohort-specific compositional structure may contribute to within-cohort performance. Ling 2020 also experienced substantial LOCO collapse: logistic regression 0.865 → 0.678 (Δ=0.187); LightGBM 0.862 → 0.674 (Δ=0.188).</w:t>
       </w:r>
     </w:p>
     <w:p>
@@ -4638,15 +4516,15 @@
         <w:t xml:space="preserve"> </w:t>
       </w:r>
       <w:r>
-        <w:t xml:space="preserve">A paired, diagnosis-stratified, participant-level bootstrap (10,000 replicates, identical resampled participants used for both AUC values in each replicate) was used to formally compare the within-cohort and LOCO AUC difference for each of the eight cohort–model pairs, rather than relying on non-overlap of independently computed confidence intervals, which is not a formal test of a nonzero difference. Five of eight pairs showed a 95% bootstrap CI on the delta that excluded zero: Ling 2020 (logistic regression Δ=0.187, 95% CI [0.10, 0.28]; LightGBM Δ=0.188, 95% CI [0.10, 0.28]), Zhu 2022 (logistic regression Δ=0.184, 95% CI [0.07, 0.31]; LightGBM Δ=0.221, 95% CI [0.11, 0.35]), and Kazakhstan logistic regression (Δ=0.201, 95% CI [0.04, 0.36]). The remaining three pairs — Zhuang 2018 logistic regression (Δ=0.129, 95% CI [−0.05, 0.30], proportion of bootstrap replicates with Δ≤0: 0.079), Zhuang 2018 LightGBM (Δ=0.070, 95% CI [−0.10, 0.24], proportion Δ≤0: 0.214), and Kazakhstan LightGBM (Δ=0.104, 95% CI [−0.05, 0.26], proportion Δ≤0: 0.092) — showed the same-signed (within-cohort higher) point estimate but a 95% CI that included zero, and are not formally significant under this test despite the directional pattern being consistent across all eight pairs. We report this honestly rather than treating all eight LOCO drops as equally well-supported: the aggregate pattern of reduced cross-cohort performance is robust, but three of the eight individual cohort–model comparisons do not reach formal statistical support at this sample size (full results in Supplementary Table S10).</w:t>
-      </w:r>
-    </w:p>
-    <w:p>
-      <w:pPr>
-        <w:pStyle w:val="BodyText"/>
-      </w:pPr>
-      <w:r>
-        <w:t xml:space="preserve">LOCO performance was heterogeneous across cohorts: Zhu 2022 achieved the highest LOCO AUC (logistic regression 0.813), while Zhuang 2018 collapsed to near chance. It should be noted that only one of the eight main model–cohort combinations fell to near chance, and five of eight exceeded 0.55; the results therefore demonstrate substantial and variable degradation rather than uniform failure.</w:t>
+        <w:t xml:space="preserve">A paired, diagnosis-stratified, participant-level bootstrap (10,000 replicates, identical resampled participants used for both AUC values in each replicate) formally compared the within-cohort and LOCO AUC difference for each of the eight cohort–model pairs, rather than relying on non-overlap of independently computed CIs, which is not a formal test of a nonzero difference. Five of eight pairs showed a 95% bootstrap CI on the delta excluding zero: Ling 2020 (logistic regression Δ=0.187, 95% CI [0.10, 0.28]; LightGBM Δ=0.188, 95% CI [0.10, 0.28]), Zhu 2022 (logistic regression Δ=0.184, 95% CI [0.07, 0.31]; LightGBM Δ=0.221, 95% CI [0.11, 0.35]), and Kazakhstan logistic regression (Δ=0.201, 95% CI [0.04, 0.36]). The remaining three — Zhuang 2018 logistic regression (Δ=0.129, 95% CI [−0.05, 0.30], proportion Δ≤0: 0.079), Zhuang 2018 LightGBM (Δ=0.070, 95% CI [−0.10, 0.24], proportion Δ≤0: 0.214), and Kazakhstan LightGBM (Δ=0.104, 95% CI [−0.05, 0.26], proportion Δ≤0: 0.092) — showed the same-signed (within-cohort higher) point estimate but a CI including zero, not formally significant despite the consistent direction across all eight pairs. The aggregate pattern of reduced cross-cohort performance is robust, but three of eight individual comparisons do not reach formal statistical support at this sample size (full results in Supplementary Table S10).</w:t>
+      </w:r>
+    </w:p>
+    <w:p>
+      <w:pPr>
+        <w:pStyle w:val="BodyText"/>
+      </w:pPr>
+      <w:r>
+        <w:t xml:space="preserve">LOCO performance was heterogeneous across cohorts: Zhu 2022 achieved the highest LOCO AUC (logistic regression 0.813), while Zhuang 2018 collapsed to near chance. Only one of eight main model–cohort combinations fell to near chance, and five of eight exceeded 0.55, so the results demonstrate substantial and variable degradation rather than uniform failure.</w:t>
       </w:r>
     </w:p>
     <w:p>
@@ -4664,7 +4542,7 @@
         <w:t xml:space="preserve"> </w:t>
       </w:r>
       <w:r>
-        <w:t xml:space="preserve">confirmed that generalization failure was not attributable to Kazakhstan, Zhuang 2018, or Ling 2020 individually (Supplementary Figure S3). When Kazakhstan was excluded and LOCO was performed on the three remaining Chinese cohorts, Zhuang 2018 remained near chance (LogReg 0.512, LightGBM 0.567), demonstrating that the generalization failure for Zhuang 2018 is not a Kazakhstan artifact. When Zhuang 2018 was excluded, LOCO on the remaining three cohorts still showed AUC values that were substantially below within-cohort baselines for Kazakhstan (LogReg 0.599, LightGBM 0.495). When Ling 2020 was excluded, Kazakhstan LOCO LogReg was 0.604. These sensitivity results confirm the robustness of the main finding across cohort compositions.</w:t>
+        <w:t xml:space="preserve">confirmed generalization failure was not attributable to Kazakhstan, Zhuang 2018, or Ling 2020 individually (Supplementary Figure S3). Excluding Kazakhstan and running LOCO on the three remaining Chinese cohorts, Zhuang 2018 remained near chance (LogReg 0.512, LightGBM 0.567), showing its generalization failure is not a Kazakhstan artifact. Excluding Zhuang 2018, LOCO on the remaining three still showed AUC substantially below within-cohort baseline for Kazakhstan (LogReg 0.599, LightGBM 0.495). Excluding Ling 2020, Kazakhstan LOCO LogReg was 0.604. These results confirm the robustness of the main finding across cohort compositions.</w:t>
       </w:r>
     </w:p>
     <w:p>
@@ -4682,7 +4560,7 @@
         <w:t xml:space="preserve"> </w:t>
       </w:r>
       <w:r>
-        <w:t xml:space="preserve">(Section 2.5.1) confirmed that this LOCO generalization-failure pattern is not an artifact of the global, all-cohort genus-selection step (Section 2.2). Re-deriving the retained genus set independently within each split — using only that split’s training-side samples, with the held-out cohort contributing zero information to feature selection — changed LOCO AUC by at most 0.066 in either direction (largest changes: Kazakhstan LightGBM 0.591→0.525, Δ=−0.066; Kazakhstan LogReg 0.564→0.609, Δ=+0.045; all other cohort–model combinations changed by ≤0.031). The retained genus count under strict training-only selection ranged from 150 (when Kazakhstan — a comparatively high-prevalence cohort for many genera — was excluded from feature selection during its own hold-out) to 373, versus 396 under the global rule, yet no cohort–model combination changed its qualitative classification (near-chance, intermediate, or robust). Within-cohort nested-CV AUC under training-only selection likewise moved by −0.083 to +0.038 (Supplementary Table S4). We conclude that the global feature-selection design in the main analysis, while a genuine methodological limitation in principle, did not materially inflate or deflate the magnitude of the reported cross-cohort generalization failure.</w:t>
+        <w:t xml:space="preserve">(Section 2.5.1) confirmed this LOCO generalization-failure pattern is not an artifact of the global, all-cohort genus-selection step (Section 2.2). Re-deriving the retained genus set independently within each split — using only that split’s training-side samples, with the held-out cohort contributing zero information — changed LOCO AUC by at most 0.066 in either direction (largest: Kazakhstan LightGBM 0.591→0.525, Δ=−0.066; Kazakhstan LogReg 0.564→0.609, Δ=+0.045; all others ≤0.031). Retained genus count under strict training-only selection ranged from 150 (Kazakhstan, a comparatively high-prevalence cohort for many genera, excluded from feature selection during its own hold-out) to 373, versus 396 under the global rule, yet no cohort–model combination changed its qualitative classification. Within-cohort nested-CV AUC under training-only selection likewise moved by −0.083 to +0.038 (Supplementary Table S4). The global feature-selection design, while a genuine methodological limitation in principle, did not materially inflate or deflate the magnitude of the reported cross-cohort generalization failure.</w:t>
       </w:r>
     </w:p>
     <w:p>
@@ -5515,15 +5393,15 @@
         <w:pStyle w:val="BodyText"/>
       </w:pPr>
       <w:r>
-        <w:t xml:space="preserve">Paired-bootstrap formal significance for the AUC drop (Section 2.5.2; Supplementary Table S10): significant (95% CI on Δ excludes 0) for Ling 2020 (both models), Zhu 2022 (both models), and Kazakhstan LogReg; not significant at this sample size for Zhuang 2018 (both models) or Kazakhstan LGBM, despite all eight pairs showing the same-signed drop.</w:t>
-      </w:r>
-    </w:p>
-    <w:p>
-      <w:pPr>
-        <w:pStyle w:val="BodyText"/>
-      </w:pPr>
-      <w:r>
-        <w:t xml:space="preserve">Pairwise single-cohort transfer AUC values (Figure 3B–C; Supplementary Table S1) ranged from 0.54 to 0.88 for logistic regression. The highest pairwise AUC was Ling 2020 → Zhu 2022 (logistic regression AUC=0.88), reflecting transfer between two large Chinese fecal cohorts with overlapping compositional structure. Kazakhstan → Ling 2020 also transferred reasonably (logistic regression AUC=0.74). Most other pairwise AUCs clustered between 0.54 and 0.70, consistent with the overall pattern of limited cross-cohort transferability.</w:t>
+        <w:t xml:space="preserve">Paired-bootstrap significance for the AUC drop (Section 2.5.2; Supplementary Table S10) matches the pattern above: significant for Ling 2020 and Zhu 2022 (both models) and Kazakhstan LogReg; not significant for Zhuang 2018 (both models) or Kazakhstan LGBM.</w:t>
+      </w:r>
+    </w:p>
+    <w:p>
+      <w:pPr>
+        <w:pStyle w:val="BodyText"/>
+      </w:pPr>
+      <w:r>
+        <w:t xml:space="preserve">Pairwise single-cohort transfer AUC values (Figure 3B–C; Supplementary Table S1) ranged from 0.54 to 0.88 for logistic regression. The highest was Ling 2020 → Zhu 2022 (AUC=0.88), reflecting transfer between two large Chinese fecal cohorts with overlapping compositional structure; Kazakhstan → Ling 2020 also transferred reasonably (AUC=0.74). Most other pairwise AUCs clustered between 0.54 and 0.70, consistent with limited cross-cohort transferability overall.</w:t>
       </w:r>
     </w:p>
     <w:bookmarkEnd w:id="27"/>
@@ -5541,7 +5419,7 @@
         <w:pStyle w:val="FirstParagraph"/>
       </w:pPr>
       <w:r>
-        <w:t xml:space="preserve">PERMANOVA on Aitchison distance across all five cohorts showed that cohort identity explained 19.3% of total compositional variance (R²=0.193, F=30.13, p=0.0001, 9,999 permutations; Figure 4A). On Bray-Curtis dissimilarity, the cohort R² was 0.136 (F=19.80, p=0.0001). The cohort effect was substantially larger than disease signal: in a marginal two-variable model restricted to the four labeled cohorts (n=401), cohort (marginal) explained R²=0.172 (F=28.03, p=0.0001) versus diagnosis (marginal) R²=0.014 (F=6.82, p=0.0001)—an approximately 12-fold disparity within the same model. This is an empirical statement about the relative magnitude of cohort- versus diagnosis-associated compositional heterogeneity in these data, not a decomposition of cohort into technical and biological components:</w:t>
+        <w:t xml:space="preserve">PERMANOVA on Aitchison distance across all five cohorts showed cohort identity explained 19.3% of total compositional variance (R²=0.193, F=30.13, p=0.0001, 9,999 permutations; Figure 4A). On Bray-Curtis dissimilarity, cohort R² was 0.136 (F=19.80, p=0.0001). The cohort effect was substantially larger than disease signal: in a marginal two-variable model restricted to the four labeled cohorts (n=401), cohort explained R²=0.172 (F=28.03, p=0.0001) versus diagnosis R²=0.014 (F=6.82, p=0.0001) — an approximately 12-fold disparity within the same model. This is an empirical statement about relative magnitude, not a decomposition of cohort into technical and biological components:</w:t>
       </w:r>
       <w:r>
         <w:t xml:space="preserve"> </w:t>
@@ -5553,7 +5431,7 @@
         <w:t xml:space="preserve"> </w:t>
       </w:r>
       <w:r>
-        <w:t xml:space="preserve">is a composite study-of-origin variable bundling sequencing platform, library preparation, recruitment site, diagnostic ascertainment, and unmeasured dietary/lifestyle factors, and PERMANOVA cannot separate these bundled sources (Section 2.6). It provides context for interpreting the batch-correction results in Section 3.5, but PERMANOVA marginal R² values do not by themselves establish that the cohort and diagnosis axes of variation overlap, nor do they explain why any particular batch-correction algorithm changed classifier performance in a specific direction; that relationship is discussed as a separate, more limited hypothesis in Section 4.2.</w:t>
+        <w:t xml:space="preserve">bundles sequencing platform, library preparation, recruitment site, diagnostic ascertainment, and unmeasured dietary/lifestyle factors that PERMANOVA cannot separate (Section 2.6). It contextualizes the batch-correction results in Section 3.5, but marginal R² values do not by themselves establish that the cohort and diagnosis axes overlap, nor explain why any batch-correction algorithm changed classifier performance in a specific direction — discussed as a separate, more limited hypothesis in Section 4.2.</w:t>
       </w:r>
     </w:p>
     <w:p>
@@ -5571,7 +5449,7 @@
         <w:t xml:space="preserve"> </w:t>
       </w:r>
       <w:r>
-        <w:t xml:space="preserve">Restricting the same marginal PERMANOVA specification to the three cohorts that are more technically comparable to one another — Zhuang 2018, Ling 2020, and Zhu 2022, all Chinese, paired-end MiSeq V3–V4 studies (Section 2.6) — reduced the disparity from approximately 12-fold to approximately 2.6-fold: cohort (marginal) R²=0.0588 (F=10.05, p=0.0001) versus diagnosis (marginal) R²=0.0229 (F=7.83, p=0.0001) in this n=317 subset (Supplementary Table S11). This subset is more technically comparable, not technically identical — recruitment site, exact diagnostic procedure, and unmeasured dietary factors still differ across these three studies — but removing Kazakhstan’s single-end/NovaSeq platform and Kim/KBASE’s separate country substantially changes the cohort-to-diagnosis variance ratio. We conclude that the ~12-fold figure computed on the full four-cohort set is not a stable, generalizable property of</w:t>
+        <w:t xml:space="preserve">Restricting the same marginal specification to the three more technically comparable cohorts — Zhuang 2018, Ling 2020, and Zhu 2022, all Chinese, paired-end MiSeq V3–V4 studies (Section 2.6) — reduced the disparity from ~12-fold to ~2.6-fold: cohort R²=0.0588 (F=10.05, p=0.0001) versus diagnosis R²=0.0229 (F=7.83, p=0.0001) in this n=317 subset (Supplementary Table S11). This subset is more comparable, not identical — recruitment site, exact diagnostic procedure, and unmeasured dietary factors still differ — but removing Kazakhstan’s single-end/NovaSeq platform and Kim/KBASE’s separate country substantially changes the cohort-to-diagnosis variance ratio. The ~12-fold figure on the full four-cohort set is therefore not a stable, generalizable property of</w:t>
       </w:r>
       <w:r>
         <w:t xml:space="preserve"> </w:t>
@@ -5583,39 +5461,39 @@
         <w:t xml:space="preserve"> </w:t>
       </w:r>
       <w:r>
-        <w:t xml:space="preserve">in gut microbiome data; it is specific to the particular set of cohorts compared, and is driven substantially by the inclusion of cohorts that differ from one another in more than country of origin.</w:t>
-      </w:r>
-    </w:p>
-    <w:p>
-      <w:pPr>
-        <w:pStyle w:val="BodyText"/>
-      </w:pPr>
-      <w:r>
-        <w:t xml:space="preserve">A logistic regression classifier trained to predict cohort identity from the CLR-transformed features across all 509 samples achieved macro-AUC=0.9917 (one-vs-rest, stratified 5-fold CV; per-cohort AUC: Kazakhstan 1.000, Kim 2022 0.997, Ling 2020 0.993, Zhuang 2018 0.989, Zhu 2022 0.980). Cohort membership is thus near-perfectly recoverable from the same features used for disease classification, confirming that cohort-specific information (whatever its technical or biological composition) dominates the compositional feature space.</w:t>
-      </w:r>
-    </w:p>
-    <w:p>
-      <w:pPr>
-        <w:pStyle w:val="BodyText"/>
-      </w:pPr>
-      <w:r>
-        <w:t xml:space="preserve">Principal coordinates analysis (PCoA) on Aitchison distance (Figure 4B; n=509) visually confirmed strong cohort-level clustering, with partial overlap between Chinese cohorts (Zhuang 2018, Ling 2020) but clear separation of Kazakhstan and Zhu 2022. The Kim/KBASE 2022 cohort was clearly separated from all others along PC1, consistent with its preclinical amyloid-based staging, South Korean origin, and potentially distinct dietary patterns.</w:t>
-      </w:r>
-    </w:p>
-    <w:p>
-      <w:pPr>
-        <w:pStyle w:val="BodyText"/>
-      </w:pPr>
-      <w:r>
-        <w:t xml:space="preserve">Beta-dispersion testing revealed significant heterogeneity in within-group spread across cohorts (F=13.93, p=0.0001, 9,999 permutations; Figure 4C), meaning that the PERMANOVA R² of 0.193 reflects both compositional centroid shifts and differences in within-cohort spread. Kazakhstan showed the greatest within-cohort variance, while the Chinese cohorts (Zhuang, Ling) were more tightly dispersed. Pairwise post-hoc betadisper comparisons (Section 2.6; Supplementary Table S12) show this overall dispersion difference is not uniform across all cohort pairs: Ling 2020 differs significantly in dispersion from every other cohort (all Holm-adjusted p≤0.0063), and is the single cohort driving most of the significant pairwise comparisons, while shanghai2022 (Zhu 2022) vs. zhuang2018 (Holm p=0.439) and kazakhstan2022 vs. kbase2022 (Holm p=0.439) are not significantly different from one another in dispersion. Within the Chinese-MiSeq-only subset described above, dispersion remained significant (F=7.946, p=0.0004) and was again driven mainly by one cohort — zhuang2018 differed significantly from both ling2020 (p=0.0001) and shanghai2022 (p=0.026), while ling2020 and shanghai2022 did not differ significantly from each other (p=0.343). This dispersion heterogeneity is relevant to interpreting PERMANOVA effect sizes and is acknowledged in the Methods and Limitations sections.</w:t>
-      </w:r>
-    </w:p>
-    <w:p>
-      <w:pPr>
-        <w:pStyle w:val="BodyText"/>
-      </w:pPr>
-      <w:r>
-        <w:t xml:space="preserve">Within-cohort PERMANOVA revealed highly variable disease-associated compositional effects: Ling 2020 (R²=0.053, F=9.53, p=0.0001) and Zhu 2022 (R²=0.094, F=6.01, p=0.0001) showed significant diagnosis effects, while Zhuang 2018 (R²=0.017, p=0.066) and Kazakhstan (R²=0.022, p=0.069) did not reach statistical significance at α=0.05. These within-cohort disease effect sizes broadly rank-order with within-cohort AUC performance, providing a triangulating validation of the classifier results. The Zhu 2022 fecal-only R²=0.094 represents the highest within-cohort disease effect among the four labeled cohorts, consistent with a detectable diagnosis-associated compositional difference in this dataset.</w:t>
+        <w:t xml:space="preserve">in gut microbiome data; it is specific to the cohorts compared, driven substantially by cohorts differing in more than country of origin.</w:t>
+      </w:r>
+    </w:p>
+    <w:p>
+      <w:pPr>
+        <w:pStyle w:val="BodyText"/>
+      </w:pPr>
+      <w:r>
+        <w:t xml:space="preserve">A logistic regression classifier trained to predict cohort identity from the CLR-transformed features across all 509 samples achieved macro-AUC=0.9917 (one-vs-rest, stratified 5-fold CV; per-cohort AUC: Kazakhstan 1.000, Kim 2022 0.997, Ling 2020 0.993, Zhuang 2018 0.989, Zhu 2022 0.980) — cohort membership is thus near-perfectly recoverable from the same features used for disease classification, confirming cohort-specific information (whatever its technical or biological composition) dominates the compositional feature space.</w:t>
+      </w:r>
+    </w:p>
+    <w:p>
+      <w:pPr>
+        <w:pStyle w:val="BodyText"/>
+      </w:pPr>
+      <w:r>
+        <w:t xml:space="preserve">Principal coordinates analysis (PCoA) on Aitchison distance (Figure 4B; n=509) visually confirmed strong cohort-level clustering, with partial overlap between Chinese cohorts (Zhuang 2018, Ling 2020) but clear separation of Kazakhstan and Zhu 2022. Kim/KBASE 2022 was clearly separated from all others along PC1, consistent with its preclinical amyloid-based staging, South Korean origin, and potentially distinct dietary patterns.</w:t>
+      </w:r>
+    </w:p>
+    <w:p>
+      <w:pPr>
+        <w:pStyle w:val="BodyText"/>
+      </w:pPr>
+      <w:r>
+        <w:t xml:space="preserve">Beta-dispersion testing revealed significant heterogeneity in within-group spread across cohorts (F=13.93, p=0.0001, 9,999 permutations; Figure 4C), meaning PERMANOVA R²=0.193 reflects both compositional centroid shifts and differences in within-cohort spread. Kazakhstan showed the greatest within-cohort variance; the Chinese cohorts (Zhuang, Ling) were more tightly dispersed. Pairwise post-hoc betadisper comparisons (Section 2.6; Supplementary Table S12) show this difference is not uniform across all cohort pairs: Ling 2020 differs significantly from every other cohort (all Holm-adjusted p≤0.0063) and drives most of the significant pairwise comparisons, while shanghai2022 (Zhu 2022) vs. zhuang2018 (Holm p=0.439) and kazakhstan2022 vs. kbase2022 (Holm p=0.439) do not differ significantly. Within the Chinese-MiSeq-only subset, dispersion remained significant (F=7.946, p=0.0004) and was again driven mainly by one cohort — zhuang2018 differed significantly from both ling2020 (p=0.0001) and shanghai2022 (p=0.026), while ling2020 and shanghai2022 did not differ (p=0.343). This heterogeneity is relevant to interpreting PERMANOVA effect sizes and is acknowledged in Methods and Limitations.</w:t>
+      </w:r>
+    </w:p>
+    <w:p>
+      <w:pPr>
+        <w:pStyle w:val="BodyText"/>
+      </w:pPr>
+      <w:r>
+        <w:t xml:space="preserve">Within-cohort PERMANOVA revealed highly variable disease-associated compositional effects: Ling 2020 (R²=0.053, F=9.53, p=0.0001) and Zhu 2022 (R²=0.094, F=6.01, p=0.0001) showed significant diagnosis effects, while Zhuang 2018 (R²=0.017, p=0.066) and Kazakhstan (R²=0.022, p=0.069) did not reach significance at α=0.05. These effect sizes broadly rank-order with within-cohort AUC performance, triangulating the classifier results. Zhu 2022’s fecal-only R²=0.094 is the highest within-cohort disease effect among the four labeled cohorts, consistent with a detectable diagnosis-associated compositional difference.</w:t>
       </w:r>
     </w:p>
     <w:bookmarkEnd w:id="28"/>
@@ -5633,7 +5511,7 @@
         <w:pStyle w:val="FirstParagraph"/>
       </w:pPr>
       <w:r>
-        <w:t xml:space="preserve">Batch correction was applied using ComBat-seq (on raw counts) and MMUPHin (on relative abundances) to the four labeled cohorts with cohort as the batch variable, under the two designs described in Section 2.7: a</w:t>
+        <w:t xml:space="preserve">Batch correction was applied using ComBat-seq (raw counts) and MMUPHin (relative abundances) to the four labeled cohorts with cohort as the batch variable, under the two designs of Section 2.7: a</w:t>
       </w:r>
       <w:r>
         <w:t xml:space="preserve"> </w:t>
@@ -5649,7 +5527,7 @@
         <w:t xml:space="preserve"> </w:t>
       </w:r>
       <w:r>
-        <w:t xml:space="preserve">design (no diagnosis information used during correction; primary analysis) and a</w:t>
+        <w:t xml:space="preserve">design (no diagnosis information used; primary analysis) and a</w:t>
       </w:r>
       <w:r>
         <w:t xml:space="preserve"> </w:t>
@@ -5665,7 +5543,7 @@
         <w:t xml:space="preserve"> </w:t>
       </w:r>
       <w:r>
-        <w:t xml:space="preserve">design (each sample’s own true diagnosis label used during correction; exploratory sensitivity only) (Figure 5; Table 4).</w:t>
+        <w:t xml:space="preserve">design (each sample’s own true diagnosis label used; exploratory sensitivity only) (Figure 5; Table 4).</w:t>
       </w:r>
     </w:p>
     <w:p>
@@ -6128,17 +6006,107 @@
         <w:t xml:space="preserve"> </w:t>
       </w:r>
       <w:r>
-        <w:t xml:space="preserve">Under label-blind ComBat-seq and MMUPHin — the design that does not use any sample’s diagnosis label — mean LOCO AUC changed by no more than 0.007 in either direction relative to uncorrected, for either model (Table 4). No individual cohort collapsed: per-cohort logistic-regression LOCO AUC under label-blind ComBat-seq ranged from 0.525 (zhuang2018) to 0.769 (shanghai2022/Zhu 2022), closely tracking the uncorrected values (0.504–0.813) rather than diverging sharply from them.</w:t>
-      </w:r>
-      <w:r>
-        <w:t xml:space="preserve"> </w:t>
-      </w:r>
+        <w:t xml:space="preserve">Under label-blind ComBat-seq and MMUPHin — which use no sample’s diagnosis label — mean LOCO AUC changed by no more than 0.007 in either direction relative to uncorrected, for either model (Table 4). No individual cohort collapsed: per-cohort logistic-regression LOCO AUC under label-blind ComBat-seq ranged from 0.525 (zhuang2018) to 0.769 (shanghai2022/Zhu 2022), closely tracking the uncorrected values (0.504–0.813). Neither method materially changed mean LOCO AUC or recovered cross-cohort transferability under this design.</w:t>
+      </w:r>
+    </w:p>
+    <w:p>
+      <w:pPr>
+        <w:pStyle w:val="BodyText"/>
+      </w:pPr>
       <w:r>
         <w:rPr>
           <w:b/>
           <w:bCs/>
         </w:rPr>
-        <w:t xml:space="preserve">Under label-blind transductive adjustment, which did not use diagnosis labels during correction, neither method materially changed mean LOCO AUC or recovered cross-cohort transferability under this design.</w:t>
+        <w:t xml:space="preserve">Label-informed transductive sensitivity analysis (Supplementary Figure S4): severe degradation was specific to the label-informed design itself.</w:t>
+      </w:r>
+      <w:r>
+        <w:t xml:space="preserve"> </w:t>
+      </w:r>
+      <w:r>
+        <w:t xml:space="preserve">Under the label-informed design — which uses every sample’s own true diagnosis label during correction and therefore cannot represent a deployable or prospectively valid comparison — ComBat-seq reduced mean logistic-regression LOCO AUC from 0.640 to 0.493, with Kazakhstan collapsing to AUC=0.308 [0.20–0.42]. The same cohort under label-blind ComBat-seq scored 0.560, closely matching its uncorrected value (0.564). This side-by-side comparison indicates the severe, cohort-specific collapse was specific to the label-informed design — consistent with a correction model explicitly told each sample’s diagnosis label (</w:t>
+      </w:r>
+      <w:r>
+        <w:rPr>
+          <w:rStyle w:val="VerbatimChar"/>
+        </w:rPr>
+        <w:t xml:space="preserve">full_mod=TRUE</w:t>
+      </w:r>
+      <w:r>
+        <w:t xml:space="preserve">/</w:t>
+      </w:r>
+      <w:r>
+        <w:rPr>
+          <w:rStyle w:val="VerbatimChar"/>
+        </w:rPr>
+        <w:t xml:space="preserve">covariates="diagnosis"</w:t>
+      </w:r>
+      <w:r>
+        <w:t xml:space="preserve">) constructing a label-conditional transformation with no prospective analog — and should not be read as evidence that these methods generally degrade cross-cohort performance, or of an intrinsic incompatibility between ComBat-seq’s negative-binomial framework and 16S compositional data. MMUPHin’s label-informed effect was milder (LogReg mean: 0.640→0.612) but still did not improve on label-blind or uncorrected performance.</w:t>
+      </w:r>
+    </w:p>
+    <w:p>
+      <w:pPr>
+        <w:pStyle w:val="BodyText"/>
+      </w:pPr>
+      <w:r>
+        <w:t xml:space="preserve">Within-cohort AUC on label-blind-corrected data was similar to uncorrected (within ±0.05 for most cohort–method combinations; Supplementary Table S5) — a comparison free of diagnosis-label leakage during correction, since label-blind correction never saw any sample’s diagnosis label, though it remains transductive (cohort membership and raw feature values are still used) and retains whatever cohort/population confounding is otherwise present. We do not draw the same conclusion from within-cohort AUC on label-informed-corrected data, since that comparison is additionally confounded by label use: the label-informed correction’s covariate-preservation mechanism (</w:t>
+      </w:r>
+      <w:r>
+        <w:rPr>
+          <w:rStyle w:val="VerbatimChar"/>
+        </w:rPr>
+        <w:t xml:space="preserve">full_mod=TRUE</w:t>
+      </w:r>
+      <w:r>
+        <w:t xml:space="preserve">/</w:t>
+      </w:r>
+      <w:r>
+        <w:rPr>
+          <w:rStyle w:val="VerbatimChar"/>
+        </w:rPr>
+        <w:t xml:space="preserve">covariates="diagnosis"</w:t>
+      </w:r>
+      <w:r>
+        <w:t xml:space="preserve">) is explicitly designed to retain diagnosis-associated structure using each sample’s true label, so preserved within-cohort separability cannot be attributed to correction-independent biological signal versus the algorithm’s own label-preservation step. Only the label-blind design supports the conclusion that</w:t>
+      </w:r>
+      <w:r>
+        <w:t xml:space="preserve"> </w:t>
+      </w:r>
+      <w:r>
+        <w:t xml:space="preserve">“within-cohort AUC preservation rules out indiscriminate signal removal”</w:t>
+      </w:r>
+      <w:r>
+        <w:t xml:space="preserve"> </w:t>
+      </w:r>
+      <w:r>
+        <w:t xml:space="preserve">(descriptively, per Supplementary Table S5); we do not extend this conclusion to the label-informed results.</w:t>
+      </w:r>
+    </w:p>
+    <w:p>
+      <w:pPr>
+        <w:pStyle w:val="BodyText"/>
+      </w:pPr>
+      <w:r>
+        <w:t xml:space="preserve">The empirical PERMANOVA finding that cohort explains approximately 12 times more compositional variance than disease status (marginal R²: 0.172 vs. 0.014; Section 3.4) contextualizes why a correction method targeting cohort-associated variance might struggle to leave disease-associated variance fully intact, but does not by itself establish that the two sources overlap, nor explain the specific pattern observed here — a label-blind correction leaving performance essentially flat while a label-informed one produced large, method- and cohort-specific movements. That pattern is more directly explained by the transductive, label-informed design itself (Section 2.7) than by the general cohort/diagnosis variance disparity, and we present it as such rather than as a demonstration that linear batch correction cannot separate cohort from disease signal in general.</w:t>
+      </w:r>
+    </w:p>
+    <w:bookmarkEnd w:id="29"/>
+    <w:bookmarkStart w:id="30" w:name="X89047b7d3b4347f7c97e17f4905b6818144b0a2"/>
+    <w:p>
+      <w:pPr>
+        <w:pStyle w:val="Heading3"/>
+      </w:pPr>
+      <w:r>
+        <w:t xml:space="preserve">3.6 SHAP Analysis Reveals Cohort-Specific Taxonomic Signatures and a Descriptive Coefficient-Stability Screen</w:t>
+      </w:r>
+    </w:p>
+    <w:p>
+      <w:pPr>
+        <w:pStyle w:val="FirstParagraph"/>
+      </w:pPr>
+      <w:r>
+        <w:t xml:space="preserve">To characterize feature-level patterns underlying generalization failure, we computed out-of-fold SHAP values for within-cohort and LOCO-trained classifiers (Figure 6). The OOF design avoids the in-sample overfitting bias seen in prior SHAP analyses of microbiome classifiers, where training-set SHAP values can reflect model memorization rather than out-of-sample importance. Feature importance (mean |SHAP|) is reported for both models; direction is reported only for logistic regression, using the fitted-coefficient-based definition of Section 2.8 (not mean signed SHAP).</w:t>
       </w:r>
     </w:p>
     <w:p>
@@ -6150,150 +6118,47 @@
           <w:b/>
           <w:bCs/>
         </w:rPr>
-        <w:t xml:space="preserve">Label-informed transductive sensitivity analysis (Supplementary Figure S4): severe degradation under this design was specific to the label-informed design itself.</w:t>
-      </w:r>
-      <w:r>
-        <w:t xml:space="preserve"> </w:t>
-      </w:r>
-      <w:r>
-        <w:t xml:space="preserve">Under the label-informed design — which uses every sample’s own true diagnosis label during correction and therefore cannot represent a deployable or prospectively valid comparison — ComBat-seq reduced mean logistic-regression LOCO AUC from 0.640 to 0.493, with the Kazakhstan cohort collapsing to AUC=0.308 [0.20–0.42]. The same cohort under label-blind ComBat-seq scored 0.560, closely matching its uncorrected value (0.564). This side-by-side comparison indicates that the severe, cohort-specific collapse under the label-informed design was specific to that design — consistent with a correction model explicitly told each sample’s own diagnosis label (via</w:t>
-      </w:r>
-      <w:r>
-        <w:t xml:space="preserve"> </w:t>
-      </w:r>
-      <w:r>
-        <w:rPr>
-          <w:rStyle w:val="VerbatimChar"/>
-        </w:rPr>
-        <w:t xml:space="preserve">full_mod=TRUE</w:t>
-      </w:r>
-      <w:r>
-        <w:t xml:space="preserve">/</w:t>
-      </w:r>
-      <w:r>
-        <w:rPr>
-          <w:rStyle w:val="VerbatimChar"/>
-        </w:rPr>
-        <w:t xml:space="preserve">covariates="diagnosis"</w:t>
-      </w:r>
-      <w:r>
-        <w:t xml:space="preserve">) constructing a label-conditional transformation with no prospective analog — and therefore should not be interpreted as evidence that these correction methods generally degrade cross-cohort performance, or as evidence of an intrinsic incompatibility between ComBat-seq’s negative-binomial framework and 16S compositional data. MMUPHin’s label-informed effect was milder (LogReg mean: 0.640→0.612) but still did not improve on label-blind or uncorrected performance.</w:t>
-      </w:r>
-    </w:p>
-    <w:p>
-      <w:pPr>
-        <w:pStyle w:val="BodyText"/>
-      </w:pPr>
-      <w:r>
-        <w:t xml:space="preserve">Within-cohort AUC on label-blind-corrected data was similar to uncorrected (within ±0.05 for most cohort–method combinations; Supplementary Table S5), which provides a comparison free of diagnosis-label leakage during correction, because the label-blind correction never saw any sample’s diagnosis label. This comparison is not free of other confounding, however — it remains transductive (cohort membership and raw feature values are still used during correction) and retains whatever cohort/population confounding is otherwise present in the dataset.</w:t>
-      </w:r>
-      <w:r>
-        <w:t xml:space="preserve"> </w:t>
-      </w:r>
+        <w:t xml:space="preserve">Minimal overlap in top predictive taxa across cohorts, assessed against two null models.</w:t>
+      </w:r>
+      <w:r>
+        <w:t xml:space="preserve"> </w:t>
+      </w:r>
+      <w:r>
+        <w:t xml:space="preserve">Pairwise Jaccard similarity of the top-20 SHAP genera between cohort pairs averaged 0.135 for logistic regression and 0.058 for LightGBM (Figure 6C) — the mean of the six unique pairwise Jaccard values among the four labeled cohorts. Against the primary, shared-pool null (100,000 replicates, each averaging six pairwise Jaccards among four random top-20 sets drawn from the full 396-genus pool; Section 2.8), logistic regression overlap was significantly above chance (null mean 0.027 [95% CI: 0.009–0.049]; p&lt;0.0001), as was LightGBM at this N (p=0.0048). A sensitivity check across N∈{10,20,50} under this null (Supplementary Table S7) shows logistic regression significant at all three thresholds, while LightGBM was significant at N=20 and N=50 but not N=10 (p=0.45).</w:t>
+      </w:r>
+    </w:p>
+    <w:p>
+      <w:pPr>
+        <w:pStyle w:val="BodyText"/>
+      </w:pPr>
       <w:r>
         <w:rPr>
           <w:b/>
           <w:bCs/>
         </w:rPr>
-        <w:t xml:space="preserve">We do not draw the same conclusion from within-cohort AUC on label-informed-corrected data — that comparison is additionally confounded by label use</w:t>
-      </w:r>
-      <w:r>
-        <w:t xml:space="preserve">, because the label-informed correction’s own covariate-preservation mechanism (</w:t>
-      </w:r>
-      <w:r>
-        <w:rPr>
-          <w:rStyle w:val="VerbatimChar"/>
-        </w:rPr>
-        <w:t xml:space="preserve">full_mod=TRUE</w:t>
-      </w:r>
-      <w:r>
-        <w:t xml:space="preserve"> </w:t>
-      </w:r>
-      <w:r>
-        <w:t xml:space="preserve">for ComBat-seq;</w:t>
-      </w:r>
-      <w:r>
-        <w:t xml:space="preserve"> </w:t>
-      </w:r>
-      <w:r>
-        <w:rPr>
-          <w:rStyle w:val="VerbatimChar"/>
-        </w:rPr>
-        <w:t xml:space="preserve">covariates="diagnosis"</w:t>
-      </w:r>
-      <w:r>
-        <w:t xml:space="preserve"> </w:t>
-      </w:r>
-      <w:r>
-        <w:t xml:space="preserve">for MMUPHin) is explicitly designed to retain diagnosis-associated structure using every sample’s own true label; any preserved within-cohort separability under that design cannot be attributed to correction-independent biological signal versus the correction algorithm’s own label-preservation step. Concluding that</w:t>
-      </w:r>
-      <w:r>
-        <w:t xml:space="preserve"> </w:t>
-      </w:r>
-      <w:r>
-        <w:t xml:space="preserve">“within-cohort AUC preservation rules out indiscriminate signal removal”</w:t>
-      </w:r>
-      <w:r>
-        <w:t xml:space="preserve"> </w:t>
-      </w:r>
-      <w:r>
-        <w:t xml:space="preserve">requires a comparison free of diagnosis-label leakage during correction, which only the label-blind design provides; the label-blind within-cohort comparison supports this conclusion descriptively (Supplementary Table S5), without establishing it as strong biological evidence beyond the observed AUC values themselves, and we do not extend this conclusion to the label-informed results.</w:t>
-      </w:r>
-    </w:p>
-    <w:p>
-      <w:pPr>
-        <w:pStyle w:val="BodyText"/>
-      </w:pPr>
-      <w:r>
-        <w:t xml:space="preserve">The empirical PERMANOVA finding that cohort explains approximately 12 times more compositional variance than disease status (marginal R²: 0.172 vs. 0.014; Section 3.4) provides context for why a correction method targeting cohort-associated variance might struggle to leave disease-associated variance fully intact, but it does not, by itself, establish that the two sources of variation overlap, nor does it explain the specific pattern observed here — namely that a properly label-blind correction left performance essentially flat while a label-informed one produced large, method- and cohort-specific movements. That specific pattern is more directly explained by the transductive, label-informed design itself (Section 2.7) than by the general cohort/diagnosis variance disparity, and we present it as such rather than as a demonstration that linear batch correction</w:t>
-      </w:r>
-      <w:r>
-        <w:t xml:space="preserve"> </w:t>
-      </w:r>
-      <w:r>
-        <w:t xml:space="preserve">“cannot”</w:t>
-      </w:r>
-      <w:r>
-        <w:t xml:space="preserve"> </w:t>
-      </w:r>
-      <w:r>
-        <w:t xml:space="preserve">separate cohort from disease signal in general.</w:t>
-      </w:r>
-    </w:p>
-    <w:bookmarkEnd w:id="29"/>
-    <w:bookmarkStart w:id="30" w:name="X89047b7d3b4347f7c97e17f4905b6818144b0a2"/>
-    <w:p>
-      <w:pPr>
-        <w:pStyle w:val="Heading3"/>
-      </w:pPr>
-      <w:r>
-        <w:t xml:space="preserve">3.6 SHAP Analysis Reveals Cohort-Specific Taxonomic Signatures and a Descriptive Coefficient-Stability Screen</w:t>
-      </w:r>
-    </w:p>
-    <w:p>
-      <w:pPr>
-        <w:pStyle w:val="FirstParagraph"/>
-      </w:pPr>
-      <w:r>
-        <w:t xml:space="preserve">To characterize the feature-level patterns underlying generalization failure, we computed out-of-fold SHAP values for within-cohort classifiers and LOCO-trained classifiers (Figure 6). Using an OOF design avoids the in-sample overfitting bias identified in prior SHAP analyses of microbiome classifiers, where training-set SHAP values can reflect model memorization rather than the model’s out-of-sample feature importance. Feature importance (mean |SHAP|) is reported for both models; direction is reported only for logistic regression, using the fitted-coefficient-based definition in Section 2.8 (not mean signed SHAP).</w:t>
-      </w:r>
-    </w:p>
-    <w:p>
-      <w:pPr>
-        <w:pStyle w:val="BodyText"/>
-      </w:pPr>
+        <w:t xml:space="preserve">Under a more realistic, per-cohort prevalence-restricted null, the LightGBM finding does not survive.</w:t>
+      </w:r>
+      <w:r>
+        <w:t xml:space="preserve"> </w:t>
+      </w:r>
+      <w:r>
+        <w:t xml:space="preserve">The shared-pool null draws candidate genera as if equally available in every cohort, but per-cohort prevalence varies substantially (Section 2.8). Restricting each cohort’s top-N ranking and random draws to genera reaching ≥20% prevalence within that cohort’s own AD/CN samples (eligible universe: 131 Zhuang 2018, 126 Ling 2020, 115 Zhu 2022, 356 Kazakhstan; 100,000 replicates per model/N) changes the LightGBM result: overlap was</w:t>
+      </w:r>
+      <w:r>
+        <w:t xml:space="preserve"> </w:t>
+      </w:r>
       <w:r>
         <w:rPr>
           <w:b/>
           <w:bCs/>
         </w:rPr>
-        <w:t xml:space="preserve">Minimal overlap in top predictive taxa across cohorts, assessed against two null models.</w:t>
-      </w:r>
-      <w:r>
-        <w:t xml:space="preserve"> </w:t>
-      </w:r>
-      <w:r>
-        <w:t xml:space="preserve">Pairwise Jaccard similarity of the top-20 SHAP genera between cohort pairs averaged 0.135 for logistic regression and 0.058 for LightGBM (Figure 6C) — the mean of the six unique pairwise Jaccard values among the four labeled cohorts. Against the primary, shared-pool null distribution constructed to match this statistic exactly (100,000 replicates, each averaging the six pairwise Jaccards among four random top-20 sets drawn from the full 396-genus pool; Section 2.8), logistic regression overlap was significantly above chance (null mean 0.027 [95% CI: 0.009–0.049]; p&lt;0.0001), and LightGBM overlap was also significantly above chance at this N (p=0.0048). A sensitivity check across N∈{10,20,50} under this same shared-pool null (Supplementary Table S7) shows logistic regression significant at all three thresholds, while LightGBM was significant at N=20 and N=50 but not at N=10 (p=0.45).</w:t>
+        <w:t xml:space="preserve">not significant at N=10, 20, or 50</w:t>
+      </w:r>
+      <w:r>
+        <w:t xml:space="preserve"> </w:t>
+      </w:r>
+      <w:r>
+        <w:t xml:space="preserve">(observed mean Jaccard 0.018/0.063/0.167 vs. null 0.026/0.052/0.142; p=0.80, 0.24, 0.061; Supplementary Table S13). Logistic regression remained significant at all three thresholds (observed 0.085/0.135/0.231 vs. null 0.026/0.052/0.142; p=0.0017, 0.00003, 0.00001). We treat this as a genuine reversal: LightGBM’s apparent cross-cohort overlap is not distinguishable from chance once the null accounts for each cohort’s own prevalence structure, while logistic regression’s overlap is robust and remains the stronger of the two findings.</w:t>
       </w:r>
     </w:p>
     <w:p>
@@ -6305,13 +6170,61 @@
           <w:b/>
           <w:bCs/>
         </w:rPr>
-        <w:t xml:space="preserve">Under a more realistic, per-cohort prevalence-restricted null, the LightGBM finding does not survive.</w:t>
-      </w:r>
-      <w:r>
-        <w:t xml:space="preserve"> </w:t>
-      </w:r>
-      <w:r>
-        <w:t xml:space="preserve">The shared-pool null draws candidate genera as if every genus were equally available in every cohort, but per-cohort prevalence varies substantially (Section 2.8). Restricting each cohort’s top-N ranking and random draws to genera reaching ≥20% prevalence within that cohort’s own AD/CN samples (eligible universe sizes: 131 for Zhuang 2018, 126 for Ling 2020, 115 for Zhu 2022, 356 for Kazakhstan; 100,000 replicates per model/N) changes the LightGBM result: LightGBM overlap was</w:t>
+        <w:t xml:space="preserve">Cohort-specific top predictors, and a concrete illustration of why coefficient-based direction was needed.</w:t>
+      </w:r>
+      <w:r>
+        <w:t xml:space="preserve"> </w:t>
+      </w:r>
+      <w:r>
+        <w:t xml:space="preserve">The most discriminative genus for logistic regression was</w:t>
+      </w:r>
+      <w:r>
+        <w:t xml:space="preserve"> </w:t>
+      </w:r>
+      <w:r>
+        <w:rPr>
+          <w:i/>
+          <w:iCs/>
+        </w:rPr>
+        <w:t xml:space="preserve">Subdoligranulum</w:t>
+      </w:r>
+      <w:r>
+        <w:t xml:space="preserve"> </w:t>
+      </w:r>
+      <w:r>
+        <w:t xml:space="preserve">in Zhuang 2018, while</w:t>
+      </w:r>
+      <w:r>
+        <w:t xml:space="preserve"> </w:t>
+      </w:r>
+      <w:r>
+        <w:rPr>
+          <w:i/>
+          <w:iCs/>
+        </w:rPr>
+        <w:t xml:space="preserve">Akkermansia</w:t>
+      </w:r>
+      <w:r>
+        <w:t xml:space="preserve"> </w:t>
+      </w:r>
+      <w:r>
+        <w:t xml:space="preserve">topped the remaining three cohorts (Zhu 2022 |SHAP|=0.228; Kazakhstan |SHAP|=0.136; Ling 2020 |SHAP|=0.270). Under the fitted coefficient,</w:t>
+      </w:r>
+      <w:r>
+        <w:t xml:space="preserve"> </w:t>
+      </w:r>
+      <w:r>
+        <w:rPr>
+          <w:i/>
+          <w:iCs/>
+        </w:rPr>
+        <w:t xml:space="preserve">Akkermansia</w:t>
+      </w:r>
+      <w:r>
+        <w:t xml:space="preserve"> </w:t>
+      </w:r>
+      <w:r>
+        <w:t xml:space="preserve">has a</w:t>
       </w:r>
       <w:r>
         <w:t xml:space="preserve"> </w:t>
@@ -6321,31 +6234,29 @@
           <w:b/>
           <w:bCs/>
         </w:rPr>
-        <w:t xml:space="preserve">not significant at any of N=10, 20, or 50</w:t>
-      </w:r>
-      <w:r>
-        <w:t xml:space="preserve"> </w:t>
-      </w:r>
-      <w:r>
-        <w:t xml:space="preserve">under this prevalence-restricted null (observed mean Jaccard 0.018/0.063/0.167 vs. null mean 0.026/0.052/0.142; empirical p=0.80, 0.24, 0.061 respectively; Supplementary Table S13). Logistic regression remained significant at all three thresholds under the prevalence-restricted null (observed 0.085/0.135/0.231 vs. null mean 0.026/0.052/0.142; p=0.0017, 0.00003, 0.00001). We treat this as a genuine reversal rather than a discrepancy to be explained away: LightGBM’s cross-cohort top-predictor overlap, which appeared to be a real if small signal under the shared-pool null, is not distinguishable from chance once the null model accounts for each cohort’s own genus-prevalence structure. Logistic regression’s overlap is robust to this change and remains the stronger and more reliable cross-cohort taxonomic-overlap finding of the two models.</w:t>
-      </w:r>
-    </w:p>
-    <w:p>
-      <w:pPr>
-        <w:pStyle w:val="BodyText"/>
-      </w:pPr>
+        <w:t xml:space="preserve">stable positive coefficient in all four cohorts</w:t>
+      </w:r>
+      <w:r>
+        <w:t xml:space="preserve"> </w:t>
+      </w:r>
+      <w:r>
+        <w:t xml:space="preserve">(10/10 outer folds positive in every cohort; Supplementary Table S6) — higher CLR abundance consistently predicts higher AD log-odds, with no coefficient-based flip anywhere. This is a useful negative control: pooled mean SHAP for this genus is negative in Ling 2020 and Zhuang 2018 but positive in Zhu 2022 and Kazakhstan — an apparent sign difference that does</w:t>
+      </w:r>
+      <w:r>
+        <w:t xml:space="preserve"> </w:t>
+      </w:r>
       <w:r>
         <w:rPr>
           <w:b/>
           <w:bCs/>
         </w:rPr>
-        <w:t xml:space="preserve">Cohort-specific top predictors, and a concrete illustration of why coefficient-based direction was needed.</w:t>
-      </w:r>
-      <w:r>
-        <w:t xml:space="preserve"> </w:t>
-      </w:r>
-      <w:r>
-        <w:t xml:space="preserve">The most discriminative genus for logistic regression was</w:t>
+        <w:t xml:space="preserve">not</w:t>
+      </w:r>
+      <w:r>
+        <w:t xml:space="preserve"> </w:t>
+      </w:r>
+      <w:r>
+        <w:t xml:space="preserve">reflect the coefficient actually learned, but is instead a background-relative artifact (Section 2.8), demonstrating on real data why mean signed SHAP was inadequate and why the coefficient-based definition is used for every direction claim in this paper. For LightGBM, the top taxon per cohort was entirely distinct:</w:t>
       </w:r>
       <w:r>
         <w:t xml:space="preserve"> </w:t>
@@ -6355,13 +6266,13 @@
           <w:i/>
           <w:iCs/>
         </w:rPr>
-        <w:t xml:space="preserve">Subdoligranulum</w:t>
-      </w:r>
-      <w:r>
-        <w:t xml:space="preserve"> </w:t>
-      </w:r>
-      <w:r>
-        <w:t xml:space="preserve">in Zhuang 2018, while</w:t>
+        <w:t xml:space="preserve">Lachnoclostridium</w:t>
+      </w:r>
+      <w:r>
+        <w:t xml:space="preserve"> </w:t>
+      </w:r>
+      <w:r>
+        <w:t xml:space="preserve">(Zhuang 2018),</w:t>
       </w:r>
       <w:r>
         <w:t xml:space="preserve"> </w:t>
@@ -6377,7 +6288,7 @@
         <w:t xml:space="preserve"> </w:t>
       </w:r>
       <w:r>
-        <w:t xml:space="preserve">was the top predictor in the remaining three cohorts (Zhu 2022 |SHAP|=0.228; Kazakhstan |SHAP|=0.136; Ling 2020 |SHAP|=0.270). Under the fitted model’s coefficient,</w:t>
+        <w:t xml:space="preserve">(Ling 2020),</w:t>
       </w:r>
       <w:r>
         <w:t xml:space="preserve"> </w:t>
@@ -6387,29 +6298,47 @@
           <w:i/>
           <w:iCs/>
         </w:rPr>
-        <w:t xml:space="preserve">Akkermansia</w:t>
-      </w:r>
-      <w:r>
-        <w:t xml:space="preserve"> </w:t>
-      </w:r>
-      <w:r>
-        <w:t xml:space="preserve">has a</w:t>
-      </w:r>
-      <w:r>
-        <w:t xml:space="preserve"> </w:t>
-      </w:r>
+        <w:t xml:space="preserve">Bacteroides</w:t>
+      </w:r>
+      <w:r>
+        <w:t xml:space="preserve"> </w:t>
+      </w:r>
+      <w:r>
+        <w:t xml:space="preserve">(Zhu 2022),</w:t>
+      </w:r>
+      <w:r>
+        <w:t xml:space="preserve"> </w:t>
+      </w:r>
+      <w:r>
+        <w:rPr>
+          <w:i/>
+          <w:iCs/>
+        </w:rPr>
+        <w:t xml:space="preserve">Castellaniella</w:t>
+      </w:r>
+      <w:r>
+        <w:t xml:space="preserve"> </w:t>
+      </w:r>
+      <w:r>
+        <w:t xml:space="preserve">(Kazakhstan) (Figure 6A; Supplementary Figure S2); no direction is assigned to these values (Section 2.8).</w:t>
+      </w:r>
+    </w:p>
+    <w:p>
+      <w:pPr>
+        <w:pStyle w:val="BodyText"/>
+      </w:pPr>
       <w:r>
         <w:rPr>
           <w:b/>
           <w:bCs/>
         </w:rPr>
-        <w:t xml:space="preserve">stable positive coefficient in all four cohorts</w:t>
-      </w:r>
-      <w:r>
-        <w:t xml:space="preserve"> </w:t>
-      </w:r>
-      <w:r>
-        <w:t xml:space="preserve">(10 of 10 outer folds positive in every cohort; Supplementary Table S6) — higher CLR abundance consistently predicts higher AD log-odds under the fitted model, with no coefficient-based flip anywhere. This is a useful negative control for the direction-definition problem itself: the pooled mean SHAP value for this same genus is negative in Ling 2020 and Zhuang 2018 but positive in Zhu 2022 and Kazakhstan — an apparent sign difference that does</w:t>
+        <w:t xml:space="preserve">Coefficient-sign stability screen (logistic regression only).</w:t>
+      </w:r>
+      <w:r>
+        <w:t xml:space="preserve"> </w:t>
+      </w:r>
+      <w:r>
+        <w:t xml:space="preserve">Using the pre-specified criterion (Section 2.8: stable positive coefficient sign in ≥8/10 outer folds in ≥1 cohort, stable negative in ≥8/10 folds in ≥1 other, restricted to genera in the top-20 OOF mean-|SHAP| ranking in ≥2 cohorts),</w:t>
       </w:r>
       <w:r>
         <w:t xml:space="preserve"> </w:t>
@@ -6419,13 +6348,13 @@
           <w:b/>
           <w:bCs/>
         </w:rPr>
-        <w:t xml:space="preserve">not</w:t>
-      </w:r>
-      <w:r>
-        <w:t xml:space="preserve"> </w:t>
-      </w:r>
-      <w:r>
-        <w:t xml:space="preserve">reflect the coefficient the model actually learned, and is instead a background-relative artifact of the kind described in Section 2.8. We report this discrepancy explicitly because it demonstrates, on real data from this study, why mean signed SHAP was not an adequate direction statistic and why the coefficient-based definition is used for every direction claim in this paper. For LightGBM, the top taxon per cohort was entirely distinct:</w:t>
+        <w:t xml:space="preserve">eight genera met this descriptive stability criterion</w:t>
+      </w:r>
+      <w:r>
+        <w:t xml:space="preserve"> </w:t>
+      </w:r>
+      <w:r>
+        <w:t xml:space="preserve">(Figure 6B):</w:t>
       </w:r>
       <w:r>
         <w:t xml:space="preserve"> </w:t>
@@ -6435,13 +6364,10 @@
           <w:i/>
           <w:iCs/>
         </w:rPr>
-        <w:t xml:space="preserve">Lachnoclostridium</w:t>
-      </w:r>
-      <w:r>
-        <w:t xml:space="preserve"> </w:t>
-      </w:r>
-      <w:r>
-        <w:t xml:space="preserve">(Zhuang 2018),</w:t>
+        <w:t xml:space="preserve">Agathobacter</w:t>
+      </w:r>
+      <w:r>
+        <w:t xml:space="preserve">,</w:t>
       </w:r>
       <w:r>
         <w:t xml:space="preserve"> </w:t>
@@ -6451,13 +6377,10 @@
           <w:i/>
           <w:iCs/>
         </w:rPr>
-        <w:t xml:space="preserve">Akkermansia</w:t>
-      </w:r>
-      <w:r>
-        <w:t xml:space="preserve"> </w:t>
-      </w:r>
-      <w:r>
-        <w:t xml:space="preserve">(Ling 2020),</w:t>
+        <w:t xml:space="preserve">Bifidobacterium</w:t>
+      </w:r>
+      <w:r>
+        <w:t xml:space="preserve">,</w:t>
       </w:r>
       <w:r>
         <w:t xml:space="preserve"> </w:t>
@@ -6467,13 +6390,10 @@
           <w:i/>
           <w:iCs/>
         </w:rPr>
-        <w:t xml:space="preserve">Bacteroides</w:t>
-      </w:r>
-      <w:r>
-        <w:t xml:space="preserve"> </w:t>
-      </w:r>
-      <w:r>
-        <w:t xml:space="preserve">(Zhu 2022),</w:t>
+        <w:t xml:space="preserve">Coprococcus</w:t>
+      </w:r>
+      <w:r>
+        <w:t xml:space="preserve">,</w:t>
       </w:r>
       <w:r>
         <w:t xml:space="preserve"> </w:t>
@@ -6483,13 +6403,141 @@
           <w:i/>
           <w:iCs/>
         </w:rPr>
-        <w:t xml:space="preserve">Castellaniella</w:t>
-      </w:r>
-      <w:r>
-        <w:t xml:space="preserve"> </w:t>
-      </w:r>
-      <w:r>
-        <w:t xml:space="preserve">(Kazakhstan) (Figure 6A; Supplementary Figure S2); no direction is assigned to these LightGBM values (Section 2.8).</w:t>
+        <w:t xml:space="preserve">Dorea</w:t>
+      </w:r>
+      <w:r>
+        <w:t xml:space="preserve">,</w:t>
+      </w:r>
+      <w:r>
+        <w:t xml:space="preserve"> </w:t>
+      </w:r>
+      <w:r>
+        <w:rPr>
+          <w:i/>
+          <w:iCs/>
+        </w:rPr>
+        <w:t xml:space="preserve">Lactobacillus</w:t>
+      </w:r>
+      <w:r>
+        <w:t xml:space="preserve">,</w:t>
+      </w:r>
+      <w:r>
+        <w:t xml:space="preserve"> </w:t>
+      </w:r>
+      <w:r>
+        <w:rPr>
+          <w:i/>
+          <w:iCs/>
+        </w:rPr>
+        <w:t xml:space="preserve">NK4A214 group</w:t>
+      </w:r>
+      <w:r>
+        <w:t xml:space="preserve">,</w:t>
+      </w:r>
+      <w:r>
+        <w:t xml:space="preserve"> </w:t>
+      </w:r>
+      <w:r>
+        <w:rPr>
+          <w:i/>
+          <w:iCs/>
+        </w:rPr>
+        <w:t xml:space="preserve">Romboutsia</w:t>
+      </w:r>
+      <w:r>
+        <w:t xml:space="preserve">, and</w:t>
+      </w:r>
+      <w:r>
+        <w:t xml:space="preserve"> </w:t>
+      </w:r>
+      <w:r>
+        <w:rPr>
+          <w:i/>
+          <w:iCs/>
+        </w:rPr>
+        <w:t xml:space="preserve">Ruminococcus gnavus group</w:t>
+      </w:r>
+      <w:r>
+        <w:t xml:space="preserve">. This is deliberately a descriptive screen, not a statistically confirmed set: the 10 outer-CV folds share substantially overlapping training sets, so fold-level coefficient signs are not independent replications, and no multiplicity-adjusted p-value is assigned to any taxon (Section 2.8, Limitations). It is a smaller, more conservative set than a less rigorous alternative that classifies any genus with opposite-signed pooled mean SHAP across two cohorts as a</w:t>
+      </w:r>
+      <w:r>
+        <w:t xml:space="preserve"> </w:t>
+      </w:r>
+      <w:r>
+        <w:t xml:space="preserve">“flip”</w:t>
+      </w:r>
+      <w:r>
+        <w:t xml:space="preserve"> </w:t>
+      </w:r>
+      <w:r>
+        <w:t xml:space="preserve">— which, applied here, would identify twelve genera; the stability requirement removes flips not reproducible across most of a cohort’s own outer folds. No comparable screen is applied to LightGBM, which has no coefficient-like, globally monotonic direction and may have nonlinear SHAP–feature relationships.</w:t>
+      </w:r>
+    </w:p>
+    <w:p>
+      <w:pPr>
+        <w:pStyle w:val="BodyText"/>
+      </w:pPr>
+      <w:r>
+        <w:rPr>
+          <w:i/>
+          <w:iCs/>
+        </w:rPr>
+        <w:t xml:space="preserve">Romboutsia</w:t>
+      </w:r>
+      <w:r>
+        <w:t xml:space="preserve"> </w:t>
+      </w:r>
+      <w:r>
+        <w:t xml:space="preserve">shows the cleanest cohort-level pattern among the eight taxa meeting the screen: a stable negative coefficient (higher relative abundance predicts lower AD log-odds under the fitted model) in all three Chinese cohorts and a stable positive coefficient in Kazakhstan (9/10 folds; Supplementary Table S6) — the one genus among the eight whose pattern cleanly separates by country in this dataset. We do not have a specific mechanistic hypothesis for</w:t>
+      </w:r>
+      <w:r>
+        <w:t xml:space="preserve"> </w:t>
+      </w:r>
+      <w:r>
+        <w:rPr>
+          <w:i/>
+          <w:iCs/>
+        </w:rPr>
+        <w:t xml:space="preserve">Romboutsia</w:t>
+      </w:r>
+      <w:r>
+        <w:t xml:space="preserve">.</w:t>
+      </w:r>
+    </w:p>
+    <w:p>
+      <w:pPr>
+        <w:pStyle w:val="BodyText"/>
+      </w:pPr>
+      <w:r>
+        <w:rPr>
+          <w:i/>
+          <w:iCs/>
+        </w:rPr>
+        <w:t xml:space="preserve">Lactobacillus</w:t>
+      </w:r>
+      <w:r>
+        <w:t xml:space="preserve"> </w:t>
+      </w:r>
+      <w:r>
+        <w:t xml:space="preserve">also meets the screen but its per-cohort pattern is messier: stable-negative in Zhuang 2018 only, and stable-positive in the other three cohorts (Ling 2020, Zhu 2022, Kazakhstan; Supplementary Table S6). Diet is one plausible unmeasured confounder for genus-level differences of this kind, but this dataset contains no dietary covariate data, and we do not attribute this or any other taxon’s pattern to a specific mechanism.</w:t>
+      </w:r>
+    </w:p>
+    <w:p>
+      <w:pPr>
+        <w:pStyle w:val="BodyText"/>
+      </w:pPr>
+      <w:r>
+        <w:rPr>
+          <w:i/>
+          <w:iCs/>
+        </w:rPr>
+        <w:t xml:space="preserve">Akkermansia</w:t>
+      </w:r>
+      <w:r>
+        <w:t xml:space="preserve"> </w:t>
+      </w:r>
+      <w:r>
+        <w:t xml:space="preserve">does not meet the coefficient-stability screen at all: its fitted coefficient is stable and positive in all four cohorts (10/10 outer folds in every cohort; Supplementary Table S6), despite appearing to reverse sign under the pooled mean-SHAP statistic (above). This is the clearest illustration in this dataset of why coefficient-based, fold-stability-gated direction is necessary rather than a raw pooled-SHAP sign.</w:t>
       </w:r>
     </w:p>
     <w:p>
@@ -6501,29 +6549,13 @@
           <w:b/>
           <w:bCs/>
         </w:rPr>
-        <w:t xml:space="preserve">Coefficient-sign stability screen (logistic regression only).</w:t>
-      </w:r>
-      <w:r>
-        <w:t xml:space="preserve"> </w:t>
-      </w:r>
-      <w:r>
-        <w:t xml:space="preserve">Using the pre-specified coefficient-stability criterion (Section 2.8: a stable positive coefficient sign in ≥8 of 10 outer folds in at least one cohort, and a stable negative coefficient sign in ≥8 of 10 outer folds in at least one other cohort, restricted to genera in the top-20 OOF mean-|SHAP| ranking in ≥2 cohorts),</w:t>
-      </w:r>
-      <w:r>
-        <w:t xml:space="preserve"> </w:t>
-      </w:r>
-      <w:r>
-        <w:rPr>
-          <w:b/>
-          <w:bCs/>
-        </w:rPr>
-        <w:t xml:space="preserve">eight genera met this descriptive stability criterion</w:t>
-      </w:r>
-      <w:r>
-        <w:t xml:space="preserve"> </w:t>
-      </w:r>
-      <w:r>
-        <w:t xml:space="preserve">(Figure 6B):</w:t>
+        <w:t xml:space="preserve">LOCO SHAP analysis: feature importance only, no cross-cohort direction assigned.</w:t>
+      </w:r>
+      <w:r>
+        <w:t xml:space="preserve"> </w:t>
+      </w:r>
+      <w:r>
+        <w:t xml:space="preserve">When SHAP values were computed for LOCO-trained classifiers applied to held-out cohorts,</w:t>
       </w:r>
       <w:r>
         <w:t xml:space="preserve"> </w:t>
@@ -6533,10 +6565,13 @@
           <w:i/>
           <w:iCs/>
         </w:rPr>
-        <w:t xml:space="preserve">Agathobacter</w:t>
-      </w:r>
-      <w:r>
-        <w:t xml:space="preserve">,</w:t>
+        <w:t xml:space="preserve">Akkermansia</w:t>
+      </w:r>
+      <w:r>
+        <w:t xml:space="preserve"> </w:t>
+      </w:r>
+      <w:r>
+        <w:t xml:space="preserve">was the top-importance predictor for two of four held-out cohorts — Zhuang 2018 (|SHAP|=0.470) and Zhu 2022 (|SHAP|=0.372) — while</w:t>
       </w:r>
       <w:r>
         <w:t xml:space="preserve"> </w:t>
@@ -6546,10 +6581,13 @@
           <w:i/>
           <w:iCs/>
         </w:rPr>
-        <w:t xml:space="preserve">Bifidobacterium</w:t>
-      </w:r>
-      <w:r>
-        <w:t xml:space="preserve">,</w:t>
+        <w:t xml:space="preserve">Subdoligranulum</w:t>
+      </w:r>
+      <w:r>
+        <w:t xml:space="preserve"> </w:t>
+      </w:r>
+      <w:r>
+        <w:t xml:space="preserve">(|SHAP|=0.269) topped held-out Ling 2020 and</w:t>
       </w:r>
       <w:r>
         <w:t xml:space="preserve"> </w:t>
@@ -6559,233 +6597,13 @@
           <w:i/>
           <w:iCs/>
         </w:rPr>
-        <w:t xml:space="preserve">Coprococcus</w:t>
-      </w:r>
-      <w:r>
-        <w:t xml:space="preserve">,</w:t>
-      </w:r>
-      <w:r>
-        <w:t xml:space="preserve"> </w:t>
-      </w:r>
-      <w:r>
-        <w:rPr>
-          <w:i/>
-          <w:iCs/>
-        </w:rPr>
-        <w:t xml:space="preserve">Dorea</w:t>
-      </w:r>
-      <w:r>
-        <w:t xml:space="preserve">,</w:t>
-      </w:r>
-      <w:r>
-        <w:t xml:space="preserve"> </w:t>
-      </w:r>
-      <w:r>
-        <w:rPr>
-          <w:i/>
-          <w:iCs/>
-        </w:rPr>
-        <w:t xml:space="preserve">Lactobacillus</w:t>
-      </w:r>
-      <w:r>
-        <w:t xml:space="preserve">,</w:t>
-      </w:r>
-      <w:r>
-        <w:t xml:space="preserve"> </w:t>
-      </w:r>
-      <w:r>
-        <w:rPr>
-          <w:i/>
-          <w:iCs/>
-        </w:rPr>
-        <w:t xml:space="preserve">NK4A214 group</w:t>
-      </w:r>
-      <w:r>
-        <w:t xml:space="preserve">,</w:t>
-      </w:r>
-      <w:r>
-        <w:t xml:space="preserve"> </w:t>
-      </w:r>
-      <w:r>
-        <w:rPr>
-          <w:i/>
-          <w:iCs/>
-        </w:rPr>
-        <w:t xml:space="preserve">Romboutsia</w:t>
-      </w:r>
-      <w:r>
-        <w:t xml:space="preserve">, and</w:t>
-      </w:r>
-      <w:r>
-        <w:t xml:space="preserve"> </w:t>
-      </w:r>
-      <w:r>
-        <w:rPr>
-          <w:i/>
-          <w:iCs/>
-        </w:rPr>
-        <w:t xml:space="preserve">Ruminococcus gnavus group</w:t>
-      </w:r>
-      <w:r>
-        <w:t xml:space="preserve">. We describe this deliberately as a descriptive screen rather than a statistically confirmed set of contradictions: the 10 outer-CV folds share substantially overlapping training sets (each fold’s training data is 9/10 of the same cohort), so fold-level coefficient signs are not 10 independent replications, and no multiplicity-adjusted p-value is assigned to any individual taxon (Section 2.8, Limitations). This is a smaller and more conservative set than a less rigorous alternative approach that classifies any genus with opposite-signed pooled mean SHAP across two cohorts as a</w:t>
-      </w:r>
-      <w:r>
-        <w:t xml:space="preserve"> </w:t>
-      </w:r>
-      <w:r>
-        <w:t xml:space="preserve">“flip”</w:t>
-      </w:r>
-      <w:r>
-        <w:t xml:space="preserve"> </w:t>
-      </w:r>
-      <w:r>
-        <w:t xml:space="preserve">— an approach that, applied to this dataset, would identify twelve such genera; the stability requirement removes genera whose apparent flip is not reproducible across most of a cohort’s own outer folds.</w:t>
-      </w:r>
-      <w:r>
-        <w:t xml:space="preserve"> </w:t>
-      </w:r>
-      <w:r>
-        <w:rPr>
-          <w:b/>
-          <w:bCs/>
-        </w:rPr>
-        <w:t xml:space="preserve">No comparable screen is applied to LightGBM</w:t>
-      </w:r>
-      <w:r>
-        <w:t xml:space="preserve">: a tree ensemble has no single coefficient-like, globally monotonic direction, and LightGBM’s SHAP–feature relationships may be nonlinear or non-monotonic, so no scalar direction statistic — descriptive or otherwise — is computed or reported for it.</w:t>
-      </w:r>
-    </w:p>
-    <w:p>
-      <w:pPr>
-        <w:pStyle w:val="BodyText"/>
-      </w:pPr>
-      <w:r>
-        <w:rPr>
-          <w:i/>
-          <w:iCs/>
-        </w:rPr>
-        <w:t xml:space="preserve">Romboutsia</w:t>
-      </w:r>
-      <w:r>
-        <w:t xml:space="preserve"> </w:t>
-      </w:r>
-      <w:r>
-        <w:t xml:space="preserve">shows the cleanest cohort-level pattern among the eight taxa meeting the screen: a stable negative coefficient (higher relative abundance predicts lower AD log-odds under the fitted model) in all three Chinese cohorts and a stable positive coefficient in Kazakhstan (9/10 folds; Supplementary Table S6) — the one genus among the eight whose pattern cleanly separates by country in this dataset. We do not have a specific mechanistic hypothesis for</w:t>
-      </w:r>
-      <w:r>
-        <w:t xml:space="preserve"> </w:t>
-      </w:r>
-      <w:r>
-        <w:rPr>
-          <w:i/>
-          <w:iCs/>
-        </w:rPr>
-        <w:t xml:space="preserve">Romboutsia</w:t>
-      </w:r>
-      <w:r>
-        <w:t xml:space="preserve">.</w:t>
-      </w:r>
-    </w:p>
-    <w:p>
-      <w:pPr>
-        <w:pStyle w:val="BodyText"/>
-      </w:pPr>
-      <w:r>
-        <w:rPr>
-          <w:i/>
-          <w:iCs/>
-        </w:rPr>
-        <w:t xml:space="preserve">Lactobacillus</w:t>
-      </w:r>
-      <w:r>
-        <w:t xml:space="preserve"> </w:t>
-      </w:r>
-      <w:r>
-        <w:t xml:space="preserve">also meets the screen but its per-cohort pattern is messier: stable-negative in Zhuang 2018 only, and stable-positive in the other three cohorts (Ling 2020, Zhu 2022, Kazakhstan; Supplementary Table S6). Diet is one plausible unmeasured confounder for genus-level differences of this kind, but this dataset contains no dietary covariate data, and we do not attribute this or any other taxon’s pattern to a specific mechanism.</w:t>
-      </w:r>
-    </w:p>
-    <w:p>
-      <w:pPr>
-        <w:pStyle w:val="BodyText"/>
-      </w:pPr>
-      <w:r>
-        <w:rPr>
-          <w:i/>
-          <w:iCs/>
-        </w:rPr>
-        <w:t xml:space="preserve">Akkermansia</w:t>
-      </w:r>
-      <w:r>
-        <w:t xml:space="preserve"> </w:t>
-      </w:r>
-      <w:r>
-        <w:t xml:space="preserve">does not meet the coefficient-stability screen at all: its fitted coefficient is stable and positive in all four cohorts (10/10 outer folds in every cohort; Supplementary Table S6), despite appearing to reverse sign under the pooled mean-SHAP statistic (above). This is the clearest illustration in this dataset of why coefficient-based, fold-stability-gated direction is necessary rather than a raw pooled-SHAP sign.</w:t>
-      </w:r>
-    </w:p>
-    <w:p>
-      <w:pPr>
-        <w:pStyle w:val="BodyText"/>
-      </w:pPr>
-      <w:r>
-        <w:rPr>
-          <w:b/>
-          <w:bCs/>
-        </w:rPr>
-        <w:t xml:space="preserve">LOCO SHAP analysis: feature importance only, no cross-cohort direction assigned.</w:t>
-      </w:r>
-      <w:r>
-        <w:t xml:space="preserve"> </w:t>
-      </w:r>
-      <w:r>
-        <w:t xml:space="preserve">When SHAP values were computed for LOCO-trained classifiers applied to held-out cohorts,</w:t>
-      </w:r>
-      <w:r>
-        <w:t xml:space="preserve"> </w:t>
-      </w:r>
-      <w:r>
-        <w:rPr>
-          <w:i/>
-          <w:iCs/>
-        </w:rPr>
-        <w:t xml:space="preserve">Akkermansia</w:t>
-      </w:r>
-      <w:r>
-        <w:t xml:space="preserve"> </w:t>
-      </w:r>
-      <w:r>
-        <w:t xml:space="preserve">was the top-importance predictor for two of four held-out cohorts — Zhuang 2018 (|SHAP|=0.470) and Zhu 2022 (|SHAP|=0.372) — while</w:t>
-      </w:r>
-      <w:r>
-        <w:t xml:space="preserve"> </w:t>
-      </w:r>
-      <w:r>
-        <w:rPr>
-          <w:i/>
-          <w:iCs/>
-        </w:rPr>
-        <w:t xml:space="preserve">Subdoligranulum</w:t>
-      </w:r>
-      <w:r>
-        <w:t xml:space="preserve"> </w:t>
-      </w:r>
-      <w:r>
-        <w:t xml:space="preserve">(|SHAP|=0.269) topped held-out Ling 2020 and</w:t>
-      </w:r>
-      <w:r>
-        <w:t xml:space="preserve"> </w:t>
-      </w:r>
-      <w:r>
-        <w:rPr>
-          <w:i/>
-          <w:iCs/>
-        </w:rPr>
         <w:t xml:space="preserve">Christensenellaceae R-7 group</w:t>
       </w:r>
       <w:r>
         <w:t xml:space="preserve"> </w:t>
       </w:r>
       <w:r>
-        <w:t xml:space="preserve">(|SHAP|=0.368) topped held-out Kazakhstan. No genus ranked first across all four held-out conditions. Consistent with Section 2.8, we do not assign an AD/CN direction to these LOCO SHAP values: the LOCO SHAP background (the three training cohorts) and evaluation set (the held-out cohort) are drawn from systematically different populations by construction, so the sign of a LOCO mean SHAP value is confounded with the raw cross-cohort compositional difference quantified by PERMANOVA (Section 3.4) rather than reflecting a stable, model-derived direction. The absence of a single top-importance genus across all four held-out cohorts is itself consistent with the classifier activating whichever genera most closely resemble its training-cohort signature rather than a disease marker that generalizes across populations.</w:t>
+        <w:t xml:space="preserve">(|SHAP|=0.368) topped held-out Kazakhstan; no genus ranked first across all four. Consistent with Section 2.8, we do not assign an AD/CN direction to these values: the LOCO SHAP background (three training cohorts) and evaluation set (held-out cohort) are drawn from systematically different populations by construction, confounding sign with the raw cross-cohort compositional difference quantified by PERMANOVA (Section 3.4) rather than reflecting a stable, model-derived direction. The absence of a single top-importance genus across all four held-out cohorts is consistent with the classifier activating whichever genera most resemble its training-cohort signature rather than a disease marker generalizing across populations.</w:t>
       </w:r>
     </w:p>
     <w:p>
@@ -6820,7 +6638,7 @@
         <w:pStyle w:val="FirstParagraph"/>
       </w:pPr>
       <w:r>
-        <w:t xml:space="preserve">This study provides a systematic, quantitative analysis of cross-cohort generalization limitations in gut microbiome-based AD classifiers. Across four labeled cohorts, two model types, two cross-cohort evaluation designs, and two batch correction methods, we consistently observe the same result: classifiers trained within one cohort do not transfer reliably to another. The mean LOCO AUC drop of 0.176 points for logistic regression and 0.146 for LightGBM, with one of eight model–cohort combinations near chance, demonstrates that within-cohort performance figures — whether from the original cohort publications or from this study’s own nested-CV estimates — cannot be taken as evidence of a generalizable diagnostic signal. A formal paired bootstrap test (Section 3.3) supports this drop for five of the eight cohort–model pairs at conventional significance; the remaining three pairs show the same directional pattern without reaching formal significance at this sample size, and we report this distinction rather than treating all eight as equally well-supported.</w:t>
+        <w:t xml:space="preserve">This study provides a systematic, quantitative analysis of cross-cohort generalization limitations in gut microbiome-based AD classifiers. Across four labeled cohorts, two model types, two cross-cohort evaluation designs, and two batch correction methods, we consistently observe the same result: classifiers trained within one cohort do not transfer reliably to another. The mean LOCO AUC drop of 0.176 for logistic regression and 0.146 for LightGBM, with one of eight model–cohort combinations near chance, demonstrates that within-cohort performance figures — from the original publications or from this study’s own nested-CV estimates — cannot be taken as evidence of a generalizable diagnostic signal. A formal paired bootstrap test (Section 3.3) supports this drop for five of eight cohort–model pairs at conventional significance; the remaining three show the same directional pattern without reaching formal significance at this sample size, a distinction we report rather than treat all eight as equally well-supported.</w:t>
       </w:r>
     </w:p>
     <w:p>
@@ -6844,7 +6662,7 @@
         <w:t xml:space="preserve"> </w:t>
       </w:r>
       <w:r>
-        <w:t xml:space="preserve">directionality reversal documented by Jemimah et al. (2023) across North American and Chinese cohorts, the contradictory reports for</w:t>
+        <w:t xml:space="preserve">directionality reversal documented by Jemimah et al. (2023) across North American and Chinese cohorts, contradictory reports for</w:t>
       </w:r>
       <w:r>
         <w:t xml:space="preserve"> </w:t>
@@ -6860,7 +6678,7 @@
         <w:t xml:space="preserve"> </w:t>
       </w:r>
       <w:r>
-        <w:t xml:space="preserve">(Liu et al., 2020), and the highly cohort-specific patterns reported in individual papers all suggest population-level heterogeneity. A recent multi-cohort integration study (Wang et al., 2026, mSystems) similarly identified cross-geographic heterogeneity as a major obstacle; the present analysis complements that work by providing a systematic quantification of how severely within-cohort classifiers fail when applied to external populations, and by demonstrating that on average, neither method recovered cross-cohort transferability.</w:t>
+        <w:t xml:space="preserve">(Liu et al., 2020), and highly cohort-specific patterns reported elsewhere all suggest population-level heterogeneity. A recent multi-cohort integration study (Wang et al., 2026, mSystems) similarly identified cross-geographic heterogeneity as a major obstacle; the present analysis complements that work by quantifying how severely within-cohort classifiers fail on external populations, and by showing neither correction method recovered cross-cohort transferability on average.</w:t>
       </w:r>
     </w:p>
     <w:bookmarkEnd w:id="32"/>
@@ -6896,19 +6714,7 @@
         <w:t xml:space="preserve"> </w:t>
       </w:r>
       <w:r>
-        <w:t xml:space="preserve">cohort identity explains substantially more compositional variance than disease status (Aitchison R²=0.193 across all five cohorts; marginal R²=0.172 cohort vs. 0.014 diagnosis in the four-cohort two-variable model — an approximately 12-fold disparity), and cohort membership is near-perfectly recoverable from the same CLR features (macro-AUC=0.9917). This 12-fold figure is not a fixed property of the data, however: restricted to the three more technically comparable Chinese paired-end MiSeq cohorts, the same marginal comparison falls to approximately 2.6-fold (cohort R²=0.059 vs. diagnosis R²=0.023; Section 3.4), and the significant beta-dispersion difference among cohorts (Section 3.4) means these R² values reflect both centroid separation and within-cohort spread, limiting a simple centroid-distance interpretation of</w:t>
-      </w:r>
-      <w:r>
-        <w:t xml:space="preserve"> </w:t>
-      </w:r>
-      <w:r>
-        <w:t xml:space="preserve">“how separated”</w:t>
-      </w:r>
-      <w:r>
-        <w:t xml:space="preserve"> </w:t>
-      </w:r>
-      <w:r>
-        <w:t xml:space="preserve">cohorts are. Taken together, compositional structure was strongly associated with cohort-of-origin in the evaluated datasets, but the exact magnitude of that association is sensitive to cohort composition and dispersion structure, not a single stable number. Separately and equally empirically: batch correction, evaluated under a label-blind design that did not use any sample’s diagnosis label during correction, left mean LOCO AUC essentially unchanged (within 0.007 AUC of uncorrected for both ComBat-seq and MMUPHin, both models; Section 3.5) — it neither recovered cross-cohort transferability nor substantially degraded it.</w:t>
+        <w:t xml:space="preserve">cohort identity explains substantially more compositional variance than disease status (Aitchison R²=0.193 across all five cohorts; marginal R²=0.172 cohort vs. 0.014 diagnosis in the four-cohort two-variable model — an approximately 12-fold disparity), and cohort membership is near-perfectly recoverable from the same CLR features (macro-AUC=0.9917). This 12-fold figure is not fixed, however: restricted to the three more technically comparable Chinese paired-end MiSeq cohorts, the same comparison falls to approximately 2.6-fold (cohort R²=0.059 vs. diagnosis R²=0.023; Section 3.4), and the significant beta-dispersion difference among cohorts (Section 3.4) means these R² values reflect both centroid separation and within-cohort spread, limiting a simple centroid-distance interpretation of cohort separation. Compositional structure was strongly associated with cohort-of-origin in the evaluated datasets, but the magnitude is sensitive to cohort composition and dispersion structure, not a single stable number. Separately: batch correction, evaluated under a label-blind design using no sample’s diagnosis label, left mean LOCO AUC essentially unchanged (within 0.007 AUC of uncorrected for both methods, both models; Section 3.5) — neither recovering cross-cohort transferability nor substantially degrading it.</w:t>
       </w:r>
     </w:p>
     <w:p>
@@ -6942,35 +6748,23 @@
         <w:t xml:space="preserve"> </w:t>
       </w:r>
       <w:r>
-        <w:t xml:space="preserve">correction targeting cohort-associated variance might struggle to isolate and remove only that variance without also touching disease-associated variance, if the two are not orthogonal in this compositional space. PERMANOVA marginal R² values do not establish that overlap directly, and we did not run an experiment (e.g., a simulation with a known, controlled degree of cohort/diagnosis-axis overlap) capable of testing it in this dataset. We therefore present it as a hypothesis consistent with the observed pattern, not as a demonstrated mechanism, and we no longer state that batch correction</w:t>
-      </w:r>
-      <w:r>
-        <w:t xml:space="preserve"> </w:t>
-      </w:r>
-      <w:r>
-        <w:t xml:space="preserve">“cannot”</w:t>
-      </w:r>
-      <w:r>
-        <w:t xml:space="preserve"> </w:t>
-      </w:r>
-      <w:r>
-        <w:t xml:space="preserve">work in general or that this analysis proves cohort and disease axes overlap.</w:t>
-      </w:r>
-    </w:p>
-    <w:p>
-      <w:pPr>
-        <w:pStyle w:val="BodyText"/>
-      </w:pPr>
-      <w:r>
-        <w:t xml:space="preserve">Under the label-informed design, in which ComBat-seq and MMUPHin were both told every sample’s own true diagnosis label during a single joint fit across all four labeled cohorts (Section 2.7), ComBat-seq’s correction substantially worsened LOCO AUC (mean LogReg: 0.640→0.493, with one cohort collapsing to AUC=0.308). Repeating the identical comparison under a label-blind design — same cohorts, same raw features, same downstream LOCO classifiers, the only change being that no diagnosis label is supplied to the correction step — instead reproduces essentially flat LOCO AUC (Section 3.5, Table 4). This side-by-side comparison indicates that the severe degradation under the label-informed design was specific to that design and therefore should not be interpreted as evidence that these correction methods generally degrade cross-cohort performance, or as evidence of an intrinsic incompatibility between ComBat-seq’s negative-binomial framework and 16S compositional data. One hypothesis consistent with this pattern, not established by it, is that a correction model explicitly told each sample’s diagnosis label constructs a label-conditional transformation with no prospective analog. We therefore do not attribute the label-informed collapse to a property of ComBat-seq’s modeling framework, and we retain the label-informed numbers only as an explicitly-labeled exploratory sensitivity illustrating what a label-aware, non-deployable correction can do (Section 3.5).</w:t>
-      </w:r>
-    </w:p>
-    <w:p>
-      <w:pPr>
-        <w:pStyle w:val="BodyText"/>
-      </w:pPr>
-      <w:r>
-        <w:t xml:space="preserve">The finding that survives this correction — and that we consider the more robust and more useful result for the field — is narrower than originally stated: under the label-blind transductive evaluation, two widely used batch-correction methods designed for other data types (RNA-seq counts; general microbiome meta-analysis) did not recover cross-cohort transferability for AD classification in this dataset. This is a demonstration of ineffectiveness at the specific task of restoring cross-cohort generalization, not a demonstration that these methods actively destroy signal, nor an explanation of the underlying compositional-geometry reason such correction is difficult. The field may still need fundamentally different approaches — multi-cohort training with cohort as an explicit stratification variable, domain adaptation methods, or meta-analytic frameworks that explicitly model between-cohort heterogeneity rather than attempting to remove it — but we no longer claim to have shown mechanistically why standard correction fails, only that it does not succeed under the conditions tested here.</w:t>
+        <w:t xml:space="preserve">correction targeting cohort-associated variance might struggle to isolate and remove only that variance without also touching disease-associated variance, if the two are not orthogonal in this compositional space. PERMANOVA marginal R² values do not establish that overlap directly, and we did not run an experiment (e.g., a simulation with known, controlled cohort/diagnosis-axis overlap) capable of testing it. We present this as a hypothesis consistent with the observed pattern, not a demonstrated mechanism, and no longer state that batch correction cannot work in general or that this analysis proves cohort and disease axes overlap.</w:t>
+      </w:r>
+    </w:p>
+    <w:p>
+      <w:pPr>
+        <w:pStyle w:val="BodyText"/>
+      </w:pPr>
+      <w:r>
+        <w:t xml:space="preserve">Under the label-informed design, in which ComBat-seq and MMUPHin were told every sample’s own true diagnosis label during a joint fit across all four labeled cohorts (Section 2.7), ComBat-seq’s correction substantially worsened LOCO AUC (mean LogReg: 0.640→0.493, one cohort collapsing to AUC=0.308). The identical comparison under a label-blind design — same cohorts, features, and downstream classifiers, only omitting the diagnosis label from correction — instead reproduces essentially flat LOCO AUC (Section 3.5, Table 4), indicating the severe degradation was specific to the label-informed design rather than evidence these methods generally degrade cross-cohort performance, or of an intrinsic incompatibility between ComBat-seq’s negative-binomial framework and 16S compositional data. One hypothesis consistent with this pattern, not established by it, is that a correction model explicitly told each sample’s diagnosis label constructs a label-conditional transformation with no prospective analog. We therefore do not attribute the label-informed collapse to a property of ComBat-seq’s modeling framework, and retain those numbers only as an explicitly-labeled exploratory sensitivity illustrating what a label-aware, non-deployable correction can do (Section 3.5).</w:t>
+      </w:r>
+    </w:p>
+    <w:p>
+      <w:pPr>
+        <w:pStyle w:val="BodyText"/>
+      </w:pPr>
+      <w:r>
+        <w:t xml:space="preserve">The finding that survives this correction — and that we consider the more robust and useful result for the field — is narrower than originally stated: under label-blind transductive evaluation, two widely used batch-correction methods designed for other data types (RNA-seq counts; general microbiome meta-analysis) did not recover cross-cohort transferability for AD classification in this dataset. This demonstrates ineffectiveness at the specific task, not that these methods actively destroy signal, nor a mechanistic explanation of why such correction is difficult. The field may still need fundamentally different approaches — multi-cohort training with cohort as an explicit stratification variable, domain adaptation methods, or meta-analytic frameworks that model between-cohort heterogeneity rather than attempting to remove it — but we no longer claim to have shown mechanistically why standard correction fails, only that it did not succeed under the conditions tested here.</w:t>
       </w:r>
     </w:p>
     <w:bookmarkEnd w:id="33"/>
@@ -6998,23 +6792,23 @@
         <w:t xml:space="preserve">) and fecal (F_</w:t>
       </w:r>
       <w:r>
-        <w:t xml:space="preserve">) samples from the same 90 participants (PRJNA489760). The blood samples were excluded from this analysis because blood and fecal microbiome communities represent fundamentally distinct compartments; including both would introduce a sample-type confound identical in structure to a batch effect, inflating within-cohort AUC through tissue-compartment discrimination rather than disease discrimination.</w:t>
-      </w:r>
-    </w:p>
-    <w:p>
-      <w:pPr>
-        <w:pStyle w:val="BodyText"/>
-      </w:pPr>
-      <w:r>
-        <w:t xml:space="preserve">With fecal-only samples (n=60 binary), the near-perfect within-cohort AUC (logistic regression 0.998, LightGBM 0.979) is more difficult to attribute to a single confound. The small sample size (30 per class) is relevant: with 10-fold CV on 60 samples, each test fold contains approximately 6 samples, and single-fold AUC estimates can be highly variable. Zhu 2022 showed the largest detectable diagnosis-associated compositional effect (R²=0.094, F=6.01, p=0.0001) of the four labeled cohorts. The repeated-CV and label-permutation analyses (Section 2.4.1, Section 3.2) show this near-perfect estimate is stable to fold assignment and clearly distinguishable from a chance-label null; despite this stability, the estimate may still overstate population-level performance because it is derived from only 60 participants and has not been independently replicated.</w:t>
-      </w:r>
-    </w:p>
-    <w:p>
-      <w:pPr>
-        <w:pStyle w:val="BodyText"/>
-      </w:pPr>
-      <w:r>
-        <w:t xml:space="preserve">The LOCO result for Zhu 2022 (logistic regression AUC=0.813, the highest LOCO value among all cohorts) is informative: classifiers trained on the other three cohorts transfer to Zhu 2022 fecal samples better than to any other cohort. This suggests that the fecal disease signal in this cohort is somewhat consistent with signals in the Chinese and Kazakh training cohorts, unlike the spurious compartment-discrimination signal that would have characterized a hypothetical mixed-compartment analysis pooling fecal and blood samples together — a design this study avoided by excluding the blood samples at the outset (Section 2.4). We recommend that future AD microbiome studies report sample types explicitly and analyze each compartment independently before pooling.</w:t>
+        <w:t xml:space="preserve">) samples from the same 90 participants (PRJNA489760). Blood samples were excluded because blood and fecal microbiome communities are fundamentally distinct compartments; including both would introduce a sample-type confound structurally identical to a batch effect, inflating within-cohort AUC through tissue-compartment discrimination rather than disease discrimination.</w:t>
+      </w:r>
+    </w:p>
+    <w:p>
+      <w:pPr>
+        <w:pStyle w:val="BodyText"/>
+      </w:pPr>
+      <w:r>
+        <w:t xml:space="preserve">With fecal-only samples (n=60 binary), the near-perfect within-cohort AUC (logistic regression 0.998, LightGBM 0.979) is harder to attribute to a single confound. The small sample size (30 per class) is relevant — each 10-fold CV test fold contains ~6 samples, so single-fold AUC estimates can be highly variable — and Zhu 2022 showed the largest detectable diagnosis-associated compositional effect (R²=0.094, F=6.01, p=0.0001) of the four labeled cohorts. The repeated-CV and label-permutation analyses (Section 2.4.1, Section 3.2) show this estimate is stable to fold assignment and clearly distinguishable from a chance-label null; it may nonetheless overstate population-level performance, being derived from only 60 participants without independent replication.</w:t>
+      </w:r>
+    </w:p>
+    <w:p>
+      <w:pPr>
+        <w:pStyle w:val="BodyText"/>
+      </w:pPr>
+      <w:r>
+        <w:t xml:space="preserve">The LOCO result for Zhu 2022 (logistic regression AUC=0.813, the highest LOCO value among all cohorts) is informative: classifiers trained on the other three cohorts transfer to Zhu 2022 fecal samples better than to any other cohort, suggesting the fecal disease signal here is somewhat consistent with the Chinese and Kazakh training cohorts, unlike a spurious compartment-discrimination signal that mixed-compartment pooling would have produced — a design this study avoided by excluding blood samples at the outset (Section 2.4). We recommend future AD microbiome studies report sample types explicitly and analyze each compartment independently before pooling.</w:t>
       </w:r>
     </w:p>
     <w:bookmarkEnd w:id="34"/>
@@ -7032,7 +6826,7 @@
         <w:pStyle w:val="FirstParagraph"/>
       </w:pPr>
       <w:r>
-        <w:t xml:space="preserve">Using a pre-specified coefficient-sign-stability criterion (≥8 of 10 outer folds agreeing in sign; Section 2.8), eight genera met this descriptive screen for logistic regression:</w:t>
+        <w:t xml:space="preserve">As reported in Section 3.6, eight genera met the pre-specified coefficient-sign-stability screen (≥8/10 outer folds agreeing in sign; Section 2.8) for logistic regression:</w:t>
       </w:r>
       <w:r>
         <w:t xml:space="preserve"> </w:t>
@@ -7136,41 +6930,41 @@
         <w:t xml:space="preserve">Ruminococcus gnavus group</w:t>
       </w:r>
       <w:r>
-        <w:t xml:space="preserve">. This is a smaller, more conservative set than the meta-analytic literature’s qualitative suggestion that some taxa carry contradictory directions of effect in different populations might imply, and we present it descriptively rather than as a statistically confirmed set of contradictions: the 10 outer-CV folds share substantially overlapping training data (each fold’s training set is 9/10 of the same cohort), so fold-level coefficient signs are not independent replications in the formal statistical sense, and we do not assign multiplicity-adjusted p-values to individual taxa (Section 2.8, Limitations). A less conservative alternative approach — classifying a flip as any genus with opposite-signed</w:t>
-      </w:r>
-      <w:r>
-        <w:t xml:space="preserve"> </w:t>
-      </w:r>
+        <w:t xml:space="preserve">. We present this descriptively, not as statistically confirmed contradictions — the 10 outer-CV folds share overlapping training data, so fold-level signs are not independent replications, and we assign no multiplicity-adjusted p-values. A less conservative alternative (opposite-signed pooled mean SHAP across two cohorts, a background-relative quantity, not the coefficient) would identify twelve genera for each model; requiring reproducibility across a cohort’s own outer folds and grounding direction in the fitted coefficient is why this paper reports eight genera for logistic regression and none for LightGBM, which has no coefficient-like global direction to test.</w:t>
+      </w:r>
+    </w:p>
+    <w:p>
+      <w:pPr>
+        <w:pStyle w:val="BodyText"/>
+      </w:pPr>
       <w:r>
         <w:rPr>
           <w:i/>
           <w:iCs/>
         </w:rPr>
-        <w:t xml:space="preserve">pooled mean SHAP</w:t>
-      </w:r>
-      <w:r>
-        <w:t xml:space="preserve"> </w:t>
-      </w:r>
-      <w:r>
-        <w:t xml:space="preserve">across two cohorts (a background-relative quantity, not the model’s coefficient; Section 2.8) — would identify twelve such genera for logistic regression and, using the same statistic, a further twelve for LightGBM. Requiring the direction to be reproducible across most of a cohort’s own outer folds, and grounding it in the fitted coefficient rather than a background-dependent SHAP quantity, is why this paper reports eight genera for logistic regression and none for LightGBM: a tree ensemble has no single coefficient-like global direction to test for stability in the first place (Section 2.8), so no LightGBM directional-flip count is reported anywhere in this paper.</w:t>
-      </w:r>
-    </w:p>
-    <w:p>
-      <w:pPr>
-        <w:pStyle w:val="BodyText"/>
-      </w:pPr>
+        <w:t xml:space="preserve">Romboutsia</w:t>
+      </w:r>
+      <w:r>
+        <w:t xml:space="preserve"> </w:t>
+      </w:r>
+      <w:r>
+        <w:t xml:space="preserve">shows the cleanest cohort-level pattern: stable-negative in all three Chinese cohorts, stable-positive in Kazakhstan; we offer no mechanistic hypothesis.</w:t>
+      </w:r>
+      <w:r>
+        <w:t xml:space="preserve"> </w:t>
+      </w:r>
       <w:r>
         <w:rPr>
           <w:i/>
           <w:iCs/>
         </w:rPr>
-        <w:t xml:space="preserve">Romboutsia</w:t>
-      </w:r>
-      <w:r>
-        <w:t xml:space="preserve"> </w:t>
-      </w:r>
-      <w:r>
-        <w:t xml:space="preserve">shows the cleanest cohort-level pattern among the eight: a stable negative fitted coefficient in all three Chinese cohorts, and a stable positive coefficient in Kazakhstan; we offer no mechanistic hypothesis for this genus.</w:t>
+        <w:t xml:space="preserve">Lactobacillus</w:t>
+      </w:r>
+      <w:r>
+        <w:t xml:space="preserve"> </w:t>
+      </w:r>
+      <w:r>
+        <w:t xml:space="preserve">also meets the screen but does not cleanly separate by country (stable-negative in Zhuang 2018 only). Diet is a plausible unmeasured confounder generally, but this dataset has no dietary covariate data, so we attribute no taxon’s pattern to a specific mechanism.</w:t>
       </w:r>
       <w:r>
         <w:t xml:space="preserve"> </w:t>
@@ -7180,39 +6974,21 @@
           <w:i/>
           <w:iCs/>
         </w:rPr>
-        <w:t xml:space="preserve">Lactobacillus</w:t>
-      </w:r>
-      <w:r>
-        <w:t xml:space="preserve"> </w:t>
-      </w:r>
-      <w:r>
-        <w:t xml:space="preserve">also meets the screen, but its per-cohort pattern (stable-negative in Zhuang 2018 only; stable-positive in the other three cohorts) does not cleanly separate by country. Diet is a plausible unmeasured confounder for genus-level cohort differences generally, but this dataset has no dietary covariate data, and we do not attribute any specific taxon’s pattern to diet or any other mechanism without such data.</w:t>
-      </w:r>
-    </w:p>
-    <w:p>
-      <w:pPr>
-        <w:pStyle w:val="BodyText"/>
-      </w:pPr>
-      <w:r>
-        <w:rPr>
-          <w:i/>
-          <w:iCs/>
-        </w:rPr>
         <w:t xml:space="preserve">Akkermansia</w:t>
       </w:r>
       <w:r>
         <w:t xml:space="preserve"> </w:t>
       </w:r>
       <w:r>
-        <w:t xml:space="preserve">illustrates why the coefficient-based, stability-gated definition matters: its pooled mean SHAP value appears to reverse sign between cohorts (Section 3.6), but its fitted logistic-regression coefficient is positive and stable (10 of 10 outer folds) in all four cohorts (Supplementary Table S6), meaning the model never learned an inconsistent direction for this genus; the apparent sign reversal is an artifact of the background-relative SHAP statistic, not a property of the fitted model.</w:t>
-      </w:r>
-    </w:p>
-    <w:p>
-      <w:pPr>
-        <w:pStyle w:val="BodyText"/>
-      </w:pPr>
-      <w:r>
-        <w:t xml:space="preserve">The critical implication of the eight taxa meeting this descriptive screen is that they may reflect biological population heterogeneity, technical study effects, or interactions between the two; the present design cannot disentangle these sources, nor does the screen itself establish that any individual taxon’s pattern exceeds what a non-independent, overlapping-fold coefficient estimate could show by chance. Standard batch correction methods, designed to remove technical batch effects, would not be expected to resolve directional disagreements to the extent that these differences are driven by population-level biological differences rather than technical artifacts alone — a point that is, if anything, reinforced by Section 4.2’s finding that label-blind batch correction left cross-cohort AUC essentially unchanged rather than recovering it.</w:t>
+        <w:t xml:space="preserve">illustrates why the coefficient-based, stability-gated definition matters: its pooled mean SHAP appears to reverse sign between cohorts (Section 3.6), but its fitted coefficient is positive and stable in all four cohorts (Supplementary Table S6) — the model never learned an inconsistent direction; the apparent reversal is a background-relative SHAP artifact, not the fitted model.</w:t>
+      </w:r>
+    </w:p>
+    <w:p>
+      <w:pPr>
+        <w:pStyle w:val="BodyText"/>
+      </w:pPr>
+      <w:r>
+        <w:t xml:space="preserve">The eight taxa meeting this screen may reflect biological population heterogeneity, technical study effects, or both; the design cannot disentangle these sources, nor does the screen establish that any taxon’s pattern exceeds what a non-independent, overlapping-fold estimate could show by chance. Standard batch correction, designed to remove technical batch effects, would not be expected to resolve directional disagreements driven by population-level biological differences rather than technical artifacts — reinforced by Section 4.2’s finding that label-blind correction left cross-cohort AUC essentially unchanged.</w:t>
       </w:r>
     </w:p>
     <w:bookmarkEnd w:id="35"/>
@@ -7230,15 +7006,15 @@
         <w:pStyle w:val="FirstParagraph"/>
       </w:pPr>
       <w:r>
-        <w:t xml:space="preserve">The results of this study suggest that gut microbiome-based AD classifiers are not ready for clinical deployment across heterogeneous external cohorts without prospective validation. For example, a classifier trained on Zhuang 2018 and applied to Kazakhstan achieved AUC=0.566 for logistic regression and AUC=0.493 for LightGBM, performance near chance and inadequate for diagnostic deployment.</w:t>
-      </w:r>
-    </w:p>
-    <w:p>
-      <w:pPr>
-        <w:pStyle w:val="BodyText"/>
-      </w:pPr>
-      <w:r>
-        <w:t xml:space="preserve">We propose three prerequisites for meaningful clinical translation of microbiome-based AD diagnostics: (1)</w:t>
+        <w:t xml:space="preserve">These results suggest gut microbiome-based AD classifiers are not ready for clinical deployment across heterogeneous external cohorts without prospective validation. A classifier trained on Zhuang 2018 and applied to Kazakhstan achieved AUC=0.566 for logistic regression and AUC=0.493 for LightGBM — near chance and inadequate for diagnostic deployment.</w:t>
+      </w:r>
+    </w:p>
+    <w:p>
+      <w:pPr>
+        <w:pStyle w:val="BodyText"/>
+      </w:pPr>
+      <w:r>
+        <w:t xml:space="preserve">We propose three prerequisites for meaningful clinical translation: (1)</w:t>
       </w:r>
       <w:r>
         <w:t xml:space="preserve"> </w:t>
@@ -7251,7 +7027,10 @@
         <w:t xml:space="preserve">Multi-cohort harmonized training data</w:t>
       </w:r>
       <w:r>
-        <w:t xml:space="preserve">: classifiers should be trained on samples from multiple geographic and demographic populations simultaneously, with cohort or population as a stratification variable, rather than training within a single cohort and expecting transfer. (2)</w:t>
+        <w:t xml:space="preserve"> </w:t>
+      </w:r>
+      <w:r>
+        <w:t xml:space="preserve">— classifiers should train on samples from multiple geographic and demographic populations simultaneously, with cohort or population as a stratification variable, rather than training within a single cohort and expecting transfer. (2)</w:t>
       </w:r>
       <w:r>
         <w:t xml:space="preserve"> </w:t>
@@ -7264,7 +7043,10 @@
         <w:t xml:space="preserve">Prospective cross-cohort validation as a publication standard</w:t>
       </w:r>
       <w:r>
-        <w:t xml:space="preserve">: any future study reporting a gut microbiome AD classifier should be required to validate performance on at least one independent cohort from a different geographic population before claiming clinical relevance. The within-cohort AUC, no matter how high, is an insufficient evidential standard. (3)</w:t>
+        <w:t xml:space="preserve"> </w:t>
+      </w:r>
+      <w:r>
+        <w:t xml:space="preserve">— any future study reporting a gut microbiome AD classifier should validate performance on at least one independent cohort from a different geographic population before claiming clinical relevance; within-cohort AUC alone, however high, is an insufficient evidential standard. (3)</w:t>
       </w:r>
       <w:r>
         <w:t xml:space="preserve"> </w:t>
@@ -7277,15 +7059,18 @@
         <w:t xml:space="preserve">Covariate-adjusted models</w:t>
       </w:r>
       <w:r>
-        <w:t xml:space="preserve">: diet, geographic origin, antibiotic history, and other known microbiome-modulating covariates should be incorporated into classification models either as features or confounders, to reduce the influence of population-specific compositional baselines.</w:t>
-      </w:r>
-    </w:p>
-    <w:p>
-      <w:pPr>
-        <w:pStyle w:val="BodyText"/>
-      </w:pPr>
-      <w:r>
-        <w:t xml:space="preserve">The multi-cohort harmonized collection approach has succeeded in other biomarker domains (e.g., the UK Biobank for genomic predictors, the ADNI consortium for neuroimaging). A parallel initiative—perhaps a consortium of AD microbiome studies committed to harmonized collection protocols and prospective cross-cohort sharing—would be the most direct route to a clinically actionable microbiome diagnostic.</w:t>
+        <w:t xml:space="preserve"> </w:t>
+      </w:r>
+      <w:r>
+        <w:t xml:space="preserve">— diet, geographic origin, antibiotic history, and other known microbiome-modulating covariates should be incorporated as features or confounders, reducing the influence of population-specific compositional baselines.</w:t>
+      </w:r>
+    </w:p>
+    <w:p>
+      <w:pPr>
+        <w:pStyle w:val="BodyText"/>
+      </w:pPr>
+      <w:r>
+        <w:t xml:space="preserve">Multi-cohort harmonized collection has succeeded in other biomarker domains (e.g., UK Biobank for genomic predictors, ADNI for neuroimaging). A parallel initiative — a consortium of AD microbiome studies committed to harmonized collection protocols and prospective cross-cohort sharing — would be the most direct route to a clinically actionable microbiome diagnostic.</w:t>
       </w:r>
     </w:p>
     <w:bookmarkEnd w:id="36"/>
@@ -7321,7 +7106,7 @@
         <w:t xml:space="preserve"> </w:t>
       </w:r>
       <w:r>
-        <w:t xml:space="preserve">The search strategy documented in Section 2.1 and Supplementary Note S1 identified five publicly available cohorts meeting inclusion criteria. The cohort set is not exhaustive of all existing AD microbiome studies, and the inclusion of additional cohorts from non-Asian populations would strengthen the conclusions. The comparability of diagnostic criteria across cohorts (clinical AD diagnosis vs. amyloid-PET positivity) adds biological heterogeneity that cannot be fully disentangled from technical batch effects.</w:t>
+        <w:t xml:space="preserve">The search strategy (Section 2.1, Supplementary Note S1) identified five publicly available cohorts — not exhaustive of all existing AD microbiome studies, and additional non-Asian cohorts would strengthen the conclusions. Diagnostic-criteria comparability (clinical AD diagnosis vs. amyloid-PET positivity) adds biological heterogeneity not fully disentangled from technical batch effects.</w:t>
       </w:r>
     </w:p>
     <w:p>
@@ -7339,7 +7124,7 @@
         <w:t xml:space="preserve"> </w:t>
       </w:r>
       <w:r>
-        <w:t xml:space="preserve">Kazakhstan used single-end NovaSeq reads while all other cohorts used paired-end MiSeq 2×300 bp. Single-end reads yield lower taxonomic resolution at equivalent read length due to the absence of overlap-based error correction in DADA2, and different error models were fitted per cohort. This technical asymmetry contributes to between-cohort heterogeneity and cannot be disentangled from biological population differences in this dataset.</w:t>
+        <w:t xml:space="preserve">Kazakhstan used single-end NovaSeq reads while all other cohorts used paired-end MiSeq 2×300 bp. Single-end reads yield lower taxonomic resolution at equivalent read length due to the absence of overlap-based error correction in DADA2, and different error models were fitted per cohort — a technical asymmetry that cannot be disentangled from biological population differences here.</w:t>
       </w:r>
     </w:p>
     <w:p>
@@ -7357,7 +7142,7 @@
         <w:t xml:space="preserve"> </w:t>
       </w:r>
       <w:r>
-        <w:t xml:space="preserve">Per-sample amyloid-PET diagnosis labels are IRB-restricted and not publicly deposited. The Kim 2022 cohort (78 participants; 18 amyloid-positive preclinical AD, 60 CN) therefore contributed only to PERMANOVA variance decomposition.</w:t>
+        <w:t xml:space="preserve">Per-sample amyloid-PET diagnosis labels are IRB-restricted. This cohort (78 participants; 18 amyloid-positive preclinical AD, 60 CN) contributed only to PERMANOVA variance decomposition.</w:t>
       </w:r>
     </w:p>
     <w:p>
@@ -7375,7 +7160,7 @@
         <w:t xml:space="preserve"> </w:t>
       </w:r>
       <w:r>
-        <w:t xml:space="preserve">Three of the four labeled cohorts are Chinese. The cross-cohort experiment is therefore primarily a China-internal transfer (Zhuang ↔ Ling ↔ Zhu 2022) plus transfer to/from a single Central Asian cohort. A more geographically balanced design—incorporating North American, European, and African populations—would be needed to generalize the conclusions to the full range of human diversity.</w:t>
+        <w:t xml:space="preserve">Three of the four labeled cohorts are Chinese, so the cross-cohort experiment is primarily a China-internal transfer (Zhuang ↔ Ling ↔ Zhu 2022) plus transfer to/from a single Central Asian cohort. A more geographically balanced design — North American, European, African populations — would be needed to generalize the conclusions further.</w:t>
       </w:r>
     </w:p>
     <w:p>
@@ -7393,7 +7178,7 @@
         <w:t xml:space="preserve"> </w:t>
       </w:r>
       <w:r>
-        <w:t xml:space="preserve">The public archive contains 180 samples representing 90 participants, a subset of the 302 participants analyzed in the published study (PRJNA489760). The deposited subset may not be a random sample of the full study population, potentially introducing selection bias of unknown direction.</w:t>
+        <w:t xml:space="preserve">The public archive contains 180 samples representing 90 participants, a subset of the 302 analyzed in the published study (PRJNA489760), which may not be a random sample of the full study population, potentially introducing selection bias of unknown direction.</w:t>
       </w:r>
     </w:p>
     <w:p>
@@ -7411,7 +7196,7 @@
         <w:t xml:space="preserve"> </w:t>
       </w:r>
       <w:r>
-        <w:t xml:space="preserve">The 396-genus feature set (Section 2.2) was selected using ≥20% prevalence pooled across all five cohorts simultaneously, meaning the eventual held-out cohort in every LOCO/pairwise experiment contributed prevalence information to the feature universe. A dedicated training-only sensitivity analysis (Section 2.5.1, Section 3.3), run once under the same prespecified</w:t>
+        <w:t xml:space="preserve">The 396-genus feature set (Section 2.2) was selected using ≥20% prevalence pooled across all five cohorts, so the eventual held-out cohort in every LOCO/pairwise experiment contributed prevalence information. A training-only sensitivity analysis (Section 2.5.1, Section 3.3), run under the same prespecified</w:t>
       </w:r>
       <w:r>
         <w:t xml:space="preserve"> </w:t>
@@ -7426,7 +7211,7 @@
         <w:t xml:space="preserve"> </w:t>
       </w:r>
       <w:r>
-        <w:t xml:space="preserve">cross-validation partition used throughout this paper, re-derived genus selection independently within every split and found LOCO AUC changed by at most 0.066 — the qualitative generalization-failure conclusion is not an artifact of this design — but the global selection remains a methodological limitation in principle, and we recommend training-only feature selection as the default design for future cross-cohort microbiome classifier studies rather than a post hoc sensitivity check. Repeated cross-validation with multiple random seeds was not performed for this sensitivity analysis, so the 0.066 figure should be read as a single-partition estimate rather than one adjusted for ordinary fold-assignment variability.</w:t>
+        <w:t xml:space="preserve">partition used throughout, re-derived genus selection independently within every split and found LOCO AUC changed by at most 0.066 — the generalization-failure conclusion is not an artifact of this design — but global selection remains a methodological limitation in principle, and we recommend training-only feature selection as the default for future cross-cohort microbiome classifier studies. Repeated cross-validation with multiple seeds was not performed for this sensitivity analysis, so 0.066 is a single-partition estimate, not one adjusted for fold-assignment variability.</w:t>
       </w:r>
     </w:p>
     <w:p>
@@ -7438,7 +7223,7 @@
           <w:b/>
           <w:bCs/>
         </w:rPr>
-        <w:t xml:space="preserve">PERMANOVA cannot decompose cohort into technical and biological sources, and the cohort-versus-diagnosis variance disparity is sensitive to which cohorts are compared.</w:t>
+        <w:t xml:space="preserve">PERMANOVA cannot decompose cohort into technical and biological sources, and the cohort-versus-diagnosis disparity is sensitive to which cohorts are compared.</w:t>
       </w:r>
       <w:r>
         <w:t xml:space="preserve"> </w:t>
@@ -7450,19 +7235,7 @@
         <w:t xml:space="preserve"> </w:t>
       </w:r>
       <w:r>
-        <w:t xml:space="preserve">in this study is a composite study-of-origin variable bundling sequencing platform, library preparation, recruitment site, diagnostic ascertainment, and unmeasured dietary/lifestyle differences; PERMANOVA and betadisper estimate the total variance associated with this composite variable, not a technical-batch-effect estimate specifically, and no method used in this paper separates the two (Section 2.6). The approximately 12-fold cohort-versus-diagnosis disparity computed across all four labeled cohorts fell to approximately 2.6-fold when restricted to the three more technically comparable Chinese paired-end MiSeq cohorts (Section 3.4), indicating that this ratio is not a fixed property of</w:t>
-      </w:r>
-      <w:r>
-        <w:t xml:space="preserve"> </w:t>
-      </w:r>
-      <w:r>
-        <w:t xml:space="preserve">“cohort effects”</w:t>
-      </w:r>
-      <w:r>
-        <w:t xml:space="preserve"> </w:t>
-      </w:r>
-      <w:r>
-        <w:t xml:space="preserve">in gut microbiome data generally but depends substantially on which cohorts happen to be compared. Readers should not extrapolate the ~12-fold figure to other cohort sets.</w:t>
+        <w:t xml:space="preserve">here is a composite variable bundling sequencing platform, library preparation, recruitment site, diagnostic ascertainment, and unmeasured dietary/lifestyle differences that PERMANOVA and betadisper cannot separate (Section 2.6). As shown in Section 3.4, the ~12-fold disparity across all four labeled cohorts fell to ~2.6-fold when restricted to the three more technically comparable Chinese paired-end MiSeq cohorts, so this ratio depends substantially on which cohorts are compared; readers should not extrapolate the ~12-fold figure elsewhere.</w:t>
       </w:r>
     </w:p>
     <w:p>
@@ -7474,13 +7247,13 @@
           <w:b/>
           <w:bCs/>
         </w:rPr>
-        <w:t xml:space="preserve">Jaccard overlap significance depends on the null model chosen, and one finding reverses depending on that choice.</w:t>
-      </w:r>
-      <w:r>
-        <w:t xml:space="preserve"> </w:t>
-      </w:r>
-      <w:r>
-        <w:t xml:space="preserve">LightGBM’s cross-cohort top-predictor overlap was significant at N=20/50 (not N=10) under a null that draws candidate genera uniformly from the shared 396-genus pool, but was not significant at any tested N under a null restricted to each cohort’s own ≥20%-prevalence genera (Section 3.6). We report both nulls and the resulting reversal rather than selecting whichever null supports a stronger claim. Logistic regression’s overlap was significant under both null designs at all tested N and is the more robust of the two cross-model findings.</w:t>
+        <w:t xml:space="preserve">Jaccard overlap significance depends on the null model chosen, and one finding reverses.</w:t>
+      </w:r>
+      <w:r>
+        <w:t xml:space="preserve"> </w:t>
+      </w:r>
+      <w:r>
+        <w:t xml:space="preserve">As shown in Section 3.6, LightGBM’s cross-cohort top-predictor overlap was significant at N=20/50 (not N=10) under a shared-genus-pool null but not significant at any tested N under a per-cohort prevalence-restricted null; we report both rather than selecting whichever supports a stronger claim. Logistic regression’s overlap was significant under both nulls at all tested N and is the more robust finding.</w:t>
       </w:r>
     </w:p>
     <w:p>
@@ -7498,7 +7271,7 @@
         <w:t xml:space="preserve"> </w:t>
       </w:r>
       <w:r>
-        <w:t xml:space="preserve">As detailed in Section 2.7, both the label-blind (primary) and label-informed (exploratory) batch-correction designs are transductive — both estimate batch-effect parameters using the eventual held-out cohort’s own feature values and cohort membership — and neither should be extrapolated to prospective deployment. The label-informed design additionally uses every sample’s own true diagnosis label during correction and is retained only as an exploratory sensitivity analysis; its results (including the severe Kazakhstan collapse under label-informed ComBat-seq, Section 3.5) should not be read as evidence about batch correction’s effect on biological signal in general, since they are substantially confounded by the label-informed design itself (Section 4.2).</w:t>
+        <w:t xml:space="preserve">As detailed in Section 2.7, both the label-blind (primary) and label-informed (exploratory) designs estimate batch-effect parameters using the eventual held-out cohort’s own feature values and cohort membership, and neither should be extrapolated to prospective deployment. The label-informed design additionally uses every sample’s true diagnosis label and is retained only as an exploratory sensitivity; its results (including the severe Kazakhstan collapse under label-informed ComBat-seq, Section 3.5) should not be read as evidence about batch correction’s effect on biological signal in general, being substantially confounded by the design itself (Section 4.2).</w:t>
       </w:r>
     </w:p>
     <w:p>
@@ -7516,7 +7289,7 @@
         <w:t xml:space="preserve"> </w:t>
       </w:r>
       <w:r>
-        <w:t xml:space="preserve">The 50-repetition repeated nested-CV analysis for Zhu 2022 (Section 2.4.1, Section 3.2) uses the same 60 participants in every repetition and therefore quantifies sensitivity to fold assignment, not sampling variability across independent samples; the label-permutation test in the same section is the analysis that formally tests whether the observed AUC exceeds chance. Separately, the formal paired bootstrap test of within-cohort-vs-LOCO AUC differences (Section 2.5.2, Section 3.3) found three of eight cohort–model pairs (Zhuang 2018, both models; Kazakhstan LightGBM) did not reach a 95% CI excluding zero, despite all eight showing the same-signed drop; we report this honestly rather than treating the aggregate mean drop as equally well-supported for every individual cohort–model pair.</w:t>
+        <w:t xml:space="preserve">The 50-repetition repeated nested-CV analysis for Zhu 2022 (Section 2.4.1, Section 3.2) uses the same 60 participants every repetition, quantifying sensitivity to fold assignment, not sampling variability across independent samples; the label-permutation test in that section formally tests whether observed AUC exceeds chance. Separately, the formal paired bootstrap test of within-cohort-vs-LOCO differences (Section 2.5.2, Section 3.3) found three of eight cohort–model pairs (Zhuang 2018, both models; Kazakhstan LightGBM) did not reach a 95% CI excluding zero, despite all eight showing the same-signed drop — we report this rather than treating the aggregate mean drop as equally well-supported for every pair.</w:t>
       </w:r>
     </w:p>
     <w:p>
@@ -7534,7 +7307,7 @@
         <w:t xml:space="preserve"> </w:t>
       </w:r>
       <w:r>
-        <w:t xml:space="preserve">All cohorts used cross-sectional sampling. Causal inference about microbiome–AD relationships is not supported by this design. All language throughout this paper refers to associations and predictive performance, not causal effects.</w:t>
+        <w:t xml:space="preserve">All cohorts used cross-sectional sampling; causal inference about microbiome–AD relationships is not supported, and all language throughout refers to associations and predictive performance, not causal effects.</w:t>
       </w:r>
     </w:p>
     <w:p>
@@ -7552,41 +7325,25 @@
         <w:t xml:space="preserve"> </w:t>
       </w:r>
       <w:r>
-        <w:t xml:space="preserve">For logistic regression, direction is now defined from the fitted model’s coefficient sign (Section 2.8), not from mean signed SHAP; a stable coefficient sign is a statement about what the fitted model consistently learned across cross-validation folds, conditional on regularization (L2, not elastic-net — see below) and collinearity among CLR features, and is not a direct estimate of biological association, its statistical significance, or causal direction.</w:t>
-      </w:r>
-      <w:r>
-        <w:t xml:space="preserve"> </w:t>
-      </w:r>
+        <w:t xml:space="preserve">As detailed in Sections 2.8 and 4.4, logistic-regression direction is defined from the fitted coefficient sign, not mean signed SHAP, and is conditional on L2 regularization (see below) and CLR-feature collinearity, not a direct estimate of biological association, significance, or causal direction. The ≥8/10-fold coefficient-sign-stability screen remains descriptive rather than a formal hypothesis test — the 10 outer-CV folds are not independent replications, and we apply no multiplicity correction or per-taxon p-value — so the eight genera meeting it should be treated as empirical patterns for targeted, covariate-adjusted, independently-replicated follow-up, not confirmed mechanistic findings. LightGBM has no coefficient-like global direction and receives no directional screen. All LOCO SHAP values (either model) remain feature-importance rankings only, with no assigned cross-cohort direction, since the LOCO SHAP background and evaluation set come from systematically different populations, confounding sign with raw cross-cohort compositional differences.</w:t>
+      </w:r>
+    </w:p>
+    <w:p>
+      <w:pPr>
+        <w:pStyle w:val="BodyText"/>
+      </w:pPr>
       <w:r>
         <w:rPr>
           <w:b/>
           <w:bCs/>
         </w:rPr>
-        <w:t xml:space="preserve">The ≥8/10-fold coefficient-sign-stability screen is descriptive, not a formal hypothesis test.</w:t>
-      </w:r>
-      <w:r>
-        <w:t xml:space="preserve"> </w:t>
-      </w:r>
-      <w:r>
-        <w:t xml:space="preserve">The 10 outer-CV folds within a cohort are fit on substantially overlapping training sets (each omits only 1/10 of that cohort’s samples), so they are not independent statistical replications; we do not apply a multiplicity correction across the candidate taxa screened, and no p-value is assigned to any individual taxon’s stability count. The eight genera meeting this screen should be treated as empirical patterns worthy of targeted, covariate-adjusted, and independently-replicated follow-up, not as statistically confirmed mechanistic findings, and no dietary or other mechanistic attribution is made for any of them in the absence of covariate data. For LightGBM, no coefficient-like global direction exists, and no directional screen or flip count of any kind is reported for it anywhere in this paper. All LOCO SHAP values (either model) are reported as feature-importance rankings only, without any assigned cross-cohort direction, because the LOCO SHAP background (training cohorts) and evaluation set (held-out cohort) come from systematically different populations, confounding sign with raw cross-cohort compositional differences.</w:t>
-      </w:r>
-    </w:p>
-    <w:p>
-      <w:pPr>
-        <w:pStyle w:val="BodyText"/>
-      </w:pPr>
-      <w:r>
-        <w:rPr>
-          <w:b/>
-          <w:bCs/>
-        </w:rPr>
         <w:t xml:space="preserve">Logistic regression models use L2 (ridge), not elastic-net, regularization:</w:t>
       </w:r>
       <w:r>
         <w:t xml:space="preserve"> </w:t>
       </w:r>
       <w:r>
-        <w:t xml:space="preserve">The logistic-regression models throughout this paper (</w:t>
+        <w:t xml:space="preserve">The logistic-regression models throughout (</w:t>
       </w:r>
       <w:r>
         <w:rPr>
@@ -7595,7 +7352,7 @@
         <w:t xml:space="preserve">solver="saga"</w:t>
       </w:r>
       <w:r>
-        <w:t xml:space="preserve">) are configured with</w:t>
+        <w:t xml:space="preserve">) use</w:t>
       </w:r>
       <w:r>
         <w:t xml:space="preserve"> </w:t>
@@ -7607,10 +7364,7 @@
         <w:t xml:space="preserve">penalty="l2"</w:t>
       </w:r>
       <w:r>
-        <w:t xml:space="preserve"> </w:t>
-      </w:r>
-      <w:r>
-        <w:t xml:space="preserve">(not</w:t>
+        <w:t xml:space="preserve">, not</w:t>
       </w:r>
       <w:r>
         <w:t xml:space="preserve"> </w:t>
@@ -7622,7 +7376,7 @@
         <w:t xml:space="preserve">"elasticnet"</w:t>
       </w:r>
       <w:r>
-        <w:t xml:space="preserve">), and are therefore L2 (ridge)-regularized. An</w:t>
+        <w:t xml:space="preserve">; an</w:t>
       </w:r>
       <w:r>
         <w:t xml:space="preserve"> </w:t>
@@ -7637,7 +7391,7 @@
         <w:t xml:space="preserve"> </w:t>
       </w:r>
       <w:r>
-        <w:t xml:space="preserve">parameter is present in the estimator configuration but is silently ignored by scikit-learn under the L2 penalty. One consequence is that essentially no fitted coefficient is exactly zero in the coefficient-stability analysis (Section 2.8), since L2 regularization does not perform the sparse variable selection that elastic-net or L1 penalties would.</w:t>
+        <w:t xml:space="preserve">parameter is present in the estimator configuration but silently ignored by scikit-learn under the L2 penalty. Consequently, essentially no fitted coefficient is exactly zero in the coefficient-stability analysis (Section 2.8), since L2 regularization does not perform the sparse variable selection that elastic-net or L1 penalties would.</w:t>
       </w:r>
     </w:p>
     <w:p>
@@ -7663,7 +7417,7 @@
         <w:pStyle w:val="FirstParagraph"/>
       </w:pPr>
       <w:r>
-        <w:t xml:space="preserve">We conducted a systematic cross-cohort generalization evaluation of gut microbiome-based Alzheimer’s disease classifiers, spanning five independent cohorts from three countries. Within-cohort classifiers achieved AUC-ROC values of 0.633–0.998, consistent with published reports; the near-perfect Zhu 2022 result was stable across 50 repeated cross-validation partitions (mean AUC=0.9955 for logistic regression and 0.9760 for LightGBM) and was distinguishable from a label-permutation null. LOCO cross-cohort AUC values fell to 0.504–0.813, a mean drop of 0.176 AUC points for logistic regression and 0.146 for LightGBM; a formal paired bootstrap test found this drop statistically supported for five of eight cohort–model pairs (Ling 2020 and Zhu 2022, both models; Kazakhstan logistic regression), with the remaining three pairs (Zhuang 2018, both models; Kazakhstan LightGBM) showing the same directional pattern without reaching formal statistical support at this sample size. This generalization-limitation pattern was robust to a strict training-only re-derivation of the feature-selection step (LOCO AUC changed by at most 0.066 when held-out-cohort information was fully excluded from genus selection). Batch correction was evaluated under two designs: a label-blind design (no diagnosis information used) left mean LOCO AUC essentially unchanged relative to uncorrected (within 0.007 AUC for both methods and models), and did not recover cross-cohort transferability; an exploratory label-informed design (using each sample’s own true diagnosis label, which cannot estimate prospective performance) produced large, cohort-specific degradation attributable in substantial part to the label-informed design itself rather than to an intrinsic property of the correction algorithms. PERMANOVA revealed that cohort identity explained substantially more compositional variance than disease status (marginal R²: 0.172 vs. 0.014, approximately 12-fold, across the four labeled cohorts) — an empirical measure of relative heterogeneity in a composite, study-of-origin variable that PERMANOVA cannot decompose into technical and biological sources, and that does not by itself explain the batch-correction results. This disparity is sensitive to cohort composition: restricted to the three more technically comparable Chinese MiSeq cohorts, it falls to approximately 2.6-fold (R²=0.059 vs. 0.023), and pairwise dispersion comparisons show the overall dispersion effect is driven predominantly by one cohort rather than uniformly. A cohort identity classifier achieved macro-AUC=0.9917, confirming that cohort structure dominates the feature space regardless of its technical or biological composition. Sensitivity analyses confirmed that generalization failure persists across all three prespecified cohort-exclusion configurations. Out-of-fold SHAP analysis identified near-zero taxon overlap between cohort-specific predictive signatures (mean Jaccard 0.135 for logistic regression and 0.058 for LightGBM); against a null matched to the observed statistic’s construction, logistic regression overlap was significant at all tested N, while LightGBM was significant at N=20/50 but not N=10 under a shared-genus-pool null, and was not significant at any N under a more realistic per-cohort prevalence-restricted null — a result we report as a genuine reversal rather than preserving the earlier, less rigorous finding. Using a pre-specified descriptive coefficient-sign-stability screen (not a formal hypothesis test), eight genera for logistic regression showed opposite, stable fitted-coefficient direction across cohorts; no comparable screen is applied to LightGBM, which has no single coefficient-like global direction. These findings demonstrate substantial cross-cohort generalization limitations among the evaluated publicly available 16S datasets; the two batch-correction methods tested under the label-blind transductive design did not recover transferability. Multi-cohort harmonized prospective studies and prospective cross-cohort validation are needed before microbiome-based AD biomarkers can achieve clinical utility.</w:t>
+        <w:t xml:space="preserve">We conducted a systematic cross-cohort generalization evaluation of gut microbiome-based Alzheimer’s disease classifiers spanning five independent cohorts from three countries. Within-cohort classifiers achieved AUC-ROC of 0.633–0.998, consistent with published reports; the near-perfect Zhu 2022 result was stable across 50 repeated cross-validation partitions (mean AUC=0.9955 logistic regression, 0.9760 LightGBM) and distinguishable from a label-permutation null. LOCO AUC fell to 0.504–0.813 — a mean drop of 0.176 (logistic regression) and 0.146 (LightGBM); a formal paired bootstrap supported this drop for five of eight cohort–model pairs, with the remaining three showing the same direction without reaching formal significance at this sample size (Section 3.3). This pattern was robust to a strict training-only re-derivation of feature selection (LOCO AUC changed by at most 0.066). Batch correction under a label-blind design left mean LOCO AUC essentially unchanged (within 0.007 AUC for both methods/models) without recovering transferability; an exploratory label-informed design (which cannot estimate prospective performance) produced large, cohort-specific degradation attributable substantially to the design itself rather than the correction algorithms. PERMANOVA showed cohort identity explained substantially more compositional variance than disease status (marginal R²: 0.172 vs. 0.014, ~12-fold, across the four labeled cohorts) — not decomposable by PERMANOVA into technical and biological sources, and not by itself explaining the batch-correction results — falling to ~2.6-fold (R²=0.059 vs. 0.023) restricted to three more technically comparable cohorts, with pairwise dispersion driven predominantly by one cohort. A cohort-identity classifier achieved macro-AUC=0.9917, confirming cohort structure dominates the feature space, and generalization failure persisted across all three prespecified cohort-exclusion sensitivity configurations. Out-of-fold SHAP analysis found near-zero taxon overlap between cohort-specific predictive signatures (mean Jaccard 0.135 logistic regression, 0.058 LightGBM); logistic regression overlap remained significant under both a matched-statistic and a prevalence-restricted null, while LightGBM was significant only under the shared-pool null — a genuine reversal, reported as such. Using a pre-specified descriptive coefficient-sign-stability screen, eight genera showed opposite, stable fitted-coefficient direction across cohorts for logistic regression; no comparable screen applies to LightGBM. These findings demonstrate substantial cross-cohort generalization limitations among the evaluated 16S datasets, and the two batch-correction methods tested under label-blind design did not recover transferability. Multi-cohort harmonized prospective studies and prospective cross-cohort validation are needed before microbiome-based AD biomarkers can achieve clinical utility.</w:t>
       </w:r>
     </w:p>
     <w:p>
@@ -8472,114 +8226,8 @@
       </w:pPr>
     </w:lvl>
   </w:abstractNum>
-  <w:abstractNum w:abstractNumId="991">
-    <w:nsid w:val="0000A991"/>
-    <w:multiLevelType w:val="multilevel"/>
-    <w:lvl w:ilvl="0">
-      <w:numFmt w:val="bullet"/>
-      <w:lvlText w:val=""/>
-      <w:lvlJc w:val="left"/>
-      <w:pPr>
-        <w:ind w:left="720" w:hanging="360"/>
-      </w:pPr>
-      <w:rPr>
-        <w:rFonts w:ascii="Symbol" w:hAnsi="Symbol" w:cs="Symbol" w:hint="default"/>
-      </w:rPr>
-    </w:lvl>
-    <w:lvl w:ilvl="1">
-      <w:numFmt w:val="bullet"/>
-      <w:lvlText w:val="o"/>
-      <w:lvlJc w:val="left"/>
-      <w:pPr>
-        <w:ind w:left="1440" w:hanging="360"/>
-      </w:pPr>
-      <w:rPr>
-        <w:rFonts w:ascii="Courier New" w:hAnsi="Courier New" w:cs="Courier New" w:hint="default"/>
-      </w:rPr>
-    </w:lvl>
-    <w:lvl w:ilvl="2">
-      <w:numFmt w:val="bullet"/>
-      <w:lvlText w:val=""/>
-      <w:lvlJc w:val="left"/>
-      <w:pPr>
-        <w:ind w:left="2160" w:hanging="360"/>
-      </w:pPr>
-      <w:rPr>
-        <w:rFonts w:ascii="Wingdings" w:hAnsi="Wingdings" w:cs="Wingdings" w:hint="default"/>
-      </w:rPr>
-    </w:lvl>
-    <w:lvl w:ilvl="3">
-      <w:numFmt w:val="bullet"/>
-      <w:lvlText w:val=""/>
-      <w:lvlJc w:val="left"/>
-      <w:pPr>
-        <w:ind w:left="2880" w:hanging="360"/>
-      </w:pPr>
-      <w:rPr>
-        <w:rFonts w:ascii="Symbol" w:hAnsi="Symbol" w:cs="Symbol" w:hint="default"/>
-      </w:rPr>
-    </w:lvl>
-    <w:lvl w:ilvl="4">
-      <w:numFmt w:val="bullet"/>
-      <w:lvlText w:val="o"/>
-      <w:lvlJc w:val="left"/>
-      <w:pPr>
-        <w:ind w:left="3600" w:hanging="360"/>
-      </w:pPr>
-      <w:rPr>
-        <w:rFonts w:ascii="Courier New" w:hAnsi="Courier New" w:cs="Courier New" w:hint="default"/>
-      </w:rPr>
-    </w:lvl>
-    <w:lvl w:ilvl="5">
-      <w:numFmt w:val="bullet"/>
-      <w:lvlText w:val=""/>
-      <w:lvlJc w:val="left"/>
-      <w:pPr>
-        <w:ind w:left="4320" w:hanging="360"/>
-      </w:pPr>
-      <w:rPr>
-        <w:rFonts w:ascii="Wingdings" w:hAnsi="Wingdings" w:cs="Wingdings" w:hint="default"/>
-      </w:rPr>
-    </w:lvl>
-    <w:lvl w:ilvl="6">
-      <w:numFmt w:val="bullet"/>
-      <w:lvlText w:val=""/>
-      <w:lvlJc w:val="left"/>
-      <w:pPr>
-        <w:ind w:left="5040" w:hanging="360"/>
-      </w:pPr>
-      <w:rPr>
-        <w:rFonts w:ascii="Symbol" w:hAnsi="Symbol" w:cs="Symbol" w:hint="default"/>
-      </w:rPr>
-    </w:lvl>
-    <w:lvl w:ilvl="7">
-      <w:numFmt w:val="bullet"/>
-      <w:lvlText w:val="o"/>
-      <w:lvlJc w:val="left"/>
-      <w:pPr>
-        <w:ind w:left="5760" w:hanging="360"/>
-      </w:pPr>
-      <w:rPr>
-        <w:rFonts w:ascii="Courier New" w:hAnsi="Courier New" w:cs="Courier New" w:hint="default"/>
-      </w:rPr>
-    </w:lvl>
-    <w:lvl w:ilvl="8">
-      <w:numFmt w:val="bullet"/>
-      <w:lvlText w:val=""/>
-      <w:lvlJc w:val="left"/>
-      <w:pPr>
-        <w:ind w:left="6480" w:hanging="360"/>
-      </w:pPr>
-      <w:rPr>
-        <w:rFonts w:ascii="Wingdings" w:hAnsi="Wingdings" w:cs="Wingdings" w:hint="default"/>
-      </w:rPr>
-    </w:lvl>
-  </w:abstractNum>
   <w:num w:numId="1000">
     <w:abstractNumId w:val="990"/>
-  </w:num>
-  <w:num w:numId="1001">
-    <w:abstractNumId w:val="991"/>
   </w:num>
 </w:numbering>
 </file>

--- a/manuscript/draft.docx
+++ b/manuscript/draft.docx
@@ -2,14 +2,6 @@
 <file path=word/document.xml><?xml version="1.0" encoding="utf-8"?>
 <w:document xmlns:w="http://schemas.openxmlformats.org/wordprocessingml/2006/main" xmlns:m="http://schemas.openxmlformats.org/officeDocument/2006/math" xmlns:r="http://schemas.openxmlformats.org/officeDocument/2006/relationships" xmlns:o="urn:schemas-microsoft-com:office:office" xmlns:v="urn:schemas-microsoft-com:vml" xmlns:w10="urn:schemas-microsoft-com:office:word" xmlns:a="http://schemas.openxmlformats.org/drawingml/2006/main" xmlns:pic="http://schemas.openxmlformats.org/drawingml/2006/picture" xmlns:wp="http://schemas.openxmlformats.org/drawingml/2006/wordprocessingDrawing">
   <w:body>
-    <w:p>
-      <w:pPr>
-        <w:pStyle w:val="Title"/>
-      </w:pPr>
-      <w:r>
-        <w:t xml:space="preserve">Microbiome AD Generalization</w:t>
-      </w:r>
-    </w:p>
     <w:bookmarkStart w:id="46" w:name="X3f0b9e945a910e039fb180ce35c48dc311d16d2"/>
     <w:p>
       <w:pPr>
@@ -8116,6 +8108,7 @@
 <w:ftr xmlns:m="http://schemas.openxmlformats.org/officeDocument/2006/math" xmlns:mc="http://schemas.openxmlformats.org/markup-compatibility/2006" xmlns:mo="http://schemas.microsoft.com/office/mac/office/2008/main" xmlns:mv="urn:schemas-microsoft-com:mac:vml" xmlns:o="urn:schemas-microsoft-com:office:office" xmlns:r="http://schemas.openxmlformats.org/officeDocument/2006/relationships" xmlns:v="urn:schemas-microsoft-com:vml" xmlns:w10="urn:schemas-microsoft-com:office:word" xmlns:w14="http://schemas.microsoft.com/office/word/2010/wordml" xmlns:w="http://schemas.openxmlformats.org/wordprocessingml/2006/main" xmlns:wne="http://schemas.microsoft.com/office/word/2006/wordml" xmlns:wp14="http://schemas.microsoft.com/office/word/2010/wordprocessingDrawing" xmlns:wp="http://schemas.openxmlformats.org/drawingml/2006/wordprocessingDrawing" xmlns:wpc="http://schemas.microsoft.com/office/word/2010/wordprocessingCanvas" xmlns:wpg="http://schemas.microsoft.com/office/word/2010/wordprocessingGroup" xmlns:wpi="http://schemas.microsoft.com/office/word/2010/wordprocessingInk" xmlns:wps="http://schemas.microsoft.com/office/word/2010/wordprocessingShape" mc:Ignorable="w14 wp14">
   <w:p>
     <w:pPr>
+      <w:suppressLineNumbers/>
       <w:pStyle w:val="Footer"/>
       <w:jc w:val="center"/>
     </w:pPr>

--- a/manuscript/draft.docx
+++ b/manuscript/draft.docx
@@ -2,7 +2,7 @@
 <file path=word/document.xml><?xml version="1.0" encoding="utf-8"?>
 <w:document xmlns:w="http://schemas.openxmlformats.org/wordprocessingml/2006/main" xmlns:m="http://schemas.openxmlformats.org/officeDocument/2006/math" xmlns:r="http://schemas.openxmlformats.org/officeDocument/2006/relationships" xmlns:o="urn:schemas-microsoft-com:office:office" xmlns:v="urn:schemas-microsoft-com:vml" xmlns:w10="urn:schemas-microsoft-com:office:word" xmlns:a="http://schemas.openxmlformats.org/drawingml/2006/main" xmlns:pic="http://schemas.openxmlformats.org/drawingml/2006/picture" xmlns:wp="http://schemas.openxmlformats.org/drawingml/2006/wordprocessingDrawing">
   <w:body>
-    <w:bookmarkStart w:id="46" w:name="X3f0b9e945a910e039fb180ce35c48dc311d16d2"/>
+    <w:bookmarkStart w:id="49" w:name="X3f0b9e945a910e039fb180ce35c48dc311d16d2"/>
     <w:p>
       <w:pPr>
         <w:pStyle w:val="Heading1"/>
@@ -44,7 +44,7 @@
         <w:t xml:space="preserve"> </w:t>
       </w:r>
       <w:r>
-        <w:t xml:space="preserve">Arhan Chakravarthy¹</w:t>
+        <w:t xml:space="preserve">Arhan Chakravarthy¹*</w:t>
       </w:r>
     </w:p>
     <w:p>
@@ -62,7 +62,7 @@
         <w:t xml:space="preserve"> </w:t>
       </w:r>
       <w:r>
-        <w:t xml:space="preserve">¹ Independent Researcher, Cupertino, CA</w:t>
+        <w:t xml:space="preserve">¹ Independent Researcher, Cupertino, CA, United States</w:t>
       </w:r>
     </w:p>
     <w:p>
@@ -116,7 +116,7 @@
         <w:t xml:space="preserve"> </w:t>
       </w:r>
       <w:r>
-        <w:t xml:space="preserve">11,880 (main text, Introduction through Conclusion, including in-text citations; excludes abstract, headings, figure/table captions, table contents, funding, acknowledgements, and references)</w:t>
+        <w:t xml:space="preserve">11,990 (main text, Introduction through Conclusion, including in-text citations; excludes abstract, headings, figure/table captions, table contents, funding, acknowledgements, and references)</w:t>
       </w:r>
     </w:p>
     <w:p>
@@ -199,7 +199,7 @@
         <w:pStyle w:val="FirstParagraph"/>
       </w:pPr>
       <w:r>
-        <w:t xml:space="preserve">Alzheimer’s disease (AD) is the leading cause of dementia worldwide, affecting an estimated 55 million people, with projections exceeding 150 million by 2050 (World Health Organization, 2023). The gut–brain axis has emerged as a mechanistic pathway linking intestinal microbial communities to neurodegeneration: altered gut microbiome composition has been associated with AD pathology through neuroinflammatory, metabolic, and neuroendocrine routes (Cryan et al., 2019; Kowalski and Mulak, 2019). Since the landmark observation that germ-free APPPS1 transgenic mice showed reduced amyloid-β pathology in the absence of gut microbiota compared with conventionally colonized controls (Harach et al., 2017), dozens of 16S rRNA and shotgun metagenomic studies have reported significant differences in gut microbial composition between AD or MCI patients and cognitively normal (CN) controls. MCI is included as a diagnostic category given its role as a preclinical or prodromal stage of AD, though the primary supervised analyses here focus on binary AD versus CN comparisons (Section 2.4).</w:t>
+        <w:t xml:space="preserve">Alzheimer’s disease (AD) is the most common cause of dementia, accounting for an estimated 60–70% of cases; approximately 57 million people worldwide were living with dementia in 2021 (World Health Organization, 2026). The gut–brain axis has emerged as a mechanistic pathway linking intestinal microbial communities to neurodegeneration: altered gut microbiome composition has been associated with AD pathology through neuroinflammatory, metabolic, and neuroendocrine routes (Cryan et al., 2019; Kowalski and Mulak, 2019). Since the landmark observation that germ-free APPPS1 transgenic mice showed reduced amyloid-β pathology in the absence of gut microbiota compared with conventionally colonized controls (Harach et al., 2017), dozens of 16S rRNA and shotgun metagenomic studies have reported significant differences in gut microbial composition between AD or MCI patients and cognitively normal (CN) controls. MCI is included as a diagnostic category because it can represent a preclinical or prodromal stage of AD, though not all MCI progresses to AD, and the primary supervised analyses here focus on binary AD versus CN comparisons (Section 2.4).</w:t>
       </w:r>
     </w:p>
     <w:p>
@@ -301,7 +301,7 @@
         <w:t xml:space="preserve"> </w:t>
       </w:r>
       <w:r>
-        <w:t xml:space="preserve">is itself a composite, study-of-origin variable (bundling sequencing platform, library preparation, recruitment site, diagnostic ascertainment, geography, and diet, among other differences) that a method such as PERMANOVA cannot decompose into technical and biological components; and (3) whether state-of-the-art microbiome batch correction methods can recover cross-cohort generalization. Answering these three questions jointly in one rigorous analysis is the primary contribution of this paper.</w:t>
+        <w:t xml:space="preserve">is itself a composite, study-of-origin variable (bundling sequencing platform, library preparation, recruitment site, diagnostic ascertainment, geography, and diet, among other differences) that a method such as PERMANOVA cannot decompose into technical and biological components; and (3) whether the two evaluated batch-adjustment methods can recover cross-cohort generalization. Answering these three questions jointly in one rigorous analysis is the primary contribution of this paper.</w:t>
       </w:r>
     </w:p>
     <w:p>
@@ -320,7 +320,7 @@
       </w:r>
     </w:p>
     <w:bookmarkEnd w:id="10"/>
-    <w:bookmarkStart w:id="24" w:name="materials-and-methods"/>
+    <w:bookmarkStart w:id="25" w:name="materials-and-methods"/>
     <w:p>
       <w:pPr>
         <w:pStyle w:val="Heading2"/>
@@ -525,7 +525,7 @@
         <w:t xml:space="preserve">) sample and a blood microbiome (B_</w:t>
       </w:r>
       <w:r>
-        <w:t xml:space="preserve">) sample. Only the 90 fecal samples were used in all analyses; blood samples were excluded as a distinct biological compartment that would confound within-cohort classifiers. Binary analyses used 30 AD and 30 CN fecal samples (n=60). Paired-end MiSeq 2×300 bp, V3–V4 (Zhu et al., 2022). Diagnostic criteria across cohorts relied on clinical AD diagnosis (Zhuang, Ling, Zhu) or amyloid-PET positivity (Kim); these differences in ascertainment are acknowledged as a source of between-cohort biological heterogeneity.</w:t>
+        <w:t xml:space="preserve">) sample. Only the 90 fecal samples were used in all analyses; blood samples were excluded as a distinct biological compartment that would confound within-cohort classifiers. Binary analyses used 30 AD and 30 CN fecal samples (n=60). Paired-end MiSeq 2×300 bp, V3–V4 (Zhu et al., 2022). Diagnostic ascertainment differed across cohorts: Zhuang 2018, Ling 2020, and Zhu 2022 used clinical AD diagnosis; Kazakhstan used NINCDS-ADRDA criteria (confirmed by neurologists); and Kim/KBASE 2022 used amyloid-PET positivity for preclinical AD. These differences in diagnostic ascertainment are acknowledged as a source of between-cohort biological heterogeneity.</w:t>
       </w:r>
     </w:p>
     <w:p>
@@ -2645,6 +2645,24 @@
         <w:t xml:space="preserve">DADA2 preprocessing (Section 2.2) was run using DADA2 v1.28 in R v4.3 and was not rerun for any analysis in this paper. The initial classifier, PERMANOVA, batch-correction, and SHAP analyses (Sections 2.4–2.8, excluding the peer-review additions below) used scikit-learn v1.5, lightgbm v4, shap v0.51, pandas v2.x, and numpy v1.x (Python 3.11), and vegan v2.6, sva v3.50 (ComBat-seq), and MMUPHin v1.15 in R v4.3. Analyses added in response to peer review — training-only feature-selection sensitivity, label-blind batch correction, SHAP coefficient-stability screen, matched-statistic Jaccard null (Sections 2.5.1, 2.7, 2.8), Zhu 2022 repeated-CV/permutation robustness (Section 2.4.1), paired within-cohort-vs-LOCO AUC-difference bootstrap (Section 2.5.2), pairwise beta-dispersion and Chinese-MiSeq PERMANOVA sensitivity (Section 2.6), and prevalence-restricted Jaccard null (Section 2.8) — were executed in Python 3.11.15 (scikit-learn 1.5.2, lightgbm 4.6.0, shap 0.51.0, matching the original package versions) and R 4.5.1 (vegan 2.7.1, sva 3.58.0, MMUPHin 1.24.0, newer than the initial R environment, reflecting routine system updates). This mixed provenance — original DADA2/R4.3 preprocessing feeding downstream analysis combining an unchanged Python environment with an updated R4.5.1 environment — is disclosed rather than described as uniform. Figures were generated with matplotlib v3.8 or v3.11 at 300 DPI.</w:t>
       </w:r>
     </w:p>
+    <w:bookmarkEnd w:id="23"/>
+    <w:bookmarkStart w:id="24" w:name="ethics-statement"/>
+    <w:p>
+      <w:pPr>
+        <w:pStyle w:val="Heading3"/>
+      </w:pPr>
+      <w:r>
+        <w:t xml:space="preserve">2.11 Ethics Statement</w:t>
+      </w:r>
+    </w:p>
+    <w:p>
+      <w:pPr>
+        <w:pStyle w:val="FirstParagraph"/>
+      </w:pPr>
+      <w:r>
+        <w:t xml:space="preserve">This study is a secondary analysis of publicly available, de-identified sequencing data and involved no direct participant recruitment, intervention, or access to identifiable information. Ethical approval and informed consent for primary data collection were the responsibility of the originating studies as reported in their publications; no new participants were recruited for the present analysis.</w:t>
+      </w:r>
+    </w:p>
     <w:p>
       <w:r>
         <w:pict>
@@ -2652,9 +2670,9 @@
         </w:pict>
       </w:r>
     </w:p>
-    <w:bookmarkEnd w:id="23"/>
     <w:bookmarkEnd w:id="24"/>
-    <w:bookmarkStart w:id="31" w:name="results"/>
+    <w:bookmarkEnd w:id="25"/>
+    <w:bookmarkStart w:id="32" w:name="results"/>
     <w:p>
       <w:pPr>
         <w:pStyle w:val="Heading2"/>
@@ -2663,7 +2681,7 @@
         <w:t xml:space="preserve">3. Results</w:t>
       </w:r>
     </w:p>
-    <w:bookmarkStart w:id="25" w:name="cohort-characteristics-and-processing"/>
+    <w:bookmarkStart w:id="26" w:name="cohort-characteristics-and-processing"/>
     <w:p>
       <w:pPr>
         <w:pStyle w:val="Heading3"/>
@@ -2688,8 +2706,8 @@
         <w:t xml:space="preserve">For supervised classifier analyses (Phases 2–3 and 5–6), the Kim/KBASE 2022 cohort was excluded because per-sample diagnosis labels are IRB-restricted (Supplementary Note S1), leaving four labeled cohorts totaling 401 samples for binary AD/CN analyses (86 Zhuang + 171 Ling + 60 Zhu fecal binary subset + 84 Kazakhstan; Zhu 2022 MCI samples excluded).</w:t>
       </w:r>
     </w:p>
-    <w:bookmarkEnd w:id="25"/>
-    <w:bookmarkStart w:id="26" w:name="within-cohort-classification-performance"/>
+    <w:bookmarkEnd w:id="26"/>
+    <w:bookmarkStart w:id="27" w:name="within-cohort-classification-performance"/>
     <w:p>
       <w:pPr>
         <w:pStyle w:val="Heading3"/>
@@ -2748,9 +2766,2355 @@
         <w:t xml:space="preserve">For Zhuang 2018, within-cohort AUC values (0.633–0.635) were modest, consistent with the small sample size and weak within-cohort diagnosis effect observed in PERMANOVA (R²=0.017, p=0.066; Section 3.4).</w:t>
       </w:r>
     </w:p>
-    <w:p>
-      <w:pPr>
-        <w:pStyle w:val="BodyText"/>
+    <w:bookmarkEnd w:id="27"/>
+    <w:bookmarkStart w:id="28" w:name="cross-cohort-generalization-failure"/>
+    <w:p>
+      <w:pPr>
+        <w:pStyle w:val="Heading3"/>
+      </w:pPr>
+      <w:r>
+        <w:t xml:space="preserve">3.3 Cross-Cohort Generalization Failure</w:t>
+      </w:r>
+    </w:p>
+    <w:p>
+      <w:pPr>
+        <w:pStyle w:val="FirstParagraph"/>
+      </w:pPr>
+      <w:r>
+        <w:t xml:space="preserve">LOCO cross-cohort AUC-ROC values revealed substantial and variable degradation across all cohorts and model types (Figure 3A; Table 3). Mean LOCO AUC across the four cohorts was 0.640 for logistic regression and 0.647 for LightGBM — mean drops of 0.176 and 0.146 respectively from within-cohort performance. One of eight model–cohort combinations produced LOCO AUC near chance: Zhuang 2018 with logistic regression (AUC=0.504 [0.38–0.63]).</w:t>
+      </w:r>
+    </w:p>
+    <w:p>
+      <w:pPr>
+        <w:pStyle w:val="BodyText"/>
+      </w:pPr>
+      <w:r>
+        <w:t xml:space="preserve">The largest absolute logistic regression AUC drop was Kazakhstan (0.766 → 0.564, Δ=0.202). Zhu 2022 showed the largest LightGBM drop (0.979 → 0.758, Δ=0.221); its logistic regression drop was also substantial (0.998 → 0.813, Δ=0.185). These results are consistent with LOCO models relying on predictive patterns learned from training cohorts that do not transfer fully to the held-out cohort, where cohort-specific compositional structure may contribute to within-cohort performance. Ling 2020 also experienced substantial LOCO collapse: logistic regression 0.865 → 0.678 (Δ=0.187); LightGBM 0.862 → 0.674 (Δ=0.188).</w:t>
+      </w:r>
+    </w:p>
+    <w:p>
+      <w:pPr>
+        <w:pStyle w:val="BodyText"/>
+      </w:pPr>
+      <w:r>
+        <w:rPr>
+          <w:b/>
+          <w:bCs/>
+        </w:rPr>
+        <w:t xml:space="preserve">Formal paired comparison of the within-cohort vs. LOCO AUC difference (Section 2.5.2).</w:t>
+      </w:r>
+      <w:r>
+        <w:t xml:space="preserve"> </w:t>
+      </w:r>
+      <w:r>
+        <w:t xml:space="preserve">A paired, diagnosis-stratified, participant-level bootstrap (10,000 replicates, identical resampled participants used for both AUC values in each replicate) formally compared the within-cohort and LOCO AUC difference for each of the eight cohort–model pairs, rather than relying on non-overlap of independently computed CIs, which is not a formal test of a nonzero difference. Five of eight pairs showed a 95% bootstrap CI on the delta excluding zero: Ling 2020 (logistic regression Δ=0.187, 95% CI [0.10, 0.28]; LightGBM Δ=0.188, 95% CI [0.10, 0.28]), Zhu 2022 (logistic regression Δ=0.184, 95% CI [0.07, 0.31]; LightGBM Δ=0.221, 95% CI [0.11, 0.35]), and Kazakhstan logistic regression (Δ=0.201, 95% CI [0.04, 0.36]). The remaining three — Zhuang 2018 logistic regression (Δ=0.129, 95% CI [−0.05, 0.30], proportion Δ≤0: 0.079), Zhuang 2018 LightGBM (Δ=0.070, 95% CI [−0.10, 0.24], proportion Δ≤0: 0.214), and Kazakhstan LightGBM (Δ=0.104, 95% CI [−0.05, 0.26], proportion Δ≤0: 0.092) — showed the same-signed (within-cohort higher) point estimate but a CI including zero, not formally significant despite the consistent direction across all eight pairs. The aggregate pattern of reduced cross-cohort performance is robust, but three of eight individual comparisons do not reach formal statistical support at this sample size (full results in Supplementary Table S10).</w:t>
+      </w:r>
+    </w:p>
+    <w:p>
+      <w:pPr>
+        <w:pStyle w:val="BodyText"/>
+      </w:pPr>
+      <w:r>
+        <w:t xml:space="preserve">LOCO performance was heterogeneous across cohorts: Zhu 2022 achieved the highest LOCO AUC (logistic regression 0.813), while Zhuang 2018 collapsed to near chance. Only one of eight main model–cohort combinations fell to near chance, and five of eight exceeded 0.55, so the results demonstrate substantial and variable degradation rather than uniform failure.</w:t>
+      </w:r>
+    </w:p>
+    <w:p>
+      <w:pPr>
+        <w:pStyle w:val="BodyText"/>
+      </w:pPr>
+      <w:r>
+        <w:rPr>
+          <w:b/>
+          <w:bCs/>
+        </w:rPr>
+        <w:t xml:space="preserve">Sensitivity analyses</w:t>
+      </w:r>
+      <w:r>
+        <w:t xml:space="preserve"> </w:t>
+      </w:r>
+      <w:r>
+        <w:t xml:space="preserve">confirmed generalization failure was not attributable to Kazakhstan, Zhuang 2018, or Ling 2020 individually (Supplementary Figure S3). Excluding Kazakhstan and running LOCO on the three remaining Chinese cohorts, Zhuang 2018 remained near chance (LogReg 0.512, LightGBM 0.567), showing its generalization failure is not a Kazakhstan artifact. Excluding Zhuang 2018, LOCO on the remaining three still showed AUC substantially below within-cohort baseline for Kazakhstan (LogReg 0.599, LightGBM 0.495). Excluding Ling 2020, Kazakhstan LOCO LogReg was 0.604. These results confirm the robustness of the main finding across cohort compositions.</w:t>
+      </w:r>
+    </w:p>
+    <w:p>
+      <w:pPr>
+        <w:pStyle w:val="BodyText"/>
+      </w:pPr>
+      <w:r>
+        <w:rPr>
+          <w:b/>
+          <w:bCs/>
+        </w:rPr>
+        <w:t xml:space="preserve">Training-only feature-selection sensitivity</w:t>
+      </w:r>
+      <w:r>
+        <w:t xml:space="preserve"> </w:t>
+      </w:r>
+      <w:r>
+        <w:t xml:space="preserve">(Section 2.5.1) confirmed this LOCO generalization-failure pattern is not an artifact of the global, all-cohort genus-selection step (Section 2.2). Re-deriving the retained genus set independently within each split — using only that split’s training-side samples, with the held-out cohort contributing zero information — changed LOCO AUC by at most 0.066 in either direction (largest: Kazakhstan LightGBM 0.591→0.525, Δ=−0.066; Kazakhstan LogReg 0.564→0.609, Δ=+0.045; all others ≤0.031). Retained genus count under strict training-only selection ranged from 150 (Kazakhstan, a comparatively high-prevalence cohort for many genera, excluded from feature selection during its own hold-out) to 373, versus 396 under the global rule, yet no cohort–model combination changed its qualitative classification. Within-cohort nested-CV AUC under training-only selection likewise moved by −0.083 to +0.038 (Supplementary Table S4). The global feature-selection design, while a genuine methodological limitation in principle, did not materially inflate or deflate the magnitude of the reported cross-cohort generalization failure.</w:t>
+      </w:r>
+    </w:p>
+    <w:p>
+      <w:pPr>
+        <w:pStyle w:val="BodyText"/>
+      </w:pPr>
+      <w:r>
+        <w:t xml:space="preserve">Pairwise single-cohort transfer AUC values (Figure 3B–C; Supplementary Table S1) ranged from 0.54 to 0.88 for logistic regression. The highest was Ling 2020 → Zhu 2022 (AUC=0.88), reflecting transfer between two large Chinese fecal cohorts with overlapping compositional structure; Kazakhstan → Ling 2020 also transferred reasonably (AUC=0.74). Most other pairwise AUCs clustered between 0.54 and 0.70, consistent with limited cross-cohort transferability overall.</w:t>
+      </w:r>
+    </w:p>
+    <w:bookmarkEnd w:id="28"/>
+    <w:bookmarkStart w:id="29" w:name="permanova-variance-decomposition-1"/>
+    <w:p>
+      <w:pPr>
+        <w:pStyle w:val="Heading3"/>
+      </w:pPr>
+      <w:r>
+        <w:t xml:space="preserve">3.4 PERMANOVA Variance Decomposition</w:t>
+      </w:r>
+    </w:p>
+    <w:p>
+      <w:pPr>
+        <w:pStyle w:val="FirstParagraph"/>
+      </w:pPr>
+      <w:r>
+        <w:t xml:space="preserve">PERMANOVA on Aitchison distance across all five cohorts showed cohort identity explained 19.3% of total compositional variance (R²=0.193, F=30.13, p=0.0001, 9,999 permutations; Figure 4A). On Bray-Curtis dissimilarity, cohort R² was 0.136 (F=19.80, p=0.0001). Cohort-associated compositional variation was substantially larger than diagnosis-associated variation in this pooled four-cohort model: in a marginal two-variable model restricted to the four labeled cohorts (n=401), cohort explained R²=0.172 (F=28.03, p=0.0001) versus diagnosis R²=0.014 (F=6.82, p=0.0001) — an approximately 12-fold disparity within the same model. This is an empirical statement about relative magnitude, not a decomposition of cohort into technical and biological components:</w:t>
+      </w:r>
+      <w:r>
+        <w:t xml:space="preserve"> </w:t>
+      </w:r>
+      <w:r>
+        <w:t xml:space="preserve">“cohort”</w:t>
+      </w:r>
+      <w:r>
+        <w:t xml:space="preserve"> </w:t>
+      </w:r>
+      <w:r>
+        <w:t xml:space="preserve">bundles sequencing platform, library preparation, recruitment site, diagnostic ascertainment, and unmeasured dietary/lifestyle factors that PERMANOVA cannot separate (Section 2.6). It contextualizes the batch-correction results in Section 3.5, but marginal R² values do not by themselves establish that the cohort and diagnosis axes overlap, nor explain why any batch-correction algorithm changed classifier performance in a specific direction — discussed as a separate, more limited hypothesis in Section 4.2.</w:t>
+      </w:r>
+    </w:p>
+    <w:p>
+      <w:pPr>
+        <w:pStyle w:val="BodyText"/>
+      </w:pPr>
+      <w:r>
+        <w:rPr>
+          <w:b/>
+          <w:bCs/>
+        </w:rPr>
+        <w:t xml:space="preserve">The ~12-fold disparity is sensitive to cohort composition and should not be read as a fixed, generalizable figure.</w:t>
+      </w:r>
+      <w:r>
+        <w:t xml:space="preserve"> </w:t>
+      </w:r>
+      <w:r>
+        <w:t xml:space="preserve">Restricting the same marginal specification to the three more technically comparable cohorts — Zhuang 2018, Ling 2020, and Zhu 2022, all Chinese, paired-end MiSeq V3–V4 studies (Section 2.6) — reduced the disparity from ~12-fold to ~2.6-fold: cohort R²=0.0588 (F=10.05, p=0.0001) versus diagnosis R²=0.0229 (F=7.83, p=0.0001) in this n=317 subset (Supplementary Table S11). This subset is more comparable, not identical — recruitment site, exact diagnostic procedure, and unmeasured dietary factors still differ — but removing Kazakhstan’s single-end/NovaSeq platform and Kim/KBASE’s separate country substantially changes the cohort-to-diagnosis variance ratio. The ~12-fold figure on the full four-cohort set is therefore not a stable, generalizable property of</w:t>
+      </w:r>
+      <w:r>
+        <w:t xml:space="preserve"> </w:t>
+      </w:r>
+      <w:r>
+        <w:t xml:space="preserve">“cohort effects versus disease effects”</w:t>
+      </w:r>
+      <w:r>
+        <w:t xml:space="preserve"> </w:t>
+      </w:r>
+      <w:r>
+        <w:t xml:space="preserve">in gut microbiome data; it is specific to the cohorts compared, driven substantially by cohorts differing in more than country of origin.</w:t>
+      </w:r>
+    </w:p>
+    <w:p>
+      <w:pPr>
+        <w:pStyle w:val="BodyText"/>
+      </w:pPr>
+      <w:r>
+        <w:t xml:space="preserve">A logistic regression classifier trained to predict cohort identity from the CLR-transformed features across all 509 samples achieved macro-AUC=0.9917 (one-vs-rest, stratified 5-fold CV; per-cohort AUC: Kazakhstan 1.000, Kim 2022 0.997, Ling 2020 0.993, Zhuang 2018 0.989, Zhu 2022 0.980) — cohort membership is thus near-perfectly recoverable from the same features used for disease classification, confirming cohort-specific information (whatever its technical or biological composition) dominates the compositional feature space.</w:t>
+      </w:r>
+    </w:p>
+    <w:p>
+      <w:pPr>
+        <w:pStyle w:val="BodyText"/>
+      </w:pPr>
+      <w:r>
+        <w:t xml:space="preserve">Principal coordinates analysis (PCoA) on Aitchison distance (Figure 4B; n=509) visually confirmed strong cohort-level clustering, with partial overlap between Chinese cohorts (Zhuang 2018, Ling 2020) but clear separation of Kazakhstan and Zhu 2022. Kim/KBASE 2022 was clearly separated from all others along PC1, consistent with its preclinical amyloid-based staging, South Korean origin, and potentially distinct dietary patterns.</w:t>
+      </w:r>
+    </w:p>
+    <w:p>
+      <w:pPr>
+        <w:pStyle w:val="BodyText"/>
+      </w:pPr>
+      <w:r>
+        <w:t xml:space="preserve">Beta-dispersion testing revealed significant heterogeneity in within-group spread across cohorts (F=13.93, p=0.0001, 9,999 permutations; Figure 4C), meaning PERMANOVA R²=0.193 reflects both compositional centroid shifts and differences in within-cohort spread. Kazakhstan showed the greatest within-cohort variance; the Chinese cohorts (Zhuang 2018, Ling 2020) were more tightly dispersed. Pairwise post-hoc betadisper comparisons (Section 2.6; Supplementary Table S12) show this is not uniform across all pairs: Ling 2020 differs significantly from every other cohort (all Holm-adjusted p≤0.0420) and drives most of the significant comparisons, while Zhu 2022 vs. Zhuang 2018 (Holm p=0.439) and Kazakhstan vs. Kim/KBASE 2022 (Holm p=0.439) do not differ significantly. Within the Chinese-MiSeq-only subset, dispersion remained significant overall (F=7.946, p=0.0004): Zhuang 2018 differed significantly from Ling 2020 after Holm correction (raw p=0.0001, Holm-adjusted p=0.0003), but its difference from Zhu 2022 did not survive Holm correction (raw p=0.026, Holm-adjusted p=0.052), and Ling 2020 and Zhu 2022 did not differ (p=0.343). This heterogeneity is relevant to interpreting PERMANOVA effect sizes and is acknowledged in Methods and Limitations.</w:t>
+      </w:r>
+    </w:p>
+    <w:p>
+      <w:pPr>
+        <w:pStyle w:val="BodyText"/>
+      </w:pPr>
+      <w:r>
+        <w:t xml:space="preserve">Within-cohort PERMANOVA revealed highly variable disease-associated compositional effects: Ling 2020 (R²=0.053, F=9.53, p=0.0001) and Zhu 2022 (R²=0.094, F=6.01, p=0.0001) showed significant diagnosis effects, while Zhuang 2018 (R²=0.017, p=0.066) and Kazakhstan (R²=0.022, p=0.069) did not reach significance at α=0.05. These effect sizes broadly rank-order with within-cohort AUC performance, triangulating the classifier results. Zhu 2022’s fecal-only R²=0.094 is the highest within-cohort disease effect among the four labeled cohorts, consistent with a detectable diagnosis-associated compositional difference.</w:t>
+      </w:r>
+    </w:p>
+    <w:bookmarkEnd w:id="29"/>
+    <w:bookmarkStart w:id="30" w:name="X8a4cae611663d9151f238225546a12848e1cfed"/>
+    <w:p>
+      <w:pPr>
+        <w:pStyle w:val="Heading3"/>
+      </w:pPr>
+      <w:r>
+        <w:t xml:space="preserve">3.5 Label-Blind Transductive Batch Adjustment Does Not Improve Cross-Cohort Transferability</w:t>
+      </w:r>
+    </w:p>
+    <w:p>
+      <w:pPr>
+        <w:pStyle w:val="FirstParagraph"/>
+      </w:pPr>
+      <w:r>
+        <w:t xml:space="preserve">Batch correction was applied using ComBat-seq (raw counts) and MMUPHin (relative abundances) to the four labeled cohorts with cohort as the batch variable, under the two designs of Section 2.7: a</w:t>
+      </w:r>
+      <w:r>
+        <w:t xml:space="preserve"> </w:t>
+      </w:r>
+      <w:r>
+        <w:rPr>
+          <w:b/>
+          <w:bCs/>
+        </w:rPr>
+        <w:t xml:space="preserve">label-blind</w:t>
+      </w:r>
+      <w:r>
+        <w:t xml:space="preserve"> </w:t>
+      </w:r>
+      <w:r>
+        <w:t xml:space="preserve">design (no diagnosis information used; primary analysis) and a</w:t>
+      </w:r>
+      <w:r>
+        <w:t xml:space="preserve"> </w:t>
+      </w:r>
+      <w:r>
+        <w:rPr>
+          <w:b/>
+          <w:bCs/>
+        </w:rPr>
+        <w:t xml:space="preserve">label-informed</w:t>
+      </w:r>
+      <w:r>
+        <w:t xml:space="preserve"> </w:t>
+      </w:r>
+      <w:r>
+        <w:t xml:space="preserve">design (each sample’s own true diagnosis label used; exploratory sensitivity only) (Figure 5; Table 4).</w:t>
+      </w:r>
+    </w:p>
+    <w:p>
+      <w:pPr>
+        <w:pStyle w:val="BodyText"/>
+      </w:pPr>
+      <w:r>
+        <w:rPr>
+          <w:b/>
+          <w:bCs/>
+        </w:rPr>
+        <w:t xml:space="preserve">Label-blind correction (primary result): batch correction leaves cross-cohort generalization essentially unchanged.</w:t>
+      </w:r>
+      <w:r>
+        <w:t xml:space="preserve"> </w:t>
+      </w:r>
+      <w:r>
+        <w:t xml:space="preserve">Under label-blind ComBat-seq and MMUPHin — which use no sample’s diagnosis label — mean LOCO AUC changed by no more than 0.007 in either direction relative to uncorrected, for either model (Table 4). No individual cohort collapsed: per-cohort logistic-regression LOCO AUC under label-blind ComBat-seq ranged from 0.525 (Zhuang 2018) to 0.769 (Zhu 2022), closely tracking the uncorrected values (0.504–0.813). Neither method materially changed mean LOCO AUC or recovered cross-cohort transferability under this design.</w:t>
+      </w:r>
+    </w:p>
+    <w:p>
+      <w:pPr>
+        <w:pStyle w:val="BodyText"/>
+      </w:pPr>
+      <w:r>
+        <w:rPr>
+          <w:b/>
+          <w:bCs/>
+        </w:rPr>
+        <w:t xml:space="preserve">Label-informed transductive sensitivity analysis (Supplementary Figure S4): severe degradation was specific to the label-informed design itself.</w:t>
+      </w:r>
+      <w:r>
+        <w:t xml:space="preserve"> </w:t>
+      </w:r>
+      <w:r>
+        <w:t xml:space="preserve">Under the label-informed design — which uses every sample’s own true diagnosis label during correction and therefore cannot represent a deployable or prospectively valid comparison — ComBat-seq reduced mean logistic-regression LOCO AUC from 0.640 to 0.493, with Kazakhstan collapsing to AUC=0.308 [0.20–0.42]. The same cohort under label-blind ComBat-seq scored 0.560, closely matching its uncorrected value (0.564). This side-by-side comparison indicates the severe, cohort-specific collapse was specific to the label-informed design — consistent with a correction model explicitly told each sample’s diagnosis label (</w:t>
+      </w:r>
+      <w:r>
+        <w:rPr>
+          <w:rStyle w:val="VerbatimChar"/>
+        </w:rPr>
+        <w:t xml:space="preserve">full_mod=TRUE</w:t>
+      </w:r>
+      <w:r>
+        <w:t xml:space="preserve">/</w:t>
+      </w:r>
+      <w:r>
+        <w:rPr>
+          <w:rStyle w:val="VerbatimChar"/>
+        </w:rPr>
+        <w:t xml:space="preserve">covariates="diagnosis"</w:t>
+      </w:r>
+      <w:r>
+        <w:t xml:space="preserve">) constructing a label-conditional transformation with no prospective analog — and should not be read as evidence that these methods generally degrade cross-cohort performance, or of an intrinsic incompatibility between ComBat-seq’s negative-binomial framework and 16S compositional data. MMUPHin’s label-informed effect was milder (LogReg mean: 0.640→0.612) but still did not improve on label-blind or uncorrected performance.</w:t>
+      </w:r>
+    </w:p>
+    <w:p>
+      <w:pPr>
+        <w:pStyle w:val="BodyText"/>
+      </w:pPr>
+      <w:r>
+        <w:t xml:space="preserve">Within-cohort AUC on label-blind-corrected data was similar to uncorrected (within ±0.05 for most cohort–method combinations; Supplementary Table S5) — a comparison free of diagnosis-label leakage during correction, since label-blind correction never saw any sample’s diagnosis label, though it remains transductive (cohort membership and raw feature values are still used) and retains whatever cohort/population confounding is otherwise present. We do not draw the same conclusion from within-cohort AUC on label-informed-corrected data, since that comparison is additionally confounded by label use: the label-informed correction’s covariate-preservation mechanism (</w:t>
+      </w:r>
+      <w:r>
+        <w:rPr>
+          <w:rStyle w:val="VerbatimChar"/>
+        </w:rPr>
+        <w:t xml:space="preserve">full_mod=TRUE</w:t>
+      </w:r>
+      <w:r>
+        <w:t xml:space="preserve">/</w:t>
+      </w:r>
+      <w:r>
+        <w:rPr>
+          <w:rStyle w:val="VerbatimChar"/>
+        </w:rPr>
+        <w:t xml:space="preserve">covariates="diagnosis"</w:t>
+      </w:r>
+      <w:r>
+        <w:t xml:space="preserve">) is explicitly designed to retain diagnosis-associated structure using each sample’s true label, so preserved within-cohort separability cannot be attributed to correction-independent biological signal versus the algorithm’s own label-preservation step. Only the label-blind design supports the conclusion that</w:t>
+      </w:r>
+      <w:r>
+        <w:t xml:space="preserve"> </w:t>
+      </w:r>
+      <w:r>
+        <w:t xml:space="preserve">“within-cohort AUC preservation rules out indiscriminate signal removal”</w:t>
+      </w:r>
+      <w:r>
+        <w:t xml:space="preserve"> </w:t>
+      </w:r>
+      <w:r>
+        <w:t xml:space="preserve">(descriptively, per Supplementary Table S5); we do not extend this conclusion to the label-informed results.</w:t>
+      </w:r>
+    </w:p>
+    <w:p>
+      <w:pPr>
+        <w:pStyle w:val="BodyText"/>
+      </w:pPr>
+      <w:r>
+        <w:t xml:space="preserve">The empirical PERMANOVA finding that cohort explains approximately 12 times more compositional variance than disease status (marginal R²: 0.172 vs. 0.014; Section 3.4) contextualizes why a correction method targeting cohort-associated variance might struggle to leave disease-associated variance fully intact, but does not by itself establish that the two sources overlap, nor explain the specific pattern observed here — a label-blind correction leaving performance essentially flat while a label-informed one produced large, method- and cohort-specific movements. That pattern is more directly explained by the transductive, label-informed design itself (Section 2.7) than by the general cohort/diagnosis variance disparity, and we present it as such rather than as a demonstration that linear batch correction cannot separate cohort from disease signal in general.</w:t>
+      </w:r>
+    </w:p>
+    <w:bookmarkEnd w:id="30"/>
+    <w:bookmarkStart w:id="31" w:name="X89047b7d3b4347f7c97e17f4905b6818144b0a2"/>
+    <w:p>
+      <w:pPr>
+        <w:pStyle w:val="Heading3"/>
+      </w:pPr>
+      <w:r>
+        <w:t xml:space="preserve">3.6 SHAP Analysis Reveals Cohort-Specific Taxonomic Signatures and a Descriptive Coefficient-Stability Screen</w:t>
+      </w:r>
+    </w:p>
+    <w:p>
+      <w:pPr>
+        <w:pStyle w:val="FirstParagraph"/>
+      </w:pPr>
+      <w:r>
+        <w:t xml:space="preserve">To characterize feature-level patterns underlying generalization failure, we computed out-of-fold SHAP values for within-cohort and LOCO-trained classifiers (Figure 6). The OOF design avoids the in-sample overfitting bias seen in prior SHAP analyses of microbiome classifiers, where training-set SHAP values can reflect model memorization rather than out-of-sample importance. Feature importance (mean |SHAP|) is reported for both models; direction is reported only for logistic regression, using the fitted-coefficient-based definition of Section 2.8 (not mean signed SHAP).</w:t>
+      </w:r>
+    </w:p>
+    <w:p>
+      <w:pPr>
+        <w:pStyle w:val="BodyText"/>
+      </w:pPr>
+      <w:r>
+        <w:rPr>
+          <w:b/>
+          <w:bCs/>
+        </w:rPr>
+        <w:t xml:space="preserve">Minimal overlap in top predictive taxa across cohorts, assessed against two null models.</w:t>
+      </w:r>
+      <w:r>
+        <w:t xml:space="preserve"> </w:t>
+      </w:r>
+      <w:r>
+        <w:t xml:space="preserve">Pairwise Jaccard similarity of the top-20 SHAP genera between cohort pairs averaged 0.135 for logistic regression and 0.058 for LightGBM (Figure 6C) — the mean of the six unique pairwise Jaccard values among the four labeled cohorts. Against the primary, shared-pool null (100,000 replicates, each averaging six pairwise Jaccards among four random top-20 sets drawn from the full 396-genus pool; Section 2.8), logistic regression overlap was significantly above chance (null mean 0.027 [95% CI: 0.009–0.049]; p&lt;0.0001), as was LightGBM at this N (p=0.0048). A sensitivity check across N∈{10,20,50} under this null (Supplementary Table S7) shows logistic regression significant at all three thresholds, while LightGBM was significant at N=20 and N=50 but not N=10 (p=0.45).</w:t>
+      </w:r>
+    </w:p>
+    <w:p>
+      <w:pPr>
+        <w:pStyle w:val="BodyText"/>
+      </w:pPr>
+      <w:r>
+        <w:rPr>
+          <w:b/>
+          <w:bCs/>
+        </w:rPr>
+        <w:t xml:space="preserve">Under a more realistic, per-cohort prevalence-restricted null, the LightGBM finding does not survive.</w:t>
+      </w:r>
+      <w:r>
+        <w:t xml:space="preserve"> </w:t>
+      </w:r>
+      <w:r>
+        <w:t xml:space="preserve">The shared-pool null draws candidate genera as if equally available in every cohort, but per-cohort prevalence varies substantially (Section 2.8). Restricting each cohort’s top-N ranking and random draws to genera reaching ≥20% prevalence within that cohort’s own AD/CN samples (eligible universe: 131 Zhuang 2018, 126 Ling 2020, 115 Zhu 2022, 356 Kazakhstan; 100,000 replicates per model/N) changes the LightGBM result: overlap was</w:t>
+      </w:r>
+      <w:r>
+        <w:t xml:space="preserve"> </w:t>
+      </w:r>
+      <w:r>
+        <w:rPr>
+          <w:b/>
+          <w:bCs/>
+        </w:rPr>
+        <w:t xml:space="preserve">not significant at N=10, 20, or 50</w:t>
+      </w:r>
+      <w:r>
+        <w:t xml:space="preserve"> </w:t>
+      </w:r>
+      <w:r>
+        <w:t xml:space="preserve">(observed mean Jaccard 0.018/0.063/0.167 vs. null 0.026/0.052/0.142; p=0.80, 0.24, 0.061; Supplementary Table S13). Logistic regression remained significant at all three thresholds (observed 0.085/0.135/0.231 vs. null 0.026/0.052/0.142; p=0.0017, 0.00003, 0.00001). We treat this as a genuine reversal: LightGBM’s apparent cross-cohort overlap is not distinguishable from chance once the null accounts for each cohort’s own prevalence structure, while logistic regression’s overlap is robust and remains the stronger of the two findings.</w:t>
+      </w:r>
+    </w:p>
+    <w:p>
+      <w:pPr>
+        <w:pStyle w:val="BodyText"/>
+      </w:pPr>
+      <w:r>
+        <w:rPr>
+          <w:b/>
+          <w:bCs/>
+        </w:rPr>
+        <w:t xml:space="preserve">Cohort-specific top predictors, and a concrete illustration of why coefficient-based direction was needed.</w:t>
+      </w:r>
+      <w:r>
+        <w:t xml:space="preserve"> </w:t>
+      </w:r>
+      <w:r>
+        <w:t xml:space="preserve">The most discriminative genus for logistic regression was</w:t>
+      </w:r>
+      <w:r>
+        <w:t xml:space="preserve"> </w:t>
+      </w:r>
+      <w:r>
+        <w:rPr>
+          <w:i/>
+          <w:iCs/>
+        </w:rPr>
+        <w:t xml:space="preserve">Subdoligranulum</w:t>
+      </w:r>
+      <w:r>
+        <w:t xml:space="preserve"> </w:t>
+      </w:r>
+      <w:r>
+        <w:t xml:space="preserve">in Zhuang 2018, while</w:t>
+      </w:r>
+      <w:r>
+        <w:t xml:space="preserve"> </w:t>
+      </w:r>
+      <w:r>
+        <w:rPr>
+          <w:i/>
+          <w:iCs/>
+        </w:rPr>
+        <w:t xml:space="preserve">Akkermansia</w:t>
+      </w:r>
+      <w:r>
+        <w:t xml:space="preserve"> </w:t>
+      </w:r>
+      <w:r>
+        <w:t xml:space="preserve">topped the remaining three cohorts (Zhu 2022 |SHAP|=0.228; Kazakhstan |SHAP|=0.136; Ling 2020 |SHAP|=0.270). Under the fitted coefficient,</w:t>
+      </w:r>
+      <w:r>
+        <w:t xml:space="preserve"> </w:t>
+      </w:r>
+      <w:r>
+        <w:rPr>
+          <w:i/>
+          <w:iCs/>
+        </w:rPr>
+        <w:t xml:space="preserve">Akkermansia</w:t>
+      </w:r>
+      <w:r>
+        <w:t xml:space="preserve"> </w:t>
+      </w:r>
+      <w:r>
+        <w:t xml:space="preserve">has a</w:t>
+      </w:r>
+      <w:r>
+        <w:t xml:space="preserve"> </w:t>
+      </w:r>
+      <w:r>
+        <w:rPr>
+          <w:b/>
+          <w:bCs/>
+        </w:rPr>
+        <w:t xml:space="preserve">stable positive coefficient in all four cohorts</w:t>
+      </w:r>
+      <w:r>
+        <w:t xml:space="preserve"> </w:t>
+      </w:r>
+      <w:r>
+        <w:t xml:space="preserve">(10/10 outer folds positive in every cohort; Supplementary Table S6) — higher CLR abundance consistently predicts higher AD log-odds, with no coefficient-based flip anywhere. This is a useful negative control: pooled mean SHAP for this genus is negative in Ling 2020 and Zhuang 2018 but positive in Zhu 2022 and Kazakhstan — an apparent sign difference that does</w:t>
+      </w:r>
+      <w:r>
+        <w:t xml:space="preserve"> </w:t>
+      </w:r>
+      <w:r>
+        <w:rPr>
+          <w:b/>
+          <w:bCs/>
+        </w:rPr>
+        <w:t xml:space="preserve">not</w:t>
+      </w:r>
+      <w:r>
+        <w:t xml:space="preserve"> </w:t>
+      </w:r>
+      <w:r>
+        <w:t xml:space="preserve">reflect the coefficient actually learned, but is instead a background-relative artifact (Section 2.8), demonstrating on real data why mean signed SHAP was inadequate and why the coefficient-based definition is used for every direction claim in this paper. For LightGBM, the top taxon per cohort was entirely distinct:</w:t>
+      </w:r>
+      <w:r>
+        <w:t xml:space="preserve"> </w:t>
+      </w:r>
+      <w:r>
+        <w:rPr>
+          <w:i/>
+          <w:iCs/>
+        </w:rPr>
+        <w:t xml:space="preserve">Lachnoclostridium</w:t>
+      </w:r>
+      <w:r>
+        <w:t xml:space="preserve"> </w:t>
+      </w:r>
+      <w:r>
+        <w:t xml:space="preserve">(Zhuang 2018),</w:t>
+      </w:r>
+      <w:r>
+        <w:t xml:space="preserve"> </w:t>
+      </w:r>
+      <w:r>
+        <w:rPr>
+          <w:i/>
+          <w:iCs/>
+        </w:rPr>
+        <w:t xml:space="preserve">Akkermansia</w:t>
+      </w:r>
+      <w:r>
+        <w:t xml:space="preserve"> </w:t>
+      </w:r>
+      <w:r>
+        <w:t xml:space="preserve">(Ling 2020),</w:t>
+      </w:r>
+      <w:r>
+        <w:t xml:space="preserve"> </w:t>
+      </w:r>
+      <w:r>
+        <w:rPr>
+          <w:i/>
+          <w:iCs/>
+        </w:rPr>
+        <w:t xml:space="preserve">Bacteroides</w:t>
+      </w:r>
+      <w:r>
+        <w:t xml:space="preserve"> </w:t>
+      </w:r>
+      <w:r>
+        <w:t xml:space="preserve">(Zhu 2022),</w:t>
+      </w:r>
+      <w:r>
+        <w:t xml:space="preserve"> </w:t>
+      </w:r>
+      <w:r>
+        <w:rPr>
+          <w:i/>
+          <w:iCs/>
+        </w:rPr>
+        <w:t xml:space="preserve">Castellaniella</w:t>
+      </w:r>
+      <w:r>
+        <w:t xml:space="preserve"> </w:t>
+      </w:r>
+      <w:r>
+        <w:t xml:space="preserve">(Kazakhstan) (Figure 6A; Supplementary Figure S2); no direction is assigned to these values (Section 2.8).</w:t>
+      </w:r>
+    </w:p>
+    <w:p>
+      <w:pPr>
+        <w:pStyle w:val="BodyText"/>
+      </w:pPr>
+      <w:r>
+        <w:rPr>
+          <w:b/>
+          <w:bCs/>
+        </w:rPr>
+        <w:t xml:space="preserve">Coefficient-sign stability screen (logistic regression only).</w:t>
+      </w:r>
+      <w:r>
+        <w:t xml:space="preserve"> </w:t>
+      </w:r>
+      <w:r>
+        <w:t xml:space="preserve">Using the pre-specified criterion (Section 2.8: stable positive coefficient sign in ≥8/10 outer folds in ≥1 cohort, stable negative in ≥8/10 folds in ≥1 other, restricted to genera in the top-20 OOF mean-|SHAP| ranking in ≥2 cohorts),</w:t>
+      </w:r>
+      <w:r>
+        <w:t xml:space="preserve"> </w:t>
+      </w:r>
+      <w:r>
+        <w:rPr>
+          <w:b/>
+          <w:bCs/>
+        </w:rPr>
+        <w:t xml:space="preserve">eight genera met this descriptive stability criterion</w:t>
+      </w:r>
+      <w:r>
+        <w:t xml:space="preserve"> </w:t>
+      </w:r>
+      <w:r>
+        <w:t xml:space="preserve">(Figure 6B):</w:t>
+      </w:r>
+      <w:r>
+        <w:t xml:space="preserve"> </w:t>
+      </w:r>
+      <w:r>
+        <w:rPr>
+          <w:i/>
+          <w:iCs/>
+        </w:rPr>
+        <w:t xml:space="preserve">Agathobacter</w:t>
+      </w:r>
+      <w:r>
+        <w:t xml:space="preserve">,</w:t>
+      </w:r>
+      <w:r>
+        <w:t xml:space="preserve"> </w:t>
+      </w:r>
+      <w:r>
+        <w:rPr>
+          <w:i/>
+          <w:iCs/>
+        </w:rPr>
+        <w:t xml:space="preserve">Bifidobacterium</w:t>
+      </w:r>
+      <w:r>
+        <w:t xml:space="preserve">,</w:t>
+      </w:r>
+      <w:r>
+        <w:t xml:space="preserve"> </w:t>
+      </w:r>
+      <w:r>
+        <w:rPr>
+          <w:i/>
+          <w:iCs/>
+        </w:rPr>
+        <w:t xml:space="preserve">Coprococcus</w:t>
+      </w:r>
+      <w:r>
+        <w:t xml:space="preserve">,</w:t>
+      </w:r>
+      <w:r>
+        <w:t xml:space="preserve"> </w:t>
+      </w:r>
+      <w:r>
+        <w:rPr>
+          <w:i/>
+          <w:iCs/>
+        </w:rPr>
+        <w:t xml:space="preserve">Dorea</w:t>
+      </w:r>
+      <w:r>
+        <w:t xml:space="preserve">,</w:t>
+      </w:r>
+      <w:r>
+        <w:t xml:space="preserve"> </w:t>
+      </w:r>
+      <w:r>
+        <w:rPr>
+          <w:i/>
+          <w:iCs/>
+        </w:rPr>
+        <w:t xml:space="preserve">Lactobacillus</w:t>
+      </w:r>
+      <w:r>
+        <w:t xml:space="preserve">,</w:t>
+      </w:r>
+      <w:r>
+        <w:t xml:space="preserve"> </w:t>
+      </w:r>
+      <w:r>
+        <w:rPr>
+          <w:i/>
+          <w:iCs/>
+        </w:rPr>
+        <w:t xml:space="preserve">NK4A214 group</w:t>
+      </w:r>
+      <w:r>
+        <w:t xml:space="preserve">,</w:t>
+      </w:r>
+      <w:r>
+        <w:t xml:space="preserve"> </w:t>
+      </w:r>
+      <w:r>
+        <w:rPr>
+          <w:i/>
+          <w:iCs/>
+        </w:rPr>
+        <w:t xml:space="preserve">Romboutsia</w:t>
+      </w:r>
+      <w:r>
+        <w:t xml:space="preserve">, and</w:t>
+      </w:r>
+      <w:r>
+        <w:t xml:space="preserve"> </w:t>
+      </w:r>
+      <w:r>
+        <w:rPr>
+          <w:i/>
+          <w:iCs/>
+        </w:rPr>
+        <w:t xml:space="preserve">Ruminococcus gnavus group</w:t>
+      </w:r>
+      <w:r>
+        <w:t xml:space="preserve">. This is deliberately a descriptive screen, not a statistically confirmed set: the 10 outer-CV folds share substantially overlapping training sets, so fold-level coefficient signs are not independent replications, and no multiplicity-adjusted p-value is assigned to any taxon (Section 2.8, Limitations). It is a smaller, more conservative set than a less rigorous alternative that classifies any genus with opposite-signed pooled mean SHAP across two cohorts as a</w:t>
+      </w:r>
+      <w:r>
+        <w:t xml:space="preserve"> </w:t>
+      </w:r>
+      <w:r>
+        <w:t xml:space="preserve">“flip”</w:t>
+      </w:r>
+      <w:r>
+        <w:t xml:space="preserve"> </w:t>
+      </w:r>
+      <w:r>
+        <w:t xml:space="preserve">— which, applied here, would identify twelve genera; the stability requirement removes flips not reproducible across most of a cohort’s own outer folds. No comparable screen is applied to LightGBM, which has no coefficient-like, globally monotonic direction and may have nonlinear SHAP–feature relationships.</w:t>
+      </w:r>
+    </w:p>
+    <w:p>
+      <w:pPr>
+        <w:pStyle w:val="BodyText"/>
+      </w:pPr>
+      <w:r>
+        <w:rPr>
+          <w:i/>
+          <w:iCs/>
+        </w:rPr>
+        <w:t xml:space="preserve">Romboutsia</w:t>
+      </w:r>
+      <w:r>
+        <w:t xml:space="preserve"> </w:t>
+      </w:r>
+      <w:r>
+        <w:t xml:space="preserve">shows the cleanest cohort-level pattern among the eight taxa meeting the screen: a stable negative coefficient (higher relative abundance predicts lower AD log-odds under the fitted model) in all three Chinese cohorts and a stable positive coefficient in Kazakhstan (9/10 folds; Supplementary Table S6) — the one genus among the eight whose pattern cleanly separates by country in this dataset. We do not have a specific mechanistic hypothesis for</w:t>
+      </w:r>
+      <w:r>
+        <w:t xml:space="preserve"> </w:t>
+      </w:r>
+      <w:r>
+        <w:rPr>
+          <w:i/>
+          <w:iCs/>
+        </w:rPr>
+        <w:t xml:space="preserve">Romboutsia</w:t>
+      </w:r>
+      <w:r>
+        <w:t xml:space="preserve">.</w:t>
+      </w:r>
+    </w:p>
+    <w:p>
+      <w:pPr>
+        <w:pStyle w:val="BodyText"/>
+      </w:pPr>
+      <w:r>
+        <w:rPr>
+          <w:i/>
+          <w:iCs/>
+        </w:rPr>
+        <w:t xml:space="preserve">Lactobacillus</w:t>
+      </w:r>
+      <w:r>
+        <w:t xml:space="preserve"> </w:t>
+      </w:r>
+      <w:r>
+        <w:t xml:space="preserve">also meets the screen but its per-cohort pattern is messier: stable-negative in Zhuang 2018 only, and stable-positive in the other three cohorts (Ling 2020, Zhu 2022, Kazakhstan; Supplementary Table S6). Diet is one plausible unmeasured confounder for genus-level differences of this kind, but this dataset contains no dietary covariate data, and we do not attribute this or any other taxon’s pattern to a specific mechanism.</w:t>
+      </w:r>
+    </w:p>
+    <w:p>
+      <w:pPr>
+        <w:pStyle w:val="BodyText"/>
+      </w:pPr>
+      <w:r>
+        <w:rPr>
+          <w:i/>
+          <w:iCs/>
+        </w:rPr>
+        <w:t xml:space="preserve">Akkermansia</w:t>
+      </w:r>
+      <w:r>
+        <w:t xml:space="preserve"> </w:t>
+      </w:r>
+      <w:r>
+        <w:t xml:space="preserve">does not meet the coefficient-stability screen at all: its fitted coefficient is stable and positive in all four cohorts (10/10 outer folds in every cohort; Supplementary Table S6), despite appearing to reverse sign under the pooled mean-SHAP statistic (above). This is the clearest illustration in this dataset of why coefficient-based, fold-stability-gated direction is necessary rather than a raw pooled-SHAP sign.</w:t>
+      </w:r>
+    </w:p>
+    <w:p>
+      <w:pPr>
+        <w:pStyle w:val="BodyText"/>
+      </w:pPr>
+      <w:r>
+        <w:rPr>
+          <w:b/>
+          <w:bCs/>
+        </w:rPr>
+        <w:t xml:space="preserve">LOCO SHAP analysis: feature importance only, no cross-cohort direction assigned.</w:t>
+      </w:r>
+      <w:r>
+        <w:t xml:space="preserve"> </w:t>
+      </w:r>
+      <w:r>
+        <w:t xml:space="preserve">When SHAP values were computed for LOCO-trained classifiers applied to held-out cohorts,</w:t>
+      </w:r>
+      <w:r>
+        <w:t xml:space="preserve"> </w:t>
+      </w:r>
+      <w:r>
+        <w:rPr>
+          <w:i/>
+          <w:iCs/>
+        </w:rPr>
+        <w:t xml:space="preserve">Akkermansia</w:t>
+      </w:r>
+      <w:r>
+        <w:t xml:space="preserve"> </w:t>
+      </w:r>
+      <w:r>
+        <w:t xml:space="preserve">was the top-importance predictor for two of four held-out cohorts — Zhuang 2018 (|SHAP|=0.470) and Zhu 2022 (|SHAP|=0.372) — while</w:t>
+      </w:r>
+      <w:r>
+        <w:t xml:space="preserve"> </w:t>
+      </w:r>
+      <w:r>
+        <w:rPr>
+          <w:i/>
+          <w:iCs/>
+        </w:rPr>
+        <w:t xml:space="preserve">Subdoligranulum</w:t>
+      </w:r>
+      <w:r>
+        <w:t xml:space="preserve"> </w:t>
+      </w:r>
+      <w:r>
+        <w:t xml:space="preserve">(|SHAP|=0.269) topped held-out Ling 2020 and</w:t>
+      </w:r>
+      <w:r>
+        <w:t xml:space="preserve"> </w:t>
+      </w:r>
+      <w:r>
+        <w:rPr>
+          <w:i/>
+          <w:iCs/>
+        </w:rPr>
+        <w:t xml:space="preserve">Christensenellaceae R-7 group</w:t>
+      </w:r>
+      <w:r>
+        <w:t xml:space="preserve"> </w:t>
+      </w:r>
+      <w:r>
+        <w:t xml:space="preserve">(|SHAP|=0.368) topped held-out Kazakhstan; no genus ranked first across all four. Consistent with Section 2.8, we do not assign an AD/CN direction to these values: the LOCO SHAP background (three training cohorts) and evaluation set (held-out cohort) are drawn from systematically different populations by construction, confounding sign with the raw cross-cohort compositional difference quantified by PERMANOVA (Section 3.4) rather than reflecting a stable, model-derived direction. The absence of a single top-importance genus across all four held-out cohorts is consistent with the classifier activating whichever genera most resemble its training-cohort signature rather than a disease marker generalizing across populations.</w:t>
+      </w:r>
+    </w:p>
+    <w:p>
+      <w:r>
+        <w:pict>
+          <v:rect style="width:0;height:1.5pt" o:hralign="center" o:hrstd="t" o:hr="t"/>
+        </w:pict>
+      </w:r>
+    </w:p>
+    <w:bookmarkEnd w:id="31"/>
+    <w:bookmarkEnd w:id="32"/>
+    <w:bookmarkStart w:id="39" w:name="discussion"/>
+    <w:p>
+      <w:pPr>
+        <w:pStyle w:val="Heading2"/>
+      </w:pPr>
+      <w:r>
+        <w:t xml:space="preserve">4. Discussion</w:t>
+      </w:r>
+    </w:p>
+    <w:bookmarkStart w:id="33" w:name="X98882ddec0548496a5c10a2861c9a197d74e628"/>
+    <w:p>
+      <w:pPr>
+        <w:pStyle w:val="Heading3"/>
+      </w:pPr>
+      <w:r>
+        <w:t xml:space="preserve">4.1 Systematic Quantification of Generalization Failure</w:t>
+      </w:r>
+    </w:p>
+    <w:p>
+      <w:pPr>
+        <w:pStyle w:val="FirstParagraph"/>
+      </w:pPr>
+      <w:r>
+        <w:t xml:space="preserve">This study provides a systematic, quantitative analysis of cross-cohort generalization limitations in gut microbiome-based AD classifiers. Across four labeled cohorts, two model types, two cross-cohort evaluation designs, and two batch correction methods, we consistently observe the same result: classifiers trained within one cohort do not transfer reliably to another. The mean LOCO AUC drop of 0.176 for logistic regression and 0.146 for LightGBM, with one of eight model–cohort combinations near chance, demonstrates that within-cohort performance figures — from the original publications or from this study’s own nested-CV estimates — cannot be taken as evidence of a generalizable diagnostic signal. A formal paired bootstrap test (Section 3.3) supports this drop for five of eight cohort–model pairs at conventional significance; the remaining three show the same directional pattern without reaching formal significance at this sample size, a distinction we report rather than treat all eight as equally well-supported.</w:t>
+      </w:r>
+    </w:p>
+    <w:p>
+      <w:pPr>
+        <w:pStyle w:val="BodyText"/>
+      </w:pPr>
+      <w:r>
+        <w:t xml:space="preserve">This finding is consistent with the broader literature. The</w:t>
+      </w:r>
+      <w:r>
+        <w:t xml:space="preserve"> </w:t>
+      </w:r>
+      <w:r>
+        <w:rPr>
+          <w:i/>
+          <w:iCs/>
+        </w:rPr>
+        <w:t xml:space="preserve">Bacteroides</w:t>
+      </w:r>
+      <w:r>
+        <w:t xml:space="preserve"> </w:t>
+      </w:r>
+      <w:r>
+        <w:t xml:space="preserve">directionality reversal documented by Jemimah et al. (2023) across North American and Chinese cohorts, contradictory reports for</w:t>
+      </w:r>
+      <w:r>
+        <w:t xml:space="preserve"> </w:t>
+      </w:r>
+      <w:r>
+        <w:rPr>
+          <w:i/>
+          <w:iCs/>
+        </w:rPr>
+        <w:t xml:space="preserve">Akkermansia</w:t>
+      </w:r>
+      <w:r>
+        <w:t xml:space="preserve"> </w:t>
+      </w:r>
+      <w:r>
+        <w:t xml:space="preserve">(Liu et al., 2019), and highly cohort-specific patterns reported elsewhere all suggest population-level heterogeneity. A recent multi-cohort integration study (Wang et al., 2026, mSystems) similarly identified cross-geographic heterogeneity as a major obstacle; the present analysis complements that work by quantifying how severely within-cohort classifiers fail on external populations, and by showing neither correction method recovered cross-cohort transferability on average.</w:t>
+      </w:r>
+    </w:p>
+    <w:bookmarkEnd w:id="33"/>
+    <w:bookmarkStart w:id="34" w:name="Xbcb159aba27123b659b16bd390bd633d900cb9e"/>
+    <w:p>
+      <w:pPr>
+        <w:pStyle w:val="Heading3"/>
+      </w:pPr>
+      <w:r>
+        <w:t xml:space="preserve">4.2 Batch-Adjustment Results and Limits of Mechanistic Interpretation</w:t>
+      </w:r>
+    </w:p>
+    <w:p>
+      <w:pPr>
+        <w:pStyle w:val="FirstParagraph"/>
+      </w:pPr>
+      <w:r>
+        <w:t xml:space="preserve">Two distinct findings must be kept separate here.</w:t>
+      </w:r>
+    </w:p>
+    <w:p>
+      <w:pPr>
+        <w:pStyle w:val="BodyText"/>
+      </w:pPr>
+      <w:r>
+        <w:rPr>
+          <w:b/>
+          <w:bCs/>
+        </w:rPr>
+        <w:t xml:space="preserve">Empirical result:</w:t>
+      </w:r>
+      <w:r>
+        <w:t xml:space="preserve"> </w:t>
+      </w:r>
+      <w:r>
+        <w:t xml:space="preserve">cohort identity explains substantially more compositional variance than disease status (Aitchison R²=0.193 across all five cohorts; marginal R²=0.172 cohort vs. 0.014 diagnosis in the four-cohort two-variable model — an approximately 12-fold disparity), and cohort membership is near-perfectly recoverable from the same CLR features (macro-AUC=0.9917). This 12-fold figure is not fixed, however: restricted to the three more technically comparable Chinese paired-end MiSeq cohorts, the same comparison falls to approximately 2.6-fold (cohort R²=0.059 vs. diagnosis R²=0.023; Section 3.4), and the significant beta-dispersion difference among cohorts (Section 3.4) means these R² values reflect both centroid separation and within-cohort spread, limiting a simple centroid-distance interpretation of cohort separation. Compositional structure was strongly associated with cohort-of-origin in the evaluated datasets, but the magnitude is sensitive to cohort composition and dispersion structure, not a single stable number. Separately: batch correction, evaluated under a label-blind design using no sample’s diagnosis label, left mean LOCO AUC essentially unchanged (within 0.007 AUC of uncorrected for both methods, both models; Section 3.5) — neither recovering cross-cohort transferability nor substantially degrading it.</w:t>
+      </w:r>
+    </w:p>
+    <w:p>
+      <w:pPr>
+        <w:pStyle w:val="BodyText"/>
+      </w:pPr>
+      <w:r>
+        <w:rPr>
+          <w:b/>
+          <w:bCs/>
+        </w:rPr>
+        <w:t xml:space="preserve">Hypothesis, clearly flagged as such:</w:t>
+      </w:r>
+      <w:r>
+        <w:t xml:space="preserve"> </w:t>
+      </w:r>
+      <w:r>
+        <w:t xml:space="preserve">the much larger cohort-associated variance component provides plausible context for</w:t>
+      </w:r>
+      <w:r>
+        <w:t xml:space="preserve"> </w:t>
+      </w:r>
+      <w:r>
+        <w:rPr>
+          <w:i/>
+          <w:iCs/>
+        </w:rPr>
+        <w:t xml:space="preserve">why</w:t>
+      </w:r>
+      <w:r>
+        <w:t xml:space="preserve"> </w:t>
+      </w:r>
+      <w:r>
+        <w:t xml:space="preserve">correction targeting cohort-associated variance might struggle to isolate and remove only that variance without also touching disease-associated variance, if the two are not orthogonal in this compositional space. PERMANOVA marginal R² values do not establish that overlap directly, and we did not run an experiment (e.g., a simulation with known, controlled cohort/diagnosis-axis overlap) capable of testing it. We present this as a hypothesis consistent with the observed pattern, not a demonstrated mechanism, and no longer state that batch correction cannot work in general or that this analysis proves cohort and disease axes overlap.</w:t>
+      </w:r>
+    </w:p>
+    <w:p>
+      <w:pPr>
+        <w:pStyle w:val="BodyText"/>
+      </w:pPr>
+      <w:r>
+        <w:t xml:space="preserve">Under the label-informed design, in which ComBat-seq and MMUPHin were told every sample’s own true diagnosis label during a joint fit across all four labeled cohorts (Section 2.7), ComBat-seq’s correction substantially worsened LOCO AUC (mean LogReg: 0.640→0.493, one cohort collapsing to AUC=0.308). The identical comparison under a label-blind design — same cohorts, features, and downstream classifiers, only omitting the diagnosis label from correction — instead reproduces essentially flat LOCO AUC (Section 3.5, Table 4), indicating the severe degradation was specific to the label-informed design rather than evidence these methods generally degrade cross-cohort performance, or of an intrinsic incompatibility between ComBat-seq’s negative-binomial framework and 16S compositional data. One hypothesis consistent with this pattern, not established by it, is that a correction model explicitly told each sample’s diagnosis label constructs a label-conditional transformation with no prospective analog. We therefore do not attribute the label-informed collapse to a property of ComBat-seq’s modeling framework, and retain those numbers only as an explicitly-labeled exploratory sensitivity illustrating what a label-aware, non-deployable correction can do (Section 3.5).</w:t>
+      </w:r>
+    </w:p>
+    <w:p>
+      <w:pPr>
+        <w:pStyle w:val="BodyText"/>
+      </w:pPr>
+      <w:r>
+        <w:t xml:space="preserve">The finding that survives this correction — and that we consider the more robust and useful result for the field — is narrower than originally stated: under label-blind transductive evaluation, two widely used batch-correction methods designed for other data types (RNA-seq counts; general microbiome meta-analysis) did not recover cross-cohort transferability for AD classification in this dataset. This demonstrates ineffectiveness at the specific task, not that these methods actively destroy signal, nor a mechanistic explanation of why such correction is difficult. The field may still need fundamentally different approaches — multi-cohort training with cohort as an explicit stratification variable, domain adaptation methods, or meta-analytic frameworks that model between-cohort heterogeneity rather than attempting to remove it — but we no longer claim to have shown mechanistically why standard correction fails, only that it did not succeed under the conditions tested here.</w:t>
+      </w:r>
+    </w:p>
+    <w:bookmarkEnd w:id="34"/>
+    <w:bookmarkStart w:id="35" w:name="X9f2d8eae8ef31ba83232c3812e40b06a505ea5e"/>
+    <w:p>
+      <w:pPr>
+        <w:pStyle w:val="Heading3"/>
+      </w:pPr>
+      <w:r>
+        <w:t xml:space="preserve">4.3 Implications of the Zhu 2022 Paired-Sample Design</w:t>
+      </w:r>
+    </w:p>
+    <w:p>
+      <w:pPr>
+        <w:pStyle w:val="FirstParagraph"/>
+      </w:pPr>
+      <w:r>
+        <w:t xml:space="preserve">The Zhu 2022 cohort deposited both blood microbiome (B_</w:t>
+      </w:r>
+      <w:r>
+        <w:rPr>
+          <w:i/>
+          <w:iCs/>
+        </w:rPr>
+        <w:t xml:space="preserve">) and fecal (F_</w:t>
+      </w:r>
+      <w:r>
+        <w:t xml:space="preserve">) samples from the same 90 participants (PRJNA489760). Blood samples were excluded because blood and fecal microbiome communities are fundamentally distinct compartments; including both would introduce a sample-type confound structurally identical to a batch effect, inflating within-cohort AUC through tissue-compartment discrimination rather than disease discrimination.</w:t>
+      </w:r>
+    </w:p>
+    <w:p>
+      <w:pPr>
+        <w:pStyle w:val="BodyText"/>
+      </w:pPr>
+      <w:r>
+        <w:t xml:space="preserve">With fecal-only samples (n=60 binary), the near-perfect within-cohort AUC (logistic regression 0.998, LightGBM 0.979) is harder to attribute to a single confound. The small sample size (30 per class) is relevant — each 10-fold CV test fold contains ~6 samples, so single-fold AUC estimates can be highly variable — and Zhu 2022 showed the largest detectable diagnosis-associated compositional effect (R²=0.094, F=6.01, p=0.0001) of the four labeled cohorts. The repeated-CV and label-permutation analyses (Section 2.4.1, Section 3.2) show this estimate is stable to fold assignment and clearly distinguishable from a chance-label null; it may nonetheless overstate population-level performance, being derived from only 60 participants without independent replication.</w:t>
+      </w:r>
+    </w:p>
+    <w:p>
+      <w:pPr>
+        <w:pStyle w:val="BodyText"/>
+      </w:pPr>
+      <w:r>
+        <w:t xml:space="preserve">The LOCO result for Zhu 2022 (logistic regression AUC=0.813, the highest LOCO value among all cohorts) is informative: classifiers trained on the other three cohorts transfer to Zhu 2022 fecal samples better than to any other cohort, suggesting the classification pattern learned here is somewhat consistent with the Chinese and Kazakh training cohorts, unlike a spurious compartment-discrimination signal that mixed-compartment pooling would have produced — a design this study avoided by excluding blood samples at the outset (Section 2.4). We recommend future AD microbiome studies report sample types explicitly and analyze each compartment independently before pooling.</w:t>
+      </w:r>
+    </w:p>
+    <w:bookmarkEnd w:id="35"/>
+    <w:bookmarkStart w:id="36" w:name="X8760b2c7f44609ac2536b415795b45d841bbb3a"/>
+    <w:p>
+      <w:pPr>
+        <w:pStyle w:val="Heading3"/>
+      </w:pPr>
+      <w:r>
+        <w:t xml:space="preserve">4.4 Coefficient-Sign Stability Screen: Descriptive Cross-Cohort Direction Heterogeneity</w:t>
+      </w:r>
+    </w:p>
+    <w:p>
+      <w:pPr>
+        <w:pStyle w:val="FirstParagraph"/>
+      </w:pPr>
+      <w:r>
+        <w:t xml:space="preserve">As reported in Section 3.6, eight genera met the pre-specified coefficient-sign-stability screen (≥8/10 outer folds agreeing in sign; Section 2.8) for logistic regression:</w:t>
+      </w:r>
+      <w:r>
+        <w:t xml:space="preserve"> </w:t>
+      </w:r>
+      <w:r>
+        <w:rPr>
+          <w:i/>
+          <w:iCs/>
+        </w:rPr>
+        <w:t xml:space="preserve">Agathobacter</w:t>
+      </w:r>
+      <w:r>
+        <w:t xml:space="preserve">,</w:t>
+      </w:r>
+      <w:r>
+        <w:t xml:space="preserve"> </w:t>
+      </w:r>
+      <w:r>
+        <w:rPr>
+          <w:i/>
+          <w:iCs/>
+        </w:rPr>
+        <w:t xml:space="preserve">Bifidobacterium</w:t>
+      </w:r>
+      <w:r>
+        <w:t xml:space="preserve">,</w:t>
+      </w:r>
+      <w:r>
+        <w:t xml:space="preserve"> </w:t>
+      </w:r>
+      <w:r>
+        <w:rPr>
+          <w:i/>
+          <w:iCs/>
+        </w:rPr>
+        <w:t xml:space="preserve">Coprococcus</w:t>
+      </w:r>
+      <w:r>
+        <w:t xml:space="preserve">,</w:t>
+      </w:r>
+      <w:r>
+        <w:t xml:space="preserve"> </w:t>
+      </w:r>
+      <w:r>
+        <w:rPr>
+          <w:i/>
+          <w:iCs/>
+        </w:rPr>
+        <w:t xml:space="preserve">Dorea</w:t>
+      </w:r>
+      <w:r>
+        <w:t xml:space="preserve">,</w:t>
+      </w:r>
+      <w:r>
+        <w:t xml:space="preserve"> </w:t>
+      </w:r>
+      <w:r>
+        <w:rPr>
+          <w:i/>
+          <w:iCs/>
+        </w:rPr>
+        <w:t xml:space="preserve">Lactobacillus</w:t>
+      </w:r>
+      <w:r>
+        <w:t xml:space="preserve">,</w:t>
+      </w:r>
+      <w:r>
+        <w:t xml:space="preserve"> </w:t>
+      </w:r>
+      <w:r>
+        <w:rPr>
+          <w:i/>
+          <w:iCs/>
+        </w:rPr>
+        <w:t xml:space="preserve">NK4A214 group</w:t>
+      </w:r>
+      <w:r>
+        <w:t xml:space="preserve">,</w:t>
+      </w:r>
+      <w:r>
+        <w:t xml:space="preserve"> </w:t>
+      </w:r>
+      <w:r>
+        <w:rPr>
+          <w:i/>
+          <w:iCs/>
+        </w:rPr>
+        <w:t xml:space="preserve">Romboutsia</w:t>
+      </w:r>
+      <w:r>
+        <w:t xml:space="preserve">, and</w:t>
+      </w:r>
+      <w:r>
+        <w:t xml:space="preserve"> </w:t>
+      </w:r>
+      <w:r>
+        <w:rPr>
+          <w:i/>
+          <w:iCs/>
+        </w:rPr>
+        <w:t xml:space="preserve">Ruminococcus gnavus group</w:t>
+      </w:r>
+      <w:r>
+        <w:t xml:space="preserve">. We present this descriptively, not as statistically confirmed contradictions — the 10 outer-CV folds share overlapping training data, so fold-level signs are not independent replications, and we assign no multiplicity-adjusted p-values. A less conservative alternative (opposite-signed pooled mean SHAP across two cohorts, a background-relative quantity, not the coefficient) would identify twelve genera for each model; requiring reproducibility across a cohort’s own outer folds and grounding direction in the fitted coefficient is why this paper reports eight genera for logistic regression and none for LightGBM, which has no coefficient-like global direction to test.</w:t>
+      </w:r>
+    </w:p>
+    <w:p>
+      <w:pPr>
+        <w:pStyle w:val="BodyText"/>
+      </w:pPr>
+      <w:r>
+        <w:rPr>
+          <w:i/>
+          <w:iCs/>
+        </w:rPr>
+        <w:t xml:space="preserve">Romboutsia</w:t>
+      </w:r>
+      <w:r>
+        <w:t xml:space="preserve"> </w:t>
+      </w:r>
+      <w:r>
+        <w:t xml:space="preserve">shows the cleanest cohort-level pattern: stable-negative in all three Chinese cohorts, stable-positive in Kazakhstan; we offer no mechanistic hypothesis.</w:t>
+      </w:r>
+      <w:r>
+        <w:t xml:space="preserve"> </w:t>
+      </w:r>
+      <w:r>
+        <w:rPr>
+          <w:i/>
+          <w:iCs/>
+        </w:rPr>
+        <w:t xml:space="preserve">Lactobacillus</w:t>
+      </w:r>
+      <w:r>
+        <w:t xml:space="preserve"> </w:t>
+      </w:r>
+      <w:r>
+        <w:t xml:space="preserve">also meets the screen but does not cleanly separate by country (stable-negative in Zhuang 2018 only). Diet is a plausible unmeasured confounder generally, but this dataset has no dietary covariate data, so we attribute no taxon’s pattern to a specific mechanism.</w:t>
+      </w:r>
+      <w:r>
+        <w:t xml:space="preserve"> </w:t>
+      </w:r>
+      <w:r>
+        <w:rPr>
+          <w:i/>
+          <w:iCs/>
+        </w:rPr>
+        <w:t xml:space="preserve">Akkermansia</w:t>
+      </w:r>
+      <w:r>
+        <w:t xml:space="preserve"> </w:t>
+      </w:r>
+      <w:r>
+        <w:t xml:space="preserve">illustrates why the coefficient-based, stability-gated definition matters: its pooled mean SHAP appears to reverse sign between cohorts (Section 3.6), but its fitted coefficient is positive and stable in all four cohorts (Supplementary Table S6) — the model never learned an inconsistent direction; the apparent reversal is a background-relative SHAP artifact, not the fitted model.</w:t>
+      </w:r>
+    </w:p>
+    <w:p>
+      <w:pPr>
+        <w:pStyle w:val="BodyText"/>
+      </w:pPr>
+      <w:r>
+        <w:t xml:space="preserve">The eight taxa meeting this screen may reflect biological population heterogeneity, technical study effects, or both; the design cannot disentangle these sources, nor does the screen establish that any taxon’s pattern exceeds what a non-independent, overlapping-fold estimate could show by chance. Standard batch correction, designed to remove technical batch effects, would not be expected to resolve directional disagreements driven by population-level biological differences rather than technical artifacts — reinforced by Section 4.2’s finding that label-blind correction left cross-cohort AUC essentially unchanged.</w:t>
+      </w:r>
+    </w:p>
+    <w:bookmarkEnd w:id="36"/>
+    <w:bookmarkStart w:id="37" w:name="implications-for-clinical-translation"/>
+    <w:p>
+      <w:pPr>
+        <w:pStyle w:val="Heading3"/>
+      </w:pPr>
+      <w:r>
+        <w:t xml:space="preserve">4.5 Implications for Clinical Translation</w:t>
+      </w:r>
+    </w:p>
+    <w:p>
+      <w:pPr>
+        <w:pStyle w:val="FirstParagraph"/>
+      </w:pPr>
+      <w:r>
+        <w:t xml:space="preserve">These results suggest gut microbiome-based AD classifiers are not ready for clinical deployment across heterogeneous external cohorts without prospective validation. A classifier trained on Zhuang 2018 and applied to Kazakhstan achieved AUC=0.566 for logistic regression and AUC=0.493 for LightGBM — near chance and inadequate for diagnostic deployment.</w:t>
+      </w:r>
+    </w:p>
+    <w:p>
+      <w:pPr>
+        <w:pStyle w:val="BodyText"/>
+      </w:pPr>
+      <w:r>
+        <w:t xml:space="preserve">We propose three prerequisites for meaningful clinical translation: (1)</w:t>
+      </w:r>
+      <w:r>
+        <w:t xml:space="preserve"> </w:t>
+      </w:r>
+      <w:r>
+        <w:rPr>
+          <w:b/>
+          <w:bCs/>
+        </w:rPr>
+        <w:t xml:space="preserve">Multi-cohort harmonized training data</w:t>
+      </w:r>
+      <w:r>
+        <w:t xml:space="preserve"> </w:t>
+      </w:r>
+      <w:r>
+        <w:t xml:space="preserve">— classifiers should train on samples from multiple geographic and demographic populations simultaneously, with cohort or population as a stratification variable, rather than training within a single cohort and expecting transfer. (2)</w:t>
+      </w:r>
+      <w:r>
+        <w:t xml:space="preserve"> </w:t>
+      </w:r>
+      <w:r>
+        <w:rPr>
+          <w:b/>
+          <w:bCs/>
+        </w:rPr>
+        <w:t xml:space="preserve">Prospective cross-cohort validation as a publication standard</w:t>
+      </w:r>
+      <w:r>
+        <w:t xml:space="preserve"> </w:t>
+      </w:r>
+      <w:r>
+        <w:t xml:space="preserve">— any future study reporting a gut microbiome AD classifier should validate performance on at least one independent cohort from a different geographic population before claiming clinical relevance; within-cohort AUC alone, however high, is an insufficient evidential standard. (3)</w:t>
+      </w:r>
+      <w:r>
+        <w:t xml:space="preserve"> </w:t>
+      </w:r>
+      <w:r>
+        <w:rPr>
+          <w:b/>
+          <w:bCs/>
+        </w:rPr>
+        <w:t xml:space="preserve">Covariate-adjusted models</w:t>
+      </w:r>
+      <w:r>
+        <w:t xml:space="preserve"> </w:t>
+      </w:r>
+      <w:r>
+        <w:t xml:space="preserve">— diet, geographic origin, antibiotic history, and other known microbiome-modulating covariates should be measured and accounted for through study design, stratification, covariate adjustment, or sensitivity analysis, reducing the influence of population-specific compositional baselines.</w:t>
+      </w:r>
+    </w:p>
+    <w:p>
+      <w:pPr>
+        <w:pStyle w:val="BodyText"/>
+      </w:pPr>
+      <w:r>
+        <w:t xml:space="preserve">Multi-cohort harmonized collection has succeeded in other biomarker domains (e.g., UK Biobank for genomic predictors, ADNI for neuroimaging). A parallel initiative — a consortium of AD microbiome studies committed to harmonized collection protocols and prospective cross-cohort sharing — would be the most direct route to a clinically actionable microbiome diagnostic.</w:t>
+      </w:r>
+    </w:p>
+    <w:bookmarkEnd w:id="37"/>
+    <w:bookmarkStart w:id="38" w:name="limitations"/>
+    <w:p>
+      <w:pPr>
+        <w:pStyle w:val="Heading3"/>
+      </w:pPr>
+      <w:r>
+        <w:t xml:space="preserve">4.6 Limitations</w:t>
+      </w:r>
+    </w:p>
+    <w:p>
+      <w:pPr>
+        <w:pStyle w:val="FirstParagraph"/>
+      </w:pPr>
+      <w:r>
+        <w:t xml:space="preserve">Several limitations of this study should be acknowledged explicitly.</w:t>
+      </w:r>
+    </w:p>
+    <w:p>
+      <w:pPr>
+        <w:pStyle w:val="BodyText"/>
+      </w:pPr>
+      <w:r>
+        <w:rPr>
+          <w:b/>
+          <w:bCs/>
+        </w:rPr>
+        <w:t xml:space="preserve">Cohort search and selection:</w:t>
+      </w:r>
+      <w:r>
+        <w:t xml:space="preserve"> </w:t>
+      </w:r>
+      <w:r>
+        <w:t xml:space="preserve">The search strategy (Section 2.1, Supplementary Note S1) identified five publicly available cohorts — not exhaustive of all existing AD microbiome studies, and additional non-Asian cohorts would strengthen the conclusions. Diagnostic-criteria comparability (clinical AD diagnosis vs. amyloid-PET positivity) adds biological heterogeneity not fully disentangled from technical batch effects.</w:t>
+      </w:r>
+    </w:p>
+    <w:p>
+      <w:pPr>
+        <w:pStyle w:val="BodyText"/>
+      </w:pPr>
+      <w:r>
+        <w:rPr>
+          <w:b/>
+          <w:bCs/>
+        </w:rPr>
+        <w:t xml:space="preserve">Mixed single-end and paired-end sequencing:</w:t>
+      </w:r>
+      <w:r>
+        <w:t xml:space="preserve"> </w:t>
+      </w:r>
+      <w:r>
+        <w:t xml:space="preserve">Kazakhstan used single-end NovaSeq reads while all other cohorts used paired-end MiSeq 2×300 bp. Single-end reads yield lower taxonomic resolution at equivalent read length due to the absence of overlap-based error correction in DADA2, and different error models were fitted per cohort — a technical asymmetry that cannot be disentangled from biological population differences here.</w:t>
+      </w:r>
+    </w:p>
+    <w:p>
+      <w:pPr>
+        <w:pStyle w:val="BodyText"/>
+      </w:pPr>
+      <w:r>
+        <w:rPr>
+          <w:b/>
+          <w:bCs/>
+        </w:rPr>
+        <w:t xml:space="preserve">Kim/KBASE 2022 excluded from supervised analyses:</w:t>
+      </w:r>
+      <w:r>
+        <w:t xml:space="preserve"> </w:t>
+      </w:r>
+      <w:r>
+        <w:t xml:space="preserve">Per-sample amyloid-PET diagnosis labels are IRB-restricted. This cohort (78 participants; 18 amyloid-positive preclinical AD, 60 CN) contributed only to PERMANOVA variance decomposition.</w:t>
+      </w:r>
+    </w:p>
+    <w:p>
+      <w:pPr>
+        <w:pStyle w:val="BodyText"/>
+      </w:pPr>
+      <w:r>
+        <w:rPr>
+          <w:b/>
+          <w:bCs/>
+        </w:rPr>
+        <w:t xml:space="preserve">China overrepresentation:</w:t>
+      </w:r>
+      <w:r>
+        <w:t xml:space="preserve"> </w:t>
+      </w:r>
+      <w:r>
+        <w:t xml:space="preserve">Three of the four labeled cohorts are Chinese, so the cross-cohort experiment is primarily a China-internal transfer (Zhuang ↔ Ling ↔ Zhu 2022) plus transfer to/from a single Central Asian cohort. A more geographically balanced design — North American, European, African populations — would be needed to generalize the conclusions further.</w:t>
+      </w:r>
+    </w:p>
+    <w:p>
+      <w:pPr>
+        <w:pStyle w:val="BodyText"/>
+      </w:pPr>
+      <w:r>
+        <w:rPr>
+          <w:b/>
+          <w:bCs/>
+        </w:rPr>
+        <w:t xml:space="preserve">Partial SRA deposit for Zhu 2022:</w:t>
+      </w:r>
+      <w:r>
+        <w:t xml:space="preserve"> </w:t>
+      </w:r>
+      <w:r>
+        <w:t xml:space="preserve">The public archive contains 180 samples representing 90 participants, a subset of the 302 analyzed in the published study (PRJNA489760), which may not be a random sample of the full study population, potentially introducing selection bias of unknown direction.</w:t>
+      </w:r>
+    </w:p>
+    <w:p>
+      <w:pPr>
+        <w:pStyle w:val="BodyText"/>
+      </w:pPr>
+      <w:r>
+        <w:rPr>
+          <w:b/>
+          <w:bCs/>
+        </w:rPr>
+        <w:t xml:space="preserve">Global genus-selection feature universe:</w:t>
+      </w:r>
+      <w:r>
+        <w:t xml:space="preserve"> </w:t>
+      </w:r>
+      <w:r>
+        <w:t xml:space="preserve">The 396-genus feature set (Section 2.2) was selected using ≥20% prevalence pooled across all five cohorts, so the eventual held-out cohort in every LOCO/pairwise experiment contributed prevalence information. A training-only sensitivity analysis (Section 2.5.1, Section 3.3), run under the same prespecified</w:t>
+      </w:r>
+      <w:r>
+        <w:t xml:space="preserve"> </w:t>
+      </w:r>
+      <w:r>
+        <w:rPr>
+          <w:rStyle w:val="VerbatimChar"/>
+        </w:rPr>
+        <w:t xml:space="preserve">random_state=42</w:t>
+      </w:r>
+      <w:r>
+        <w:t xml:space="preserve"> </w:t>
+      </w:r>
+      <w:r>
+        <w:t xml:space="preserve">partition used throughout, re-derived genus selection independently within every split and found LOCO AUC changed by at most 0.066 — the generalization-failure conclusion is not an artifact of this design — but global selection remains a methodological limitation in principle, and we recommend training-only feature selection as the default for future cross-cohort microbiome classifier studies. Repeated cross-validation with multiple seeds was not performed for this sensitivity analysis, so 0.066 is a single-partition estimate, not one adjusted for fold-assignment variability.</w:t>
+      </w:r>
+    </w:p>
+    <w:p>
+      <w:pPr>
+        <w:pStyle w:val="BodyText"/>
+      </w:pPr>
+      <w:r>
+        <w:rPr>
+          <w:b/>
+          <w:bCs/>
+        </w:rPr>
+        <w:t xml:space="preserve">PERMANOVA cannot decompose cohort into technical and biological sources, and the cohort-versus-diagnosis disparity is sensitive to which cohorts are compared.</w:t>
+      </w:r>
+      <w:r>
+        <w:t xml:space="preserve"> </w:t>
+      </w:r>
+      <w:r>
+        <w:t xml:space="preserve">“Cohort”</w:t>
+      </w:r>
+      <w:r>
+        <w:t xml:space="preserve"> </w:t>
+      </w:r>
+      <w:r>
+        <w:t xml:space="preserve">here is a composite variable bundling sequencing platform, library preparation, recruitment site, diagnostic ascertainment, and unmeasured dietary/lifestyle differences that PERMANOVA and betadisper cannot separate (Section 2.6). As shown in Section 3.4, the ~12-fold disparity across all four labeled cohorts fell to ~2.6-fold when restricted to the three more technically comparable Chinese paired-end MiSeq cohorts, so this ratio depends substantially on which cohorts are compared; readers should not extrapolate the ~12-fold figure elsewhere.</w:t>
+      </w:r>
+    </w:p>
+    <w:p>
+      <w:pPr>
+        <w:pStyle w:val="BodyText"/>
+      </w:pPr>
+      <w:r>
+        <w:rPr>
+          <w:b/>
+          <w:bCs/>
+        </w:rPr>
+        <w:t xml:space="preserve">Jaccard overlap significance depends on the null model chosen, and one finding reverses.</w:t>
+      </w:r>
+      <w:r>
+        <w:t xml:space="preserve"> </w:t>
+      </w:r>
+      <w:r>
+        <w:t xml:space="preserve">As shown in Section 3.6, LightGBM’s cross-cohort top-predictor overlap was significant at N=20/50 (not N=10) under a shared-genus-pool null but not significant at any tested N under a per-cohort prevalence-restricted null; we report both rather than selecting whichever supports a stronger claim. Logistic regression’s overlap was significant under both nulls at all tested N and is the more robust finding.</w:t>
+      </w:r>
+    </w:p>
+    <w:p>
+      <w:pPr>
+        <w:pStyle w:val="BodyText"/>
+      </w:pPr>
+      <w:r>
+        <w:rPr>
+          <w:b/>
+          <w:bCs/>
+        </w:rPr>
+        <w:t xml:space="preserve">Batch correction: two designs, both transductive, neither prospective.</w:t>
+      </w:r>
+      <w:r>
+        <w:t xml:space="preserve"> </w:t>
+      </w:r>
+      <w:r>
+        <w:t xml:space="preserve">As detailed in Section 2.7, both the label-blind (primary) and label-informed (exploratory) designs estimate batch-effect parameters using the eventual held-out cohort’s own feature values and cohort membership, and neither should be extrapolated to prospective deployment. The label-informed design additionally uses every sample’s true diagnosis label and is retained only as an exploratory sensitivity; its results (including the severe Kazakhstan collapse under label-informed ComBat-seq, Section 3.5) should not be read as evidence about batch correction’s effect on biological signal in general, being substantially confounded by the design itself (Section 4.2).</w:t>
+      </w:r>
+    </w:p>
+    <w:p>
+      <w:pPr>
+        <w:pStyle w:val="BodyText"/>
+      </w:pPr>
+      <w:r>
+        <w:rPr>
+          <w:b/>
+          <w:bCs/>
+        </w:rPr>
+        <w:t xml:space="preserve">Repeated cross-validation is a fold-stability check, not independent replication; three of eight within-cohort-vs-LOCO comparisons are not formally significant.</w:t>
+      </w:r>
+      <w:r>
+        <w:t xml:space="preserve"> </w:t>
+      </w:r>
+      <w:r>
+        <w:t xml:space="preserve">The 50-repetition repeated nested-CV analysis for Zhu 2022 (Section 2.4.1, Section 3.2) uses the same 60 participants every repetition, quantifying sensitivity to fold assignment, not sampling variability across independent samples; the label-permutation test in that section formally tests whether observed AUC exceeds chance. Separately, the formal paired bootstrap test of within-cohort-vs-LOCO differences (Section 2.5.2, Section 3.3) found three of eight cohort–model pairs (Zhuang 2018, both models; Kazakhstan LightGBM) did not reach a 95% CI excluding zero, despite all eight showing the same-signed drop — we report this rather than treating the aggregate mean drop as equally well-supported for every pair.</w:t>
+      </w:r>
+    </w:p>
+    <w:p>
+      <w:pPr>
+        <w:pStyle w:val="BodyText"/>
+      </w:pPr>
+      <w:r>
+        <w:rPr>
+          <w:b/>
+          <w:bCs/>
+        </w:rPr>
+        <w:t xml:space="preserve">Cross-sectional design and observational data:</w:t>
+      </w:r>
+      <w:r>
+        <w:t xml:space="preserve"> </w:t>
+      </w:r>
+      <w:r>
+        <w:t xml:space="preserve">All cohorts used cross-sectional sampling; causal inference about microbiome–AD relationships is not supported, and all language throughout refers to associations and predictive performance, not causal effects.</w:t>
+      </w:r>
+    </w:p>
+    <w:p>
+      <w:pPr>
+        <w:pStyle w:val="BodyText"/>
+      </w:pPr>
+      <w:r>
+        <w:rPr>
+          <w:b/>
+          <w:bCs/>
+        </w:rPr>
+        <w:t xml:space="preserve">SHAP and coefficient-direction interpretability limitations:</w:t>
+      </w:r>
+      <w:r>
+        <w:t xml:space="preserve"> </w:t>
+      </w:r>
+      <w:r>
+        <w:t xml:space="preserve">As detailed in Sections 2.8 and 4.4, logistic-regression direction is defined from the fitted coefficient sign, not mean signed SHAP, and is conditional on L2 regularization (see below) and CLR-feature collinearity, not a direct estimate of biological association, significance, or causal direction. The ≥8/10-fold coefficient-sign-stability screen remains descriptive rather than a formal hypothesis test — the 10 outer-CV folds are not independent replications, and we apply no multiplicity correction or per-taxon p-value — so the eight genera meeting it should be treated as empirical patterns for targeted, covariate-adjusted, independently-replicated follow-up, not confirmed mechanistic findings. LightGBM has no coefficient-like global direction and receives no directional screen. All LOCO SHAP values (either model) remain feature-importance rankings only, with no assigned cross-cohort direction, since the LOCO SHAP background and evaluation set come from systematically different populations, confounding sign with raw cross-cohort compositional differences.</w:t>
+      </w:r>
+    </w:p>
+    <w:p>
+      <w:pPr>
+        <w:pStyle w:val="BodyText"/>
+      </w:pPr>
+      <w:r>
+        <w:rPr>
+          <w:b/>
+          <w:bCs/>
+        </w:rPr>
+        <w:t xml:space="preserve">Logistic regression models use L2 (ridge), not elastic-net, regularization:</w:t>
+      </w:r>
+      <w:r>
+        <w:t xml:space="preserve"> </w:t>
+      </w:r>
+      <w:r>
+        <w:t xml:space="preserve">The logistic-regression models throughout (</w:t>
+      </w:r>
+      <w:r>
+        <w:rPr>
+          <w:rStyle w:val="VerbatimChar"/>
+        </w:rPr>
+        <w:t xml:space="preserve">solver="saga"</w:t>
+      </w:r>
+      <w:r>
+        <w:t xml:space="preserve">) use</w:t>
+      </w:r>
+      <w:r>
+        <w:t xml:space="preserve"> </w:t>
+      </w:r>
+      <w:r>
+        <w:rPr>
+          <w:rStyle w:val="VerbatimChar"/>
+        </w:rPr>
+        <w:t xml:space="preserve">penalty="l2"</w:t>
+      </w:r>
+      <w:r>
+        <w:t xml:space="preserve">, not</w:t>
+      </w:r>
+      <w:r>
+        <w:t xml:space="preserve"> </w:t>
+      </w:r>
+      <w:r>
+        <w:rPr>
+          <w:rStyle w:val="VerbatimChar"/>
+        </w:rPr>
+        <w:t xml:space="preserve">"elasticnet"</w:t>
+      </w:r>
+      <w:r>
+        <w:t xml:space="preserve">; an</w:t>
+      </w:r>
+      <w:r>
+        <w:t xml:space="preserve"> </w:t>
+      </w:r>
+      <w:r>
+        <w:rPr>
+          <w:rStyle w:val="VerbatimChar"/>
+        </w:rPr>
+        <w:t xml:space="preserve">l1_ratio</w:t>
+      </w:r>
+      <w:r>
+        <w:t xml:space="preserve"> </w:t>
+      </w:r>
+      <w:r>
+        <w:t xml:space="preserve">parameter is present in the estimator configuration but silently ignored by scikit-learn under the L2 penalty. Consequently, essentially no fitted coefficient is exactly zero in the coefficient-stability analysis (Section 2.8), since L2 regularization does not perform the sparse variable selection that elastic-net or L1 penalties would.</w:t>
+      </w:r>
+    </w:p>
+    <w:p>
+      <w:r>
+        <w:pict>
+          <v:rect style="width:0;height:1.5pt" o:hralign="center" o:hrstd="t" o:hr="t"/>
+        </w:pict>
+      </w:r>
+    </w:p>
+    <w:bookmarkEnd w:id="38"/>
+    <w:bookmarkEnd w:id="39"/>
+    <w:bookmarkStart w:id="40" w:name="conclusion"/>
+    <w:p>
+      <w:pPr>
+        <w:pStyle w:val="Heading2"/>
+      </w:pPr>
+      <w:r>
+        <w:t xml:space="preserve">5. Conclusion</w:t>
+      </w:r>
+    </w:p>
+    <w:p>
+      <w:pPr>
+        <w:pStyle w:val="FirstParagraph"/>
+      </w:pPr>
+      <w:r>
+        <w:t xml:space="preserve">We conducted a systematic cross-cohort generalization evaluation of gut microbiome-based Alzheimer’s disease classifiers spanning five independent cohorts from three countries. Within-cohort classifiers achieved AUC-ROC of 0.633–0.998, consistent with published reports; the near-perfect Zhu 2022 result was stable across 50 repeated cross-validation partitions (mean AUC=0.9955 logistic regression, 0.9760 LightGBM) and distinguishable from a label-permutation null. LOCO AUC fell to 0.504–0.813 — a mean drop of 0.176 (logistic regression) and 0.146 (LightGBM); a formal paired bootstrap supported this drop for five of eight cohort–model pairs, with the remaining three showing the same direction without reaching formal significance at this sample size (Section 3.3). This pattern was robust to a strict training-only re-derivation of feature selection (LOCO AUC changed by at most 0.066). Batch correction under a label-blind design left mean LOCO AUC essentially unchanged (within 0.007 AUC for both methods/models) without recovering transferability; an exploratory label-informed design (which cannot estimate prospective performance) produced large, cohort-specific degradation attributable substantially to the design itself rather than the correction algorithms. PERMANOVA showed cohort identity explained substantially more compositional variance than disease status (marginal R²: 0.172 vs. 0.014, ~12-fold, across the four labeled cohorts) — not decomposable by PERMANOVA into technical and biological sources, and not by itself explaining the batch-correction results — falling to ~2.6-fold (R²=0.059 vs. 0.023) restricted to three more technically comparable cohorts, with pairwise dispersion driven predominantly by one cohort. A cohort-identity classifier achieved macro-AUC=0.9917, confirming cohort structure dominates the feature space, and generalization failure persisted across all three prespecified cohort-exclusion sensitivity configurations. Out-of-fold SHAP analysis found low taxon overlap between cohort-specific predictive signatures (mean Jaccard 0.135 logistic regression, 0.058 LightGBM); logistic regression overlap remained significant under both a matched-statistic and a prevalence-restricted null, while LightGBM was significant only under the shared-pool null — a genuine reversal, reported as such. Using a pre-specified descriptive coefficient-sign-stability screen, eight genera showed opposite, stable fitted-coefficient direction across cohorts for logistic regression; no comparable screen applies to LightGBM. These findings demonstrate substantial cross-cohort generalization limitations among the evaluated 16S datasets, and the two batch-correction methods tested under label-blind design did not recover transferability. Multi-cohort harmonized prospective studies and prospective cross-cohort validation are needed before microbiome-based AD biomarkers can achieve clinical utility.</w:t>
+      </w:r>
+    </w:p>
+    <w:p>
+      <w:r>
+        <w:pict>
+          <v:rect style="width:0;height:1.5pt" o:hralign="center" o:hrstd="t" o:hr="t"/>
+        </w:pict>
+      </w:r>
+    </w:p>
+    <w:bookmarkEnd w:id="40"/>
+    <w:bookmarkStart w:id="41" w:name="data-availability-statement"/>
+    <w:p>
+      <w:pPr>
+        <w:pStyle w:val="Heading2"/>
+      </w:pPr>
+      <w:r>
+        <w:t xml:space="preserve">Data Availability Statement</w:t>
+      </w:r>
+    </w:p>
+    <w:p>
+      <w:pPr>
+        <w:pStyle w:val="FirstParagraph"/>
+      </w:pPr>
+      <w:r>
+        <w:t xml:space="preserve">All raw sequencing data analyzed in this study are publicly available from NCBI SRA or ENA under accession numbers PRJNA554111 (Zhuang 2018), PRJNA633959 (Ling 2020), PRJNA489760 (Zhu 2022), PRJNA811324 (Kaiyrlykyzy 2022), and PRJEB50447 (Kim 2022). Analysis code, processed data tables, and figure generation scripts are available at https://github.com/carhanc/microbiome-ad-generalization.</w:t>
+      </w:r>
+    </w:p>
+    <w:p>
+      <w:r>
+        <w:pict>
+          <v:rect style="width:0;height:1.5pt" o:hralign="center" o:hrstd="t" o:hr="t"/>
+        </w:pict>
+      </w:r>
+    </w:p>
+    <w:bookmarkEnd w:id="41"/>
+    <w:bookmarkStart w:id="42" w:name="author-contributions"/>
+    <w:p>
+      <w:pPr>
+        <w:pStyle w:val="Heading2"/>
+      </w:pPr>
+      <w:r>
+        <w:t xml:space="preserve">Author Contributions</w:t>
+      </w:r>
+    </w:p>
+    <w:p>
+      <w:pPr>
+        <w:pStyle w:val="FirstParagraph"/>
+      </w:pPr>
+      <w:r>
+        <w:t xml:space="preserve">A.C. conceived the study, developed and executed the complete analysis pipeline, interpreted the results, and wrote the manuscript.</w:t>
+      </w:r>
+    </w:p>
+    <w:p>
+      <w:r>
+        <w:pict>
+          <v:rect style="width:0;height:1.5pt" o:hralign="center" o:hrstd="t" o:hr="t"/>
+        </w:pict>
+      </w:r>
+    </w:p>
+    <w:bookmarkEnd w:id="42"/>
+    <w:bookmarkStart w:id="43" w:name="funding"/>
+    <w:p>
+      <w:pPr>
+        <w:pStyle w:val="Heading2"/>
+      </w:pPr>
+      <w:r>
+        <w:t xml:space="preserve">Funding</w:t>
+      </w:r>
+    </w:p>
+    <w:p>
+      <w:pPr>
+        <w:pStyle w:val="FirstParagraph"/>
+      </w:pPr>
+      <w:r>
+        <w:t xml:space="preserve">The author declares that no external funding was received for the conduct of this research.</w:t>
+      </w:r>
+    </w:p>
+    <w:p>
+      <w:r>
+        <w:pict>
+          <v:rect style="width:0;height:1.5pt" o:hralign="center" o:hrstd="t" o:hr="t"/>
+        </w:pict>
+      </w:r>
+    </w:p>
+    <w:bookmarkEnd w:id="43"/>
+    <w:bookmarkStart w:id="44" w:name="acknowledgements"/>
+    <w:p>
+      <w:pPr>
+        <w:pStyle w:val="Heading2"/>
+      </w:pPr>
+      <w:r>
+        <w:t xml:space="preserve">Acknowledgements</w:t>
+      </w:r>
+    </w:p>
+    <w:p>
+      <w:pPr>
+        <w:pStyle w:val="FirstParagraph"/>
+      </w:pPr>
+      <w:r>
+        <w:t xml:space="preserve">The author thanks the original study teams of all five cohorts for depositing their data in publicly accessible archives, without which this analysis would not have been possible.</w:t>
+      </w:r>
+    </w:p>
+    <w:p>
+      <w:pPr>
+        <w:pStyle w:val="BodyText"/>
+      </w:pPr>
+      <w:r>
+        <w:t xml:space="preserve">Generative-AI tool disclosure: Claude Code (Anthropic; version 2.1.104), running the Claude Sonnet 5 model (Anthropic; source: https://www.anthropic.com), provided minimal assistance with initial manuscript drafting and computational scripting, as detailed in Methods 2.9. All analytical decisions, parameter choices, experimental design, statistical interpretations, and scientific conclusions were made by the author.</w:t>
+      </w:r>
+    </w:p>
+    <w:p>
+      <w:r>
+        <w:pict>
+          <v:rect style="width:0;height:1.5pt" o:hralign="center" o:hrstd="t" o:hr="t"/>
+        </w:pict>
+      </w:r>
+    </w:p>
+    <w:bookmarkEnd w:id="44"/>
+    <w:bookmarkStart w:id="45" w:name="conflict-of-interest"/>
+    <w:p>
+      <w:pPr>
+        <w:pStyle w:val="Heading2"/>
+      </w:pPr>
+      <w:r>
+        <w:t xml:space="preserve">Conflict of Interest</w:t>
+      </w:r>
+    </w:p>
+    <w:p>
+      <w:pPr>
+        <w:pStyle w:val="FirstParagraph"/>
+      </w:pPr>
+      <w:r>
+        <w:t xml:space="preserve">The author declares no conflict of interest.</w:t>
+      </w:r>
+    </w:p>
+    <w:p>
+      <w:r>
+        <w:pict>
+          <v:rect style="width:0;height:1.5pt" o:hralign="center" o:hrstd="t" o:hr="t"/>
+        </w:pict>
+      </w:r>
+    </w:p>
+    <w:bookmarkEnd w:id="45"/>
+    <w:bookmarkStart w:id="46" w:name="references"/>
+    <w:p>
+      <w:pPr>
+        <w:pStyle w:val="Heading2"/>
+      </w:pPr>
+      <w:r>
+        <w:t xml:space="preserve">References</w:t>
+      </w:r>
+    </w:p>
+    <w:p>
+      <w:pPr>
+        <w:pStyle w:val="FirstParagraph"/>
+      </w:pPr>
+      <w:r>
+        <w:t xml:space="preserve">Callahan, B.J., McMurdie, P.J., Rosen, M.J., Han, A.W., Johnson, A.J.A., Holmes, S.P. (2016). DADA2: High-resolution sample inference from Illumina amplicon data.</w:t>
+      </w:r>
+      <w:r>
+        <w:t xml:space="preserve"> </w:t>
+      </w:r>
+      <w:r>
+        <w:rPr>
+          <w:i/>
+          <w:iCs/>
+        </w:rPr>
+        <w:t xml:space="preserve">Nature Methods</w:t>
+      </w:r>
+      <w:r>
+        <w:t xml:space="preserve">, 13(7), 581–583. https://doi.org/10.1038/nmeth.3869</w:t>
+      </w:r>
+    </w:p>
+    <w:p>
+      <w:pPr>
+        <w:pStyle w:val="BodyText"/>
+      </w:pPr>
+      <w:r>
+        <w:t xml:space="preserve">Cryan, J.F., O’Riordan, K.J., Cowan, C.S.M., Sandhu, K.V., Bastiaanssen, T.F.S., Boehme, M., et al. (2019). The microbiota–gut–brain axis.</w:t>
+      </w:r>
+      <w:r>
+        <w:t xml:space="preserve"> </w:t>
+      </w:r>
+      <w:r>
+        <w:rPr>
+          <w:i/>
+          <w:iCs/>
+        </w:rPr>
+        <w:t xml:space="preserve">Physiological Reviews</w:t>
+      </w:r>
+      <w:r>
+        <w:t xml:space="preserve">, 99(4), 1877–2013. https://doi.org/10.1152/physrev.00018.2018</w:t>
+      </w:r>
+    </w:p>
+    <w:p>
+      <w:pPr>
+        <w:pStyle w:val="BodyText"/>
+      </w:pPr>
+      <w:r>
+        <w:t xml:space="preserve">Davison, A.C., Hinkley, D.V. (1997).</w:t>
+      </w:r>
+      <w:r>
+        <w:t xml:space="preserve"> </w:t>
+      </w:r>
+      <w:r>
+        <w:rPr>
+          <w:i/>
+          <w:iCs/>
+        </w:rPr>
+        <w:t xml:space="preserve">Bootstrap Methods and Their Application</w:t>
+      </w:r>
+      <w:r>
+        <w:t xml:space="preserve">. Cambridge University Press. https://doi.org/10.1017/CBO9780511802843</w:t>
+      </w:r>
+    </w:p>
+    <w:p>
+      <w:pPr>
+        <w:pStyle w:val="BodyText"/>
+      </w:pPr>
+      <w:r>
+        <w:t xml:space="preserve">Harach, T., Marungruang, N., Duthilleul, N., Cheatham, V., Mc Coy, K.D., Frisoni, G., et al. (2017). Reduction of Abeta amyloid pathology in APPPS1 transgenic mice in the absence of gut microbiota.</w:t>
+      </w:r>
+      <w:r>
+        <w:t xml:space="preserve"> </w:t>
+      </w:r>
+      <w:r>
+        <w:rPr>
+          <w:i/>
+          <w:iCs/>
+        </w:rPr>
+        <w:t xml:space="preserve">Scientific Reports</w:t>
+      </w:r>
+      <w:r>
+        <w:t xml:space="preserve">, 7(1), 41802. https://doi.org/10.1038/srep41802</w:t>
+      </w:r>
+    </w:p>
+    <w:p>
+      <w:pPr>
+        <w:pStyle w:val="BodyText"/>
+      </w:pPr>
+      <w:r>
+        <w:t xml:space="preserve">Jemimah, S., Chabib, C.M.M., Hadjileontiadis, L., AlShehhi, A. (2023). Gut microbiome dysbiosis in Alzheimer’s disease and mild cognitive impairment: a systematic review and meta-analysis.</w:t>
+      </w:r>
+      <w:r>
+        <w:t xml:space="preserve"> </w:t>
+      </w:r>
+      <w:r>
+        <w:rPr>
+          <w:i/>
+          <w:iCs/>
+        </w:rPr>
+        <w:t xml:space="preserve">PLOS ONE</w:t>
+      </w:r>
+      <w:r>
+        <w:t xml:space="preserve">, 18(5), e0285346. https://doi.org/10.1371/journal.pone.0285346</w:t>
+      </w:r>
+    </w:p>
+    <w:p>
+      <w:pPr>
+        <w:pStyle w:val="BodyText"/>
+      </w:pPr>
+      <w:r>
+        <w:t xml:space="preserve">Jung, J.H., Kim, G., Byun, M.S., Lee, J.H., Yi, D., Park, H., et al. (2022). Gut microbiome alterations in preclinical Alzheimer’s disease.</w:t>
+      </w:r>
+      <w:r>
+        <w:t xml:space="preserve"> </w:t>
+      </w:r>
+      <w:r>
+        <w:rPr>
+          <w:i/>
+          <w:iCs/>
+        </w:rPr>
+        <w:t xml:space="preserve">PLOS ONE</w:t>
+      </w:r>
+      <w:r>
+        <w:t xml:space="preserve">, 17(12), e0278276. https://doi.org/10.1371/journal.pone.0278276</w:t>
+      </w:r>
+    </w:p>
+    <w:p>
+      <w:pPr>
+        <w:pStyle w:val="BodyText"/>
+      </w:pPr>
+      <w:r>
+        <w:t xml:space="preserve">Kaiyrlykyzy, A., Kozhakhmetov, S., Babenko, D., Zholdasbekova, G., Alzhanova, D., Olzhayev, F., et al. (2022). Study of gut microbiota alterations in Alzheimer’s dementia patients from Kazakhstan.</w:t>
+      </w:r>
+      <w:r>
+        <w:t xml:space="preserve"> </w:t>
+      </w:r>
+      <w:r>
+        <w:rPr>
+          <w:i/>
+          <w:iCs/>
+        </w:rPr>
+        <w:t xml:space="preserve">Scientific Reports</w:t>
+      </w:r>
+      <w:r>
+        <w:t xml:space="preserve">, 12, 15115. https://doi.org/10.1038/s41598-022-19393-0</w:t>
+      </w:r>
+    </w:p>
+    <w:p>
+      <w:pPr>
+        <w:pStyle w:val="BodyText"/>
+      </w:pPr>
+      <w:r>
+        <w:t xml:space="preserve">Ke, G., Meng, Q., Finley, T., Wang, T., Chen, W., Ma, W., et al. (2017). LightGBM: A highly efficient gradient boosting decision tree. In</w:t>
+      </w:r>
+      <w:r>
+        <w:t xml:space="preserve"> </w:t>
+      </w:r>
+      <w:r>
+        <w:rPr>
+          <w:i/>
+          <w:iCs/>
+        </w:rPr>
+        <w:t xml:space="preserve">Advances in Neural Information Processing Systems</w:t>
+      </w:r>
+      <w:r>
+        <w:t xml:space="preserve"> </w:t>
+      </w:r>
+      <w:r>
+        <w:t xml:space="preserve">30, pp. 3146–3154.</w:t>
+      </w:r>
+    </w:p>
+    <w:p>
+      <w:pPr>
+        <w:pStyle w:val="BodyText"/>
+      </w:pPr>
+      <w:r>
+        <w:t xml:space="preserve">Kowalski, K., Mulak, A. (2019). Brain-gut-microbiota axis in Alzheimer’s disease.</w:t>
+      </w:r>
+      <w:r>
+        <w:t xml:space="preserve"> </w:t>
+      </w:r>
+      <w:r>
+        <w:rPr>
+          <w:i/>
+          <w:iCs/>
+        </w:rPr>
+        <w:t xml:space="preserve">Journal of Neurogastroenterology and Motility</w:t>
+      </w:r>
+      <w:r>
+        <w:t xml:space="preserve">, 25(1), 48–60. https://doi.org/10.5056/jnm18087</w:t>
+      </w:r>
+    </w:p>
+    <w:p>
+      <w:pPr>
+        <w:pStyle w:val="BodyText"/>
+      </w:pPr>
+      <w:r>
+        <w:t xml:space="preserve">Ling, Z., Zhu, M., Liu, X., Shao, L., Cheng, Y., Yan, X., et al. (2021). Structural and functional dysbiosis of fecal microbiota in Chinese patients with Alzheimer’s disease.</w:t>
+      </w:r>
+      <w:r>
+        <w:t xml:space="preserve"> </w:t>
+      </w:r>
+      <w:r>
+        <w:rPr>
+          <w:i/>
+          <w:iCs/>
+        </w:rPr>
+        <w:t xml:space="preserve">Frontiers in Cell and Developmental Biology</w:t>
+      </w:r>
+      <w:r>
+        <w:t xml:space="preserve">, 8, 634069. https://doi.org/10.3389/fcell.2020.634069</w:t>
+      </w:r>
+    </w:p>
+    <w:p>
+      <w:pPr>
+        <w:pStyle w:val="BodyText"/>
+      </w:pPr>
+      <w:r>
+        <w:t xml:space="preserve">Liu, P., Wu, L., Peng, G., Han, Y., Tang, R., Ge, J., et al. (2019). Altered microbiomes distinguish Alzheimer’s disease from amnestic mild cognitive impairment and health in a Chinese cohort.</w:t>
+      </w:r>
+      <w:r>
+        <w:t xml:space="preserve"> </w:t>
+      </w:r>
+      <w:r>
+        <w:rPr>
+          <w:i/>
+          <w:iCs/>
+        </w:rPr>
+        <w:t xml:space="preserve">Brain, Behavior, and Immunity</w:t>
+      </w:r>
+      <w:r>
+        <w:t xml:space="preserve">, 80, 633–643. https://doi.org/10.1016/j.bbi.2019.05.008</w:t>
+      </w:r>
+    </w:p>
+    <w:p>
+      <w:pPr>
+        <w:pStyle w:val="BodyText"/>
+      </w:pPr>
+      <w:r>
+        <w:t xml:space="preserve">Lundberg, S.M., Lee, S.I. (2017). A unified approach to interpreting model predictions. In</w:t>
+      </w:r>
+      <w:r>
+        <w:t xml:space="preserve"> </w:t>
+      </w:r>
+      <w:r>
+        <w:rPr>
+          <w:i/>
+          <w:iCs/>
+        </w:rPr>
+        <w:t xml:space="preserve">Advances in Neural Information Processing Systems</w:t>
+      </w:r>
+      <w:r>
+        <w:t xml:space="preserve"> </w:t>
+      </w:r>
+      <w:r>
+        <w:t xml:space="preserve">30, pp. 4765–4774.</w:t>
+      </w:r>
+    </w:p>
+    <w:p>
+      <w:pPr>
+        <w:pStyle w:val="BodyText"/>
+      </w:pPr>
+      <w:r>
+        <w:t xml:space="preserve">Ma, S., Shungin, D., Mallick, H., Schirmer, M., Nguyen, L.H., Kolde, R., et al. (2022). Population structure discovery in meta-analyzed microbial communities and inflammatory bowel disease using MMUPHin.</w:t>
+      </w:r>
+      <w:r>
+        <w:t xml:space="preserve"> </w:t>
+      </w:r>
+      <w:r>
+        <w:rPr>
+          <w:i/>
+          <w:iCs/>
+        </w:rPr>
+        <w:t xml:space="preserve">Genome Biology</w:t>
+      </w:r>
+      <w:r>
+        <w:t xml:space="preserve">, 23(1), 208. https://doi.org/10.1186/s13059-022-02753-4</w:t>
+      </w:r>
+    </w:p>
+    <w:p>
+      <w:pPr>
+        <w:pStyle w:val="BodyText"/>
+      </w:pPr>
+      <w:r>
+        <w:t xml:space="preserve">Martín-Fernández, J.A., Barceló-Vidal, C., Pawlowsky-Glahn, V. (2003). Dealing with zeros and missing values in compositional data sets using nonparametric imputation.</w:t>
+      </w:r>
+      <w:r>
+        <w:t xml:space="preserve"> </w:t>
+      </w:r>
+      <w:r>
+        <w:rPr>
+          <w:i/>
+          <w:iCs/>
+        </w:rPr>
+        <w:t xml:space="preserve">Mathematical Geology</w:t>
+      </w:r>
+      <w:r>
+        <w:t xml:space="preserve">, 35(3), 253–278. https://doi.org/10.1023/A:1023866030544</w:t>
+      </w:r>
+    </w:p>
+    <w:p>
+      <w:pPr>
+        <w:pStyle w:val="BodyText"/>
+      </w:pPr>
+      <w:r>
+        <w:t xml:space="preserve">Oksanen, J., Simpson, G.L., Blanchet, F.G., Kindt, R., Legendre, P., Minchin, P.R., et al. (2024).</w:t>
+      </w:r>
+      <w:r>
+        <w:t xml:space="preserve"> </w:t>
+      </w:r>
+      <w:r>
+        <w:rPr>
+          <w:i/>
+          <w:iCs/>
+        </w:rPr>
+        <w:t xml:space="preserve">vegan: Community Ecology Package</w:t>
+      </w:r>
+      <w:r>
+        <w:t xml:space="preserve">. R package version 2.6-8. https://CRAN.R-project.org/package=vegan</w:t>
+      </w:r>
+    </w:p>
+    <w:p>
+      <w:pPr>
+        <w:pStyle w:val="BodyText"/>
+      </w:pPr>
+      <w:r>
+        <w:t xml:space="preserve">Pedregosa, F., Varoquaux, G., Gramfort, A., Michel, V., Thirion, B., Grisel, O., et al. (2011). Scikit-learn: Machine learning in Python.</w:t>
+      </w:r>
+      <w:r>
+        <w:t xml:space="preserve"> </w:t>
+      </w:r>
+      <w:r>
+        <w:rPr>
+          <w:i/>
+          <w:iCs/>
+        </w:rPr>
+        <w:t xml:space="preserve">Journal of Machine Learning Research</w:t>
+      </w:r>
+      <w:r>
+        <w:t xml:space="preserve">, 12, 2825–2830.</w:t>
+      </w:r>
+    </w:p>
+    <w:p>
+      <w:pPr>
+        <w:pStyle w:val="BodyText"/>
+      </w:pPr>
+      <w:r>
+        <w:t xml:space="preserve">Plovier, H., Everard, A., Druart, C., Depommier, C., Van Hul, M., Geurts, L., et al. (2017). A purified membrane protein from</w:t>
+      </w:r>
+      <w:r>
+        <w:t xml:space="preserve"> </w:t>
+      </w:r>
+      <w:r>
+        <w:rPr>
+          <w:i/>
+          <w:iCs/>
+        </w:rPr>
+        <w:t xml:space="preserve">Akkermansia muciniphila</w:t>
+      </w:r>
+      <w:r>
+        <w:t xml:space="preserve"> </w:t>
+      </w:r>
+      <w:r>
+        <w:t xml:space="preserve">or the pasteurized bacterium improves metabolism in obese and diabetic mice.</w:t>
+      </w:r>
+      <w:r>
+        <w:t xml:space="preserve"> </w:t>
+      </w:r>
+      <w:r>
+        <w:rPr>
+          <w:i/>
+          <w:iCs/>
+        </w:rPr>
+        <w:t xml:space="preserve">Nature Medicine</w:t>
+      </w:r>
+      <w:r>
+        <w:t xml:space="preserve">, 23(1), 107–113. https://doi.org/10.1038/nm.4236</w:t>
+      </w:r>
+    </w:p>
+    <w:p>
+      <w:pPr>
+        <w:pStyle w:val="BodyText"/>
+      </w:pPr>
+      <w:r>
+        <w:t xml:space="preserve">Vogt, N.M., Kerby, R.L., Dill-McFarland, K.A., Harding, S.J., Merluzzi, A.P., Johnson, S.C., et al. (2017). Gut microbiome alterations in Alzheimer’s disease.</w:t>
+      </w:r>
+      <w:r>
+        <w:t xml:space="preserve"> </w:t>
+      </w:r>
+      <w:r>
+        <w:rPr>
+          <w:i/>
+          <w:iCs/>
+        </w:rPr>
+        <w:t xml:space="preserve">Scientific Reports</w:t>
+      </w:r>
+      <w:r>
+        <w:t xml:space="preserve">, 7(1), 13537. https://doi.org/10.1038/s41598-017-13601-y</w:t>
+      </w:r>
+    </w:p>
+    <w:p>
+      <w:pPr>
+        <w:pStyle w:val="BodyText"/>
+      </w:pPr>
+      <w:r>
+        <w:t xml:space="preserve">Wang, J., Liu, H., Lai, H., Bao, Y., Shen, M., Li, C., et al. (2026). Identifying candidate gut microbiota indicators for Alzheimer’s disease through integrated data.</w:t>
+      </w:r>
+      <w:r>
+        <w:t xml:space="preserve"> </w:t>
+      </w:r>
+      <w:r>
+        <w:rPr>
+          <w:i/>
+          <w:iCs/>
+        </w:rPr>
+        <w:t xml:space="preserve">mSystems</w:t>
+      </w:r>
+      <w:r>
+        <w:t xml:space="preserve">, 11(4). https://doi.org/10.1128/msystems.01754-25</w:t>
+      </w:r>
+    </w:p>
+    <w:p>
+      <w:pPr>
+        <w:pStyle w:val="BodyText"/>
+      </w:pPr>
+      <w:r>
+        <w:t xml:space="preserve">World Health Organization. (2026).</w:t>
+      </w:r>
+      <w:r>
+        <w:t xml:space="preserve"> </w:t>
+      </w:r>
+      <w:r>
+        <w:rPr>
+          <w:i/>
+          <w:iCs/>
+        </w:rPr>
+        <w:t xml:space="preserve">Dementia</w:t>
+      </w:r>
+      <w:r>
+        <w:t xml:space="preserve">. WHO Fact Sheet. https://www.who.int/news-room/fact-sheets/detail/dementia</w:t>
+      </w:r>
+    </w:p>
+    <w:p>
+      <w:pPr>
+        <w:pStyle w:val="BodyText"/>
+      </w:pPr>
+      <w:r>
+        <w:t xml:space="preserve">Zhang, Y., Parmigiani, G., Johnson, W.E. (2020). ComBat-seq: Batch effect adjustment for RNA-seq count data.</w:t>
+      </w:r>
+      <w:r>
+        <w:t xml:space="preserve"> </w:t>
+      </w:r>
+      <w:r>
+        <w:rPr>
+          <w:i/>
+          <w:iCs/>
+        </w:rPr>
+        <w:t xml:space="preserve">NAR Genomics and Bioinformatics</w:t>
+      </w:r>
+      <w:r>
+        <w:t xml:space="preserve">, 2(3), lqaa078. https://doi.org/10.1093/nargab/lqaa078</w:t>
+      </w:r>
+    </w:p>
+    <w:p>
+      <w:pPr>
+        <w:pStyle w:val="BodyText"/>
+      </w:pPr>
+      <w:r>
+        <w:t xml:space="preserve">Zhu, Z., Ma, X., Wu, J., Xiao, Z., Wu, W., Ding, S., et al. (2022). Altered gut microbiota and its clinical relevance in mild cognitive impairment and Alzheimer’s disease: Shanghai Aging Study and Shanghai Memory Study.</w:t>
+      </w:r>
+      <w:r>
+        <w:t xml:space="preserve"> </w:t>
+      </w:r>
+      <w:r>
+        <w:rPr>
+          <w:i/>
+          <w:iCs/>
+        </w:rPr>
+        <w:t xml:space="preserve">Nutrients</w:t>
+      </w:r>
+      <w:r>
+        <w:t xml:space="preserve">, 14(19), 3959. https://doi.org/10.3390/nu14193959</w:t>
+      </w:r>
+    </w:p>
+    <w:p>
+      <w:pPr>
+        <w:pStyle w:val="BodyText"/>
+      </w:pPr>
+      <w:r>
+        <w:t xml:space="preserve">Zhuang, Z.Q., Shen, L.L., Li, W.W., Fu, X., Zeng, F., Gui, L., et al. (2018). Gut microbiota is altered in patients with Alzheimer’s disease.</w:t>
+      </w:r>
+      <w:r>
+        <w:t xml:space="preserve"> </w:t>
+      </w:r>
+      <w:r>
+        <w:rPr>
+          <w:i/>
+          <w:iCs/>
+        </w:rPr>
+        <w:t xml:space="preserve">Journal of Alzheimer’s Disease</w:t>
+      </w:r>
+      <w:r>
+        <w:t xml:space="preserve">, 63(4), 1337–1346. https://doi.org/10.3233/JAD-180176</w:t>
+      </w:r>
+    </w:p>
+    <w:p>
+      <w:r>
+        <w:pict>
+          <v:rect style="width:0;height:1.5pt" o:hralign="center" o:hrstd="t" o:hr="t"/>
+        </w:pict>
+      </w:r>
+    </w:p>
+    <w:p>
+      <w:r>
+        <w:pict>
+          <v:rect style="width:0;height:1.5pt" o:hralign="center" o:hrstd="t" o:hr="t"/>
+        </w:pict>
+      </w:r>
+    </w:p>
+    <w:bookmarkEnd w:id="46"/>
+    <w:bookmarkStart w:id="47" w:name="tables"/>
+    <w:p>
+      <w:pPr>
+        <w:pStyle w:val="Heading2"/>
+      </w:pPr>
+      <w:r>
+        <w:t xml:space="preserve">Tables</w:t>
+      </w:r>
+    </w:p>
+    <w:p>
+      <w:pPr>
+        <w:pStyle w:val="FirstParagraph"/>
       </w:pPr>
       <w:r>
         <w:rPr>
@@ -4467,94 +6831,6 @@
         <w:t xml:space="preserve">N=60 for Zhu 2022 binary analysis (30 AD + 30 CN fecal samples; MCI and blood samples excluded). Originally reported AUC values are approximate, derived from the primary publications using the best-performing classifier reported; direct numerical comparison is limited by differences in cohort subset, model type, and validation design. All 95% CIs in this table use the diagnosis-stratified, participant-level bootstrap of Section 2.5.2 (10,000 replicates), which states which other tables/figures use this procedure versus the original 1,000-resample bootstrap.</w:t>
       </w:r>
     </w:p>
-    <w:bookmarkEnd w:id="26"/>
-    <w:bookmarkStart w:id="27" w:name="cross-cohort-generalization-failure"/>
-    <w:p>
-      <w:pPr>
-        <w:pStyle w:val="Heading3"/>
-      </w:pPr>
-      <w:r>
-        <w:t xml:space="preserve">3.3 Cross-Cohort Generalization Failure</w:t>
-      </w:r>
-    </w:p>
-    <w:p>
-      <w:pPr>
-        <w:pStyle w:val="FirstParagraph"/>
-      </w:pPr>
-      <w:r>
-        <w:t xml:space="preserve">LOCO cross-cohort AUC-ROC values revealed substantial and variable degradation across all cohorts and model types (Figure 3A; Table 3). Mean LOCO AUC across the four cohorts was 0.640 for logistic regression and 0.647 for LightGBM — mean drops of 0.176 and 0.146 respectively from within-cohort performance. One of eight model–cohort combinations produced LOCO AUC near chance: Zhuang 2018 with logistic regression (AUC=0.504 [0.38–0.63]).</w:t>
-      </w:r>
-    </w:p>
-    <w:p>
-      <w:pPr>
-        <w:pStyle w:val="BodyText"/>
-      </w:pPr>
-      <w:r>
-        <w:t xml:space="preserve">The largest absolute logistic regression AUC drop was Kazakhstan (0.766 → 0.564, Δ=0.202). Zhu 2022 showed the largest LightGBM drop (0.979 → 0.758, Δ=0.221); its logistic regression drop was also substantial (0.998 → 0.813, Δ=0.185). These results are consistent with LOCO models relying on predictive patterns learned from training cohorts that do not transfer fully to the held-out cohort, where cohort-specific compositional structure may contribute to within-cohort performance. Ling 2020 also experienced substantial LOCO collapse: logistic regression 0.865 → 0.678 (Δ=0.187); LightGBM 0.862 → 0.674 (Δ=0.188).</w:t>
-      </w:r>
-    </w:p>
-    <w:p>
-      <w:pPr>
-        <w:pStyle w:val="BodyText"/>
-      </w:pPr>
-      <w:r>
-        <w:rPr>
-          <w:b/>
-          <w:bCs/>
-        </w:rPr>
-        <w:t xml:space="preserve">Formal paired comparison of the within-cohort vs. LOCO AUC difference (Section 2.5.2).</w:t>
-      </w:r>
-      <w:r>
-        <w:t xml:space="preserve"> </w:t>
-      </w:r>
-      <w:r>
-        <w:t xml:space="preserve">A paired, diagnosis-stratified, participant-level bootstrap (10,000 replicates, identical resampled participants used for both AUC values in each replicate) formally compared the within-cohort and LOCO AUC difference for each of the eight cohort–model pairs, rather than relying on non-overlap of independently computed CIs, which is not a formal test of a nonzero difference. Five of eight pairs showed a 95% bootstrap CI on the delta excluding zero: Ling 2020 (logistic regression Δ=0.187, 95% CI [0.10, 0.28]; LightGBM Δ=0.188, 95% CI [0.10, 0.28]), Zhu 2022 (logistic regression Δ=0.184, 95% CI [0.07, 0.31]; LightGBM Δ=0.221, 95% CI [0.11, 0.35]), and Kazakhstan logistic regression (Δ=0.201, 95% CI [0.04, 0.36]). The remaining three — Zhuang 2018 logistic regression (Δ=0.129, 95% CI [−0.05, 0.30], proportion Δ≤0: 0.079), Zhuang 2018 LightGBM (Δ=0.070, 95% CI [−0.10, 0.24], proportion Δ≤0: 0.214), and Kazakhstan LightGBM (Δ=0.104, 95% CI [−0.05, 0.26], proportion Δ≤0: 0.092) — showed the same-signed (within-cohort higher) point estimate but a CI including zero, not formally significant despite the consistent direction across all eight pairs. The aggregate pattern of reduced cross-cohort performance is robust, but three of eight individual comparisons do not reach formal statistical support at this sample size (full results in Supplementary Table S10).</w:t>
-      </w:r>
-    </w:p>
-    <w:p>
-      <w:pPr>
-        <w:pStyle w:val="BodyText"/>
-      </w:pPr>
-      <w:r>
-        <w:t xml:space="preserve">LOCO performance was heterogeneous across cohorts: Zhu 2022 achieved the highest LOCO AUC (logistic regression 0.813), while Zhuang 2018 collapsed to near chance. Only one of eight main model–cohort combinations fell to near chance, and five of eight exceeded 0.55, so the results demonstrate substantial and variable degradation rather than uniform failure.</w:t>
-      </w:r>
-    </w:p>
-    <w:p>
-      <w:pPr>
-        <w:pStyle w:val="BodyText"/>
-      </w:pPr>
-      <w:r>
-        <w:rPr>
-          <w:b/>
-          <w:bCs/>
-        </w:rPr>
-        <w:t xml:space="preserve">Sensitivity analyses</w:t>
-      </w:r>
-      <w:r>
-        <w:t xml:space="preserve"> </w:t>
-      </w:r>
-      <w:r>
-        <w:t xml:space="preserve">confirmed generalization failure was not attributable to Kazakhstan, Zhuang 2018, or Ling 2020 individually (Supplementary Figure S3). Excluding Kazakhstan and running LOCO on the three remaining Chinese cohorts, Zhuang 2018 remained near chance (LogReg 0.512, LightGBM 0.567), showing its generalization failure is not a Kazakhstan artifact. Excluding Zhuang 2018, LOCO on the remaining three still showed AUC substantially below within-cohort baseline for Kazakhstan (LogReg 0.599, LightGBM 0.495). Excluding Ling 2020, Kazakhstan LOCO LogReg was 0.604. These results confirm the robustness of the main finding across cohort compositions.</w:t>
-      </w:r>
-    </w:p>
-    <w:p>
-      <w:pPr>
-        <w:pStyle w:val="BodyText"/>
-      </w:pPr>
-      <w:r>
-        <w:rPr>
-          <w:b/>
-          <w:bCs/>
-        </w:rPr>
-        <w:t xml:space="preserve">Training-only feature-selection sensitivity</w:t>
-      </w:r>
-      <w:r>
-        <w:t xml:space="preserve"> </w:t>
-      </w:r>
-      <w:r>
-        <w:t xml:space="preserve">(Section 2.5.1) confirmed this LOCO generalization-failure pattern is not an artifact of the global, all-cohort genus-selection step (Section 2.2). Re-deriving the retained genus set independently within each split — using only that split’s training-side samples, with the held-out cohort contributing zero information — changed LOCO AUC by at most 0.066 in either direction (largest: Kazakhstan LightGBM 0.591→0.525, Δ=−0.066; Kazakhstan LogReg 0.564→0.609, Δ=+0.045; all others ≤0.031). Retained genus count under strict training-only selection ranged from 150 (Kazakhstan, a comparatively high-prevalence cohort for many genera, excluded from feature selection during its own hold-out) to 373, versus 396 under the global rule, yet no cohort–model combination changed its qualitative classification. Within-cohort nested-CV AUC under training-only selection likewise moved by −0.083 to +0.038 (Supplementary Table S4). The global feature-selection design, while a genuine methodological limitation in principle, did not materially inflate or deflate the magnitude of the reported cross-cohort generalization failure.</w:t>
-      </w:r>
-    </w:p>
     <w:p>
       <w:pPr>
         <w:pStyle w:val="BodyText"/>
@@ -5393,156 +7669,6 @@
         <w:pStyle w:val="BodyText"/>
       </w:pPr>
       <w:r>
-        <w:t xml:space="preserve">Pairwise single-cohort transfer AUC values (Figure 3B–C; Supplementary Table S1) ranged from 0.54 to 0.88 for logistic regression. The highest was Ling 2020 → Zhu 2022 (AUC=0.88), reflecting transfer between two large Chinese fecal cohorts with overlapping compositional structure; Kazakhstan → Ling 2020 also transferred reasonably (AUC=0.74). Most other pairwise AUCs clustered between 0.54 and 0.70, consistent with limited cross-cohort transferability overall.</w:t>
-      </w:r>
-    </w:p>
-    <w:bookmarkEnd w:id="27"/>
-    <w:bookmarkStart w:id="28" w:name="permanova-variance-decomposition-1"/>
-    <w:p>
-      <w:pPr>
-        <w:pStyle w:val="Heading3"/>
-      </w:pPr>
-      <w:r>
-        <w:t xml:space="preserve">3.4 PERMANOVA Variance Decomposition</w:t>
-      </w:r>
-    </w:p>
-    <w:p>
-      <w:pPr>
-        <w:pStyle w:val="FirstParagraph"/>
-      </w:pPr>
-      <w:r>
-        <w:t xml:space="preserve">PERMANOVA on Aitchison distance across all five cohorts showed cohort identity explained 19.3% of total compositional variance (R²=0.193, F=30.13, p=0.0001, 9,999 permutations; Figure 4A). On Bray-Curtis dissimilarity, cohort R² was 0.136 (F=19.80, p=0.0001). The cohort effect was substantially larger than disease signal: in a marginal two-variable model restricted to the four labeled cohorts (n=401), cohort explained R²=0.172 (F=28.03, p=0.0001) versus diagnosis R²=0.014 (F=6.82, p=0.0001) — an approximately 12-fold disparity within the same model. This is an empirical statement about relative magnitude, not a decomposition of cohort into technical and biological components:</w:t>
-      </w:r>
-      <w:r>
-        <w:t xml:space="preserve"> </w:t>
-      </w:r>
-      <w:r>
-        <w:t xml:space="preserve">“cohort”</w:t>
-      </w:r>
-      <w:r>
-        <w:t xml:space="preserve"> </w:t>
-      </w:r>
-      <w:r>
-        <w:t xml:space="preserve">bundles sequencing platform, library preparation, recruitment site, diagnostic ascertainment, and unmeasured dietary/lifestyle factors that PERMANOVA cannot separate (Section 2.6). It contextualizes the batch-correction results in Section 3.5, but marginal R² values do not by themselves establish that the cohort and diagnosis axes overlap, nor explain why any batch-correction algorithm changed classifier performance in a specific direction — discussed as a separate, more limited hypothesis in Section 4.2.</w:t>
-      </w:r>
-    </w:p>
-    <w:p>
-      <w:pPr>
-        <w:pStyle w:val="BodyText"/>
-      </w:pPr>
-      <w:r>
-        <w:rPr>
-          <w:b/>
-          <w:bCs/>
-        </w:rPr>
-        <w:t xml:space="preserve">The ~12-fold disparity is sensitive to cohort composition and should not be read as a fixed, generalizable figure.</w:t>
-      </w:r>
-      <w:r>
-        <w:t xml:space="preserve"> </w:t>
-      </w:r>
-      <w:r>
-        <w:t xml:space="preserve">Restricting the same marginal specification to the three more technically comparable cohorts — Zhuang 2018, Ling 2020, and Zhu 2022, all Chinese, paired-end MiSeq V3–V4 studies (Section 2.6) — reduced the disparity from ~12-fold to ~2.6-fold: cohort R²=0.0588 (F=10.05, p=0.0001) versus diagnosis R²=0.0229 (F=7.83, p=0.0001) in this n=317 subset (Supplementary Table S11). This subset is more comparable, not identical — recruitment site, exact diagnostic procedure, and unmeasured dietary factors still differ — but removing Kazakhstan’s single-end/NovaSeq platform and Kim/KBASE’s separate country substantially changes the cohort-to-diagnosis variance ratio. The ~12-fold figure on the full four-cohort set is therefore not a stable, generalizable property of</w:t>
-      </w:r>
-      <w:r>
-        <w:t xml:space="preserve"> </w:t>
-      </w:r>
-      <w:r>
-        <w:t xml:space="preserve">“cohort effects versus disease effects”</w:t>
-      </w:r>
-      <w:r>
-        <w:t xml:space="preserve"> </w:t>
-      </w:r>
-      <w:r>
-        <w:t xml:space="preserve">in gut microbiome data; it is specific to the cohorts compared, driven substantially by cohorts differing in more than country of origin.</w:t>
-      </w:r>
-    </w:p>
-    <w:p>
-      <w:pPr>
-        <w:pStyle w:val="BodyText"/>
-      </w:pPr>
-      <w:r>
-        <w:t xml:space="preserve">A logistic regression classifier trained to predict cohort identity from the CLR-transformed features across all 509 samples achieved macro-AUC=0.9917 (one-vs-rest, stratified 5-fold CV; per-cohort AUC: Kazakhstan 1.000, Kim 2022 0.997, Ling 2020 0.993, Zhuang 2018 0.989, Zhu 2022 0.980) — cohort membership is thus near-perfectly recoverable from the same features used for disease classification, confirming cohort-specific information (whatever its technical or biological composition) dominates the compositional feature space.</w:t>
-      </w:r>
-    </w:p>
-    <w:p>
-      <w:pPr>
-        <w:pStyle w:val="BodyText"/>
-      </w:pPr>
-      <w:r>
-        <w:t xml:space="preserve">Principal coordinates analysis (PCoA) on Aitchison distance (Figure 4B; n=509) visually confirmed strong cohort-level clustering, with partial overlap between Chinese cohorts (Zhuang 2018, Ling 2020) but clear separation of Kazakhstan and Zhu 2022. Kim/KBASE 2022 was clearly separated from all others along PC1, consistent with its preclinical amyloid-based staging, South Korean origin, and potentially distinct dietary patterns.</w:t>
-      </w:r>
-    </w:p>
-    <w:p>
-      <w:pPr>
-        <w:pStyle w:val="BodyText"/>
-      </w:pPr>
-      <w:r>
-        <w:t xml:space="preserve">Beta-dispersion testing revealed significant heterogeneity in within-group spread across cohorts (F=13.93, p=0.0001, 9,999 permutations; Figure 4C), meaning PERMANOVA R²=0.193 reflects both compositional centroid shifts and differences in within-cohort spread. Kazakhstan showed the greatest within-cohort variance; the Chinese cohorts (Zhuang, Ling) were more tightly dispersed. Pairwise post-hoc betadisper comparisons (Section 2.6; Supplementary Table S12) show this difference is not uniform across all cohort pairs: Ling 2020 differs significantly from every other cohort (all Holm-adjusted p≤0.0063) and drives most of the significant pairwise comparisons, while shanghai2022 (Zhu 2022) vs. zhuang2018 (Holm p=0.439) and kazakhstan2022 vs. kbase2022 (Holm p=0.439) do not differ significantly. Within the Chinese-MiSeq-only subset, dispersion remained significant (F=7.946, p=0.0004) and was again driven mainly by one cohort — zhuang2018 differed significantly from both ling2020 (p=0.0001) and shanghai2022 (p=0.026), while ling2020 and shanghai2022 did not differ (p=0.343). This heterogeneity is relevant to interpreting PERMANOVA effect sizes and is acknowledged in Methods and Limitations.</w:t>
-      </w:r>
-    </w:p>
-    <w:p>
-      <w:pPr>
-        <w:pStyle w:val="BodyText"/>
-      </w:pPr>
-      <w:r>
-        <w:t xml:space="preserve">Within-cohort PERMANOVA revealed highly variable disease-associated compositional effects: Ling 2020 (R²=0.053, F=9.53, p=0.0001) and Zhu 2022 (R²=0.094, F=6.01, p=0.0001) showed significant diagnosis effects, while Zhuang 2018 (R²=0.017, p=0.066) and Kazakhstan (R²=0.022, p=0.069) did not reach significance at α=0.05. These effect sizes broadly rank-order with within-cohort AUC performance, triangulating the classifier results. Zhu 2022’s fecal-only R²=0.094 is the highest within-cohort disease effect among the four labeled cohorts, consistent with a detectable diagnosis-associated compositional difference.</w:t>
-      </w:r>
-    </w:p>
-    <w:bookmarkEnd w:id="28"/>
-    <w:bookmarkStart w:id="29" w:name="X8a4cae611663d9151f238225546a12848e1cfed"/>
-    <w:p>
-      <w:pPr>
-        <w:pStyle w:val="Heading3"/>
-      </w:pPr>
-      <w:r>
-        <w:t xml:space="preserve">3.5 Label-Blind Transductive Batch Adjustment Does Not Improve Cross-Cohort Transferability</w:t>
-      </w:r>
-    </w:p>
-    <w:p>
-      <w:pPr>
-        <w:pStyle w:val="FirstParagraph"/>
-      </w:pPr>
-      <w:r>
-        <w:t xml:space="preserve">Batch correction was applied using ComBat-seq (raw counts) and MMUPHin (relative abundances) to the four labeled cohorts with cohort as the batch variable, under the two designs of Section 2.7: a</w:t>
-      </w:r>
-      <w:r>
-        <w:t xml:space="preserve"> </w:t>
-      </w:r>
-      <w:r>
-        <w:rPr>
-          <w:b/>
-          <w:bCs/>
-        </w:rPr>
-        <w:t xml:space="preserve">label-blind</w:t>
-      </w:r>
-      <w:r>
-        <w:t xml:space="preserve"> </w:t>
-      </w:r>
-      <w:r>
-        <w:t xml:space="preserve">design (no diagnosis information used; primary analysis) and a</w:t>
-      </w:r>
-      <w:r>
-        <w:t xml:space="preserve"> </w:t>
-      </w:r>
-      <w:r>
-        <w:rPr>
-          <w:b/>
-          <w:bCs/>
-        </w:rPr>
-        <w:t xml:space="preserve">label-informed</w:t>
-      </w:r>
-      <w:r>
-        <w:t xml:space="preserve"> </w:t>
-      </w:r>
-      <w:r>
-        <w:t xml:space="preserve">design (each sample’s own true diagnosis label used; exploratory sensitivity only) (Figure 5; Table 4).</w:t>
-      </w:r>
-    </w:p>
-    <w:p>
-      <w:pPr>
-        <w:pStyle w:val="BodyText"/>
-      </w:pPr>
-      <w:r>
         <w:rPr>
           <w:b/>
           <w:bCs/>
@@ -5984,1157 +8110,127 @@
       </w:tr>
     </w:tbl>
     <w:p>
-      <w:pPr>
-        <w:pStyle w:val="BodyText"/>
-      </w:pPr>
-      <w:r>
-        <w:rPr>
-          <w:b/>
-          <w:bCs/>
-        </w:rPr>
-        <w:t xml:space="preserve">Label-blind correction (primary result): batch correction leaves cross-cohort generalization essentially unchanged.</w:t>
-      </w:r>
-      <w:r>
-        <w:t xml:space="preserve"> </w:t>
-      </w:r>
-      <w:r>
-        <w:t xml:space="preserve">Under label-blind ComBat-seq and MMUPHin — which use no sample’s diagnosis label — mean LOCO AUC changed by no more than 0.007 in either direction relative to uncorrected, for either model (Table 4). No individual cohort collapsed: per-cohort logistic-regression LOCO AUC under label-blind ComBat-seq ranged from 0.525 (zhuang2018) to 0.769 (shanghai2022/Zhu 2022), closely tracking the uncorrected values (0.504–0.813). Neither method materially changed mean LOCO AUC or recovered cross-cohort transferability under this design.</w:t>
-      </w:r>
-    </w:p>
-    <w:p>
-      <w:pPr>
-        <w:pStyle w:val="BodyText"/>
-      </w:pPr>
-      <w:r>
-        <w:rPr>
-          <w:b/>
-          <w:bCs/>
-        </w:rPr>
-        <w:t xml:space="preserve">Label-informed transductive sensitivity analysis (Supplementary Figure S4): severe degradation was specific to the label-informed design itself.</w:t>
-      </w:r>
-      <w:r>
-        <w:t xml:space="preserve"> </w:t>
-      </w:r>
-      <w:r>
-        <w:t xml:space="preserve">Under the label-informed design — which uses every sample’s own true diagnosis label during correction and therefore cannot represent a deployable or prospectively valid comparison — ComBat-seq reduced mean logistic-regression LOCO AUC from 0.640 to 0.493, with Kazakhstan collapsing to AUC=0.308 [0.20–0.42]. The same cohort under label-blind ComBat-seq scored 0.560, closely matching its uncorrected value (0.564). This side-by-side comparison indicates the severe, cohort-specific collapse was specific to the label-informed design — consistent with a correction model explicitly told each sample’s diagnosis label (</w:t>
-      </w:r>
-      <w:r>
-        <w:rPr>
-          <w:rStyle w:val="VerbatimChar"/>
-        </w:rPr>
-        <w:t xml:space="preserve">full_mod=TRUE</w:t>
-      </w:r>
-      <w:r>
-        <w:t xml:space="preserve">/</w:t>
-      </w:r>
-      <w:r>
-        <w:rPr>
-          <w:rStyle w:val="VerbatimChar"/>
-        </w:rPr>
-        <w:t xml:space="preserve">covariates="diagnosis"</w:t>
-      </w:r>
-      <w:r>
-        <w:t xml:space="preserve">) constructing a label-conditional transformation with no prospective analog — and should not be read as evidence that these methods generally degrade cross-cohort performance, or of an intrinsic incompatibility between ComBat-seq’s negative-binomial framework and 16S compositional data. MMUPHin’s label-informed effect was milder (LogReg mean: 0.640→0.612) but still did not improve on label-blind or uncorrected performance.</w:t>
-      </w:r>
-    </w:p>
-    <w:p>
-      <w:pPr>
-        <w:pStyle w:val="BodyText"/>
-      </w:pPr>
-      <w:r>
-        <w:t xml:space="preserve">Within-cohort AUC on label-blind-corrected data was similar to uncorrected (within ±0.05 for most cohort–method combinations; Supplementary Table S5) — a comparison free of diagnosis-label leakage during correction, since label-blind correction never saw any sample’s diagnosis label, though it remains transductive (cohort membership and raw feature values are still used) and retains whatever cohort/population confounding is otherwise present. We do not draw the same conclusion from within-cohort AUC on label-informed-corrected data, since that comparison is additionally confounded by label use: the label-informed correction’s covariate-preservation mechanism (</w:t>
-      </w:r>
-      <w:r>
-        <w:rPr>
-          <w:rStyle w:val="VerbatimChar"/>
-        </w:rPr>
-        <w:t xml:space="preserve">full_mod=TRUE</w:t>
-      </w:r>
-      <w:r>
-        <w:t xml:space="preserve">/</w:t>
-      </w:r>
-      <w:r>
-        <w:rPr>
-          <w:rStyle w:val="VerbatimChar"/>
-        </w:rPr>
-        <w:t xml:space="preserve">covariates="diagnosis"</w:t>
-      </w:r>
-      <w:r>
-        <w:t xml:space="preserve">) is explicitly designed to retain diagnosis-associated structure using each sample’s true label, so preserved within-cohort separability cannot be attributed to correction-independent biological signal versus the algorithm’s own label-preservation step. Only the label-blind design supports the conclusion that</w:t>
-      </w:r>
-      <w:r>
-        <w:t xml:space="preserve"> </w:t>
-      </w:r>
-      <w:r>
-        <w:t xml:space="preserve">“within-cohort AUC preservation rules out indiscriminate signal removal”</w:t>
-      </w:r>
-      <w:r>
-        <w:t xml:space="preserve"> </w:t>
-      </w:r>
-      <w:r>
-        <w:t xml:space="preserve">(descriptively, per Supplementary Table S5); we do not extend this conclusion to the label-informed results.</w:t>
-      </w:r>
-    </w:p>
-    <w:p>
-      <w:pPr>
-        <w:pStyle w:val="BodyText"/>
-      </w:pPr>
-      <w:r>
-        <w:t xml:space="preserve">The empirical PERMANOVA finding that cohort explains approximately 12 times more compositional variance than disease status (marginal R²: 0.172 vs. 0.014; Section 3.4) contextualizes why a correction method targeting cohort-associated variance might struggle to leave disease-associated variance fully intact, but does not by itself establish that the two sources overlap, nor explain the specific pattern observed here — a label-blind correction leaving performance essentially flat while a label-informed one produced large, method- and cohort-specific movements. That pattern is more directly explained by the transductive, label-informed design itself (Section 2.7) than by the general cohort/diagnosis variance disparity, and we present it as such rather than as a demonstration that linear batch correction cannot separate cohort from disease signal in general.</w:t>
-      </w:r>
-    </w:p>
-    <w:bookmarkEnd w:id="29"/>
-    <w:bookmarkStart w:id="30" w:name="X89047b7d3b4347f7c97e17f4905b6818144b0a2"/>
-    <w:p>
-      <w:pPr>
-        <w:pStyle w:val="Heading3"/>
-      </w:pPr>
-      <w:r>
-        <w:t xml:space="preserve">3.6 SHAP Analysis Reveals Cohort-Specific Taxonomic Signatures and a Descriptive Coefficient-Stability Screen</w:t>
-      </w:r>
-    </w:p>
-    <w:p>
-      <w:pPr>
-        <w:pStyle w:val="FirstParagraph"/>
-      </w:pPr>
-      <w:r>
-        <w:t xml:space="preserve">To characterize feature-level patterns underlying generalization failure, we computed out-of-fold SHAP values for within-cohort and LOCO-trained classifiers (Figure 6). The OOF design avoids the in-sample overfitting bias seen in prior SHAP analyses of microbiome classifiers, where training-set SHAP values can reflect model memorization rather than out-of-sample importance. Feature importance (mean |SHAP|) is reported for both models; direction is reported only for logistic regression, using the fitted-coefficient-based definition of Section 2.8 (not mean signed SHAP).</w:t>
-      </w:r>
-    </w:p>
-    <w:p>
-      <w:pPr>
-        <w:pStyle w:val="BodyText"/>
-      </w:pPr>
-      <w:r>
-        <w:rPr>
-          <w:b/>
-          <w:bCs/>
-        </w:rPr>
-        <w:t xml:space="preserve">Minimal overlap in top predictive taxa across cohorts, assessed against two null models.</w:t>
-      </w:r>
-      <w:r>
-        <w:t xml:space="preserve"> </w:t>
-      </w:r>
-      <w:r>
-        <w:t xml:space="preserve">Pairwise Jaccard similarity of the top-20 SHAP genera between cohort pairs averaged 0.135 for logistic regression and 0.058 for LightGBM (Figure 6C) — the mean of the six unique pairwise Jaccard values among the four labeled cohorts. Against the primary, shared-pool null (100,000 replicates, each averaging six pairwise Jaccards among four random top-20 sets drawn from the full 396-genus pool; Section 2.8), logistic regression overlap was significantly above chance (null mean 0.027 [95% CI: 0.009–0.049]; p&lt;0.0001), as was LightGBM at this N (p=0.0048). A sensitivity check across N∈{10,20,50} under this null (Supplementary Table S7) shows logistic regression significant at all three thresholds, while LightGBM was significant at N=20 and N=50 but not N=10 (p=0.45).</w:t>
-      </w:r>
-    </w:p>
-    <w:p>
-      <w:pPr>
-        <w:pStyle w:val="BodyText"/>
-      </w:pPr>
-      <w:r>
-        <w:rPr>
-          <w:b/>
-          <w:bCs/>
-        </w:rPr>
-        <w:t xml:space="preserve">Under a more realistic, per-cohort prevalence-restricted null, the LightGBM finding does not survive.</w:t>
-      </w:r>
-      <w:r>
-        <w:t xml:space="preserve"> </w:t>
-      </w:r>
-      <w:r>
-        <w:t xml:space="preserve">The shared-pool null draws candidate genera as if equally available in every cohort, but per-cohort prevalence varies substantially (Section 2.8). Restricting each cohort’s top-N ranking and random draws to genera reaching ≥20% prevalence within that cohort’s own AD/CN samples (eligible universe: 131 Zhuang 2018, 126 Ling 2020, 115 Zhu 2022, 356 Kazakhstan; 100,000 replicates per model/N) changes the LightGBM result: overlap was</w:t>
-      </w:r>
-      <w:r>
-        <w:t xml:space="preserve"> </w:t>
-      </w:r>
-      <w:r>
-        <w:rPr>
-          <w:b/>
-          <w:bCs/>
-        </w:rPr>
-        <w:t xml:space="preserve">not significant at N=10, 20, or 50</w:t>
-      </w:r>
-      <w:r>
-        <w:t xml:space="preserve"> </w:t>
-      </w:r>
-      <w:r>
-        <w:t xml:space="preserve">(observed mean Jaccard 0.018/0.063/0.167 vs. null 0.026/0.052/0.142; p=0.80, 0.24, 0.061; Supplementary Table S13). Logistic regression remained significant at all three thresholds (observed 0.085/0.135/0.231 vs. null 0.026/0.052/0.142; p=0.0017, 0.00003, 0.00001). We treat this as a genuine reversal: LightGBM’s apparent cross-cohort overlap is not distinguishable from chance once the null accounts for each cohort’s own prevalence structure, while logistic regression’s overlap is robust and remains the stronger of the two findings.</w:t>
-      </w:r>
-    </w:p>
-    <w:p>
-      <w:pPr>
-        <w:pStyle w:val="BodyText"/>
-      </w:pPr>
-      <w:r>
-        <w:rPr>
-          <w:b/>
-          <w:bCs/>
-        </w:rPr>
-        <w:t xml:space="preserve">Cohort-specific top predictors, and a concrete illustration of why coefficient-based direction was needed.</w:t>
-      </w:r>
-      <w:r>
-        <w:t xml:space="preserve"> </w:t>
-      </w:r>
-      <w:r>
-        <w:t xml:space="preserve">The most discriminative genus for logistic regression was</w:t>
-      </w:r>
-      <w:r>
-        <w:t xml:space="preserve"> </w:t>
-      </w:r>
-      <w:r>
-        <w:rPr>
-          <w:i/>
-          <w:iCs/>
-        </w:rPr>
-        <w:t xml:space="preserve">Subdoligranulum</w:t>
-      </w:r>
-      <w:r>
-        <w:t xml:space="preserve"> </w:t>
-      </w:r>
-      <w:r>
-        <w:t xml:space="preserve">in Zhuang 2018, while</w:t>
-      </w:r>
-      <w:r>
-        <w:t xml:space="preserve"> </w:t>
-      </w:r>
-      <w:r>
-        <w:rPr>
-          <w:i/>
-          <w:iCs/>
-        </w:rPr>
-        <w:t xml:space="preserve">Akkermansia</w:t>
-      </w:r>
-      <w:r>
-        <w:t xml:space="preserve"> </w:t>
-      </w:r>
-      <w:r>
-        <w:t xml:space="preserve">topped the remaining three cohorts (Zhu 2022 |SHAP|=0.228; Kazakhstan |SHAP|=0.136; Ling 2020 |SHAP|=0.270). Under the fitted coefficient,</w:t>
-      </w:r>
-      <w:r>
-        <w:t xml:space="preserve"> </w:t>
-      </w:r>
-      <w:r>
-        <w:rPr>
-          <w:i/>
-          <w:iCs/>
-        </w:rPr>
-        <w:t xml:space="preserve">Akkermansia</w:t>
-      </w:r>
-      <w:r>
-        <w:t xml:space="preserve"> </w:t>
-      </w:r>
-      <w:r>
-        <w:t xml:space="preserve">has a</w:t>
-      </w:r>
-      <w:r>
-        <w:t xml:space="preserve"> </w:t>
-      </w:r>
-      <w:r>
-        <w:rPr>
-          <w:b/>
-          <w:bCs/>
-        </w:rPr>
-        <w:t xml:space="preserve">stable positive coefficient in all four cohorts</w:t>
-      </w:r>
-      <w:r>
-        <w:t xml:space="preserve"> </w:t>
-      </w:r>
-      <w:r>
-        <w:t xml:space="preserve">(10/10 outer folds positive in every cohort; Supplementary Table S6) — higher CLR abundance consistently predicts higher AD log-odds, with no coefficient-based flip anywhere. This is a useful negative control: pooled mean SHAP for this genus is negative in Ling 2020 and Zhuang 2018 but positive in Zhu 2022 and Kazakhstan — an apparent sign difference that does</w:t>
-      </w:r>
-      <w:r>
-        <w:t xml:space="preserve"> </w:t>
-      </w:r>
-      <w:r>
-        <w:rPr>
-          <w:b/>
-          <w:bCs/>
-        </w:rPr>
-        <w:t xml:space="preserve">not</w:t>
-      </w:r>
-      <w:r>
-        <w:t xml:space="preserve"> </w:t>
-      </w:r>
-      <w:r>
-        <w:t xml:space="preserve">reflect the coefficient actually learned, but is instead a background-relative artifact (Section 2.8), demonstrating on real data why mean signed SHAP was inadequate and why the coefficient-based definition is used for every direction claim in this paper. For LightGBM, the top taxon per cohort was entirely distinct:</w:t>
-      </w:r>
-      <w:r>
-        <w:t xml:space="preserve"> </w:t>
-      </w:r>
-      <w:r>
-        <w:rPr>
-          <w:i/>
-          <w:iCs/>
-        </w:rPr>
-        <w:t xml:space="preserve">Lachnoclostridium</w:t>
-      </w:r>
-      <w:r>
-        <w:t xml:space="preserve"> </w:t>
-      </w:r>
-      <w:r>
-        <w:t xml:space="preserve">(Zhuang 2018),</w:t>
-      </w:r>
-      <w:r>
-        <w:t xml:space="preserve"> </w:t>
-      </w:r>
-      <w:r>
-        <w:rPr>
-          <w:i/>
-          <w:iCs/>
-        </w:rPr>
-        <w:t xml:space="preserve">Akkermansia</w:t>
-      </w:r>
-      <w:r>
-        <w:t xml:space="preserve"> </w:t>
-      </w:r>
-      <w:r>
-        <w:t xml:space="preserve">(Ling 2020),</w:t>
-      </w:r>
-      <w:r>
-        <w:t xml:space="preserve"> </w:t>
-      </w:r>
-      <w:r>
-        <w:rPr>
-          <w:i/>
-          <w:iCs/>
-        </w:rPr>
-        <w:t xml:space="preserve">Bacteroides</w:t>
-      </w:r>
-      <w:r>
-        <w:t xml:space="preserve"> </w:t>
-      </w:r>
-      <w:r>
-        <w:t xml:space="preserve">(Zhu 2022),</w:t>
-      </w:r>
-      <w:r>
-        <w:t xml:space="preserve"> </w:t>
-      </w:r>
-      <w:r>
-        <w:rPr>
-          <w:i/>
-          <w:iCs/>
-        </w:rPr>
-        <w:t xml:space="preserve">Castellaniella</w:t>
-      </w:r>
-      <w:r>
-        <w:t xml:space="preserve"> </w:t>
-      </w:r>
-      <w:r>
-        <w:t xml:space="preserve">(Kazakhstan) (Figure 6A; Supplementary Figure S2); no direction is assigned to these values (Section 2.8).</w:t>
-      </w:r>
-    </w:p>
-    <w:p>
-      <w:pPr>
-        <w:pStyle w:val="BodyText"/>
-      </w:pPr>
-      <w:r>
-        <w:rPr>
-          <w:b/>
-          <w:bCs/>
-        </w:rPr>
-        <w:t xml:space="preserve">Coefficient-sign stability screen (logistic regression only).</w:t>
-      </w:r>
-      <w:r>
-        <w:t xml:space="preserve"> </w:t>
-      </w:r>
-      <w:r>
-        <w:t xml:space="preserve">Using the pre-specified criterion (Section 2.8: stable positive coefficient sign in ≥8/10 outer folds in ≥1 cohort, stable negative in ≥8/10 folds in ≥1 other, restricted to genera in the top-20 OOF mean-|SHAP| ranking in ≥2 cohorts),</w:t>
-      </w:r>
-      <w:r>
-        <w:t xml:space="preserve"> </w:t>
-      </w:r>
-      <w:r>
-        <w:rPr>
-          <w:b/>
-          <w:bCs/>
-        </w:rPr>
-        <w:t xml:space="preserve">eight genera met this descriptive stability criterion</w:t>
-      </w:r>
-      <w:r>
-        <w:t xml:space="preserve"> </w:t>
-      </w:r>
-      <w:r>
-        <w:t xml:space="preserve">(Figure 6B):</w:t>
-      </w:r>
-      <w:r>
-        <w:t xml:space="preserve"> </w:t>
-      </w:r>
-      <w:r>
-        <w:rPr>
-          <w:i/>
-          <w:iCs/>
-        </w:rPr>
-        <w:t xml:space="preserve">Agathobacter</w:t>
-      </w:r>
-      <w:r>
-        <w:t xml:space="preserve">,</w:t>
-      </w:r>
-      <w:r>
-        <w:t xml:space="preserve"> </w:t>
-      </w:r>
-      <w:r>
-        <w:rPr>
-          <w:i/>
-          <w:iCs/>
-        </w:rPr>
-        <w:t xml:space="preserve">Bifidobacterium</w:t>
-      </w:r>
-      <w:r>
-        <w:t xml:space="preserve">,</w:t>
-      </w:r>
-      <w:r>
-        <w:t xml:space="preserve"> </w:t>
-      </w:r>
-      <w:r>
-        <w:rPr>
-          <w:i/>
-          <w:iCs/>
-        </w:rPr>
-        <w:t xml:space="preserve">Coprococcus</w:t>
-      </w:r>
-      <w:r>
-        <w:t xml:space="preserve">,</w:t>
-      </w:r>
-      <w:r>
-        <w:t xml:space="preserve"> </w:t>
-      </w:r>
-      <w:r>
-        <w:rPr>
-          <w:i/>
-          <w:iCs/>
-        </w:rPr>
-        <w:t xml:space="preserve">Dorea</w:t>
-      </w:r>
-      <w:r>
-        <w:t xml:space="preserve">,</w:t>
-      </w:r>
-      <w:r>
-        <w:t xml:space="preserve"> </w:t>
-      </w:r>
-      <w:r>
-        <w:rPr>
-          <w:i/>
-          <w:iCs/>
-        </w:rPr>
-        <w:t xml:space="preserve">Lactobacillus</w:t>
-      </w:r>
-      <w:r>
-        <w:t xml:space="preserve">,</w:t>
-      </w:r>
-      <w:r>
-        <w:t xml:space="preserve"> </w:t>
-      </w:r>
-      <w:r>
-        <w:rPr>
-          <w:i/>
-          <w:iCs/>
-        </w:rPr>
-        <w:t xml:space="preserve">NK4A214 group</w:t>
-      </w:r>
-      <w:r>
-        <w:t xml:space="preserve">,</w:t>
-      </w:r>
-      <w:r>
-        <w:t xml:space="preserve"> </w:t>
-      </w:r>
-      <w:r>
-        <w:rPr>
-          <w:i/>
-          <w:iCs/>
-        </w:rPr>
-        <w:t xml:space="preserve">Romboutsia</w:t>
-      </w:r>
-      <w:r>
-        <w:t xml:space="preserve">, and</w:t>
-      </w:r>
-      <w:r>
-        <w:t xml:space="preserve"> </w:t>
-      </w:r>
-      <w:r>
-        <w:rPr>
-          <w:i/>
-          <w:iCs/>
-        </w:rPr>
-        <w:t xml:space="preserve">Ruminococcus gnavus group</w:t>
-      </w:r>
-      <w:r>
-        <w:t xml:space="preserve">. This is deliberately a descriptive screen, not a statistically confirmed set: the 10 outer-CV folds share substantially overlapping training sets, so fold-level coefficient signs are not independent replications, and no multiplicity-adjusted p-value is assigned to any taxon (Section 2.8, Limitations). It is a smaller, more conservative set than a less rigorous alternative that classifies any genus with opposite-signed pooled mean SHAP across two cohorts as a</w:t>
-      </w:r>
-      <w:r>
-        <w:t xml:space="preserve"> </w:t>
-      </w:r>
-      <w:r>
-        <w:t xml:space="preserve">“flip”</w:t>
-      </w:r>
-      <w:r>
-        <w:t xml:space="preserve"> </w:t>
-      </w:r>
-      <w:r>
-        <w:t xml:space="preserve">— which, applied here, would identify twelve genera; the stability requirement removes flips not reproducible across most of a cohort’s own outer folds. No comparable screen is applied to LightGBM, which has no coefficient-like, globally monotonic direction and may have nonlinear SHAP–feature relationships.</w:t>
-      </w:r>
-    </w:p>
-    <w:p>
-      <w:pPr>
-        <w:pStyle w:val="BodyText"/>
-      </w:pPr>
-      <w:r>
-        <w:rPr>
-          <w:i/>
-          <w:iCs/>
-        </w:rPr>
-        <w:t xml:space="preserve">Romboutsia</w:t>
-      </w:r>
-      <w:r>
-        <w:t xml:space="preserve"> </w:t>
-      </w:r>
-      <w:r>
-        <w:t xml:space="preserve">shows the cleanest cohort-level pattern among the eight taxa meeting the screen: a stable negative coefficient (higher relative abundance predicts lower AD log-odds under the fitted model) in all three Chinese cohorts and a stable positive coefficient in Kazakhstan (9/10 folds; Supplementary Table S6) — the one genus among the eight whose pattern cleanly separates by country in this dataset. We do not have a specific mechanistic hypothesis for</w:t>
-      </w:r>
-      <w:r>
-        <w:t xml:space="preserve"> </w:t>
-      </w:r>
-      <w:r>
-        <w:rPr>
-          <w:i/>
-          <w:iCs/>
-        </w:rPr>
-        <w:t xml:space="preserve">Romboutsia</w:t>
-      </w:r>
-      <w:r>
-        <w:t xml:space="preserve">.</w:t>
-      </w:r>
-    </w:p>
-    <w:p>
-      <w:pPr>
-        <w:pStyle w:val="BodyText"/>
-      </w:pPr>
-      <w:r>
-        <w:rPr>
-          <w:i/>
-          <w:iCs/>
-        </w:rPr>
-        <w:t xml:space="preserve">Lactobacillus</w:t>
-      </w:r>
-      <w:r>
-        <w:t xml:space="preserve"> </w:t>
-      </w:r>
-      <w:r>
-        <w:t xml:space="preserve">also meets the screen but its per-cohort pattern is messier: stable-negative in Zhuang 2018 only, and stable-positive in the other three cohorts (Ling 2020, Zhu 2022, Kazakhstan; Supplementary Table S6). Diet is one plausible unmeasured confounder for genus-level differences of this kind, but this dataset contains no dietary covariate data, and we do not attribute this or any other taxon’s pattern to a specific mechanism.</w:t>
-      </w:r>
-    </w:p>
-    <w:p>
-      <w:pPr>
-        <w:pStyle w:val="BodyText"/>
-      </w:pPr>
-      <w:r>
-        <w:rPr>
-          <w:i/>
-          <w:iCs/>
-        </w:rPr>
-        <w:t xml:space="preserve">Akkermansia</w:t>
-      </w:r>
-      <w:r>
-        <w:t xml:space="preserve"> </w:t>
-      </w:r>
-      <w:r>
-        <w:t xml:space="preserve">does not meet the coefficient-stability screen at all: its fitted coefficient is stable and positive in all four cohorts (10/10 outer folds in every cohort; Supplementary Table S6), despite appearing to reverse sign under the pooled mean-SHAP statistic (above). This is the clearest illustration in this dataset of why coefficient-based, fold-stability-gated direction is necessary rather than a raw pooled-SHAP sign.</w:t>
-      </w:r>
-    </w:p>
-    <w:p>
-      <w:pPr>
-        <w:pStyle w:val="BodyText"/>
-      </w:pPr>
-      <w:r>
-        <w:rPr>
-          <w:b/>
-          <w:bCs/>
-        </w:rPr>
-        <w:t xml:space="preserve">LOCO SHAP analysis: feature importance only, no cross-cohort direction assigned.</w:t>
-      </w:r>
-      <w:r>
-        <w:t xml:space="preserve"> </w:t>
-      </w:r>
-      <w:r>
-        <w:t xml:space="preserve">When SHAP values were computed for LOCO-trained classifiers applied to held-out cohorts,</w:t>
-      </w:r>
-      <w:r>
-        <w:t xml:space="preserve"> </w:t>
-      </w:r>
-      <w:r>
-        <w:rPr>
-          <w:i/>
-          <w:iCs/>
-        </w:rPr>
-        <w:t xml:space="preserve">Akkermansia</w:t>
-      </w:r>
-      <w:r>
-        <w:t xml:space="preserve"> </w:t>
-      </w:r>
-      <w:r>
-        <w:t xml:space="preserve">was the top-importance predictor for two of four held-out cohorts — Zhuang 2018 (|SHAP|=0.470) and Zhu 2022 (|SHAP|=0.372) — while</w:t>
-      </w:r>
-      <w:r>
-        <w:t xml:space="preserve"> </w:t>
-      </w:r>
-      <w:r>
-        <w:rPr>
-          <w:i/>
-          <w:iCs/>
-        </w:rPr>
-        <w:t xml:space="preserve">Subdoligranulum</w:t>
-      </w:r>
-      <w:r>
-        <w:t xml:space="preserve"> </w:t>
-      </w:r>
-      <w:r>
-        <w:t xml:space="preserve">(|SHAP|=0.269) topped held-out Ling 2020 and</w:t>
-      </w:r>
-      <w:r>
-        <w:t xml:space="preserve"> </w:t>
-      </w:r>
-      <w:r>
-        <w:rPr>
-          <w:i/>
-          <w:iCs/>
-        </w:rPr>
-        <w:t xml:space="preserve">Christensenellaceae R-7 group</w:t>
-      </w:r>
-      <w:r>
-        <w:t xml:space="preserve"> </w:t>
-      </w:r>
-      <w:r>
-        <w:t xml:space="preserve">(|SHAP|=0.368) topped held-out Kazakhstan; no genus ranked first across all four. Consistent with Section 2.8, we do not assign an AD/CN direction to these values: the LOCO SHAP background (three training cohorts) and evaluation set (held-out cohort) are drawn from systematically different populations by construction, confounding sign with the raw cross-cohort compositional difference quantified by PERMANOVA (Section 3.4) rather than reflecting a stable, model-derived direction. The absence of a single top-importance genus across all four held-out cohorts is consistent with the classifier activating whichever genera most resemble its training-cohort signature rather than a disease marker generalizing across populations.</w:t>
-      </w:r>
-    </w:p>
-    <w:p>
       <w:r>
         <w:pict>
           <v:rect style="width:0;height:1.5pt" o:hralign="center" o:hrstd="t" o:hr="t"/>
         </w:pict>
       </w:r>
     </w:p>
-    <w:bookmarkEnd w:id="30"/>
-    <w:bookmarkEnd w:id="31"/>
-    <w:bookmarkStart w:id="38" w:name="discussion"/>
+    <w:bookmarkEnd w:id="47"/>
+    <w:bookmarkStart w:id="48" w:name="figure-captions"/>
     <w:p>
       <w:pPr>
         <w:pStyle w:val="Heading2"/>
       </w:pPr>
       <w:r>
-        <w:t xml:space="preserve">4. Discussion</w:t>
-      </w:r>
-    </w:p>
-    <w:bookmarkStart w:id="32" w:name="X98882ddec0548496a5c10a2861c9a197d74e628"/>
-    <w:p>
-      <w:pPr>
-        <w:pStyle w:val="Heading3"/>
-      </w:pPr>
-      <w:r>
-        <w:t xml:space="preserve">4.1 Systematic Quantification of Generalization Failure</w:t>
+        <w:t xml:space="preserve">Figure Captions</w:t>
       </w:r>
     </w:p>
     <w:p>
       <w:pPr>
         <w:pStyle w:val="FirstParagraph"/>
-      </w:pPr>
-      <w:r>
-        <w:t xml:space="preserve">This study provides a systematic, quantitative analysis of cross-cohort generalization limitations in gut microbiome-based AD classifiers. Across four labeled cohorts, two model types, two cross-cohort evaluation designs, and two batch correction methods, we consistently observe the same result: classifiers trained within one cohort do not transfer reliably to another. The mean LOCO AUC drop of 0.176 for logistic regression and 0.146 for LightGBM, with one of eight model–cohort combinations near chance, demonstrates that within-cohort performance figures — from the original publications or from this study’s own nested-CV estimates — cannot be taken as evidence of a generalizable diagnostic signal. A formal paired bootstrap test (Section 3.3) supports this drop for five of eight cohort–model pairs at conventional significance; the remaining three show the same directional pattern without reaching formal significance at this sample size, a distinction we report rather than treat all eight as equally well-supported.</w:t>
-      </w:r>
-    </w:p>
-    <w:p>
-      <w:pPr>
-        <w:pStyle w:val="BodyText"/>
-      </w:pPr>
-      <w:r>
-        <w:t xml:space="preserve">This finding is consistent with the broader literature. The</w:t>
-      </w:r>
-      <w:r>
-        <w:t xml:space="preserve"> </w:t>
-      </w:r>
-      <w:r>
-        <w:rPr>
-          <w:i/>
-          <w:iCs/>
-        </w:rPr>
-        <w:t xml:space="preserve">Bacteroides</w:t>
-      </w:r>
-      <w:r>
-        <w:t xml:space="preserve"> </w:t>
-      </w:r>
-      <w:r>
-        <w:t xml:space="preserve">directionality reversal documented by Jemimah et al. (2023) across North American and Chinese cohorts, contradictory reports for</w:t>
-      </w:r>
-      <w:r>
-        <w:t xml:space="preserve"> </w:t>
-      </w:r>
-      <w:r>
-        <w:rPr>
-          <w:i/>
-          <w:iCs/>
-        </w:rPr>
-        <w:t xml:space="preserve">Akkermansia</w:t>
-      </w:r>
-      <w:r>
-        <w:t xml:space="preserve"> </w:t>
-      </w:r>
-      <w:r>
-        <w:t xml:space="preserve">(Liu et al., 2020), and highly cohort-specific patterns reported elsewhere all suggest population-level heterogeneity. A recent multi-cohort integration study (Wang et al., 2026, mSystems) similarly identified cross-geographic heterogeneity as a major obstacle; the present analysis complements that work by quantifying how severely within-cohort classifiers fail on external populations, and by showing neither correction method recovered cross-cohort transferability on average.</w:t>
-      </w:r>
-    </w:p>
-    <w:bookmarkEnd w:id="32"/>
-    <w:bookmarkStart w:id="33" w:name="Xbcb159aba27123b659b16bd390bd633d900cb9e"/>
-    <w:p>
-      <w:pPr>
-        <w:pStyle w:val="Heading3"/>
-      </w:pPr>
-      <w:r>
-        <w:t xml:space="preserve">4.2 Batch-Adjustment Results and Limits of Mechanistic Interpretation</w:t>
-      </w:r>
-    </w:p>
-    <w:p>
-      <w:pPr>
-        <w:pStyle w:val="FirstParagraph"/>
-      </w:pPr>
-      <w:r>
-        <w:t xml:space="preserve">Two distinct findings must be kept separate here.</w:t>
-      </w:r>
-    </w:p>
-    <w:p>
-      <w:pPr>
-        <w:pStyle w:val="BodyText"/>
       </w:pPr>
       <w:r>
         <w:rPr>
           <w:b/>
           <w:bCs/>
         </w:rPr>
-        <w:t xml:space="preserve">Empirical result:</w:t>
-      </w:r>
-      <w:r>
-        <w:t xml:space="preserve"> </w:t>
-      </w:r>
-      <w:r>
-        <w:t xml:space="preserve">cohort identity explains substantially more compositional variance than disease status (Aitchison R²=0.193 across all five cohorts; marginal R²=0.172 cohort vs. 0.014 diagnosis in the four-cohort two-variable model — an approximately 12-fold disparity), and cohort membership is near-perfectly recoverable from the same CLR features (macro-AUC=0.9917). This 12-fold figure is not fixed, however: restricted to the three more technically comparable Chinese paired-end MiSeq cohorts, the same comparison falls to approximately 2.6-fold (cohort R²=0.059 vs. diagnosis R²=0.023; Section 3.4), and the significant beta-dispersion difference among cohorts (Section 3.4) means these R² values reflect both centroid separation and within-cohort spread, limiting a simple centroid-distance interpretation of cohort separation. Compositional structure was strongly associated with cohort-of-origin in the evaluated datasets, but the magnitude is sensitive to cohort composition and dispersion structure, not a single stable number. Separately: batch correction, evaluated under a label-blind design using no sample’s diagnosis label, left mean LOCO AUC essentially unchanged (within 0.007 AUC of uncorrected for both methods, both models; Section 3.5) — neither recovering cross-cohort transferability nor substantially degrading it.</w:t>
-      </w:r>
-    </w:p>
-    <w:p>
-      <w:pPr>
-        <w:pStyle w:val="BodyText"/>
-      </w:pPr>
+        <w:t xml:space="preserve">Figure 1.</w:t>
+      </w:r>
+      <w:r>
+        <w:t xml:space="preserve"> </w:t>
+      </w:r>
+      <w:r>
+        <w:t xml:space="preserve">Study design. (</w:t>
+      </w:r>
       <w:r>
         <w:rPr>
           <w:b/>
           <w:bCs/>
         </w:rPr>
-        <w:t xml:space="preserve">Hypothesis, clearly flagged as such:</w:t>
-      </w:r>
-      <w:r>
-        <w:t xml:space="preserve"> </w:t>
-      </w:r>
-      <w:r>
-        <w:t xml:space="preserve">the much larger cohort-associated variance component provides plausible context for</w:t>
-      </w:r>
-      <w:r>
-        <w:t xml:space="preserve"> </w:t>
-      </w:r>
-      <w:r>
-        <w:rPr>
-          <w:i/>
-          <w:iCs/>
-        </w:rPr>
-        <w:t xml:space="preserve">why</w:t>
-      </w:r>
-      <w:r>
-        <w:t xml:space="preserve"> </w:t>
-      </w:r>
-      <w:r>
-        <w:t xml:space="preserve">correction targeting cohort-associated variance might struggle to isolate and remove only that variance without also touching disease-associated variance, if the two are not orthogonal in this compositional space. PERMANOVA marginal R² values do not establish that overlap directly, and we did not run an experiment (e.g., a simulation with known, controlled cohort/diagnosis-axis overlap) capable of testing it. We present this as a hypothesis consistent with the observed pattern, not a demonstrated mechanism, and no longer state that batch correction cannot work in general or that this analysis proves cohort and disease axes overlap.</w:t>
-      </w:r>
-    </w:p>
-    <w:p>
-      <w:pPr>
-        <w:pStyle w:val="BodyText"/>
-      </w:pPr>
-      <w:r>
-        <w:t xml:space="preserve">Under the label-informed design, in which ComBat-seq and MMUPHin were told every sample’s own true diagnosis label during a joint fit across all four labeled cohorts (Section 2.7), ComBat-seq’s correction substantially worsened LOCO AUC (mean LogReg: 0.640→0.493, one cohort collapsing to AUC=0.308). The identical comparison under a label-blind design — same cohorts, features, and downstream classifiers, only omitting the diagnosis label from correction — instead reproduces essentially flat LOCO AUC (Section 3.5, Table 4), indicating the severe degradation was specific to the label-informed design rather than evidence these methods generally degrade cross-cohort performance, or of an intrinsic incompatibility between ComBat-seq’s negative-binomial framework and 16S compositional data. One hypothesis consistent with this pattern, not established by it, is that a correction model explicitly told each sample’s diagnosis label constructs a label-conditional transformation with no prospective analog. We therefore do not attribute the label-informed collapse to a property of ComBat-seq’s modeling framework, and retain those numbers only as an explicitly-labeled exploratory sensitivity illustrating what a label-aware, non-deployable correction can do (Section 3.5).</w:t>
-      </w:r>
-    </w:p>
-    <w:p>
-      <w:pPr>
-        <w:pStyle w:val="BodyText"/>
-      </w:pPr>
-      <w:r>
-        <w:t xml:space="preserve">The finding that survives this correction — and that we consider the more robust and useful result for the field — is narrower than originally stated: under label-blind transductive evaluation, two widely used batch-correction methods designed for other data types (RNA-seq counts; general microbiome meta-analysis) did not recover cross-cohort transferability for AD classification in this dataset. This demonstrates ineffectiveness at the specific task, not that these methods actively destroy signal, nor a mechanistic explanation of why such correction is difficult. The field may still need fundamentally different approaches — multi-cohort training with cohort as an explicit stratification variable, domain adaptation methods, or meta-analytic frameworks that model between-cohort heterogeneity rather than attempting to remove it — but we no longer claim to have shown mechanistically why standard correction fails, only that it did not succeed under the conditions tested here.</w:t>
-      </w:r>
-    </w:p>
-    <w:bookmarkEnd w:id="33"/>
-    <w:bookmarkStart w:id="34" w:name="X9f2d8eae8ef31ba83232c3812e40b06a505ea5e"/>
-    <w:p>
-      <w:pPr>
-        <w:pStyle w:val="Heading3"/>
-      </w:pPr>
-      <w:r>
-        <w:t xml:space="preserve">4.3 Implications of the Zhu 2022 Paired-Sample Design</w:t>
-      </w:r>
-    </w:p>
-    <w:p>
-      <w:pPr>
-        <w:pStyle w:val="FirstParagraph"/>
-      </w:pPr>
-      <w:r>
-        <w:t xml:space="preserve">The Zhu 2022 cohort deposited both blood microbiome (B_</w:t>
-      </w:r>
-      <w:r>
-        <w:rPr>
-          <w:i/>
-          <w:iCs/>
-        </w:rPr>
-        <w:t xml:space="preserve">) and fecal (F_</w:t>
-      </w:r>
-      <w:r>
-        <w:t xml:space="preserve">) samples from the same 90 participants (PRJNA489760). Blood samples were excluded because blood and fecal microbiome communities are fundamentally distinct compartments; including both would introduce a sample-type confound structurally identical to a batch effect, inflating within-cohort AUC through tissue-compartment discrimination rather than disease discrimination.</w:t>
-      </w:r>
-    </w:p>
-    <w:p>
-      <w:pPr>
-        <w:pStyle w:val="BodyText"/>
-      </w:pPr>
-      <w:r>
-        <w:t xml:space="preserve">With fecal-only samples (n=60 binary), the near-perfect within-cohort AUC (logistic regression 0.998, LightGBM 0.979) is harder to attribute to a single confound. The small sample size (30 per class) is relevant — each 10-fold CV test fold contains ~6 samples, so single-fold AUC estimates can be highly variable — and Zhu 2022 showed the largest detectable diagnosis-associated compositional effect (R²=0.094, F=6.01, p=0.0001) of the four labeled cohorts. The repeated-CV and label-permutation analyses (Section 2.4.1, Section 3.2) show this estimate is stable to fold assignment and clearly distinguishable from a chance-label null; it may nonetheless overstate population-level performance, being derived from only 60 participants without independent replication.</w:t>
-      </w:r>
-    </w:p>
-    <w:p>
-      <w:pPr>
-        <w:pStyle w:val="BodyText"/>
-      </w:pPr>
-      <w:r>
-        <w:t xml:space="preserve">The LOCO result for Zhu 2022 (logistic regression AUC=0.813, the highest LOCO value among all cohorts) is informative: classifiers trained on the other three cohorts transfer to Zhu 2022 fecal samples better than to any other cohort, suggesting the fecal disease signal here is somewhat consistent with the Chinese and Kazakh training cohorts, unlike a spurious compartment-discrimination signal that mixed-compartment pooling would have produced — a design this study avoided by excluding blood samples at the outset (Section 2.4). We recommend future AD microbiome studies report sample types explicitly and analyze each compartment independently before pooling.</w:t>
-      </w:r>
-    </w:p>
-    <w:bookmarkEnd w:id="34"/>
-    <w:bookmarkStart w:id="35" w:name="X8760b2c7f44609ac2536b415795b45d841bbb3a"/>
-    <w:p>
-      <w:pPr>
-        <w:pStyle w:val="Heading3"/>
-      </w:pPr>
-      <w:r>
-        <w:t xml:space="preserve">4.4 Coefficient-Sign Stability Screen: Descriptive Cross-Cohort Direction Heterogeneity</w:t>
-      </w:r>
-    </w:p>
-    <w:p>
-      <w:pPr>
-        <w:pStyle w:val="FirstParagraph"/>
-      </w:pPr>
-      <w:r>
-        <w:t xml:space="preserve">As reported in Section 3.6, eight genera met the pre-specified coefficient-sign-stability screen (≥8/10 outer folds agreeing in sign; Section 2.8) for logistic regression:</w:t>
-      </w:r>
-      <w:r>
-        <w:t xml:space="preserve"> </w:t>
-      </w:r>
-      <w:r>
-        <w:rPr>
-          <w:i/>
-          <w:iCs/>
-        </w:rPr>
-        <w:t xml:space="preserve">Agathobacter</w:t>
-      </w:r>
-      <w:r>
-        <w:t xml:space="preserve">,</w:t>
-      </w:r>
-      <w:r>
-        <w:t xml:space="preserve"> </w:t>
-      </w:r>
-      <w:r>
-        <w:rPr>
-          <w:i/>
-          <w:iCs/>
-        </w:rPr>
-        <w:t xml:space="preserve">Bifidobacterium</w:t>
-      </w:r>
-      <w:r>
-        <w:t xml:space="preserve">,</w:t>
-      </w:r>
-      <w:r>
-        <w:t xml:space="preserve"> </w:t>
-      </w:r>
-      <w:r>
-        <w:rPr>
-          <w:i/>
-          <w:iCs/>
-        </w:rPr>
-        <w:t xml:space="preserve">Coprococcus</w:t>
-      </w:r>
-      <w:r>
-        <w:t xml:space="preserve">,</w:t>
-      </w:r>
-      <w:r>
-        <w:t xml:space="preserve"> </w:t>
-      </w:r>
-      <w:r>
-        <w:rPr>
-          <w:i/>
-          <w:iCs/>
-        </w:rPr>
-        <w:t xml:space="preserve">Dorea</w:t>
-      </w:r>
-      <w:r>
-        <w:t xml:space="preserve">,</w:t>
-      </w:r>
-      <w:r>
-        <w:t xml:space="preserve"> </w:t>
-      </w:r>
-      <w:r>
-        <w:rPr>
-          <w:i/>
-          <w:iCs/>
-        </w:rPr>
-        <w:t xml:space="preserve">Lactobacillus</w:t>
-      </w:r>
-      <w:r>
-        <w:t xml:space="preserve">,</w:t>
-      </w:r>
-      <w:r>
-        <w:t xml:space="preserve"> </w:t>
-      </w:r>
-      <w:r>
-        <w:rPr>
-          <w:i/>
-          <w:iCs/>
-        </w:rPr>
-        <w:t xml:space="preserve">NK4A214 group</w:t>
-      </w:r>
-      <w:r>
-        <w:t xml:space="preserve">,</w:t>
-      </w:r>
-      <w:r>
-        <w:t xml:space="preserve"> </w:t>
-      </w:r>
-      <w:r>
-        <w:rPr>
-          <w:i/>
-          <w:iCs/>
-        </w:rPr>
-        <w:t xml:space="preserve">Romboutsia</w:t>
-      </w:r>
-      <w:r>
-        <w:t xml:space="preserve">, and</w:t>
-      </w:r>
-      <w:r>
-        <w:t xml:space="preserve"> </w:t>
-      </w:r>
-      <w:r>
-        <w:rPr>
-          <w:i/>
-          <w:iCs/>
-        </w:rPr>
-        <w:t xml:space="preserve">Ruminococcus gnavus group</w:t>
-      </w:r>
-      <w:r>
-        <w:t xml:space="preserve">. We present this descriptively, not as statistically confirmed contradictions — the 10 outer-CV folds share overlapping training data, so fold-level signs are not independent replications, and we assign no multiplicity-adjusted p-values. A less conservative alternative (opposite-signed pooled mean SHAP across two cohorts, a background-relative quantity, not the coefficient) would identify twelve genera for each model; requiring reproducibility across a cohort’s own outer folds and grounding direction in the fitted coefficient is why this paper reports eight genera for logistic regression and none for LightGBM, which has no coefficient-like global direction to test.</w:t>
-      </w:r>
-    </w:p>
-    <w:p>
-      <w:pPr>
-        <w:pStyle w:val="BodyText"/>
-      </w:pPr>
-      <w:r>
-        <w:rPr>
-          <w:i/>
-          <w:iCs/>
-        </w:rPr>
-        <w:t xml:space="preserve">Romboutsia</w:t>
-      </w:r>
-      <w:r>
-        <w:t xml:space="preserve"> </w:t>
-      </w:r>
-      <w:r>
-        <w:t xml:space="preserve">shows the cleanest cohort-level pattern: stable-negative in all three Chinese cohorts, stable-positive in Kazakhstan; we offer no mechanistic hypothesis.</w:t>
-      </w:r>
-      <w:r>
-        <w:t xml:space="preserve"> </w:t>
-      </w:r>
-      <w:r>
-        <w:rPr>
-          <w:i/>
-          <w:iCs/>
-        </w:rPr>
-        <w:t xml:space="preserve">Lactobacillus</w:t>
-      </w:r>
-      <w:r>
-        <w:t xml:space="preserve"> </w:t>
-      </w:r>
-      <w:r>
-        <w:t xml:space="preserve">also meets the screen but does not cleanly separate by country (stable-negative in Zhuang 2018 only). Diet is a plausible unmeasured confounder generally, but this dataset has no dietary covariate data, so we attribute no taxon’s pattern to a specific mechanism.</w:t>
-      </w:r>
-      <w:r>
-        <w:t xml:space="preserve"> </w:t>
-      </w:r>
-      <w:r>
-        <w:rPr>
-          <w:i/>
-          <w:iCs/>
-        </w:rPr>
-        <w:t xml:space="preserve">Akkermansia</w:t>
-      </w:r>
-      <w:r>
-        <w:t xml:space="preserve"> </w:t>
-      </w:r>
-      <w:r>
-        <w:t xml:space="preserve">illustrates why the coefficient-based, stability-gated definition matters: its pooled mean SHAP appears to reverse sign between cohorts (Section 3.6), but its fitted coefficient is positive and stable in all four cohorts (Supplementary Table S6) — the model never learned an inconsistent direction; the apparent reversal is a background-relative SHAP artifact, not the fitted model.</w:t>
-      </w:r>
-    </w:p>
-    <w:p>
-      <w:pPr>
-        <w:pStyle w:val="BodyText"/>
-      </w:pPr>
-      <w:r>
-        <w:t xml:space="preserve">The eight taxa meeting this screen may reflect biological population heterogeneity, technical study effects, or both; the design cannot disentangle these sources, nor does the screen establish that any taxon’s pattern exceeds what a non-independent, overlapping-fold estimate could show by chance. Standard batch correction, designed to remove technical batch effects, would not be expected to resolve directional disagreements driven by population-level biological differences rather than technical artifacts — reinforced by Section 4.2’s finding that label-blind correction left cross-cohort AUC essentially unchanged.</w:t>
-      </w:r>
-    </w:p>
-    <w:bookmarkEnd w:id="35"/>
-    <w:bookmarkStart w:id="36" w:name="implications-for-clinical-translation"/>
-    <w:p>
-      <w:pPr>
-        <w:pStyle w:val="Heading3"/>
-      </w:pPr>
-      <w:r>
-        <w:t xml:space="preserve">4.5 Implications for Clinical Translation</w:t>
-      </w:r>
-    </w:p>
-    <w:p>
-      <w:pPr>
-        <w:pStyle w:val="FirstParagraph"/>
-      </w:pPr>
-      <w:r>
-        <w:t xml:space="preserve">These results suggest gut microbiome-based AD classifiers are not ready for clinical deployment across heterogeneous external cohorts without prospective validation. A classifier trained on Zhuang 2018 and applied to Kazakhstan achieved AUC=0.566 for logistic regression and AUC=0.493 for LightGBM — near chance and inadequate for diagnostic deployment.</w:t>
-      </w:r>
-    </w:p>
-    <w:p>
-      <w:pPr>
-        <w:pStyle w:val="BodyText"/>
-      </w:pPr>
-      <w:r>
-        <w:t xml:space="preserve">We propose three prerequisites for meaningful clinical translation: (1)</w:t>
-      </w:r>
-      <w:r>
-        <w:t xml:space="preserve"> </w:t>
+        <w:t xml:space="preserve">A</w:t>
+      </w:r>
+      <w:r>
+        <w:t xml:space="preserve">) Overview of the five 16S rRNA amplicon sequencing cohorts assembled for this study, including country of origin, sample size, sequencing mode, 16S variable region, diagnosis label availability, and analytic phases in which each cohort participates. (</w:t>
       </w:r>
       <w:r>
         <w:rPr>
           <w:b/>
           <w:bCs/>
         </w:rPr>
-        <w:t xml:space="preserve">Multi-cohort harmonized training data</w:t>
-      </w:r>
-      <w:r>
-        <w:t xml:space="preserve"> </w:t>
-      </w:r>
-      <w:r>
-        <w:t xml:space="preserve">— classifiers should train on samples from multiple geographic and demographic populations simultaneously, with cohort or population as a stratification variable, rather than training within a single cohort and expecting transfer. (2)</w:t>
-      </w:r>
-      <w:r>
-        <w:t xml:space="preserve"> </w:t>
-      </w:r>
+        <w:t xml:space="preserve">B</w:t>
+      </w:r>
+      <w:r>
+        <w:t xml:space="preserve">) Summary of the six-phase analysis pipeline, from DADA2 processing through SHAP feature importance analysis.</w:t>
+      </w:r>
+    </w:p>
+    <w:p>
+      <w:pPr>
+        <w:pStyle w:val="BodyText"/>
+      </w:pPr>
       <w:r>
         <w:rPr>
           <w:b/>
           <w:bCs/>
         </w:rPr>
-        <w:t xml:space="preserve">Prospective cross-cohort validation as a publication standard</w:t>
-      </w:r>
-      <w:r>
-        <w:t xml:space="preserve"> </w:t>
-      </w:r>
-      <w:r>
-        <w:t xml:space="preserve">— any future study reporting a gut microbiome AD classifier should validate performance on at least one independent cohort from a different geographic population before claiming clinical relevance; within-cohort AUC alone, however high, is an insufficient evidential standard. (3)</w:t>
-      </w:r>
-      <w:r>
-        <w:t xml:space="preserve"> </w:t>
-      </w:r>
+        <w:t xml:space="preserve">Figure 2.</w:t>
+      </w:r>
+      <w:r>
+        <w:t xml:space="preserve"> </w:t>
+      </w:r>
+      <w:r>
+        <w:t xml:space="preserve">Within-cohort classification performance under nested cross-validation (10-fold outer / 5-fold inner CV). Bars show out-of-fold AUC-ROC; error bars represent 95% CIs from the diagnosis-stratified, participant-level bootstrap (10,000 replicates; Section 2.5.2), matching Table 2. Dashed line = chance (AUC = 0.50). LogReg = L2-regularized logistic regression; LGBM = LightGBM.</w:t>
+      </w:r>
+    </w:p>
+    <w:p>
+      <w:pPr>
+        <w:pStyle w:val="BodyText"/>
+      </w:pPr>
       <w:r>
         <w:rPr>
           <w:b/>
           <w:bCs/>
         </w:rPr>
-        <w:t xml:space="preserve">Covariate-adjusted models</w:t>
-      </w:r>
-      <w:r>
-        <w:t xml:space="preserve"> </w:t>
-      </w:r>
-      <w:r>
-        <w:t xml:space="preserve">— diet, geographic origin, antibiotic history, and other known microbiome-modulating covariates should be incorporated as features or confounders, reducing the influence of population-specific compositional baselines.</w:t>
-      </w:r>
-    </w:p>
-    <w:p>
-      <w:pPr>
-        <w:pStyle w:val="BodyText"/>
-      </w:pPr>
-      <w:r>
-        <w:t xml:space="preserve">Multi-cohort harmonized collection has succeeded in other biomarker domains (e.g., UK Biobank for genomic predictors, ADNI for neuroimaging). A parallel initiative — a consortium of AD microbiome studies committed to harmonized collection protocols and prospective cross-cohort sharing — would be the most direct route to a clinically actionable microbiome diagnostic.</w:t>
-      </w:r>
-    </w:p>
-    <w:bookmarkEnd w:id="36"/>
-    <w:bookmarkStart w:id="37" w:name="limitations"/>
-    <w:p>
-      <w:pPr>
-        <w:pStyle w:val="Heading3"/>
-      </w:pPr>
-      <w:r>
-        <w:t xml:space="preserve">4.6 Limitations</w:t>
-      </w:r>
-    </w:p>
-    <w:p>
-      <w:pPr>
-        <w:pStyle w:val="FirstParagraph"/>
-      </w:pPr>
-      <w:r>
-        <w:t xml:space="preserve">Several limitations of this study should be acknowledged explicitly.</w:t>
-      </w:r>
-    </w:p>
-    <w:p>
-      <w:pPr>
-        <w:pStyle w:val="BodyText"/>
-      </w:pPr>
+        <w:t xml:space="preserve">Figure 3.</w:t>
+      </w:r>
+      <w:r>
+        <w:t xml:space="preserve"> </w:t>
+      </w:r>
+      <w:r>
+        <w:t xml:space="preserve">Cross-cohort generalization failure. (</w:t>
+      </w:r>
       <w:r>
         <w:rPr>
           <w:b/>
           <w:bCs/>
         </w:rPr>
-        <w:t xml:space="preserve">Cohort search and selection:</w:t>
-      </w:r>
-      <w:r>
-        <w:t xml:space="preserve"> </w:t>
-      </w:r>
-      <w:r>
-        <w:t xml:space="preserve">The search strategy (Section 2.1, Supplementary Note S1) identified five publicly available cohorts — not exhaustive of all existing AD microbiome studies, and additional non-Asian cohorts would strengthen the conclusions. Diagnostic-criteria comparability (clinical AD diagnosis vs. amyloid-PET positivity) adds biological heterogeneity not fully disentangled from technical batch effects.</w:t>
-      </w:r>
-    </w:p>
-    <w:p>
-      <w:pPr>
-        <w:pStyle w:val="BodyText"/>
-      </w:pPr>
+        <w:t xml:space="preserve">A</w:t>
+      </w:r>
+      <w:r>
+        <w:t xml:space="preserve">) Within-cohort (solid bars) versus LOCO cross-cohort (hatched bars) AUC-ROC for logistic regression (blue) and LightGBM (pink). Error bars on the LOCO bars = 95% CI from the diagnosis-stratified, participant-level bootstrap (10,000 replicates; Section 2.5.2), matching Table 3; within-cohort bars are shown without error bars in this panel. (</w:t>
+      </w:r>
       <w:r>
         <w:rPr>
           <w:b/>
           <w:bCs/>
         </w:rPr>
-        <w:t xml:space="preserve">Mixed single-end and paired-end sequencing:</w:t>
-      </w:r>
-      <w:r>
-        <w:t xml:space="preserve"> </w:t>
-      </w:r>
-      <w:r>
-        <w:t xml:space="preserve">Kazakhstan used single-end NovaSeq reads while all other cohorts used paired-end MiSeq 2×300 bp. Single-end reads yield lower taxonomic resolution at equivalent read length due to the absence of overlap-based error correction in DADA2, and different error models were fitted per cohort — a technical asymmetry that cannot be disentangled from biological population differences here.</w:t>
-      </w:r>
-    </w:p>
-    <w:p>
-      <w:pPr>
-        <w:pStyle w:val="BodyText"/>
-      </w:pPr>
+        <w:t xml:space="preserve">B</w:t>
+      </w:r>
+      <w:r>
+        <w:t xml:space="preserve">,</w:t>
+      </w:r>
+      <w:r>
+        <w:t xml:space="preserve"> </w:t>
+      </w:r>
       <w:r>
         <w:rPr>
           <w:b/>
           <w:bCs/>
         </w:rPr>
-        <w:t xml:space="preserve">Kim/KBASE 2022 excluded from supervised analyses:</w:t>
-      </w:r>
-      <w:r>
-        <w:t xml:space="preserve"> </w:t>
-      </w:r>
-      <w:r>
-        <w:t xml:space="preserve">Per-sample amyloid-PET diagnosis labels are IRB-restricted. This cohort (78 participants; 18 amyloid-positive preclinical AD, 60 CN) contributed only to PERMANOVA variance decomposition.</w:t>
+        <w:t xml:space="preserve">C</w:t>
+      </w:r>
+      <w:r>
+        <w:t xml:space="preserve">) Pairwise single-cohort-train / single-cohort-test AUC heatmaps for logistic regression and LightGBM respectively. Diagonal (within-cohort) values are omitted; colour scale: red = near chance, green = high AUC.</w:t>
       </w:r>
     </w:p>
     <w:p>
@@ -7146,88 +8242,43 @@
           <w:b/>
           <w:bCs/>
         </w:rPr>
-        <w:t xml:space="preserve">China overrepresentation:</w:t>
-      </w:r>
-      <w:r>
-        <w:t xml:space="preserve"> </w:t>
-      </w:r>
-      <w:r>
-        <w:t xml:space="preserve">Three of the four labeled cohorts are Chinese, so the cross-cohort experiment is primarily a China-internal transfer (Zhuang ↔ Ling ↔ Zhu 2022) plus transfer to/from a single Central Asian cohort. A more geographically balanced design — North American, European, African populations — would be needed to generalize the conclusions further.</w:t>
-      </w:r>
-    </w:p>
-    <w:p>
-      <w:pPr>
-        <w:pStyle w:val="BodyText"/>
-      </w:pPr>
+        <w:t xml:space="preserve">Figure 4.</w:t>
+      </w:r>
+      <w:r>
+        <w:t xml:space="preserve"> </w:t>
+      </w:r>
+      <w:r>
+        <w:t xml:space="preserve">PERMANOVA variance decomposition and beta-diversity structure. (</w:t>
+      </w:r>
       <w:r>
         <w:rPr>
           <w:b/>
           <w:bCs/>
         </w:rPr>
-        <w:t xml:space="preserve">Partial SRA deposit for Zhu 2022:</w:t>
-      </w:r>
-      <w:r>
-        <w:t xml:space="preserve"> </w:t>
-      </w:r>
-      <w:r>
-        <w:t xml:space="preserve">The public archive contains 180 samples representing 90 participants, a subset of the 302 analyzed in the published study (PRJNA489760), which may not be a random sample of the full study population, potentially introducing selection bias of unknown direction.</w:t>
-      </w:r>
-    </w:p>
-    <w:p>
-      <w:pPr>
-        <w:pStyle w:val="BodyText"/>
-      </w:pPr>
+        <w:t xml:space="preserve">A</w:t>
+      </w:r>
+      <w:r>
+        <w:t xml:space="preserve">) Marginal R² values from a two-variable PERMANOVA model on the four labeled cohorts (n=401): cohort R²=0.172 and diagnosis R²=0.014, shown as independent bars. These Type III marginal R² values are estimated independently and do not sum to 1. (</w:t>
+      </w:r>
       <w:r>
         <w:rPr>
           <w:b/>
           <w:bCs/>
         </w:rPr>
-        <w:t xml:space="preserve">Global genus-selection feature universe:</w:t>
-      </w:r>
-      <w:r>
-        <w:t xml:space="preserve"> </w:t>
-      </w:r>
-      <w:r>
-        <w:t xml:space="preserve">The 396-genus feature set (Section 2.2) was selected using ≥20% prevalence pooled across all five cohorts, so the eventual held-out cohort in every LOCO/pairwise experiment contributed prevalence information. A training-only sensitivity analysis (Section 2.5.1, Section 3.3), run under the same prespecified</w:t>
-      </w:r>
-      <w:r>
-        <w:t xml:space="preserve"> </w:t>
-      </w:r>
-      <w:r>
-        <w:rPr>
-          <w:rStyle w:val="VerbatimChar"/>
-        </w:rPr>
-        <w:t xml:space="preserve">random_state=42</w:t>
-      </w:r>
-      <w:r>
-        <w:t xml:space="preserve"> </w:t>
-      </w:r>
-      <w:r>
-        <w:t xml:space="preserve">partition used throughout, re-derived genus selection independently within every split and found LOCO AUC changed by at most 0.066 — the generalization-failure conclusion is not an artifact of this design — but global selection remains a methodological limitation in principle, and we recommend training-only feature selection as the default for future cross-cohort microbiome classifier studies. Repeated cross-validation with multiple seeds was not performed for this sensitivity analysis, so 0.066 is a single-partition estimate, not one adjusted for fold-assignment variability.</w:t>
-      </w:r>
-    </w:p>
-    <w:p>
-      <w:pPr>
-        <w:pStyle w:val="BodyText"/>
-      </w:pPr>
+        <w:t xml:space="preserve">B</w:t>
+      </w:r>
+      <w:r>
+        <w:t xml:space="preserve">) PCoA of Aitchison distance matrix (all five cohorts; n=509). Cohort R²=0.193 (F=30.13, p=0.0001, 9,999 permutations). Ellipses = 95% normal confidence ellipses. (</w:t>
+      </w:r>
       <w:r>
         <w:rPr>
           <w:b/>
           <w:bCs/>
         </w:rPr>
-        <w:t xml:space="preserve">PERMANOVA cannot decompose cohort into technical and biological sources, and the cohort-versus-diagnosis disparity is sensitive to which cohorts are compared.</w:t>
-      </w:r>
-      <w:r>
-        <w:t xml:space="preserve"> </w:t>
-      </w:r>
-      <w:r>
-        <w:t xml:space="preserve">“Cohort”</w:t>
-      </w:r>
-      <w:r>
-        <w:t xml:space="preserve"> </w:t>
-      </w:r>
-      <w:r>
-        <w:t xml:space="preserve">here is a composite variable bundling sequencing platform, library preparation, recruitment site, diagnostic ascertainment, and unmeasured dietary/lifestyle differences that PERMANOVA and betadisper cannot separate (Section 2.6). As shown in Section 3.4, the ~12-fold disparity across all four labeled cohorts fell to ~2.6-fold when restricted to the three more technically comparable Chinese paired-end MiSeq cohorts, so this ratio depends substantially on which cohorts are compared; readers should not extrapolate the ~12-fold figure elsewhere.</w:t>
+        <w:t xml:space="preserve">C</w:t>
+      </w:r>
+      <w:r>
+        <w:t xml:space="preserve">) Beta-dispersion: distance from each sample to its cohort centroid (F=13.93, p=0.0001, 9,999 permutations).</w:t>
       </w:r>
     </w:p>
     <w:p>
@@ -7239,49 +8290,33 @@
           <w:b/>
           <w:bCs/>
         </w:rPr>
-        <w:t xml:space="preserve">Jaccard overlap significance depends on the null model chosen, and one finding reverses.</w:t>
-      </w:r>
-      <w:r>
-        <w:t xml:space="preserve"> </w:t>
-      </w:r>
-      <w:r>
-        <w:t xml:space="preserve">As shown in Section 3.6, LightGBM’s cross-cohort top-predictor overlap was significant at N=20/50 (not N=10) under a shared-genus-pool null but not significant at any tested N under a per-cohort prevalence-restricted null; we report both rather than selecting whichever supports a stronger claim. Logistic regression’s overlap was significant under both nulls at all tested N and is the more robust finding.</w:t>
-      </w:r>
-    </w:p>
-    <w:p>
-      <w:pPr>
-        <w:pStyle w:val="BodyText"/>
-      </w:pPr>
+        <w:t xml:space="preserve">Figure 5.</w:t>
+      </w:r>
+      <w:r>
+        <w:t xml:space="preserve"> </w:t>
+      </w:r>
+      <w:r>
+        <w:t xml:space="preserve">Effect of label-blind batch correction on LOCO cross-cohort AUC-ROC (primary analysis; no diagnosis information used during correction). (</w:t>
+      </w:r>
       <w:r>
         <w:rPr>
           <w:b/>
           <w:bCs/>
         </w:rPr>
-        <w:t xml:space="preserve">Batch correction: two designs, both transductive, neither prospective.</w:t>
-      </w:r>
-      <w:r>
-        <w:t xml:space="preserve"> </w:t>
-      </w:r>
-      <w:r>
-        <w:t xml:space="preserve">As detailed in Section 2.7, both the label-blind (primary) and label-informed (exploratory) designs estimate batch-effect parameters using the eventual held-out cohort’s own feature values and cohort membership, and neither should be extrapolated to prospective deployment. The label-informed design additionally uses every sample’s true diagnosis label and is retained only as an exploratory sensitivity; its results (including the severe Kazakhstan collapse under label-informed ComBat-seq, Section 3.5) should not be read as evidence about batch correction’s effect on biological signal in general, being substantially confounded by the design itself (Section 4.2).</w:t>
-      </w:r>
-    </w:p>
-    <w:p>
-      <w:pPr>
-        <w:pStyle w:val="BodyText"/>
-      </w:pPr>
+        <w:t xml:space="preserve">A</w:t>
+      </w:r>
+      <w:r>
+        <w:t xml:space="preserve">) Logistic regression and (</w:t>
+      </w:r>
       <w:r>
         <w:rPr>
           <w:b/>
           <w:bCs/>
         </w:rPr>
-        <w:t xml:space="preserve">Repeated cross-validation is a fold-stability check, not independent replication; three of eight within-cohort-vs-LOCO comparisons are not formally significant.</w:t>
-      </w:r>
-      <w:r>
-        <w:t xml:space="preserve"> </w:t>
-      </w:r>
-      <w:r>
-        <w:t xml:space="preserve">The 50-repetition repeated nested-CV analysis for Zhu 2022 (Section 2.4.1, Section 3.2) uses the same 60 participants every repetition, quantifying sensitivity to fold assignment, not sampling variability across independent samples; the label-permutation test in that section formally tests whether observed AUC exceeds chance. Separately, the formal paired bootstrap test of within-cohort-vs-LOCO differences (Section 2.5.2, Section 3.3) found three of eight cohort–model pairs (Zhuang 2018, both models; Kazakhstan LightGBM) did not reach a 95% CI excluding zero, despite all eight showing the same-signed drop — we report this rather than treating the aggregate mean drop as equally well-supported for every pair.</w:t>
+        <w:t xml:space="preserve">B</w:t>
+      </w:r>
+      <w:r>
+        <w:t xml:space="preserve">) LightGBM LOCO AUC for each held-out cohort under three conditions: uncorrected (green), ComBat-seq label-blind corrected (magenta), and MMUPHin label-blind corrected (salmon). Error bars = 95% bootstrap CI (1,000 non-stratified resamples on held-out test predictions; Section 2.5). Dashed line = chance (0.50). Under this label-blind design, both methods left mean LOCO AUC essentially unchanged relative to uncorrected (within 0.007 AUC for both methods and models), neither recovering nor substantially worsening cross-cohort generalization. An exploratory label-informed transductive sensitivity comparison, in which correction used each sample’s own true diagnosis label and which produced substantially different, more severe degradation for some cohorts, is reported separately in Supplementary Figure S4 and is not treated as evidence about prospective performance (Section 2.7, Section 3.5).</w:t>
       </w:r>
     </w:p>
     <w:p>
@@ -7293,802 +8328,47 @@
           <w:b/>
           <w:bCs/>
         </w:rPr>
-        <w:t xml:space="preserve">Cross-sectional design and observational data:</w:t>
-      </w:r>
-      <w:r>
-        <w:t xml:space="preserve"> </w:t>
-      </w:r>
-      <w:r>
-        <w:t xml:space="preserve">All cohorts used cross-sectional sampling; causal inference about microbiome–AD relationships is not supported, and all language throughout refers to associations and predictive performance, not causal effects.</w:t>
-      </w:r>
-    </w:p>
-    <w:p>
-      <w:pPr>
-        <w:pStyle w:val="BodyText"/>
-      </w:pPr>
+        <w:t xml:space="preserve">Figure 6.</w:t>
+      </w:r>
+      <w:r>
+        <w:t xml:space="preserve"> </w:t>
+      </w:r>
+      <w:r>
+        <w:t xml:space="preserve">SHAP feature importance and coefficient-based direction analysis, logistic regression. (</w:t>
+      </w:r>
       <w:r>
         <w:rPr>
           <w:b/>
           <w:bCs/>
         </w:rPr>
-        <w:t xml:space="preserve">SHAP and coefficient-direction interpretability limitations:</w:t>
-      </w:r>
-      <w:r>
-        <w:t xml:space="preserve"> </w:t>
-      </w:r>
-      <w:r>
-        <w:t xml:space="preserve">As detailed in Sections 2.8 and 4.4, logistic-regression direction is defined from the fitted coefficient sign, not mean signed SHAP, and is conditional on L2 regularization (see below) and CLR-feature collinearity, not a direct estimate of biological association, significance, or causal direction. The ≥8/10-fold coefficient-sign-stability screen remains descriptive rather than a formal hypothesis test — the 10 outer-CV folds are not independent replications, and we apply no multiplicity correction or per-taxon p-value — so the eight genera meeting it should be treated as empirical patterns for targeted, covariate-adjusted, independently-replicated follow-up, not confirmed mechanistic findings. LightGBM has no coefficient-like global direction and receives no directional screen. All LOCO SHAP values (either model) remain feature-importance rankings only, with no assigned cross-cohort direction, since the LOCO SHAP background and evaluation set come from systematically different populations, confounding sign with raw cross-cohort compositional differences.</w:t>
-      </w:r>
-    </w:p>
-    <w:p>
-      <w:pPr>
-        <w:pStyle w:val="BodyText"/>
-      </w:pPr>
+        <w:t xml:space="preserve">A</w:t>
+      </w:r>
+      <w:r>
+        <w:t xml:space="preserve">) Top-20 SHAP genera by maximum |SHAP| across cohorts. Dot size ∝ mean |SHAP|; feature importance only — no direction is encoded in this panel. (</w:t>
+      </w:r>
       <w:r>
         <w:rPr>
           <w:b/>
           <w:bCs/>
         </w:rPr>
-        <w:t xml:space="preserve">Logistic regression models use L2 (ridge), not elastic-net, regularization:</w:t>
-      </w:r>
-      <w:r>
-        <w:t xml:space="preserve"> </w:t>
-      </w:r>
-      <w:r>
-        <w:t xml:space="preserve">The logistic-regression models throughout (</w:t>
-      </w:r>
-      <w:r>
-        <w:rPr>
-          <w:rStyle w:val="VerbatimChar"/>
-        </w:rPr>
-        <w:t xml:space="preserve">solver="saga"</w:t>
-      </w:r>
-      <w:r>
-        <w:t xml:space="preserve">) use</w:t>
-      </w:r>
-      <w:r>
-        <w:t xml:space="preserve"> </w:t>
-      </w:r>
-      <w:r>
-        <w:rPr>
-          <w:rStyle w:val="VerbatimChar"/>
-        </w:rPr>
-        <w:t xml:space="preserve">penalty="l2"</w:t>
-      </w:r>
-      <w:r>
-        <w:t xml:space="preserve">, not</w:t>
-      </w:r>
-      <w:r>
-        <w:t xml:space="preserve"> </w:t>
-      </w:r>
-      <w:r>
-        <w:rPr>
-          <w:rStyle w:val="VerbatimChar"/>
-        </w:rPr>
-        <w:t xml:space="preserve">"elasticnet"</w:t>
-      </w:r>
-      <w:r>
-        <w:t xml:space="preserve">; an</w:t>
-      </w:r>
-      <w:r>
-        <w:t xml:space="preserve"> </w:t>
-      </w:r>
-      <w:r>
-        <w:rPr>
-          <w:rStyle w:val="VerbatimChar"/>
-        </w:rPr>
-        <w:t xml:space="preserve">l1_ratio</w:t>
-      </w:r>
-      <w:r>
-        <w:t xml:space="preserve"> </w:t>
-      </w:r>
-      <w:r>
-        <w:t xml:space="preserve">parameter is present in the estimator configuration but silently ignored by scikit-learn under the L2 penalty. Consequently, essentially no fitted coefficient is exactly zero in the coefficient-stability analysis (Section 2.8), since L2 regularization does not perform the sparse variable selection that elastic-net or L1 penalties would.</w:t>
-      </w:r>
-    </w:p>
-    <w:p>
-      <w:r>
-        <w:pict>
-          <v:rect style="width:0;height:1.5pt" o:hralign="center" o:hrstd="t" o:hr="t"/>
-        </w:pict>
-      </w:r>
-    </w:p>
-    <w:bookmarkEnd w:id="37"/>
-    <w:bookmarkEnd w:id="38"/>
-    <w:bookmarkStart w:id="39" w:name="conclusion"/>
-    <w:p>
-      <w:pPr>
-        <w:pStyle w:val="Heading2"/>
-      </w:pPr>
-      <w:r>
-        <w:t xml:space="preserve">5. Conclusion</w:t>
-      </w:r>
-    </w:p>
-    <w:p>
-      <w:pPr>
-        <w:pStyle w:val="FirstParagraph"/>
-      </w:pPr>
-      <w:r>
-        <w:t xml:space="preserve">We conducted a systematic cross-cohort generalization evaluation of gut microbiome-based Alzheimer’s disease classifiers spanning five independent cohorts from three countries. Within-cohort classifiers achieved AUC-ROC of 0.633–0.998, consistent with published reports; the near-perfect Zhu 2022 result was stable across 50 repeated cross-validation partitions (mean AUC=0.9955 logistic regression, 0.9760 LightGBM) and distinguishable from a label-permutation null. LOCO AUC fell to 0.504–0.813 — a mean drop of 0.176 (logistic regression) and 0.146 (LightGBM); a formal paired bootstrap supported this drop for five of eight cohort–model pairs, with the remaining three showing the same direction without reaching formal significance at this sample size (Section 3.3). This pattern was robust to a strict training-only re-derivation of feature selection (LOCO AUC changed by at most 0.066). Batch correction under a label-blind design left mean LOCO AUC essentially unchanged (within 0.007 AUC for both methods/models) without recovering transferability; an exploratory label-informed design (which cannot estimate prospective performance) produced large, cohort-specific degradation attributable substantially to the design itself rather than the correction algorithms. PERMANOVA showed cohort identity explained substantially more compositional variance than disease status (marginal R²: 0.172 vs. 0.014, ~12-fold, across the four labeled cohorts) — not decomposable by PERMANOVA into technical and biological sources, and not by itself explaining the batch-correction results — falling to ~2.6-fold (R²=0.059 vs. 0.023) restricted to three more technically comparable cohorts, with pairwise dispersion driven predominantly by one cohort. A cohort-identity classifier achieved macro-AUC=0.9917, confirming cohort structure dominates the feature space, and generalization failure persisted across all three prespecified cohort-exclusion sensitivity configurations. Out-of-fold SHAP analysis found near-zero taxon overlap between cohort-specific predictive signatures (mean Jaccard 0.135 logistic regression, 0.058 LightGBM); logistic regression overlap remained significant under both a matched-statistic and a prevalence-restricted null, while LightGBM was significant only under the shared-pool null — a genuine reversal, reported as such. Using a pre-specified descriptive coefficient-sign-stability screen, eight genera showed opposite, stable fitted-coefficient direction across cohorts for logistic regression; no comparable screen applies to LightGBM. These findings demonstrate substantial cross-cohort generalization limitations among the evaluated 16S datasets, and the two batch-correction methods tested under label-blind design did not recover transferability. Multi-cohort harmonized prospective studies and prospective cross-cohort validation are needed before microbiome-based AD biomarkers can achieve clinical utility.</w:t>
-      </w:r>
-    </w:p>
-    <w:p>
-      <w:r>
-        <w:pict>
-          <v:rect style="width:0;height:1.5pt" o:hralign="center" o:hrstd="t" o:hr="t"/>
-        </w:pict>
-      </w:r>
-    </w:p>
-    <w:bookmarkEnd w:id="39"/>
-    <w:bookmarkStart w:id="40" w:name="data-availability-statement"/>
-    <w:p>
-      <w:pPr>
-        <w:pStyle w:val="Heading2"/>
-      </w:pPr>
-      <w:r>
-        <w:t xml:space="preserve">Data Availability Statement</w:t>
-      </w:r>
-    </w:p>
-    <w:p>
-      <w:pPr>
-        <w:pStyle w:val="FirstParagraph"/>
-      </w:pPr>
-      <w:r>
-        <w:t xml:space="preserve">All raw sequencing data analyzed in this study are publicly available from NCBI SRA or ENA under accession numbers PRJNA554111 (Zhuang 2018), PRJNA633959 (Ling 2020), PRJNA489760 (Zhu 2022), PRJNA811324 (Kaiyrlykyzy 2022), and PRJEB50447 (Kim 2022). Analysis code, processed data tables, and figure generation scripts are available at https://github.com/carhanc/microbiome-ad-generalization.</w:t>
-      </w:r>
-    </w:p>
-    <w:p>
-      <w:r>
-        <w:pict>
-          <v:rect style="width:0;height:1.5pt" o:hralign="center" o:hrstd="t" o:hr="t"/>
-        </w:pict>
-      </w:r>
-    </w:p>
-    <w:bookmarkEnd w:id="40"/>
-    <w:bookmarkStart w:id="41" w:name="author-contributions"/>
-    <w:p>
-      <w:pPr>
-        <w:pStyle w:val="Heading2"/>
-      </w:pPr>
-      <w:r>
-        <w:t xml:space="preserve">Author Contributions</w:t>
-      </w:r>
-    </w:p>
-    <w:p>
-      <w:pPr>
-        <w:pStyle w:val="FirstParagraph"/>
-      </w:pPr>
-      <w:r>
-        <w:t xml:space="preserve">A.C. conceived the study, developed and executed the complete analysis pipeline, interpreted the results, and wrote the manuscript.</w:t>
-      </w:r>
-    </w:p>
-    <w:p>
-      <w:r>
-        <w:pict>
-          <v:rect style="width:0;height:1.5pt" o:hralign="center" o:hrstd="t" o:hr="t"/>
-        </w:pict>
-      </w:r>
-    </w:p>
-    <w:bookmarkEnd w:id="41"/>
-    <w:bookmarkStart w:id="42" w:name="funding"/>
-    <w:p>
-      <w:pPr>
-        <w:pStyle w:val="Heading2"/>
-      </w:pPr>
-      <w:r>
-        <w:t xml:space="preserve">Funding</w:t>
-      </w:r>
-    </w:p>
-    <w:p>
-      <w:pPr>
-        <w:pStyle w:val="FirstParagraph"/>
-      </w:pPr>
-      <w:r>
-        <w:t xml:space="preserve">The author declares that no external funding was received for the conduct of this research.</w:t>
-      </w:r>
-    </w:p>
-    <w:p>
-      <w:r>
-        <w:pict>
-          <v:rect style="width:0;height:1.5pt" o:hralign="center" o:hrstd="t" o:hr="t"/>
-        </w:pict>
-      </w:r>
-    </w:p>
-    <w:bookmarkEnd w:id="42"/>
-    <w:bookmarkStart w:id="43" w:name="acknowledgements"/>
-    <w:p>
-      <w:pPr>
-        <w:pStyle w:val="Heading2"/>
-      </w:pPr>
-      <w:r>
-        <w:t xml:space="preserve">Acknowledgements</w:t>
-      </w:r>
-    </w:p>
-    <w:p>
-      <w:pPr>
-        <w:pStyle w:val="FirstParagraph"/>
-      </w:pPr>
-      <w:r>
-        <w:t xml:space="preserve">The author thanks the original study teams of all five cohorts for depositing their data in publicly accessible archives, without which this analysis would not have been possible.</w:t>
-      </w:r>
-    </w:p>
-    <w:p>
-      <w:r>
-        <w:pict>
-          <v:rect style="width:0;height:1.5pt" o:hralign="center" o:hrstd="t" o:hr="t"/>
-        </w:pict>
-      </w:r>
-    </w:p>
-    <w:bookmarkEnd w:id="43"/>
-    <w:bookmarkStart w:id="44" w:name="conflict-of-interest"/>
-    <w:p>
-      <w:pPr>
-        <w:pStyle w:val="Heading2"/>
-      </w:pPr>
-      <w:r>
-        <w:t xml:space="preserve">Conflict of Interest</w:t>
-      </w:r>
-    </w:p>
-    <w:p>
-      <w:pPr>
-        <w:pStyle w:val="FirstParagraph"/>
-      </w:pPr>
-      <w:r>
-        <w:t xml:space="preserve">The author declares no conflict of interest.</w:t>
-      </w:r>
-    </w:p>
-    <w:p>
-      <w:r>
-        <w:pict>
-          <v:rect style="width:0;height:1.5pt" o:hralign="center" o:hrstd="t" o:hr="t"/>
-        </w:pict>
-      </w:r>
-    </w:p>
-    <w:bookmarkEnd w:id="44"/>
-    <w:bookmarkStart w:id="45" w:name="references"/>
-    <w:p>
-      <w:pPr>
-        <w:pStyle w:val="Heading2"/>
-      </w:pPr>
-      <w:r>
-        <w:t xml:space="preserve">References</w:t>
-      </w:r>
-    </w:p>
-    <w:p>
-      <w:pPr>
-        <w:pStyle w:val="FirstParagraph"/>
-      </w:pPr>
-      <w:r>
-        <w:t xml:space="preserve">Callahan, B.J., McMurdie, P.J., Rosen, M.J., Han, A.W., Johnson, A.J.A., Holmes, S.P. (2016). DADA2: High-resolution sample inference from Illumina amplicon data.</w:t>
-      </w:r>
-      <w:r>
-        <w:t xml:space="preserve"> </w:t>
-      </w:r>
-      <w:r>
-        <w:rPr>
-          <w:i/>
-          <w:iCs/>
-        </w:rPr>
-        <w:t xml:space="preserve">Nature Methods</w:t>
-      </w:r>
-      <w:r>
-        <w:t xml:space="preserve">, 13(7), 581–583. https://doi.org/10.1038/nmeth.3869</w:t>
-      </w:r>
-    </w:p>
-    <w:p>
-      <w:pPr>
-        <w:pStyle w:val="BodyText"/>
-      </w:pPr>
-      <w:r>
-        <w:t xml:space="preserve">Cryan, J.F., O’Riordan, K.J., Cowan, C.S.M., Sandhu, K.V., Bastiaanssen, T.F.S., Boehme, M., et al. (2019). The microbiota–gut–brain axis.</w:t>
-      </w:r>
-      <w:r>
-        <w:t xml:space="preserve"> </w:t>
-      </w:r>
-      <w:r>
-        <w:rPr>
-          <w:i/>
-          <w:iCs/>
-        </w:rPr>
-        <w:t xml:space="preserve">Physiological Reviews</w:t>
-      </w:r>
-      <w:r>
-        <w:t xml:space="preserve">, 99(4), 1877–2013. https://doi.org/10.1152/physrev.00018.2018</w:t>
-      </w:r>
-    </w:p>
-    <w:p>
-      <w:pPr>
-        <w:pStyle w:val="BodyText"/>
-      </w:pPr>
-      <w:r>
-        <w:t xml:space="preserve">Davison, A.C., Hinkley, D.V. (1997).</w:t>
-      </w:r>
-      <w:r>
-        <w:t xml:space="preserve"> </w:t>
-      </w:r>
-      <w:r>
-        <w:rPr>
-          <w:i/>
-          <w:iCs/>
-        </w:rPr>
-        <w:t xml:space="preserve">Bootstrap Methods and Their Application</w:t>
-      </w:r>
-      <w:r>
-        <w:t xml:space="preserve">. Cambridge University Press. https://doi.org/10.1017/CBO9780511802843</w:t>
-      </w:r>
-    </w:p>
-    <w:p>
-      <w:pPr>
-        <w:pStyle w:val="BodyText"/>
-      </w:pPr>
-      <w:r>
-        <w:t xml:space="preserve">Harach, T., Marungruang, N., Duthilleul, N., Cheatham, V., Mc Coy, K.D., Frisoni, G., et al. (2017). Reduction of Abeta amyloid pathology in APPPS1 transgenic mice in the absence of gut microbiota.</w:t>
-      </w:r>
-      <w:r>
-        <w:t xml:space="preserve"> </w:t>
-      </w:r>
-      <w:r>
-        <w:rPr>
-          <w:i/>
-          <w:iCs/>
-        </w:rPr>
-        <w:t xml:space="preserve">Scientific Reports</w:t>
-      </w:r>
-      <w:r>
-        <w:t xml:space="preserve">, 7(1), 41802. https://doi.org/10.1038/srep41802</w:t>
-      </w:r>
-    </w:p>
-    <w:p>
-      <w:pPr>
-        <w:pStyle w:val="BodyText"/>
-      </w:pPr>
-      <w:r>
-        <w:t xml:space="preserve">Jemimah, S., Chabib, C.M.M., Hadjileontiadis, L., AlShehhi, A. (2023). Gut microbiome dysbiosis in Alzheimer’s disease and mild cognitive impairment: a systematic review and meta-analysis.</w:t>
-      </w:r>
-      <w:r>
-        <w:t xml:space="preserve"> </w:t>
-      </w:r>
-      <w:r>
-        <w:rPr>
-          <w:i/>
-          <w:iCs/>
-        </w:rPr>
-        <w:t xml:space="preserve">PLOS ONE</w:t>
-      </w:r>
-      <w:r>
-        <w:t xml:space="preserve">, 18(5), e0285346. https://doi.org/10.1371/journal.pone.0285346</w:t>
-      </w:r>
-    </w:p>
-    <w:p>
-      <w:pPr>
-        <w:pStyle w:val="BodyText"/>
-      </w:pPr>
-      <w:r>
-        <w:t xml:space="preserve">Jung, J.H., Kim, G., Byun, M.S., Lee, J.H., Yi, D., Park, H., et al. (2022). Gut microbiome alterations in preclinical Alzheimer’s disease.</w:t>
-      </w:r>
-      <w:r>
-        <w:t xml:space="preserve"> </w:t>
-      </w:r>
-      <w:r>
-        <w:rPr>
-          <w:i/>
-          <w:iCs/>
-        </w:rPr>
-        <w:t xml:space="preserve">PLOS ONE</w:t>
-      </w:r>
-      <w:r>
-        <w:t xml:space="preserve">, 17(12), e0278276. https://doi.org/10.1371/journal.pone.0278276</w:t>
-      </w:r>
-    </w:p>
-    <w:p>
-      <w:pPr>
-        <w:pStyle w:val="BodyText"/>
-      </w:pPr>
-      <w:r>
-        <w:t xml:space="preserve">Kaiyrlykyzy, A., Kozhakhmetov, S., Babenko, D., Zholdasbekova, G., Alzhanova, D., Olzhayev, F., et al. (2022). Study of gut microbiota alterations in Alzheimer’s dementia patients from Kazakhstan.</w:t>
-      </w:r>
-      <w:r>
-        <w:t xml:space="preserve"> </w:t>
-      </w:r>
-      <w:r>
-        <w:rPr>
-          <w:i/>
-          <w:iCs/>
-        </w:rPr>
-        <w:t xml:space="preserve">Scientific Reports</w:t>
-      </w:r>
-      <w:r>
-        <w:t xml:space="preserve">, 12, 15115. https://doi.org/10.1038/s41598-022-19393-0</w:t>
-      </w:r>
-    </w:p>
-    <w:p>
-      <w:pPr>
-        <w:pStyle w:val="BodyText"/>
-      </w:pPr>
-      <w:r>
-        <w:t xml:space="preserve">Ke, G., Meng, Q., Finley, T., Wang, T., Chen, W., Ma, W., et al. (2017). LightGBM: A highly efficient gradient boosting decision tree. In</w:t>
-      </w:r>
-      <w:r>
-        <w:t xml:space="preserve"> </w:t>
-      </w:r>
-      <w:r>
-        <w:rPr>
-          <w:i/>
-          <w:iCs/>
-        </w:rPr>
-        <w:t xml:space="preserve">Advances in Neural Information Processing Systems</w:t>
-      </w:r>
-      <w:r>
-        <w:t xml:space="preserve"> </w:t>
-      </w:r>
-      <w:r>
-        <w:t xml:space="preserve">30, pp. 3146–3154.</w:t>
-      </w:r>
-    </w:p>
-    <w:p>
-      <w:pPr>
-        <w:pStyle w:val="BodyText"/>
-      </w:pPr>
-      <w:r>
-        <w:t xml:space="preserve">Kowalski, K., Mulak, A. (2019). Brain-gut-microbiota axis in Alzheimer’s disease.</w:t>
-      </w:r>
-      <w:r>
-        <w:t xml:space="preserve"> </w:t>
-      </w:r>
-      <w:r>
-        <w:rPr>
-          <w:i/>
-          <w:iCs/>
-        </w:rPr>
-        <w:t xml:space="preserve">Journal of Neurogastroenterology and Motility</w:t>
-      </w:r>
-      <w:r>
-        <w:t xml:space="preserve">, 25(1), 48–60. https://doi.org/10.5056/jnm18087</w:t>
-      </w:r>
-    </w:p>
-    <w:p>
-      <w:pPr>
-        <w:pStyle w:val="BodyText"/>
-      </w:pPr>
-      <w:r>
-        <w:t xml:space="preserve">Ling, Z., Zhu, M., Liu, X., Shao, L., Cheng, Y., Yan, X., et al. (2021). Structural and functional dysbiosis of fecal microbiota in Chinese patients with Alzheimer’s disease.</w:t>
-      </w:r>
-      <w:r>
-        <w:t xml:space="preserve"> </w:t>
-      </w:r>
-      <w:r>
-        <w:rPr>
-          <w:i/>
-          <w:iCs/>
-        </w:rPr>
-        <w:t xml:space="preserve">Frontiers in Cell and Developmental Biology</w:t>
-      </w:r>
-      <w:r>
-        <w:t xml:space="preserve">, 8, 634069. https://doi.org/10.3389/fcell.2020.634069</w:t>
-      </w:r>
-    </w:p>
-    <w:p>
-      <w:pPr>
-        <w:pStyle w:val="BodyText"/>
-      </w:pPr>
-      <w:r>
-        <w:t xml:space="preserve">Liu, P., Wu, L., Peng, G., Han, Y., Tang, R., Ge, J., et al. (2019). Altered microbiomes distinguish Alzheimer’s disease from amnestic mild cognitive impairment and health in a Chinese cohort.</w:t>
-      </w:r>
-      <w:r>
-        <w:t xml:space="preserve"> </w:t>
-      </w:r>
-      <w:r>
-        <w:rPr>
-          <w:i/>
-          <w:iCs/>
-        </w:rPr>
-        <w:t xml:space="preserve">Brain, Behavior, and Immunity</w:t>
-      </w:r>
-      <w:r>
-        <w:t xml:space="preserve">, 80, 633–643. https://doi.org/10.1016/j.bbi.2019.05.008</w:t>
-      </w:r>
-    </w:p>
-    <w:p>
-      <w:pPr>
-        <w:pStyle w:val="BodyText"/>
-      </w:pPr>
-      <w:r>
-        <w:t xml:space="preserve">Liu, S., Gao, J., Zhu, M., Liu, K., Zhang, H.L. (2020). Gut microbiota and dysbiosis in Alzheimer’s disease: implications for pathogenesis and treatment.</w:t>
-      </w:r>
-      <w:r>
-        <w:t xml:space="preserve"> </w:t>
-      </w:r>
-      <w:r>
-        <w:rPr>
-          <w:i/>
-          <w:iCs/>
-        </w:rPr>
-        <w:t xml:space="preserve">Molecular Neurobiology</w:t>
-      </w:r>
-      <w:r>
-        <w:t xml:space="preserve">, 57(12), 5026–5043. https://doi.org/10.1007/s12035-020-02073-3</w:t>
-      </w:r>
-    </w:p>
-    <w:p>
-      <w:pPr>
-        <w:pStyle w:val="BodyText"/>
-      </w:pPr>
-      <w:r>
-        <w:t xml:space="preserve">Lundberg, S.M., Lee, S.I. (2017). A unified approach to interpreting model predictions. In</w:t>
-      </w:r>
-      <w:r>
-        <w:t xml:space="preserve"> </w:t>
-      </w:r>
-      <w:r>
-        <w:rPr>
-          <w:i/>
-          <w:iCs/>
-        </w:rPr>
-        <w:t xml:space="preserve">Advances in Neural Information Processing Systems</w:t>
-      </w:r>
-      <w:r>
-        <w:t xml:space="preserve"> </w:t>
-      </w:r>
-      <w:r>
-        <w:t xml:space="preserve">30, pp. 4765–4774.</w:t>
-      </w:r>
-    </w:p>
-    <w:p>
-      <w:pPr>
-        <w:pStyle w:val="BodyText"/>
-      </w:pPr>
-      <w:r>
-        <w:t xml:space="preserve">Ma, S., Shungin, D., Mallick, H., Schirmer, M., Nguyen, L.H., Kolde, R., et al. (2022). Population structure discovery in meta-analyzed microbial communities and inflammatory bowel disease using MMUPHin.</w:t>
-      </w:r>
-      <w:r>
-        <w:t xml:space="preserve"> </w:t>
-      </w:r>
-      <w:r>
-        <w:rPr>
-          <w:i/>
-          <w:iCs/>
-        </w:rPr>
-        <w:t xml:space="preserve">Genome Biology</w:t>
-      </w:r>
-      <w:r>
-        <w:t xml:space="preserve">, 23(1), 208. https://doi.org/10.1186/s13059-022-02753-4</w:t>
-      </w:r>
-    </w:p>
-    <w:p>
-      <w:pPr>
-        <w:pStyle w:val="BodyText"/>
-      </w:pPr>
-      <w:r>
-        <w:t xml:space="preserve">Martín-Fernández, J.A., Barceló-Vidal, C., Pawlowsky-Glahn, V. (2003). Dealing with zeros and missing values in compositional data sets using nonparametric imputation.</w:t>
-      </w:r>
-      <w:r>
-        <w:t xml:space="preserve"> </w:t>
-      </w:r>
-      <w:r>
-        <w:rPr>
-          <w:i/>
-          <w:iCs/>
-        </w:rPr>
-        <w:t xml:space="preserve">Mathematical Geology</w:t>
-      </w:r>
-      <w:r>
-        <w:t xml:space="preserve">, 35(3), 253–278. https://doi.org/10.1023/A:1023866030544</w:t>
-      </w:r>
-    </w:p>
-    <w:p>
-      <w:pPr>
-        <w:pStyle w:val="BodyText"/>
-      </w:pPr>
-      <w:r>
-        <w:t xml:space="preserve">Oksanen, J., Simpson, G.L., Blanchet, F.G., Kindt, R., Legendre, P., Minchin, P.R., et al. (2024).</w:t>
-      </w:r>
-      <w:r>
-        <w:t xml:space="preserve"> </w:t>
-      </w:r>
-      <w:r>
-        <w:rPr>
-          <w:i/>
-          <w:iCs/>
-        </w:rPr>
-        <w:t xml:space="preserve">vegan: Community Ecology Package</w:t>
-      </w:r>
-      <w:r>
-        <w:t xml:space="preserve">. R package version 2.6-8. https://CRAN.R-project.org/package=vegan</w:t>
-      </w:r>
-    </w:p>
-    <w:p>
-      <w:pPr>
-        <w:pStyle w:val="BodyText"/>
-      </w:pPr>
-      <w:r>
-        <w:t xml:space="preserve">Pedregosa, F., Varoquaux, G., Gramfort, A., Michel, V., Thirion, B., Grisel, O., et al. (2011). Scikit-learn: Machine learning in Python.</w:t>
-      </w:r>
-      <w:r>
-        <w:t xml:space="preserve"> </w:t>
-      </w:r>
-      <w:r>
-        <w:rPr>
-          <w:i/>
-          <w:iCs/>
-        </w:rPr>
-        <w:t xml:space="preserve">Journal of Machine Learning Research</w:t>
-      </w:r>
-      <w:r>
-        <w:t xml:space="preserve">, 12, 2825–2830.</w:t>
-      </w:r>
-    </w:p>
-    <w:p>
-      <w:pPr>
-        <w:pStyle w:val="BodyText"/>
-      </w:pPr>
-      <w:r>
-        <w:t xml:space="preserve">Plovier, H., Everard, A., Druart, C., Depommier, C., Van Hul, M., Geurts, L., et al. (2017). A purified membrane protein from</w:t>
-      </w:r>
-      <w:r>
-        <w:t xml:space="preserve"> </w:t>
-      </w:r>
-      <w:r>
-        <w:rPr>
-          <w:i/>
-          <w:iCs/>
-        </w:rPr>
-        <w:t xml:space="preserve">Akkermansia muciniphila</w:t>
-      </w:r>
-      <w:r>
-        <w:t xml:space="preserve"> </w:t>
-      </w:r>
-      <w:r>
-        <w:t xml:space="preserve">or the pasteurized bacterium improves metabolism in obese and diabetic mice.</w:t>
-      </w:r>
-      <w:r>
-        <w:t xml:space="preserve"> </w:t>
-      </w:r>
-      <w:r>
-        <w:rPr>
-          <w:i/>
-          <w:iCs/>
-        </w:rPr>
-        <w:t xml:space="preserve">Nature Medicine</w:t>
-      </w:r>
-      <w:r>
-        <w:t xml:space="preserve">, 23(1), 107–113. https://doi.org/10.1038/nm.4236</w:t>
-      </w:r>
-    </w:p>
-    <w:p>
-      <w:pPr>
-        <w:pStyle w:val="BodyText"/>
-      </w:pPr>
-      <w:r>
-        <w:t xml:space="preserve">Vogt, N.M., Kerby, R.L., Dill-McFarland, K.A., Harding, S.J., Merluzzi, A.P., Johnson, S.C., et al. (2017). Gut microbiome alterations in Alzheimer’s disease.</w:t>
-      </w:r>
-      <w:r>
-        <w:t xml:space="preserve"> </w:t>
-      </w:r>
-      <w:r>
-        <w:rPr>
-          <w:i/>
-          <w:iCs/>
-        </w:rPr>
-        <w:t xml:space="preserve">Scientific Reports</w:t>
-      </w:r>
-      <w:r>
-        <w:t xml:space="preserve">, 7(1), 13537. https://doi.org/10.1038/s41598-017-13601-y</w:t>
-      </w:r>
-    </w:p>
-    <w:p>
-      <w:pPr>
-        <w:pStyle w:val="BodyText"/>
-      </w:pPr>
-      <w:r>
-        <w:t xml:space="preserve">Wang, J., Liu, H., Lai, H., Bao, Y., Shen, M., Li, C., et al. (2026). Identifying candidate gut microbiota indicators for Alzheimer’s disease through integrated data.</w:t>
-      </w:r>
-      <w:r>
-        <w:t xml:space="preserve"> </w:t>
-      </w:r>
-      <w:r>
-        <w:rPr>
-          <w:i/>
-          <w:iCs/>
-        </w:rPr>
-        <w:t xml:space="preserve">mSystems</w:t>
-      </w:r>
-      <w:r>
-        <w:t xml:space="preserve">, 11(4). https://doi.org/10.1128/msystems.01754-25</w:t>
-      </w:r>
-    </w:p>
-    <w:p>
-      <w:pPr>
-        <w:pStyle w:val="BodyText"/>
-      </w:pPr>
-      <w:r>
-        <w:t xml:space="preserve">World Health Organization. (2023).</w:t>
-      </w:r>
-      <w:r>
-        <w:t xml:space="preserve"> </w:t>
-      </w:r>
-      <w:r>
-        <w:rPr>
-          <w:i/>
-          <w:iCs/>
-        </w:rPr>
-        <w:t xml:space="preserve">Dementia</w:t>
-      </w:r>
-      <w:r>
-        <w:t xml:space="preserve">. WHO Fact Sheet. https://www.who.int/news-room/fact-sheets/detail/dementia</w:t>
-      </w:r>
-    </w:p>
-    <w:p>
-      <w:pPr>
-        <w:pStyle w:val="BodyText"/>
-      </w:pPr>
-      <w:r>
-        <w:t xml:space="preserve">Zhang, Y., Parmigiani, G., Johnson, W.E. (2020). ComBat-seq: Batch effect adjustment for RNA-seq count data.</w:t>
-      </w:r>
-      <w:r>
-        <w:t xml:space="preserve"> </w:t>
-      </w:r>
-      <w:r>
-        <w:rPr>
-          <w:i/>
-          <w:iCs/>
-        </w:rPr>
-        <w:t xml:space="preserve">NAR Genomics and Bioinformatics</w:t>
-      </w:r>
-      <w:r>
-        <w:t xml:space="preserve">, 2(3), lqaa078. https://doi.org/10.1093/nargab/lqaa078</w:t>
-      </w:r>
-    </w:p>
-    <w:p>
-      <w:pPr>
-        <w:pStyle w:val="BodyText"/>
-      </w:pPr>
-      <w:r>
-        <w:t xml:space="preserve">Zhu, Z., Ma, X., Wu, J., Xiao, Z., Wu, W., Ding, S., et al. (2022). Altered gut microbiota and its clinical relevance in mild cognitive impairment and Alzheimer’s disease: Shanghai Aging Study and Shanghai Memory Study.</w:t>
-      </w:r>
-      <w:r>
-        <w:t xml:space="preserve"> </w:t>
-      </w:r>
-      <w:r>
-        <w:rPr>
-          <w:i/>
-          <w:iCs/>
-        </w:rPr>
-        <w:t xml:space="preserve">Nutrients</w:t>
-      </w:r>
-      <w:r>
-        <w:t xml:space="preserve">, 14(19), 3959. https://doi.org/10.3390/nu14193959</w:t>
-      </w:r>
-    </w:p>
-    <w:p>
-      <w:pPr>
-        <w:pStyle w:val="BodyText"/>
-      </w:pPr>
-      <w:r>
-        <w:t xml:space="preserve">Zhuang, Z.Q., Shen, L.L., Li, W.W., Fu, X., Zeng, F., Gui, L., et al. (2018). Gut microbiota is altered in patients with Alzheimer’s disease.</w:t>
-      </w:r>
-      <w:r>
-        <w:t xml:space="preserve"> </w:t>
-      </w:r>
-      <w:r>
-        <w:rPr>
-          <w:i/>
-          <w:iCs/>
-        </w:rPr>
-        <w:t xml:space="preserve">Journal of Alzheimer’s Disease</w:t>
-      </w:r>
-      <w:r>
-        <w:t xml:space="preserve">, 63(4), 1337–1346. https://doi.org/10.3233/JAD-180176</w:t>
-      </w:r>
-    </w:p>
-    <w:p>
-      <w:r>
-        <w:pict>
-          <v:rect style="width:0;height:1.5pt" o:hralign="center" o:hrstd="t" o:hr="t"/>
-        </w:pict>
-      </w:r>
-    </w:p>
-    <w:bookmarkEnd w:id="45"/>
-    <w:bookmarkEnd w:id="46"/>
+        <w:t xml:space="preserve">B</w:t>
+      </w:r>
+      <w:r>
+        <w:t xml:space="preserve">) Fitted-coefficient direction by cohort for the eight genera meeting a pre-specified descriptive coefficient-sign-stability screen (top-20 in ≥2 cohorts; a stable positive coefficient sign in ≥8/10 outer folds in ≥1 cohort and a stable negative sign in ≥8/10 folds in ≥1 other). Cell color/value = median fitted logistic-regression coefficient across the 10 outer folds (positive → higher predicted AD log-odds; negative → lower); cell text = the fold count backing that direction; bordered cells meet the ≥8/10 stability criterion. This is a descriptive screen, not a multiplicity-corrected hypothesis test. (</w:t>
+      </w:r>
+      <w:r>
+        <w:rPr>
+          <w:b/>
+          <w:bCs/>
+        </w:rPr>
+        <w:t xml:space="preserve">C</w:t>
+      </w:r>
+      <w:r>
+        <w:t xml:space="preserve">) Pairwise Jaccard similarity of top-20 SHAP taxa between cohort pairs; mean of the six unique pairwise values = 0.135, significantly above a null matched to this statistic’s construction (100,000 replicates of four random top-20 sets; p&lt;0.0001). A prevalence-restricted null sensitivity analysis (Supplementary Table S13) shows logistic regression remains significant while LightGBM does not.</w:t>
+      </w:r>
+    </w:p>
+    <w:bookmarkEnd w:id="48"/>
+    <w:bookmarkEnd w:id="49"/>
     <w:sectPr>
       <w:footerReference w:type="default" r:id="rId9"/>
       <w:footnotePr>

--- a/manuscript/draft.docx
+++ b/manuscript/draft.docx
@@ -116,7 +116,7 @@
         <w:t xml:space="preserve"> </w:t>
       </w:r>
       <w:r>
-        <w:t xml:space="preserve">11,990 (main text, Introduction through Conclusion, including in-text citations; excludes abstract, headings, figure/table captions, table contents, funding, acknowledgements, and references)</w:t>
+        <w:t xml:space="preserve">11,999 (main text, Introduction through Conclusion, including in-text citations; excludes abstract, headings, figure/table captions, table contents, funding, acknowledgements, and references)</w:t>
       </w:r>
     </w:p>
     <w:p>
@@ -627,7 +627,7 @@
         <w:t xml:space="preserve"> </w:t>
       </w:r>
       <w:r>
-        <w:t xml:space="preserve">(this section) are performed independently per cohort, on that cohort’s full read set, using no diagnosis labels. This step is performed once per cohort prior to any supervised split and is not re-estimated inside every outer-CV training fold; because it is label-free and fit per-cohort rather than pooled, it cannot leak AD/CN status or cross-cohort information, but the training-only sensitivity below (Section 2.5.1) applies to genus selection and downstream supervised preprocessing/model fitting, not to this raw-read denoising step. (2)</w:t>
+        <w:t xml:space="preserve">(this section) were performed once independently within each cohort using that cohort’s full read set, with no diagnosis labels and no samples from other cohorts, and were not re-estimated within outer-CV folds. Thus, this raw-read stage does not introduce diagnosis-label leakage or cross-cohort pooling, although within-cohort performance is not fully fold-isolated at the denoising stage because error-model estimation used the cohort’s full read set. The strict training-only sensitivity below re-derives genus selection and downstream supervised preprocessing/model fitting, not DADA2. (2)</w:t>
       </w:r>
       <w:r>
         <w:t xml:space="preserve"> </w:t>
@@ -1441,7 +1441,7 @@
         <w:t xml:space="preserve"> </w:t>
       </w:r>
       <w:r>
-        <w:t xml:space="preserve">Under the same pipeline and fixed outer-fold partition (random_state=42), we ran a label-permutation test: in each of exactly 1,000 permutations, AD/CN labels were shuffled across the 60 participants (preserving the 30/30 split) using a pre-specified seed, and the entire training-only pipeline was re-run inside every outer fold using only that fold’s training-side samples and the permuted labels. Genus selection and CLR construction depend only on fold membership, not labels, so these steps were precomputed once per partition and reused across permutations — an implementation optimization with no statistical effect, since the model itself is always refit on the permuted labels. Empirical p =</w:t>
+        <w:t xml:space="preserve">Under the same pipeline and fixed outer-fold partition (random_state=42): for each of exactly 1,000 permutations, AD/CN labels were shuffled across the 60 participants while preserving the 30/30 class balance. Within every outer fold, all label-dependent model fitting and hyperparameter tuning were rerun using the permuted training labels. Fold-specific genus selection, zero replacement, and CLR construction depend only on fold membership and feature counts rather than diagnosis labels; these components were therefore precomputed once for the fixed partition and reused across permutations. This is an implementation optimization and does not alter the permutation null because the classifier is refit on the permuted labels in every replicate. Empirical p =</w:t>
       </w:r>
       <w:r>
         <w:t xml:space="preserve"> </w:t>
@@ -4001,7 +4001,7 @@
         <w:pStyle w:val="BodyText"/>
       </w:pPr>
       <w:r>
-        <w:t xml:space="preserve">The eight taxa meeting this screen may reflect biological population heterogeneity, technical study effects, or both; the design cannot disentangle these sources, nor does the screen establish that any taxon’s pattern exceeds what a non-independent, overlapping-fold estimate could show by chance. Standard batch correction, designed to remove technical batch effects, would not be expected to resolve directional disagreements driven by population-level biological differences rather than technical artifacts — reinforced by Section 4.2’s finding that label-blind correction left cross-cohort AUC essentially unchanged.</w:t>
+        <w:t xml:space="preserve">The eight taxa meeting this screen may reflect biological population heterogeneity, technical study effects, or both; the design cannot disentangle these sources, nor does the screen establish that any taxon’s pattern exceeds what a non-independent, overlapping-fold estimate could show by chance. If some directional disagreements arise from biological population differences rather than technical artifacts, technical batch correction would not necessarily resolve them; the present design cannot determine which source dominates, consistent with Section 4.2’s finding that label-blind correction left cross-cohort AUC essentially unchanged.</w:t>
       </w:r>
     </w:p>
     <w:bookmarkEnd w:id="36"/>
@@ -4430,7 +4430,7 @@
         <w:pStyle w:val="FirstParagraph"/>
       </w:pPr>
       <w:r>
-        <w:t xml:space="preserve">We conducted a systematic cross-cohort generalization evaluation of gut microbiome-based Alzheimer’s disease classifiers spanning five independent cohorts from three countries. Within-cohort classifiers achieved AUC-ROC of 0.633–0.998, consistent with published reports; the near-perfect Zhu 2022 result was stable across 50 repeated cross-validation partitions (mean AUC=0.9955 logistic regression, 0.9760 LightGBM) and distinguishable from a label-permutation null. LOCO AUC fell to 0.504–0.813 — a mean drop of 0.176 (logistic regression) and 0.146 (LightGBM); a formal paired bootstrap supported this drop for five of eight cohort–model pairs, with the remaining three showing the same direction without reaching formal significance at this sample size (Section 3.3). This pattern was robust to a strict training-only re-derivation of feature selection (LOCO AUC changed by at most 0.066). Batch correction under a label-blind design left mean LOCO AUC essentially unchanged (within 0.007 AUC for both methods/models) without recovering transferability; an exploratory label-informed design (which cannot estimate prospective performance) produced large, cohort-specific degradation attributable substantially to the design itself rather than the correction algorithms. PERMANOVA showed cohort identity explained substantially more compositional variance than disease status (marginal R²: 0.172 vs. 0.014, ~12-fold, across the four labeled cohorts) — not decomposable by PERMANOVA into technical and biological sources, and not by itself explaining the batch-correction results — falling to ~2.6-fold (R²=0.059 vs. 0.023) restricted to three more technically comparable cohorts, with pairwise dispersion driven predominantly by one cohort. A cohort-identity classifier achieved macro-AUC=0.9917, confirming cohort structure dominates the feature space, and generalization failure persisted across all three prespecified cohort-exclusion sensitivity configurations. Out-of-fold SHAP analysis found low taxon overlap between cohort-specific predictive signatures (mean Jaccard 0.135 logistic regression, 0.058 LightGBM); logistic regression overlap remained significant under both a matched-statistic and a prevalence-restricted null, while LightGBM was significant only under the shared-pool null — a genuine reversal, reported as such. Using a pre-specified descriptive coefficient-sign-stability screen, eight genera showed opposite, stable fitted-coefficient direction across cohorts for logistic regression; no comparable screen applies to LightGBM. These findings demonstrate substantial cross-cohort generalization limitations among the evaluated 16S datasets, and the two batch-correction methods tested under label-blind design did not recover transferability. Multi-cohort harmonized prospective studies and prospective cross-cohort validation are needed before microbiome-based AD biomarkers can achieve clinical utility.</w:t>
+        <w:t xml:space="preserve">We conducted a systematic cross-cohort generalization evaluation of gut microbiome-based Alzheimer’s disease classifiers spanning five independent cohorts from three countries. Within-cohort classifiers achieved AUC-ROC of 0.633–0.998, consistent with published reports; the near-perfect Zhu 2022 result was stable across 50 repeated cross-validation partitions (mean AUC=0.9955 logistic regression, 0.9760 LightGBM) and distinguishable from a label-permutation null. LOCO AUC fell to 0.504–0.813 — a mean drop of 0.176 (logistic regression) and 0.146 (LightGBM); a formal paired bootstrap supported this drop for five of eight cohort–model pairs, with the remaining three showing the same direction without reaching formal significance at this sample size (Section 3.3). This pattern was robust to a strict training-only re-derivation of feature selection (LOCO AUC changed by at most 0.066). Batch correction under a label-blind design left mean LOCO AUC essentially unchanged (within 0.007 AUC for both methods/models) without recovering transferability; an exploratory label-informed design (which cannot estimate prospective performance) produced large, cohort-specific degradation attributable substantially to the design itself rather than the correction algorithms. PERMANOVA showed cohort identity explained substantially more compositional variance than disease status (marginal R²: 0.172 vs. 0.014, ~12-fold, across the four labeled cohorts) — not decomposable by PERMANOVA into technical and biological sources, and not by itself explaining the batch-correction results — falling to ~2.6-fold (R²=0.059 vs. 0.023) restricted to three more technically comparable cohorts, with pairwise dispersion driven predominantly by one cohort. A cohort-identity classifier achieved macro-AUC=0.9917, indicating strong cohort structure in the feature space, and generalization failure persisted across all three prespecified cohort-exclusion sensitivity configurations. Out-of-fold SHAP analysis found low taxon overlap between cohort-specific predictive signatures (mean Jaccard 0.135 logistic regression, 0.058 LightGBM); logistic regression overlap remained significant under both a matched-statistic and a prevalence-restricted null, while LightGBM was significant only under the shared-pool null — a genuine reversal, reported as such. Using a pre-specified descriptive coefficient-sign-stability screen, eight genera showed opposite, stable fitted-coefficient direction across cohorts for logistic regression; no comparable screen applies to LightGBM. These findings demonstrate substantial cross-cohort generalization limitations among the evaluated 16S datasets, and the two batch-correction methods tested under label-blind design did not recover transferability. Multi-cohort harmonized prospective studies and prospective cross-cohort validation are needed before microbiome-based AD biomarkers can achieve clinical utility.</w:t>
       </w:r>
     </w:p>
     <w:p>
@@ -8354,7 +8354,7 @@
         <w:t xml:space="preserve">B</w:t>
       </w:r>
       <w:r>
-        <w:t xml:space="preserve">) Fitted-coefficient direction by cohort for the eight genera meeting a pre-specified descriptive coefficient-sign-stability screen (top-20 in ≥2 cohorts; a stable positive coefficient sign in ≥8/10 outer folds in ≥1 cohort and a stable negative sign in ≥8/10 folds in ≥1 other). Cell color/value = median fitted logistic-regression coefficient across the 10 outer folds (positive → higher predicted AD log-odds; negative → lower); cell text = the fold count backing that direction; bordered cells meet the ≥8/10 stability criterion. This is a descriptive screen, not a multiplicity-corrected hypothesis test. (</w:t>
+        <w:t xml:space="preserve">) Fitted-coefficient direction by cohort for the eight genera meeting a pre-specified descriptive coefficient-sign-stability screen (top-20 in ≥2 cohorts; a stable positive coefficient sign in ≥8/10 outer folds in ≥1 cohort and a stable negative sign in ≥8/10 folds in ≥1 other). Cell color = median fitted logistic-regression coefficient across the 10 outer folds; cell text = fold-count and direction. Bordered cells meet the ≥8/10 stability criterion. This is a descriptive screen, not a multiplicity-corrected hypothesis test. (</w:t>
       </w:r>
       <w:r>
         <w:rPr>

--- a/manuscript/draft.docx
+++ b/manuscript/draft.docx
@@ -99,24 +99,6 @@
       </w:r>
       <w:r>
         <w:t xml:space="preserve">gut microbiome; Alzheimer’s disease; machine learning; cross-cohort generalization; batch correction; SHAP; PERMANOVA; 16S rRNA sequencing</w:t>
-      </w:r>
-    </w:p>
-    <w:p>
-      <w:pPr>
-        <w:pStyle w:val="BodyText"/>
-      </w:pPr>
-      <w:r>
-        <w:rPr>
-          <w:b/>
-          <w:bCs/>
-        </w:rPr>
-        <w:t xml:space="preserve">Word count:</w:t>
-      </w:r>
-      <w:r>
-        <w:t xml:space="preserve"> </w:t>
-      </w:r>
-      <w:r>
-        <w:t xml:space="preserve">11,999 (main text, Introduction through Conclusion, including in-text citations; excludes abstract, headings, figure/table captions, table contents, funding, acknowledgements, and references)</w:t>
       </w:r>
     </w:p>
     <w:p>
@@ -8161,7 +8143,7 @@
         <w:t xml:space="preserve">B</w:t>
       </w:r>
       <w:r>
-        <w:t xml:space="preserve">) Summary of the six-phase analysis pipeline, from DADA2 processing through SHAP feature importance analysis.</w:t>
+        <w:t xml:space="preserve">) Summary of the six-phase analysis pipeline, from DADA2 processing through SHAP feature-importance and logistic-regression coefficient-stability analyses.</w:t>
       </w:r>
     </w:p>
     <w:p>
@@ -8230,7 +8212,7 @@
         <w:t xml:space="preserve">C</w:t>
       </w:r>
       <w:r>
-        <w:t xml:space="preserve">) Pairwise single-cohort-train / single-cohort-test AUC heatmaps for logistic regression and LightGBM respectively. Diagonal (within-cohort) values are omitted; colour scale: red = near chance, green = high AUC.</w:t>
+        <w:t xml:space="preserve">) Pairwise single-cohort-train / single-cohort-test AUC heatmaps for logistic regression and LightGBM respectively. Diagonal (within-cohort) values are omitted; colour scale: red = lower AUC, green = higher AUC.</w:t>
       </w:r>
     </w:p>
     <w:p>

--- a/manuscript/draft.docx
+++ b/manuscript/draft.docx
@@ -2,13 +2,13 @@
 <file path=word/document.xml><?xml version="1.0" encoding="utf-8"?>
 <w:document xmlns:w="http://schemas.openxmlformats.org/wordprocessingml/2006/main" xmlns:m="http://schemas.openxmlformats.org/officeDocument/2006/math" xmlns:r="http://schemas.openxmlformats.org/officeDocument/2006/relationships" xmlns:o="urn:schemas-microsoft-com:office:office" xmlns:v="urn:schemas-microsoft-com:vml" xmlns:w10="urn:schemas-microsoft-com:office:word" xmlns:a="http://schemas.openxmlformats.org/drawingml/2006/main" xmlns:pic="http://schemas.openxmlformats.org/drawingml/2006/picture" xmlns:wp="http://schemas.openxmlformats.org/drawingml/2006/wordprocessingDrawing">
   <w:body>
-    <w:bookmarkStart w:id="49" w:name="X3f0b9e945a910e039fb180ce35c48dc311d16d2"/>
+    <w:bookmarkStart w:id="49" w:name="Xf6480aeedf7fa610e3a05b790e7de870ec22289"/>
     <w:p>
       <w:pPr>
         <w:pStyle w:val="Heading1"/>
       </w:pPr>
       <w:r>
-        <w:t xml:space="preserve">Cross-Cohort Generalization Failure in Gut Microbiome-Based Alzheimer’s Disease Classifiers: Evidence from Five Independent Cohorts with Batch Correction Analysis</w:t>
+        <w:t xml:space="preserve">Cross-Cohort Generalization Limitations in Gut Microbiome-Based Alzheimer’s Disease Classifiers: Evidence from Four Supervised Cohorts with Batch Correction Analysis</w:t>
       </w:r>
     </w:p>
     <w:p>
@@ -26,7 +26,7 @@
         <w:t xml:space="preserve"> </w:t>
       </w:r>
       <w:r>
-        <w:t xml:space="preserve">Microbiome AD classifier generalization failure</w:t>
+        <w:t xml:space="preserve">Microbiome AD classifier generalization limits</w:t>
       </w:r>
     </w:p>
     <w:p>
@@ -156,7 +156,7 @@
         <w:pStyle w:val="FirstParagraph"/>
       </w:pPr>
       <w:r>
-        <w:t xml:space="preserve">Gut microbiome dysbiosis has been proposed as an Alzheimer’s disease (AD) biomarker, but the transportability of microbiome classifiers across independent cohorts remains uncertain. We reprocessed five public 16S rRNA cohorts (509 samples; China, Kazakhstan, South Korea) with a common DADA2/genus-level pipeline and evaluated logistic regression and LightGBM classifiers using nested within-cohort cross-validation, leave-one-cohort-out (LOCO) transfer, pairwise transfer, PERMANOVA, batch adjustment, and out-of-fold SHAP analyses. Within four labeled cohorts, within-cohort AUC-ROC ranged from 0.633 to 0.998. The near-perfect Zhu 2022 result was stable across 50 repeated nested-CV partitions (mean AUC 0.9955 for logistic regression and 0.9760 for LightGBM) and exceeded a 1,000-permutation label null for both models (empirical p=0.000999). In LOCO evaluation, AUC ranged from 0.504 to 0.813, with mean decreases of 0.176 for logistic regression and 0.146 for LightGBM; paired diagnosis-stratified bootstrap intervals excluded zero for five of eight cohort-model differences. Re-deriving genus selection strictly from training data changed LOCO AUC by at most 0.066. In the four-cohort marginal PERMANOVA model, cohort-associated compositional variation exceeded diagnosis-associated variation (R²=0.172 versus 0.014), but this contrast decreased to 0.059 versus 0.023 when restricted to three more technically comparable Chinese paired-end MiSeq cohorts, and dispersion differed significantly among cohorts. Label-blind transductive ComBat-seq and MMUPHin adjustment changed mean LOCO AUC by at most 0.007 and did not recover transferability. Cross-cohort overlap of top predictive taxa was low: logistic-regression overlap remained above a prevalence-restricted random-set null, whereas LightGBM overlap did not. A descriptive coefficient-stability screen identified eight logistic-regression genera with opposite stable fitted-coefficient directions across cohorts. These findings demonstrate substantial, heterogeneous cross-cohort generalization limitations among the evaluated public 16S datasets and show that the two tested batch-adjustment methods did not restore transferability. Prospective validation in larger, geographically and technically diverse cohorts is needed before microbiome-based AD classifiers can be considered clinically actionable.</w:t>
+        <w:t xml:space="preserve">Gut microbiome dysbiosis has been proposed as an Alzheimer’s disease (AD) biomarker, but the transportability of microbiome classifiers across independent cohorts remains uncertain. We reprocessed five public 16S rRNA cohorts (509 samples; China, Kazakhstan, South Korea) with a common DADA2/genus-level pipeline and evaluated logistic regression and LightGBM classifiers using nested within-cohort cross-validation, leave-one-cohort-out (LOCO) transfer, pairwise transfer, PERMANOVA, batch adjustment, and out-of-fold SHAP analyses. Within four labeled cohorts, using strict training-only genus selection as the primary classifier-performance pipeline (Section 2.5.1), within-cohort AUC-ROC ranged from 0.611 to 0.996. The near-perfect Zhu 2022 result was stable across 50 repeated nested-CV partitions and exceeded a 1,000-permutation label null (p=0.000999), though a technical-metadata confound cannot be excluded (Section 4.3). In LOCO evaluation, AUC ranged from 0.506 to 0.812 (mean decreases of 0.170 logistic regression, 0.133 LightGBM); paired bootstrap intervals excluded zero for four of eight cohort-model differences. This pipeline agreed closely with a fixed common-universe reference retained for secondary analyses (max |Δ|=0.066), though one pairwise-transfer cell changed materially (Kazakhstan→Ling 2020, LightGBM: 0.58→0.44), reported without smoothing. In the four-cohort marginal PERMANOVA model, cohort-associated compositional variation exceeded diagnosis-associated variation (R²=0.172 vs. 0.014), decreasing to 0.059 vs. 0.023 when restricted to three more technically comparable Chinese paired-end MiSeq cohorts; dispersion differed significantly among cohorts. Label-blind transductive ComBat-seq and MMUPHin adjustment changed mean LOCO AUC by at most 0.007 and did not recover transferability. Cross-cohort overlap of top predictive taxa was low: logistic-regression overlap remained above a prevalence-restricted null, LightGBM did not. A descriptive coefficient-stability screen identified eight logistic-regression genera with opposite, stable fitted-coefficient directions across cohorts. These findings demonstrate substantial, heterogeneous cross-cohort generalization limitations among the evaluated public 16S datasets, and show the two tested batch-adjustment methods did not restore transferability. Prospective validation in larger, geographically and technically diverse cohorts is needed before microbiome-based AD classifiers can be considered clinically actionable.</w:t>
       </w:r>
     </w:p>
     <w:p>
@@ -291,7 +291,7 @@
         <w:pStyle w:val="BodyText"/>
       </w:pPr>
       <w:r>
-        <w:t xml:space="preserve">We assembled five publicly available 16S rRNA gene sequencing cohorts spanning three countries (China, Kazakhstan, South Korea) and conducted a comprehensive cross-cohort generalization evaluation. We report that classifiers showed substantial and variable degradation when transferred to independent cohorts; cohort identity explains substantially more compositional variance than disease status, though the size of this disparity depends materially on which cohorts are compared; under label-blind transductive adjustment, ComBat-seq and MMUPHin left mean cross-cohort AUC essentially unchanged and did not recover transferability; and top predictive taxa showed low absolute overlap across cohorts, with a subset showing opposite, stable fitted-coefficient directions. Together, these findings constitute a systematic quantification of cross-cohort generalization limitations among the evaluated public gut microbiome AD classifier datasets, with direct implications for the field’s trajectory toward clinical translation.</w:t>
+        <w:t xml:space="preserve">We assembled five publicly available 16S rRNA gene sequencing cohorts spanning three countries (China, Kazakhstan, South Korea): four with per-sample diagnosis labels supporting supervised classification, and a fifth (Kim/KBASE 2022) contributing only to unsupervised compositional analyses (Section 2.1). We conducted a comprehensive cross-cohort generalization evaluation across the four labeled cohorts. We report that classifiers showed substantial and variable degradation when transferred to independent cohorts; cohort identity explains substantially more compositional variance than disease status, though the size of this disparity depends materially on which cohorts are compared; under label-blind transductive adjustment, ComBat-seq and MMUPHin left mean cross-cohort AUC essentially unchanged and did not recover transferability; and top predictive taxa showed low absolute overlap across cohorts, with a subset showing opposite, stable fitted-coefficient directions. Together, these findings constitute a systematic quantification of cross-cohort generalization limitations among the evaluated public gut microbiome AD classifier datasets, with direct implications for the field’s trajectory toward clinical translation.</w:t>
       </w:r>
     </w:p>
     <w:p>
@@ -325,117 +325,15 @@
         <w:pStyle w:val="FirstParagraph"/>
       </w:pPr>
       <w:r>
-        <w:t xml:space="preserve">We performed a systematic search of NCBI SRA and ENA for publicly available 16S rRNA amplicon sequencing studies of gut microbiota in AD, MCI, or cognitively normal populations, deposited before January 2025, using the following SRA search terms: (</w:t>
-      </w:r>
-      <w:r>
-        <w:t xml:space="preserve">“Alzheimer’s disease”</w:t>
-      </w:r>
-      <w:r>
-        <w:t xml:space="preserve"> </w:t>
-      </w:r>
-      <w:r>
-        <w:t xml:space="preserve">OR</w:t>
-      </w:r>
-      <w:r>
-        <w:t xml:space="preserve"> </w:t>
-      </w:r>
-      <w:r>
-        <w:t xml:space="preserve">“Alzheimer disease”</w:t>
-      </w:r>
-      <w:r>
-        <w:t xml:space="preserve"> </w:t>
-      </w:r>
-      <w:r>
-        <w:t xml:space="preserve">OR</w:t>
-      </w:r>
-      <w:r>
-        <w:t xml:space="preserve"> </w:t>
-      </w:r>
-      <w:r>
-        <w:t xml:space="preserve">“mild cognitive impairment”</w:t>
-      </w:r>
-      <w:r>
-        <w:t xml:space="preserve"> </w:t>
-      </w:r>
-      <w:r>
-        <w:t xml:space="preserve">OR</w:t>
-      </w:r>
-      <w:r>
-        <w:t xml:space="preserve"> </w:t>
-      </w:r>
-      <w:r>
-        <w:t xml:space="preserve">“MCI”</w:t>
-      </w:r>
-      <w:r>
-        <w:t xml:space="preserve"> </w:t>
-      </w:r>
-      <w:r>
-        <w:t xml:space="preserve">OR</w:t>
-      </w:r>
-      <w:r>
-        <w:t xml:space="preserve"> </w:t>
-      </w:r>
-      <w:r>
-        <w:t xml:space="preserve">“dementia”</w:t>
-      </w:r>
-      <w:r>
-        <w:t xml:space="preserve">) AND (</w:t>
-      </w:r>
-      <w:r>
-        <w:t xml:space="preserve">“gut microbiome”</w:t>
-      </w:r>
-      <w:r>
-        <w:t xml:space="preserve"> </w:t>
-      </w:r>
-      <w:r>
-        <w:t xml:space="preserve">OR</w:t>
-      </w:r>
-      <w:r>
-        <w:t xml:space="preserve"> </w:t>
-      </w:r>
-      <w:r>
-        <w:t xml:space="preserve">“gut microbiota”</w:t>
-      </w:r>
-      <w:r>
-        <w:t xml:space="preserve"> </w:t>
-      </w:r>
-      <w:r>
-        <w:t xml:space="preserve">OR</w:t>
-      </w:r>
-      <w:r>
-        <w:t xml:space="preserve"> </w:t>
-      </w:r>
-      <w:r>
-        <w:t xml:space="preserve">“intestinal microbiome”</w:t>
-      </w:r>
-      <w:r>
-        <w:t xml:space="preserve"> </w:t>
-      </w:r>
-      <w:r>
-        <w:t xml:space="preserve">OR</w:t>
-      </w:r>
-      <w:r>
-        <w:t xml:space="preserve"> </w:t>
-      </w:r>
-      <w:r>
-        <w:t xml:space="preserve">“16S rRNA”</w:t>
-      </w:r>
-      <w:r>
-        <w:t xml:space="preserve">) AND (</w:t>
-      </w:r>
-      <w:r>
-        <w:t xml:space="preserve">“Homo sapiens”</w:t>
-      </w:r>
-      <w:r>
-        <w:t xml:space="preserve">). Studies were included if they provided (1) per-sample diagnosis labels (AD, MCI, or CN) in public metadata, (2) raw FASTQ files or quality-filtered reads in a public archive, and (3) minimum sample sizes of 40 participants per cohort. We restricted this analysis to 16S rRNA studies; shotgun metagenomic cohorts were identified but excluded to avoid the additional platform confound of mixing amplicon and whole-genome sequencing data. Cohorts were excluded if per-sample labels were IRB-restricted (for supervised analyses), data had not been publicly released at the time of analysis, or samples represented a tissue compartment other than fecal microbiome. A complete record of the search procedure, identified cohorts, and exclusion rationale is in Supplementary Note S1.</w:t>
-      </w:r>
-    </w:p>
-    <w:p>
-      <w:pPr>
-        <w:pStyle w:val="BodyText"/>
-      </w:pPr>
-      <w:r>
-        <w:t xml:space="preserve">Four cohorts met all criteria for supervised analysis. A fifth cohort, Kim/KBASE 2022 (PRJEB50447), lacked publicly available per-sample diagnosis labels and was retained only for unsupervised cohort-level analyses. The ALBION 2025 Greek cohort (PRJNA1297934) was identified but excluded because data had not yet been publicly released at the time of analysis. Group-level counts from the published paper (18 amyloid-positive preclinical AD; 60 cognitively normal) were available but insufficient for supervised classifier training or evaluation.</w:t>
+        <w:t xml:space="preserve">We systematically searched NCBI SRA and ENA for publicly available 16S rRNA amplicon-sequencing studies of gut microbiota in AD, MCI, or cognitively normal populations deposited before January 2025 (search terms and full inclusion/exclusion record: Supplementary Note S1). Inclusion required per-sample diagnosis labels, raw or quality-filtered reads in a public archive, and ≥40 participants per cohort; shotgun metagenomic studies were excluded to avoid mixing amplicon and whole-genome platforms, and cohorts were excluded for IRB-restricted labels, unreleased data, or a non-fecal tissue compartment.</w:t>
+      </w:r>
+    </w:p>
+    <w:p>
+      <w:pPr>
+        <w:pStyle w:val="BodyText"/>
+      </w:pPr>
+      <w:r>
+        <w:t xml:space="preserve">Four cohorts met all criteria for supervised analysis. A fifth, Kim/KBASE 2022 (Jung et al., 2022; PRJEB50447; 78 participants, 18 preclinical AD by amyloid-PET, 60 CN), lacked publicly available per-sample diagnosis labels and was retained only for PERMANOVA (Phase 4), excluded from all supervised classifier training and evaluation. The ALBION 2025 Greek cohort (PRJNA1297934) was identified but excluded because data had not yet been publicly released at the time of analysis.</w:t>
       </w:r>
     </w:p>
     <w:p>
@@ -507,7 +405,7 @@
         <w:t xml:space="preserve">) sample and a blood microbiome (B_</w:t>
       </w:r>
       <w:r>
-        <w:t xml:space="preserve">) sample. Only the 90 fecal samples were used in all analyses; blood samples were excluded as a distinct biological compartment that would confound within-cohort classifiers. Binary analyses used 30 AD and 30 CN fecal samples (n=60). Paired-end MiSeq 2×300 bp, V3–V4 (Zhu et al., 2022). Diagnostic ascertainment differed across cohorts: Zhuang 2018, Ling 2020, and Zhu 2022 used clinical AD diagnosis; Kazakhstan used NINCDS-ADRDA criteria (confirmed by neurologists); and Kim/KBASE 2022 used amyloid-PET positivity for preclinical AD. These differences in diagnostic ascertainment are acknowledged as a source of between-cohort biological heterogeneity.</w:t>
+        <w:t xml:space="preserve">) sample. Only the 90 fecal samples were used in all analyses; blood samples were excluded as a distinct biological compartment that would confound within-cohort classifiers. Binary analyses used 30 AD and 30 CN fecal samples (n=60). Paired-end MiSeq 2×300 bp, V3–V4 (Zhu et al., 2022). Diagnostic ascertainment differed across cohorts (Zhuang 2018/Ling 2020/Zhu 2022: clinical AD diagnosis; Kazakhstan: NINCDS-ADRDA criteria; Kim/KBASE 2022: amyloid-PET positivity); Section 4.6 discusses the implications of this heterogeneity.</w:t>
       </w:r>
     </w:p>
     <w:p>
@@ -525,15 +423,7 @@
         <w:t xml:space="preserve"> </w:t>
       </w:r>
       <w:r>
-        <w:t xml:space="preserve">84 participants (41 AD, 43 CN). Single-end NovaSeq sequencing, V3–V4 region (Kaiyrlykyzy et al., 2022) — the only single-end dataset in the study; implications for read length and taxonomic resolution are discussed in Section 2.2 and Limitations.</w:t>
-      </w:r>
-    </w:p>
-    <w:p>
-      <w:pPr>
-        <w:pStyle w:val="BodyText"/>
-      </w:pPr>
-      <w:r>
-        <w:t xml:space="preserve">The Kim/KBASE 2022 cohort (Jung et al., 2022; PRJEB50447; 78 participants; 18 preclinical AD by amyloid-PET, 60 CN) was included in PERMANOVA analyses (Phase 4) only and excluded from all supervised classifier training and evaluation.</w:t>
+        <w:t xml:space="preserve">84 participants (41 AD, 43 CN). Single-end NovaSeq sequencing, V3–V4 region (Kaiyrlykyzy et al., 2022) — the only single-end dataset in the study (Section 2.2, Limitations).</w:t>
       </w:r>
     </w:p>
     <w:p>
@@ -575,105 +465,54 @@
         <w:pStyle w:val="BodyText"/>
       </w:pPr>
       <w:r>
-        <w:t xml:space="preserve">Taxonomic assignment used the SILVA reference database v138.1. ASVs were collapsed to genus level by summing raw counts per sample. A genus was retained across the study if it reached ≥20% prevalence (nonzero count in ≥20% of samples) in at least one of the five cohorts; this threshold was computed per cohort and the union of genera passing in any cohort was taken across all five, producing a unified feature set of 396 genera. Genera absent in a given sample received a count of zero. Because this feature-selection step used all five cohorts’ raw prevalence simultaneously, the resulting 396-genus feature universe was informed, in part, by the prevalence of the eventual test cohort in every downstream leave-one-cohort-out (LOCO) and pairwise-transfer experiment (Section 2.5). This is not a leakage-free design; it is identified transparently as a global, all-cohort feature-selection step, and its effect on the paper’s conclusions is evaluated directly by a strict training-only sensitivity analysis (Section 2.5.1) rather than assumed negligible.</w:t>
-      </w:r>
-    </w:p>
-    <w:p>
-      <w:pPr>
-        <w:pStyle w:val="BodyText"/>
-      </w:pPr>
-      <w:r>
-        <w:rPr>
-          <w:b/>
-          <w:bCs/>
-        </w:rPr>
-        <w:t xml:space="preserve">Leakage status of every preprocessing step, stated explicitly.</w:t>
-      </w:r>
-      <w:r>
-        <w:t xml:space="preserve"> </w:t>
-      </w:r>
-      <w:r>
-        <w:t xml:space="preserve">(1)</w:t>
-      </w:r>
-      <w:r>
-        <w:t xml:space="preserve"> </w:t>
-      </w:r>
-      <w:r>
-        <w:rPr>
-          <w:i/>
-          <w:iCs/>
-        </w:rPr>
-        <w:t xml:space="preserve">DADA2 ASV inference and error-model estimation</w:t>
-      </w:r>
-      <w:r>
-        <w:t xml:space="preserve"> </w:t>
-      </w:r>
-      <w:r>
-        <w:t xml:space="preserve">(this section) were performed once independently within each cohort using that cohort’s full read set, with no diagnosis labels and no samples from other cohorts, and were not re-estimated within outer-CV folds. Thus, this raw-read stage does not introduce diagnosis-label leakage or cross-cohort pooling, although within-cohort performance is not fully fold-isolated at the denoising stage because error-model estimation used the cohort’s full read set. The strict training-only sensitivity below re-derives genus selection and downstream supervised preprocessing/model fitting, not DADA2. (2)</w:t>
-      </w:r>
-      <w:r>
-        <w:t xml:space="preserve"> </w:t>
-      </w:r>
-      <w:r>
-        <w:rPr>
-          <w:i/>
-          <w:iCs/>
-        </w:rPr>
-        <w:t xml:space="preserve">Global genus-level feature selection</w:t>
-      </w:r>
-      <w:r>
-        <w:t xml:space="preserve"> </w:t>
-      </w:r>
-      <w:r>
-        <w:t xml:space="preserve">(≥20% prevalence, this section) pools raw prevalence across all five cohorts, including the eventual held-out cohort in every LOCO/pairwise experiment — a genuine, acknowledged limitation bounded by the training-only sensitivity in Section 2.5.1, which re-derives the feature set from training-side samples only and finds the qualitative conclusion unchanged. (3)</w:t>
-      </w:r>
-      <w:r>
-        <w:t xml:space="preserve"> </w:t>
-      </w:r>
-      <w:r>
-        <w:rPr>
-          <w:i/>
-          <w:iCs/>
-        </w:rPr>
-        <w:t xml:space="preserve">Zero-replacement and CLR transformation</w:t>
-      </w:r>
-      <w:r>
-        <w:t xml:space="preserve"> </w:t>
-      </w:r>
-      <w:r>
-        <w:t xml:space="preserve">(Section 2.3) are deterministic functions of each sample’s own count vector, using no information from any other sample, cohort, or diagnosis label. (4)</w:t>
-      </w:r>
-      <w:r>
-        <w:t xml:space="preserve"> </w:t>
-      </w:r>
-      <w:r>
-        <w:rPr>
-          <w:i/>
-          <w:iCs/>
-        </w:rPr>
-        <w:t xml:space="preserve">Model tuning and fitting</w:t>
-      </w:r>
-      <w:r>
-        <w:t xml:space="preserve"> </w:t>
-      </w:r>
-      <w:r>
-        <w:t xml:space="preserve">(Sections 2.4–2.5) use only the training-side samples of each split, with test-side samples never used for tuning, fitting, or standardization. (5) The</w:t>
-      </w:r>
-      <w:r>
-        <w:t xml:space="preserve"> </w:t>
-      </w:r>
-      <w:r>
-        <w:rPr>
-          <w:i/>
-          <w:iCs/>
-        </w:rPr>
-        <w:t xml:space="preserve">strict training-only sensitivity</w:t>
-      </w:r>
-      <w:r>
-        <w:t xml:space="preserve"> </w:t>
-      </w:r>
-      <w:r>
-        <w:t xml:space="preserve">(Section 2.5.1) additionally re-derives genus selection from training-side samples only, closing the pathway identified in (2) for that analysis.</w:t>
+        <w:t xml:space="preserve">Taxonomic assignment used the SILVA reference database v138.1. ASVs were collapsed to genus level by summing raw counts per sample. Two genus-selection schemes are used in this paper, and every downstream result states which one it uses (Section 2.5.1 gives the full rationale). The</w:t>
+      </w:r>
+      <w:r>
+        <w:t xml:space="preserve"> </w:t>
+      </w:r>
+      <w:r>
+        <w:rPr>
+          <w:b/>
+          <w:bCs/>
+        </w:rPr>
+        <w:t xml:space="preserve">primary scheme</w:t>
+      </w:r>
+      <w:r>
+        <w:t xml:space="preserve">, used for every headline classifier-performance estimate (within-cohort, LOCO, pairwise transfer; Tables 2–3, Figures 2–3), re-derives the ≥20%-prevalence genus set independently within each train/test split, from training-side samples only, so no held-out cohort ever contributes prevalence information to its own evaluation. A</w:t>
+      </w:r>
+      <w:r>
+        <w:t xml:space="preserve"> </w:t>
+      </w:r>
+      <w:r>
+        <w:rPr>
+          <w:b/>
+          <w:bCs/>
+        </w:rPr>
+        <w:t xml:space="preserve">fixed common-universe scheme</w:t>
+      </w:r>
+      <w:r>
+        <w:t xml:space="preserve"> </w:t>
+      </w:r>
+      <w:r>
+        <w:t xml:space="preserve">— ≥20% prevalence (nonzero count in ≥20% of samples) in at least one of the five cohorts, computed once globally and pooling all five cohorts’ raw prevalence, producing a fixed 396-genus feature set — is retained only for the secondary descriptive/harmonization analyses that require one common feature space across cohorts simultaneously (batch correction, SHAP, PERMANOVA; Section 2.5.1). Genera absent in a given sample received a count of zero under either scheme.</w:t>
+      </w:r>
+    </w:p>
+    <w:p>
+      <w:pPr>
+        <w:pStyle w:val="BodyText"/>
+      </w:pPr>
+      <w:r>
+        <w:rPr>
+          <w:b/>
+          <w:bCs/>
+        </w:rPr>
+        <w:t xml:space="preserve">Leakage considerations.</w:t>
+      </w:r>
+      <w:r>
+        <w:t xml:space="preserve"> </w:t>
+      </w:r>
+      <w:r>
+        <w:t xml:space="preserve">DADA2 denoising (this section) is performed once per cohort using that cohort’s full read set, with no diagnosis labels or cross-cohort pooling, though not fully fold-isolated at the denoising stage for that reason. Zero-replacement/CLR (Section 2.3) are per-sample deterministic functions. Model tuning and fitting (Sections 2.4–2.5) use training-side samples only. The primary training-only genus-selection scheme closes the remaining pathway (feature selection informed by the test cohort’s own prevalence); the common-universe scheme does not, which is why it is not used as classifier-generalization evidence (Section 4.6).</w:t>
       </w:r>
     </w:p>
     <w:bookmarkEnd w:id="12"/>
@@ -1270,7 +1109,7 @@
         <w:pStyle w:val="FirstParagraph"/>
       </w:pPr>
       <w:r>
-        <w:t xml:space="preserve">We trained binary classifiers (AD vs. CN) independently for each of the four labeled cohorts using two model families:</w:t>
+        <w:t xml:space="preserve">We trained binary classifiers (AD vs. CN) independently for each of the four labeled cohorts using two model families; this model-fitting methodology is shared by both feature-selection schemes compared in Section 2.5.1.</w:t>
       </w:r>
     </w:p>
     <w:p>
@@ -1423,7 +1262,7 @@
         <w:t xml:space="preserve"> </w:t>
       </w:r>
       <w:r>
-        <w:t xml:space="preserve">Under the same pipeline and fixed outer-fold partition (random_state=42): for each of exactly 1,000 permutations, AD/CN labels were shuffled across the 60 participants while preserving the 30/30 class balance. Within every outer fold, all label-dependent model fitting and hyperparameter tuning were rerun using the permuted training labels. Fold-specific genus selection, zero replacement, and CLR construction depend only on fold membership and feature counts rather than diagnosis labels; these components were therefore precomputed once for the fixed partition and reused across permutations. This is an implementation optimization and does not alter the permutation null because the classifier is refit on the permuted labels in every replicate. Empirical p =</w:t>
+        <w:t xml:space="preserve">Under the same pipeline and fixed outer-fold partition (random_state=42): for each of exactly 1,000 permutations, AD/CN labels were shuffled across the 60 participants (preserving 30/30 class balance) and the classifier was refit on the permuted labels within every outer fold. Fold-specific genus selection, zero replacement, and CLR construction depend only on fold membership, not labels, so these were precomputed once and reused across permutations — an implementation optimization that does not alter the null, since the classifier itself is always refit on the permuted labels. Empirical p =</w:t>
       </w:r>
       <w:r>
         <w:t xml:space="preserve"> </w:t>
@@ -1499,7 +1338,7 @@
         </m:r>
       </m:oMath>
       <w:r>
-        <w:t xml:space="preserve">, using the training-only single-partition AUC as the observed value; the minimum attainable p at this permutation count is</w:t>
+        <w:t xml:space="preserve">; the minimum attainable p at this permutation count is</w:t>
       </w:r>
       <w:r>
         <w:t xml:space="preserve"> </w:t>
@@ -1528,7 +1367,7 @@
         </m:r>
       </m:oMath>
       <w:r>
-        <w:t xml:space="preserve">, and we do not interpret any p-value below this floor as more precise than it.</w:t>
+        <w:t xml:space="preserve">, not interpreted as more precise than that floor.</w:t>
       </w:r>
     </w:p>
     <w:bookmarkEnd w:id="14"/>
@@ -1565,7 +1404,7 @@
         <w:t xml:space="preserve"> </w:t>
       </w:r>
       <w:r>
-        <w:t xml:space="preserve">For each test cohort, a classifier was trained on the pooled samples from the remaining three labeled cohorts (no cross-validation within this training step; hyperparameters were selected via 5-fold inner CV on the training pool), then evaluated on the held-out cohort, producing four LOCO AUC estimates per model type. We report the LOCO AUC drop as the difference between within-cohort (nested CV) AUC and LOCO AUC. Uncorrected LOCO 95% CIs (Table 3, Figure 3A) use the diagnosis-stratified, participant-level bootstrap of Section 2.5.2 (10,000 replicates); CIs on batch-corrected LOCO AUC (Table 4, Figure 5, Supplementary Figure S4) use the non-stratified 1,000-resample bootstrap described below. Non-overlap of two independently computed CIs is not a formal statistical test of whether their difference is nonzero and is not used as one anywhere in this paper; the AUC drop is instead evaluated with the paired bootstrap procedure in Section 2.5.2.</w:t>
+        <w:t xml:space="preserve">For each test cohort, a classifier was trained on the pooled samples from the remaining three labeled cohorts (hyperparameters selected via 5-fold inner CV on the training pool), then evaluated on the held-out cohort, producing four LOCO AUC estimates per model. LOCO AUC drop = within-cohort minus LOCO AUC, formally evaluated by the paired bootstrap of Section 2.5.2. Uncorrected LOCO 95% CIs (Table 3, Figure 3A) use that same diagnosis-stratified, participant-level bootstrap (10,000 replicates); batch-corrected LOCO CIs (Table 4, Figure 5, Supplementary Figure S4) use the non-stratified 1,000-resample bootstrap below.</w:t>
       </w:r>
     </w:p>
     <w:p>
@@ -1583,7 +1422,7 @@
         <w:t xml:space="preserve"> </w:t>
       </w:r>
       <w:r>
-        <w:t xml:space="preserve">A classifier was trained on one cohort and tested on each of the other three individually, yielding a 4×4 matrix (diagonal excluded) of cross-cohort AUC per model type — more stringent than LOCO and able to isolate specific directional failures. Pairwise AUC 95% CIs (Supplementary Table S1) use the non-stratified 1,000-resample bootstrap on test-set predictions, not the diagnosis-stratified regeneration of Section 2.5.2, which covers only the within-cohort and uncorrected-LOCO CIs.</w:t>
+        <w:t xml:space="preserve">A classifier was trained on one cohort and tested on each other individually, yielding a 4×4 matrix (diagonal excluded) per model — more stringent than LOCO, isolating directional failures. Pairwise 95% CIs (Supplementary Table S1) use the non-stratified 1,000-resample bootstrap on test-set predictions.</w:t>
       </w:r>
     </w:p>
     <w:p>
@@ -1601,16 +1440,16 @@
         <w:t xml:space="preserve"> </w:t>
       </w:r>
       <w:r>
-        <w:t xml:space="preserve">To assess whether generalization failure was attributable to any single cohort, we repeated LOCO under three additional configurations: (A) excluding Kazakhstan entirely, LOCO evaluated on the remaining three; (B) excluding Zhuang 2018; (C) excluding Ling 2020. Results are in Section 3.3 and Supplementary Figure S3.</w:t>
-      </w:r>
-    </w:p>
-    <w:bookmarkStart w:id="16" w:name="Xe2926c73c2cf6d3094a4393ff10389966fd30e4"/>
+        <w:t xml:space="preserve">To assess whether generalization failure was attributable to any single cohort, we repeated LOCO excluding (A) Kazakhstan, (B) Zhuang 2018, and (C) Ling 2020 in turn (Section 3.3; Supplementary Figure S3).</w:t>
+      </w:r>
+    </w:p>
+    <w:bookmarkStart w:id="16" w:name="Xc27ca0dbbdaa1fe848998a85fde596aee9d4d0f"/>
     <w:p>
       <w:pPr>
         <w:pStyle w:val="Heading4"/>
       </w:pPr>
       <w:r>
-        <w:t xml:space="preserve">2.5.1 Training-Only Feature-Selection Sensitivity Analysis</w:t>
+        <w:t xml:space="preserve">2.5.1 Primary Feature Selection: Strict Training-Only, versus the Common-Universe Schema Retained for Secondary Analyses</w:t>
       </w:r>
     </w:p>
     <w:p>
@@ -1618,7 +1457,31 @@
         <w:pStyle w:val="FirstParagraph"/>
       </w:pPr>
       <w:r>
-        <w:t xml:space="preserve">Because the 396-genus feature set (Section 2.2) was selected globally using all five cohorts’ raw prevalence, every LOCO and pairwise experiment above used a feature universe partly informed by the eventual held-out cohort. To test whether this affected the generalization-failure conclusion, we repeated the within-cohort, LOCO, and pairwise-transfer analyses with genus selection re-derived independently inside every split, using only that split’s training-side samples: for each outer fold (within-cohort), held-out cohort (LOCO), and train cohort (pairwise), the ≥20%-prevalence filter was recomputed from training-side AD/CN-labeled samples only, and test/held-out samples were projected onto the training-derived genus set (absent genera zero-filled) before per-sample zero-replacement and CLR transformation. Model families, hyperparameter grids, random state, fold counts, and bootstrap CI procedure matched the main analyses (Sections 2.4–2.5). This yields a strictly train-only feature universe per split, at the cost of a smaller, split-specific genus count (e.g., 150 genera when Kazakhstan is excluded during its own LOCO hold-out, versus 396 globally).</w:t>
+        <w:t xml:space="preserve">The global 396-genus set (Section 2.2) gave every LOCO/pairwise experiment a feature universe partly informed by the held-out cohort’s own prevalence. To close this pathway,</w:t>
+      </w:r>
+      <w:r>
+        <w:t xml:space="preserve"> </w:t>
+      </w:r>
+      <w:r>
+        <w:rPr>
+          <w:b/>
+          <w:bCs/>
+        </w:rPr>
+        <w:t xml:space="preserve">every headline within-cohort, LOCO, and pairwise-transfer AUC in this paper (Table 2, Table 3, Figure 2, Figure 3A–C) instead uses genus selection re-derived independently inside every split, from that split’s training-side samples only</w:t>
+      </w:r>
+      <w:r>
+        <w:t xml:space="preserve"> </w:t>
+      </w:r>
+      <w:r>
+        <w:t xml:space="preserve">— this strict training-only scheme is the primary classifier-performance pipeline. For each outer fold/held-out cohort/train cohort, the ≥20%-prevalence filter was recomputed from training-side samples, and test/held-out samples projected onto the training-derived genus set (absent genera zero-filled) before zero-replacement and CLR. Model families, hyperparameter grids, random state, fold counts, and bootstrap procedure are otherwise identical to Sections 2.4–2.5.2. Retained genus count varies by split (e.g., 150 vs. 396 when Kazakhstan is excluded during its own LOCO hold-out); no headline classifier-generalization claim depends on held-out-cohort prevalence information.</w:t>
+      </w:r>
+    </w:p>
+    <w:p>
+      <w:pPr>
+        <w:pStyle w:val="BodyText"/>
+      </w:pPr>
+      <w:r>
+        <w:t xml:space="preserve">The fixed common 396-genus universe is retained only for the secondary descriptive/harmonization analyses that require one common feature space across all cohorts simultaneously — batch correction (Section 2.7), SHAP/coefficient-stability/Jaccard-overlap (Section 2.8), and PERMANOVA (Section 2.6) — labeled as such at each occurrence and not used as classifier-generalization evidence. Both pipelines were computed side by side to confirm the choice of primary pipeline does not materially change conclusions (Section 3.3; Supplementary Tables S1, S4).</w:t>
       </w:r>
     </w:p>
     <w:bookmarkEnd w:id="16"/>
@@ -1636,7 +1499,7 @@
         <w:pStyle w:val="FirstParagraph"/>
       </w:pPr>
       <w:r>
-        <w:t xml:space="preserve">Non-overlapping bootstrap CIs are a heuristic, not a formal statistical comparison. To formally evaluate the within-cohort-versus-LOCO AUC difference for each of the eight cohort–model combinations, we performed a paired, diagnosis-stratified, participant-level bootstrap: for each pair, the within-cohort and LOCO predictions refer to the same participants, and each of 10,000 replicates resampled participants with replacement (separately within AD and CN) and used that same resampled index set for both AUC values — so the resulting distribution of</w:t>
+        <w:t xml:space="preserve">Non-overlapping bootstrap CIs are a heuristic, not a formal comparison. To formally evaluate the within-cohort-versus-LOCO AUC difference for each of the eight cohort–model combinations, we performed a paired, diagnosis-stratified, participant-level bootstrap: each of 10,000 replicates resampled participants with replacement (separately within AD and CN) and used that same resampled index set for both AUC values, so the resulting</w:t>
       </w:r>
       <w:r>
         <w:t xml:space="preserve"> </w:t>
@@ -1705,7 +1568,7 @@
         <w:t xml:space="preserve"> </w:t>
       </w:r>
       <w:r>
-        <w:t xml:space="preserve">is a genuine paired comparison, not the difference of two independently resampled statistics. We report the observed delta, bootstrap mean delta, 95% percentile CI, and the proportion of replicates with</w:t>
+        <w:t xml:space="preserve">distribution is a genuine paired comparison. We report the observed delta, bootstrap mean delta, 95% percentile CI, and proportion of replicates with</w:t>
       </w:r>
       <w:r>
         <w:t xml:space="preserve"> </w:t>
@@ -1728,18 +1591,7 @@
         </m:r>
       </m:oMath>
       <w:r>
-        <w:t xml:space="preserve"> </w:t>
-      </w:r>
-      <w:r>
-        <w:t xml:space="preserve">(an empirical bootstrap quantity, not an exact p-value). Within-cohort and uncorrected-LOCO CIs in Tables 2 and 3 (Figures 2 and 3A, Supplementary Figure S1) were regenerated with this same procedure, so every within-cohort and uncorrected-LOCO CI in the paper uses one consistent resampling method; this did not extend to the pairwise-transfer CIs (Supplementary Table S1) or batch-corrected LOCO CIs (Table 4, Figure 5, Supplementary Figure S4), which retain the original non-stratified 1,000-resample bootstrap of Section 2.5 — each table/figure states which procedure its CIs use.</w:t>
-      </w:r>
-    </w:p>
-    <w:p>
-      <w:pPr>
-        <w:pStyle w:val="BodyText"/>
-      </w:pPr>
-      <w:r>
-        <w:t xml:space="preserve">Within-cohort out-of-fold prediction files lack an explicit participant identifier; identity was recovered by replicating the exact data-loading/filtering sequence and verified, before use, by an exact-match assertion against the file’s own saved outcome column, for every cohort–model combination.</w:t>
+        <w:t xml:space="preserve">. This same procedure regenerated the within-cohort and uncorrected-LOCO CIs in Tables 2–3; pairwise-transfer CIs (Table S1) and batch-corrected LOCO CIs (Table 4, Figure 5, Figure S4) retain the original non-stratified 1,000-resample bootstrap of Section 2.5 — each table/figure states which procedure its CIs use.</w:t>
       </w:r>
     </w:p>
     <w:bookmarkEnd w:id="17"/>
@@ -1758,7 +1610,7 @@
         <w:pStyle w:val="FirstParagraph"/>
       </w:pPr>
       <w:r>
-        <w:t xml:space="preserve">To quantify the relative contribution of cohort identity and disease status to total compositional variance, we conducted PERMANOVA using the adonis2 function in the R package vegan v2.6 (Oksanen et al., 2024), with two distance matrices:</w:t>
+        <w:t xml:space="preserve">This section and Sections 2.7–2.8 use the fixed common 396-genus universe (Section 2.2), not the training-only primary pipeline, because each requires one common feature space across cohorts (Section 2.5.1). We conducted PERMANOVA using adonis2 (R package vegan v2.6; Oksanen et al., 2024) on</w:t>
       </w:r>
       <w:r>
         <w:t xml:space="preserve"> </w:t>
@@ -1774,7 +1626,7 @@
         <w:t xml:space="preserve"> </w:t>
       </w:r>
       <w:r>
-        <w:t xml:space="preserve">(Euclidean distance on CLR values), the compositionally appropriate distance that does not distort due to the simplex constraint, and</w:t>
+        <w:t xml:space="preserve">(Euclidean distance on CLR values, compositionally appropriate) and</w:t>
       </w:r>
       <w:r>
         <w:t xml:space="preserve"> </w:t>
@@ -1790,7 +1642,7 @@
         <w:t xml:space="preserve"> </w:t>
       </w:r>
       <w:r>
-        <w:t xml:space="preserve">(on relative abundances), included for comparability with the broader microbiome literature.</w:t>
+        <w:t xml:space="preserve">(relative abundances, for comparability with the broader literature).</w:t>
       </w:r>
     </w:p>
     <w:p>
@@ -1820,32 +1672,13 @@
         <w:pStyle w:val="BodyText"/>
       </w:pPr>
       <w:r>
-        <w:rPr>
-          <w:b/>
-          <w:bCs/>
-        </w:rPr>
-        <w:t xml:space="preserve">Cohort is a composite variable; PERMANOVA cannot decompose it into technical and biological sources.</w:t>
-      </w:r>
-      <w:r>
-        <w:t xml:space="preserve"> </w:t>
-      </w:r>
-      <w:r>
         <w:t xml:space="preserve">“Cohort”</w:t>
       </w:r>
       <w:r>
         <w:t xml:space="preserve"> </w:t>
       </w:r>
       <w:r>
-        <w:t xml:space="preserve">in this study bundles sequencing platform, library preparation, recruitment site and country, clinical diagnostic ascertainment, and unmeasured dietary and lifestyle differences into a single categorical variable. A PERMANOVA or betadisper term for cohort therefore estimates the total compositional variance associated with study-of-origin, not a technical-batch-effect estimate specifically; no method here decomposes that total into technical and biological components. To assess how sensitive the cohort-versus-diagnosis variance disparity (Section 3.4) is to this composite structure, we repeated the marginal PERMANOVA and betadisper analyses on a subset restricted to three more technically comparable cohorts — Zhuang 2018, Ling 2020, and Zhu 2022, all Chinese, paired-end MiSeq 2×300bp, V3–V4 studies — while still differing in recruitment site, exact diagnostic procedure, and other unmeasured factors, so this subset is more comparable, not identical. This sensitivity used the same marginal (</w:t>
-      </w:r>
-      <w:r>
-        <w:rPr>
-          <w:rStyle w:val="VerbatimChar"/>
-        </w:rPr>
-        <w:t xml:space="preserve">by="margin"</w:t>
-      </w:r>
-      <w:r>
-        <w:t xml:space="preserve">) two-variable PERMANOVA specification and 9,999 permutations as the main four-cohort model, restricted to binary AD/CN samples from the three cohorts (n=317), with betadisper/permutest and pairwise post-hoc comparisons on the same subset.</w:t>
+        <w:t xml:space="preserve">is a composite study-of-origin variable that PERMANOVA/betadisper cannot decompose into technical and biological sources (Section 4.6). To test how sensitive the cohort-versus-diagnosis disparity (Section 3.4) is to this, we repeated the same marginal two-variable PERMANOVA/betadisper specification (9,999 permutations, with pairwise post-hoc comparisons) on a subset of three more technically comparable cohorts — Zhuang 2018, Ling 2020, Zhu 2022, all Chinese paired-end MiSeq 2×300bp V3–V4 — restricted to binary AD/CN samples (n=317).</w:t>
       </w:r>
     </w:p>
     <w:p>
@@ -1871,7 +1704,7 @@
         <w:pStyle w:val="FirstParagraph"/>
       </w:pPr>
       <w:r>
-        <w:t xml:space="preserve">We evaluated one count-based batch-correction method (ComBat-seq) and one microbiome-specific meta-analysis framework (MMUPHin), each with cohort identity as the batch variable, under two designs differing in whether diagnosis information is supplied during correction. Both designs are</w:t>
+        <w:t xml:space="preserve">We evaluated one count-based batch-correction method (ComBat-seq) and one microbiome-specific meta-analysis framework (MMUPHin), each with cohort identity as the batch variable, under two designs differing in whether diagnosis information is supplied. Both are</w:t>
       </w:r>
       <w:r>
         <w:t xml:space="preserve"> </w:t>
@@ -1884,7 +1717,7 @@
         <w:t xml:space="preserve">transductive</w:t>
       </w:r>
       <w:r>
-        <w:t xml:space="preserve">: both methods estimate batch-effect parameters jointly across every sample being corrected — including, in the downstream LOCO evaluation, the eventual held-out test cohort’s own feature values and cohort membership. Neither is prospective or inductive (neither defines a transformation applicable to a genuinely new, unseen patient without refitting); they differ only in whether the target cohort’s diagnosis labels are additionally used.</w:t>
+        <w:t xml:space="preserve">: both estimate batch-effect parameters jointly across every corrected sample, including the eventual held-out test cohort’s own feature values and cohort membership in the downstream LOCO evaluation, and neither defines a transformation applicable to a genuinely new patient without refitting.</w:t>
       </w:r>
     </w:p>
     <w:p>
@@ -2624,7 +2457,7 @@
         <w:pStyle w:val="FirstParagraph"/>
       </w:pPr>
       <w:r>
-        <w:t xml:space="preserve">DADA2 preprocessing (Section 2.2) was run using DADA2 v1.28 in R v4.3 and was not rerun for any analysis in this paper. The initial classifier, PERMANOVA, batch-correction, and SHAP analyses (Sections 2.4–2.8, excluding the peer-review additions below) used scikit-learn v1.5, lightgbm v4, shap v0.51, pandas v2.x, and numpy v1.x (Python 3.11), and vegan v2.6, sva v3.50 (ComBat-seq), and MMUPHin v1.15 in R v4.3. Analyses added in response to peer review — training-only feature-selection sensitivity, label-blind batch correction, SHAP coefficient-stability screen, matched-statistic Jaccard null (Sections 2.5.1, 2.7, 2.8), Zhu 2022 repeated-CV/permutation robustness (Section 2.4.1), paired within-cohort-vs-LOCO AUC-difference bootstrap (Section 2.5.2), pairwise beta-dispersion and Chinese-MiSeq PERMANOVA sensitivity (Section 2.6), and prevalence-restricted Jaccard null (Section 2.8) — were executed in Python 3.11.15 (scikit-learn 1.5.2, lightgbm 4.6.0, shap 0.51.0, matching the original package versions) and R 4.5.1 (vegan 2.7.1, sva 3.58.0, MMUPHin 1.24.0, newer than the initial R environment, reflecting routine system updates). This mixed provenance — original DADA2/R4.3 preprocessing feeding downstream analysis combining an unchanged Python environment with an updated R4.5.1 environment — is disclosed rather than described as uniform. Figures were generated with matplotlib v3.8 or v3.11 at 300 DPI.</w:t>
+        <w:t xml:space="preserve">DADA2 preprocessing (Section 2.2) was run using DADA2 v1.28 in R v4.3 and was not rerun for any analysis in this paper. The initial classifier, PERMANOVA, batch-correction, and SHAP analyses (Sections 2.4–2.8, excluding the subsequent additions below) used scikit-learn v1.5, lightgbm v4, shap v0.51, pandas v2.x, and numpy v1.x (Python 3.11), and vegan v2.6, sva v3.50 (ComBat-seq), and MMUPHin v1.15 in R v4.3. Subsequent robustness and sensitivity analyses (Sections 2.4.1, 2.5.1, 2.5.2, 2.6–2.8 sensitivity/robustness components) were executed in Python 3.11.15 (scikit-learn 1.5.2, lightgbm 4.6.0, shap 0.51.0, matching the original package versions) and R 4.5.1 (vegan 2.7.1, sva 3.58.0, MMUPHin 1.24.0, newer than the initial R environment, reflecting routine system updates); this mixed provenance is disclosed rather than described as uniform. Figures were generated with matplotlib v3.8 or v3.11 at 300 DPI.</w:t>
       </w:r>
     </w:p>
     <w:bookmarkEnd w:id="23"/>
@@ -2703,15 +2536,15 @@
         <w:pStyle w:val="FirstParagraph"/>
       </w:pPr>
       <w:r>
-        <w:t xml:space="preserve">Within-cohort nested cross-validation yielded AUC-ROC values broadly consistent with the original publications (Figure 2; Table 2). Logistic regression achieved AUC-ROC of 0.633 [95% CI: 0.51–0.75] for Zhuang 2018, 0.865 [0.81–0.92] for Ling 2020, 0.998 [0.99–1.00] for Zhu 2022, and 0.766 [0.66–0.86] for Kazakhstan. LightGBM yielded similar values: 0.635 [0.52–0.75], 0.862 [0.80–0.91], 0.979 [0.94–1.00], and 0.694 [0.57–0.80] respectively.</w:t>
-      </w:r>
-    </w:p>
-    <w:p>
-      <w:pPr>
-        <w:pStyle w:val="BodyText"/>
-      </w:pPr>
-      <w:r>
-        <w:t xml:space="preserve">The near-perfect within-cohort AUC for Zhu 2022 fecal samples (logistic regression 0.998; LightGBM 0.979; n=60 binary) is notable given the small sample size (30 per class): with 10-fold CV on 60 samples, each test fold contains ~6 samples, so fold-level AUC estimates can be unstable. PERMANOVA (Section 3.4) shows diagnosis explains R²=0.094 of within-cohort compositional variance (F=6.01, p=0.0001), a statistically detectable diagnosis-associated difference in this cohort. The high AUC should nonetheless be interpreted cautiously; the LOCO experiment (Section 3.3) provides a more informative assessment of transferability.</w:t>
+        <w:t xml:space="preserve">Within-cohort nested cross-validation, under strict training-only genus selection (primary analysis; Section 2.5.1), yielded AUC-ROC values broadly consistent with the original publications (Figure 2; Table 2). Logistic regression achieved AUC-ROC of 0.665 [95% CI: 0.55–0.78] for Zhuang 2018, 0.890 [0.84–0.93] for Ling 2020, 0.996 [0.98–1.00] for Zhu 2022, and 0.737 [0.62–0.84] for Kazakhstan. LightGBM yielded similar values: 0.673 [0.56–0.78], 0.842 [0.78–0.90], 0.970 [0.93–1.00], and 0.611 [0.49–0.73] respectively. Matched common-universe values (Supplementary Table S4) agree closely (|Δ|≤0.083 for every pair).</w:t>
+      </w:r>
+    </w:p>
+    <w:p>
+      <w:pPr>
+        <w:pStyle w:val="BodyText"/>
+      </w:pPr>
+      <w:r>
+        <w:t xml:space="preserve">The near-perfect within-cohort AUC for Zhu 2022 fecal samples (logistic regression 0.996; LightGBM 0.970; n=60 binary) is notable given the small sample size (30 per class): with 10-fold CV on 60 samples, each test fold contains ~6 samples, so fold-level AUC estimates can be unstable. PERMANOVA (Section 3.4) shows diagnosis explains R²=0.094 of within-cohort compositional variance (F=6.01, p=0.0001), a statistically detectable diagnosis-associated difference in this cohort. A technical-metadata assessment of this cohort’s near-perfect AUC is reported in Section 4.3; the high AUC should be interpreted cautiously for that reason in addition to sample size, and the LOCO experiment (Section 3.3) provides a more informative assessment of transferability.</w:t>
       </w:r>
     </w:p>
     <w:p>
@@ -2729,7 +2562,20 @@
         <w:t xml:space="preserve"> </w:t>
       </w:r>
       <w:r>
-        <w:t xml:space="preserve">Repeating the strict training-only nested-CV partition 50 times under different pre-specified seeds gave a mean pooled-OOF AUC of 0.9955 (SD 0.0027, range 0.9889–0.9989) for logistic regression and 0.9760 (SD 0.0103, range 0.9378–0.9944) for LightGBM (Supplementary Table S8; Supplementary Figure S5), closely matching the single-partition training-only values (0.9956 and 0.9700) and showing the near-perfect AUC is not an artifact of one fold assignment — a fold-assignment stability check, not independent replication, since the underlying 60 participants are identical across all 50 repetitions. A complementary label-permutation test under the same pipeline and fixed outer-fold partition (1,000 permutations) produced a null AUC distribution centered near chance for both models (logistic regression: mean 0.473, SD 0.102, 95% range [0.280, 0.673]; LightGBM: mean 0.472, SD 0.109, 95% range [0.264, 0.688]) — well below the observed values of 0.9956 and 0.9700 (Supplementary Table S9; Supplementary Figure S5). No permutation among the 1,000 reached the observed AUC for either model, giving an empirical p-value at the resolution floor for this permutation count (p = 1/1,001 ≈ 0.000999 for both), which we do not interpret as more precise than this floor.</w:t>
+        <w:t xml:space="preserve">Repeating the training-only nested-CV partition 50 times under different pre-specified seeds gave a mean pooled-OOF AUC of 0.9955 (SD 0.0027, range 0.9889–0.9989) for logistic regression and 0.9760 (SD 0.0103, range 0.9378–0.9944) for LightGBM (Supplementary Table S8; Supplementary Figure S5), closely matching the single-partition primary values in Table 2 (0.996 and 0.970) and showing the near-perfect AUC is not an artifact of one fold assignment — a fold-assignment stability check, not independent replication, since the underlying 60 participants are identical across all 50 repetitions. A complementary label-permutation test under the same pipeline and fixed outer-fold partition (1,000 permutations) produced a null AUC distribution centered near chance for both models (logistic regression: mean 0.473, SD 0.102, 95% range [0.280, 0.673]; LightGBM: mean 0.472, SD 0.109, 95% range [0.264, 0.688]) — well below the observed values (Supplementary Table S9; Supplementary Figure S5). No permutation among the 1,000 reached the observed AUC for either model, giving an empirical p-value at the resolution floor for this permutation count (p = 1/1,001 ≈ 0.000999 for both), which we do not interpret as more precise than this floor.</w:t>
+      </w:r>
+      <w:r>
+        <w:t xml:space="preserve"> </w:t>
+      </w:r>
+      <w:r>
+        <w:rPr>
+          <w:b/>
+          <w:bCs/>
+        </w:rPr>
+        <w:t xml:space="preserve">Neither check distinguishes biological signal from a reproducible technical confound</w:t>
+      </w:r>
+      <w:r>
+        <w:t xml:space="preserve">, which would pass both equally well (Section 4.3).</w:t>
       </w:r>
     </w:p>
     <w:p>
@@ -2745,7 +2591,7 @@
         <w:pStyle w:val="BodyText"/>
       </w:pPr>
       <w:r>
-        <w:t xml:space="preserve">For Zhuang 2018, within-cohort AUC values (0.633–0.635) were modest, consistent with the small sample size and weak within-cohort diagnosis effect observed in PERMANOVA (R²=0.017, p=0.066; Section 3.4).</w:t>
+        <w:t xml:space="preserve">For Zhuang 2018, within-cohort AUC values (0.665–0.673) were modest, consistent with the small sample size and weak within-cohort diagnosis effect observed in PERMANOVA (R²=0.017, p=0.066; Section 3.4).</w:t>
       </w:r>
     </w:p>
     <w:bookmarkEnd w:id="27"/>
@@ -2763,15 +2609,15 @@
         <w:pStyle w:val="FirstParagraph"/>
       </w:pPr>
       <w:r>
-        <w:t xml:space="preserve">LOCO cross-cohort AUC-ROC values revealed substantial and variable degradation across all cohorts and model types (Figure 3A; Table 3). Mean LOCO AUC across the four cohorts was 0.640 for logistic regression and 0.647 for LightGBM — mean drops of 0.176 and 0.146 respectively from within-cohort performance. One of eight model–cohort combinations produced LOCO AUC near chance: Zhuang 2018 with logistic regression (AUC=0.504 [0.38–0.63]).</w:t>
-      </w:r>
-    </w:p>
-    <w:p>
-      <w:pPr>
-        <w:pStyle w:val="BodyText"/>
-      </w:pPr>
-      <w:r>
-        <w:t xml:space="preserve">The largest absolute logistic regression AUC drop was Kazakhstan (0.766 → 0.564, Δ=0.202). Zhu 2022 showed the largest LightGBM drop (0.979 → 0.758, Δ=0.221); its logistic regression drop was also substantial (0.998 → 0.813, Δ=0.185). These results are consistent with LOCO models relying on predictive patterns learned from training cohorts that do not transfer fully to the held-out cohort, where cohort-specific compositional structure may contribute to within-cohort performance. Ling 2020 also experienced substantial LOCO collapse: logistic regression 0.865 → 0.678 (Δ=0.187); LightGBM 0.862 → 0.674 (Δ=0.188).</w:t>
+        <w:t xml:space="preserve">LOCO cross-cohort AUC-ROC values, under strict training-only genus selection (primary analysis; Section 2.5.1), revealed substantial and variable degradation across all cohorts and model types (Figure 3A; Table 3). Mean LOCO AUC across the four cohorts was 0.652 for logistic regression and 0.641 for LightGBM — mean drops of 0.170 and 0.133 respectively from within-cohort performance. One of eight model–cohort combinations produced LOCO AUC near chance: Zhuang 2018 with logistic regression (AUC=0.506 [0.38–0.63]); Kazakhstan LightGBM (AUC=0.525 [0.40–0.65]) was modestly, but not substantially, above chance.</w:t>
+      </w:r>
+    </w:p>
+    <w:p>
+      <w:pPr>
+        <w:pStyle w:val="BodyText"/>
+      </w:pPr>
+      <w:r>
+        <w:t xml:space="preserve">Under this primary pipeline, the largest absolute AUC drop for both models was Ling 2020 (logistic regression 0.890 → 0.679, Δ=0.210; LightGBM 0.842 → 0.653, Δ=0.188). Zhu 2022 showed the next-largest drops for both models (logistic regression 0.996 → 0.812, Δ=0.183; LightGBM 0.970 → 0.788, Δ=0.182). These results are consistent with LOCO models relying on predictive patterns learned from training cohorts that do not transfer fully to the held-out cohort, where cohort-specific compositional structure may contribute to within-cohort performance. Kazakhstan and Zhuang 2018 showed smaller, though still substantial, drops (Table 3).</w:t>
       </w:r>
     </w:p>
     <w:p>
@@ -2789,15 +2635,31 @@
         <w:t xml:space="preserve"> </w:t>
       </w:r>
       <w:r>
-        <w:t xml:space="preserve">A paired, diagnosis-stratified, participant-level bootstrap (10,000 replicates, identical resampled participants used for both AUC values in each replicate) formally compared the within-cohort and LOCO AUC difference for each of the eight cohort–model pairs, rather than relying on non-overlap of independently computed CIs, which is not a formal test of a nonzero difference. Five of eight pairs showed a 95% bootstrap CI on the delta excluding zero: Ling 2020 (logistic regression Δ=0.187, 95% CI [0.10, 0.28]; LightGBM Δ=0.188, 95% CI [0.10, 0.28]), Zhu 2022 (logistic regression Δ=0.184, 95% CI [0.07, 0.31]; LightGBM Δ=0.221, 95% CI [0.11, 0.35]), and Kazakhstan logistic regression (Δ=0.201, 95% CI [0.04, 0.36]). The remaining three — Zhuang 2018 logistic regression (Δ=0.129, 95% CI [−0.05, 0.30], proportion Δ≤0: 0.079), Zhuang 2018 LightGBM (Δ=0.070, 95% CI [−0.10, 0.24], proportion Δ≤0: 0.214), and Kazakhstan LightGBM (Δ=0.104, 95% CI [−0.05, 0.26], proportion Δ≤0: 0.092) — showed the same-signed (within-cohort higher) point estimate but a CI including zero, not formally significant despite the consistent direction across all eight pairs. The aggregate pattern of reduced cross-cohort performance is robust, but three of eight individual comparisons do not reach formal statistical support at this sample size (full results in Supplementary Table S10).</w:t>
-      </w:r>
-    </w:p>
-    <w:p>
-      <w:pPr>
-        <w:pStyle w:val="BodyText"/>
-      </w:pPr>
-      <w:r>
-        <w:t xml:space="preserve">LOCO performance was heterogeneous across cohorts: Zhu 2022 achieved the highest LOCO AUC (logistic regression 0.813), while Zhuang 2018 collapsed to near chance. Only one of eight main model–cohort combinations fell to near chance, and five of eight exceeded 0.55, so the results demonstrate substantial and variable degradation rather than uniform failure.</w:t>
+        <w:t xml:space="preserve">A paired, diagnosis-stratified, participant-level bootstrap (10,000 replicates, identical resampled participants used for both AUC values in each replicate), applied to these training-only out-of-fold predictions, formally compared the within-cohort and LOCO AUC difference for each of the eight cohort–model pairs, rather than relying on non-overlap of independently computed CIs, which is not a formal test of a nonzero difference.</w:t>
+      </w:r>
+      <w:r>
+        <w:t xml:space="preserve"> </w:t>
+      </w:r>
+      <w:r>
+        <w:rPr>
+          <w:b/>
+          <w:bCs/>
+        </w:rPr>
+        <w:t xml:space="preserve">Four of eight pairs</w:t>
+      </w:r>
+      <w:r>
+        <w:t xml:space="preserve"> </w:t>
+      </w:r>
+      <w:r>
+        <w:t xml:space="preserve">showed a 95% bootstrap CI on the delta excluding zero: Ling 2020 (logistic regression Δ=0.210, 95% CI [0.12, 0.30]; LightGBM Δ=0.188, 95% CI [0.09, 0.28]) and Zhu 2022 (logistic regression Δ=0.183, 95% CI [0.07, 0.31]; LightGBM Δ=0.182, 95% CI [0.07, 0.31]). The remaining four — Zhuang 2018 logistic regression (Δ=0.159, 95% CI [−0.02, 0.33], proportion Δ≤0: 0.038), Zhuang 2018 LightGBM (Δ=0.077, 95% CI [−0.10, 0.25], proportion Δ≤0: 0.191), Kazakhstan logistic regression (Δ=0.128, 95% CI [−0.03, 0.28], proportion Δ≤0: 0.056), and Kazakhstan LightGBM (Δ=0.086, 95% CI [−0.09, 0.27], proportion Δ≤0: 0.179) — showed the same-signed (within-cohort higher) point estimate but a CI including zero, not formally significant despite the consistent direction across all eight pairs. The common-universe reference analysis yields five of eight intervals excluding zero, whereas four of eight do so under the primary training-only pipeline, because the Kazakhstan logistic-regression interval includes zero under training-only selection. The aggregate pattern of reduced cross-cohort performance remains robust, but half of the eight individual comparisons do not reach formal statistical support at this sample size (full results in Supplementary Table S10).</w:t>
+      </w:r>
+    </w:p>
+    <w:p>
+      <w:pPr>
+        <w:pStyle w:val="BodyText"/>
+      </w:pPr>
+      <w:r>
+        <w:t xml:space="preserve">LOCO performance was heterogeneous across cohorts: Zhu 2022 achieved the highest LOCO AUC (logistic regression 0.812), while Zhuang 2018 logistic regression and Kazakhstan LightGBM fell closest to chance. Six of eight main model–cohort combinations exceeded 0.55, so the results demonstrate substantial and variable degradation rather than uniform failure.</w:t>
       </w:r>
     </w:p>
     <w:p>
@@ -2815,33 +2677,36 @@
         <w:t xml:space="preserve"> </w:t>
       </w:r>
       <w:r>
-        <w:t xml:space="preserve">confirmed generalization failure was not attributable to Kazakhstan, Zhuang 2018, or Ling 2020 individually (Supplementary Figure S3). Excluding Kazakhstan and running LOCO on the three remaining Chinese cohorts, Zhuang 2018 remained near chance (LogReg 0.512, LightGBM 0.567), showing its generalization failure is not a Kazakhstan artifact. Excluding Zhuang 2018, LOCO on the remaining three still showed AUC substantially below within-cohort baseline for Kazakhstan (LogReg 0.599, LightGBM 0.495). Excluding Ling 2020, Kazakhstan LOCO LogReg was 0.604. These results confirm the robustness of the main finding across cohort compositions.</w:t>
-      </w:r>
-    </w:p>
-    <w:p>
-      <w:pPr>
-        <w:pStyle w:val="BodyText"/>
-      </w:pPr>
-      <w:r>
-        <w:rPr>
-          <w:b/>
-          <w:bCs/>
-        </w:rPr>
-        <w:t xml:space="preserve">Training-only feature-selection sensitivity</w:t>
-      </w:r>
-      <w:r>
-        <w:t xml:space="preserve"> </w:t>
-      </w:r>
-      <w:r>
-        <w:t xml:space="preserve">(Section 2.5.1) confirmed this LOCO generalization-failure pattern is not an artifact of the global, all-cohort genus-selection step (Section 2.2). Re-deriving the retained genus set independently within each split — using only that split’s training-side samples, with the held-out cohort contributing zero information — changed LOCO AUC by at most 0.066 in either direction (largest: Kazakhstan LightGBM 0.591→0.525, Δ=−0.066; Kazakhstan LogReg 0.564→0.609, Δ=+0.045; all others ≤0.031). Retained genus count under strict training-only selection ranged from 150 (Kazakhstan, a comparatively high-prevalence cohort for many genera, excluded from feature selection during its own hold-out) to 373, versus 396 under the global rule, yet no cohort–model combination changed its qualitative classification. Within-cohort nested-CV AUC under training-only selection likewise moved by −0.083 to +0.038 (Supplementary Table S4). The global feature-selection design, while a genuine methodological limitation in principle, did not materially inflate or deflate the magnitude of the reported cross-cohort generalization failure.</w:t>
-      </w:r>
-    </w:p>
-    <w:p>
-      <w:pPr>
-        <w:pStyle w:val="BodyText"/>
-      </w:pPr>
-      <w:r>
-        <w:t xml:space="preserve">Pairwise single-cohort transfer AUC values (Figure 3B–C; Supplementary Table S1) ranged from 0.54 to 0.88 for logistic regression. The highest was Ling 2020 → Zhu 2022 (AUC=0.88), reflecting transfer between two large Chinese fecal cohorts with overlapping compositional structure; Kazakhstan → Ling 2020 also transferred reasonably (AUC=0.74). Most other pairwise AUCs clustered between 0.54 and 0.70, consistent with limited cross-cohort transferability overall.</w:t>
+        <w:t xml:space="preserve">confirmed generalization failure was not attributable to Kazakhstan, Zhuang 2018, or Ling 2020 individually (Supplementary Figure S3; this cohort-exclusion check uses the fixed common-universe schema, Section 2.5.1, since it addresses cohort-composition robustness rather than feature-selection leakage). Excluding Kazakhstan, Zhuang 2018 remained near chance (LogReg 0.512, LightGBM 0.567); excluding Zhuang 2018, Kazakhstan LOCO remained substantially below its within-cohort baseline (LogReg 0.599, LightGBM 0.495); excluding Ling 2020, Kazakhstan LOCO LogReg was 0.604 — confirming robustness across cohort compositions.</w:t>
+      </w:r>
+    </w:p>
+    <w:p>
+      <w:pPr>
+        <w:pStyle w:val="BodyText"/>
+      </w:pPr>
+      <w:r>
+        <w:t xml:space="preserve">This pattern is not an artifact of the choice of pipeline: the common-universe reference values (Supplementary Table S4) differ by at most 0.066 for every within-cohort/LOCO pair, with no qualitative-classification change — the one material disagreement is a single pairwise-transfer cell, below.</w:t>
+      </w:r>
+    </w:p>
+    <w:p>
+      <w:pPr>
+        <w:pStyle w:val="BodyText"/>
+      </w:pPr>
+      <w:r>
+        <w:t xml:space="preserve">Pairwise single-cohort transfer AUC under training-only selection (Figure 3B–C; Supplementary Table S1) ranged 0.43–0.86. One cell changed materially and is reported without smoothing:</w:t>
+      </w:r>
+      <w:r>
+        <w:t xml:space="preserve"> </w:t>
+      </w:r>
+      <w:r>
+        <w:rPr>
+          <w:b/>
+          <w:bCs/>
+        </w:rPr>
+        <w:t xml:space="preserve">Kazakhstan → Ling 2020 (LightGBM) fell from 0.58 (common-universe) to 0.44 (training-only, Δ=−0.144)</w:t>
+      </w:r>
+      <w:r>
+        <w:t xml:space="preserve">, moving that cell from weak positive transfer to below chance — the largest shift in this comparison (full matrix and common-universe comparison: Table S1). This does not change the overall heterogeneous/limited-transferability conclusion.</w:t>
       </w:r>
     </w:p>
     <w:bookmarkEnd w:id="28"/>
@@ -2984,6 +2849,34 @@
       </w:r>
       <w:r>
         <w:t xml:space="preserve">design (each sample’s own true diagnosis label used; exploratory sensitivity only) (Figure 5; Table 4).</w:t>
+      </w:r>
+      <w:r>
+        <w:t xml:space="preserve"> </w:t>
+      </w:r>
+      <w:r>
+        <w:rPr>
+          <w:b/>
+          <w:bCs/>
+        </w:rPr>
+        <w:t xml:space="preserve">This entire experiment, including its uncorrected baseline, uses the fixed common 396-genus universe</w:t>
+      </w:r>
+      <w:r>
+        <w:t xml:space="preserve"> </w:t>
+      </w:r>
+      <w:r>
+        <w:t xml:space="preserve">(Section 2.2), not the training-only pipeline primary to Table 2/3 (Section 2.5.1), since ComBat-seq/MMUPHin require one shared feature matrix — so Table 4’s</w:t>
+      </w:r>
+      <w:r>
+        <w:t xml:space="preserve"> </w:t>
+      </w:r>
+      <w:r>
+        <w:t xml:space="preserve">“Uncorrected”</w:t>
+      </w:r>
+      <w:r>
+        <w:t xml:space="preserve"> </w:t>
+      </w:r>
+      <w:r>
+        <w:t xml:space="preserve">row is this experiment’s own matched baseline, not the Table 2/3 numbers, keeping uncorrected-vs-corrected apples-to-apples within this experiment.</w:t>
       </w:r>
     </w:p>
     <w:p>
@@ -3633,7 +3526,7 @@
         <w:pStyle w:val="FirstParagraph"/>
       </w:pPr>
       <w:r>
-        <w:t xml:space="preserve">This study provides a systematic, quantitative analysis of cross-cohort generalization limitations in gut microbiome-based AD classifiers. Across four labeled cohorts, two model types, two cross-cohort evaluation designs, and two batch correction methods, we consistently observe the same result: classifiers trained within one cohort do not transfer reliably to another. The mean LOCO AUC drop of 0.176 for logistic regression and 0.146 for LightGBM, with one of eight model–cohort combinations near chance, demonstrates that within-cohort performance figures — from the original publications or from this study’s own nested-CV estimates — cannot be taken as evidence of a generalizable diagnostic signal. A formal paired bootstrap test (Section 3.3) supports this drop for five of eight cohort–model pairs at conventional significance; the remaining three show the same directional pattern without reaching formal significance at this sample size, a distinction we report rather than treat all eight as equally well-supported.</w:t>
+        <w:t xml:space="preserve">This study provides a systematic, quantitative analysis of cross-cohort generalization limitations in gut microbiome-based AD classifiers. Across four labeled cohorts, two model types, two cross-cohort evaluation designs, and two batch correction methods, we consistently observe the same result: classifiers trained within one cohort do not transfer reliably to another. The mean LOCO AUC drop of 0.170 for logistic regression and 0.133 for LightGBM (strict training-only pipeline, primary; Section 2.5.1), with one of eight model–cohort combinations near chance, demonstrates that within-cohort performance figures — from the original publications or from this study’s own nested-CV estimates — cannot be taken as evidence of a generalizable diagnostic signal. A formal paired bootstrap test (Section 3.3) supports this drop for four of eight cohort–model pairs at conventional significance; the remaining four show the same directional pattern without reaching formal significance at this sample size, a distinction we report rather than treat all eight as equally well-supported.</w:t>
       </w:r>
     </w:p>
     <w:p>
@@ -3795,15 +3688,57 @@
         <w:pStyle w:val="BodyText"/>
       </w:pPr>
       <w:r>
-        <w:t xml:space="preserve">With fecal-only samples (n=60 binary), the near-perfect within-cohort AUC (logistic regression 0.998, LightGBM 0.979) is harder to attribute to a single confound. The small sample size (30 per class) is relevant — each 10-fold CV test fold contains ~6 samples, so single-fold AUC estimates can be highly variable — and Zhu 2022 showed the largest detectable diagnosis-associated compositional effect (R²=0.094, F=6.01, p=0.0001) of the four labeled cohorts. The repeated-CV and label-permutation analyses (Section 2.4.1, Section 3.2) show this estimate is stable to fold assignment and clearly distinguishable from a chance-label null; it may nonetheless overstate population-level performance, being derived from only 60 participants without independent replication.</w:t>
-      </w:r>
-    </w:p>
-    <w:p>
-      <w:pPr>
-        <w:pStyle w:val="BodyText"/>
-      </w:pPr>
-      <w:r>
-        <w:t xml:space="preserve">The LOCO result for Zhu 2022 (logistic regression AUC=0.813, the highest LOCO value among all cohorts) is informative: classifiers trained on the other three cohorts transfer to Zhu 2022 fecal samples better than to any other cohort, suggesting the classification pattern learned here is somewhat consistent with the Chinese and Kazakh training cohorts, unlike a spurious compartment-discrimination signal that mixed-compartment pooling would have produced — a design this study avoided by excluding blood samples at the outset (Section 2.4). We recommend future AD microbiome studies report sample types explicitly and analyze each compartment independently before pooling.</w:t>
+        <w:t xml:space="preserve">With fecal-only samples (n=60 binary), the near-perfect within-cohort AUC (logistic regression 0.996, LightGBM 0.970; primary training-only pipeline, Table 2) is harder to attribute to a single confound. The small sample size (30 per class) is relevant — each 10-fold CV test fold contains ~6 samples, so single-fold AUC estimates can be highly variable — and Zhu 2022 showed the largest detectable diagnosis-associated compositional effect (R²=0.094, F=6.01, p=0.0001) of the four labeled cohorts. The repeated-CV and label-permutation analyses (Section 2.4.1, Section 3.2) show this estimate is stable to fold assignment and clearly distinguishable from a chance-label null; it may nonetheless overstate population-level performance, being derived from only 60 participants without independent replication.</w:t>
+      </w:r>
+    </w:p>
+    <w:p>
+      <w:pPr>
+        <w:pStyle w:val="BodyText"/>
+      </w:pPr>
+      <w:r>
+        <w:rPr>
+          <w:b/>
+          <w:bCs/>
+        </w:rPr>
+        <w:t xml:space="preserve">Technical-metadata assessment of sequencing-batch/diagnosis confounding.</w:t>
+      </w:r>
+      <w:r>
+        <w:t xml:space="preserve"> </w:t>
+      </w:r>
+      <w:r>
+        <w:t xml:space="preserve">To assess potential sequencing-batch/diagnosis confounding in Zhu 2022, we examined this cohort’s SRA technical metadata (full field-by-field results: Supplementary Table S14, Note S4). Mean read length (</w:t>
+      </w:r>
+      <w:r>
+        <w:rPr>
+          <w:rStyle w:val="VerbatimChar"/>
+        </w:rPr>
+        <w:t xml:space="preserve">avgLength</w:t>
+      </w:r>
+      <w:r>
+        <w:t xml:space="preserve">) is exactly associated with diagnosis (all 30 AD runs = 600 bp, all 30 CN runs = 602 bp); other technical fields (release timestamp, accession order) show a concordant but non-exact pattern, and no lane/plate/extraction-batch/run identifier is deposited, so a physical batch cannot be identified directly. Our DADA2 pipeline truncates all reads in this cohort to one fixed length regardless of raw read length, so this 2 bp difference cannot itself survive into the genus table as a length artifact — but its exact collinearity with diagnosis is consistent with a correlated technical grouping whose other consequences could still affect composition estimates. Because diagnosis and</w:t>
+      </w:r>
+      <w:r>
+        <w:t xml:space="preserve"> </w:t>
+      </w:r>
+      <w:r>
+        <w:rPr>
+          <w:rStyle w:val="VerbatimChar"/>
+        </w:rPr>
+        <w:t xml:space="preserve">avgLength</w:t>
+      </w:r>
+      <w:r>
+        <w:t xml:space="preserve"> </w:t>
+      </w:r>
+      <w:r>
+        <w:t xml:space="preserve">are exactly collinear, no adjustment can separate a technical from a biological explanation, and we do not attempt to; we report this as a disclosed, unresolved limitation, not a demonstrated artifact. Critically, the repeated-CV and label-permutation results above establish fold-stability and non-chance significance, not a biological origin — a reproducible technical confound would pass both checks equally well.</w:t>
+      </w:r>
+    </w:p>
+    <w:p>
+      <w:pPr>
+        <w:pStyle w:val="BodyText"/>
+      </w:pPr>
+      <w:r>
+        <w:t xml:space="preserve">The LOCO result for Zhu 2022 (logistic regression AUC=0.812, the highest LOCO value among all cohorts) is informative: classifiers trained on the other three cohorts transfer to Zhu 2022 fecal samples better than to any other cohort, suggesting the classification pattern learned here is somewhat consistent with the Chinese and Kazakh training cohorts, unlike a spurious compartment-discrimination signal that mixed-compartment pooling would have produced. This LOCO result does not, however, resolve the within-cohort confounding question above, since it concerns classifiers trained on other cohorts. We recommend future AD microbiome studies report sample types explicitly and deposit lane/plate/extraction-batch metadata to permit exactly this kind of check.</w:t>
       </w:r>
     </w:p>
     <w:bookmarkEnd w:id="35"/>
@@ -4101,7 +4036,23 @@
         <w:t xml:space="preserve"> </w:t>
       </w:r>
       <w:r>
-        <w:t xml:space="preserve">The search strategy (Section 2.1, Supplementary Note S1) identified five publicly available cohorts — not exhaustive of all existing AD microbiome studies, and additional non-Asian cohorts would strengthen the conclusions. Diagnostic-criteria comparability (clinical AD diagnosis vs. amyloid-PET positivity) adds biological heterogeneity not fully disentangled from technical batch effects.</w:t>
+        <w:t xml:space="preserve">The search strategy (Section 2.1, Supplementary Note S1) identified five publicly available cohorts — not exhaustive of all existing AD microbiome studies, and additional non-Asian cohorts would strengthen the conclusions.</w:t>
+      </w:r>
+      <w:r>
+        <w:t xml:space="preserve"> </w:t>
+      </w:r>
+      <w:r>
+        <w:rPr>
+          <w:b/>
+          <w:bCs/>
+        </w:rPr>
+        <w:t xml:space="preserve">Diagnostic ascertainment is not equivalent across the source studies.</w:t>
+      </w:r>
+      <w:r>
+        <w:t xml:space="preserve"> </w:t>
+      </w:r>
+      <w:r>
+        <w:t xml:space="preserve">The four labeled cohorts used a clinical AD diagnosis, per each study’s own protocol (Section 2.1), while Kim/KBASE 2022 (PERMANOVA-only) used amyloid-PET positivity in cognitively normal preclinical participants — a fundamentally different case definition (Note S1) — and even the four labeled cohorts do not share identical diagnostic instruments or thresholds. This heterogeneity can itself contribute to cross-cohort transportability differences independently of microbiome biology, and is not fully separable from technical batch effects here; we do not assume the four cohorts are diagnostically interchangeable.</w:t>
       </w:r>
     </w:p>
     <w:p>
@@ -4119,25 +4070,7 @@
         <w:t xml:space="preserve"> </w:t>
       </w:r>
       <w:r>
-        <w:t xml:space="preserve">Kazakhstan used single-end NovaSeq reads while all other cohorts used paired-end MiSeq 2×300 bp. Single-end reads yield lower taxonomic resolution at equivalent read length due to the absence of overlap-based error correction in DADA2, and different error models were fitted per cohort — a technical asymmetry that cannot be disentangled from biological population differences here.</w:t>
-      </w:r>
-    </w:p>
-    <w:p>
-      <w:pPr>
-        <w:pStyle w:val="BodyText"/>
-      </w:pPr>
-      <w:r>
-        <w:rPr>
-          <w:b/>
-          <w:bCs/>
-        </w:rPr>
-        <w:t xml:space="preserve">Kim/KBASE 2022 excluded from supervised analyses:</w:t>
-      </w:r>
-      <w:r>
-        <w:t xml:space="preserve"> </w:t>
-      </w:r>
-      <w:r>
-        <w:t xml:space="preserve">Per-sample amyloid-PET diagnosis labels are IRB-restricted. This cohort (78 participants; 18 amyloid-positive preclinical AD, 60 CN) contributed only to PERMANOVA variance decomposition.</w:t>
+        <w:t xml:space="preserve">Kazakhstan used single-end NovaSeq reads while all other cohorts used paired-end MiSeq 2×300 bp, yielding lower taxonomic resolution and different fitted error models — a technical asymmetry not disentangled from biological population differences here.</w:t>
       </w:r>
     </w:p>
     <w:p>
@@ -4155,7 +4088,7 @@
         <w:t xml:space="preserve"> </w:t>
       </w:r>
       <w:r>
-        <w:t xml:space="preserve">Three of the four labeled cohorts are Chinese, so the cross-cohort experiment is primarily a China-internal transfer (Zhuang ↔ Ling ↔ Zhu 2022) plus transfer to/from a single Central Asian cohort. A more geographically balanced design — North American, European, African populations — would be needed to generalize the conclusions further.</w:t>
+        <w:t xml:space="preserve">Three of the four labeled cohorts are Chinese, so the cross-cohort experiment is primarily a China-internal transfer (Zhuang ↔ Ling ↔ Zhu 2022) plus transfer to/from a single Central Asian cohort. A more geographically balanced design would be needed to generalize the conclusions further.</w:t>
       </w:r>
     </w:p>
     <w:p>
@@ -4185,13 +4118,238 @@
           <w:b/>
           <w:bCs/>
         </w:rPr>
-        <w:t xml:space="preserve">Global genus-selection feature universe:</w:t>
-      </w:r>
-      <w:r>
-        <w:t xml:space="preserve"> </w:t>
-      </w:r>
-      <w:r>
-        <w:t xml:space="preserve">The 396-genus feature set (Section 2.2) was selected using ≥20% prevalence pooled across all five cohorts, so the eventual held-out cohort in every LOCO/pairwise experiment contributed prevalence information. A training-only sensitivity analysis (Section 2.5.1, Section 3.3), run under the same prespecified</w:t>
+        <w:t xml:space="preserve">Zhu 2022’s near-perfect within-cohort AUC cannot be attributed to biology over a technical confound.</w:t>
+      </w:r>
+      <w:r>
+        <w:t xml:space="preserve"> </w:t>
+      </w:r>
+      <w:r>
+        <w:t xml:space="preserve">A sequencing-metadata field is exactly collinear with diagnosis in this cohort, statistically unresolvable from the available data (Section 4.3; Supplementary Table S14, Note S4); this does not extend to the LOCO or pairwise-transfer results, which involve classifiers trained on other cohorts.</w:t>
+      </w:r>
+    </w:p>
+    <w:p>
+      <w:pPr>
+        <w:pStyle w:val="BodyText"/>
+      </w:pPr>
+      <w:r>
+        <w:rPr>
+          <w:b/>
+          <w:bCs/>
+        </w:rPr>
+        <w:t xml:space="preserve">Modest per-cohort sample sizes limit precision.</w:t>
+      </w:r>
+      <w:r>
+        <w:t xml:space="preserve"> </w:t>
+      </w:r>
+      <w:r>
+        <w:t xml:space="preserve">Cohorts range from n=60 (Zhu 2022) to n=171 (Ling 2020), reflected in wide 95% CIs throughout (Tables 2–3, Supplementary Table S1) and in four of eight within-cohort-vs-LOCO differences not reaching formal significance despite a consistent direction. We report confidence intervals rather than a retrospective observed-power calculation, which would add no information beyond them; a non-significant comparison should be read as imprecise, not as evidence of no true difference.</w:t>
+      </w:r>
+    </w:p>
+    <w:p>
+      <w:pPr>
+        <w:pStyle w:val="BodyText"/>
+      </w:pPr>
+      <w:r>
+        <w:rPr>
+          <w:b/>
+          <w:bCs/>
+        </w:rPr>
+        <w:t xml:space="preserve">Common (fixed) genus universe retained for secondary descriptive/harmonization analyses.</w:t>
+      </w:r>
+      <w:r>
+        <w:t xml:space="preserve"> </w:t>
+      </w:r>
+      <w:r>
+        <w:t xml:space="preserve">Batch correction, SHAP/coefficient-stability, and PERMANOVA use the fixed 396-genus schema rather than the primary training-only pipeline (Section 2.5.1), because those analyses require one common feature space across cohorts; they should be interpreted only for their own descriptive/harmonization question, not as generalization estimates. The two pipelines agree closely for within-cohort/LOCO AUC (Supplementary Table S4) but disagree materially for one pairwise-transfer cell (Supplementary Table S1), disclosed rather than smoothed over (Section 3.3).</w:t>
+      </w:r>
+    </w:p>
+    <w:p>
+      <w:pPr>
+        <w:pStyle w:val="BodyText"/>
+      </w:pPr>
+      <w:r>
+        <w:rPr>
+          <w:b/>
+          <w:bCs/>
+        </w:rPr>
+        <w:t xml:space="preserve">PERMANOVA cannot decompose cohort into technical and biological sources, and the cohort-versus-diagnosis disparity is sensitive to which cohorts are compared.</w:t>
+      </w:r>
+      <w:r>
+        <w:t xml:space="preserve"> </w:t>
+      </w:r>
+      <w:r>
+        <w:t xml:space="preserve">“Cohort”</w:t>
+      </w:r>
+      <w:r>
+        <w:t xml:space="preserve"> </w:t>
+      </w:r>
+      <w:r>
+        <w:t xml:space="preserve">here is a composite variable bundling sequencing platform, library preparation, recruitment site, diagnostic ascertainment, and unmeasured dietary/lifestyle differences that PERMANOVA and betadisper cannot separate (Section 2.6). As shown in Section 3.4, the ~12-fold disparity across all four labeled cohorts fell to ~2.6-fold when restricted to the three more technically comparable Chinese paired-end MiSeq cohorts, so this ratio depends substantially on which cohorts are compared; readers should not extrapolate the ~12-fold figure elsewhere.</w:t>
+      </w:r>
+    </w:p>
+    <w:p>
+      <w:pPr>
+        <w:pStyle w:val="BodyText"/>
+      </w:pPr>
+      <w:r>
+        <w:rPr>
+          <w:b/>
+          <w:bCs/>
+        </w:rPr>
+        <w:t xml:space="preserve">Multiple comparisons are handled differently across analyses, by design.</w:t>
+      </w:r>
+      <w:r>
+        <w:t xml:space="preserve"> </w:t>
+      </w:r>
+      <w:r>
+        <w:t xml:space="preserve">We distinguish, and do not apply one blanket correction across, three categories: (1)</w:t>
+      </w:r>
+      <w:r>
+        <w:t xml:space="preserve"> </w:t>
+      </w:r>
+      <w:r>
+        <w:rPr>
+          <w:b/>
+          <w:bCs/>
+        </w:rPr>
+        <w:t xml:space="preserve">explicit multiplicity-corrected tests</w:t>
+      </w:r>
+      <w:r>
+        <w:t xml:space="preserve"> </w:t>
+      </w:r>
+      <w:r>
+        <w:t xml:space="preserve">— the 10 pairwise beta-dispersion comparisons (Holm/BH; Section 2.6, Table S12); (2)</w:t>
+      </w:r>
+      <w:r>
+        <w:t xml:space="preserve"> </w:t>
+      </w:r>
+      <w:r>
+        <w:rPr>
+          <w:b/>
+          <w:bCs/>
+        </w:rPr>
+        <w:t xml:space="preserve">empirical-null significance tests</w:t>
+      </w:r>
+      <w:r>
+        <w:t xml:space="preserve">, each a single pre-specified comparison against a purpose-built permutation null (Jaccard overlap, Section 2.8, Tables S7/S13; Zhu 2022 label permutation, Section 2.4.1, Table S9), not a multiple-comparisons family; and (3)</w:t>
+      </w:r>
+      <w:r>
+        <w:t xml:space="preserve"> </w:t>
+      </w:r>
+      <w:r>
+        <w:rPr>
+          <w:b/>
+          <w:bCs/>
+        </w:rPr>
+        <w:t xml:space="preserve">descriptive, non-inferential screens</w:t>
+      </w:r>
+      <w:r>
+        <w:t xml:space="preserve"> </w:t>
+      </w:r>
+      <w:r>
+        <w:t xml:space="preserve">— the coefficient-sign-stability screen (Section 2.8, Section 4.4), which receives no p-value or multiplicity correction because its 10 outer-CV folds are not independent replications. A blanket correction across all three would be inapplicable to category 3 and would not change any category-2 conclusion; we instead state which category each result belongs to.</w:t>
+      </w:r>
+    </w:p>
+    <w:p>
+      <w:pPr>
+        <w:pStyle w:val="BodyText"/>
+      </w:pPr>
+      <w:r>
+        <w:rPr>
+          <w:b/>
+          <w:bCs/>
+        </w:rPr>
+        <w:t xml:space="preserve">Jaccard overlap significance depends on the null model chosen, and one finding reverses.</w:t>
+      </w:r>
+      <w:r>
+        <w:t xml:space="preserve"> </w:t>
+      </w:r>
+      <w:r>
+        <w:t xml:space="preserve">LightGBM’s cross-cohort top-predictor overlap was significant under a shared-genus-pool null but not under a per-cohort prevalence-restricted null (Section 3.6); we report both rather than the more favorable one. Logistic regression’s overlap was significant under both nulls and is the more robust finding.</w:t>
+      </w:r>
+    </w:p>
+    <w:p>
+      <w:pPr>
+        <w:pStyle w:val="BodyText"/>
+      </w:pPr>
+      <w:r>
+        <w:rPr>
+          <w:b/>
+          <w:bCs/>
+        </w:rPr>
+        <w:t xml:space="preserve">Batch correction: two designs, both transductive, neither prospective.</w:t>
+      </w:r>
+      <w:r>
+        <w:t xml:space="preserve"> </w:t>
+      </w:r>
+      <w:r>
+        <w:t xml:space="preserve">Both the label-blind (primary) and label-informed (exploratory) designs (Section 2.7) estimate batch-effect parameters using the eventual held-out cohort’s own feature values, and neither should be extrapolated to prospective deployment. The label-informed design’s results (including the severe Kazakhstan collapse under label-informed ComBat-seq, Section 3.5) should not be read as evidence about batch correction’s effect on biological signal in general, being substantially confounded by the design itself (Section 4.2).</w:t>
+      </w:r>
+    </w:p>
+    <w:p>
+      <w:pPr>
+        <w:pStyle w:val="BodyText"/>
+      </w:pPr>
+      <w:r>
+        <w:rPr>
+          <w:b/>
+          <w:bCs/>
+        </w:rPr>
+        <w:t xml:space="preserve">Repeated cross-validation is a fold-stability check, not independent replication</w:t>
+      </w:r>
+      <w:r>
+        <w:t xml:space="preserve"> </w:t>
+      </w:r>
+      <w:r>
+        <w:t xml:space="preserve">(Section 2.4.1; see the technical-confounding bullet above for what it cannot establish). Separately, the formal paired bootstrap (Section 2.5.2, Section 3.3) found four of eight cohort–model pairs (Zhuang 2018 and Kazakhstan, both models) did not reach a 95% CI excluding zero despite all eight showing the same-signed drop — one more non-significant pair than under the common-universe pipeline (Supplementary Table S10).</w:t>
+      </w:r>
+    </w:p>
+    <w:p>
+      <w:pPr>
+        <w:pStyle w:val="BodyText"/>
+      </w:pPr>
+      <w:r>
+        <w:rPr>
+          <w:b/>
+          <w:bCs/>
+        </w:rPr>
+        <w:t xml:space="preserve">Cross-sectional design:</w:t>
+      </w:r>
+      <w:r>
+        <w:t xml:space="preserve"> </w:t>
+      </w:r>
+      <w:r>
+        <w:t xml:space="preserve">causal inference about microbiome–AD relationships is not supported; all language refers to associations and predictive performance.</w:t>
+      </w:r>
+    </w:p>
+    <w:p>
+      <w:pPr>
+        <w:pStyle w:val="BodyText"/>
+      </w:pPr>
+      <w:r>
+        <w:rPr>
+          <w:b/>
+          <w:bCs/>
+        </w:rPr>
+        <w:t xml:space="preserve">SHAP and coefficient-direction interpretability:</w:t>
+      </w:r>
+      <w:r>
+        <w:t xml:space="preserve"> </w:t>
+      </w:r>
+      <w:r>
+        <w:t xml:space="preserve">Logistic-regression direction is defined from the fitted coefficient sign, not mean signed SHAP, and is conditional on L2 regularization (below) and CLR-feature collinearity — the eight genera meeting the stability screen are empirical patterns for follow-up, not confirmed mechanistic findings (Sections 2.8, 4.4). LightGBM has no coefficient-like direction and receives no screen; LOCO SHAP values remain importance rankings only, with no assigned direction.</w:t>
+      </w:r>
+    </w:p>
+    <w:p>
+      <w:pPr>
+        <w:pStyle w:val="BodyText"/>
+      </w:pPr>
+      <w:r>
+        <w:rPr>
+          <w:b/>
+          <w:bCs/>
+        </w:rPr>
+        <w:t xml:space="preserve">Logistic regression models use L2 (ridge), not elastic-net, regularization:</w:t>
       </w:r>
       <w:r>
         <w:t xml:space="preserve"> </w:t>
@@ -4200,154 +4358,25 @@
         <w:rPr>
           <w:rStyle w:val="VerbatimChar"/>
         </w:rPr>
-        <w:t xml:space="preserve">random_state=42</w:t>
-      </w:r>
-      <w:r>
-        <w:t xml:space="preserve"> </w:t>
-      </w:r>
-      <w:r>
-        <w:t xml:space="preserve">partition used throughout, re-derived genus selection independently within every split and found LOCO AUC changed by at most 0.066 — the generalization-failure conclusion is not an artifact of this design — but global selection remains a methodological limitation in principle, and we recommend training-only feature selection as the default for future cross-cohort microbiome classifier studies. Repeated cross-validation with multiple seeds was not performed for this sensitivity analysis, so 0.066 is a single-partition estimate, not one adjusted for fold-assignment variability.</w:t>
-      </w:r>
-    </w:p>
-    <w:p>
-      <w:pPr>
-        <w:pStyle w:val="BodyText"/>
-      </w:pPr>
-      <w:r>
-        <w:rPr>
-          <w:b/>
-          <w:bCs/>
-        </w:rPr>
-        <w:t xml:space="preserve">PERMANOVA cannot decompose cohort into technical and biological sources, and the cohort-versus-diagnosis disparity is sensitive to which cohorts are compared.</w:t>
-      </w:r>
-      <w:r>
-        <w:t xml:space="preserve"> </w:t>
-      </w:r>
-      <w:r>
-        <w:t xml:space="preserve">“Cohort”</w:t>
-      </w:r>
-      <w:r>
-        <w:t xml:space="preserve"> </w:t>
-      </w:r>
-      <w:r>
-        <w:t xml:space="preserve">here is a composite variable bundling sequencing platform, library preparation, recruitment site, diagnostic ascertainment, and unmeasured dietary/lifestyle differences that PERMANOVA and betadisper cannot separate (Section 2.6). As shown in Section 3.4, the ~12-fold disparity across all four labeled cohorts fell to ~2.6-fold when restricted to the three more technically comparable Chinese paired-end MiSeq cohorts, so this ratio depends substantially on which cohorts are compared; readers should not extrapolate the ~12-fold figure elsewhere.</w:t>
-      </w:r>
-    </w:p>
-    <w:p>
-      <w:pPr>
-        <w:pStyle w:val="BodyText"/>
-      </w:pPr>
-      <w:r>
-        <w:rPr>
-          <w:b/>
-          <w:bCs/>
-        </w:rPr>
-        <w:t xml:space="preserve">Jaccard overlap significance depends on the null model chosen, and one finding reverses.</w:t>
-      </w:r>
-      <w:r>
-        <w:t xml:space="preserve"> </w:t>
-      </w:r>
-      <w:r>
-        <w:t xml:space="preserve">As shown in Section 3.6, LightGBM’s cross-cohort top-predictor overlap was significant at N=20/50 (not N=10) under a shared-genus-pool null but not significant at any tested N under a per-cohort prevalence-restricted null; we report both rather than selecting whichever supports a stronger claim. Logistic regression’s overlap was significant under both nulls at all tested N and is the more robust finding.</w:t>
-      </w:r>
-    </w:p>
-    <w:p>
-      <w:pPr>
-        <w:pStyle w:val="BodyText"/>
-      </w:pPr>
-      <w:r>
-        <w:rPr>
-          <w:b/>
-          <w:bCs/>
-        </w:rPr>
-        <w:t xml:space="preserve">Batch correction: two designs, both transductive, neither prospective.</w:t>
-      </w:r>
-      <w:r>
-        <w:t xml:space="preserve"> </w:t>
-      </w:r>
-      <w:r>
-        <w:t xml:space="preserve">As detailed in Section 2.7, both the label-blind (primary) and label-informed (exploratory) designs estimate batch-effect parameters using the eventual held-out cohort’s own feature values and cohort membership, and neither should be extrapolated to prospective deployment. The label-informed design additionally uses every sample’s true diagnosis label and is retained only as an exploratory sensitivity; its results (including the severe Kazakhstan collapse under label-informed ComBat-seq, Section 3.5) should not be read as evidence about batch correction’s effect on biological signal in general, being substantially confounded by the design itself (Section 4.2).</w:t>
-      </w:r>
-    </w:p>
-    <w:p>
-      <w:pPr>
-        <w:pStyle w:val="BodyText"/>
-      </w:pPr>
-      <w:r>
-        <w:rPr>
-          <w:b/>
-          <w:bCs/>
-        </w:rPr>
-        <w:t xml:space="preserve">Repeated cross-validation is a fold-stability check, not independent replication; three of eight within-cohort-vs-LOCO comparisons are not formally significant.</w:t>
-      </w:r>
-      <w:r>
-        <w:t xml:space="preserve"> </w:t>
-      </w:r>
-      <w:r>
-        <w:t xml:space="preserve">The 50-repetition repeated nested-CV analysis for Zhu 2022 (Section 2.4.1, Section 3.2) uses the same 60 participants every repetition, quantifying sensitivity to fold assignment, not sampling variability across independent samples; the label-permutation test in that section formally tests whether observed AUC exceeds chance. Separately, the formal paired bootstrap test of within-cohort-vs-LOCO differences (Section 2.5.2, Section 3.3) found three of eight cohort–model pairs (Zhuang 2018, both models; Kazakhstan LightGBM) did not reach a 95% CI excluding zero, despite all eight showing the same-signed drop — we report this rather than treating the aggregate mean drop as equally well-supported for every pair.</w:t>
-      </w:r>
-    </w:p>
-    <w:p>
-      <w:pPr>
-        <w:pStyle w:val="BodyText"/>
-      </w:pPr>
-      <w:r>
-        <w:rPr>
-          <w:b/>
-          <w:bCs/>
-        </w:rPr>
-        <w:t xml:space="preserve">Cross-sectional design and observational data:</w:t>
-      </w:r>
-      <w:r>
-        <w:t xml:space="preserve"> </w:t>
-      </w:r>
-      <w:r>
-        <w:t xml:space="preserve">All cohorts used cross-sectional sampling; causal inference about microbiome–AD relationships is not supported, and all language throughout refers to associations and predictive performance, not causal effects.</w:t>
-      </w:r>
-    </w:p>
-    <w:p>
-      <w:pPr>
-        <w:pStyle w:val="BodyText"/>
-      </w:pPr>
-      <w:r>
-        <w:rPr>
-          <w:b/>
-          <w:bCs/>
-        </w:rPr>
-        <w:t xml:space="preserve">SHAP and coefficient-direction interpretability limitations:</w:t>
-      </w:r>
-      <w:r>
-        <w:t xml:space="preserve"> </w:t>
-      </w:r>
-      <w:r>
-        <w:t xml:space="preserve">As detailed in Sections 2.8 and 4.4, logistic-regression direction is defined from the fitted coefficient sign, not mean signed SHAP, and is conditional on L2 regularization (see below) and CLR-feature collinearity, not a direct estimate of biological association, significance, or causal direction. The ≥8/10-fold coefficient-sign-stability screen remains descriptive rather than a formal hypothesis test — the 10 outer-CV folds are not independent replications, and we apply no multiplicity correction or per-taxon p-value — so the eight genera meeting it should be treated as empirical patterns for targeted, covariate-adjusted, independently-replicated follow-up, not confirmed mechanistic findings. LightGBM has no coefficient-like global direction and receives no directional screen. All LOCO SHAP values (either model) remain feature-importance rankings only, with no assigned cross-cohort direction, since the LOCO SHAP background and evaluation set come from systematically different populations, confounding sign with raw cross-cohort compositional differences.</w:t>
-      </w:r>
-    </w:p>
-    <w:p>
-      <w:pPr>
-        <w:pStyle w:val="BodyText"/>
-      </w:pPr>
-      <w:r>
-        <w:rPr>
-          <w:b/>
-          <w:bCs/>
-        </w:rPr>
-        <w:t xml:space="preserve">Logistic regression models use L2 (ridge), not elastic-net, regularization:</w:t>
-      </w:r>
-      <w:r>
-        <w:t xml:space="preserve"> </w:t>
-      </w:r>
-      <w:r>
-        <w:t xml:space="preserve">The logistic-regression models throughout (</w:t>
+        <w:t xml:space="preserve">solver="saga"</w:t>
+      </w:r>
+      <w:r>
+        <w:t xml:space="preserve"> </w:t>
+      </w:r>
+      <w:r>
+        <w:t xml:space="preserve">uses</w:t>
+      </w:r>
+      <w:r>
+        <w:t xml:space="preserve"> </w:t>
       </w:r>
       <w:r>
         <w:rPr>
           <w:rStyle w:val="VerbatimChar"/>
         </w:rPr>
-        <w:t xml:space="preserve">solver="saga"</w:t>
-      </w:r>
-      <w:r>
-        <w:t xml:space="preserve">) use</w:t>
+        <w:t xml:space="preserve">penalty="l2"</w:t>
+      </w:r>
+      <w:r>
+        <w:t xml:space="preserve">; the configured</w:t>
       </w:r>
       <w:r>
         <w:t xml:space="preserve"> </w:t>
@@ -4356,37 +4385,13 @@
         <w:rPr>
           <w:rStyle w:val="VerbatimChar"/>
         </w:rPr>
-        <w:t xml:space="preserve">penalty="l2"</w:t>
-      </w:r>
-      <w:r>
-        <w:t xml:space="preserve">, not</w:t>
-      </w:r>
-      <w:r>
-        <w:t xml:space="preserve"> </w:t>
-      </w:r>
-      <w:r>
-        <w:rPr>
-          <w:rStyle w:val="VerbatimChar"/>
-        </w:rPr>
-        <w:t xml:space="preserve">"elasticnet"</w:t>
-      </w:r>
-      <w:r>
-        <w:t xml:space="preserve">; an</w:t>
-      </w:r>
-      <w:r>
-        <w:t xml:space="preserve"> </w:t>
-      </w:r>
-      <w:r>
-        <w:rPr>
-          <w:rStyle w:val="VerbatimChar"/>
-        </w:rPr>
         <w:t xml:space="preserve">l1_ratio</w:t>
       </w:r>
       <w:r>
         <w:t xml:space="preserve"> </w:t>
       </w:r>
       <w:r>
-        <w:t xml:space="preserve">parameter is present in the estimator configuration but silently ignored by scikit-learn under the L2 penalty. Consequently, essentially no fitted coefficient is exactly zero in the coefficient-stability analysis (Section 2.8), since L2 regularization does not perform the sparse variable selection that elastic-net or L1 penalties would.</w:t>
+        <w:t xml:space="preserve">has no effect under L2. Essentially no fitted coefficient is exactly zero in the coefficient-stability analysis (Section 2.8), since L2 does not perform the sparse selection elastic-net or L1 would.</w:t>
       </w:r>
     </w:p>
     <w:p>
@@ -4412,7 +4417,7 @@
         <w:pStyle w:val="FirstParagraph"/>
       </w:pPr>
       <w:r>
-        <w:t xml:space="preserve">We conducted a systematic cross-cohort generalization evaluation of gut microbiome-based Alzheimer’s disease classifiers spanning five independent cohorts from three countries. Within-cohort classifiers achieved AUC-ROC of 0.633–0.998, consistent with published reports; the near-perfect Zhu 2022 result was stable across 50 repeated cross-validation partitions (mean AUC=0.9955 logistic regression, 0.9760 LightGBM) and distinguishable from a label-permutation null. LOCO AUC fell to 0.504–0.813 — a mean drop of 0.176 (logistic regression) and 0.146 (LightGBM); a formal paired bootstrap supported this drop for five of eight cohort–model pairs, with the remaining three showing the same direction without reaching formal significance at this sample size (Section 3.3). This pattern was robust to a strict training-only re-derivation of feature selection (LOCO AUC changed by at most 0.066). Batch correction under a label-blind design left mean LOCO AUC essentially unchanged (within 0.007 AUC for both methods/models) without recovering transferability; an exploratory label-informed design (which cannot estimate prospective performance) produced large, cohort-specific degradation attributable substantially to the design itself rather than the correction algorithms. PERMANOVA showed cohort identity explained substantially more compositional variance than disease status (marginal R²: 0.172 vs. 0.014, ~12-fold, across the four labeled cohorts) — not decomposable by PERMANOVA into technical and biological sources, and not by itself explaining the batch-correction results — falling to ~2.6-fold (R²=0.059 vs. 0.023) restricted to three more technically comparable cohorts, with pairwise dispersion driven predominantly by one cohort. A cohort-identity classifier achieved macro-AUC=0.9917, indicating strong cohort structure in the feature space, and generalization failure persisted across all three prespecified cohort-exclusion sensitivity configurations. Out-of-fold SHAP analysis found low taxon overlap between cohort-specific predictive signatures (mean Jaccard 0.135 logistic regression, 0.058 LightGBM); logistic regression overlap remained significant under both a matched-statistic and a prevalence-restricted null, while LightGBM was significant only under the shared-pool null — a genuine reversal, reported as such. Using a pre-specified descriptive coefficient-sign-stability screen, eight genera showed opposite, stable fitted-coefficient direction across cohorts for logistic regression; no comparable screen applies to LightGBM. These findings demonstrate substantial cross-cohort generalization limitations among the evaluated 16S datasets, and the two batch-correction methods tested under label-blind design did not recover transferability. Multi-cohort harmonized prospective studies and prospective cross-cohort validation are needed before microbiome-based AD biomarkers can achieve clinical utility.</w:t>
+        <w:t xml:space="preserve">We conducted a systematic cross-cohort generalization evaluation of gut microbiome-based Alzheimer’s disease classifiers spanning four labeled cohorts, with a fifth (Kim/KBASE 2022) contributing only to unsupervised compositional analyses. Using strict training-only genus selection as the primary classifier-performance pipeline (Section 2.5.1), within-cohort classifiers achieved AUC-ROC of 0.611–0.996; the near-perfect Zhu 2022 result withstood fold-stability and label-permutation checks, though a technical-metadata confound cannot be excluded (Section 4.3). LOCO AUC fell to 0.506–0.812 (mean drop 0.170 logistic regression, 0.133 LightGBM), formally supported for four of eight cohort–model pairs (Section 3.3), and was closely consistent with a fixed common-universe reference retained for secondary analyses, with one pairwise-transfer exception disclosed rather than smoothed over (Kazakhstan→Ling 2020, LightGBM: 0.58→0.44). Batch correction under a label-blind design left mean LOCO AUC essentially unchanged (within 0.007 AUC) without recovering transferability; an exploratory label-informed design, which cannot estimate prospective performance, produced large, cohort-specific degradation attributable substantially to the design itself. PERMANOVA showed cohort identity explained substantially more compositional variance than disease status (marginal R²: 0.172 vs. 0.014, ~12-fold), falling to ~2.6-fold restricted to three more technically comparable cohorts — not decomposable into technical and biological sources, and not by itself explaining the batch-correction results. A cohort-identity classifier achieved macro-AUC=0.9917, and generalization failure persisted across all cohort-exclusion sensitivity configurations. SHAP analysis found low cross-cohort taxon overlap (mean Jaccard 0.135 logistic regression, 0.058 LightGBM), significant for logistic regression under both null models but for LightGBM only under the less conservative one — a reversal reported as such. A pre-specified coefficient-sign-stability screen identified eight logistic-regression genera with opposite, stable direction across cohorts; no comparable screen applies to LightGBM. These findings demonstrate substantial cross-cohort generalization limitations among the evaluated 16S datasets, and that the two batch-correction methods tested under label-blind design did not recover transferability. Multi-cohort harmonized and prospective cross-cohort validation studies are needed before microbiome-based AD biomarkers can achieve clinical utility.</w:t>
       </w:r>
     </w:p>
     <w:p>
@@ -5971,7 +5976,7 @@
         <w:t xml:space="preserve"> </w:t>
       </w:r>
       <w:r>
-        <w:t xml:space="preserve">Within-cohort nested cross-validation performance (10-fold outer, 5-fold inner CV).</w:t>
+        <w:t xml:space="preserve">Within-cohort nested cross-validation performance under strict training-only genus selection (10-fold outer, 5-fold inner CV; primary analysis, Section 2.5.1).</w:t>
       </w:r>
     </w:p>
     <w:tbl>
@@ -5982,14 +5987,15 @@
         <w:tblLook w:firstRow="1" w:lastRow="0" w:firstColumn="0" w:lastColumn="0" w:noHBand="0" w:noVBand="0" w:val="0020"/>
       </w:tblPr>
       <w:tblGrid>
-        <w:gridCol w:w="990"/>
-        <w:gridCol w:w="990"/>
-        <w:gridCol w:w="990"/>
-        <w:gridCol w:w="990"/>
-        <w:gridCol w:w="990"/>
-        <w:gridCol w:w="990"/>
-        <w:gridCol w:w="990"/>
-        <w:gridCol w:w="990"/>
+        <w:gridCol w:w="879"/>
+        <w:gridCol w:w="879"/>
+        <w:gridCol w:w="879"/>
+        <w:gridCol w:w="879"/>
+        <w:gridCol w:w="879"/>
+        <w:gridCol w:w="879"/>
+        <w:gridCol w:w="879"/>
+        <w:gridCol w:w="879"/>
+        <w:gridCol w:w="879"/>
       </w:tblGrid>
       <w:tr>
         <w:trPr>
@@ -6079,6 +6085,17 @@
               <w:pStyle w:val="Compact"/>
             </w:pPr>
             <w:r>
+              <w:t xml:space="preserve">N Genera (Range)</w:t>
+            </w:r>
+          </w:p>
+        </w:tc>
+        <w:tc>
+          <w:tcPr/>
+          <w:p>
+            <w:pPr>
+              <w:pStyle w:val="Compact"/>
+            </w:pPr>
+            <w:r>
               <w:t xml:space="preserve">Originally Reported AUC</w:t>
             </w:r>
           </w:p>
@@ -6125,40 +6142,51 @@
               <w:pStyle w:val="Compact"/>
             </w:pPr>
             <w:r>
-              <w:t xml:space="preserve">0.633</w:t>
-            </w:r>
-          </w:p>
-        </w:tc>
-        <w:tc>
-          <w:tcPr/>
-          <w:p>
-            <w:pPr>
-              <w:pStyle w:val="Compact"/>
-            </w:pPr>
-            <w:r>
-              <w:t xml:space="preserve">[0.51–0.75]</w:t>
-            </w:r>
-          </w:p>
-        </w:tc>
-        <w:tc>
-          <w:tcPr/>
-          <w:p>
-            <w:pPr>
-              <w:pStyle w:val="Compact"/>
-            </w:pPr>
-            <w:r>
-              <w:t xml:space="preserve">0.814</w:t>
-            </w:r>
-          </w:p>
-        </w:tc>
-        <w:tc>
-          <w:tcPr/>
-          <w:p>
-            <w:pPr>
-              <w:pStyle w:val="Compact"/>
-            </w:pPr>
-            <w:r>
-              <w:t xml:space="preserve">0.512</w:t>
+              <w:t xml:space="preserve">0.665</w:t>
+            </w:r>
+          </w:p>
+        </w:tc>
+        <w:tc>
+          <w:tcPr/>
+          <w:p>
+            <w:pPr>
+              <w:pStyle w:val="Compact"/>
+            </w:pPr>
+            <w:r>
+              <w:t xml:space="preserve">[0.55–0.78]</w:t>
+            </w:r>
+          </w:p>
+        </w:tc>
+        <w:tc>
+          <w:tcPr/>
+          <w:p>
+            <w:pPr>
+              <w:pStyle w:val="Compact"/>
+            </w:pPr>
+            <w:r>
+              <w:t xml:space="preserve">0.767</w:t>
+            </w:r>
+          </w:p>
+        </w:tc>
+        <w:tc>
+          <w:tcPr/>
+          <w:p>
+            <w:pPr>
+              <w:pStyle w:val="Compact"/>
+            </w:pPr>
+            <w:r>
+              <w:t xml:space="preserve">0.581</w:t>
+            </w:r>
+          </w:p>
+        </w:tc>
+        <w:tc>
+          <w:tcPr/>
+          <w:p>
+            <w:pPr>
+              <w:pStyle w:val="Compact"/>
+            </w:pPr>
+            <w:r>
+              <w:t xml:space="preserve">129–132</w:t>
             </w:r>
           </w:p>
         </w:tc>
@@ -6215,40 +6243,51 @@
               <w:pStyle w:val="Compact"/>
             </w:pPr>
             <w:r>
-              <w:t xml:space="preserve">0.635</w:t>
-            </w:r>
-          </w:p>
-        </w:tc>
-        <w:tc>
-          <w:tcPr/>
-          <w:p>
-            <w:pPr>
-              <w:pStyle w:val="Compact"/>
-            </w:pPr>
-            <w:r>
-              <w:t xml:space="preserve">[0.52–0.75]</w:t>
-            </w:r>
-          </w:p>
-        </w:tc>
-        <w:tc>
-          <w:tcPr/>
-          <w:p>
-            <w:pPr>
-              <w:pStyle w:val="Compact"/>
-            </w:pPr>
-            <w:r>
-              <w:t xml:space="preserve">0.884</w:t>
-            </w:r>
-          </w:p>
-        </w:tc>
-        <w:tc>
-          <w:tcPr/>
-          <w:p>
-            <w:pPr>
-              <w:pStyle w:val="Compact"/>
-            </w:pPr>
-            <w:r>
-              <w:t xml:space="preserve">0.442</w:t>
+              <w:t xml:space="preserve">0.673</w:t>
+            </w:r>
+          </w:p>
+        </w:tc>
+        <w:tc>
+          <w:tcPr/>
+          <w:p>
+            <w:pPr>
+              <w:pStyle w:val="Compact"/>
+            </w:pPr>
+            <w:r>
+              <w:t xml:space="preserve">[0.56–0.78]</w:t>
+            </w:r>
+          </w:p>
+        </w:tc>
+        <w:tc>
+          <w:tcPr/>
+          <w:p>
+            <w:pPr>
+              <w:pStyle w:val="Compact"/>
+            </w:pPr>
+            <w:r>
+              <w:t xml:space="preserve">0.721</w:t>
+            </w:r>
+          </w:p>
+        </w:tc>
+        <w:tc>
+          <w:tcPr/>
+          <w:p>
+            <w:pPr>
+              <w:pStyle w:val="Compact"/>
+            </w:pPr>
+            <w:r>
+              <w:t xml:space="preserve">0.628</w:t>
+            </w:r>
+          </w:p>
+        </w:tc>
+        <w:tc>
+          <w:tcPr/>
+          <w:p>
+            <w:pPr>
+              <w:pStyle w:val="Compact"/>
+            </w:pPr>
+            <w:r>
+              <w:t xml:space="preserve">129–132</w:t>
             </w:r>
           </w:p>
         </w:tc>
@@ -6305,40 +6344,51 @@
               <w:pStyle w:val="Compact"/>
             </w:pPr>
             <w:r>
-              <w:t xml:space="preserve">0.865</w:t>
-            </w:r>
-          </w:p>
-        </w:tc>
-        <w:tc>
-          <w:tcPr/>
-          <w:p>
-            <w:pPr>
-              <w:pStyle w:val="Compact"/>
-            </w:pPr>
-            <w:r>
-              <w:t xml:space="preserve">[0.81–0.92]</w:t>
-            </w:r>
-          </w:p>
-        </w:tc>
-        <w:tc>
-          <w:tcPr/>
-          <w:p>
-            <w:pPr>
-              <w:pStyle w:val="Compact"/>
-            </w:pPr>
-            <w:r>
-              <w:t xml:space="preserve">0.780</w:t>
-            </w:r>
-          </w:p>
-        </w:tc>
-        <w:tc>
-          <w:tcPr/>
-          <w:p>
-            <w:pPr>
-              <w:pStyle w:val="Compact"/>
-            </w:pPr>
-            <w:r>
-              <w:t xml:space="preserve">0.859</w:t>
+              <w:t xml:space="preserve">0.890</w:t>
+            </w:r>
+          </w:p>
+        </w:tc>
+        <w:tc>
+          <w:tcPr/>
+          <w:p>
+            <w:pPr>
+              <w:pStyle w:val="Compact"/>
+            </w:pPr>
+            <w:r>
+              <w:t xml:space="preserve">[0.84–0.93]</w:t>
+            </w:r>
+          </w:p>
+        </w:tc>
+        <w:tc>
+          <w:tcPr/>
+          <w:p>
+            <w:pPr>
+              <w:pStyle w:val="Compact"/>
+            </w:pPr>
+            <w:r>
+              <w:t xml:space="preserve">0.750</w:t>
+            </w:r>
+          </w:p>
+        </w:tc>
+        <w:tc>
+          <w:tcPr/>
+          <w:p>
+            <w:pPr>
+              <w:pStyle w:val="Compact"/>
+            </w:pPr>
+            <w:r>
+              <w:t xml:space="preserve">0.944</w:t>
+            </w:r>
+          </w:p>
+        </w:tc>
+        <w:tc>
+          <w:tcPr/>
+          <w:p>
+            <w:pPr>
+              <w:pStyle w:val="Compact"/>
+            </w:pPr>
+            <w:r>
+              <w:t xml:space="preserve">125–129</w:t>
             </w:r>
           </w:p>
         </w:tc>
@@ -6395,40 +6445,51 @@
               <w:pStyle w:val="Compact"/>
             </w:pPr>
             <w:r>
-              <w:t xml:space="preserve">0.862</w:t>
-            </w:r>
-          </w:p>
-        </w:tc>
-        <w:tc>
-          <w:tcPr/>
-          <w:p>
-            <w:pPr>
-              <w:pStyle w:val="Compact"/>
-            </w:pPr>
-            <w:r>
-              <w:t xml:space="preserve">[0.80–0.91]</w:t>
-            </w:r>
-          </w:p>
-        </w:tc>
-        <w:tc>
-          <w:tcPr/>
-          <w:p>
-            <w:pPr>
-              <w:pStyle w:val="Compact"/>
-            </w:pPr>
-            <w:r>
-              <w:t xml:space="preserve">0.740</w:t>
-            </w:r>
-          </w:p>
-        </w:tc>
-        <w:tc>
-          <w:tcPr/>
-          <w:p>
-            <w:pPr>
-              <w:pStyle w:val="Compact"/>
-            </w:pPr>
-            <w:r>
-              <w:t xml:space="preserve">0.887</w:t>
+              <w:t xml:space="preserve">0.842</w:t>
+            </w:r>
+          </w:p>
+        </w:tc>
+        <w:tc>
+          <w:tcPr/>
+          <w:p>
+            <w:pPr>
+              <w:pStyle w:val="Compact"/>
+            </w:pPr>
+            <w:r>
+              <w:t xml:space="preserve">[0.78–0.90]</w:t>
+            </w:r>
+          </w:p>
+        </w:tc>
+        <w:tc>
+          <w:tcPr/>
+          <w:p>
+            <w:pPr>
+              <w:pStyle w:val="Compact"/>
+            </w:pPr>
+            <w:r>
+              <w:t xml:space="preserve">0.720</w:t>
+            </w:r>
+          </w:p>
+        </w:tc>
+        <w:tc>
+          <w:tcPr/>
+          <w:p>
+            <w:pPr>
+              <w:pStyle w:val="Compact"/>
+            </w:pPr>
+            <w:r>
+              <w:t xml:space="preserve">0.930</w:t>
+            </w:r>
+          </w:p>
+        </w:tc>
+        <w:tc>
+          <w:tcPr/>
+          <w:p>
+            <w:pPr>
+              <w:pStyle w:val="Compact"/>
+            </w:pPr>
+            <w:r>
+              <w:t xml:space="preserve">125–129</w:t>
             </w:r>
           </w:p>
         </w:tc>
@@ -6485,29 +6546,29 @@
               <w:pStyle w:val="Compact"/>
             </w:pPr>
             <w:r>
-              <w:t xml:space="preserve">0.998</w:t>
-            </w:r>
-          </w:p>
-        </w:tc>
-        <w:tc>
-          <w:tcPr/>
-          <w:p>
-            <w:pPr>
-              <w:pStyle w:val="Compact"/>
-            </w:pPr>
-            <w:r>
-              <w:t xml:space="preserve">[0.99–1.00]</w:t>
-            </w:r>
-          </w:p>
-        </w:tc>
-        <w:tc>
-          <w:tcPr/>
-          <w:p>
-            <w:pPr>
-              <w:pStyle w:val="Compact"/>
-            </w:pPr>
-            <w:r>
-              <w:t xml:space="preserve">0.967</w:t>
+              <w:t xml:space="preserve">0.996</w:t>
+            </w:r>
+          </w:p>
+        </w:tc>
+        <w:tc>
+          <w:tcPr/>
+          <w:p>
+            <w:pPr>
+              <w:pStyle w:val="Compact"/>
+            </w:pPr>
+            <w:r>
+              <w:t xml:space="preserve">[0.98–1.00]</w:t>
+            </w:r>
+          </w:p>
+        </w:tc>
+        <w:tc>
+          <w:tcPr/>
+          <w:p>
+            <w:pPr>
+              <w:pStyle w:val="Compact"/>
+            </w:pPr>
+            <w:r>
+              <w:t xml:space="preserve">0.933</w:t>
             </w:r>
           </w:p>
         </w:tc>
@@ -6519,6 +6580,17 @@
             </w:pPr>
             <w:r>
               <w:t xml:space="preserve">1.000</w:t>
+            </w:r>
+          </w:p>
+        </w:tc>
+        <w:tc>
+          <w:tcPr/>
+          <w:p>
+            <w:pPr>
+              <w:pStyle w:val="Compact"/>
+            </w:pPr>
+            <w:r>
+              <w:t xml:space="preserve">112–119</w:t>
             </w:r>
           </w:p>
         </w:tc>
@@ -6575,40 +6647,51 @@
               <w:pStyle w:val="Compact"/>
             </w:pPr>
             <w:r>
-              <w:t xml:space="preserve">0.979</w:t>
-            </w:r>
-          </w:p>
-        </w:tc>
-        <w:tc>
-          <w:tcPr/>
-          <w:p>
-            <w:pPr>
-              <w:pStyle w:val="Compact"/>
-            </w:pPr>
-            <w:r>
-              <w:t xml:space="preserve">[0.94–1.00]</w:t>
-            </w:r>
-          </w:p>
-        </w:tc>
-        <w:tc>
-          <w:tcPr/>
-          <w:p>
-            <w:pPr>
-              <w:pStyle w:val="Compact"/>
-            </w:pPr>
-            <w:r>
-              <w:t xml:space="preserve">0.900</w:t>
-            </w:r>
-          </w:p>
-        </w:tc>
-        <w:tc>
-          <w:tcPr/>
-          <w:p>
-            <w:pPr>
-              <w:pStyle w:val="Compact"/>
-            </w:pPr>
-            <w:r>
-              <w:t xml:space="preserve">1.000</w:t>
+              <w:t xml:space="preserve">0.970</w:t>
+            </w:r>
+          </w:p>
+        </w:tc>
+        <w:tc>
+          <w:tcPr/>
+          <w:p>
+            <w:pPr>
+              <w:pStyle w:val="Compact"/>
+            </w:pPr>
+            <w:r>
+              <w:t xml:space="preserve">[0.93–1.00]</w:t>
+            </w:r>
+          </w:p>
+        </w:tc>
+        <w:tc>
+          <w:tcPr/>
+          <w:p>
+            <w:pPr>
+              <w:pStyle w:val="Compact"/>
+            </w:pPr>
+            <w:r>
+              <w:t xml:space="preserve">0.933</w:t>
+            </w:r>
+          </w:p>
+        </w:tc>
+        <w:tc>
+          <w:tcPr/>
+          <w:p>
+            <w:pPr>
+              <w:pStyle w:val="Compact"/>
+            </w:pPr>
+            <w:r>
+              <w:t xml:space="preserve">0.933</w:t>
+            </w:r>
+          </w:p>
+        </w:tc>
+        <w:tc>
+          <w:tcPr/>
+          <w:p>
+            <w:pPr>
+              <w:pStyle w:val="Compact"/>
+            </w:pPr>
+            <w:r>
+              <w:t xml:space="preserve">112–119</w:t>
             </w:r>
           </w:p>
         </w:tc>
@@ -6665,40 +6748,51 @@
               <w:pStyle w:val="Compact"/>
             </w:pPr>
             <w:r>
-              <w:t xml:space="preserve">0.766</w:t>
-            </w:r>
-          </w:p>
-        </w:tc>
-        <w:tc>
-          <w:tcPr/>
-          <w:p>
-            <w:pPr>
-              <w:pStyle w:val="Compact"/>
-            </w:pPr>
-            <w:r>
-              <w:t xml:space="preserve">[0.66–0.86]</w:t>
-            </w:r>
-          </w:p>
-        </w:tc>
-        <w:tc>
-          <w:tcPr/>
-          <w:p>
-            <w:pPr>
-              <w:pStyle w:val="Compact"/>
-            </w:pPr>
-            <w:r>
-              <w:t xml:space="preserve">0.829</w:t>
-            </w:r>
-          </w:p>
-        </w:tc>
-        <w:tc>
-          <w:tcPr/>
-          <w:p>
-            <w:pPr>
-              <w:pStyle w:val="Compact"/>
-            </w:pPr>
-            <w:r>
-              <w:t xml:space="preserve">0.605</w:t>
+              <w:t xml:space="preserve">0.737</w:t>
+            </w:r>
+          </w:p>
+        </w:tc>
+        <w:tc>
+          <w:tcPr/>
+          <w:p>
+            <w:pPr>
+              <w:pStyle w:val="Compact"/>
+            </w:pPr>
+            <w:r>
+              <w:t xml:space="preserve">[0.62–0.84]</w:t>
+            </w:r>
+          </w:p>
+        </w:tc>
+        <w:tc>
+          <w:tcPr/>
+          <w:p>
+            <w:pPr>
+              <w:pStyle w:val="Compact"/>
+            </w:pPr>
+            <w:r>
+              <w:t xml:space="preserve">0.732</w:t>
+            </w:r>
+          </w:p>
+        </w:tc>
+        <w:tc>
+          <w:tcPr/>
+          <w:p>
+            <w:pPr>
+              <w:pStyle w:val="Compact"/>
+            </w:pPr>
+            <w:r>
+              <w:t xml:space="preserve">0.744</w:t>
+            </w:r>
+          </w:p>
+        </w:tc>
+        <w:tc>
+          <w:tcPr/>
+          <w:p>
+            <w:pPr>
+              <w:pStyle w:val="Compact"/>
+            </w:pPr>
+            <w:r>
+              <w:t xml:space="preserve">342–361</w:t>
             </w:r>
           </w:p>
         </w:tc>
@@ -6755,40 +6849,51 @@
               <w:pStyle w:val="Compact"/>
             </w:pPr>
             <w:r>
-              <w:t xml:space="preserve">0.694</w:t>
-            </w:r>
-          </w:p>
-        </w:tc>
-        <w:tc>
-          <w:tcPr/>
-          <w:p>
-            <w:pPr>
-              <w:pStyle w:val="Compact"/>
-            </w:pPr>
-            <w:r>
-              <w:t xml:space="preserve">[0.57–0.80]</w:t>
-            </w:r>
-          </w:p>
-        </w:tc>
-        <w:tc>
-          <w:tcPr/>
-          <w:p>
-            <w:pPr>
-              <w:pStyle w:val="Compact"/>
-            </w:pPr>
-            <w:r>
-              <w:t xml:space="preserve">0.610</w:t>
-            </w:r>
-          </w:p>
-        </w:tc>
-        <w:tc>
-          <w:tcPr/>
-          <w:p>
-            <w:pPr>
-              <w:pStyle w:val="Compact"/>
-            </w:pPr>
-            <w:r>
-              <w:t xml:space="preserve">0.767</w:t>
+              <w:t xml:space="preserve">0.611</w:t>
+            </w:r>
+          </w:p>
+        </w:tc>
+        <w:tc>
+          <w:tcPr/>
+          <w:p>
+            <w:pPr>
+              <w:pStyle w:val="Compact"/>
+            </w:pPr>
+            <w:r>
+              <w:t xml:space="preserve">[0.49–0.73]</w:t>
+            </w:r>
+          </w:p>
+        </w:tc>
+        <w:tc>
+          <w:tcPr/>
+          <w:p>
+            <w:pPr>
+              <w:pStyle w:val="Compact"/>
+            </w:pPr>
+            <w:r>
+              <w:t xml:space="preserve">0.415</w:t>
+            </w:r>
+          </w:p>
+        </w:tc>
+        <w:tc>
+          <w:tcPr/>
+          <w:p>
+            <w:pPr>
+              <w:pStyle w:val="Compact"/>
+            </w:pPr>
+            <w:r>
+              <w:t xml:space="preserve">0.814</w:t>
+            </w:r>
+          </w:p>
+        </w:tc>
+        <w:tc>
+          <w:tcPr/>
+          <w:p>
+            <w:pPr>
+              <w:pStyle w:val="Compact"/>
+            </w:pPr>
+            <w:r>
+              <w:t xml:space="preserve">342–361</w:t>
             </w:r>
           </w:p>
         </w:tc>
@@ -6810,7 +6915,19 @@
         <w:pStyle w:val="BodyText"/>
       </w:pPr>
       <w:r>
-        <w:t xml:space="preserve">N=60 for Zhu 2022 binary analysis (30 AD + 30 CN fecal samples; MCI and blood samples excluded). Originally reported AUC values are approximate, derived from the primary publications using the best-performing classifier reported; direct numerical comparison is limited by differences in cohort subset, model type, and validation design. All 95% CIs in this table use the diagnosis-stratified, participant-level bootstrap of Section 2.5.2 (10,000 replicates), which states which other tables/figures use this procedure versus the original 1,000-resample bootstrap.</w:t>
+        <w:t xml:space="preserve">N=60 for Zhu 2022 binary analysis (30 AD + 30 CN fecal samples; MCI and blood samples excluded). Genus selection was re-derived independently within every one of the 10 outer folds, using only that fold’s training-side samples (Section 2.5.1);</w:t>
+      </w:r>
+      <w:r>
+        <w:t xml:space="preserve"> </w:t>
+      </w:r>
+      <w:r>
+        <w:t xml:space="preserve">“N Genera (Range)”</w:t>
+      </w:r>
+      <w:r>
+        <w:t xml:space="preserve"> </w:t>
+      </w:r>
+      <w:r>
+        <w:t xml:space="preserve">gives the min–max retained-genus count across those 10 folds, versus 396 under the fixed common-universe schema (Table S4). Originally reported AUC values are approximate, derived from the primary publications using the best-performing classifier reported; direct numerical comparison is limited by differences in cohort subset, model type, and validation design. All 95% CIs in this table use the diagnosis-stratified, participant-level paired bootstrap of Section 2.5.2 (10,000 replicates), applied to these training-only out-of-fold predictions. The corresponding common-universe (fixed 396-genus) reference values are given in Supplementary Table S4.</w:t>
       </w:r>
     </w:p>
     <w:p>
@@ -6828,7 +6945,7 @@
         <w:t xml:space="preserve"> </w:t>
       </w:r>
       <w:r>
-        <w:t xml:space="preserve">LOCO cross-cohort AUC-ROC versus within-cohort nested CV baseline.</w:t>
+        <w:t xml:space="preserve">LOCO cross-cohort AUC-ROC versus within-cohort nested CV baseline, both under strict training-only genus selection (primary analysis, Section 2.5.1).</w:t>
       </w:r>
     </w:p>
     <w:tbl>
@@ -6947,18 +7064,18 @@
               <w:pStyle w:val="Compact"/>
             </w:pPr>
             <w:r>
-              <w:t xml:space="preserve">0.633</w:t>
-            </w:r>
-          </w:p>
-        </w:tc>
-        <w:tc>
-          <w:tcPr/>
-          <w:p>
-            <w:pPr>
-              <w:pStyle w:val="Compact"/>
-            </w:pPr>
-            <w:r>
-              <w:t xml:space="preserve">0.504</w:t>
+              <w:t xml:space="preserve">0.665</w:t>
+            </w:r>
+          </w:p>
+        </w:tc>
+        <w:tc>
+          <w:tcPr/>
+          <w:p>
+            <w:pPr>
+              <w:pStyle w:val="Compact"/>
+            </w:pPr>
+            <w:r>
+              <w:t xml:space="preserve">0.506</w:t>
             </w:r>
           </w:p>
         </w:tc>
@@ -6980,7 +7097,7 @@
               <w:pStyle w:val="Compact"/>
             </w:pPr>
             <w:r>
-              <w:t xml:space="preserve">0.129</w:t>
+              <w:t xml:space="preserve">0.159</w:t>
             </w:r>
           </w:p>
         </w:tc>
@@ -7015,40 +7132,40 @@
               <w:pStyle w:val="Compact"/>
             </w:pPr>
             <w:r>
-              <w:t xml:space="preserve">0.635</w:t>
-            </w:r>
-          </w:p>
-        </w:tc>
-        <w:tc>
-          <w:tcPr/>
-          <w:p>
-            <w:pPr>
-              <w:pStyle w:val="Compact"/>
-            </w:pPr>
-            <w:r>
-              <w:t xml:space="preserve">0.565</w:t>
-            </w:r>
-          </w:p>
-        </w:tc>
-        <w:tc>
-          <w:tcPr/>
-          <w:p>
-            <w:pPr>
-              <w:pStyle w:val="Compact"/>
-            </w:pPr>
-            <w:r>
-              <w:t xml:space="preserve">[0.44–0.69]</w:t>
-            </w:r>
-          </w:p>
-        </w:tc>
-        <w:tc>
-          <w:tcPr/>
-          <w:p>
-            <w:pPr>
-              <w:pStyle w:val="Compact"/>
-            </w:pPr>
-            <w:r>
-              <w:t xml:space="preserve">0.070</w:t>
+              <w:t xml:space="preserve">0.673</w:t>
+            </w:r>
+          </w:p>
+        </w:tc>
+        <w:tc>
+          <w:tcPr/>
+          <w:p>
+            <w:pPr>
+              <w:pStyle w:val="Compact"/>
+            </w:pPr>
+            <w:r>
+              <w:t xml:space="preserve">0.596</w:t>
+            </w:r>
+          </w:p>
+        </w:tc>
+        <w:tc>
+          <w:tcPr/>
+          <w:p>
+            <w:pPr>
+              <w:pStyle w:val="Compact"/>
+            </w:pPr>
+            <w:r>
+              <w:t xml:space="preserve">[0.47–0.72]</w:t>
+            </w:r>
+          </w:p>
+        </w:tc>
+        <w:tc>
+          <w:tcPr/>
+          <w:p>
+            <w:pPr>
+              <w:pStyle w:val="Compact"/>
+            </w:pPr>
+            <w:r>
+              <w:t xml:space="preserve">0.077</w:t>
             </w:r>
           </w:p>
         </w:tc>
@@ -7083,40 +7200,40 @@
               <w:pStyle w:val="Compact"/>
             </w:pPr>
             <w:r>
-              <w:t xml:space="preserve">0.865</w:t>
-            </w:r>
-          </w:p>
-        </w:tc>
-        <w:tc>
-          <w:tcPr/>
-          <w:p>
-            <w:pPr>
-              <w:pStyle w:val="Compact"/>
-            </w:pPr>
-            <w:r>
-              <w:t xml:space="preserve">0.678</w:t>
-            </w:r>
-          </w:p>
-        </w:tc>
-        <w:tc>
-          <w:tcPr/>
-          <w:p>
-            <w:pPr>
-              <w:pStyle w:val="Compact"/>
-            </w:pPr>
-            <w:r>
-              <w:t xml:space="preserve">[0.59–0.75]</w:t>
-            </w:r>
-          </w:p>
-        </w:tc>
-        <w:tc>
-          <w:tcPr/>
-          <w:p>
-            <w:pPr>
-              <w:pStyle w:val="Compact"/>
-            </w:pPr>
-            <w:r>
-              <w:t xml:space="preserve">0.187</w:t>
+              <w:t xml:space="preserve">0.890</w:t>
+            </w:r>
+          </w:p>
+        </w:tc>
+        <w:tc>
+          <w:tcPr/>
+          <w:p>
+            <w:pPr>
+              <w:pStyle w:val="Compact"/>
+            </w:pPr>
+            <w:r>
+              <w:t xml:space="preserve">0.679</w:t>
+            </w:r>
+          </w:p>
+        </w:tc>
+        <w:tc>
+          <w:tcPr/>
+          <w:p>
+            <w:pPr>
+              <w:pStyle w:val="Compact"/>
+            </w:pPr>
+            <w:r>
+              <w:t xml:space="preserve">[0.60–0.76]</w:t>
+            </w:r>
+          </w:p>
+        </w:tc>
+        <w:tc>
+          <w:tcPr/>
+          <w:p>
+            <w:pPr>
+              <w:pStyle w:val="Compact"/>
+            </w:pPr>
+            <w:r>
+              <w:t xml:space="preserve">0.210</w:t>
             </w:r>
           </w:p>
         </w:tc>
@@ -7151,29 +7268,29 @@
               <w:pStyle w:val="Compact"/>
             </w:pPr>
             <w:r>
-              <w:t xml:space="preserve">0.862</w:t>
-            </w:r>
-          </w:p>
-        </w:tc>
-        <w:tc>
-          <w:tcPr/>
-          <w:p>
-            <w:pPr>
-              <w:pStyle w:val="Compact"/>
-            </w:pPr>
-            <w:r>
-              <w:t xml:space="preserve">0.674</w:t>
-            </w:r>
-          </w:p>
-        </w:tc>
-        <w:tc>
-          <w:tcPr/>
-          <w:p>
-            <w:pPr>
-              <w:pStyle w:val="Compact"/>
-            </w:pPr>
-            <w:r>
-              <w:t xml:space="preserve">[0.59–0.75]</w:t>
+              <w:t xml:space="preserve">0.842</w:t>
+            </w:r>
+          </w:p>
+        </w:tc>
+        <w:tc>
+          <w:tcPr/>
+          <w:p>
+            <w:pPr>
+              <w:pStyle w:val="Compact"/>
+            </w:pPr>
+            <w:r>
+              <w:t xml:space="preserve">0.653</w:t>
+            </w:r>
+          </w:p>
+        </w:tc>
+        <w:tc>
+          <w:tcPr/>
+          <w:p>
+            <w:pPr>
+              <w:pStyle w:val="Compact"/>
+            </w:pPr>
+            <w:r>
+              <w:t xml:space="preserve">[0.57–0.73]</w:t>
             </w:r>
           </w:p>
         </w:tc>
@@ -7219,18 +7336,18 @@
               <w:pStyle w:val="Compact"/>
             </w:pPr>
             <w:r>
-              <w:t xml:space="preserve">0.998</w:t>
-            </w:r>
-          </w:p>
-        </w:tc>
-        <w:tc>
-          <w:tcPr/>
-          <w:p>
-            <w:pPr>
-              <w:pStyle w:val="Compact"/>
-            </w:pPr>
-            <w:r>
-              <w:t xml:space="preserve">0.813</w:t>
+              <w:t xml:space="preserve">0.996</w:t>
+            </w:r>
+          </w:p>
+        </w:tc>
+        <w:tc>
+          <w:tcPr/>
+          <w:p>
+            <w:pPr>
+              <w:pStyle w:val="Compact"/>
+            </w:pPr>
+            <w:r>
+              <w:t xml:space="preserve">0.812</w:t>
             </w:r>
           </w:p>
         </w:tc>
@@ -7252,7 +7369,7 @@
               <w:pStyle w:val="Compact"/>
             </w:pPr>
             <w:r>
-              <w:t xml:space="preserve">0.185</w:t>
+              <w:t xml:space="preserve">0.183</w:t>
             </w:r>
           </w:p>
         </w:tc>
@@ -7287,40 +7404,40 @@
               <w:pStyle w:val="Compact"/>
             </w:pPr>
             <w:r>
-              <w:t xml:space="preserve">0.979</w:t>
-            </w:r>
-          </w:p>
-        </w:tc>
-        <w:tc>
-          <w:tcPr/>
-          <w:p>
-            <w:pPr>
-              <w:pStyle w:val="Compact"/>
-            </w:pPr>
-            <w:r>
-              <w:t xml:space="preserve">0.758</w:t>
-            </w:r>
-          </w:p>
-        </w:tc>
-        <w:tc>
-          <w:tcPr/>
-          <w:p>
-            <w:pPr>
-              <w:pStyle w:val="Compact"/>
-            </w:pPr>
-            <w:r>
-              <w:t xml:space="preserve">[0.63–0.87]</w:t>
-            </w:r>
-          </w:p>
-        </w:tc>
-        <w:tc>
-          <w:tcPr/>
-          <w:p>
-            <w:pPr>
-              <w:pStyle w:val="Compact"/>
-            </w:pPr>
-            <w:r>
-              <w:t xml:space="preserve">0.221</w:t>
+              <w:t xml:space="preserve">0.970</w:t>
+            </w:r>
+          </w:p>
+        </w:tc>
+        <w:tc>
+          <w:tcPr/>
+          <w:p>
+            <w:pPr>
+              <w:pStyle w:val="Compact"/>
+            </w:pPr>
+            <w:r>
+              <w:t xml:space="preserve">0.788</w:t>
+            </w:r>
+          </w:p>
+        </w:tc>
+        <w:tc>
+          <w:tcPr/>
+          <w:p>
+            <w:pPr>
+              <w:pStyle w:val="Compact"/>
+            </w:pPr>
+            <w:r>
+              <w:t xml:space="preserve">[0.66–0.89]</w:t>
+            </w:r>
+          </w:p>
+        </w:tc>
+        <w:tc>
+          <w:tcPr/>
+          <w:p>
+            <w:pPr>
+              <w:pStyle w:val="Compact"/>
+            </w:pPr>
+            <w:r>
+              <w:t xml:space="preserve">0.182</w:t>
             </w:r>
           </w:p>
         </w:tc>
@@ -7355,40 +7472,40 @@
               <w:pStyle w:val="Compact"/>
             </w:pPr>
             <w:r>
-              <w:t xml:space="preserve">0.766</w:t>
-            </w:r>
-          </w:p>
-        </w:tc>
-        <w:tc>
-          <w:tcPr/>
-          <w:p>
-            <w:pPr>
-              <w:pStyle w:val="Compact"/>
-            </w:pPr>
-            <w:r>
-              <w:t xml:space="preserve">0.564</w:t>
-            </w:r>
-          </w:p>
-        </w:tc>
-        <w:tc>
-          <w:tcPr/>
-          <w:p>
-            <w:pPr>
-              <w:pStyle w:val="Compact"/>
-            </w:pPr>
-            <w:r>
-              <w:t xml:space="preserve">[0.44–0.69]</w:t>
-            </w:r>
-          </w:p>
-        </w:tc>
-        <w:tc>
-          <w:tcPr/>
-          <w:p>
-            <w:pPr>
-              <w:pStyle w:val="Compact"/>
-            </w:pPr>
-            <w:r>
-              <w:t xml:space="preserve">0.202</w:t>
+              <w:t xml:space="preserve">0.737</w:t>
+            </w:r>
+          </w:p>
+        </w:tc>
+        <w:tc>
+          <w:tcPr/>
+          <w:p>
+            <w:pPr>
+              <w:pStyle w:val="Compact"/>
+            </w:pPr>
+            <w:r>
+              <w:t xml:space="preserve">0.609</w:t>
+            </w:r>
+          </w:p>
+        </w:tc>
+        <w:tc>
+          <w:tcPr/>
+          <w:p>
+            <w:pPr>
+              <w:pStyle w:val="Compact"/>
+            </w:pPr>
+            <w:r>
+              <w:t xml:space="preserve">[0.49–0.73]</w:t>
+            </w:r>
+          </w:p>
+        </w:tc>
+        <w:tc>
+          <w:tcPr/>
+          <w:p>
+            <w:pPr>
+              <w:pStyle w:val="Compact"/>
+            </w:pPr>
+            <w:r>
+              <w:t xml:space="preserve">0.128</w:t>
             </w:r>
           </w:p>
         </w:tc>
@@ -7423,40 +7540,40 @@
               <w:pStyle w:val="Compact"/>
             </w:pPr>
             <w:r>
-              <w:t xml:space="preserve">0.694</w:t>
-            </w:r>
-          </w:p>
-        </w:tc>
-        <w:tc>
-          <w:tcPr/>
-          <w:p>
-            <w:pPr>
-              <w:pStyle w:val="Compact"/>
-            </w:pPr>
-            <w:r>
-              <w:t xml:space="preserve">0.591</w:t>
-            </w:r>
-          </w:p>
-        </w:tc>
-        <w:tc>
-          <w:tcPr/>
-          <w:p>
-            <w:pPr>
-              <w:pStyle w:val="Compact"/>
-            </w:pPr>
-            <w:r>
-              <w:t xml:space="preserve">[0.47–0.71]</w:t>
-            </w:r>
-          </w:p>
-        </w:tc>
-        <w:tc>
-          <w:tcPr/>
-          <w:p>
-            <w:pPr>
-              <w:pStyle w:val="Compact"/>
-            </w:pPr>
-            <w:r>
-              <w:t xml:space="preserve">0.103</w:t>
+              <w:t xml:space="preserve">0.611</w:t>
+            </w:r>
+          </w:p>
+        </w:tc>
+        <w:tc>
+          <w:tcPr/>
+          <w:p>
+            <w:pPr>
+              <w:pStyle w:val="Compact"/>
+            </w:pPr>
+            <w:r>
+              <w:t xml:space="preserve">0.525</w:t>
+            </w:r>
+          </w:p>
+        </w:tc>
+        <w:tc>
+          <w:tcPr/>
+          <w:p>
+            <w:pPr>
+              <w:pStyle w:val="Compact"/>
+            </w:pPr>
+            <w:r>
+              <w:t xml:space="preserve">[0.40–0.65]</w:t>
+            </w:r>
+          </w:p>
+        </w:tc>
+        <w:tc>
+          <w:tcPr/>
+          <w:p>
+            <w:pPr>
+              <w:pStyle w:val="Compact"/>
+            </w:pPr>
+            <w:r>
+              <w:t xml:space="preserve">0.086</w:t>
             </w:r>
           </w:p>
         </w:tc>
@@ -7503,7 +7620,7 @@
                 <w:b/>
                 <w:bCs/>
               </w:rPr>
-              <w:t xml:space="preserve">0.816</w:t>
+              <w:t xml:space="preserve">0.822</w:t>
             </w:r>
           </w:p>
         </w:tc>
@@ -7518,7 +7635,7 @@
                 <w:b/>
                 <w:bCs/>
               </w:rPr>
-              <w:t xml:space="preserve">0.640</w:t>
+              <w:t xml:space="preserve">0.652</w:t>
             </w:r>
           </w:p>
         </w:tc>
@@ -7544,7 +7661,7 @@
                 <w:b/>
                 <w:bCs/>
               </w:rPr>
-              <w:t xml:space="preserve">0.176</w:t>
+              <w:t xml:space="preserve">0.170</w:t>
             </w:r>
           </w:p>
         </w:tc>
@@ -7591,7 +7708,7 @@
                 <w:b/>
                 <w:bCs/>
               </w:rPr>
-              <w:t xml:space="preserve">0.793</w:t>
+              <w:t xml:space="preserve">0.774</w:t>
             </w:r>
           </w:p>
         </w:tc>
@@ -7606,7 +7723,7 @@
                 <w:b/>
                 <w:bCs/>
               </w:rPr>
-              <w:t xml:space="preserve">0.647</w:t>
+              <w:t xml:space="preserve">0.641</w:t>
             </w:r>
           </w:p>
         </w:tc>
@@ -7632,7 +7749,7 @@
                 <w:b/>
                 <w:bCs/>
               </w:rPr>
-              <w:t xml:space="preserve">0.146</w:t>
+              <w:t xml:space="preserve">0.133</w:t>
             </w:r>
           </w:p>
         </w:tc>
@@ -7643,7 +7760,23 @@
         <w:pStyle w:val="BodyText"/>
       </w:pPr>
       <w:r>
-        <w:t xml:space="preserve">Paired-bootstrap significance for the AUC drop (Section 2.5.2; Supplementary Table S10) matches the pattern above: significant for Ling 2020 and Zhu 2022 (both models) and Kazakhstan LogReg; not significant for Zhuang 2018 (both models) or Kazakhstan LGBM.</w:t>
+        <w:t xml:space="preserve">Paired-bootstrap significance for the AUC drop (Section 2.5.2; Supplementary Table S10) gives</w:t>
+      </w:r>
+      <w:r>
+        <w:t xml:space="preserve"> </w:t>
+      </w:r>
+      <w:r>
+        <w:rPr>
+          <w:b/>
+          <w:bCs/>
+        </w:rPr>
+        <w:t xml:space="preserve">4 of 8</w:t>
+      </w:r>
+      <w:r>
+        <w:t xml:space="preserve"> </w:t>
+      </w:r>
+      <w:r>
+        <w:t xml:space="preserve">cohort–model pairs a 95% CI excluding zero (Ling 2020 and Zhu 2022, both models). The common-universe reference analysis gives five of eight, differing only in Kazakhstan LogReg: its delta excludes zero under the common-universe schema (0.201, 95% CI [0.04, 0.36]) but not under training-only selection (0.128, 95% CI [−0.03, 0.28]); full per-pair numbers in Table S10.</w:t>
       </w:r>
     </w:p>
     <w:p>
@@ -7661,7 +7794,7 @@
         <w:t xml:space="preserve"> </w:t>
       </w:r>
       <w:r>
-        <w:t xml:space="preserve">Mean LOCO AUC across four cohorts, by correction design and model.</w:t>
+        <w:t xml:space="preserve">Mean LOCO AUC across four cohorts, by correction design and model (fixed common-universe schema throughout; not the Table 2/3 training-only primary pipeline).</w:t>
       </w:r>
     </w:p>
     <w:tbl>
@@ -8133,7 +8266,7 @@
         <w:t xml:space="preserve">A</w:t>
       </w:r>
       <w:r>
-        <w:t xml:space="preserve">) Overview of the five 16S rRNA amplicon sequencing cohorts assembled for this study, including country of origin, sample size, sequencing mode, 16S variable region, diagnosis label availability, and analytic phases in which each cohort participates. (</w:t>
+        <w:t xml:space="preserve">) Overview of the five 16S rRNA amplicon sequencing cohorts assembled for this study: four with per-sample diagnosis labels supporting supervised classification (Phases 2–3, 5–6) and a fifth (Kim/KBASE 2022) contributing only to unsupervised compositional analysis (Phase 4). Columns give country of origin, sample size, sequencing mode, 16S variable region, diagnosis label availability, and analytic phases in which each cohort participates. (</w:t>
       </w:r>
       <w:r>
         <w:rPr>
@@ -8143,7 +8276,7 @@
         <w:t xml:space="preserve">B</w:t>
       </w:r>
       <w:r>
-        <w:t xml:space="preserve">) Summary of the six-phase analysis pipeline, from DADA2 processing through SHAP feature-importance and logistic-regression coefficient-stability analyses.</w:t>
+        <w:t xml:space="preserve">) Summary of the six-phase analysis pipeline, from DADA2 processing through SHAP feature-importance and logistic-regression coefficient-stability analyses. Phases 2–3 (within-cohort baseline and cross-cohort generalization) use strict training-only genus selection, re-derived independently within every split, as the primary classifier-performance pipeline (Section 2.5.1); Phases 4–6 use the fixed common 396-genus universe (Section 2.2), which those specific analyses require as a single, shared feature space across cohorts.</w:t>
       </w:r>
     </w:p>
     <w:p>
@@ -8161,7 +8294,7 @@
         <w:t xml:space="preserve"> </w:t>
       </w:r>
       <w:r>
-        <w:t xml:space="preserve">Within-cohort classification performance under nested cross-validation (10-fold outer / 5-fold inner CV). Bars show out-of-fold AUC-ROC; error bars represent 95% CIs from the diagnosis-stratified, participant-level bootstrap (10,000 replicates; Section 2.5.2), matching Table 2. Dashed line = chance (AUC = 0.50). LogReg = L2-regularized logistic regression; LGBM = LightGBM.</w:t>
+        <w:t xml:space="preserve">Within-cohort classification performance under nested cross-validation (10-fold outer / 5-fold inner CV), using strict training-only genus selection as the primary classifier-performance pipeline (Section 2.5.1). Bars show out-of-fold AUC-ROC; error bars represent 95% CIs from the diagnosis-stratified, participant-level bootstrap (10,000 replicates; Section 2.5.2), matching Table 2. Dashed line = chance (AUC = 0.50). LogReg = L2-regularized logistic regression; LGBM = LightGBM. Matched values under the fixed common-universe (396-genus) schema are given in Supplementary Table S4.</w:t>
       </w:r>
     </w:p>
     <w:p>
@@ -8179,7 +8312,7 @@
         <w:t xml:space="preserve"> </w:t>
       </w:r>
       <w:r>
-        <w:t xml:space="preserve">Cross-cohort generalization failure. (</w:t>
+        <w:t xml:space="preserve">Cross-cohort generalization limitations, using strict training-only genus selection as the primary classifier-performance pipeline (Section 2.5.1). (</w:t>
       </w:r>
       <w:r>
         <w:rPr>
@@ -8212,7 +8345,7 @@
         <w:t xml:space="preserve">C</w:t>
       </w:r>
       <w:r>
-        <w:t xml:space="preserve">) Pairwise single-cohort-train / single-cohort-test AUC heatmaps for logistic regression and LightGBM respectively. Diagonal (within-cohort) values are omitted; colour scale: red = lower AUC, green = higher AUC.</w:t>
+        <w:t xml:space="preserve">) Pairwise single-cohort-train / single-cohort-test AUC heatmaps for logistic regression and LightGBM respectively. Diagonal (within-cohort) values are omitted; colour scale: red = lower AUC, green = higher AUC. Matched values under the fixed common-universe (396-genus) schema are given in Supplementary Table S1; one cell (Kazakhstan→Ling 2020, LightGBM) differs materially between the two pipelines (0.58 vs. 0.44) and is discussed in Section 3.3.</w:t>
       </w:r>
     </w:p>
     <w:p>

--- a/manuscript/draft.docx
+++ b/manuscript/draft.docx
@@ -156,7 +156,7 @@
         <w:pStyle w:val="FirstParagraph"/>
       </w:pPr>
       <w:r>
-        <w:t xml:space="preserve">Gut microbiome dysbiosis has been proposed as an Alzheimer’s disease (AD) biomarker, but the transportability of microbiome classifiers across independent cohorts remains uncertain. We reprocessed five public 16S rRNA cohorts (509 samples; China, Kazakhstan, South Korea) with a common DADA2/genus-level pipeline and evaluated logistic regression and LightGBM classifiers using nested within-cohort cross-validation, leave-one-cohort-out (LOCO) transfer, pairwise transfer, PERMANOVA, batch adjustment, and out-of-fold SHAP analyses. Within four labeled cohorts, using strict training-only genus selection as the primary classifier-performance pipeline (Section 2.5.1), within-cohort AUC-ROC ranged from 0.611 to 0.996. The near-perfect Zhu 2022 result was stable across 50 repeated nested-CV partitions and exceeded a 1,000-permutation label null (p=0.000999), though a technical-metadata confound cannot be excluded (Section 4.3). In LOCO evaluation, AUC ranged from 0.506 to 0.812 (mean decreases of 0.170 logistic regression, 0.133 LightGBM); paired bootstrap intervals excluded zero for four of eight cohort-model differences. This pipeline agreed closely with a fixed common-universe reference retained for secondary analyses (max |Δ|=0.066), though one pairwise-transfer cell changed materially (Kazakhstan→Ling 2020, LightGBM: 0.58→0.44), reported without smoothing. In the four-cohort marginal PERMANOVA model, cohort-associated compositional variation exceeded diagnosis-associated variation (R²=0.172 vs. 0.014), decreasing to 0.059 vs. 0.023 when restricted to three more technically comparable Chinese paired-end MiSeq cohorts; dispersion differed significantly among cohorts. Label-blind transductive ComBat-seq and MMUPHin adjustment changed mean LOCO AUC by at most 0.007 and did not recover transferability. Cross-cohort overlap of top predictive taxa was low: logistic-regression overlap remained above a prevalence-restricted null, LightGBM did not. A descriptive coefficient-stability screen identified eight logistic-regression genera with opposite, stable fitted-coefficient directions across cohorts. These findings demonstrate substantial, heterogeneous cross-cohort generalization limitations among the evaluated public 16S datasets, and show the two tested batch-adjustment methods did not restore transferability. Prospective validation in larger, geographically and technically diverse cohorts is needed before microbiome-based AD classifiers can be considered clinically actionable.</w:t>
+        <w:t xml:space="preserve">Gut microbiome dysbiosis has been proposed as an Alzheimer’s disease (AD) biomarker, but the transportability of microbiome classifiers across independent cohorts remains uncertain. We reprocessed five public 16S rRNA cohorts (509 samples; China, Kazakhstan, South Korea) with a common DADA2/genus-level pipeline and evaluated logistic regression and LightGBM classifiers using nested within-cohort cross-validation, leave-one-cohort-out (LOCO) transfer, pairwise transfer, PERMANOVA, batch adjustment, and out-of-fold SHAP analyses. Within four labeled cohorts, using strict training-only genus selection as the primary classifier-performance pipeline (Section 2.5.1), within-cohort AUC-ROC ranged from 0.611 to 0.996. The near-perfect Zhu 2022 result was stable across 50 repeated nested-CV partitions and exceeded a 1,000-permutation label null (p=0.000999), though a technical-metadata confound cannot be excluded (Section 4.3). In LOCO evaluation, AUC ranged from 0.506 to 0.812 (mean decreases of 0.170 logistic regression, 0.133 LightGBM); paired bootstrap intervals excluded zero for four of eight cohort-model differences. LOCO estimates agreed closely with a fixed common-universe reference retained for secondary analyses (max |Δ|=0.066), though one pairwise-transfer cell changed materially (Kazakhstan→Ling 2020, LightGBM: 0.58→0.44), reported without smoothing. In the four-cohort marginal PERMANOVA model, cohort-associated compositional variation exceeded diagnosis-associated variation (R²=0.172 vs. 0.014), decreasing to 0.059 vs. 0.023 when restricted to three more technically comparable Chinese paired-end MiSeq cohorts; dispersion differed significantly among cohorts. Label-blind transductive ComBat-seq and MMUPHin adjustment changed mean LOCO AUC by at most 0.007 and did not recover transferability. Cross-cohort overlap of top predictive taxa was low: logistic-regression overlap remained above a prevalence-restricted null, LightGBM did not. A descriptive coefficient-stability screen identified eight logistic-regression genera with opposite, stable fitted-coefficient directions across cohorts. These findings demonstrate substantial, heterogeneous cross-cohort generalization limitations among the evaluated public 16S datasets, and show that, under the tested label-blind transductive design, the two batch-adjustment methods did not restore transferability. Prospective validation in larger, geographically and technically diverse cohorts is needed before microbiome-based AD classifiers can be considered clinically actionable.</w:t>
       </w:r>
     </w:p>
     <w:p>
@@ -4417,7 +4417,7 @@
         <w:pStyle w:val="FirstParagraph"/>
       </w:pPr>
       <w:r>
-        <w:t xml:space="preserve">We conducted a systematic cross-cohort generalization evaluation of gut microbiome-based Alzheimer’s disease classifiers spanning four labeled cohorts, with a fifth (Kim/KBASE 2022) contributing only to unsupervised compositional analyses. Using strict training-only genus selection as the primary classifier-performance pipeline (Section 2.5.1), within-cohort classifiers achieved AUC-ROC of 0.611–0.996; the near-perfect Zhu 2022 result withstood fold-stability and label-permutation checks, though a technical-metadata confound cannot be excluded (Section 4.3). LOCO AUC fell to 0.506–0.812 (mean drop 0.170 logistic regression, 0.133 LightGBM), formally supported for four of eight cohort–model pairs (Section 3.3), and was closely consistent with a fixed common-universe reference retained for secondary analyses, with one pairwise-transfer exception disclosed rather than smoothed over (Kazakhstan→Ling 2020, LightGBM: 0.58→0.44). Batch correction under a label-blind design left mean LOCO AUC essentially unchanged (within 0.007 AUC) without recovering transferability; an exploratory label-informed design, which cannot estimate prospective performance, produced large, cohort-specific degradation attributable substantially to the design itself. PERMANOVA showed cohort identity explained substantially more compositional variance than disease status (marginal R²: 0.172 vs. 0.014, ~12-fold), falling to ~2.6-fold restricted to three more technically comparable cohorts — not decomposable into technical and biological sources, and not by itself explaining the batch-correction results. A cohort-identity classifier achieved macro-AUC=0.9917, and generalization failure persisted across all cohort-exclusion sensitivity configurations. SHAP analysis found low cross-cohort taxon overlap (mean Jaccard 0.135 logistic regression, 0.058 LightGBM), significant for logistic regression under both null models but for LightGBM only under the less conservative one — a reversal reported as such. A pre-specified coefficient-sign-stability screen identified eight logistic-regression genera with opposite, stable direction across cohorts; no comparable screen applies to LightGBM. These findings demonstrate substantial cross-cohort generalization limitations among the evaluated 16S datasets, and that the two batch-correction methods tested under label-blind design did not recover transferability. Multi-cohort harmonized and prospective cross-cohort validation studies are needed before microbiome-based AD biomarkers can achieve clinical utility.</w:t>
+        <w:t xml:space="preserve">We conducted a systematic cross-cohort generalization evaluation of gut microbiome-based Alzheimer’s disease classifiers spanning four labeled cohorts, with a fifth (Kim/KBASE 2022) contributing only to unsupervised compositional analyses. Using strict training-only genus selection as the primary classifier-performance pipeline (Section 2.5.1), within-cohort classifiers achieved AUC-ROC of 0.611–0.996; the near-perfect Zhu 2022 result withstood fold-stability and label-permutation checks, though a technical-metadata confound cannot be excluded (Section 4.3). LOCO AUC fell to 0.506–0.812 (mean drop 0.170 logistic regression, 0.133 LightGBM), formally supported for four of eight cohort–model pairs (Section 3.3), and was closely consistent with a fixed common-universe reference retained for secondary analyses, with one pairwise-transfer exception disclosed rather than smoothed over (Kazakhstan→Ling 2020, LightGBM: 0.58→0.44). Batch correction under a label-blind design left mean LOCO AUC essentially unchanged (within 0.007 AUC) without recovering transferability; an exploratory label-informed design, which cannot estimate prospective performance, produced large, cohort-specific degradation attributable substantially to the design itself. PERMANOVA showed cohort identity explained substantially more compositional variance than disease status (marginal R²: 0.172 vs. 0.014, ~12-fold), falling to ~2.6-fold restricted to three more technically comparable cohorts — not decomposable into technical and biological sources, and not by itself explaining the batch-correction results. A cohort-identity classifier achieved macro-AUC=0.9917, and generalization failure persisted across all cohort-exclusion sensitivity configurations. SHAP analysis found low cross-cohort taxon overlap (mean Jaccard 0.135 logistic regression, 0.058 LightGBM), significant for logistic regression under both null models but for LightGBM only under the less conservative one — a reversal reported as such. A pre-specified coefficient-sign-stability screen identified eight logistic-regression genera with opposite, stable direction across cohorts; no comparable screen applies to LightGBM. These findings demonstrate substantial cross-cohort generalization limitations among the evaluated 16S datasets, and that the two batch-correction methods tested under the label-blind transductive design did not recover transferability. Multi-cohort harmonized and prospective cross-cohort validation studies are needed before microbiome-based AD biomarkers can achieve clinical utility.</w:t>
       </w:r>
     </w:p>
     <w:p>
